--- a/report/Rapport_triazole_Leman_TD.docx
+++ b/report/Rapport_triazole_Leman_TD.docx
@@ -1,6 +1,6 @@
 
 <file path=word/document.xml><?xml version="1.0" encoding="utf-8"?>
-<w:document xmlns:wpc="http://schemas.microsoft.com/office/word/2010/wordprocessingCanvas" xmlns:cx="http://schemas.microsoft.com/office/drawing/2014/chartex" xmlns:cx1="http://schemas.microsoft.com/office/drawing/2015/9/8/chartex" xmlns:cx2="http://schemas.microsoft.com/office/drawing/2015/10/21/chartex" xmlns:cx3="http://schemas.microsoft.com/office/drawing/2016/5/9/chartex" xmlns:cx4="http://schemas.microsoft.com/office/drawing/2016/5/10/chartex" xmlns:cx5="http://schemas.microsoft.com/office/drawing/2016/5/11/chartex" xmlns:cx6="http://schemas.microsoft.com/office/drawing/2016/5/12/chartex" xmlns:cx7="http://schemas.microsoft.com/office/drawing/2016/5/13/chartex" xmlns:cx8="http://schemas.microsoft.com/office/drawing/2016/5/14/chartex" xmlns:mc="http://schemas.openxmlformats.org/markup-compatibility/2006" xmlns:m="http://schemas.openxmlformats.org/officeDocument/2006/math" xmlns:aink="http://schemas.microsoft.com/office/drawing/2016/ink" xmlns:am3d="http://schemas.microsoft.com/office/drawing/2017/model3d" xmlns:oel="http://schemas.microsoft.com/office/2019/extlst" xmlns:r="http://schemas.openxmlformats.org/officeDocument/2006/relationships" xmlns:wp14="http://schemas.microsoft.com/office/word/2010/wordprocessingDrawing" xmlns:wp="http://schemas.openxmlformats.org/drawingml/2006/wordprocessingDrawing" xmlns:wpg="http://schemas.microsoft.com/office/word/2010/wordprocessingGroup" xmlns:wpi="http://schemas.microsoft.com/office/word/2010/wordprocessingInk" xmlns:wps="http://schemas.microsoft.com/office/word/2010/wordprocessingShape" xmlns:o="urn:schemas-microsoft-com:office:office" xmlns:v="urn:schemas-microsoft-com:vml" xmlns:w10="urn:schemas-microsoft-com:office:word" xmlns:w="http://schemas.openxmlformats.org/wordprocessingml/2006/main" xmlns:w14="http://schemas.microsoft.com/office/word/2010/wordml" xmlns:w15="http://schemas.microsoft.com/office/word/2012/wordml" xmlns:w16cei="http://schemas.microsoft.com/office/word/2026/wordml/cei" xmlns:w16cex="http://schemas.microsoft.com/office/word/2018/wordml/cex" xmlns:w16cid="http://schemas.microsoft.com/office/word/2016/wordml/cid" xmlns:w16="http://schemas.microsoft.com/office/word/2018/wordml" xmlns:w16sdtdh="http://schemas.microsoft.com/office/word/2020/wordml/sdtdatahash" xmlns:w16sdtfl="http://schemas.microsoft.com/office/word/2024/wordml/sdtformatlock" xmlns:w16se="http://schemas.microsoft.com/office/word/2015/wordml/symex" xmlns:w16du="http://schemas.microsoft.com/office/word/2023/wordml/word16du" xmlns:wne="http://schemas.microsoft.com/office/word/2006/wordml" mc:Ignorable="w14 w15 w16se w16cid w16 w16cex w16sdtdh w16sdtfl w16du wp14">
+<w:document xmlns:wpc="http://schemas.microsoft.com/office/word/2010/wordprocessingCanvas" xmlns:cx="http://schemas.microsoft.com/office/drawing/2014/chartex" xmlns:cx1="http://schemas.microsoft.com/office/drawing/2015/9/8/chartex" xmlns:cx2="http://schemas.microsoft.com/office/drawing/2015/10/21/chartex" xmlns:cx3="http://schemas.microsoft.com/office/drawing/2016/5/9/chartex" xmlns:cx4="http://schemas.microsoft.com/office/drawing/2016/5/10/chartex" xmlns:cx5="http://schemas.microsoft.com/office/drawing/2016/5/11/chartex" xmlns:cx6="http://schemas.microsoft.com/office/drawing/2016/5/12/chartex" xmlns:cx7="http://schemas.microsoft.com/office/drawing/2016/5/13/chartex" xmlns:cx8="http://schemas.microsoft.com/office/drawing/2016/5/14/chartex" xmlns:mc="http://schemas.openxmlformats.org/markup-compatibility/2006" xmlns:aink="http://schemas.microsoft.com/office/drawing/2016/ink" xmlns:am3d="http://schemas.microsoft.com/office/drawing/2017/model3d" xmlns:o="urn:schemas-microsoft-com:office:office" xmlns:oel="http://schemas.microsoft.com/office/2019/extlst" xmlns:r="http://schemas.openxmlformats.org/officeDocument/2006/relationships" xmlns:m="http://schemas.openxmlformats.org/officeDocument/2006/math" xmlns:v="urn:schemas-microsoft-com:vml" xmlns:wp14="http://schemas.microsoft.com/office/word/2010/wordprocessingDrawing" xmlns:wp="http://schemas.openxmlformats.org/drawingml/2006/wordprocessingDrawing" xmlns:w10="urn:schemas-microsoft-com:office:word" xmlns:w="http://schemas.openxmlformats.org/wordprocessingml/2006/main" xmlns:w14="http://schemas.microsoft.com/office/word/2010/wordml" xmlns:w15="http://schemas.microsoft.com/office/word/2012/wordml" xmlns:w16cei="http://schemas.microsoft.com/office/word/2026/wordml/cei" xmlns:w16cex="http://schemas.microsoft.com/office/word/2018/wordml/cex" xmlns:w16cid="http://schemas.microsoft.com/office/word/2016/wordml/cid" xmlns:w16="http://schemas.microsoft.com/office/word/2018/wordml" xmlns:w16du="http://schemas.microsoft.com/office/word/2023/wordml/word16du" xmlns:w16sdtdh="http://schemas.microsoft.com/office/word/2020/wordml/sdtdatahash" xmlns:w16sdtfl="http://schemas.microsoft.com/office/word/2024/wordml/sdtformatlock" xmlns:w16se="http://schemas.microsoft.com/office/word/2015/wordml/symex" xmlns:wpg="http://schemas.microsoft.com/office/word/2010/wordprocessingGroup" xmlns:wpi="http://schemas.microsoft.com/office/word/2010/wordprocessingInk" xmlns:wne="http://schemas.microsoft.com/office/word/2006/wordml" xmlns:wps="http://schemas.microsoft.com/office/word/2010/wordprocessingShape" mc:Ignorable="w14 w15 w16se w16cid w16 w16cex w16sdtdh w16sdtfl w16du wp14">
   <w:body>
     <w:p>
       <w:pPr>
@@ -210,13 +210,55 @@
         <w:jc w:val="both"/>
       </w:pPr>
       <w:r>
-        <w:t>Durant l'été 2025, du 1,2,4-triazole a été détecté dans l'eau potable du Léman à ~0,7 µg/l, au-delà de la valeur de précaution fédérale de 0,1 µg/l (</w:t>
-      </w:r>
-      <w:r>
-        <w:t>SOURCE</w:t>
-      </w:r>
-      <w:r>
-        <w:t>). Les analyses désignent le site chimique de Monthey (Syngenta) comme source principale, via un rejet probablement ancien dans le Rhône plutôt qu'un événement ponctuel</w:t>
+        <w:t>Durant l'été 2025, du 1,2,4-triazole a été détecté dans l'eau potable du Léman à ~0,7 µg/l, au-delà de la valeur de précaution fédérale de 0,1 µg/l</w:t>
+      </w:r>
+      <w:r>
+        <w:t xml:space="preserve"> </w:t>
+      </w:r>
+      <w:r>
+        <w:t>(</w:t>
+      </w:r>
+      <w:ins w:id="0" w:author="Tomy Doda" w:date="2026-08-10T11:38:00Z" w16du:dateUtc="2026-08-10T09:38:00Z">
+        <w:r>
+          <w:t>D</w:t>
+        </w:r>
+      </w:ins>
+      <w:ins w:id="1" w:author="Tomy Doda" w:date="2026-08-10T11:36:00Z">
+        <w:r>
+          <w:t xml:space="preserve">FI, 2016, annexe </w:t>
+        </w:r>
+      </w:ins>
+      <w:ins w:id="2" w:author="Tomy Doda" w:date="2026-08-10T11:37:00Z" w16du:dateUtc="2026-08-10T09:37:00Z">
+        <w:r>
+          <w:t>1</w:t>
+        </w:r>
+      </w:ins>
+      <w:ins w:id="3" w:author="Tomy Doda" w:date="2026-08-10T11:38:00Z" w16du:dateUtc="2026-08-10T09:38:00Z">
+        <w:r>
+          <w:t xml:space="preserve"> pour les </w:t>
+        </w:r>
+      </w:ins>
+      <w:ins w:id="4" w:author="Tomy Doda" w:date="2026-08-10T11:39:00Z" w16du:dateUtc="2026-08-10T09:39:00Z">
+        <w:r>
+          <w:t>pesticides</w:t>
+        </w:r>
+      </w:ins>
+      <w:del w:id="5" w:author="Tomy Doda" w:date="2026-08-10T11:36:00Z" w16du:dateUtc="2026-08-10T09:36:00Z">
+        <w:r>
+          <w:rPr>
+            <w:highlight w:val="yellow"/>
+          </w:rPr>
+          <w:delText>SOURCE</w:delText>
+        </w:r>
+      </w:del>
+      <w:r>
+        <w:rPr>
+          <w:highlight w:val="yellow"/>
+        </w:rPr>
+        <w:t>)</w:t>
+      </w:r>
+      <w:r>
+        <w:t>. Les analyses désignent le site chimique de Monthey (Syngenta) comme source principale, via un rejet probablement ancien dans le Rhône plutôt qu'un événement ponctuel</w:t>
       </w:r>
       <w:r>
         <w:t>.</w:t>
@@ -240,8 +282,28 @@
         <w:t>faut</w:t>
       </w:r>
       <w:r>
-        <w:t>-il pour que la concentration dans le lac repasse sous 0,1 µg/l ? La réponse dépend surtout de la fréquence des brassages profonds qui homogénéisent surface et profondeur, et de la distribution en profondeur d'équilibrage des eaux entrant dans le Léman. Pour cela, nous utilisons un modèle simplifié à deux compartiments.</w:t>
-      </w:r>
+        <w:t>-il pour que la concentration dans le lac repasse sous 0,1 µg/l ? La réponse dépend surtout de la fréquence des brassages profonds qui homogénéisent surface et profondeur, et de la distribution en profondeur d'équilibrage des eaux entrant dans le Léman. Pour cela, nous utilisons un modèle simplifié à deux compartiments</w:t>
+      </w:r>
+      <w:ins w:id="6" w:author="Tomy Doda" w:date="2026-08-10T11:40:00Z" w16du:dateUtc="2026-08-10T09:40:00Z">
+        <w:r>
+          <w:t xml:space="preserve"> (</w:t>
+        </w:r>
+      </w:ins>
+      <w:ins w:id="7" w:author="Tomy Doda" w:date="2026-08-10T11:50:00Z" w16du:dateUtc="2026-08-10T09:50:00Z">
+        <w:r>
+          <w:t>é</w:t>
+        </w:r>
+      </w:ins>
+      <w:ins w:id="8" w:author="Tomy Doda" w:date="2026-08-10T11:40:00Z" w16du:dateUtc="2026-08-10T09:40:00Z">
+        <w:r>
+          <w:t>pilimnion / hypolimnion)</w:t>
+        </w:r>
+      </w:ins>
+      <w:del w:id="9" w:author="Tomy Doda" w:date="2026-08-10T11:40:00Z" w16du:dateUtc="2026-08-10T09:40:00Z">
+        <w:r>
+          <w:delText>.</w:delText>
+        </w:r>
+      </w:del>
     </w:p>
     <w:p>
       <w:pPr>
@@ -257,57 +319,181 @@
         <w:jc w:val="both"/>
       </w:pPr>
       <w:r>
-        <w:t>Le profil vertical mesuré à la station SHL2 (centre du Grand Lac) sert de condition initiale : 5 points de 1 à 305 m, de 0,35 à 0,94 µg/l, stratification cohérente avec un apport du Rhône qui plonge en profondeur.</w:t>
+        <w:t xml:space="preserve">Le </w:t>
+      </w:r>
+      <w:commentRangeStart w:id="10"/>
+      <w:r>
+        <w:t>profil vertical mesuré à la station SHL2 (centre du Grand Lac)</w:t>
+      </w:r>
+      <w:commentRangeEnd w:id="10"/>
+      <w:r>
+        <w:rPr>
+          <w:rStyle w:val="CommentReference"/>
+          <w:sz w:val="20"/>
+          <w:szCs w:val="20"/>
+        </w:rPr>
+        <w:commentReference w:id="10"/>
+      </w:r>
+      <w:r>
+        <w:t xml:space="preserve"> sert de condition initiale : 5 points de 1 à 305 m, de 0,35 à 0,94 µg/l</w:t>
+      </w:r>
+      <w:ins w:id="11" w:author="Tomy Doda" w:date="2026-08-10T17:22:00Z" w16du:dateUtc="2026-08-10T15:22:00Z">
+        <w:r>
+          <w:t xml:space="preserve"> (Fig. 1)</w:t>
+        </w:r>
+      </w:ins>
+      <w:ins w:id="12" w:author="Tomy Doda" w:date="2026-08-10T11:41:00Z" w16du:dateUtc="2026-08-10T09:41:00Z">
+        <w:r>
+          <w:t xml:space="preserve">. </w:t>
+        </w:r>
+        <w:r>
+          <w:t xml:space="preserve">L’augmentation de concentration avec la profondeur </w:t>
+        </w:r>
+      </w:ins>
+      <w:del w:id="13" w:author="Tomy Doda" w:date="2026-08-10T11:41:00Z" w16du:dateUtc="2026-08-10T09:41:00Z">
+        <w:r>
+          <w:delText xml:space="preserve">, </w:delText>
+        </w:r>
+        <w:r>
+          <w:delText>stratification</w:delText>
+        </w:r>
+      </w:del>
+      <w:ins w:id="14" w:author="Tomy Doda" w:date="2026-08-10T11:41:00Z" w16du:dateUtc="2026-08-10T09:41:00Z">
+        <w:r>
+          <w:t>est</w:t>
+        </w:r>
+      </w:ins>
+      <w:r>
+        <w:t xml:space="preserve"> </w:t>
+      </w:r>
+      <w:commentRangeStart w:id="15"/>
+      <w:r>
+        <w:t>cohérente avec un apport du Rhône qui plonge en profondeur.</w:t>
+      </w:r>
+      <w:commentRangeEnd w:id="15"/>
+      <w:r>
+        <w:rPr>
+          <w:rStyle w:val="CommentReference"/>
+          <w:sz w:val="20"/>
+          <w:szCs w:val="20"/>
+        </w:rPr>
+        <w:commentReference w:id="15"/>
       </w:r>
     </w:p>
     <w:p>
       <w:pPr>
         <w:spacing w:before="70" w:after="35"/>
         <w:jc w:val="center"/>
-      </w:pPr>
-      <w:r>
-        <w:rPr>
-          <w:noProof/>
-        </w:rPr>
-        <w:drawing>
-          <wp:inline distT="0" distB="0" distL="0" distR="0" wp14:anchorId="094DFC43" wp14:editId="0FD347B9">
-            <wp:extent cx="2047875" cy="1533525"/>
-            <wp:effectExtent l="0" t="0" r="0" b="0"/>
-            <wp:docPr id="1" name="Picture 1"/>
-            <wp:cNvGraphicFramePr>
-              <a:graphicFrameLocks xmlns:a="http://schemas.openxmlformats.org/drawingml/2006/main" noChangeAspect="1"/>
-            </wp:cNvGraphicFramePr>
-            <a:graphic xmlns:a="http://schemas.openxmlformats.org/drawingml/2006/main">
-              <a:graphicData uri="http://schemas.openxmlformats.org/drawingml/2006/picture">
-                <pic:pic xmlns:pic="http://schemas.openxmlformats.org/drawingml/2006/picture">
-                  <pic:nvPicPr>
-                    <pic:cNvPr id="0" name=""/>
-                    <pic:cNvPicPr>
-                      <a:picLocks noChangeAspect="1" noChangeArrowheads="1"/>
-                    </pic:cNvPicPr>
-                  </pic:nvPicPr>
-                  <pic:blipFill>
-                    <a:blip r:embed="rId5"/>
-                    <a:srcRect/>
-                    <a:stretch>
-                      <a:fillRect/>
-                    </a:stretch>
-                  </pic:blipFill>
-                  <pic:spPr bwMode="auto">
-                    <a:xfrm>
-                      <a:off x="0" y="0"/>
-                      <a:ext cx="2047875" cy="1533525"/>
-                    </a:xfrm>
-                    <a:prstGeom prst="rect">
-                      <a:avLst/>
-                    </a:prstGeom>
-                  </pic:spPr>
-                </pic:pic>
-              </a:graphicData>
-            </a:graphic>
-          </wp:inline>
-        </w:drawing>
-      </w:r>
+        <w:rPr>
+          <w:ins w:id="16" w:author="Tomy Doda" w:date="2026-08-10T17:16:00Z" w16du:dateUtc="2026-08-10T15:16:00Z"/>
+        </w:rPr>
+      </w:pPr>
+      <w:del w:id="17" w:author="Tomy Doda" w:date="2026-08-10T17:16:00Z" w16du:dateUtc="2026-08-10T15:16:00Z">
+        <w:r>
+          <w:rPr>
+            <w:noProof/>
+          </w:rPr>
+          <w:drawing>
+            <wp:inline distT="0" distB="0" distL="0" distR="0" wp14:anchorId="094DFC43" wp14:editId="6CE1D25B">
+              <wp:extent cx="2047875" cy="1533525"/>
+              <wp:effectExtent l="0" t="0" r="0" b="0"/>
+              <wp:docPr id="1" name="Picture 1"/>
+              <wp:cNvGraphicFramePr>
+                <a:graphicFrameLocks xmlns:a="http://schemas.openxmlformats.org/drawingml/2006/main" noChangeAspect="1"/>
+              </wp:cNvGraphicFramePr>
+              <a:graphic xmlns:a="http://schemas.openxmlformats.org/drawingml/2006/main">
+                <a:graphicData uri="http://schemas.openxmlformats.org/drawingml/2006/picture">
+                  <pic:pic xmlns:pic="http://schemas.openxmlformats.org/drawingml/2006/picture">
+                    <pic:nvPicPr>
+                      <pic:cNvPr id="0" name=""/>
+                      <pic:cNvPicPr>
+                        <a:picLocks noChangeAspect="1" noChangeArrowheads="1"/>
+                      </pic:cNvPicPr>
+                    </pic:nvPicPr>
+                    <pic:blipFill>
+                      <a:blip r:embed="rId10"/>
+                      <a:srcRect/>
+                      <a:stretch>
+                        <a:fillRect/>
+                      </a:stretch>
+                    </pic:blipFill>
+                    <pic:spPr bwMode="auto">
+                      <a:xfrm>
+                        <a:off x="0" y="0"/>
+                        <a:ext cx="2047875" cy="1533525"/>
+                      </a:xfrm>
+                      <a:prstGeom prst="rect">
+                        <a:avLst/>
+                      </a:prstGeom>
+                    </pic:spPr>
+                  </pic:pic>
+                </a:graphicData>
+              </a:graphic>
+            </wp:inline>
+          </w:drawing>
+        </w:r>
+      </w:del>
+    </w:p>
+    <w:p>
+      <w:pPr>
+        <w:spacing w:before="70" w:after="35"/>
+        <w:jc w:val="center"/>
+      </w:pPr>
+      <w:ins w:id="18" w:author="Tomy Doda" w:date="2026-08-10T17:16:00Z" w16du:dateUtc="2026-08-10T15:16:00Z">
+        <w:r>
+          <w:rPr>
+            <w:noProof/>
+          </w:rPr>
+          <w:drawing>
+            <wp:inline distT="0" distB="0" distL="0" distR="0" wp14:anchorId="2C78F523" wp14:editId="3C0478D8">
+              <wp:extent cx="2456953" cy="2456953"/>
+              <wp:effectExtent l="0" t="0" r="635" b="635"/>
+              <wp:docPr id="2020642521" name="Picture 1"/>
+              <wp:cNvGraphicFramePr>
+                <a:graphicFrameLocks xmlns:a="http://schemas.openxmlformats.org/drawingml/2006/main" noChangeAspect="1"/>
+              </wp:cNvGraphicFramePr>
+              <a:graphic xmlns:a="http://schemas.openxmlformats.org/drawingml/2006/main">
+                <a:graphicData uri="http://schemas.openxmlformats.org/drawingml/2006/picture">
+                  <pic:pic xmlns:pic="http://schemas.openxmlformats.org/drawingml/2006/picture">
+                    <pic:nvPicPr>
+                      <pic:cNvPr id="0" name="Picture 1"/>
+                      <pic:cNvPicPr>
+                        <a:picLocks noChangeAspect="1" noChangeArrowheads="1"/>
+                      </pic:cNvPicPr>
+                    </pic:nvPicPr>
+                    <pic:blipFill>
+                      <a:blip r:embed="rId11" cstate="print">
+                        <a:extLst>
+                          <a:ext uri="{28A0092B-C50C-407E-A947-70E740481C1C}">
+                            <a14:useLocalDpi xmlns:a14="http://schemas.microsoft.com/office/drawing/2010/main" val="0"/>
+                          </a:ext>
+                        </a:extLst>
+                      </a:blip>
+                      <a:srcRect/>
+                      <a:stretch>
+                        <a:fillRect/>
+                      </a:stretch>
+                    </pic:blipFill>
+                    <pic:spPr bwMode="auto">
+                      <a:xfrm>
+                        <a:off x="0" y="0"/>
+                        <a:ext cx="2463918" cy="2463918"/>
+                      </a:xfrm>
+                      <a:prstGeom prst="rect">
+                        <a:avLst/>
+                      </a:prstGeom>
+                      <a:noFill/>
+                      <a:ln>
+                        <a:noFill/>
+                      </a:ln>
+                    </pic:spPr>
+                  </pic:pic>
+                </a:graphicData>
+              </a:graphic>
+            </wp:inline>
+          </w:drawing>
+        </w:r>
+      </w:ins>
     </w:p>
     <w:p>
       <w:pPr>
@@ -322,80 +508,9 @@
           <w:sz w:val="16"/>
           <w:szCs w:val="16"/>
         </w:rPr>
-        <w:t>Figure 1 — Profil de concentration mesuré à SHL2 (points) et profil interpolé (ligne).</w:t>
-      </w:r>
-    </w:p>
-    <w:p>
-      <w:pPr>
-        <w:pStyle w:val="Heading1"/>
-      </w:pPr>
-      <w:r>
-        <w:t>3. Méthode : modèle à deux compartiments</w:t>
-      </w:r>
-    </w:p>
-    <w:p>
-      <w:pPr>
-        <w:spacing w:after="100"/>
-        <w:jc w:val="both"/>
-      </w:pPr>
-      <w:r>
-        <w:t>Le lac est représenté par deux boîtes homogènes, épilimnion (C_epi) et hypolimnion (C_hypo). Le débit du Rhône est supposé constant (Q_tot = 250 m³/s) et, hypothèse centrale, la source est arrêtée (C_in = 0), si bien que l'apport du fleuve ne fait que diluer le triazole déjà présent.</w:t>
-      </w:r>
-    </w:p>
-    <w:p>
-      <w:pPr>
-        <w:spacing w:before="70" w:after="35"/>
-        <w:jc w:val="center"/>
-      </w:pPr>
-      <w:r>
-        <w:rPr>
-          <w:noProof/>
-        </w:rPr>
-        <w:drawing>
-          <wp:inline distT="0" distB="0" distL="0" distR="0" wp14:anchorId="37732C38" wp14:editId="58743A08">
-            <wp:extent cx="3619500" cy="1895475"/>
-            <wp:effectExtent l="0" t="0" r="0" b="0"/>
-            <wp:docPr id="1600810799" name="Picture 1600810799"/>
-            <wp:cNvGraphicFramePr>
-              <a:graphicFrameLocks xmlns:a="http://schemas.openxmlformats.org/drawingml/2006/main" noChangeAspect="1"/>
-            </wp:cNvGraphicFramePr>
-            <a:graphic xmlns:a="http://schemas.openxmlformats.org/drawingml/2006/main">
-              <a:graphicData uri="http://schemas.openxmlformats.org/drawingml/2006/picture">
-                <pic:pic xmlns:pic="http://schemas.openxmlformats.org/drawingml/2006/picture">
-                  <pic:nvPicPr>
-                    <pic:cNvPr id="0" name=""/>
-                    <pic:cNvPicPr>
-                      <a:picLocks noChangeAspect="1" noChangeArrowheads="1"/>
-                    </pic:cNvPicPr>
-                  </pic:nvPicPr>
-                  <pic:blipFill>
-                    <a:blip r:embed="rId6"/>
-                    <a:srcRect/>
-                    <a:stretch>
-                      <a:fillRect/>
-                    </a:stretch>
-                  </pic:blipFill>
-                  <pic:spPr bwMode="auto">
-                    <a:xfrm>
-                      <a:off x="0" y="0"/>
-                      <a:ext cx="3619500" cy="1895475"/>
-                    </a:xfrm>
-                    <a:prstGeom prst="rect">
-                      <a:avLst/>
-                    </a:prstGeom>
-                  </pic:spPr>
-                </pic:pic>
-              </a:graphicData>
-            </a:graphic>
-          </wp:inline>
-        </w:drawing>
-      </w:r>
-    </w:p>
-    <w:p>
-      <w:pPr>
-        <w:spacing w:after="140"/>
-        <w:jc w:val="center"/>
-      </w:pPr>
+        <w:t xml:space="preserve">Figure 1 — Profil de concentration </w:t>
+      </w:r>
+      <w:commentRangeStart w:id="19"/>
       <w:r>
         <w:rPr>
           <w:i/>
@@ -404,76 +519,18 @@
           <w:sz w:val="16"/>
           <w:szCs w:val="16"/>
         </w:rPr>
-        <w:t>Figure 2 — Schéma conceptuel : flux advectifs (Q_epi, Q_hypo), diffusif (M_diff) et de mélange (M_mix).</w:t>
-      </w:r>
-    </w:p>
-    <w:p>
-      <w:pPr>
-        <w:spacing w:after="100"/>
-        <w:jc w:val="both"/>
-      </w:pPr>
-      <w:r>
-        <w:t xml:space="preserve">Le débit entrant est réparti entre les deux boîtes selon la distribution statistique historique de la profondeur de plongée du panache du Rhône (~53 % du temps entre 0–20 m, +15 % entre 20–40 m). Un flux diffusif M_diff (∝ Q_hypo·C_hypo) assure la conservation du volume. Les volumes évoluent avec la profondeur d'épilimnion h_epi(t) et la courbe hypsométrique du </w:t>
-      </w:r>
-      <w:r>
-        <w:lastRenderedPageBreak/>
-        <w:t>lac ; un approfondissement transfère un flux M_mix,epi de l'hypolimnion vers l'épilimnion (et inversement), la diffusion étant appliquée avant le mélange à chaque pas de temps annuel.</w:t>
-      </w:r>
-    </w:p>
-    <w:p>
-      <w:pPr>
-        <w:spacing w:before="70" w:after="35"/>
-        <w:jc w:val="center"/>
-      </w:pPr>
-      <w:r>
-        <w:rPr>
-          <w:noProof/>
-        </w:rPr>
-        <w:drawing>
-          <wp:inline distT="0" distB="0" distL="0" distR="0" wp14:anchorId="7DE32F00" wp14:editId="0F8F1B00">
-            <wp:extent cx="3429000" cy="2057400"/>
-            <wp:effectExtent l="0" t="0" r="0" b="0"/>
-            <wp:docPr id="1542790810" name="Picture 1542790810"/>
-            <wp:cNvGraphicFramePr>
-              <a:graphicFrameLocks xmlns:a="http://schemas.openxmlformats.org/drawingml/2006/main" noChangeAspect="1"/>
-            </wp:cNvGraphicFramePr>
-            <a:graphic xmlns:a="http://schemas.openxmlformats.org/drawingml/2006/main">
-              <a:graphicData uri="http://schemas.openxmlformats.org/drawingml/2006/picture">
-                <pic:pic xmlns:pic="http://schemas.openxmlformats.org/drawingml/2006/picture">
-                  <pic:nvPicPr>
-                    <pic:cNvPr id="0" name=""/>
-                    <pic:cNvPicPr>
-                      <a:picLocks noChangeAspect="1" noChangeArrowheads="1"/>
-                    </pic:cNvPicPr>
-                  </pic:nvPicPr>
-                  <pic:blipFill>
-                    <a:blip r:embed="rId7"/>
-                    <a:srcRect/>
-                    <a:stretch>
-                      <a:fillRect/>
-                    </a:stretch>
-                  </pic:blipFill>
-                  <pic:spPr bwMode="auto">
-                    <a:xfrm>
-                      <a:off x="0" y="0"/>
-                      <a:ext cx="3429000" cy="2057400"/>
-                    </a:xfrm>
-                    <a:prstGeom prst="rect">
-                      <a:avLst/>
-                    </a:prstGeom>
-                  </pic:spPr>
-                </pic:pic>
-              </a:graphicData>
-            </a:graphic>
-          </wp:inline>
-        </w:drawing>
-      </w:r>
-    </w:p>
-    <w:p>
-      <w:pPr>
-        <w:spacing w:after="140"/>
-        <w:jc w:val="center"/>
-      </w:pPr>
+        <w:t xml:space="preserve">mesuré à SHL2 (points) </w:t>
+      </w:r>
+      <w:commentRangeEnd w:id="19"/>
+      <w:r>
+        <w:rPr>
+          <w:rStyle w:val="CommentReference"/>
+          <w:i/>
+          <w:iCs/>
+          <w:color w:val="555555"/>
+        </w:rPr>
+        <w:commentReference w:id="19"/>
+      </w:r>
       <w:r>
         <w:rPr>
           <w:i/>
@@ -482,7 +539,1481 @@
           <w:sz w:val="16"/>
           <w:szCs w:val="16"/>
         </w:rPr>
-        <w:t>Figure 3 — Distribution de la profondeur de plongée du panache du Rhône, utilisée pour répartir Q_epi/Q_hypo.</w:t>
+        <w:t>et profil interpolé (ligne).</w:t>
+      </w:r>
+    </w:p>
+    <w:p>
+      <w:pPr>
+        <w:pStyle w:val="Heading1"/>
+      </w:pPr>
+      <w:r>
+        <w:t>3. Méthode : modèle à deux compartiments</w:t>
+      </w:r>
+    </w:p>
+    <w:p>
+      <w:pPr>
+        <w:spacing w:after="100"/>
+        <w:jc w:val="both"/>
+      </w:pPr>
+      <w:r>
+        <w:lastRenderedPageBreak/>
+        <w:t>Le lac est représenté par deux boîtes homogènes, épilimnion (</w:t>
+      </w:r>
+      <w:ins w:id="20" w:author="Tomy Doda" w:date="2026-08-10T17:17:00Z" w16du:dateUtc="2026-08-10T15:17:00Z">
+        <w:r>
+          <w:t>concentrat</w:t>
+        </w:r>
+      </w:ins>
+      <w:ins w:id="21" w:author="Tomy Doda" w:date="2026-08-10T17:18:00Z" w16du:dateUtc="2026-08-10T15:18:00Z">
+        <w:r>
+          <w:t>ion</w:t>
+        </w:r>
+        <w:r>
+          <w:t xml:space="preserve"> </w:t>
+        </w:r>
+      </w:ins>
+      <m:oMath>
+        <m:sSub>
+          <m:sSubPr>
+            <m:ctrlPr>
+              <w:ins w:id="22" w:author="Tomy Doda" w:date="2026-08-10T17:18:00Z" w16du:dateUtc="2026-08-10T15:18:00Z">
+                <w:rPr>
+                  <w:rFonts w:ascii="Cambria Math" w:hAnsi="Cambria Math"/>
+                  <w:i/>
+                </w:rPr>
+              </w:ins>
+            </m:ctrlPr>
+          </m:sSubPr>
+          <m:e>
+            <m:r>
+              <w:ins w:id="23" w:author="Tomy Doda" w:date="2026-08-10T17:18:00Z" w16du:dateUtc="2026-08-10T15:18:00Z">
+                <w:rPr>
+                  <w:rFonts w:ascii="Cambria Math" w:hAnsi="Cambria Math"/>
+                </w:rPr>
+                <m:t>C</m:t>
+              </w:ins>
+            </m:r>
+          </m:e>
+          <m:sub>
+            <m:r>
+              <w:ins w:id="24" w:author="Tomy Doda" w:date="2026-08-10T17:18:00Z" w16du:dateUtc="2026-08-10T15:18:00Z">
+                <w:rPr>
+                  <w:rFonts w:ascii="Cambria Math" w:hAnsi="Cambria Math"/>
+                </w:rPr>
+                <m:t>epi</m:t>
+              </w:ins>
+            </m:r>
+          </m:sub>
+        </m:sSub>
+      </m:oMath>
+      <w:del w:id="25" w:author="Tomy Doda" w:date="2026-08-10T17:18:00Z" w16du:dateUtc="2026-08-10T15:18:00Z">
+        <w:r>
+          <w:delText>C_epi</w:delText>
+        </w:r>
+      </w:del>
+      <w:r>
+        <w:t>) et hypolimnion (</w:t>
+      </w:r>
+      <w:ins w:id="26" w:author="Tomy Doda" w:date="2026-08-10T17:18:00Z" w16du:dateUtc="2026-08-10T15:18:00Z">
+        <w:r>
+          <w:t xml:space="preserve">concentration </w:t>
+        </w:r>
+      </w:ins>
+      <m:oMath>
+        <m:sSub>
+          <m:sSubPr>
+            <m:ctrlPr>
+              <w:ins w:id="27" w:author="Tomy Doda" w:date="2026-08-10T17:19:00Z" w16du:dateUtc="2026-08-10T15:19:00Z">
+                <w:rPr>
+                  <w:rFonts w:ascii="Cambria Math" w:hAnsi="Cambria Math"/>
+                  <w:i/>
+                </w:rPr>
+              </w:ins>
+            </m:ctrlPr>
+          </m:sSubPr>
+          <m:e>
+            <m:r>
+              <w:ins w:id="28" w:author="Tomy Doda" w:date="2026-08-10T17:19:00Z" w16du:dateUtc="2026-08-10T15:19:00Z">
+                <w:rPr>
+                  <w:rFonts w:ascii="Cambria Math" w:hAnsi="Cambria Math"/>
+                </w:rPr>
+                <m:t>C</m:t>
+              </w:ins>
+            </m:r>
+          </m:e>
+          <m:sub>
+            <m:r>
+              <w:ins w:id="29" w:author="Tomy Doda" w:date="2026-08-10T17:19:00Z" w16du:dateUtc="2026-08-10T15:19:00Z">
+                <w:rPr>
+                  <w:rFonts w:ascii="Cambria Math" w:hAnsi="Cambria Math"/>
+                </w:rPr>
+                <m:t>hypo</m:t>
+              </w:ins>
+            </m:r>
+          </m:sub>
+        </m:sSub>
+      </m:oMath>
+      <w:del w:id="30" w:author="Tomy Doda" w:date="2026-08-10T17:19:00Z" w16du:dateUtc="2026-08-10T15:19:00Z">
+        <w:r>
+          <w:delText>C_hypo</w:delText>
+        </w:r>
+      </w:del>
+      <w:r>
+        <w:t>)</w:t>
+      </w:r>
+      <w:ins w:id="31" w:author="Tomy Doda" w:date="2026-08-10T17:22:00Z" w16du:dateUtc="2026-08-10T15:22:00Z">
+        <w:r>
+          <w:t xml:space="preserve"> (Fig. 2)</w:t>
+        </w:r>
+      </w:ins>
+      <w:r>
+        <w:t>. Le débit du Rhône est supposé constant (</w:t>
+      </w:r>
+      <m:oMath>
+        <m:sSub>
+          <m:sSubPr>
+            <m:ctrlPr>
+              <w:ins w:id="32" w:author="Tomy Doda" w:date="2026-08-10T17:19:00Z" w16du:dateUtc="2026-08-10T15:19:00Z">
+                <w:rPr>
+                  <w:rFonts w:ascii="Cambria Math" w:hAnsi="Cambria Math"/>
+                  <w:i/>
+                </w:rPr>
+              </w:ins>
+            </m:ctrlPr>
+          </m:sSubPr>
+          <m:e>
+            <m:r>
+              <w:ins w:id="33" w:author="Tomy Doda" w:date="2026-08-10T17:19:00Z" w16du:dateUtc="2026-08-10T15:19:00Z">
+                <w:rPr>
+                  <w:rFonts w:ascii="Cambria Math" w:hAnsi="Cambria Math"/>
+                </w:rPr>
+                <m:t>Q</m:t>
+              </w:ins>
+            </m:r>
+          </m:e>
+          <m:sub>
+            <m:r>
+              <w:ins w:id="34" w:author="Tomy Doda" w:date="2026-08-10T17:19:00Z" w16du:dateUtc="2026-08-10T15:19:00Z">
+                <w:rPr>
+                  <w:rFonts w:ascii="Cambria Math" w:hAnsi="Cambria Math"/>
+                </w:rPr>
+                <m:t>tot</m:t>
+              </w:ins>
+            </m:r>
+          </m:sub>
+        </m:sSub>
+      </m:oMath>
+      <w:del w:id="35" w:author="Tomy Doda" w:date="2026-08-10T17:19:00Z" w16du:dateUtc="2026-08-10T15:19:00Z">
+        <w:r>
+          <w:delText xml:space="preserve">Q_tot </w:delText>
+        </w:r>
+      </w:del>
+      <w:r>
+        <w:t>= 250 m³/s) et, hypothèse centrale, la source est arrêtée (</w:t>
+      </w:r>
+      <w:del w:id="36" w:author="Tomy Doda" w:date="2026-08-10T17:21:00Z" w16du:dateUtc="2026-08-10T15:21:00Z">
+        <w:r>
+          <w:delText>C_in</w:delText>
+        </w:r>
+      </w:del>
+      <m:oMath>
+        <m:sSub>
+          <m:sSubPr>
+            <m:ctrlPr>
+              <w:ins w:id="37" w:author="Tomy Doda" w:date="2026-08-10T17:21:00Z" w16du:dateUtc="2026-08-10T15:21:00Z">
+                <w:rPr>
+                  <w:rFonts w:ascii="Cambria Math" w:hAnsi="Cambria Math"/>
+                  <w:i/>
+                </w:rPr>
+              </w:ins>
+            </m:ctrlPr>
+          </m:sSubPr>
+          <m:e>
+            <m:r>
+              <w:ins w:id="38" w:author="Tomy Doda" w:date="2026-08-10T17:21:00Z" w16du:dateUtc="2026-08-10T15:21:00Z">
+                <w:rPr>
+                  <w:rFonts w:ascii="Cambria Math" w:hAnsi="Cambria Math"/>
+                </w:rPr>
+                <m:t>C</m:t>
+              </w:ins>
+            </m:r>
+          </m:e>
+          <m:sub>
+            <m:r>
+              <w:ins w:id="39" w:author="Tomy Doda" w:date="2026-08-10T17:21:00Z" w16du:dateUtc="2026-08-10T15:21:00Z">
+                <w:rPr>
+                  <w:rFonts w:ascii="Cambria Math" w:hAnsi="Cambria Math"/>
+                </w:rPr>
+                <m:t>in</m:t>
+              </w:ins>
+            </m:r>
+          </m:sub>
+        </m:sSub>
+      </m:oMath>
+      <w:del w:id="40" w:author="Tomy Doda" w:date="2026-08-10T17:21:00Z" w16du:dateUtc="2026-08-10T15:21:00Z">
+        <w:r>
+          <w:delText xml:space="preserve"> </w:delText>
+        </w:r>
+      </w:del>
+      <w:ins w:id="41" w:author="Tomy Doda" w:date="2026-08-10T17:21:00Z" w16du:dateUtc="2026-08-10T15:21:00Z">
+        <w:r>
+          <w:t xml:space="preserve"> </w:t>
+        </w:r>
+      </w:ins>
+      <w:r>
+        <w:t>= 0), si bien que l'apport du fleuve ne fait que diluer le triazole déjà présent.</w:t>
+      </w:r>
+    </w:p>
+    <w:p>
+      <w:pPr>
+        <w:spacing w:before="70" w:after="35"/>
+        <w:jc w:val="center"/>
+      </w:pPr>
+      <w:del w:id="42" w:author="Tomy Doda" w:date="2026-08-10T17:33:00Z" w16du:dateUtc="2026-08-10T15:33:00Z">
+        <w:r>
+          <w:rPr>
+            <w:noProof/>
+          </w:rPr>
+          <w:drawing>
+            <wp:inline distT="0" distB="0" distL="0" distR="0" wp14:anchorId="37732C38" wp14:editId="7D9E879F">
+              <wp:extent cx="3619500" cy="1895475"/>
+              <wp:effectExtent l="0" t="0" r="0" b="0"/>
+              <wp:docPr id="1600810799" name="Picture 1600810799"/>
+              <wp:cNvGraphicFramePr>
+                <a:graphicFrameLocks xmlns:a="http://schemas.openxmlformats.org/drawingml/2006/main" noChangeAspect="1"/>
+              </wp:cNvGraphicFramePr>
+              <a:graphic xmlns:a="http://schemas.openxmlformats.org/drawingml/2006/main">
+                <a:graphicData uri="http://schemas.openxmlformats.org/drawingml/2006/picture">
+                  <pic:pic xmlns:pic="http://schemas.openxmlformats.org/drawingml/2006/picture">
+                    <pic:nvPicPr>
+                      <pic:cNvPr id="0" name=""/>
+                      <pic:cNvPicPr>
+                        <a:picLocks noChangeAspect="1" noChangeArrowheads="1"/>
+                      </pic:cNvPicPr>
+                    </pic:nvPicPr>
+                    <pic:blipFill>
+                      <a:blip r:embed="rId12"/>
+                      <a:srcRect/>
+                      <a:stretch>
+                        <a:fillRect/>
+                      </a:stretch>
+                    </pic:blipFill>
+                    <pic:spPr bwMode="auto">
+                      <a:xfrm>
+                        <a:off x="0" y="0"/>
+                        <a:ext cx="3619500" cy="1895475"/>
+                      </a:xfrm>
+                      <a:prstGeom prst="rect">
+                        <a:avLst/>
+                      </a:prstGeom>
+                    </pic:spPr>
+                  </pic:pic>
+                </a:graphicData>
+              </a:graphic>
+            </wp:inline>
+          </w:drawing>
+        </w:r>
+      </w:del>
+      <w:ins w:id="43" w:author="Tomy Doda" w:date="2026-08-10T17:33:00Z" w16du:dateUtc="2026-08-10T15:33:00Z">
+        <w:r>
+          <w:t xml:space="preserve"> </w:t>
+        </w:r>
+        <w:r>
+          <w:rPr>
+            <w:noProof/>
+          </w:rPr>
+          <w:drawing>
+            <wp:inline distT="0" distB="0" distL="0" distR="0" wp14:anchorId="4C7E9296" wp14:editId="16CC3EB0">
+              <wp:extent cx="4015075" cy="2041584"/>
+              <wp:effectExtent l="0" t="0" r="5080" b="0"/>
+              <wp:docPr id="1682486398" name="Picture 2"/>
+              <wp:cNvGraphicFramePr>
+                <a:graphicFrameLocks xmlns:a="http://schemas.openxmlformats.org/drawingml/2006/main" noChangeAspect="1"/>
+              </wp:cNvGraphicFramePr>
+              <a:graphic xmlns:a="http://schemas.openxmlformats.org/drawingml/2006/main">
+                <a:graphicData uri="http://schemas.openxmlformats.org/drawingml/2006/picture">
+                  <pic:pic xmlns:pic="http://schemas.openxmlformats.org/drawingml/2006/picture">
+                    <pic:nvPicPr>
+                      <pic:cNvPr id="0" name="Picture 3"/>
+                      <pic:cNvPicPr>
+                        <a:picLocks noChangeAspect="1" noChangeArrowheads="1"/>
+                      </pic:cNvPicPr>
+                    </pic:nvPicPr>
+                    <pic:blipFill>
+                      <a:blip r:embed="rId13" cstate="print">
+                        <a:extLst>
+                          <a:ext uri="{28A0092B-C50C-407E-A947-70E740481C1C}">
+                            <a14:useLocalDpi xmlns:a14="http://schemas.microsoft.com/office/drawing/2010/main" val="0"/>
+                          </a:ext>
+                        </a:extLst>
+                      </a:blip>
+                      <a:srcRect/>
+                      <a:stretch>
+                        <a:fillRect/>
+                      </a:stretch>
+                    </pic:blipFill>
+                    <pic:spPr bwMode="auto">
+                      <a:xfrm>
+                        <a:off x="0" y="0"/>
+                        <a:ext cx="4023978" cy="2046111"/>
+                      </a:xfrm>
+                      <a:prstGeom prst="rect">
+                        <a:avLst/>
+                      </a:prstGeom>
+                      <a:noFill/>
+                      <a:ln>
+                        <a:noFill/>
+                      </a:ln>
+                    </pic:spPr>
+                  </pic:pic>
+                </a:graphicData>
+              </a:graphic>
+            </wp:inline>
+          </w:drawing>
+        </w:r>
+      </w:ins>
+    </w:p>
+    <w:p>
+      <w:pPr>
+        <w:spacing w:after="140"/>
+        <w:jc w:val="center"/>
+      </w:pPr>
+      <w:r>
+        <w:rPr>
+          <w:i/>
+          <w:iCs/>
+          <w:color w:val="555555"/>
+          <w:sz w:val="16"/>
+          <w:szCs w:val="16"/>
+        </w:rPr>
+        <w:t xml:space="preserve">Figure 2 — Schéma conceptuel : </w:t>
+      </w:r>
+      <w:ins w:id="44" w:author="Tomy Doda" w:date="2026-08-10T19:56:00Z" w16du:dateUtc="2026-08-10T17:56:00Z">
+        <w:r>
+          <w:rPr>
+            <w:i/>
+            <w:iCs/>
+            <w:color w:val="555555"/>
+            <w:sz w:val="16"/>
+            <w:szCs w:val="16"/>
+          </w:rPr>
+          <w:t>dilution par les débits d’entrée du Rhône (</w:t>
+        </w:r>
+      </w:ins>
+      <m:oMath>
+        <m:sSub>
+          <m:sSubPr>
+            <m:ctrlPr>
+              <w:ins w:id="45" w:author="Tomy Doda" w:date="2026-08-10T19:56:00Z" w16du:dateUtc="2026-08-10T17:56:00Z">
+                <w:rPr>
+                  <w:rFonts w:ascii="Cambria Math" w:hAnsi="Cambria Math"/>
+                  <w:i/>
+                  <w:iCs/>
+                  <w:color w:val="555555"/>
+                  <w:sz w:val="16"/>
+                  <w:szCs w:val="16"/>
+                </w:rPr>
+              </w:ins>
+            </m:ctrlPr>
+          </m:sSubPr>
+          <m:e>
+            <m:r>
+              <w:ins w:id="46" w:author="Tomy Doda" w:date="2026-08-10T19:56:00Z" w16du:dateUtc="2026-08-10T17:56:00Z">
+                <w:rPr>
+                  <w:rFonts w:ascii="Cambria Math" w:hAnsi="Cambria Math"/>
+                  <w:color w:val="555555"/>
+                  <w:sz w:val="16"/>
+                  <w:szCs w:val="16"/>
+                </w:rPr>
+                <m:t>Q</m:t>
+              </w:ins>
+            </m:r>
+          </m:e>
+          <m:sub>
+            <m:r>
+              <w:ins w:id="47" w:author="Tomy Doda" w:date="2026-08-10T19:56:00Z" w16du:dateUtc="2026-08-10T17:56:00Z">
+                <w:rPr>
+                  <w:rFonts w:ascii="Cambria Math" w:hAnsi="Cambria Math"/>
+                  <w:color w:val="555555"/>
+                  <w:sz w:val="16"/>
+                  <w:szCs w:val="16"/>
+                </w:rPr>
+                <m:t>epi</m:t>
+              </w:ins>
+            </m:r>
+          </m:sub>
+        </m:sSub>
+      </m:oMath>
+      <w:ins w:id="48" w:author="Tomy Doda" w:date="2026-08-10T19:56:00Z" w16du:dateUtc="2026-08-10T17:56:00Z">
+        <w:r>
+          <w:rPr>
+            <w:i/>
+            <w:iCs/>
+            <w:color w:val="555555"/>
+            <w:sz w:val="16"/>
+            <w:szCs w:val="16"/>
+          </w:rPr>
+          <w:t xml:space="preserve">, </w:t>
+        </w:r>
+      </w:ins>
+      <m:oMath>
+        <m:sSub>
+          <m:sSubPr>
+            <m:ctrlPr>
+              <w:ins w:id="49" w:author="Tomy Doda" w:date="2026-08-10T19:56:00Z" w16du:dateUtc="2026-08-10T17:56:00Z">
+                <w:rPr>
+                  <w:rFonts w:ascii="Cambria Math" w:hAnsi="Cambria Math"/>
+                  <w:i/>
+                  <w:iCs/>
+                  <w:color w:val="555555"/>
+                  <w:sz w:val="16"/>
+                  <w:szCs w:val="16"/>
+                </w:rPr>
+              </w:ins>
+            </m:ctrlPr>
+          </m:sSubPr>
+          <m:e>
+            <m:r>
+              <w:ins w:id="50" w:author="Tomy Doda" w:date="2026-08-10T19:56:00Z" w16du:dateUtc="2026-08-10T17:56:00Z">
+                <w:rPr>
+                  <w:rFonts w:ascii="Cambria Math" w:hAnsi="Cambria Math"/>
+                  <w:color w:val="555555"/>
+                  <w:sz w:val="16"/>
+                  <w:szCs w:val="16"/>
+                </w:rPr>
+                <m:t>Q</m:t>
+              </w:ins>
+            </m:r>
+          </m:e>
+          <m:sub>
+            <m:r>
+              <w:ins w:id="51" w:author="Tomy Doda" w:date="2026-08-10T19:56:00Z" w16du:dateUtc="2026-08-10T17:56:00Z">
+                <w:rPr>
+                  <w:rFonts w:ascii="Cambria Math" w:hAnsi="Cambria Math"/>
+                  <w:color w:val="555555"/>
+                  <w:sz w:val="16"/>
+                  <w:szCs w:val="16"/>
+                </w:rPr>
+                <m:t>hypo</m:t>
+              </w:ins>
+            </m:r>
+          </m:sub>
+        </m:sSub>
+        <m:r>
+          <w:ins w:id="52" w:author="Tomy Doda" w:date="2026-08-10T19:56:00Z" w16du:dateUtc="2026-08-10T17:56:00Z">
+            <w:rPr>
+              <w:rFonts w:ascii="Cambria Math" w:hAnsi="Cambria Math"/>
+              <w:color w:val="555555"/>
+              <w:sz w:val="16"/>
+              <w:szCs w:val="16"/>
+            </w:rPr>
+            <m:t>)</m:t>
+          </w:ins>
+        </m:r>
+      </m:oMath>
+      <w:ins w:id="53" w:author="Tomy Doda" w:date="2026-08-10T19:56:00Z" w16du:dateUtc="2026-08-10T17:56:00Z">
+        <w:r>
+          <w:rPr>
+            <w:i/>
+            <w:iCs/>
+            <w:color w:val="555555"/>
+            <w:sz w:val="16"/>
+            <w:szCs w:val="16"/>
+          </w:rPr>
+          <w:t xml:space="preserve"> et </w:t>
+        </w:r>
+      </w:ins>
+      <w:r>
+        <w:rPr>
+          <w:i/>
+          <w:iCs/>
+          <w:color w:val="555555"/>
+          <w:sz w:val="16"/>
+          <w:szCs w:val="16"/>
+        </w:rPr>
+        <w:t>flux</w:t>
+      </w:r>
+      <w:ins w:id="54" w:author="Tomy Doda" w:date="2026-08-10T19:54:00Z" w16du:dateUtc="2026-08-10T17:54:00Z">
+        <w:r>
+          <w:rPr>
+            <w:i/>
+            <w:iCs/>
+            <w:color w:val="555555"/>
+            <w:sz w:val="16"/>
+            <w:szCs w:val="16"/>
+          </w:rPr>
+          <w:t xml:space="preserve"> de triazole</w:t>
+        </w:r>
+      </w:ins>
+      <w:r>
+        <w:rPr>
+          <w:i/>
+          <w:iCs/>
+          <w:color w:val="555555"/>
+          <w:sz w:val="16"/>
+          <w:szCs w:val="16"/>
+        </w:rPr>
+        <w:t xml:space="preserve"> </w:t>
+      </w:r>
+      <w:ins w:id="55" w:author="Tomy Doda" w:date="2026-08-10T19:53:00Z" w16du:dateUtc="2026-08-10T17:53:00Z">
+        <w:r>
+          <w:rPr>
+            <w:i/>
+            <w:iCs/>
+            <w:color w:val="555555"/>
+            <w:sz w:val="16"/>
+            <w:szCs w:val="16"/>
+          </w:rPr>
+          <w:t xml:space="preserve">massiques </w:t>
+        </w:r>
+      </w:ins>
+      <w:del w:id="56" w:author="Tomy Doda" w:date="2026-08-10T19:53:00Z" w16du:dateUtc="2026-08-10T17:53:00Z">
+        <w:r>
+          <w:rPr>
+            <w:i/>
+            <w:iCs/>
+            <w:color w:val="555555"/>
+            <w:sz w:val="16"/>
+            <w:szCs w:val="16"/>
+          </w:rPr>
+          <w:delText xml:space="preserve">advectifs (Q_epi, Q_hypo), </w:delText>
+        </w:r>
+      </w:del>
+      <w:ins w:id="57" w:author="Tomy Doda" w:date="2026-08-10T19:57:00Z" w16du:dateUtc="2026-08-10T17:57:00Z">
+        <w:r>
+          <w:rPr>
+            <w:i/>
+            <w:iCs/>
+            <w:color w:val="555555"/>
+            <w:sz w:val="16"/>
+            <w:szCs w:val="16"/>
+          </w:rPr>
+          <w:t xml:space="preserve">associés à la </w:t>
+        </w:r>
+      </w:ins>
+      <w:r>
+        <w:rPr>
+          <w:i/>
+          <w:iCs/>
+          <w:color w:val="555555"/>
+          <w:sz w:val="16"/>
+          <w:szCs w:val="16"/>
+        </w:rPr>
+        <w:t>diffusi</w:t>
+      </w:r>
+      <w:ins w:id="58" w:author="Tomy Doda" w:date="2026-08-10T19:57:00Z" w16du:dateUtc="2026-08-10T17:57:00Z">
+        <w:r>
+          <w:rPr>
+            <w:i/>
+            <w:iCs/>
+            <w:color w:val="555555"/>
+            <w:sz w:val="16"/>
+            <w:szCs w:val="16"/>
+          </w:rPr>
+          <w:t>on verticale</w:t>
+        </w:r>
+      </w:ins>
+      <w:del w:id="59" w:author="Tomy Doda" w:date="2026-08-10T19:57:00Z" w16du:dateUtc="2026-08-10T17:57:00Z">
+        <w:r>
+          <w:rPr>
+            <w:i/>
+            <w:iCs/>
+            <w:color w:val="555555"/>
+            <w:sz w:val="16"/>
+            <w:szCs w:val="16"/>
+          </w:rPr>
+          <w:delText>f</w:delText>
+        </w:r>
+      </w:del>
+      <w:r>
+        <w:rPr>
+          <w:i/>
+          <w:iCs/>
+          <w:color w:val="555555"/>
+          <w:sz w:val="16"/>
+          <w:szCs w:val="16"/>
+        </w:rPr>
+        <w:t xml:space="preserve"> (</w:t>
+      </w:r>
+      <m:oMath>
+        <m:sSub>
+          <m:sSubPr>
+            <m:ctrlPr>
+              <w:ins w:id="60" w:author="Tomy Doda" w:date="2026-08-10T19:53:00Z" w16du:dateUtc="2026-08-10T17:53:00Z">
+                <w:rPr>
+                  <w:rFonts w:ascii="Cambria Math" w:hAnsi="Cambria Math"/>
+                  <w:i/>
+                  <w:iCs/>
+                  <w:color w:val="555555"/>
+                  <w:sz w:val="16"/>
+                  <w:szCs w:val="16"/>
+                </w:rPr>
+              </w:ins>
+            </m:ctrlPr>
+          </m:sSubPr>
+          <m:e>
+            <m:r>
+              <w:ins w:id="61" w:author="Tomy Doda" w:date="2026-08-10T19:53:00Z" w16du:dateUtc="2026-08-10T17:53:00Z">
+                <w:rPr>
+                  <w:rFonts w:ascii="Cambria Math" w:hAnsi="Cambria Math"/>
+                  <w:color w:val="555555"/>
+                  <w:sz w:val="16"/>
+                  <w:szCs w:val="16"/>
+                </w:rPr>
+                <m:t>M</m:t>
+              </w:ins>
+            </m:r>
+          </m:e>
+          <m:sub>
+            <m:r>
+              <w:ins w:id="62" w:author="Tomy Doda" w:date="2026-08-10T19:53:00Z" w16du:dateUtc="2026-08-10T17:53:00Z">
+                <w:rPr>
+                  <w:rFonts w:ascii="Cambria Math" w:hAnsi="Cambria Math"/>
+                  <w:color w:val="555555"/>
+                  <w:sz w:val="16"/>
+                  <w:szCs w:val="16"/>
+                </w:rPr>
+                <m:t>diff</m:t>
+              </w:ins>
+            </m:r>
+          </m:sub>
+        </m:sSub>
+      </m:oMath>
+      <w:del w:id="63" w:author="Tomy Doda" w:date="2026-08-10T19:53:00Z" w16du:dateUtc="2026-08-10T17:53:00Z">
+        <w:r>
+          <w:rPr>
+            <w:i/>
+            <w:iCs/>
+            <w:color w:val="555555"/>
+            <w:sz w:val="16"/>
+            <w:szCs w:val="16"/>
+          </w:rPr>
+          <w:delText>M_diff</w:delText>
+        </w:r>
+      </w:del>
+      <w:r>
+        <w:rPr>
+          <w:i/>
+          <w:iCs/>
+          <w:color w:val="555555"/>
+          <w:sz w:val="16"/>
+          <w:szCs w:val="16"/>
+        </w:rPr>
+        <w:t>)</w:t>
+      </w:r>
+      <w:ins w:id="64" w:author="Tomy Doda" w:date="2026-08-10T19:54:00Z" w16du:dateUtc="2026-08-10T17:54:00Z">
+        <w:r>
+          <w:rPr>
+            <w:i/>
+            <w:iCs/>
+            <w:color w:val="555555"/>
+            <w:sz w:val="16"/>
+            <w:szCs w:val="16"/>
+          </w:rPr>
+          <w:t xml:space="preserve">, </w:t>
+        </w:r>
+      </w:ins>
+      <w:del w:id="65" w:author="Tomy Doda" w:date="2026-08-10T19:54:00Z" w16du:dateUtc="2026-08-10T17:54:00Z">
+        <w:r>
+          <w:rPr>
+            <w:i/>
+            <w:iCs/>
+            <w:color w:val="555555"/>
+            <w:sz w:val="16"/>
+            <w:szCs w:val="16"/>
+          </w:rPr>
+          <w:delText xml:space="preserve"> et</w:delText>
+        </w:r>
+      </w:del>
+      <w:r>
+        <w:rPr>
+          <w:i/>
+          <w:iCs/>
+          <w:color w:val="555555"/>
+          <w:sz w:val="16"/>
+          <w:szCs w:val="16"/>
+        </w:rPr>
+        <w:t xml:space="preserve"> </w:t>
+      </w:r>
+      <w:del w:id="66" w:author="Tomy Doda" w:date="2026-08-10T19:57:00Z" w16du:dateUtc="2026-08-10T17:57:00Z">
+        <w:r>
+          <w:rPr>
+            <w:i/>
+            <w:iCs/>
+            <w:color w:val="555555"/>
+            <w:sz w:val="16"/>
+            <w:szCs w:val="16"/>
+          </w:rPr>
+          <w:delText xml:space="preserve">de </w:delText>
+        </w:r>
+      </w:del>
+      <w:ins w:id="67" w:author="Tomy Doda" w:date="2026-08-10T19:57:00Z" w16du:dateUtc="2026-08-10T17:57:00Z">
+        <w:r>
+          <w:rPr>
+            <w:i/>
+            <w:iCs/>
+            <w:color w:val="555555"/>
+            <w:sz w:val="16"/>
+            <w:szCs w:val="16"/>
+          </w:rPr>
+          <w:t xml:space="preserve">au </w:t>
+        </w:r>
+      </w:ins>
+      <w:r>
+        <w:rPr>
+          <w:i/>
+          <w:iCs/>
+          <w:color w:val="555555"/>
+          <w:sz w:val="16"/>
+          <w:szCs w:val="16"/>
+        </w:rPr>
+        <w:t>mélange (</w:t>
+      </w:r>
+      <m:oMath>
+        <m:sSub>
+          <m:sSubPr>
+            <m:ctrlPr>
+              <w:ins w:id="68" w:author="Tomy Doda" w:date="2026-08-10T19:53:00Z" w16du:dateUtc="2026-08-10T17:53:00Z">
+                <w:rPr>
+                  <w:rFonts w:ascii="Cambria Math" w:hAnsi="Cambria Math"/>
+                  <w:i/>
+                  <w:iCs/>
+                  <w:color w:val="555555"/>
+                  <w:sz w:val="16"/>
+                  <w:szCs w:val="16"/>
+                </w:rPr>
+              </w:ins>
+            </m:ctrlPr>
+          </m:sSubPr>
+          <m:e>
+            <m:r>
+              <w:ins w:id="69" w:author="Tomy Doda" w:date="2026-08-10T19:53:00Z" w16du:dateUtc="2026-08-10T17:53:00Z">
+                <w:rPr>
+                  <w:rFonts w:ascii="Cambria Math" w:hAnsi="Cambria Math"/>
+                  <w:color w:val="555555"/>
+                  <w:sz w:val="16"/>
+                  <w:szCs w:val="16"/>
+                </w:rPr>
+                <m:t>M</m:t>
+              </w:ins>
+            </m:r>
+          </m:e>
+          <m:sub>
+            <m:r>
+              <w:ins w:id="70" w:author="Tomy Doda" w:date="2026-08-10T19:53:00Z" w16du:dateUtc="2026-08-10T17:53:00Z">
+                <w:rPr>
+                  <w:rFonts w:ascii="Cambria Math" w:hAnsi="Cambria Math"/>
+                  <w:color w:val="555555"/>
+                  <w:sz w:val="16"/>
+                  <w:szCs w:val="16"/>
+                </w:rPr>
+                <m:t>mix</m:t>
+              </w:ins>
+            </m:r>
+          </m:sub>
+        </m:sSub>
+        <m:r>
+          <w:del w:id="71" w:author="Tomy Doda" w:date="2026-08-10T19:53:00Z" w16du:dateUtc="2026-08-10T17:53:00Z">
+            <w:rPr>
+              <w:rFonts w:ascii="Cambria Math" w:hAnsi="Cambria Math"/>
+              <w:color w:val="555555"/>
+              <w:sz w:val="16"/>
+              <w:szCs w:val="16"/>
+            </w:rPr>
+            <m:t>M_mix</m:t>
+          </w:del>
+        </m:r>
+      </m:oMath>
+      <w:ins w:id="72" w:author="Tomy Doda" w:date="2026-08-10T19:54:00Z" w16du:dateUtc="2026-08-10T17:54:00Z">
+        <w:r>
+          <w:rPr>
+            <w:i/>
+            <w:iCs/>
+            <w:color w:val="555555"/>
+            <w:sz w:val="16"/>
+            <w:szCs w:val="16"/>
+          </w:rPr>
+          <w:t xml:space="preserve"> et </w:t>
+        </w:r>
+      </w:ins>
+      <w:ins w:id="73" w:author="Tomy Doda" w:date="2026-08-10T19:57:00Z" w16du:dateUtc="2026-08-10T17:57:00Z">
+        <w:r>
+          <w:rPr>
+            <w:i/>
+            <w:iCs/>
+            <w:color w:val="555555"/>
+            <w:sz w:val="16"/>
+            <w:szCs w:val="16"/>
+          </w:rPr>
+          <w:t>au déversoir du lac</w:t>
+        </w:r>
+      </w:ins>
+      <w:ins w:id="74" w:author="Tomy Doda" w:date="2026-08-10T19:54:00Z" w16du:dateUtc="2026-08-10T17:54:00Z">
+        <w:r>
+          <w:rPr>
+            <w:i/>
+            <w:iCs/>
+            <w:color w:val="555555"/>
+            <w:sz w:val="16"/>
+            <w:szCs w:val="16"/>
+          </w:rPr>
+          <w:t xml:space="preserve"> (</w:t>
+        </w:r>
+      </w:ins>
+      <m:oMath>
+        <m:sSub>
+          <m:sSubPr>
+            <m:ctrlPr>
+              <w:ins w:id="75" w:author="Tomy Doda" w:date="2026-08-10T19:54:00Z" w16du:dateUtc="2026-08-10T17:54:00Z">
+                <w:rPr>
+                  <w:rFonts w:ascii="Cambria Math" w:hAnsi="Cambria Math"/>
+                  <w:i/>
+                  <w:iCs/>
+                  <w:color w:val="555555"/>
+                  <w:sz w:val="16"/>
+                  <w:szCs w:val="16"/>
+                </w:rPr>
+              </w:ins>
+            </m:ctrlPr>
+          </m:sSubPr>
+          <m:e>
+            <m:r>
+              <w:ins w:id="76" w:author="Tomy Doda" w:date="2026-08-10T19:54:00Z" w16du:dateUtc="2026-08-10T17:54:00Z">
+                <w:rPr>
+                  <w:rFonts w:ascii="Cambria Math" w:hAnsi="Cambria Math"/>
+                  <w:color w:val="555555"/>
+                  <w:sz w:val="16"/>
+                  <w:szCs w:val="16"/>
+                </w:rPr>
+                <m:t>M</m:t>
+              </w:ins>
+            </m:r>
+          </m:e>
+          <m:sub>
+            <m:r>
+              <w:ins w:id="77" w:author="Tomy Doda" w:date="2026-08-10T19:54:00Z" w16du:dateUtc="2026-08-10T17:54:00Z">
+                <w:rPr>
+                  <w:rFonts w:ascii="Cambria Math" w:hAnsi="Cambria Math"/>
+                  <w:color w:val="555555"/>
+                  <w:sz w:val="16"/>
+                  <w:szCs w:val="16"/>
+                </w:rPr>
+                <m:t>out</m:t>
+              </w:ins>
+            </m:r>
+          </m:sub>
+        </m:sSub>
+        <m:r>
+          <w:ins w:id="78" w:author="Tomy Doda" w:date="2026-08-10T19:54:00Z" w16du:dateUtc="2026-08-10T17:54:00Z">
+            <w:rPr>
+              <w:rFonts w:ascii="Cambria Math" w:hAnsi="Cambria Math"/>
+              <w:color w:val="555555"/>
+              <w:sz w:val="16"/>
+              <w:szCs w:val="16"/>
+            </w:rPr>
+            <m:t>)</m:t>
+          </w:ins>
+        </m:r>
+      </m:oMath>
+      <w:ins w:id="79" w:author="Tomy Doda" w:date="2026-08-10T19:55:00Z" w16du:dateUtc="2026-08-10T17:55:00Z">
+        <w:r>
+          <w:rPr>
+            <w:i/>
+            <w:iCs/>
+            <w:color w:val="555555"/>
+            <w:sz w:val="16"/>
+            <w:szCs w:val="16"/>
+          </w:rPr>
+          <w:t xml:space="preserve"> </w:t>
+        </w:r>
+      </w:ins>
+      <w:del w:id="80" w:author="Tomy Doda" w:date="2026-08-10T19:54:00Z" w16du:dateUtc="2026-08-10T17:54:00Z">
+        <w:r>
+          <w:rPr>
+            <w:i/>
+            <w:iCs/>
+            <w:color w:val="555555"/>
+            <w:sz w:val="16"/>
+            <w:szCs w:val="16"/>
+          </w:rPr>
+          <w:delText>)</w:delText>
+        </w:r>
+      </w:del>
+      <w:r>
+        <w:rPr>
+          <w:i/>
+          <w:iCs/>
+          <w:color w:val="555555"/>
+          <w:sz w:val="16"/>
+          <w:szCs w:val="16"/>
+        </w:rPr>
+        <w:t>.</w:t>
+      </w:r>
+    </w:p>
+    <w:p>
+      <w:pPr>
+        <w:spacing w:after="100"/>
+        <w:jc w:val="both"/>
+      </w:pPr>
+      <w:r>
+        <w:t>Le débit entrant est réparti entre les deux boîtes</w:t>
+      </w:r>
+      <w:ins w:id="81" w:author="Tomy Doda" w:date="2026-08-10T19:51:00Z" w16du:dateUtc="2026-08-10T17:51:00Z">
+        <w:r>
+          <w:t xml:space="preserve"> via le coefficient </w:t>
+        </w:r>
+      </w:ins>
+      <m:oMath>
+        <m:r>
+          <w:ins w:id="82" w:author="Tomy Doda" w:date="2026-08-10T19:51:00Z" w16du:dateUtc="2026-08-10T17:51:00Z">
+            <w:rPr>
+              <w:rFonts w:ascii="Cambria Math" w:hAnsi="Cambria Math"/>
+            </w:rPr>
+            <m:t>α=</m:t>
+          </w:ins>
+        </m:r>
+        <m:sSub>
+          <m:sSubPr>
+            <m:ctrlPr>
+              <w:ins w:id="83" w:author="Tomy Doda" w:date="2026-08-10T19:51:00Z" w16du:dateUtc="2026-08-10T17:51:00Z">
+                <w:rPr>
+                  <w:rFonts w:ascii="Cambria Math" w:hAnsi="Cambria Math"/>
+                  <w:i/>
+                </w:rPr>
+              </w:ins>
+            </m:ctrlPr>
+          </m:sSubPr>
+          <m:e>
+            <m:r>
+              <w:ins w:id="84" w:author="Tomy Doda" w:date="2026-08-10T19:51:00Z" w16du:dateUtc="2026-08-10T17:51:00Z">
+                <w:rPr>
+                  <w:rFonts w:ascii="Cambria Math" w:hAnsi="Cambria Math"/>
+                </w:rPr>
+                <m:t>Q</m:t>
+              </w:ins>
+            </m:r>
+          </m:e>
+          <m:sub>
+            <m:r>
+              <w:ins w:id="85" w:author="Tomy Doda" w:date="2026-08-10T19:51:00Z" w16du:dateUtc="2026-08-10T17:51:00Z">
+                <w:rPr>
+                  <w:rFonts w:ascii="Cambria Math" w:hAnsi="Cambria Math"/>
+                </w:rPr>
+                <m:t>epi</m:t>
+              </w:ins>
+            </m:r>
+          </m:sub>
+        </m:sSub>
+        <m:r>
+          <w:ins w:id="86" w:author="Tomy Doda" w:date="2026-08-10T19:51:00Z" w16du:dateUtc="2026-08-10T17:51:00Z">
+            <w:rPr>
+              <w:rFonts w:ascii="Cambria Math" w:hAnsi="Cambria Math"/>
+            </w:rPr>
+            <m:t>/</m:t>
+          </w:ins>
+        </m:r>
+        <m:sSub>
+          <m:sSubPr>
+            <m:ctrlPr>
+              <w:ins w:id="87" w:author="Tomy Doda" w:date="2026-08-10T19:51:00Z" w16du:dateUtc="2026-08-10T17:51:00Z">
+                <w:rPr>
+                  <w:rFonts w:ascii="Cambria Math" w:hAnsi="Cambria Math"/>
+                  <w:i/>
+                </w:rPr>
+              </w:ins>
+            </m:ctrlPr>
+          </m:sSubPr>
+          <m:e>
+            <m:r>
+              <w:ins w:id="88" w:author="Tomy Doda" w:date="2026-08-10T19:51:00Z" w16du:dateUtc="2026-08-10T17:51:00Z">
+                <w:rPr>
+                  <w:rFonts w:ascii="Cambria Math" w:hAnsi="Cambria Math"/>
+                </w:rPr>
+                <m:t>Q</m:t>
+              </w:ins>
+            </m:r>
+          </m:e>
+          <m:sub>
+            <m:r>
+              <w:ins w:id="89" w:author="Tomy Doda" w:date="2026-08-10T19:51:00Z" w16du:dateUtc="2026-08-10T17:51:00Z">
+                <w:rPr>
+                  <w:rFonts w:ascii="Cambria Math" w:hAnsi="Cambria Math"/>
+                </w:rPr>
+                <m:t>tot</m:t>
+              </w:ins>
+            </m:r>
+          </m:sub>
+        </m:sSub>
+      </m:oMath>
+      <w:ins w:id="90" w:author="Tomy Doda" w:date="2026-08-10T19:51:00Z" w16du:dateUtc="2026-08-10T17:51:00Z">
+        <w:r>
+          <w:t>,</w:t>
+        </w:r>
+      </w:ins>
+      <w:r>
+        <w:t xml:space="preserve"> selon la distribution statistique historique de la profondeur de plongée du panache du Rhône (</w:t>
+      </w:r>
+      <w:del w:id="91" w:author="Tomy Doda" w:date="2026-08-10T17:22:00Z" w16du:dateUtc="2026-08-10T15:22:00Z">
+        <w:r>
+          <w:delText>~</w:delText>
+        </w:r>
+      </w:del>
+      <w:del w:id="92" w:author="Tomy Doda" w:date="2026-08-10T19:47:00Z" w16du:dateUtc="2026-08-10T17:47:00Z">
+        <w:r>
+          <w:delText>53 % du temps entre 0–20 m, +15 % entre 20–40 m</w:delText>
+        </w:r>
+      </w:del>
+      <m:oMath>
+        <m:r>
+          <w:ins w:id="93" w:author="Tomy Doda" w:date="2026-08-10T19:48:00Z" w16du:dateUtc="2026-08-10T17:48:00Z">
+            <w:rPr>
+              <w:rFonts w:ascii="Cambria Math" w:hAnsi="Cambria Math"/>
+            </w:rPr>
+            <m:t>≈</m:t>
+          </w:ins>
+        </m:r>
+      </m:oMath>
+      <w:ins w:id="94" w:author="Tomy Doda" w:date="2026-08-10T19:49:00Z" w16du:dateUtc="2026-08-10T17:49:00Z">
+        <w:r>
+          <w:t>75</w:t>
+        </w:r>
+      </w:ins>
+      <w:ins w:id="95" w:author="Tomy Doda" w:date="2026-08-10T19:47:00Z" w16du:dateUtc="2026-08-10T17:47:00Z">
+        <w:r>
+          <w:t xml:space="preserve"> % du temps</w:t>
+        </w:r>
+      </w:ins>
+      <w:ins w:id="96" w:author="Tomy Doda" w:date="2026-08-10T19:48:00Z" w16du:dateUtc="2026-08-10T17:48:00Z">
+        <w:r>
+          <w:t xml:space="preserve"> au-dessus de 100 m de profondeur</w:t>
+        </w:r>
+      </w:ins>
+      <w:ins w:id="97" w:author="Tomy Doda" w:date="2026-08-10T19:50:00Z" w16du:dateUtc="2026-08-10T17:50:00Z">
+        <w:r>
+          <w:t>, Fig. 3</w:t>
+        </w:r>
+      </w:ins>
+      <w:r>
+        <w:t xml:space="preserve">). Un flux </w:t>
+      </w:r>
+      <w:ins w:id="98" w:author="Tomy Doda" w:date="2026-08-10T19:57:00Z" w16du:dateUtc="2026-08-10T17:57:00Z">
+        <w:r>
+          <w:t xml:space="preserve">massique </w:t>
+        </w:r>
+      </w:ins>
+      <w:del w:id="99" w:author="Tomy Doda" w:date="2026-08-10T19:58:00Z" w16du:dateUtc="2026-08-10T17:58:00Z">
+        <w:r>
+          <w:delText>diffusif</w:delText>
+        </w:r>
+      </w:del>
+      <w:ins w:id="100" w:author="Tomy Doda" w:date="2026-08-10T19:58:00Z" w16du:dateUtc="2026-08-10T17:58:00Z">
+        <w:r>
+          <w:t>diffusive de l’hypolimnion vers l’épilimnion</w:t>
+        </w:r>
+      </w:ins>
+      <w:r>
+        <w:t xml:space="preserve"> </w:t>
+      </w:r>
+      <m:oMath>
+        <m:sSub>
+          <m:sSubPr>
+            <m:ctrlPr>
+              <w:ins w:id="101" w:author="Tomy Doda" w:date="2026-08-10T19:56:00Z" w16du:dateUtc="2026-08-10T17:56:00Z">
+                <w:rPr>
+                  <w:rFonts w:ascii="Cambria Math" w:hAnsi="Cambria Math"/>
+                  <w:i/>
+                </w:rPr>
+              </w:ins>
+            </m:ctrlPr>
+          </m:sSubPr>
+          <m:e>
+            <m:r>
+              <w:ins w:id="102" w:author="Tomy Doda" w:date="2026-08-10T19:56:00Z" w16du:dateUtc="2026-08-10T17:56:00Z">
+                <w:rPr>
+                  <w:rFonts w:ascii="Cambria Math" w:hAnsi="Cambria Math"/>
+                </w:rPr>
+                <m:t>M</m:t>
+              </w:ins>
+            </m:r>
+          </m:e>
+          <m:sub>
+            <m:r>
+              <w:ins w:id="103" w:author="Tomy Doda" w:date="2026-08-10T19:56:00Z" w16du:dateUtc="2026-08-10T17:56:00Z">
+                <w:rPr>
+                  <w:rFonts w:ascii="Cambria Math" w:hAnsi="Cambria Math"/>
+                </w:rPr>
+                <m:t>diff</m:t>
+              </w:ins>
+            </m:r>
+          </m:sub>
+        </m:sSub>
+        <m:r>
+          <w:ins w:id="104" w:author="Tomy Doda" w:date="2026-08-10T19:58:00Z" w16du:dateUtc="2026-08-10T17:58:00Z">
+            <w:rPr>
+              <w:rFonts w:ascii="Cambria Math" w:hAnsi="Cambria Math"/>
+            </w:rPr>
+            <m:t>=</m:t>
+          </w:ins>
+        </m:r>
+        <m:sSub>
+          <m:sSubPr>
+            <m:ctrlPr>
+              <w:ins w:id="105" w:author="Tomy Doda" w:date="2026-08-10T19:58:00Z" w16du:dateUtc="2026-08-10T17:58:00Z">
+                <w:rPr>
+                  <w:rFonts w:ascii="Cambria Math" w:hAnsi="Cambria Math"/>
+                  <w:i/>
+                </w:rPr>
+              </w:ins>
+            </m:ctrlPr>
+          </m:sSubPr>
+          <m:e>
+            <m:r>
+              <w:ins w:id="106" w:author="Tomy Doda" w:date="2026-08-10T19:58:00Z" w16du:dateUtc="2026-08-10T17:58:00Z">
+                <w:rPr>
+                  <w:rFonts w:ascii="Cambria Math" w:hAnsi="Cambria Math"/>
+                </w:rPr>
+                <m:t>Q</m:t>
+              </w:ins>
+            </m:r>
+          </m:e>
+          <m:sub>
+            <m:r>
+              <w:ins w:id="107" w:author="Tomy Doda" w:date="2026-08-10T19:58:00Z" w16du:dateUtc="2026-08-10T17:58:00Z">
+                <w:rPr>
+                  <w:rFonts w:ascii="Cambria Math" w:hAnsi="Cambria Math"/>
+                </w:rPr>
+                <m:t>hypo</m:t>
+              </w:ins>
+            </m:r>
+          </m:sub>
+        </m:sSub>
+        <m:sSub>
+          <m:sSubPr>
+            <m:ctrlPr>
+              <w:ins w:id="108" w:author="Tomy Doda" w:date="2026-08-10T19:58:00Z" w16du:dateUtc="2026-08-10T17:58:00Z">
+                <w:rPr>
+                  <w:rFonts w:ascii="Cambria Math" w:hAnsi="Cambria Math"/>
+                  <w:i/>
+                </w:rPr>
+              </w:ins>
+            </m:ctrlPr>
+          </m:sSubPr>
+          <m:e>
+            <m:r>
+              <w:ins w:id="109" w:author="Tomy Doda" w:date="2026-08-10T19:58:00Z" w16du:dateUtc="2026-08-10T17:58:00Z">
+                <w:rPr>
+                  <w:rFonts w:ascii="Cambria Math" w:hAnsi="Cambria Math"/>
+                </w:rPr>
+                <m:t>C</m:t>
+              </w:ins>
+            </m:r>
+          </m:e>
+          <m:sub>
+            <m:r>
+              <w:ins w:id="110" w:author="Tomy Doda" w:date="2026-08-10T19:58:00Z" w16du:dateUtc="2026-08-10T17:58:00Z">
+                <w:rPr>
+                  <w:rFonts w:ascii="Cambria Math" w:hAnsi="Cambria Math"/>
+                </w:rPr>
+                <m:t>hypo</m:t>
+              </w:ins>
+            </m:r>
+          </m:sub>
+        </m:sSub>
+      </m:oMath>
+      <w:del w:id="111" w:author="Tomy Doda" w:date="2026-08-10T19:56:00Z" w16du:dateUtc="2026-08-10T17:56:00Z">
+        <w:r>
+          <w:delText xml:space="preserve">M_diff </w:delText>
+        </w:r>
+      </w:del>
+      <w:del w:id="112" w:author="Tomy Doda" w:date="2026-08-10T19:58:00Z" w16du:dateUtc="2026-08-10T17:58:00Z">
+        <w:r>
+          <w:delText>(∝ Q_hypo·C_hypo)</w:delText>
+        </w:r>
+      </w:del>
+      <w:r>
+        <w:t xml:space="preserve"> assure la conservation du volume</w:t>
+      </w:r>
+      <w:ins w:id="113" w:author="Tomy Doda" w:date="2026-08-10T19:58:00Z" w16du:dateUtc="2026-08-10T17:58:00Z">
+        <w:r>
+          <w:t xml:space="preserve"> de l’hypolimnion</w:t>
+        </w:r>
+      </w:ins>
+      <w:r>
+        <w:t>. Les volumes évoluent avec la profondeur d'épilimnion h_epi(t) et la courbe hypsométrique du lac ; un approfondissement transfère un flux M_mix,epi de l'hypolimnion vers l'épilimnion (et inversement), la diffusion étant appliquée avant le mélange à chaque pas de temps annuel.</w:t>
+      </w:r>
+    </w:p>
+    <w:p>
+      <w:pPr>
+        <w:spacing w:before="70" w:after="35"/>
+        <w:jc w:val="center"/>
+        <w:rPr>
+          <w:ins w:id="114" w:author="Tomy Doda" w:date="2026-08-10T19:33:00Z" w16du:dateUtc="2026-08-10T17:33:00Z"/>
+        </w:rPr>
+      </w:pPr>
+      <w:del w:id="115" w:author="Tomy Doda" w:date="2026-08-10T19:33:00Z" w16du:dateUtc="2026-08-10T17:33:00Z">
+        <w:r>
+          <w:rPr>
+            <w:noProof/>
+          </w:rPr>
+          <w:drawing>
+            <wp:inline distT="0" distB="0" distL="0" distR="0" wp14:anchorId="7DE32F00" wp14:editId="76F27E6A">
+              <wp:extent cx="3429000" cy="2057400"/>
+              <wp:effectExtent l="0" t="0" r="0" b="0"/>
+              <wp:docPr id="1542790810" name="Picture 1542790810"/>
+              <wp:cNvGraphicFramePr>
+                <a:graphicFrameLocks xmlns:a="http://schemas.openxmlformats.org/drawingml/2006/main" noChangeAspect="1"/>
+              </wp:cNvGraphicFramePr>
+              <a:graphic xmlns:a="http://schemas.openxmlformats.org/drawingml/2006/main">
+                <a:graphicData uri="http://schemas.openxmlformats.org/drawingml/2006/picture">
+                  <pic:pic xmlns:pic="http://schemas.openxmlformats.org/drawingml/2006/picture">
+                    <pic:nvPicPr>
+                      <pic:cNvPr id="0" name=""/>
+                      <pic:cNvPicPr>
+                        <a:picLocks noChangeAspect="1" noChangeArrowheads="1"/>
+                      </pic:cNvPicPr>
+                    </pic:nvPicPr>
+                    <pic:blipFill>
+                      <a:blip r:embed="rId14"/>
+                      <a:srcRect/>
+                      <a:stretch>
+                        <a:fillRect/>
+                      </a:stretch>
+                    </pic:blipFill>
+                    <pic:spPr bwMode="auto">
+                      <a:xfrm>
+                        <a:off x="0" y="0"/>
+                        <a:ext cx="3429000" cy="2057400"/>
+                      </a:xfrm>
+                      <a:prstGeom prst="rect">
+                        <a:avLst/>
+                      </a:prstGeom>
+                    </pic:spPr>
+                  </pic:pic>
+                </a:graphicData>
+              </a:graphic>
+            </wp:inline>
+          </w:drawing>
+        </w:r>
+      </w:del>
+    </w:p>
+    <w:p>
+      <w:pPr>
+        <w:spacing w:before="70" w:after="35"/>
+        <w:jc w:val="center"/>
+      </w:pPr>
+      <w:ins w:id="116" w:author="Tomy Doda" w:date="2026-08-10T19:33:00Z" w16du:dateUtc="2026-08-10T17:33:00Z">
+        <w:r>
+          <w:rPr>
+            <w:noProof/>
+          </w:rPr>
+          <w:drawing>
+            <wp:inline distT="0" distB="0" distL="0" distR="0" wp14:anchorId="39494BD3" wp14:editId="7FAEBC96">
+              <wp:extent cx="3953786" cy="1314736"/>
+              <wp:effectExtent l="0" t="0" r="8890" b="0"/>
+              <wp:docPr id="1136597850" name="Picture 3"/>
+              <wp:cNvGraphicFramePr>
+                <a:graphicFrameLocks xmlns:a="http://schemas.openxmlformats.org/drawingml/2006/main" noChangeAspect="1"/>
+              </wp:cNvGraphicFramePr>
+              <a:graphic xmlns:a="http://schemas.openxmlformats.org/drawingml/2006/main">
+                <a:graphicData uri="http://schemas.openxmlformats.org/drawingml/2006/picture">
+                  <pic:pic xmlns:pic="http://schemas.openxmlformats.org/drawingml/2006/picture">
+                    <pic:nvPicPr>
+                      <pic:cNvPr id="0" name="Picture 5"/>
+                      <pic:cNvPicPr>
+                        <a:picLocks noChangeAspect="1" noChangeArrowheads="1"/>
+                      </pic:cNvPicPr>
+                    </pic:nvPicPr>
+                    <pic:blipFill>
+                      <a:blip r:embed="rId15" cstate="print">
+                        <a:extLst>
+                          <a:ext uri="{28A0092B-C50C-407E-A947-70E740481C1C}">
+                            <a14:useLocalDpi xmlns:a14="http://schemas.microsoft.com/office/drawing/2010/main" val="0"/>
+                          </a:ext>
+                        </a:extLst>
+                      </a:blip>
+                      <a:srcRect/>
+                      <a:stretch>
+                        <a:fillRect/>
+                      </a:stretch>
+                    </pic:blipFill>
+                    <pic:spPr bwMode="auto">
+                      <a:xfrm>
+                        <a:off x="0" y="0"/>
+                        <a:ext cx="3980000" cy="1323453"/>
+                      </a:xfrm>
+                      <a:prstGeom prst="rect">
+                        <a:avLst/>
+                      </a:prstGeom>
+                      <a:noFill/>
+                      <a:ln>
+                        <a:noFill/>
+                      </a:ln>
+                    </pic:spPr>
+                  </pic:pic>
+                </a:graphicData>
+              </a:graphic>
+            </wp:inline>
+          </w:drawing>
+        </w:r>
+      </w:ins>
+    </w:p>
+    <w:p>
+      <w:pPr>
+        <w:spacing w:after="140"/>
+        <w:jc w:val="center"/>
+      </w:pPr>
+      <w:r>
+        <w:rPr>
+          <w:i/>
+          <w:iCs/>
+          <w:color w:val="555555"/>
+          <w:sz w:val="16"/>
+          <w:szCs w:val="16"/>
+        </w:rPr>
+        <w:lastRenderedPageBreak/>
+        <w:t xml:space="preserve">Figure 3 — Distribution de la profondeur de plongée du panache du Rhône, utilisée pour </w:t>
+      </w:r>
+      <w:del w:id="117" w:author="Tomy Doda" w:date="2026-08-10T19:43:00Z" w16du:dateUtc="2026-08-10T17:43:00Z">
+        <w:r>
+          <w:rPr>
+            <w:i/>
+            <w:iCs/>
+            <w:color w:val="555555"/>
+            <w:sz w:val="16"/>
+            <w:szCs w:val="16"/>
+          </w:rPr>
+          <w:delText>répartir Q_epi/Q_hypo</w:delText>
+        </w:r>
+      </w:del>
+      <w:ins w:id="118" w:author="Tomy Doda" w:date="2026-08-10T19:43:00Z" w16du:dateUtc="2026-08-10T17:43:00Z">
+        <w:r>
+          <w:rPr>
+            <w:i/>
+            <w:iCs/>
+            <w:color w:val="555555"/>
+            <w:sz w:val="16"/>
+            <w:szCs w:val="16"/>
+          </w:rPr>
+          <w:t xml:space="preserve">calculer </w:t>
+        </w:r>
+      </w:ins>
+      <m:oMath>
+        <m:r>
+          <w:ins w:id="119" w:author="Tomy Doda" w:date="2026-08-10T19:44:00Z" w16du:dateUtc="2026-08-10T17:44:00Z">
+            <w:rPr>
+              <w:rFonts w:ascii="Cambria Math" w:hAnsi="Cambria Math"/>
+              <w:color w:val="555555"/>
+              <w:sz w:val="16"/>
+              <w:szCs w:val="16"/>
+            </w:rPr>
+            <m:t>α=</m:t>
+          </w:ins>
+        </m:r>
+        <m:sSub>
+          <m:sSubPr>
+            <m:ctrlPr>
+              <w:ins w:id="120" w:author="Tomy Doda" w:date="2026-08-10T19:44:00Z" w16du:dateUtc="2026-08-10T17:44:00Z">
+                <w:rPr>
+                  <w:rFonts w:ascii="Cambria Math" w:hAnsi="Cambria Math"/>
+                  <w:i/>
+                  <w:iCs/>
+                  <w:color w:val="555555"/>
+                  <w:sz w:val="16"/>
+                  <w:szCs w:val="16"/>
+                </w:rPr>
+              </w:ins>
+            </m:ctrlPr>
+          </m:sSubPr>
+          <m:e>
+            <m:r>
+              <w:ins w:id="121" w:author="Tomy Doda" w:date="2026-08-10T19:44:00Z" w16du:dateUtc="2026-08-10T17:44:00Z">
+                <w:rPr>
+                  <w:rFonts w:ascii="Cambria Math" w:hAnsi="Cambria Math"/>
+                  <w:color w:val="555555"/>
+                  <w:sz w:val="16"/>
+                  <w:szCs w:val="16"/>
+                </w:rPr>
+                <m:t>Q</m:t>
+              </w:ins>
+            </m:r>
+          </m:e>
+          <m:sub>
+            <m:r>
+              <w:ins w:id="122" w:author="Tomy Doda" w:date="2026-08-10T19:44:00Z" w16du:dateUtc="2026-08-10T17:44:00Z">
+                <w:rPr>
+                  <w:rFonts w:ascii="Cambria Math" w:hAnsi="Cambria Math"/>
+                  <w:color w:val="555555"/>
+                  <w:sz w:val="16"/>
+                  <w:szCs w:val="16"/>
+                </w:rPr>
+                <m:t>epi</m:t>
+              </w:ins>
+            </m:r>
+          </m:sub>
+        </m:sSub>
+        <m:r>
+          <w:ins w:id="123" w:author="Tomy Doda" w:date="2026-08-10T19:44:00Z" w16du:dateUtc="2026-08-10T17:44:00Z">
+            <w:rPr>
+              <w:rFonts w:ascii="Cambria Math" w:hAnsi="Cambria Math"/>
+              <w:color w:val="555555"/>
+              <w:sz w:val="16"/>
+              <w:szCs w:val="16"/>
+            </w:rPr>
+            <m:t>/</m:t>
+          </w:ins>
+        </m:r>
+        <m:sSub>
+          <m:sSubPr>
+            <m:ctrlPr>
+              <w:ins w:id="124" w:author="Tomy Doda" w:date="2026-08-10T19:44:00Z" w16du:dateUtc="2026-08-10T17:44:00Z">
+                <w:rPr>
+                  <w:rFonts w:ascii="Cambria Math" w:hAnsi="Cambria Math"/>
+                  <w:i/>
+                  <w:iCs/>
+                  <w:color w:val="555555"/>
+                  <w:sz w:val="16"/>
+                  <w:szCs w:val="16"/>
+                </w:rPr>
+              </w:ins>
+            </m:ctrlPr>
+          </m:sSubPr>
+          <m:e>
+            <m:r>
+              <w:ins w:id="125" w:author="Tomy Doda" w:date="2026-08-10T19:44:00Z" w16du:dateUtc="2026-08-10T17:44:00Z">
+                <w:rPr>
+                  <w:rFonts w:ascii="Cambria Math" w:hAnsi="Cambria Math"/>
+                  <w:color w:val="555555"/>
+                  <w:sz w:val="16"/>
+                  <w:szCs w:val="16"/>
+                </w:rPr>
+                <m:t>Q</m:t>
+              </w:ins>
+            </m:r>
+          </m:e>
+          <m:sub>
+            <m:r>
+              <w:ins w:id="126" w:author="Tomy Doda" w:date="2026-08-10T19:44:00Z" w16du:dateUtc="2026-08-10T17:44:00Z">
+                <w:rPr>
+                  <w:rFonts w:ascii="Cambria Math" w:hAnsi="Cambria Math"/>
+                  <w:color w:val="555555"/>
+                  <w:sz w:val="16"/>
+                  <w:szCs w:val="16"/>
+                </w:rPr>
+                <m:t>tot</m:t>
+              </w:ins>
+            </m:r>
+          </m:sub>
+        </m:sSub>
+      </m:oMath>
+      <w:r>
+        <w:rPr>
+          <w:i/>
+          <w:iCs/>
+          <w:color w:val="555555"/>
+          <w:sz w:val="16"/>
+          <w:szCs w:val="16"/>
+        </w:rPr>
+        <w:t>.</w:t>
       </w:r>
     </w:p>
     <w:p>
@@ -542,7 +2073,7 @@
                     </pic:cNvPicPr>
                   </pic:nvPicPr>
                   <pic:blipFill>
-                    <a:blip r:embed="rId8"/>
+                    <a:blip r:embed="rId16"/>
                     <a:srcRect/>
                     <a:stretch>
                       <a:fillRect/>
@@ -577,34 +2108,84 @@
           <w:sz w:val="16"/>
           <w:szCs w:val="16"/>
         </w:rPr>
-        <w:t xml:space="preserve">Figure </w:t>
-      </w:r>
-      <w:r>
-        <w:rPr>
-          <w:i/>
-          <w:iCs/>
-          <w:color w:val="555555"/>
-          <w:sz w:val="16"/>
-          <w:szCs w:val="16"/>
-        </w:rPr>
-        <w:t>4</w:t>
-      </w:r>
-      <w:r>
-        <w:rPr>
-          <w:i/>
-          <w:iCs/>
-          <w:color w:val="555555"/>
-          <w:sz w:val="16"/>
-          <w:szCs w:val="16"/>
-        </w:rPr>
-        <w:t xml:space="preserve"> — Diagnostic du modèle stochastique de brassage profond : distribution historique (reconstruite) vs. simulée (gauche) et exemples de trajectoires individuelles (droite).</w:t>
+        <w:t>Figure 4 — Diagnostic du modèle stochastique de brassage profond : distribution historique (reconstruite) vs. simulée (gauche) et exemples de trajectoires individuelles (droite).</w:t>
       </w:r>
     </w:p>
     <w:p>
       <w:pPr>
         <w:spacing w:after="100"/>
         <w:jc w:val="both"/>
-      </w:pPr>
+        <w:rPr>
+          <w:ins w:id="127" w:author="Tomy Doda" w:date="2026-08-10T19:35:00Z" w16du:dateUtc="2026-08-10T17:35:00Z"/>
+        </w:rPr>
+      </w:pPr>
+    </w:p>
+    <w:p>
+      <w:pPr>
+        <w:spacing w:after="100"/>
+        <w:jc w:val="center"/>
+        <w:pPrChange w:id="128" w:author="Tomy Doda" w:date="2026-08-10T19:35:00Z" w16du:dateUtc="2026-08-10T17:35:00Z">
+          <w:pPr>
+            <w:spacing w:after="100"/>
+            <w:jc w:val="both"/>
+          </w:pPr>
+        </w:pPrChange>
+      </w:pPr>
+      <w:ins w:id="129" w:author="Tomy Doda" w:date="2026-08-10T19:35:00Z" w16du:dateUtc="2026-08-10T17:35:00Z">
+        <w:r>
+          <w:rPr>
+            <w:noProof/>
+          </w:rPr>
+          <w:drawing>
+            <wp:inline distT="0" distB="0" distL="0" distR="0" wp14:anchorId="6E64EFFD" wp14:editId="574A9358">
+              <wp:extent cx="4580779" cy="1523227"/>
+              <wp:effectExtent l="0" t="0" r="0" b="1270"/>
+              <wp:docPr id="1039511798" name="Picture 4"/>
+              <wp:cNvGraphicFramePr>
+                <a:graphicFrameLocks xmlns:a="http://schemas.openxmlformats.org/drawingml/2006/main" noChangeAspect="1"/>
+              </wp:cNvGraphicFramePr>
+              <a:graphic xmlns:a="http://schemas.openxmlformats.org/drawingml/2006/main">
+                <a:graphicData uri="http://schemas.openxmlformats.org/drawingml/2006/picture">
+                  <pic:pic xmlns:pic="http://schemas.openxmlformats.org/drawingml/2006/picture">
+                    <pic:nvPicPr>
+                      <pic:cNvPr id="0" name="Picture 7"/>
+                      <pic:cNvPicPr>
+                        <a:picLocks noChangeAspect="1" noChangeArrowheads="1"/>
+                      </pic:cNvPicPr>
+                    </pic:nvPicPr>
+                    <pic:blipFill>
+                      <a:blip r:embed="rId17" cstate="print">
+                        <a:extLst>
+                          <a:ext uri="{28A0092B-C50C-407E-A947-70E740481C1C}">
+                            <a14:useLocalDpi xmlns:a14="http://schemas.microsoft.com/office/drawing/2010/main" val="0"/>
+                          </a:ext>
+                        </a:extLst>
+                      </a:blip>
+                      <a:srcRect/>
+                      <a:stretch>
+                        <a:fillRect/>
+                      </a:stretch>
+                    </pic:blipFill>
+                    <pic:spPr bwMode="auto">
+                      <a:xfrm>
+                        <a:off x="0" y="0"/>
+                        <a:ext cx="4587602" cy="1525496"/>
+                      </a:xfrm>
+                      <a:prstGeom prst="rect">
+                        <a:avLst/>
+                      </a:prstGeom>
+                      <a:noFill/>
+                      <a:ln>
+                        <a:noFill/>
+                      </a:ln>
+                    </pic:spPr>
+                  </pic:pic>
+                </a:graphicData>
+              </a:graphic>
+            </wp:inline>
+          </w:drawing>
+        </w:r>
+      </w:ins>
     </w:p>
     <w:p>
       <w:pPr>
@@ -628,7 +2209,23 @@
         <w:jc w:val="both"/>
       </w:pPr>
       <w:r>
-        <w:t>Un brassage complet est imposé tous les 10 ans (h_epi passe de ~161 m à ~310 m aux années 10, 20, 30). La décroissance initiale est portée par la dilution advective ; chaque brassage homogénéise brutalement les deux compartiments (à-coups visibles aux années 10 et 20).</w:t>
+        <w:t xml:space="preserve">Un brassage complet est imposé tous les 10 ans (h_epi passe de ~161 m à </w:t>
+      </w:r>
+      <w:commentRangeStart w:id="130"/>
+      <w:r>
+        <w:t>~310 m</w:t>
+      </w:r>
+      <w:commentRangeEnd w:id="130"/>
+      <w:r>
+        <w:rPr>
+          <w:rStyle w:val="CommentReference"/>
+          <w:sz w:val="20"/>
+          <w:szCs w:val="20"/>
+        </w:rPr>
+        <w:commentReference w:id="130"/>
+      </w:r>
+      <w:r>
+        <w:t xml:space="preserve"> aux années 10, 20, 30). La décroissance initiale est portée par la dilution advective ; chaque brassage homogénéise brutalement les deux compartiments (à-coups visibles aux années 10 et 20).</w:t>
       </w:r>
     </w:p>
     <w:p>
@@ -640,7 +2237,6 @@
         <w:rPr>
           <w:noProof/>
         </w:rPr>
-        <w:lastRenderedPageBreak/>
         <w:drawing>
           <wp:inline distT="0" distB="0" distL="0" distR="0" wp14:anchorId="000B7631" wp14:editId="52C1E933">
             <wp:extent cx="3429000" cy="2238375"/>
@@ -659,7 +2255,7 @@
                     </pic:cNvPicPr>
                   </pic:nvPicPr>
                   <pic:blipFill>
-                    <a:blip r:embed="rId9"/>
+                    <a:blip r:embed="rId18"/>
                     <a:srcRect/>
                     <a:stretch>
                       <a:fillRect/>
@@ -731,6 +2327,7 @@
         <w:jc w:val="both"/>
       </w:pPr>
       <w:r>
+        <w:lastRenderedPageBreak/>
         <w:t>1000 réalisations de h_epi(t), tirées de la distribution probabiliste historique des brassages (données extraites des rapports CIPEL pour la période 1994–2024), donnent une moyenne (ligne) et un écart-type (bande colorée) de C_epi et C_hypo à chaque pas de temps.</w:t>
       </w:r>
     </w:p>
@@ -761,7 +2358,7 @@
                     </pic:cNvPicPr>
                   </pic:nvPicPr>
                   <pic:blipFill>
-                    <a:blip r:embed="rId10"/>
+                    <a:blip r:embed="rId19"/>
                     <a:srcRect/>
                     <a:stretch>
                       <a:fillRect/>
@@ -844,21 +2441,12 @@
           <w:numId w:val="1"/>
         </w:numPr>
         <w:spacing w:after="45"/>
-      </w:pPr>
-      <w:r>
-        <w:t xml:space="preserve">Le </w:t>
-      </w:r>
-      <w:r>
-        <w:t xml:space="preserve">Triazole </w:t>
-      </w:r>
-      <w:r>
-        <w:t xml:space="preserve">est </w:t>
-      </w:r>
-      <w:r>
-        <w:t>traité comme traceur conservatif</w:t>
-      </w:r>
-      <w:r>
-        <w:t>.</w:t>
+        <w:rPr>
+          <w:ins w:id="131" w:author="Tomy Doda" w:date="2026-08-11T09:55:00Z" w16du:dateUtc="2026-08-11T07:55:00Z"/>
+        </w:rPr>
+      </w:pPr>
+      <w:r>
+        <w:t>Le Triazole est traité comme traceur conservatif.</w:t>
       </w:r>
     </w:p>
     <w:p>
@@ -870,8 +2458,20 @@
         </w:numPr>
         <w:spacing w:after="45"/>
       </w:pPr>
-      <w:r>
-        <w:t>Arrêt total et instantané supposé (C_in = 0) : pas de source résiduelle ni de relargage différé (sédiments, eaux souterraines de Monthey).</w:t>
+      <w:commentRangeStart w:id="132"/>
+      <w:ins w:id="133" w:author="Tomy Doda" w:date="2026-08-11T09:55:00Z" w16du:dateUtc="2026-08-11T07:55:00Z">
+        <w:r>
+          <w:t>Le flux diffusive turbulent est négligé</w:t>
+        </w:r>
+      </w:ins>
+      <w:commentRangeEnd w:id="132"/>
+      <w:r>
+        <w:rPr>
+          <w:rStyle w:val="CommentReference"/>
+          <w:sz w:val="20"/>
+          <w:szCs w:val="20"/>
+        </w:rPr>
+        <w:commentReference w:id="132"/>
       </w:r>
     </w:p>
     <w:p>
@@ -884,6 +2484,19 @@
         <w:spacing w:after="45"/>
       </w:pPr>
       <w:r>
+        <w:t>Arrêt total et instantané supposé (C_in = 0) : pas de source résiduelle ni de relargage différé (sédiments, eaux souterraines de Monthey).</w:t>
+      </w:r>
+    </w:p>
+    <w:p>
+      <w:pPr>
+        <w:pStyle w:val="ListParagraph"/>
+        <w:numPr>
+          <w:ilvl w:val="0"/>
+          <w:numId w:val="1"/>
+        </w:numPr>
+        <w:spacing w:after="45"/>
+      </w:pPr>
+      <w:r>
         <w:t xml:space="preserve">Pas de données de calibration/validation </w:t>
       </w:r>
     </w:p>
@@ -930,12 +2543,88 @@
     <w:p>
       <w:pPr>
         <w:pStyle w:val="Heading1"/>
+        <w:rPr>
+          <w:ins w:id="134" w:author="Tomy Doda" w:date="2026-08-10T11:36:00Z" w16du:dateUtc="2026-08-10T09:36:00Z"/>
+        </w:rPr>
       </w:pPr>
       <w:r>
         <w:t>Références</w:t>
       </w:r>
     </w:p>
-    <w:p/>
+    <w:p>
+      <w:pPr>
+        <w:rPr>
+          <w:ins w:id="135" w:author="Tomy Doda" w:date="2026-08-10T11:49:00Z" w16du:dateUtc="2026-08-10T09:49:00Z"/>
+        </w:rPr>
+      </w:pPr>
+      <w:ins w:id="136" w:author="Tomy Doda" w:date="2026-08-10T11:36:00Z" w16du:dateUtc="2026-08-10T09:36:00Z">
+        <w:r>
+          <w:t>Département</w:t>
+        </w:r>
+        <w:r>
+          <w:t xml:space="preserve"> F</w:t>
+        </w:r>
+        <w:r>
+          <w:t>édéral de l’</w:t>
+        </w:r>
+        <w:r>
+          <w:t>I</w:t>
+        </w:r>
+        <w:r>
+          <w:t xml:space="preserve">ntérieur (DFI). (2016). </w:t>
+        </w:r>
+        <w:r>
+          <w:rPr>
+            <w:i/>
+            <w:iCs/>
+          </w:rPr>
+          <w:t>Ordonnance du DFI du 16 décembre 2016 sur l’eau potable et l’eau des installations de baignade et de douche accessibles au public</w:t>
+        </w:r>
+        <w:r>
+          <w:t xml:space="preserve"> (OPBD; RS 817.022.11). État au 1er </w:t>
+        </w:r>
+        <w:r>
+          <w:t>août</w:t>
+        </w:r>
+        <w:r>
+          <w:t xml:space="preserve"> 2026.</w:t>
+        </w:r>
+      </w:ins>
+    </w:p>
+    <w:p>
+      <w:pPr>
+        <w:rPr>
+          <w:ins w:id="137" w:author="Tomy Doda" w:date="2026-08-10T11:49:00Z" w16du:dateUtc="2026-08-10T09:49:00Z"/>
+        </w:rPr>
+      </w:pPr>
+    </w:p>
+    <w:p>
+      <w:pPr>
+        <w:rPr>
+          <w:ins w:id="138" w:author="Tomy Doda" w:date="2026-08-10T11:36:00Z" w16du:dateUtc="2026-08-10T09:36:00Z"/>
+        </w:rPr>
+      </w:pPr>
+      <w:commentRangeStart w:id="139"/>
+      <w:ins w:id="140" w:author="Tomy Doda" w:date="2026-08-10T11:49:00Z" w16du:dateUtc="2026-08-10T09:49:00Z">
+        <w:r>
+          <w:t xml:space="preserve"> </w:t>
+        </w:r>
+      </w:ins>
+      <w:commentRangeEnd w:id="139"/>
+      <w:r>
+        <w:rPr>
+          <w:rStyle w:val="CommentReference"/>
+          <w:sz w:val="20"/>
+          <w:szCs w:val="20"/>
+        </w:rPr>
+        <w:commentReference w:id="139"/>
+      </w:r>
+    </w:p>
+    <w:p>
+      <w:pPr>
+        <w:pStyle w:val="Heading1"/>
+      </w:pPr>
+    </w:p>
     <w:sectPr>
       <w:pgSz w:w="11906" w:h="16838"/>
       <w:pgMar w:top="850" w:right="1000" w:bottom="850" w:left="1000" w:header="708" w:footer="708" w:gutter="0"/>
@@ -946,8 +2635,155 @@
 </w:document>
 </file>
 
+<file path=word/comments.xml><?xml version="1.0" encoding="utf-8"?>
+<w:comments xmlns:wpc="http://schemas.microsoft.com/office/word/2010/wordprocessingCanvas" xmlns:cx="http://schemas.microsoft.com/office/drawing/2014/chartex" xmlns:cx1="http://schemas.microsoft.com/office/drawing/2015/9/8/chartex" xmlns:cx2="http://schemas.microsoft.com/office/drawing/2015/10/21/chartex" xmlns:cx3="http://schemas.microsoft.com/office/drawing/2016/5/9/chartex" xmlns:cx4="http://schemas.microsoft.com/office/drawing/2016/5/10/chartex" xmlns:cx5="http://schemas.microsoft.com/office/drawing/2016/5/11/chartex" xmlns:cx6="http://schemas.microsoft.com/office/drawing/2016/5/12/chartex" xmlns:cx7="http://schemas.microsoft.com/office/drawing/2016/5/13/chartex" xmlns:cx8="http://schemas.microsoft.com/office/drawing/2016/5/14/chartex" xmlns:mc="http://schemas.openxmlformats.org/markup-compatibility/2006" xmlns:aink="http://schemas.microsoft.com/office/drawing/2016/ink" xmlns:am3d="http://schemas.microsoft.com/office/drawing/2017/model3d" xmlns:o="urn:schemas-microsoft-com:office:office" xmlns:oel="http://schemas.microsoft.com/office/2019/extlst" xmlns:r="http://schemas.openxmlformats.org/officeDocument/2006/relationships" xmlns:m="http://schemas.openxmlformats.org/officeDocument/2006/math" xmlns:v="urn:schemas-microsoft-com:vml" xmlns:wp14="http://schemas.microsoft.com/office/word/2010/wordprocessingDrawing" xmlns:wp="http://schemas.openxmlformats.org/drawingml/2006/wordprocessingDrawing" xmlns:w10="urn:schemas-microsoft-com:office:word" xmlns:w="http://schemas.openxmlformats.org/wordprocessingml/2006/main" xmlns:w14="http://schemas.microsoft.com/office/word/2010/wordml" xmlns:w15="http://schemas.microsoft.com/office/word/2012/wordml" xmlns:w16cei="http://schemas.microsoft.com/office/word/2026/wordml/cei" xmlns:w16cex="http://schemas.microsoft.com/office/word/2018/wordml/cex" xmlns:w16cid="http://schemas.microsoft.com/office/word/2016/wordml/cid" xmlns:w16="http://schemas.microsoft.com/office/word/2018/wordml" xmlns:w16du="http://schemas.microsoft.com/office/word/2023/wordml/word16du" xmlns:w16sdtdh="http://schemas.microsoft.com/office/word/2020/wordml/sdtdatahash" xmlns:w16sdtfl="http://schemas.microsoft.com/office/word/2024/wordml/sdtformatlock" xmlns:w16se="http://schemas.microsoft.com/office/word/2015/wordml/symex" xmlns:wpg="http://schemas.microsoft.com/office/word/2010/wordprocessingGroup" xmlns:wpi="http://schemas.microsoft.com/office/word/2010/wordprocessingInk" xmlns:wne="http://schemas.microsoft.com/office/word/2006/wordml" xmlns:wps="http://schemas.microsoft.com/office/word/2010/wordprocessingShape" mc:Ignorable="w14 w15 w16se w16cid w16 w16cex w16sdtdh w16sdtfl w16du wp14">
+  <w:comment w:id="10" w:author="Tomy Doda" w:date="2026-08-10T11:42:00Z" w:initials="TD">
+    <w:p>
+      <w:pPr>
+        <w:pStyle w:val="CommentText"/>
+      </w:pPr>
+      <w:r>
+        <w:rPr>
+          <w:rStyle w:val="CommentReference"/>
+        </w:rPr>
+        <w:annotationRef/>
+      </w:r>
+      <w:r>
+        <w:t>Est-ce qu’on doit spécifier une source pour le profil?</w:t>
+      </w:r>
+    </w:p>
+  </w:comment>
+  <w:comment w:id="15" w:author="Tomy Doda" w:date="2026-08-11T09:24:00Z" w:initials="TD">
+    <w:p>
+      <w:pPr>
+        <w:pStyle w:val="CommentText"/>
+      </w:pPr>
+      <w:r>
+        <w:rPr>
+          <w:rStyle w:val="CommentReference"/>
+        </w:rPr>
+        <w:annotationRef/>
+      </w:r>
+      <w:r>
+        <w:t xml:space="preserve">Ca ne semble pas cohérent avec la distribution de la profondeur de plongée (Fig. 3): environ 80-90% du débit d’entrée va dans l’épilimnion ce qui cause un temps de résidence 2 fois plus court que dans l’hypolimion et donc la concentration en triazole devrait y être plus importante (si on suppose un apport constant). </w:t>
+      </w:r>
+    </w:p>
+    <w:p>
+      <w:pPr>
+        <w:pStyle w:val="CommentText"/>
+      </w:pPr>
+    </w:p>
+    <w:p>
+      <w:pPr>
+        <w:pStyle w:val="CommentText"/>
+      </w:pPr>
+      <w:r>
+        <w:t xml:space="preserve">Est-ce que Chypo&gt;Cepi peut être expliqué par le fait que hepi est en réalité beaucoup moins profond que nos valeurs durant la majorité de l'année puisqu'on utilise hepi_max (brassage hivernal), et donc que alpha=Qepi/Qtot est plus faible si on le calcule sur l'année? Dans le cas où Cin=0, la dilution de l'hypolimnion serait donc plus rapide avec un pas de temps mensuel qu'avec notre approche. </w:t>
+      </w:r>
+    </w:p>
+  </w:comment>
+  <w:comment w:id="19" w:author="Tomy Doda" w:date="2026-08-11T09:31:00Z" w:initials="TD">
+    <w:p>
+      <w:pPr>
+        <w:pStyle w:val="CommentText"/>
+      </w:pPr>
+      <w:r>
+        <w:rPr>
+          <w:rStyle w:val="CommentReference"/>
+        </w:rPr>
+        <w:annotationRef/>
+      </w:r>
+      <w:r>
+        <w:t>Date? On utilise ce profile pour déterminer Cepi et Chypo au moment du mélange maximal alors que j’imagine qu’il a été mesuré en été? Est-ce qu’on surestime Cepi du coup (à ajouter comme limite de notre approche)?</w:t>
+      </w:r>
+    </w:p>
+  </w:comment>
+  <w:comment w:id="130" w:author="Tomy Doda" w:date="2026-08-10T17:55:00Z" w:initials="TD">
+    <w:p>
+      <w:pPr>
+        <w:pStyle w:val="CommentText"/>
+      </w:pPr>
+      <w:r>
+        <w:rPr>
+          <w:rStyle w:val="CommentReference"/>
+        </w:rPr>
+        <w:annotationRef/>
+      </w:r>
+      <w:r>
+        <w:t>302.5 m</w:t>
+      </w:r>
+    </w:p>
+  </w:comment>
+  <w:comment w:id="132" w:author="Tomy Doda" w:date="2026-08-11T09:56:00Z" w:initials="TD">
+    <w:p>
+      <w:pPr>
+        <w:pStyle w:val="CommentText"/>
+      </w:pPr>
+      <w:r>
+        <w:rPr>
+          <w:rStyle w:val="CommentReference"/>
+        </w:rPr>
+        <w:annotationRef/>
+      </w:r>
+      <w:r>
+        <w:t>Ex: si aucun apport du Rhône dans l’hypolimnion, aucun échange entre les 2 couches. Flux négligeable si Kz=10^(-6)-10^(-5) m2/s.</w:t>
+      </w:r>
+    </w:p>
+  </w:comment>
+  <w:comment w:id="139" w:author="Tomy Doda" w:date="2026-08-10T11:50:00Z" w:initials="TD">
+    <w:p>
+      <w:pPr>
+        <w:pStyle w:val="CommentText"/>
+      </w:pPr>
+      <w:r>
+        <w:rPr>
+          <w:rStyle w:val="CommentReference"/>
+        </w:rPr>
+        <w:annotationRef/>
+      </w:r>
+      <w:r>
+        <w:t>Lien vers le repository (avec README)</w:t>
+      </w:r>
+    </w:p>
+  </w:comment>
+</w:comments>
+</file>
+
+<file path=word/commentsExtended.xml><?xml version="1.0" encoding="utf-8"?>
+<w15:commentsEx xmlns:wpc="http://schemas.microsoft.com/office/word/2010/wordprocessingCanvas" xmlns:cx="http://schemas.microsoft.com/office/drawing/2014/chartex" xmlns:cx1="http://schemas.microsoft.com/office/drawing/2015/9/8/chartex" xmlns:cx2="http://schemas.microsoft.com/office/drawing/2015/10/21/chartex" xmlns:cx3="http://schemas.microsoft.com/office/drawing/2016/5/9/chartex" xmlns:cx4="http://schemas.microsoft.com/office/drawing/2016/5/10/chartex" xmlns:cx5="http://schemas.microsoft.com/office/drawing/2016/5/11/chartex" xmlns:cx6="http://schemas.microsoft.com/office/drawing/2016/5/12/chartex" xmlns:cx7="http://schemas.microsoft.com/office/drawing/2016/5/13/chartex" xmlns:cx8="http://schemas.microsoft.com/office/drawing/2016/5/14/chartex" xmlns:mc="http://schemas.openxmlformats.org/markup-compatibility/2006" xmlns:aink="http://schemas.microsoft.com/office/drawing/2016/ink" xmlns:am3d="http://schemas.microsoft.com/office/drawing/2017/model3d" xmlns:o="urn:schemas-microsoft-com:office:office" xmlns:oel="http://schemas.microsoft.com/office/2019/extlst" xmlns:r="http://schemas.openxmlformats.org/officeDocument/2006/relationships" xmlns:m="http://schemas.openxmlformats.org/officeDocument/2006/math" xmlns:v="urn:schemas-microsoft-com:vml" xmlns:wp14="http://schemas.microsoft.com/office/word/2010/wordprocessingDrawing" xmlns:wp="http://schemas.openxmlformats.org/drawingml/2006/wordprocessingDrawing" xmlns:w10="urn:schemas-microsoft-com:office:word" xmlns:w="http://schemas.openxmlformats.org/wordprocessingml/2006/main" xmlns:w14="http://schemas.microsoft.com/office/word/2010/wordml" xmlns:w15="http://schemas.microsoft.com/office/word/2012/wordml" xmlns:w16cei="http://schemas.microsoft.com/office/word/2026/wordml/cei" xmlns:w16cex="http://schemas.microsoft.com/office/word/2018/wordml/cex" xmlns:w16cid="http://schemas.microsoft.com/office/word/2016/wordml/cid" xmlns:w16="http://schemas.microsoft.com/office/word/2018/wordml" xmlns:w16du="http://schemas.microsoft.com/office/word/2023/wordml/word16du" xmlns:w16sdtdh="http://schemas.microsoft.com/office/word/2020/wordml/sdtdatahash" xmlns:w16sdtfl="http://schemas.microsoft.com/office/word/2024/wordml/sdtformatlock" xmlns:w16se="http://schemas.microsoft.com/office/word/2015/wordml/symex" xmlns:wpg="http://schemas.microsoft.com/office/word/2010/wordprocessingGroup" xmlns:wpi="http://schemas.microsoft.com/office/word/2010/wordprocessingInk" xmlns:wne="http://schemas.microsoft.com/office/word/2006/wordml" xmlns:wps="http://schemas.microsoft.com/office/word/2010/wordprocessingShape" mc:Ignorable="w14 w15 w16se w16cid w16 w16cex w16sdtdh w16sdtfl w16du wp14">
+  <w15:commentEx w15:paraId="2C3CF3D8" w15:done="0"/>
+  <w15:commentEx w15:paraId="7B8DB8CC" w15:done="0"/>
+  <w15:commentEx w15:paraId="521ADD7D" w15:done="0"/>
+  <w15:commentEx w15:paraId="46EFD354" w15:done="0"/>
+  <w15:commentEx w15:paraId="686777BC" w15:done="0"/>
+  <w15:commentEx w15:paraId="5EE273D0" w15:done="0"/>
+</w15:commentsEx>
+</file>
+
+<file path=word/commentsExtensible.xml><?xml version="1.0" encoding="utf-8"?>
+<w16cex:commentsExtensible xmlns:wpc="http://schemas.microsoft.com/office/word/2010/wordprocessingCanvas" xmlns:cx="http://schemas.microsoft.com/office/drawing/2014/chartex" xmlns:cx1="http://schemas.microsoft.com/office/drawing/2015/9/8/chartex" xmlns:cx2="http://schemas.microsoft.com/office/drawing/2015/10/21/chartex" xmlns:cx3="http://schemas.microsoft.com/office/drawing/2016/5/9/chartex" xmlns:cx4="http://schemas.microsoft.com/office/drawing/2016/5/10/chartex" xmlns:cx5="http://schemas.microsoft.com/office/drawing/2016/5/11/chartex" xmlns:cx6="http://schemas.microsoft.com/office/drawing/2016/5/12/chartex" xmlns:cx7="http://schemas.microsoft.com/office/drawing/2016/5/13/chartex" xmlns:cx8="http://schemas.microsoft.com/office/drawing/2016/5/14/chartex" xmlns:cr="http://schemas.microsoft.com/office/comments/2020/reactions" xmlns:mc="http://schemas.openxmlformats.org/markup-compatibility/2006" xmlns:aink="http://schemas.microsoft.com/office/drawing/2016/ink" xmlns:am3d="http://schemas.microsoft.com/office/drawing/2017/model3d" xmlns:o="urn:schemas-microsoft-com:office:office" xmlns:oel="http://schemas.microsoft.com/office/2019/extlst" xmlns:r="http://schemas.openxmlformats.org/officeDocument/2006/relationships" xmlns:m="http://schemas.openxmlformats.org/officeDocument/2006/math" xmlns:v="urn:schemas-microsoft-com:vml" xmlns:wp14="http://schemas.microsoft.com/office/word/2010/wordprocessingDrawing" xmlns:wp="http://schemas.openxmlformats.org/drawingml/2006/wordprocessingDrawing" xmlns:w10="urn:schemas-microsoft-com:office:word" xmlns:w="http://schemas.openxmlformats.org/wordprocessingml/2006/main" xmlns:w14="http://schemas.microsoft.com/office/word/2010/wordml" xmlns:w15="http://schemas.microsoft.com/office/word/2012/wordml" xmlns:w16cei="http://schemas.microsoft.com/office/word/2026/wordml/cei" xmlns:w16cex="http://schemas.microsoft.com/office/word/2018/wordml/cex" xmlns:w16cid="http://schemas.microsoft.com/office/word/2016/wordml/cid" xmlns:w16="http://schemas.microsoft.com/office/word/2018/wordml" xmlns:w16du="http://schemas.microsoft.com/office/word/2023/wordml/word16du" xmlns:w16sdtdh="http://schemas.microsoft.com/office/word/2020/wordml/sdtdatahash" xmlns:w16sdtfl="http://schemas.microsoft.com/office/word/2024/wordml/sdtformatlock" xmlns:w16se="http://schemas.microsoft.com/office/word/2015/wordml/symex" xmlns:wpg="http://schemas.microsoft.com/office/word/2010/wordprocessingGroup" xmlns:wpi="http://schemas.microsoft.com/office/word/2010/wordprocessingInk" xmlns:wne="http://schemas.microsoft.com/office/word/2006/wordml" xmlns:wps="http://schemas.microsoft.com/office/word/2010/wordprocessingShape" mc:Ignorable="w14 w15 w16se w16cid w16 w16cex w16sdtdh w16sdtfl cr w16du wp14">
+  <w16cex:commentExtensible w16cex:durableId="3B684FBB" w16cex:dateUtc="2026-08-10T09:42:00Z"/>
+  <w16cex:commentExtensible w16cex:durableId="3D1E1306" w16cex:dateUtc="2026-08-11T07:24:00Z"/>
+  <w16cex:commentExtensible w16cex:durableId="61ED0AEE" w16cex:dateUtc="2026-08-11T07:31:00Z"/>
+  <w16cex:commentExtensible w16cex:durableId="26AF5F5D" w16cex:dateUtc="2026-08-10T15:55:00Z"/>
+  <w16cex:commentExtensible w16cex:durableId="6C830E1A" w16cex:dateUtc="2026-08-11T07:56:00Z"/>
+  <w16cex:commentExtensible w16cex:durableId="1508C9FC" w16cex:dateUtc="2026-08-10T09:50:00Z"/>
+</w16cex:commentsExtensible>
+</file>
+
+<file path=word/commentsIds.xml><?xml version="1.0" encoding="utf-8"?>
+<w16cid:commentsIds xmlns:wpc="http://schemas.microsoft.com/office/word/2010/wordprocessingCanvas" xmlns:cx="http://schemas.microsoft.com/office/drawing/2014/chartex" xmlns:cx1="http://schemas.microsoft.com/office/drawing/2015/9/8/chartex" xmlns:cx2="http://schemas.microsoft.com/office/drawing/2015/10/21/chartex" xmlns:cx3="http://schemas.microsoft.com/office/drawing/2016/5/9/chartex" xmlns:cx4="http://schemas.microsoft.com/office/drawing/2016/5/10/chartex" xmlns:cx5="http://schemas.microsoft.com/office/drawing/2016/5/11/chartex" xmlns:cx6="http://schemas.microsoft.com/office/drawing/2016/5/12/chartex" xmlns:cx7="http://schemas.microsoft.com/office/drawing/2016/5/13/chartex" xmlns:cx8="http://schemas.microsoft.com/office/drawing/2016/5/14/chartex" xmlns:mc="http://schemas.openxmlformats.org/markup-compatibility/2006" xmlns:aink="http://schemas.microsoft.com/office/drawing/2016/ink" xmlns:am3d="http://schemas.microsoft.com/office/drawing/2017/model3d" xmlns:o="urn:schemas-microsoft-com:office:office" xmlns:oel="http://schemas.microsoft.com/office/2019/extlst" xmlns:r="http://schemas.openxmlformats.org/officeDocument/2006/relationships" xmlns:m="http://schemas.openxmlformats.org/officeDocument/2006/math" xmlns:v="urn:schemas-microsoft-com:vml" xmlns:wp14="http://schemas.microsoft.com/office/word/2010/wordprocessingDrawing" xmlns:wp="http://schemas.openxmlformats.org/drawingml/2006/wordprocessingDrawing" xmlns:w10="urn:schemas-microsoft-com:office:word" xmlns:w="http://schemas.openxmlformats.org/wordprocessingml/2006/main" xmlns:w14="http://schemas.microsoft.com/office/word/2010/wordml" xmlns:w15="http://schemas.microsoft.com/office/word/2012/wordml" xmlns:w16cei="http://schemas.microsoft.com/office/word/2026/wordml/cei" xmlns:w16cex="http://schemas.microsoft.com/office/word/2018/wordml/cex" xmlns:w16cid="http://schemas.microsoft.com/office/word/2016/wordml/cid" xmlns:w16="http://schemas.microsoft.com/office/word/2018/wordml" xmlns:w16du="http://schemas.microsoft.com/office/word/2023/wordml/word16du" xmlns:w16sdtdh="http://schemas.microsoft.com/office/word/2020/wordml/sdtdatahash" xmlns:w16sdtfl="http://schemas.microsoft.com/office/word/2024/wordml/sdtformatlock" xmlns:w16se="http://schemas.microsoft.com/office/word/2015/wordml/symex" xmlns:wpg="http://schemas.microsoft.com/office/word/2010/wordprocessingGroup" xmlns:wpi="http://schemas.microsoft.com/office/word/2010/wordprocessingInk" xmlns:wne="http://schemas.microsoft.com/office/word/2006/wordml" xmlns:wps="http://schemas.microsoft.com/office/word/2010/wordprocessingShape" mc:Ignorable="w14 w15 w16se w16cid w16 w16cex w16sdtdh w16sdtfl w16du wp14">
+  <w16cid:commentId w16cid:paraId="2C3CF3D8" w16cid:durableId="3B684FBB"/>
+  <w16cid:commentId w16cid:paraId="7B8DB8CC" w16cid:durableId="3D1E1306"/>
+  <w16cid:commentId w16cid:paraId="521ADD7D" w16cid:durableId="61ED0AEE"/>
+  <w16cid:commentId w16cid:paraId="46EFD354" w16cid:durableId="26AF5F5D"/>
+  <w16cid:commentId w16cid:paraId="686777BC" w16cid:durableId="6C830E1A"/>
+  <w16cid:commentId w16cid:paraId="5EE273D0" w16cid:durableId="1508C9FC"/>
+</w16cid:commentsIds>
+</file>
+
 <file path=word/numbering.xml><?xml version="1.0" encoding="utf-8"?>
-<w:numbering xmlns:wpc="http://schemas.microsoft.com/office/word/2010/wordprocessingCanvas" xmlns:cx="http://schemas.microsoft.com/office/drawing/2014/chartex" xmlns:cx1="http://schemas.microsoft.com/office/drawing/2015/9/8/chartex" xmlns:cx2="http://schemas.microsoft.com/office/drawing/2015/10/21/chartex" xmlns:cx3="http://schemas.microsoft.com/office/drawing/2016/5/9/chartex" xmlns:cx4="http://schemas.microsoft.com/office/drawing/2016/5/10/chartex" xmlns:cx5="http://schemas.microsoft.com/office/drawing/2016/5/11/chartex" xmlns:cx6="http://schemas.microsoft.com/office/drawing/2016/5/12/chartex" xmlns:cx7="http://schemas.microsoft.com/office/drawing/2016/5/13/chartex" xmlns:cx8="http://schemas.microsoft.com/office/drawing/2016/5/14/chartex" xmlns:mc="http://schemas.openxmlformats.org/markup-compatibility/2006" xmlns:m="http://schemas.openxmlformats.org/officeDocument/2006/math" xmlns:aink="http://schemas.microsoft.com/office/drawing/2016/ink" xmlns:am3d="http://schemas.microsoft.com/office/drawing/2017/model3d" xmlns:oel="http://schemas.microsoft.com/office/2019/extlst" xmlns:r="http://schemas.openxmlformats.org/officeDocument/2006/relationships" xmlns:wp14="http://schemas.microsoft.com/office/word/2010/wordprocessingDrawing" xmlns:wp="http://schemas.openxmlformats.org/drawingml/2006/wordprocessingDrawing" xmlns:wpg="http://schemas.microsoft.com/office/word/2010/wordprocessingGroup" xmlns:wpi="http://schemas.microsoft.com/office/word/2010/wordprocessingInk" xmlns:wps="http://schemas.microsoft.com/office/word/2010/wordprocessingShape" xmlns:o="urn:schemas-microsoft-com:office:office" xmlns:v="urn:schemas-microsoft-com:vml" xmlns:w10="urn:schemas-microsoft-com:office:word" xmlns:w="http://schemas.openxmlformats.org/wordprocessingml/2006/main" xmlns:w14="http://schemas.microsoft.com/office/word/2010/wordml" xmlns:w15="http://schemas.microsoft.com/office/word/2012/wordml" xmlns:w16cei="http://schemas.microsoft.com/office/word/2026/wordml/cei" xmlns:w16cex="http://schemas.microsoft.com/office/word/2018/wordml/cex" xmlns:w16cid="http://schemas.microsoft.com/office/word/2016/wordml/cid" xmlns:w16="http://schemas.microsoft.com/office/word/2018/wordml" xmlns:w16sdtdh="http://schemas.microsoft.com/office/word/2020/wordml/sdtdatahash" xmlns:w16sdtfl="http://schemas.microsoft.com/office/word/2024/wordml/sdtformatlock" xmlns:w16se="http://schemas.microsoft.com/office/word/2015/wordml/symex" xmlns:w16du="http://schemas.microsoft.com/office/word/2023/wordml/word16du" xmlns:wne="http://schemas.microsoft.com/office/word/2006/wordml" mc:Ignorable="w14 w15 w16se w16cid w16 w16cex w16sdtdh w16sdtfl w16du wp14">
+<w:numbering xmlns:wpc="http://schemas.microsoft.com/office/word/2010/wordprocessingCanvas" xmlns:cx="http://schemas.microsoft.com/office/drawing/2014/chartex" xmlns:cx1="http://schemas.microsoft.com/office/drawing/2015/9/8/chartex" xmlns:cx2="http://schemas.microsoft.com/office/drawing/2015/10/21/chartex" xmlns:cx3="http://schemas.microsoft.com/office/drawing/2016/5/9/chartex" xmlns:cx4="http://schemas.microsoft.com/office/drawing/2016/5/10/chartex" xmlns:cx5="http://schemas.microsoft.com/office/drawing/2016/5/11/chartex" xmlns:cx6="http://schemas.microsoft.com/office/drawing/2016/5/12/chartex" xmlns:cx7="http://schemas.microsoft.com/office/drawing/2016/5/13/chartex" xmlns:cx8="http://schemas.microsoft.com/office/drawing/2016/5/14/chartex" xmlns:mc="http://schemas.openxmlformats.org/markup-compatibility/2006" xmlns:aink="http://schemas.microsoft.com/office/drawing/2016/ink" xmlns:am3d="http://schemas.microsoft.com/office/drawing/2017/model3d" xmlns:o="urn:schemas-microsoft-com:office:office" xmlns:oel="http://schemas.microsoft.com/office/2019/extlst" xmlns:r="http://schemas.openxmlformats.org/officeDocument/2006/relationships" xmlns:m="http://schemas.openxmlformats.org/officeDocument/2006/math" xmlns:v="urn:schemas-microsoft-com:vml" xmlns:wp14="http://schemas.microsoft.com/office/word/2010/wordprocessingDrawing" xmlns:wp="http://schemas.openxmlformats.org/drawingml/2006/wordprocessingDrawing" xmlns:w10="urn:schemas-microsoft-com:office:word" xmlns:w="http://schemas.openxmlformats.org/wordprocessingml/2006/main" xmlns:w14="http://schemas.microsoft.com/office/word/2010/wordml" xmlns:w15="http://schemas.microsoft.com/office/word/2012/wordml" xmlns:w16cei="http://schemas.microsoft.com/office/word/2026/wordml/cei" xmlns:w16cex="http://schemas.microsoft.com/office/word/2018/wordml/cex" xmlns:w16cid="http://schemas.microsoft.com/office/word/2016/wordml/cid" xmlns:w16="http://schemas.microsoft.com/office/word/2018/wordml" xmlns:w16du="http://schemas.microsoft.com/office/word/2023/wordml/word16du" xmlns:w16sdtdh="http://schemas.microsoft.com/office/word/2020/wordml/sdtdatahash" xmlns:w16sdtfl="http://schemas.microsoft.com/office/word/2024/wordml/sdtformatlock" xmlns:w16se="http://schemas.microsoft.com/office/word/2015/wordml/symex" xmlns:wpg="http://schemas.microsoft.com/office/word/2010/wordprocessingGroup" xmlns:wpi="http://schemas.microsoft.com/office/word/2010/wordprocessingInk" xmlns:wne="http://schemas.microsoft.com/office/word/2006/wordml" xmlns:wps="http://schemas.microsoft.com/office/word/2010/wordprocessingShape" mc:Ignorable="w14 w15 w16se w16cid w16 w16cex w16sdtdh w16sdtfl w16du wp14">
   <w:abstractNum w:abstractNumId="0" w15:restartNumberingAfterBreak="0">
     <w:nsid w:val="12FF7B51"/>
     <w:multiLevelType w:val="hybridMultilevel"/>
@@ -1135,8 +2971,16 @@
 </w:numbering>
 </file>
 
+<file path=word/people.xml><?xml version="1.0" encoding="utf-8"?>
+<w15:people xmlns:wpc="http://schemas.microsoft.com/office/word/2010/wordprocessingCanvas" xmlns:cx="http://schemas.microsoft.com/office/drawing/2014/chartex" xmlns:cx1="http://schemas.microsoft.com/office/drawing/2015/9/8/chartex" xmlns:cx2="http://schemas.microsoft.com/office/drawing/2015/10/21/chartex" xmlns:cx3="http://schemas.microsoft.com/office/drawing/2016/5/9/chartex" xmlns:cx4="http://schemas.microsoft.com/office/drawing/2016/5/10/chartex" xmlns:cx5="http://schemas.microsoft.com/office/drawing/2016/5/11/chartex" xmlns:cx6="http://schemas.microsoft.com/office/drawing/2016/5/12/chartex" xmlns:cx7="http://schemas.microsoft.com/office/drawing/2016/5/13/chartex" xmlns:cx8="http://schemas.microsoft.com/office/drawing/2016/5/14/chartex" xmlns:mc="http://schemas.openxmlformats.org/markup-compatibility/2006" xmlns:aink="http://schemas.microsoft.com/office/drawing/2016/ink" xmlns:am3d="http://schemas.microsoft.com/office/drawing/2017/model3d" xmlns:o="urn:schemas-microsoft-com:office:office" xmlns:oel="http://schemas.microsoft.com/office/2019/extlst" xmlns:r="http://schemas.openxmlformats.org/officeDocument/2006/relationships" xmlns:m="http://schemas.openxmlformats.org/officeDocument/2006/math" xmlns:v="urn:schemas-microsoft-com:vml" xmlns:wp14="http://schemas.microsoft.com/office/word/2010/wordprocessingDrawing" xmlns:wp="http://schemas.openxmlformats.org/drawingml/2006/wordprocessingDrawing" xmlns:w10="urn:schemas-microsoft-com:office:word" xmlns:w="http://schemas.openxmlformats.org/wordprocessingml/2006/main" xmlns:w14="http://schemas.microsoft.com/office/word/2010/wordml" xmlns:w15="http://schemas.microsoft.com/office/word/2012/wordml" xmlns:w16cei="http://schemas.microsoft.com/office/word/2026/wordml/cei" xmlns:w16cex="http://schemas.microsoft.com/office/word/2018/wordml/cex" xmlns:w16cid="http://schemas.microsoft.com/office/word/2016/wordml/cid" xmlns:w16="http://schemas.microsoft.com/office/word/2018/wordml" xmlns:w16du="http://schemas.microsoft.com/office/word/2023/wordml/word16du" xmlns:w16sdtdh="http://schemas.microsoft.com/office/word/2020/wordml/sdtdatahash" xmlns:w16sdtfl="http://schemas.microsoft.com/office/word/2024/wordml/sdtformatlock" xmlns:w16se="http://schemas.microsoft.com/office/word/2015/wordml/symex" xmlns:wpg="http://schemas.microsoft.com/office/word/2010/wordprocessingGroup" xmlns:wpi="http://schemas.microsoft.com/office/word/2010/wordprocessingInk" xmlns:wne="http://schemas.microsoft.com/office/word/2006/wordml" xmlns:wps="http://schemas.microsoft.com/office/word/2010/wordprocessingShape" mc:Ignorable="w14 w15 w16se w16cid w16 w16cex w16sdtdh w16sdtfl w16du wp14">
+  <w15:person w15:author="Tomy Doda">
+    <w15:presenceInfo w15:providerId="AD" w15:userId="S::Tomy.Doda@unil.ch::023a5e24-f089-4e82-9406-b78528d4275d"/>
+  </w15:person>
+</w15:people>
+</file>
+
 <file path=word/styles.xml><?xml version="1.0" encoding="utf-8"?>
-<w:styles xmlns:mc="http://schemas.openxmlformats.org/markup-compatibility/2006" xmlns:r="http://schemas.openxmlformats.org/officeDocument/2006/relationships" xmlns:w="http://schemas.openxmlformats.org/wordprocessingml/2006/main" xmlns:w14="http://schemas.microsoft.com/office/word/2010/wordml" xmlns:w15="http://schemas.microsoft.com/office/word/2012/wordml" xmlns:w16cex="http://schemas.microsoft.com/office/word/2018/wordml/cex" xmlns:w16cid="http://schemas.microsoft.com/office/word/2016/wordml/cid" xmlns:w16="http://schemas.microsoft.com/office/word/2018/wordml" xmlns:w16sdtdh="http://schemas.microsoft.com/office/word/2020/wordml/sdtdatahash" xmlns:w16sdtfl="http://schemas.microsoft.com/office/word/2024/wordml/sdtformatlock" xmlns:w16se="http://schemas.microsoft.com/office/word/2015/wordml/symex" xmlns:w16du="http://schemas.microsoft.com/office/word/2023/wordml/word16du" mc:Ignorable="w14 w15 w16se w16cid w16 w16cex w16sdtdh w16sdtfl w16du">
+<w:styles xmlns:mc="http://schemas.openxmlformats.org/markup-compatibility/2006" xmlns:r="http://schemas.openxmlformats.org/officeDocument/2006/relationships" xmlns:w="http://schemas.openxmlformats.org/wordprocessingml/2006/main" xmlns:w14="http://schemas.microsoft.com/office/word/2010/wordml" xmlns:w15="http://schemas.microsoft.com/office/word/2012/wordml" xmlns:w16cex="http://schemas.microsoft.com/office/word/2018/wordml/cex" xmlns:w16cid="http://schemas.microsoft.com/office/word/2016/wordml/cid" xmlns:w16="http://schemas.microsoft.com/office/word/2018/wordml" xmlns:w16du="http://schemas.microsoft.com/office/word/2023/wordml/word16du" xmlns:w16sdtdh="http://schemas.microsoft.com/office/word/2020/wordml/sdtdatahash" xmlns:w16sdtfl="http://schemas.microsoft.com/office/word/2024/wordml/sdtformatlock" xmlns:w16se="http://schemas.microsoft.com/office/word/2015/wordml/symex" mc:Ignorable="w14 w15 w16se w16cid w16 w16cex w16sdtdh w16sdtfl w16du">
   <w:docDefaults>
     <w:rPrDefault>
       <w:rPr>
@@ -1728,6 +3572,76 @@
       <w:szCs w:val="20"/>
     </w:rPr>
   </w:style>
+  <w:style w:type="paragraph" w:styleId="Revision">
+    <w:name w:val="Revision"/>
+    <w:hidden/>
+    <w:uiPriority w:val="99"/>
+    <w:semiHidden/>
+    <w:rsid w:val="00D31D5D"/>
+  </w:style>
+  <w:style w:type="character" w:styleId="CommentReference">
+    <w:name w:val="annotation reference"/>
+    <w:basedOn w:val="DefaultParagraphFont"/>
+    <w:uiPriority w:val="99"/>
+    <w:semiHidden/>
+    <w:unhideWhenUsed/>
+    <w:rsid w:val="003C1C27"/>
+    <w:rPr>
+      <w:sz w:val="16"/>
+      <w:szCs w:val="16"/>
+    </w:rPr>
+  </w:style>
+  <w:style w:type="paragraph" w:styleId="CommentText">
+    <w:name w:val="annotation text"/>
+    <w:basedOn w:val="Normal"/>
+    <w:link w:val="CommentTextChar"/>
+    <w:uiPriority w:val="99"/>
+    <w:unhideWhenUsed/>
+    <w:rsid w:val="003C1C27"/>
+  </w:style>
+  <w:style w:type="character" w:customStyle="1" w:styleId="CommentTextChar">
+    <w:name w:val="Comment Text Char"/>
+    <w:basedOn w:val="DefaultParagraphFont"/>
+    <w:link w:val="CommentText"/>
+    <w:uiPriority w:val="99"/>
+    <w:rsid w:val="003C1C27"/>
+  </w:style>
+  <w:style w:type="paragraph" w:styleId="CommentSubject">
+    <w:name w:val="annotation subject"/>
+    <w:basedOn w:val="CommentText"/>
+    <w:next w:val="CommentText"/>
+    <w:link w:val="CommentSubjectChar"/>
+    <w:uiPriority w:val="99"/>
+    <w:semiHidden/>
+    <w:unhideWhenUsed/>
+    <w:rsid w:val="003C1C27"/>
+    <w:rPr>
+      <w:b/>
+      <w:bCs/>
+    </w:rPr>
+  </w:style>
+  <w:style w:type="character" w:customStyle="1" w:styleId="CommentSubjectChar">
+    <w:name w:val="Comment Subject Char"/>
+    <w:basedOn w:val="CommentTextChar"/>
+    <w:link w:val="CommentSubject"/>
+    <w:uiPriority w:val="99"/>
+    <w:semiHidden/>
+    <w:rsid w:val="003C1C27"/>
+    <w:rPr>
+      <w:b/>
+      <w:bCs/>
+    </w:rPr>
+  </w:style>
+  <w:style w:type="character" w:styleId="PlaceholderText">
+    <w:name w:val="Placeholder Text"/>
+    <w:basedOn w:val="DefaultParagraphFont"/>
+    <w:uiPriority w:val="99"/>
+    <w:semiHidden/>
+    <w:rsid w:val="001139A7"/>
+    <w:rPr>
+      <w:color w:val="666666"/>
+    </w:rPr>
+  </w:style>
 </w:styles>
 </file>
 
@@ -2044,4 +3958,16 @@
     </a:ext>
   </a:extLst>
 </a:theme>
+</file>
+
+<file path=customXml/item1.xml><?xml version="1.0" encoding="utf-8"?>
+<b:Sources xmlns:b="http://schemas.openxmlformats.org/officeDocument/2006/bibliography" xmlns="http://schemas.openxmlformats.org/officeDocument/2006/bibliography" SelectedStyle="\APASixthEditionOfficeOnline.xsl" StyleName="APA" Version="6"/>
+</file>
+
+<file path=customXml/itemProps1.xml><?xml version="1.0" encoding="utf-8"?>
+<ds:datastoreItem xmlns:ds="http://schemas.openxmlformats.org/officeDocument/2006/customXml" ds:itemID="{06901FBE-89F7-4C59-9E1F-1159BD4EE62B}">
+  <ds:schemaRefs>
+    <ds:schemaRef ds:uri="http://schemas.openxmlformats.org/officeDocument/2006/bibliography"/>
+  </ds:schemaRefs>
+</ds:datastoreItem>
 </file>
--- a/report/Rapport_triazole_Leman_TD.docx
+++ b/report/Rapport_triazole_Leman_TD.docx
@@ -556,15 +556,30 @@
         <w:jc w:val="both"/>
       </w:pPr>
       <w:r>
-        <w:lastRenderedPageBreak/>
-        <w:t>Le lac est représenté par deux boîtes homogènes, épilimnion (</w:t>
-      </w:r>
-      <w:ins w:id="20" w:author="Tomy Doda" w:date="2026-08-10T17:17:00Z" w16du:dateUtc="2026-08-10T15:17:00Z">
+        <w:t xml:space="preserve">Le lac est représenté par deux </w:t>
+      </w:r>
+      <w:ins w:id="20" w:author="Tomy Doda" w:date="2026-08-11T11:02:00Z" w16du:dateUtc="2026-08-11T09:02:00Z">
+        <w:r>
+          <w:t xml:space="preserve">couches (ou </w:t>
+        </w:r>
+      </w:ins>
+      <w:r>
+        <w:t>boîtes</w:t>
+      </w:r>
+      <w:ins w:id="21" w:author="Tomy Doda" w:date="2026-08-11T11:02:00Z" w16du:dateUtc="2026-08-11T09:02:00Z">
+        <w:r>
+          <w:t>)</w:t>
+        </w:r>
+      </w:ins>
+      <w:r>
+        <w:t xml:space="preserve"> homogènes, épilimnion (</w:t>
+      </w:r>
+      <w:ins w:id="22" w:author="Tomy Doda" w:date="2026-08-10T17:17:00Z" w16du:dateUtc="2026-08-10T15:17:00Z">
         <w:r>
           <w:t>concentrat</w:t>
         </w:r>
       </w:ins>
-      <w:ins w:id="21" w:author="Tomy Doda" w:date="2026-08-10T17:18:00Z" w16du:dateUtc="2026-08-10T15:18:00Z">
+      <w:ins w:id="23" w:author="Tomy Doda" w:date="2026-08-10T17:18:00Z" w16du:dateUtc="2026-08-10T15:18:00Z">
         <w:r>
           <w:t>ion</w:t>
         </w:r>
@@ -576,7 +591,7 @@
         <m:sSub>
           <m:sSubPr>
             <m:ctrlPr>
-              <w:ins w:id="22" w:author="Tomy Doda" w:date="2026-08-10T17:18:00Z" w16du:dateUtc="2026-08-10T15:18:00Z">
+              <w:ins w:id="24" w:author="Tomy Doda" w:date="2026-08-10T17:18:00Z" w16du:dateUtc="2026-08-10T15:18:00Z">
                 <w:rPr>
                   <w:rFonts w:ascii="Cambria Math" w:hAnsi="Cambria Math"/>
                   <w:i/>
@@ -586,7 +601,7 @@
           </m:sSubPr>
           <m:e>
             <m:r>
-              <w:ins w:id="23" w:author="Tomy Doda" w:date="2026-08-10T17:18:00Z" w16du:dateUtc="2026-08-10T15:18:00Z">
+              <w:ins w:id="25" w:author="Tomy Doda" w:date="2026-08-10T17:18:00Z" w16du:dateUtc="2026-08-10T15:18:00Z">
                 <w:rPr>
                   <w:rFonts w:ascii="Cambria Math" w:hAnsi="Cambria Math"/>
                 </w:rPr>
@@ -596,7 +611,7 @@
           </m:e>
           <m:sub>
             <m:r>
-              <w:ins w:id="24" w:author="Tomy Doda" w:date="2026-08-10T17:18:00Z" w16du:dateUtc="2026-08-10T15:18:00Z">
+              <w:ins w:id="26" w:author="Tomy Doda" w:date="2026-08-10T17:18:00Z" w16du:dateUtc="2026-08-10T15:18:00Z">
                 <w:rPr>
                   <w:rFonts w:ascii="Cambria Math" w:hAnsi="Cambria Math"/>
                 </w:rPr>
@@ -606,7 +621,7 @@
           </m:sub>
         </m:sSub>
       </m:oMath>
-      <w:del w:id="25" w:author="Tomy Doda" w:date="2026-08-10T17:18:00Z" w16du:dateUtc="2026-08-10T15:18:00Z">
+      <w:del w:id="27" w:author="Tomy Doda" w:date="2026-08-10T17:18:00Z" w16du:dateUtc="2026-08-10T15:18:00Z">
         <w:r>
           <w:delText>C_epi</w:delText>
         </w:r>
@@ -614,7 +629,7 @@
       <w:r>
         <w:t>) et hypolimnion (</w:t>
       </w:r>
-      <w:ins w:id="26" w:author="Tomy Doda" w:date="2026-08-10T17:18:00Z" w16du:dateUtc="2026-08-10T15:18:00Z">
+      <w:ins w:id="28" w:author="Tomy Doda" w:date="2026-08-10T17:18:00Z" w16du:dateUtc="2026-08-10T15:18:00Z">
         <w:r>
           <w:t xml:space="preserve">concentration </w:t>
         </w:r>
@@ -623,7 +638,7 @@
         <m:sSub>
           <m:sSubPr>
             <m:ctrlPr>
-              <w:ins w:id="27" w:author="Tomy Doda" w:date="2026-08-10T17:19:00Z" w16du:dateUtc="2026-08-10T15:19:00Z">
+              <w:ins w:id="29" w:author="Tomy Doda" w:date="2026-08-10T17:19:00Z" w16du:dateUtc="2026-08-10T15:19:00Z">
                 <w:rPr>
                   <w:rFonts w:ascii="Cambria Math" w:hAnsi="Cambria Math"/>
                   <w:i/>
@@ -633,7 +648,7 @@
           </m:sSubPr>
           <m:e>
             <m:r>
-              <w:ins w:id="28" w:author="Tomy Doda" w:date="2026-08-10T17:19:00Z" w16du:dateUtc="2026-08-10T15:19:00Z">
+              <w:ins w:id="30" w:author="Tomy Doda" w:date="2026-08-10T17:19:00Z" w16du:dateUtc="2026-08-10T15:19:00Z">
                 <w:rPr>
                   <w:rFonts w:ascii="Cambria Math" w:hAnsi="Cambria Math"/>
                 </w:rPr>
@@ -643,7 +658,7 @@
           </m:e>
           <m:sub>
             <m:r>
-              <w:ins w:id="29" w:author="Tomy Doda" w:date="2026-08-10T17:19:00Z" w16du:dateUtc="2026-08-10T15:19:00Z">
+              <w:ins w:id="31" w:author="Tomy Doda" w:date="2026-08-10T17:19:00Z" w16du:dateUtc="2026-08-10T15:19:00Z">
                 <w:rPr>
                   <w:rFonts w:ascii="Cambria Math" w:hAnsi="Cambria Math"/>
                 </w:rPr>
@@ -653,7 +668,7 @@
           </m:sub>
         </m:sSub>
       </m:oMath>
-      <w:del w:id="30" w:author="Tomy Doda" w:date="2026-08-10T17:19:00Z" w16du:dateUtc="2026-08-10T15:19:00Z">
+      <w:del w:id="32" w:author="Tomy Doda" w:date="2026-08-10T17:19:00Z" w16du:dateUtc="2026-08-10T15:19:00Z">
         <w:r>
           <w:delText>C_hypo</w:delText>
         </w:r>
@@ -661,19 +676,49 @@
       <w:r>
         <w:t>)</w:t>
       </w:r>
-      <w:ins w:id="31" w:author="Tomy Doda" w:date="2026-08-10T17:22:00Z" w16du:dateUtc="2026-08-10T15:22:00Z">
+      <w:ins w:id="33" w:author="Tomy Doda" w:date="2026-08-10T17:22:00Z" w16du:dateUtc="2026-08-10T15:22:00Z">
         <w:r>
           <w:t xml:space="preserve"> (Fig. 2)</w:t>
         </w:r>
       </w:ins>
-      <w:r>
-        <w:t>. Le débit du Rhône est supposé constant (</w:t>
+      <w:ins w:id="34" w:author="Tomy Doda" w:date="2026-08-11T11:10:00Z" w16du:dateUtc="2026-08-11T09:10:00Z">
+        <w:r>
+          <w:t xml:space="preserve"> et le modèle est </w:t>
+        </w:r>
+      </w:ins>
+      <w:ins w:id="35" w:author="Tomy Doda" w:date="2026-08-11T11:11:00Z" w16du:dateUtc="2026-08-11T09:11:00Z">
+        <w:r>
+          <w:t xml:space="preserve">exécuté </w:t>
+        </w:r>
+        <w:r>
+          <w:t>au pas de temps annuel</w:t>
+        </w:r>
+      </w:ins>
+      <w:ins w:id="36" w:author="Tomy Doda" w:date="2026-08-11T11:40:00Z" w16du:dateUtc="2026-08-11T09:40:00Z">
+        <w:r>
+          <w:t xml:space="preserve"> sur</w:t>
+        </w:r>
+        <w:r>
+          <w:t xml:space="preserve"> une période de 50 ans</w:t>
+        </w:r>
+      </w:ins>
+      <w:del w:id="37" w:author="Tomy Doda" w:date="2026-08-11T11:10:00Z" w16du:dateUtc="2026-08-11T09:10:00Z">
+        <w:r>
+          <w:delText>.</w:delText>
+        </w:r>
+      </w:del>
+      <w:r>
+        <w:t xml:space="preserve"> Le débit </w:t>
+      </w:r>
+      <w:r>
+        <w:lastRenderedPageBreak/>
+        <w:t>du Rhône est supposé constant (</w:t>
       </w:r>
       <m:oMath>
         <m:sSub>
           <m:sSubPr>
             <m:ctrlPr>
-              <w:ins w:id="32" w:author="Tomy Doda" w:date="2026-08-10T17:19:00Z" w16du:dateUtc="2026-08-10T15:19:00Z">
+              <w:ins w:id="38" w:author="Tomy Doda" w:date="2026-08-10T17:19:00Z" w16du:dateUtc="2026-08-10T15:19:00Z">
                 <w:rPr>
                   <w:rFonts w:ascii="Cambria Math" w:hAnsi="Cambria Math"/>
                   <w:i/>
@@ -683,7 +728,7 @@
           </m:sSubPr>
           <m:e>
             <m:r>
-              <w:ins w:id="33" w:author="Tomy Doda" w:date="2026-08-10T17:19:00Z" w16du:dateUtc="2026-08-10T15:19:00Z">
+              <w:ins w:id="39" w:author="Tomy Doda" w:date="2026-08-10T17:19:00Z" w16du:dateUtc="2026-08-10T15:19:00Z">
                 <w:rPr>
                   <w:rFonts w:ascii="Cambria Math" w:hAnsi="Cambria Math"/>
                 </w:rPr>
@@ -693,7 +738,7 @@
           </m:e>
           <m:sub>
             <m:r>
-              <w:ins w:id="34" w:author="Tomy Doda" w:date="2026-08-10T17:19:00Z" w16du:dateUtc="2026-08-10T15:19:00Z">
+              <w:ins w:id="40" w:author="Tomy Doda" w:date="2026-08-10T17:19:00Z" w16du:dateUtc="2026-08-10T15:19:00Z">
                 <w:rPr>
                   <w:rFonts w:ascii="Cambria Math" w:hAnsi="Cambria Math"/>
                 </w:rPr>
@@ -703,7 +748,7 @@
           </m:sub>
         </m:sSub>
       </m:oMath>
-      <w:del w:id="35" w:author="Tomy Doda" w:date="2026-08-10T17:19:00Z" w16du:dateUtc="2026-08-10T15:19:00Z">
+      <w:del w:id="41" w:author="Tomy Doda" w:date="2026-08-10T17:19:00Z" w16du:dateUtc="2026-08-10T15:19:00Z">
         <w:r>
           <w:delText xml:space="preserve">Q_tot </w:delText>
         </w:r>
@@ -711,7 +756,7 @@
       <w:r>
         <w:t>= 250 m³/s) et, hypothèse centrale, la source est arrêtée (</w:t>
       </w:r>
-      <w:del w:id="36" w:author="Tomy Doda" w:date="2026-08-10T17:21:00Z" w16du:dateUtc="2026-08-10T15:21:00Z">
+      <w:del w:id="42" w:author="Tomy Doda" w:date="2026-08-10T17:21:00Z" w16du:dateUtc="2026-08-10T15:21:00Z">
         <w:r>
           <w:delText>C_in</w:delText>
         </w:r>
@@ -720,7 +765,7 @@
         <m:sSub>
           <m:sSubPr>
             <m:ctrlPr>
-              <w:ins w:id="37" w:author="Tomy Doda" w:date="2026-08-10T17:21:00Z" w16du:dateUtc="2026-08-10T15:21:00Z">
+              <w:ins w:id="43" w:author="Tomy Doda" w:date="2026-08-10T17:21:00Z" w16du:dateUtc="2026-08-10T15:21:00Z">
                 <w:rPr>
                   <w:rFonts w:ascii="Cambria Math" w:hAnsi="Cambria Math"/>
                   <w:i/>
@@ -730,7 +775,7 @@
           </m:sSubPr>
           <m:e>
             <m:r>
-              <w:ins w:id="38" w:author="Tomy Doda" w:date="2026-08-10T17:21:00Z" w16du:dateUtc="2026-08-10T15:21:00Z">
+              <w:ins w:id="44" w:author="Tomy Doda" w:date="2026-08-10T17:21:00Z" w16du:dateUtc="2026-08-10T15:21:00Z">
                 <w:rPr>
                   <w:rFonts w:ascii="Cambria Math" w:hAnsi="Cambria Math"/>
                 </w:rPr>
@@ -740,7 +785,7 @@
           </m:e>
           <m:sub>
             <m:r>
-              <w:ins w:id="39" w:author="Tomy Doda" w:date="2026-08-10T17:21:00Z" w16du:dateUtc="2026-08-10T15:21:00Z">
+              <w:ins w:id="45" w:author="Tomy Doda" w:date="2026-08-10T17:21:00Z" w16du:dateUtc="2026-08-10T15:21:00Z">
                 <w:rPr>
                   <w:rFonts w:ascii="Cambria Math" w:hAnsi="Cambria Math"/>
                 </w:rPr>
@@ -750,12 +795,12 @@
           </m:sub>
         </m:sSub>
       </m:oMath>
-      <w:del w:id="40" w:author="Tomy Doda" w:date="2026-08-10T17:21:00Z" w16du:dateUtc="2026-08-10T15:21:00Z">
+      <w:del w:id="46" w:author="Tomy Doda" w:date="2026-08-10T17:21:00Z" w16du:dateUtc="2026-08-10T15:21:00Z">
         <w:r>
           <w:delText xml:space="preserve"> </w:delText>
         </w:r>
       </w:del>
-      <w:ins w:id="41" w:author="Tomy Doda" w:date="2026-08-10T17:21:00Z" w16du:dateUtc="2026-08-10T15:21:00Z">
+      <w:ins w:id="47" w:author="Tomy Doda" w:date="2026-08-10T17:21:00Z" w16du:dateUtc="2026-08-10T15:21:00Z">
         <w:r>
           <w:t xml:space="preserve"> </w:t>
         </w:r>
@@ -769,7 +814,7 @@
         <w:spacing w:before="70" w:after="35"/>
         <w:jc w:val="center"/>
       </w:pPr>
-      <w:del w:id="42" w:author="Tomy Doda" w:date="2026-08-10T17:33:00Z" w16du:dateUtc="2026-08-10T15:33:00Z">
+      <w:del w:id="48" w:author="Tomy Doda" w:date="2026-08-10T17:33:00Z" w16du:dateUtc="2026-08-10T15:33:00Z">
         <w:r>
           <w:rPr>
             <w:noProof/>
@@ -814,19 +859,21 @@
           </w:drawing>
         </w:r>
       </w:del>
-      <w:ins w:id="43" w:author="Tomy Doda" w:date="2026-08-10T17:33:00Z" w16du:dateUtc="2026-08-10T15:33:00Z">
+      <w:ins w:id="49" w:author="Tomy Doda" w:date="2026-08-10T17:33:00Z" w16du:dateUtc="2026-08-10T15:33:00Z">
         <w:r>
           <w:t xml:space="preserve"> </w:t>
         </w:r>
+      </w:ins>
+      <w:ins w:id="50" w:author="Tomy Doda" w:date="2026-08-11T10:59:00Z" w16du:dateUtc="2026-08-11T08:59:00Z">
         <w:r>
           <w:rPr>
             <w:noProof/>
           </w:rPr>
           <w:drawing>
-            <wp:inline distT="0" distB="0" distL="0" distR="0" wp14:anchorId="4C7E9296" wp14:editId="16CC3EB0">
-              <wp:extent cx="4015075" cy="2041584"/>
-              <wp:effectExtent l="0" t="0" r="5080" b="0"/>
-              <wp:docPr id="1682486398" name="Picture 2"/>
+            <wp:inline distT="0" distB="0" distL="0" distR="0" wp14:anchorId="0D0C7B3D" wp14:editId="22E53715">
+              <wp:extent cx="4763659" cy="2420300"/>
+              <wp:effectExtent l="0" t="0" r="0" b="0"/>
+              <wp:docPr id="35654785" name="Picture 1"/>
               <wp:cNvGraphicFramePr>
                 <a:graphicFrameLocks xmlns:a="http://schemas.openxmlformats.org/drawingml/2006/main" noChangeAspect="1"/>
               </wp:cNvGraphicFramePr>
@@ -834,7 +881,7 @@
                 <a:graphicData uri="http://schemas.openxmlformats.org/drawingml/2006/picture">
                   <pic:pic xmlns:pic="http://schemas.openxmlformats.org/drawingml/2006/picture">
                     <pic:nvPicPr>
-                      <pic:cNvPr id="0" name="Picture 3"/>
+                      <pic:cNvPr id="0" name="Picture 1"/>
                       <pic:cNvPicPr>
                         <a:picLocks noChangeAspect="1" noChangeArrowheads="1"/>
                       </pic:cNvPicPr>
@@ -855,7 +902,7 @@
                     <pic:spPr bwMode="auto">
                       <a:xfrm>
                         <a:off x="0" y="0"/>
-                        <a:ext cx="4023978" cy="2046111"/>
+                        <a:ext cx="4772600" cy="2424843"/>
                       </a:xfrm>
                       <a:prstGeom prst="rect">
                         <a:avLst/>
@@ -888,7 +935,7 @@
         </w:rPr>
         <w:t xml:space="preserve">Figure 2 — Schéma conceptuel : </w:t>
       </w:r>
-      <w:ins w:id="44" w:author="Tomy Doda" w:date="2026-08-10T19:56:00Z" w16du:dateUtc="2026-08-10T17:56:00Z">
+      <w:ins w:id="51" w:author="Tomy Doda" w:date="2026-08-10T19:56:00Z" w16du:dateUtc="2026-08-10T17:56:00Z">
         <w:r>
           <w:rPr>
             <w:i/>
@@ -904,7 +951,7 @@
         <m:sSub>
           <m:sSubPr>
             <m:ctrlPr>
-              <w:ins w:id="45" w:author="Tomy Doda" w:date="2026-08-10T19:56:00Z" w16du:dateUtc="2026-08-10T17:56:00Z">
+              <w:ins w:id="52" w:author="Tomy Doda" w:date="2026-08-10T19:56:00Z" w16du:dateUtc="2026-08-10T17:56:00Z">
                 <w:rPr>
                   <w:rFonts w:ascii="Cambria Math" w:hAnsi="Cambria Math"/>
                   <w:i/>
@@ -918,7 +965,7 @@
           </m:sSubPr>
           <m:e>
             <m:r>
-              <w:ins w:id="46" w:author="Tomy Doda" w:date="2026-08-10T19:56:00Z" w16du:dateUtc="2026-08-10T17:56:00Z">
+              <w:ins w:id="53" w:author="Tomy Doda" w:date="2026-08-10T19:56:00Z" w16du:dateUtc="2026-08-10T17:56:00Z">
                 <w:rPr>
                   <w:rFonts w:ascii="Cambria Math" w:hAnsi="Cambria Math"/>
                   <w:color w:val="555555"/>
@@ -931,7 +978,7 @@
           </m:e>
           <m:sub>
             <m:r>
-              <w:ins w:id="47" w:author="Tomy Doda" w:date="2026-08-10T19:56:00Z" w16du:dateUtc="2026-08-10T17:56:00Z">
+              <w:ins w:id="54" w:author="Tomy Doda" w:date="2026-08-10T19:56:00Z" w16du:dateUtc="2026-08-10T17:56:00Z">
                 <w:rPr>
                   <w:rFonts w:ascii="Cambria Math" w:hAnsi="Cambria Math"/>
                   <w:color w:val="555555"/>
@@ -944,7 +991,7 @@
           </m:sub>
         </m:sSub>
       </m:oMath>
-      <w:ins w:id="48" w:author="Tomy Doda" w:date="2026-08-10T19:56:00Z" w16du:dateUtc="2026-08-10T17:56:00Z">
+      <w:ins w:id="55" w:author="Tomy Doda" w:date="2026-08-10T19:56:00Z" w16du:dateUtc="2026-08-10T17:56:00Z">
         <w:r>
           <w:rPr>
             <w:i/>
@@ -960,7 +1007,7 @@
         <m:sSub>
           <m:sSubPr>
             <m:ctrlPr>
-              <w:ins w:id="49" w:author="Tomy Doda" w:date="2026-08-10T19:56:00Z" w16du:dateUtc="2026-08-10T17:56:00Z">
+              <w:ins w:id="56" w:author="Tomy Doda" w:date="2026-08-10T19:56:00Z" w16du:dateUtc="2026-08-10T17:56:00Z">
                 <w:rPr>
                   <w:rFonts w:ascii="Cambria Math" w:hAnsi="Cambria Math"/>
                   <w:i/>
@@ -974,7 +1021,7 @@
           </m:sSubPr>
           <m:e>
             <m:r>
-              <w:ins w:id="50" w:author="Tomy Doda" w:date="2026-08-10T19:56:00Z" w16du:dateUtc="2026-08-10T17:56:00Z">
+              <w:ins w:id="57" w:author="Tomy Doda" w:date="2026-08-10T19:56:00Z" w16du:dateUtc="2026-08-10T17:56:00Z">
                 <w:rPr>
                   <w:rFonts w:ascii="Cambria Math" w:hAnsi="Cambria Math"/>
                   <w:color w:val="555555"/>
@@ -987,7 +1034,7 @@
           </m:e>
           <m:sub>
             <m:r>
-              <w:ins w:id="51" w:author="Tomy Doda" w:date="2026-08-10T19:56:00Z" w16du:dateUtc="2026-08-10T17:56:00Z">
+              <w:ins w:id="58" w:author="Tomy Doda" w:date="2026-08-10T19:56:00Z" w16du:dateUtc="2026-08-10T17:56:00Z">
                 <w:rPr>
                   <w:rFonts w:ascii="Cambria Math" w:hAnsi="Cambria Math"/>
                   <w:color w:val="555555"/>
@@ -1000,7 +1047,7 @@
           </m:sub>
         </m:sSub>
         <m:r>
-          <w:ins w:id="52" w:author="Tomy Doda" w:date="2026-08-10T19:56:00Z" w16du:dateUtc="2026-08-10T17:56:00Z">
+          <w:ins w:id="59" w:author="Tomy Doda" w:date="2026-08-10T19:56:00Z" w16du:dateUtc="2026-08-10T17:56:00Z">
             <w:rPr>
               <w:rFonts w:ascii="Cambria Math" w:hAnsi="Cambria Math"/>
               <w:color w:val="555555"/>
@@ -1011,7 +1058,7 @@
           </w:ins>
         </m:r>
       </m:oMath>
-      <w:ins w:id="53" w:author="Tomy Doda" w:date="2026-08-10T19:56:00Z" w16du:dateUtc="2026-08-10T17:56:00Z">
+      <w:ins w:id="60" w:author="Tomy Doda" w:date="2026-08-10T19:56:00Z" w16du:dateUtc="2026-08-10T17:56:00Z">
         <w:r>
           <w:rPr>
             <w:i/>
@@ -1033,7 +1080,7 @@
         </w:rPr>
         <w:t>flux</w:t>
       </w:r>
-      <w:ins w:id="54" w:author="Tomy Doda" w:date="2026-08-10T19:54:00Z" w16du:dateUtc="2026-08-10T17:54:00Z">
+      <w:ins w:id="61" w:author="Tomy Doda" w:date="2026-08-10T19:54:00Z" w16du:dateUtc="2026-08-10T17:54:00Z">
         <w:r>
           <w:rPr>
             <w:i/>
@@ -1055,7 +1102,7 @@
         </w:rPr>
         <w:t xml:space="preserve"> </w:t>
       </w:r>
-      <w:ins w:id="55" w:author="Tomy Doda" w:date="2026-08-10T19:53:00Z" w16du:dateUtc="2026-08-10T17:53:00Z">
+      <w:ins w:id="62" w:author="Tomy Doda" w:date="2026-08-10T19:53:00Z" w16du:dateUtc="2026-08-10T17:53:00Z">
         <w:r>
           <w:rPr>
             <w:i/>
@@ -1067,7 +1114,7 @@
           <w:t xml:space="preserve">massiques </w:t>
         </w:r>
       </w:ins>
-      <w:del w:id="56" w:author="Tomy Doda" w:date="2026-08-10T19:53:00Z" w16du:dateUtc="2026-08-10T17:53:00Z">
+      <w:del w:id="63" w:author="Tomy Doda" w:date="2026-08-10T19:53:00Z" w16du:dateUtc="2026-08-10T17:53:00Z">
         <w:r>
           <w:rPr>
             <w:i/>
@@ -1079,7 +1126,7 @@
           <w:delText xml:space="preserve">advectifs (Q_epi, Q_hypo), </w:delText>
         </w:r>
       </w:del>
-      <w:ins w:id="57" w:author="Tomy Doda" w:date="2026-08-10T19:57:00Z" w16du:dateUtc="2026-08-10T17:57:00Z">
+      <w:ins w:id="64" w:author="Tomy Doda" w:date="2026-08-10T19:57:00Z" w16du:dateUtc="2026-08-10T17:57:00Z">
         <w:r>
           <w:rPr>
             <w:i/>
@@ -1088,9 +1135,67 @@
             <w:sz w:val="16"/>
             <w:szCs w:val="16"/>
           </w:rPr>
-          <w:t xml:space="preserve">associés à la </w:t>
-        </w:r>
-      </w:ins>
+          <w:t xml:space="preserve">associés </w:t>
+        </w:r>
+      </w:ins>
+      <w:ins w:id="65" w:author="Tomy Doda" w:date="2026-08-11T11:00:00Z" w16du:dateUtc="2026-08-11T09:00:00Z">
+        <w:r>
+          <w:rPr>
+            <w:i/>
+            <w:iCs/>
+            <w:color w:val="555555"/>
+            <w:sz w:val="16"/>
+            <w:szCs w:val="16"/>
+          </w:rPr>
+          <w:t>au reno</w:t>
+        </w:r>
+        <w:r>
+          <w:rPr>
+            <w:i/>
+            <w:iCs/>
+            <w:color w:val="555555"/>
+            <w:sz w:val="16"/>
+            <w:szCs w:val="16"/>
+          </w:rPr>
+          <w:t xml:space="preserve">uvellement de l’hypolimnion </w:t>
+        </w:r>
+      </w:ins>
+      <w:del w:id="66" w:author="Tomy Doda" w:date="2026-08-11T11:00:00Z" w16du:dateUtc="2026-08-11T09:00:00Z">
+        <w:r>
+          <w:rPr>
+            <w:i/>
+            <w:iCs/>
+            <w:color w:val="555555"/>
+            <w:sz w:val="16"/>
+            <w:szCs w:val="16"/>
+          </w:rPr>
+          <w:delText>diffusi</w:delText>
+        </w:r>
+      </w:del>
+      <w:del w:id="67" w:author="Tomy Doda" w:date="2026-08-10T19:57:00Z" w16du:dateUtc="2026-08-10T17:57:00Z">
+        <w:r>
+          <w:rPr>
+            <w:i/>
+            <w:iCs/>
+            <w:color w:val="555555"/>
+            <w:sz w:val="16"/>
+            <w:szCs w:val="16"/>
+          </w:rPr>
+          <w:delText>f</w:delText>
+        </w:r>
+      </w:del>
+      <w:del w:id="68" w:author="Tomy Doda" w:date="2026-08-11T11:00:00Z" w16du:dateUtc="2026-08-11T09:00:00Z">
+        <w:r>
+          <w:rPr>
+            <w:i/>
+            <w:iCs/>
+            <w:color w:val="555555"/>
+            <w:sz w:val="16"/>
+            <w:szCs w:val="16"/>
+          </w:rPr>
+          <w:delText xml:space="preserve"> </w:delText>
+        </w:r>
+      </w:del>
       <w:r>
         <w:rPr>
           <w:i/>
@@ -1099,9 +1204,53 @@
           <w:sz w:val="16"/>
           <w:szCs w:val="16"/>
         </w:rPr>
-        <w:t>diffusi</w:t>
-      </w:r>
-      <w:ins w:id="58" w:author="Tomy Doda" w:date="2026-08-10T19:57:00Z" w16du:dateUtc="2026-08-10T17:57:00Z">
+        <w:t>(</w:t>
+      </w:r>
+      <m:oMath>
+        <m:sSub>
+          <m:sSubPr>
+            <m:ctrlPr>
+              <w:ins w:id="69" w:author="Tomy Doda" w:date="2026-08-10T19:53:00Z" w16du:dateUtc="2026-08-10T17:53:00Z">
+                <w:rPr>
+                  <w:rFonts w:ascii="Cambria Math" w:hAnsi="Cambria Math"/>
+                  <w:i/>
+                  <w:iCs/>
+                  <w:color w:val="555555"/>
+                  <w:sz w:val="16"/>
+                  <w:szCs w:val="16"/>
+                </w:rPr>
+              </w:ins>
+            </m:ctrlPr>
+          </m:sSubPr>
+          <m:e>
+            <m:r>
+              <w:ins w:id="70" w:author="Tomy Doda" w:date="2026-08-10T19:53:00Z" w16du:dateUtc="2026-08-10T17:53:00Z">
+                <w:rPr>
+                  <w:rFonts w:ascii="Cambria Math" w:hAnsi="Cambria Math"/>
+                  <w:color w:val="555555"/>
+                  <w:sz w:val="16"/>
+                  <w:szCs w:val="16"/>
+                </w:rPr>
+                <m:t>M</m:t>
+              </w:ins>
+            </m:r>
+          </m:e>
+          <m:sub>
+            <m:r>
+              <w:ins w:id="71" w:author="Tomy Doda" w:date="2026-08-11T10:59:00Z" w16du:dateUtc="2026-08-11T08:59:00Z">
+                <w:rPr>
+                  <w:rFonts w:ascii="Cambria Math" w:hAnsi="Cambria Math"/>
+                  <w:color w:val="555555"/>
+                  <w:sz w:val="16"/>
+                  <w:szCs w:val="16"/>
+                </w:rPr>
+                <m:t>adv</m:t>
+              </w:ins>
+            </m:r>
+          </m:sub>
+        </m:sSub>
+      </m:oMath>
+      <w:del w:id="72" w:author="Tomy Doda" w:date="2026-08-10T19:53:00Z" w16du:dateUtc="2026-08-10T17:53:00Z">
         <w:r>
           <w:rPr>
             <w:i/>
@@ -1110,10 +1259,20 @@
             <w:sz w:val="16"/>
             <w:szCs w:val="16"/>
           </w:rPr>
-          <w:t>on verticale</w:t>
-        </w:r>
-      </w:ins>
-      <w:del w:id="59" w:author="Tomy Doda" w:date="2026-08-10T19:57:00Z" w16du:dateUtc="2026-08-10T17:57:00Z">
+          <w:delText>M_diff</w:delText>
+        </w:r>
+      </w:del>
+      <w:r>
+        <w:rPr>
+          <w:i/>
+          <w:iCs/>
+          <w:color w:val="555555"/>
+          <w:sz w:val="16"/>
+          <w:szCs w:val="16"/>
+        </w:rPr>
+        <w:t>)</w:t>
+      </w:r>
+      <w:ins w:id="73" w:author="Tomy Doda" w:date="2026-08-10T19:54:00Z" w16du:dateUtc="2026-08-10T17:54:00Z">
         <w:r>
           <w:rPr>
             <w:i/>
@@ -1122,7 +1281,19 @@
             <w:sz w:val="16"/>
             <w:szCs w:val="16"/>
           </w:rPr>
-          <w:delText>f</w:delText>
+          <w:t xml:space="preserve">, </w:t>
+        </w:r>
+      </w:ins>
+      <w:del w:id="74" w:author="Tomy Doda" w:date="2026-08-10T19:54:00Z" w16du:dateUtc="2026-08-10T17:54:00Z">
+        <w:r>
+          <w:rPr>
+            <w:i/>
+            <w:iCs/>
+            <w:color w:val="555555"/>
+            <w:sz w:val="16"/>
+            <w:szCs w:val="16"/>
+          </w:rPr>
+          <w:delText xml:space="preserve"> et</w:delText>
         </w:r>
       </w:del>
       <w:r>
@@ -1133,13 +1304,47 @@
           <w:sz w:val="16"/>
           <w:szCs w:val="16"/>
         </w:rPr>
-        <w:t xml:space="preserve"> (</w:t>
+        <w:t xml:space="preserve"> </w:t>
+      </w:r>
+      <w:del w:id="75" w:author="Tomy Doda" w:date="2026-08-10T19:57:00Z" w16du:dateUtc="2026-08-10T17:57:00Z">
+        <w:r>
+          <w:rPr>
+            <w:i/>
+            <w:iCs/>
+            <w:color w:val="555555"/>
+            <w:sz w:val="16"/>
+            <w:szCs w:val="16"/>
+          </w:rPr>
+          <w:delText xml:space="preserve">de </w:delText>
+        </w:r>
+      </w:del>
+      <w:ins w:id="76" w:author="Tomy Doda" w:date="2026-08-10T19:57:00Z" w16du:dateUtc="2026-08-10T17:57:00Z">
+        <w:r>
+          <w:rPr>
+            <w:i/>
+            <w:iCs/>
+            <w:color w:val="555555"/>
+            <w:sz w:val="16"/>
+            <w:szCs w:val="16"/>
+          </w:rPr>
+          <w:t xml:space="preserve">au </w:t>
+        </w:r>
+      </w:ins>
+      <w:r>
+        <w:rPr>
+          <w:i/>
+          <w:iCs/>
+          <w:color w:val="555555"/>
+          <w:sz w:val="16"/>
+          <w:szCs w:val="16"/>
+        </w:rPr>
+        <w:t>mélange (</w:t>
       </w:r>
       <m:oMath>
         <m:sSub>
           <m:sSubPr>
             <m:ctrlPr>
-              <w:ins w:id="60" w:author="Tomy Doda" w:date="2026-08-10T19:53:00Z" w16du:dateUtc="2026-08-10T17:53:00Z">
+              <w:ins w:id="77" w:author="Tomy Doda" w:date="2026-08-10T19:53:00Z" w16du:dateUtc="2026-08-10T17:53:00Z">
                 <w:rPr>
                   <w:rFonts w:ascii="Cambria Math" w:hAnsi="Cambria Math"/>
                   <w:i/>
@@ -1153,7 +1358,7 @@
           </m:sSubPr>
           <m:e>
             <m:r>
-              <w:ins w:id="61" w:author="Tomy Doda" w:date="2026-08-10T19:53:00Z" w16du:dateUtc="2026-08-10T17:53:00Z">
+              <w:ins w:id="78" w:author="Tomy Doda" w:date="2026-08-10T19:53:00Z" w16du:dateUtc="2026-08-10T17:53:00Z">
                 <w:rPr>
                   <w:rFonts w:ascii="Cambria Math" w:hAnsi="Cambria Math"/>
                   <w:color w:val="555555"/>
@@ -1166,141 +1371,7 @@
           </m:e>
           <m:sub>
             <m:r>
-              <w:ins w:id="62" w:author="Tomy Doda" w:date="2026-08-10T19:53:00Z" w16du:dateUtc="2026-08-10T17:53:00Z">
-                <w:rPr>
-                  <w:rFonts w:ascii="Cambria Math" w:hAnsi="Cambria Math"/>
-                  <w:color w:val="555555"/>
-                  <w:sz w:val="16"/>
-                  <w:szCs w:val="16"/>
-                </w:rPr>
-                <m:t>diff</m:t>
-              </w:ins>
-            </m:r>
-          </m:sub>
-        </m:sSub>
-      </m:oMath>
-      <w:del w:id="63" w:author="Tomy Doda" w:date="2026-08-10T19:53:00Z" w16du:dateUtc="2026-08-10T17:53:00Z">
-        <w:r>
-          <w:rPr>
-            <w:i/>
-            <w:iCs/>
-            <w:color w:val="555555"/>
-            <w:sz w:val="16"/>
-            <w:szCs w:val="16"/>
-          </w:rPr>
-          <w:delText>M_diff</w:delText>
-        </w:r>
-      </w:del>
-      <w:r>
-        <w:rPr>
-          <w:i/>
-          <w:iCs/>
-          <w:color w:val="555555"/>
-          <w:sz w:val="16"/>
-          <w:szCs w:val="16"/>
-        </w:rPr>
-        <w:t>)</w:t>
-      </w:r>
-      <w:ins w:id="64" w:author="Tomy Doda" w:date="2026-08-10T19:54:00Z" w16du:dateUtc="2026-08-10T17:54:00Z">
-        <w:r>
-          <w:rPr>
-            <w:i/>
-            <w:iCs/>
-            <w:color w:val="555555"/>
-            <w:sz w:val="16"/>
-            <w:szCs w:val="16"/>
-          </w:rPr>
-          <w:t xml:space="preserve">, </w:t>
-        </w:r>
-      </w:ins>
-      <w:del w:id="65" w:author="Tomy Doda" w:date="2026-08-10T19:54:00Z" w16du:dateUtc="2026-08-10T17:54:00Z">
-        <w:r>
-          <w:rPr>
-            <w:i/>
-            <w:iCs/>
-            <w:color w:val="555555"/>
-            <w:sz w:val="16"/>
-            <w:szCs w:val="16"/>
-          </w:rPr>
-          <w:delText xml:space="preserve"> et</w:delText>
-        </w:r>
-      </w:del>
-      <w:r>
-        <w:rPr>
-          <w:i/>
-          <w:iCs/>
-          <w:color w:val="555555"/>
-          <w:sz w:val="16"/>
-          <w:szCs w:val="16"/>
-        </w:rPr>
-        <w:t xml:space="preserve"> </w:t>
-      </w:r>
-      <w:del w:id="66" w:author="Tomy Doda" w:date="2026-08-10T19:57:00Z" w16du:dateUtc="2026-08-10T17:57:00Z">
-        <w:r>
-          <w:rPr>
-            <w:i/>
-            <w:iCs/>
-            <w:color w:val="555555"/>
-            <w:sz w:val="16"/>
-            <w:szCs w:val="16"/>
-          </w:rPr>
-          <w:delText xml:space="preserve">de </w:delText>
-        </w:r>
-      </w:del>
-      <w:ins w:id="67" w:author="Tomy Doda" w:date="2026-08-10T19:57:00Z" w16du:dateUtc="2026-08-10T17:57:00Z">
-        <w:r>
-          <w:rPr>
-            <w:i/>
-            <w:iCs/>
-            <w:color w:val="555555"/>
-            <w:sz w:val="16"/>
-            <w:szCs w:val="16"/>
-          </w:rPr>
-          <w:t xml:space="preserve">au </w:t>
-        </w:r>
-      </w:ins>
-      <w:r>
-        <w:rPr>
-          <w:i/>
-          <w:iCs/>
-          <w:color w:val="555555"/>
-          <w:sz w:val="16"/>
-          <w:szCs w:val="16"/>
-        </w:rPr>
-        <w:t>mélange (</w:t>
-      </w:r>
-      <m:oMath>
-        <m:sSub>
-          <m:sSubPr>
-            <m:ctrlPr>
-              <w:ins w:id="68" w:author="Tomy Doda" w:date="2026-08-10T19:53:00Z" w16du:dateUtc="2026-08-10T17:53:00Z">
-                <w:rPr>
-                  <w:rFonts w:ascii="Cambria Math" w:hAnsi="Cambria Math"/>
-                  <w:i/>
-                  <w:iCs/>
-                  <w:color w:val="555555"/>
-                  <w:sz w:val="16"/>
-                  <w:szCs w:val="16"/>
-                </w:rPr>
-              </w:ins>
-            </m:ctrlPr>
-          </m:sSubPr>
-          <m:e>
-            <m:r>
-              <w:ins w:id="69" w:author="Tomy Doda" w:date="2026-08-10T19:53:00Z" w16du:dateUtc="2026-08-10T17:53:00Z">
-                <w:rPr>
-                  <w:rFonts w:ascii="Cambria Math" w:hAnsi="Cambria Math"/>
-                  <w:color w:val="555555"/>
-                  <w:sz w:val="16"/>
-                  <w:szCs w:val="16"/>
-                </w:rPr>
-                <m:t>M</m:t>
-              </w:ins>
-            </m:r>
-          </m:e>
-          <m:sub>
-            <m:r>
-              <w:ins w:id="70" w:author="Tomy Doda" w:date="2026-08-10T19:53:00Z" w16du:dateUtc="2026-08-10T17:53:00Z">
+              <w:ins w:id="79" w:author="Tomy Doda" w:date="2026-08-10T19:53:00Z" w16du:dateUtc="2026-08-10T17:53:00Z">
                 <w:rPr>
                   <w:rFonts w:ascii="Cambria Math" w:hAnsi="Cambria Math"/>
                   <w:color w:val="555555"/>
@@ -1313,7 +1384,7 @@
           </m:sub>
         </m:sSub>
         <m:r>
-          <w:del w:id="71" w:author="Tomy Doda" w:date="2026-08-10T19:53:00Z" w16du:dateUtc="2026-08-10T17:53:00Z">
+          <w:del w:id="80" w:author="Tomy Doda" w:date="2026-08-10T19:53:00Z" w16du:dateUtc="2026-08-10T17:53:00Z">
             <w:rPr>
               <w:rFonts w:ascii="Cambria Math" w:hAnsi="Cambria Math"/>
               <w:color w:val="555555"/>
@@ -1324,7 +1395,7 @@
           </w:del>
         </m:r>
       </m:oMath>
-      <w:ins w:id="72" w:author="Tomy Doda" w:date="2026-08-10T19:54:00Z" w16du:dateUtc="2026-08-10T17:54:00Z">
+      <w:ins w:id="81" w:author="Tomy Doda" w:date="2026-08-10T19:54:00Z" w16du:dateUtc="2026-08-10T17:54:00Z">
         <w:r>
           <w:rPr>
             <w:i/>
@@ -1336,7 +1407,7 @@
           <w:t xml:space="preserve"> et </w:t>
         </w:r>
       </w:ins>
-      <w:ins w:id="73" w:author="Tomy Doda" w:date="2026-08-10T19:57:00Z" w16du:dateUtc="2026-08-10T17:57:00Z">
+      <w:ins w:id="82" w:author="Tomy Doda" w:date="2026-08-10T19:57:00Z" w16du:dateUtc="2026-08-10T17:57:00Z">
         <w:r>
           <w:rPr>
             <w:i/>
@@ -1348,7 +1419,7 @@
           <w:t>au déversoir du lac</w:t>
         </w:r>
       </w:ins>
-      <w:ins w:id="74" w:author="Tomy Doda" w:date="2026-08-10T19:54:00Z" w16du:dateUtc="2026-08-10T17:54:00Z">
+      <w:ins w:id="83" w:author="Tomy Doda" w:date="2026-08-10T19:54:00Z" w16du:dateUtc="2026-08-10T17:54:00Z">
         <w:r>
           <w:rPr>
             <w:i/>
@@ -1364,7 +1435,7 @@
         <m:sSub>
           <m:sSubPr>
             <m:ctrlPr>
-              <w:ins w:id="75" w:author="Tomy Doda" w:date="2026-08-10T19:54:00Z" w16du:dateUtc="2026-08-10T17:54:00Z">
+              <w:ins w:id="84" w:author="Tomy Doda" w:date="2026-08-10T19:54:00Z" w16du:dateUtc="2026-08-10T17:54:00Z">
                 <w:rPr>
                   <w:rFonts w:ascii="Cambria Math" w:hAnsi="Cambria Math"/>
                   <w:i/>
@@ -1378,7 +1449,7 @@
           </m:sSubPr>
           <m:e>
             <m:r>
-              <w:ins w:id="76" w:author="Tomy Doda" w:date="2026-08-10T19:54:00Z" w16du:dateUtc="2026-08-10T17:54:00Z">
+              <w:ins w:id="85" w:author="Tomy Doda" w:date="2026-08-10T19:54:00Z" w16du:dateUtc="2026-08-10T17:54:00Z">
                 <w:rPr>
                   <w:rFonts w:ascii="Cambria Math" w:hAnsi="Cambria Math"/>
                   <w:color w:val="555555"/>
@@ -1391,7 +1462,7 @@
           </m:e>
           <m:sub>
             <m:r>
-              <w:ins w:id="77" w:author="Tomy Doda" w:date="2026-08-10T19:54:00Z" w16du:dateUtc="2026-08-10T17:54:00Z">
+              <w:ins w:id="86" w:author="Tomy Doda" w:date="2026-08-10T19:54:00Z" w16du:dateUtc="2026-08-10T17:54:00Z">
                 <w:rPr>
                   <w:rFonts w:ascii="Cambria Math" w:hAnsi="Cambria Math"/>
                   <w:color w:val="555555"/>
@@ -1404,7 +1475,7 @@
           </m:sub>
         </m:sSub>
         <m:r>
-          <w:ins w:id="78" w:author="Tomy Doda" w:date="2026-08-10T19:54:00Z" w16du:dateUtc="2026-08-10T17:54:00Z">
+          <w:ins w:id="87" w:author="Tomy Doda" w:date="2026-08-10T19:54:00Z" w16du:dateUtc="2026-08-10T17:54:00Z">
             <w:rPr>
               <w:rFonts w:ascii="Cambria Math" w:hAnsi="Cambria Math"/>
               <w:color w:val="555555"/>
@@ -1415,7 +1486,7 @@
           </w:ins>
         </m:r>
       </m:oMath>
-      <w:ins w:id="79" w:author="Tomy Doda" w:date="2026-08-10T19:55:00Z" w16du:dateUtc="2026-08-10T17:55:00Z">
+      <w:ins w:id="88" w:author="Tomy Doda" w:date="2026-08-10T19:55:00Z" w16du:dateUtc="2026-08-10T17:55:00Z">
         <w:r>
           <w:rPr>
             <w:i/>
@@ -1427,7 +1498,7 @@
           <w:t xml:space="preserve"> </w:t>
         </w:r>
       </w:ins>
-      <w:del w:id="80" w:author="Tomy Doda" w:date="2026-08-10T19:54:00Z" w16du:dateUtc="2026-08-10T17:54:00Z">
+      <w:del w:id="89" w:author="Tomy Doda" w:date="2026-08-10T19:54:00Z" w16du:dateUtc="2026-08-10T17:54:00Z">
         <w:r>
           <w:rPr>
             <w:i/>
@@ -1456,16 +1527,34 @@
         <w:jc w:val="both"/>
       </w:pPr>
       <w:r>
-        <w:t>Le débit entrant est réparti entre les deux boîtes</w:t>
-      </w:r>
-      <w:ins w:id="81" w:author="Tomy Doda" w:date="2026-08-10T19:51:00Z" w16du:dateUtc="2026-08-10T17:51:00Z">
-        <w:r>
-          <w:t xml:space="preserve"> via le coefficient </w:t>
+        <w:t xml:space="preserve">Le débit entrant est réparti entre les deux </w:t>
+      </w:r>
+      <w:del w:id="90" w:author="Tomy Doda" w:date="2026-08-11T11:02:00Z" w16du:dateUtc="2026-08-11T09:02:00Z">
+        <w:r>
+          <w:delText>boîtes</w:delText>
+        </w:r>
+      </w:del>
+      <w:ins w:id="91" w:author="Tomy Doda" w:date="2026-08-11T11:02:00Z" w16du:dateUtc="2026-08-11T09:02:00Z">
+        <w:r>
+          <w:t>couches</w:t>
+        </w:r>
+        <w:r>
+          <w:t xml:space="preserve"> </w:t>
+        </w:r>
+      </w:ins>
+      <w:ins w:id="92" w:author="Tomy Doda" w:date="2026-08-11T11:44:00Z" w16du:dateUtc="2026-08-11T09:44:00Z">
+        <w:r>
+          <w:t>selon</w:t>
+        </w:r>
+      </w:ins>
+      <w:ins w:id="93" w:author="Tomy Doda" w:date="2026-08-10T19:51:00Z" w16du:dateUtc="2026-08-10T17:51:00Z">
+        <w:r>
+          <w:t xml:space="preserve"> le coefficient </w:t>
         </w:r>
       </w:ins>
       <m:oMath>
         <m:r>
-          <w:ins w:id="82" w:author="Tomy Doda" w:date="2026-08-10T19:51:00Z" w16du:dateUtc="2026-08-10T17:51:00Z">
+          <w:ins w:id="94" w:author="Tomy Doda" w:date="2026-08-10T19:51:00Z" w16du:dateUtc="2026-08-10T17:51:00Z">
             <w:rPr>
               <w:rFonts w:ascii="Cambria Math" w:hAnsi="Cambria Math"/>
             </w:rPr>
@@ -1475,7 +1564,7 @@
         <m:sSub>
           <m:sSubPr>
             <m:ctrlPr>
-              <w:ins w:id="83" w:author="Tomy Doda" w:date="2026-08-10T19:51:00Z" w16du:dateUtc="2026-08-10T17:51:00Z">
+              <w:ins w:id="95" w:author="Tomy Doda" w:date="2026-08-10T19:51:00Z" w16du:dateUtc="2026-08-10T17:51:00Z">
                 <w:rPr>
                   <w:rFonts w:ascii="Cambria Math" w:hAnsi="Cambria Math"/>
                   <w:i/>
@@ -1485,7 +1574,7 @@
           </m:sSubPr>
           <m:e>
             <m:r>
-              <w:ins w:id="84" w:author="Tomy Doda" w:date="2026-08-10T19:51:00Z" w16du:dateUtc="2026-08-10T17:51:00Z">
+              <w:ins w:id="96" w:author="Tomy Doda" w:date="2026-08-10T19:51:00Z" w16du:dateUtc="2026-08-10T17:51:00Z">
                 <w:rPr>
                   <w:rFonts w:ascii="Cambria Math" w:hAnsi="Cambria Math"/>
                 </w:rPr>
@@ -1495,7 +1584,7 @@
           </m:e>
           <m:sub>
             <m:r>
-              <w:ins w:id="85" w:author="Tomy Doda" w:date="2026-08-10T19:51:00Z" w16du:dateUtc="2026-08-10T17:51:00Z">
+              <w:ins w:id="97" w:author="Tomy Doda" w:date="2026-08-10T19:51:00Z" w16du:dateUtc="2026-08-10T17:51:00Z">
                 <w:rPr>
                   <w:rFonts w:ascii="Cambria Math" w:hAnsi="Cambria Math"/>
                 </w:rPr>
@@ -1505,7 +1594,7 @@
           </m:sub>
         </m:sSub>
         <m:r>
-          <w:ins w:id="86" w:author="Tomy Doda" w:date="2026-08-10T19:51:00Z" w16du:dateUtc="2026-08-10T17:51:00Z">
+          <w:ins w:id="98" w:author="Tomy Doda" w:date="2026-08-10T19:51:00Z" w16du:dateUtc="2026-08-10T17:51:00Z">
             <w:rPr>
               <w:rFonts w:ascii="Cambria Math" w:hAnsi="Cambria Math"/>
             </w:rPr>
@@ -1515,7 +1604,7 @@
         <m:sSub>
           <m:sSubPr>
             <m:ctrlPr>
-              <w:ins w:id="87" w:author="Tomy Doda" w:date="2026-08-10T19:51:00Z" w16du:dateUtc="2026-08-10T17:51:00Z">
+              <w:ins w:id="99" w:author="Tomy Doda" w:date="2026-08-10T19:51:00Z" w16du:dateUtc="2026-08-10T17:51:00Z">
                 <w:rPr>
                   <w:rFonts w:ascii="Cambria Math" w:hAnsi="Cambria Math"/>
                   <w:i/>
@@ -1525,7 +1614,7 @@
           </m:sSubPr>
           <m:e>
             <m:r>
-              <w:ins w:id="88" w:author="Tomy Doda" w:date="2026-08-10T19:51:00Z" w16du:dateUtc="2026-08-10T17:51:00Z">
+              <w:ins w:id="100" w:author="Tomy Doda" w:date="2026-08-10T19:51:00Z" w16du:dateUtc="2026-08-10T17:51:00Z">
                 <w:rPr>
                   <w:rFonts w:ascii="Cambria Math" w:hAnsi="Cambria Math"/>
                 </w:rPr>
@@ -1535,7 +1624,7 @@
           </m:e>
           <m:sub>
             <m:r>
-              <w:ins w:id="89" w:author="Tomy Doda" w:date="2026-08-10T19:51:00Z" w16du:dateUtc="2026-08-10T17:51:00Z">
+              <w:ins w:id="101" w:author="Tomy Doda" w:date="2026-08-10T19:51:00Z" w16du:dateUtc="2026-08-10T17:51:00Z">
                 <w:rPr>
                   <w:rFonts w:ascii="Cambria Math" w:hAnsi="Cambria Math"/>
                 </w:rPr>
@@ -1545,27 +1634,46 @@
           </m:sub>
         </m:sSub>
       </m:oMath>
-      <w:ins w:id="90" w:author="Tomy Doda" w:date="2026-08-10T19:51:00Z" w16du:dateUtc="2026-08-10T17:51:00Z">
+      <w:ins w:id="102" w:author="Tomy Doda" w:date="2026-08-10T19:51:00Z" w16du:dateUtc="2026-08-10T17:51:00Z">
         <w:r>
           <w:t>,</w:t>
         </w:r>
       </w:ins>
       <w:r>
-        <w:t xml:space="preserve"> selon la distribution statistique historique de la profondeur de plongée du panache du Rhône (</w:t>
-      </w:r>
-      <w:del w:id="91" w:author="Tomy Doda" w:date="2026-08-10T17:22:00Z" w16du:dateUtc="2026-08-10T15:22:00Z">
+        <w:t xml:space="preserve"> </w:t>
+      </w:r>
+      <w:del w:id="103" w:author="Tomy Doda" w:date="2026-08-11T11:45:00Z" w16du:dateUtc="2026-08-11T09:45:00Z">
+        <w:r>
+          <w:delText xml:space="preserve">selon </w:delText>
+        </w:r>
+      </w:del>
+      <w:ins w:id="104" w:author="Tomy Doda" w:date="2026-08-11T11:45:00Z" w16du:dateUtc="2026-08-11T09:45:00Z">
+        <w:r>
+          <w:t>en se basant</w:t>
+        </w:r>
+        <w:r>
+          <w:t xml:space="preserve"> sur</w:t>
+        </w:r>
+        <w:r>
+          <w:t xml:space="preserve"> </w:t>
+        </w:r>
+      </w:ins>
+      <w:r>
+        <w:t>la distribution statistique historique de la profondeur de plongée du panache du Rhône (</w:t>
+      </w:r>
+      <w:del w:id="105" w:author="Tomy Doda" w:date="2026-08-10T17:22:00Z" w16du:dateUtc="2026-08-10T15:22:00Z">
         <w:r>
           <w:delText>~</w:delText>
         </w:r>
       </w:del>
-      <w:del w:id="92" w:author="Tomy Doda" w:date="2026-08-10T19:47:00Z" w16du:dateUtc="2026-08-10T17:47:00Z">
+      <w:del w:id="106" w:author="Tomy Doda" w:date="2026-08-10T19:47:00Z" w16du:dateUtc="2026-08-10T17:47:00Z">
         <w:r>
           <w:delText>53 % du temps entre 0–20 m, +15 % entre 20–40 m</w:delText>
         </w:r>
       </w:del>
       <m:oMath>
         <m:r>
-          <w:ins w:id="93" w:author="Tomy Doda" w:date="2026-08-10T19:48:00Z" w16du:dateUtc="2026-08-10T17:48:00Z">
+          <w:ins w:id="107" w:author="Tomy Doda" w:date="2026-08-10T19:48:00Z" w16du:dateUtc="2026-08-10T17:48:00Z">
             <w:rPr>
               <w:rFonts w:ascii="Cambria Math" w:hAnsi="Cambria Math"/>
             </w:rPr>
@@ -1573,22 +1681,22 @@
           </w:ins>
         </m:r>
       </m:oMath>
-      <w:ins w:id="94" w:author="Tomy Doda" w:date="2026-08-10T19:49:00Z" w16du:dateUtc="2026-08-10T17:49:00Z">
+      <w:ins w:id="108" w:author="Tomy Doda" w:date="2026-08-10T19:49:00Z" w16du:dateUtc="2026-08-10T17:49:00Z">
         <w:r>
           <w:t>75</w:t>
         </w:r>
       </w:ins>
-      <w:ins w:id="95" w:author="Tomy Doda" w:date="2026-08-10T19:47:00Z" w16du:dateUtc="2026-08-10T17:47:00Z">
+      <w:ins w:id="109" w:author="Tomy Doda" w:date="2026-08-10T19:47:00Z" w16du:dateUtc="2026-08-10T17:47:00Z">
         <w:r>
           <w:t xml:space="preserve"> % du temps</w:t>
         </w:r>
       </w:ins>
-      <w:ins w:id="96" w:author="Tomy Doda" w:date="2026-08-10T19:48:00Z" w16du:dateUtc="2026-08-10T17:48:00Z">
+      <w:ins w:id="110" w:author="Tomy Doda" w:date="2026-08-10T19:48:00Z" w16du:dateUtc="2026-08-10T17:48:00Z">
         <w:r>
           <w:t xml:space="preserve"> au-dessus de 100 m de profondeur</w:t>
         </w:r>
       </w:ins>
-      <w:ins w:id="97" w:author="Tomy Doda" w:date="2026-08-10T19:50:00Z" w16du:dateUtc="2026-08-10T17:50:00Z">
+      <w:ins w:id="111" w:author="Tomy Doda" w:date="2026-08-10T19:50:00Z" w16du:dateUtc="2026-08-10T17:50:00Z">
         <w:r>
           <w:t>, Fig. 3</w:t>
         </w:r>
@@ -1596,19 +1704,24 @@
       <w:r>
         <w:t xml:space="preserve">). Un flux </w:t>
       </w:r>
-      <w:ins w:id="98" w:author="Tomy Doda" w:date="2026-08-10T19:57:00Z" w16du:dateUtc="2026-08-10T17:57:00Z">
+      <w:ins w:id="112" w:author="Tomy Doda" w:date="2026-08-10T19:57:00Z" w16du:dateUtc="2026-08-10T17:57:00Z">
         <w:r>
           <w:t xml:space="preserve">massique </w:t>
         </w:r>
       </w:ins>
-      <w:del w:id="99" w:author="Tomy Doda" w:date="2026-08-10T19:58:00Z" w16du:dateUtc="2026-08-10T17:58:00Z">
+      <w:del w:id="113" w:author="Tomy Doda" w:date="2026-08-10T19:58:00Z" w16du:dateUtc="2026-08-10T17:58:00Z">
         <w:r>
           <w:delText>diffusif</w:delText>
         </w:r>
       </w:del>
-      <w:ins w:id="100" w:author="Tomy Doda" w:date="2026-08-10T19:58:00Z" w16du:dateUtc="2026-08-10T17:58:00Z">
-        <w:r>
-          <w:t>diffusive de l’hypolimnion vers l’épilimnion</w:t>
+      <w:ins w:id="114" w:author="Tomy Doda" w:date="2026-08-11T11:01:00Z" w16du:dateUtc="2026-08-11T09:01:00Z">
+        <w:r>
+          <w:t>advectif</w:t>
+        </w:r>
+      </w:ins>
+      <w:ins w:id="115" w:author="Tomy Doda" w:date="2026-08-10T19:58:00Z" w16du:dateUtc="2026-08-10T17:58:00Z">
+        <w:r>
+          <w:t xml:space="preserve"> de l’hypolimnion vers l’épilimnion</w:t>
         </w:r>
       </w:ins>
       <w:r>
@@ -1618,7 +1731,7 @@
         <m:sSub>
           <m:sSubPr>
             <m:ctrlPr>
-              <w:ins w:id="101" w:author="Tomy Doda" w:date="2026-08-10T19:56:00Z" w16du:dateUtc="2026-08-10T17:56:00Z">
+              <w:ins w:id="116" w:author="Tomy Doda" w:date="2026-08-10T19:56:00Z" w16du:dateUtc="2026-08-10T17:56:00Z">
                 <w:rPr>
                   <w:rFonts w:ascii="Cambria Math" w:hAnsi="Cambria Math"/>
                   <w:i/>
@@ -1628,7 +1741,7 @@
           </m:sSubPr>
           <m:e>
             <m:r>
-              <w:ins w:id="102" w:author="Tomy Doda" w:date="2026-08-10T19:56:00Z" w16du:dateUtc="2026-08-10T17:56:00Z">
+              <w:ins w:id="117" w:author="Tomy Doda" w:date="2026-08-10T19:56:00Z" w16du:dateUtc="2026-08-10T17:56:00Z">
                 <w:rPr>
                   <w:rFonts w:ascii="Cambria Math" w:hAnsi="Cambria Math"/>
                 </w:rPr>
@@ -1638,17 +1751,17 @@
           </m:e>
           <m:sub>
             <m:r>
-              <w:ins w:id="103" w:author="Tomy Doda" w:date="2026-08-10T19:56:00Z" w16du:dateUtc="2026-08-10T17:56:00Z">
-                <w:rPr>
-                  <w:rFonts w:ascii="Cambria Math" w:hAnsi="Cambria Math"/>
-                </w:rPr>
-                <m:t>diff</m:t>
+              <w:ins w:id="118" w:author="Tomy Doda" w:date="2026-08-11T11:01:00Z" w16du:dateUtc="2026-08-11T09:01:00Z">
+                <w:rPr>
+                  <w:rFonts w:ascii="Cambria Math" w:hAnsi="Cambria Math"/>
+                </w:rPr>
+                <m:t>adv</m:t>
               </w:ins>
             </m:r>
           </m:sub>
         </m:sSub>
         <m:r>
-          <w:ins w:id="104" w:author="Tomy Doda" w:date="2026-08-10T19:58:00Z" w16du:dateUtc="2026-08-10T17:58:00Z">
+          <w:ins w:id="119" w:author="Tomy Doda" w:date="2026-08-10T19:58:00Z" w16du:dateUtc="2026-08-10T17:58:00Z">
             <w:rPr>
               <w:rFonts w:ascii="Cambria Math" w:hAnsi="Cambria Math"/>
             </w:rPr>
@@ -1658,7 +1771,7 @@
         <m:sSub>
           <m:sSubPr>
             <m:ctrlPr>
-              <w:ins w:id="105" w:author="Tomy Doda" w:date="2026-08-10T19:58:00Z" w16du:dateUtc="2026-08-10T17:58:00Z">
+              <w:ins w:id="120" w:author="Tomy Doda" w:date="2026-08-10T19:58:00Z" w16du:dateUtc="2026-08-10T17:58:00Z">
                 <w:rPr>
                   <w:rFonts w:ascii="Cambria Math" w:hAnsi="Cambria Math"/>
                   <w:i/>
@@ -1668,7 +1781,7 @@
           </m:sSubPr>
           <m:e>
             <m:r>
-              <w:ins w:id="106" w:author="Tomy Doda" w:date="2026-08-10T19:58:00Z" w16du:dateUtc="2026-08-10T17:58:00Z">
+              <w:ins w:id="121" w:author="Tomy Doda" w:date="2026-08-10T19:58:00Z" w16du:dateUtc="2026-08-10T17:58:00Z">
                 <w:rPr>
                   <w:rFonts w:ascii="Cambria Math" w:hAnsi="Cambria Math"/>
                 </w:rPr>
@@ -1678,7 +1791,7 @@
           </m:e>
           <m:sub>
             <m:r>
-              <w:ins w:id="107" w:author="Tomy Doda" w:date="2026-08-10T19:58:00Z" w16du:dateUtc="2026-08-10T17:58:00Z">
+              <w:ins w:id="122" w:author="Tomy Doda" w:date="2026-08-10T19:58:00Z" w16du:dateUtc="2026-08-10T17:58:00Z">
                 <w:rPr>
                   <w:rFonts w:ascii="Cambria Math" w:hAnsi="Cambria Math"/>
                 </w:rPr>
@@ -1690,7 +1803,7 @@
         <m:sSub>
           <m:sSubPr>
             <m:ctrlPr>
-              <w:ins w:id="108" w:author="Tomy Doda" w:date="2026-08-10T19:58:00Z" w16du:dateUtc="2026-08-10T17:58:00Z">
+              <w:ins w:id="123" w:author="Tomy Doda" w:date="2026-08-10T19:58:00Z" w16du:dateUtc="2026-08-10T17:58:00Z">
                 <w:rPr>
                   <w:rFonts w:ascii="Cambria Math" w:hAnsi="Cambria Math"/>
                   <w:i/>
@@ -1700,7 +1813,7 @@
           </m:sSubPr>
           <m:e>
             <m:r>
-              <w:ins w:id="109" w:author="Tomy Doda" w:date="2026-08-10T19:58:00Z" w16du:dateUtc="2026-08-10T17:58:00Z">
+              <w:ins w:id="124" w:author="Tomy Doda" w:date="2026-08-10T19:58:00Z" w16du:dateUtc="2026-08-10T17:58:00Z">
                 <w:rPr>
                   <w:rFonts w:ascii="Cambria Math" w:hAnsi="Cambria Math"/>
                 </w:rPr>
@@ -1710,7 +1823,7 @@
           </m:e>
           <m:sub>
             <m:r>
-              <w:ins w:id="110" w:author="Tomy Doda" w:date="2026-08-10T19:58:00Z" w16du:dateUtc="2026-08-10T17:58:00Z">
+              <w:ins w:id="125" w:author="Tomy Doda" w:date="2026-08-10T19:58:00Z" w16du:dateUtc="2026-08-10T17:58:00Z">
                 <w:rPr>
                   <w:rFonts w:ascii="Cambria Math" w:hAnsi="Cambria Math"/>
                 </w:rPr>
@@ -1720,12 +1833,12 @@
           </m:sub>
         </m:sSub>
       </m:oMath>
-      <w:del w:id="111" w:author="Tomy Doda" w:date="2026-08-10T19:56:00Z" w16du:dateUtc="2026-08-10T17:56:00Z">
+      <w:del w:id="126" w:author="Tomy Doda" w:date="2026-08-10T19:56:00Z" w16du:dateUtc="2026-08-10T17:56:00Z">
         <w:r>
           <w:delText xml:space="preserve">M_diff </w:delText>
         </w:r>
       </w:del>
-      <w:del w:id="112" w:author="Tomy Doda" w:date="2026-08-10T19:58:00Z" w16du:dateUtc="2026-08-10T17:58:00Z">
+      <w:del w:id="127" w:author="Tomy Doda" w:date="2026-08-10T19:58:00Z" w16du:dateUtc="2026-08-10T17:58:00Z">
         <w:r>
           <w:delText>(∝ Q_hypo·C_hypo)</w:delText>
         </w:r>
@@ -1733,13 +1846,279 @@
       <w:r>
         <w:t xml:space="preserve"> assure la conservation du volume</w:t>
       </w:r>
-      <w:ins w:id="113" w:author="Tomy Doda" w:date="2026-08-10T19:58:00Z" w16du:dateUtc="2026-08-10T17:58:00Z">
+      <w:ins w:id="128" w:author="Tomy Doda" w:date="2026-08-10T19:58:00Z" w16du:dateUtc="2026-08-10T17:58:00Z">
         <w:r>
           <w:t xml:space="preserve"> de l’hypolimnion</w:t>
         </w:r>
       </w:ins>
       <w:r>
-        <w:t>. Les volumes évoluent avec la profondeur d'épilimnion h_epi(t) et la courbe hypsométrique du lac ; un approfondissement transfère un flux M_mix,epi de l'hypolimnion vers l'épilimnion (et inversement), la diffusion étant appliquée avant le mélange à chaque pas de temps annuel.</w:t>
+        <w:t xml:space="preserve">. Les volumes </w:t>
+      </w:r>
+      <w:ins w:id="129" w:author="Tomy Doda" w:date="2026-08-11T11:02:00Z" w16du:dateUtc="2026-08-11T09:02:00Z">
+        <w:r>
+          <w:t xml:space="preserve">des deux couches </w:t>
+        </w:r>
+      </w:ins>
+      <w:r>
+        <w:t xml:space="preserve">évoluent </w:t>
+      </w:r>
+      <w:del w:id="130" w:author="Tomy Doda" w:date="2026-08-11T11:08:00Z" w16du:dateUtc="2026-08-11T09:08:00Z">
+        <w:r>
+          <w:delText xml:space="preserve">avec </w:delText>
+        </w:r>
+      </w:del>
+      <w:ins w:id="131" w:author="Tomy Doda" w:date="2026-08-11T11:08:00Z" w16du:dateUtc="2026-08-11T09:08:00Z">
+        <w:r>
+          <w:t>en fonction de</w:t>
+        </w:r>
+        <w:r>
+          <w:t xml:space="preserve"> </w:t>
+        </w:r>
+      </w:ins>
+      <w:r>
+        <w:t xml:space="preserve">la profondeur </w:t>
+      </w:r>
+      <w:ins w:id="132" w:author="Tomy Doda" w:date="2026-08-11T11:13:00Z" w16du:dateUtc="2026-08-11T09:13:00Z">
+        <w:r>
+          <w:t xml:space="preserve">annuelle maximale </w:t>
+        </w:r>
+      </w:ins>
+      <w:r>
+        <w:t>d</w:t>
+      </w:r>
+      <w:ins w:id="133" w:author="Tomy Doda" w:date="2026-08-11T11:03:00Z" w16du:dateUtc="2026-08-11T09:03:00Z">
+        <w:r>
+          <w:t>e l’</w:t>
+        </w:r>
+      </w:ins>
+      <w:del w:id="134" w:author="Tomy Doda" w:date="2026-08-11T11:03:00Z" w16du:dateUtc="2026-08-11T09:03:00Z">
+        <w:r>
+          <w:delText>'</w:delText>
+        </w:r>
+      </w:del>
+      <w:r>
+        <w:t>épilimnion</w:t>
+      </w:r>
+      <w:ins w:id="135" w:author="Tomy Doda" w:date="2026-08-11T11:01:00Z" w16du:dateUtc="2026-08-11T09:01:00Z">
+        <w:r>
+          <w:t xml:space="preserve"> </w:t>
+        </w:r>
+      </w:ins>
+      <m:oMath>
+        <m:sSub>
+          <m:sSubPr>
+            <m:ctrlPr>
+              <w:ins w:id="136" w:author="Tomy Doda" w:date="2026-08-11T11:01:00Z" w16du:dateUtc="2026-08-11T09:01:00Z">
+                <w:rPr>
+                  <w:rFonts w:ascii="Cambria Math" w:hAnsi="Cambria Math"/>
+                  <w:i/>
+                </w:rPr>
+              </w:ins>
+            </m:ctrlPr>
+          </m:sSubPr>
+          <m:e>
+            <m:r>
+              <w:ins w:id="137" w:author="Tomy Doda" w:date="2026-08-11T11:01:00Z" w16du:dateUtc="2026-08-11T09:01:00Z">
+                <w:rPr>
+                  <w:rFonts w:ascii="Cambria Math" w:hAnsi="Cambria Math"/>
+                </w:rPr>
+                <m:t>h</m:t>
+              </w:ins>
+            </m:r>
+          </m:e>
+          <m:sub>
+            <m:r>
+              <w:ins w:id="138" w:author="Tomy Doda" w:date="2026-08-11T11:01:00Z" w16du:dateUtc="2026-08-11T09:01:00Z">
+                <w:rPr>
+                  <w:rFonts w:ascii="Cambria Math" w:hAnsi="Cambria Math"/>
+                </w:rPr>
+                <m:t>epi</m:t>
+              </w:ins>
+            </m:r>
+          </m:sub>
+        </m:sSub>
+        <m:r>
+          <w:ins w:id="139" w:author="Tomy Doda" w:date="2026-08-11T11:01:00Z" w16du:dateUtc="2026-08-11T09:01:00Z">
+            <w:rPr>
+              <w:rFonts w:ascii="Cambria Math" w:hAnsi="Cambria Math"/>
+            </w:rPr>
+            <m:t>(t)</m:t>
+          </w:ins>
+        </m:r>
+      </m:oMath>
+      <w:ins w:id="140" w:author="Tomy Doda" w:date="2026-08-11T11:01:00Z" w16du:dateUtc="2026-08-11T09:01:00Z">
+        <w:r>
+          <w:t xml:space="preserve"> </w:t>
+        </w:r>
+      </w:ins>
+      <w:del w:id="141" w:author="Tomy Doda" w:date="2026-08-11T11:01:00Z" w16du:dateUtc="2026-08-11T09:01:00Z">
+        <w:r>
+          <w:delText xml:space="preserve"> h_epi(t)</w:delText>
+        </w:r>
+      </w:del>
+      <w:r>
+        <w:t xml:space="preserve"> </w:t>
+      </w:r>
+      <w:ins w:id="142" w:author="Tomy Doda" w:date="2026-08-11T11:08:00Z" w16du:dateUtc="2026-08-11T09:08:00Z">
+        <w:r>
+          <w:t>selon les</w:t>
+        </w:r>
+      </w:ins>
+      <w:ins w:id="143" w:author="Tomy Doda" w:date="2026-08-11T11:04:00Z" w16du:dateUtc="2026-08-11T09:04:00Z">
+        <w:r>
+          <w:t xml:space="preserve"> </w:t>
+        </w:r>
+        <w:r>
+          <w:t xml:space="preserve">trois scenarios de </w:t>
+        </w:r>
+      </w:ins>
+      <w:ins w:id="144" w:author="Tomy Doda" w:date="2026-08-11T11:17:00Z" w16du:dateUtc="2026-08-11T09:17:00Z">
+        <w:r>
+          <w:t>brassage</w:t>
+        </w:r>
+      </w:ins>
+      <w:ins w:id="145" w:author="Tomy Doda" w:date="2026-08-11T11:04:00Z" w16du:dateUtc="2026-08-11T09:04:00Z">
+        <w:r>
+          <w:t xml:space="preserve"> décrits </w:t>
+        </w:r>
+      </w:ins>
+      <w:ins w:id="146" w:author="Tomy Doda" w:date="2026-08-11T11:08:00Z" w16du:dateUtc="2026-08-11T09:08:00Z">
+        <w:r>
+          <w:t xml:space="preserve">ci-dessous. Les volumes correspondants sont calculés </w:t>
+        </w:r>
+      </w:ins>
+      <w:ins w:id="147" w:author="Tomy Doda" w:date="2026-08-11T11:04:00Z" w16du:dateUtc="2026-08-11T09:04:00Z">
+        <w:r>
+          <w:t xml:space="preserve"> </w:t>
+        </w:r>
+      </w:ins>
+      <w:ins w:id="148" w:author="Tomy Doda" w:date="2026-08-11T11:08:00Z" w16du:dateUtc="2026-08-11T09:08:00Z">
+        <w:r>
+          <w:t xml:space="preserve">à partir de </w:t>
+        </w:r>
+      </w:ins>
+      <w:del w:id="149" w:author="Tomy Doda" w:date="2026-08-11T11:08:00Z" w16du:dateUtc="2026-08-11T09:08:00Z">
+        <w:r>
+          <w:delText xml:space="preserve">et </w:delText>
+        </w:r>
+      </w:del>
+      <w:r>
+        <w:t>la courbe hypsométrique du lac</w:t>
+      </w:r>
+      <w:ins w:id="150" w:author="Tomy Doda" w:date="2026-08-11T11:03:00Z" w16du:dateUtc="2026-08-11T09:03:00Z">
+        <w:r>
+          <w:t>.</w:t>
+        </w:r>
+      </w:ins>
+      <w:del w:id="151" w:author="Tomy Doda" w:date="2026-08-11T11:03:00Z" w16du:dateUtc="2026-08-11T09:03:00Z">
+        <w:r>
+          <w:delText xml:space="preserve"> ;</w:delText>
+        </w:r>
+      </w:del>
+      <w:r>
+        <w:t xml:space="preserve"> </w:t>
+      </w:r>
+      <w:ins w:id="152" w:author="Tomy Doda" w:date="2026-08-11T11:09:00Z" w16du:dateUtc="2026-08-11T09:09:00Z">
+        <w:r>
+          <w:t>U</w:t>
+        </w:r>
+      </w:ins>
+      <w:del w:id="153" w:author="Tomy Doda" w:date="2026-08-11T11:09:00Z" w16du:dateUtc="2026-08-11T09:09:00Z">
+        <w:r>
+          <w:delText>u</w:delText>
+        </w:r>
+      </w:del>
+      <w:r>
+        <w:t xml:space="preserve">n approfondissement </w:t>
+      </w:r>
+      <w:ins w:id="154" w:author="Tomy Doda" w:date="2026-08-11T11:09:00Z" w16du:dateUtc="2026-08-11T09:09:00Z">
+        <w:r>
+          <w:t xml:space="preserve">de l’épilimnion </w:t>
+        </w:r>
+      </w:ins>
+      <w:r>
+        <w:t xml:space="preserve">transfère un flux </w:t>
+      </w:r>
+      <m:oMath>
+        <m:sSub>
+          <m:sSubPr>
+            <m:ctrlPr>
+              <w:ins w:id="155" w:author="Tomy Doda" w:date="2026-08-11T11:13:00Z" w16du:dateUtc="2026-08-11T09:13:00Z">
+                <w:rPr>
+                  <w:rFonts w:ascii="Cambria Math" w:hAnsi="Cambria Math"/>
+                  <w:i/>
+                </w:rPr>
+              </w:ins>
+            </m:ctrlPr>
+          </m:sSubPr>
+          <m:e>
+            <m:r>
+              <w:ins w:id="156" w:author="Tomy Doda" w:date="2026-08-11T11:13:00Z" w16du:dateUtc="2026-08-11T09:13:00Z">
+                <w:rPr>
+                  <w:rFonts w:ascii="Cambria Math" w:hAnsi="Cambria Math"/>
+                </w:rPr>
+                <m:t>M</m:t>
+              </w:ins>
+            </m:r>
+          </m:e>
+          <m:sub>
+            <m:r>
+              <w:ins w:id="157" w:author="Tomy Doda" w:date="2026-08-11T11:13:00Z" w16du:dateUtc="2026-08-11T09:13:00Z">
+                <w:rPr>
+                  <w:rFonts w:ascii="Cambria Math" w:hAnsi="Cambria Math"/>
+                </w:rPr>
+                <m:t>mix,epi</m:t>
+              </w:ins>
+            </m:r>
+          </m:sub>
+        </m:sSub>
+      </m:oMath>
+      <w:del w:id="158" w:author="Tomy Doda" w:date="2026-08-11T11:13:00Z" w16du:dateUtc="2026-08-11T09:13:00Z">
+        <w:r>
+          <w:delText xml:space="preserve">M_mix,epi </w:delText>
+        </w:r>
+      </w:del>
+      <w:r>
+        <w:t>de l'hypolimnion vers l'épilimnion (et inversement)</w:t>
+      </w:r>
+      <w:ins w:id="159" w:author="Tomy Doda" w:date="2026-08-11T11:14:00Z" w16du:dateUtc="2026-08-11T09:14:00Z">
+        <w:r>
+          <w:t>.</w:t>
+        </w:r>
+      </w:ins>
+      <w:del w:id="160" w:author="Tomy Doda" w:date="2026-08-11T11:14:00Z" w16du:dateUtc="2026-08-11T09:14:00Z">
+        <w:r>
+          <w:delText>,</w:delText>
+        </w:r>
+      </w:del>
+      <w:r>
+        <w:t xml:space="preserve"> </w:t>
+      </w:r>
+      <w:ins w:id="161" w:author="Tomy Doda" w:date="2026-08-11T11:14:00Z" w16du:dateUtc="2026-08-11T09:14:00Z">
+        <w:r>
+          <w:t xml:space="preserve">Ce flux de mélange est appliqué après </w:t>
+        </w:r>
+      </w:ins>
+      <w:r>
+        <w:t xml:space="preserve">la </w:t>
+      </w:r>
+      <w:del w:id="162" w:author="Tomy Doda" w:date="2026-08-11T11:15:00Z" w16du:dateUtc="2026-08-11T09:15:00Z">
+        <w:r>
+          <w:delText>diffusion étant appliquée avant le mélange</w:delText>
+        </w:r>
+      </w:del>
+      <w:ins w:id="163" w:author="Tomy Doda" w:date="2026-08-11T11:15:00Z" w16du:dateUtc="2026-08-11T09:15:00Z">
+        <w:r>
+          <w:t>dilution des couches</w:t>
+        </w:r>
+      </w:ins>
+      <w:ins w:id="164" w:author="Tomy Doda" w:date="2026-08-11T11:16:00Z" w16du:dateUtc="2026-08-11T09:16:00Z">
+        <w:r>
+          <w:t xml:space="preserve"> par les flux advectifs</w:t>
+        </w:r>
+      </w:ins>
+      <w:r>
+        <w:t xml:space="preserve"> à chaque pas de temps annuel.</w:t>
       </w:r>
     </w:p>
     <w:p>
@@ -1747,10 +2126,10 @@
         <w:spacing w:before="70" w:after="35"/>
         <w:jc w:val="center"/>
         <w:rPr>
-          <w:ins w:id="114" w:author="Tomy Doda" w:date="2026-08-10T19:33:00Z" w16du:dateUtc="2026-08-10T17:33:00Z"/>
-        </w:rPr>
-      </w:pPr>
-      <w:del w:id="115" w:author="Tomy Doda" w:date="2026-08-10T19:33:00Z" w16du:dateUtc="2026-08-10T17:33:00Z">
+          <w:ins w:id="165" w:author="Tomy Doda" w:date="2026-08-10T19:33:00Z" w16du:dateUtc="2026-08-10T17:33:00Z"/>
+        </w:rPr>
+      </w:pPr>
+      <w:del w:id="166" w:author="Tomy Doda" w:date="2026-08-10T19:33:00Z" w16du:dateUtc="2026-08-10T17:33:00Z">
         <w:r>
           <w:rPr>
             <w:noProof/>
@@ -1801,11 +2180,12 @@
         <w:spacing w:before="70" w:after="35"/>
         <w:jc w:val="center"/>
       </w:pPr>
-      <w:ins w:id="116" w:author="Tomy Doda" w:date="2026-08-10T19:33:00Z" w16du:dateUtc="2026-08-10T17:33:00Z">
+      <w:ins w:id="167" w:author="Tomy Doda" w:date="2026-08-10T19:33:00Z" w16du:dateUtc="2026-08-10T17:33:00Z">
         <w:r>
           <w:rPr>
             <w:noProof/>
           </w:rPr>
+          <w:lastRenderedPageBreak/>
           <w:drawing>
             <wp:inline distT="0" distB="0" distL="0" distR="0" wp14:anchorId="39494BD3" wp14:editId="7FAEBC96">
               <wp:extent cx="3953786" cy="1314736"/>
@@ -1870,10 +2250,40 @@
           <w:sz w:val="16"/>
           <w:szCs w:val="16"/>
         </w:rPr>
-        <w:lastRenderedPageBreak/>
-        <w:t xml:space="preserve">Figure 3 — Distribution de la profondeur de plongée du panache du Rhône, utilisée pour </w:t>
-      </w:r>
-      <w:del w:id="117" w:author="Tomy Doda" w:date="2026-08-10T19:43:00Z" w16du:dateUtc="2026-08-10T17:43:00Z">
+        <w:t xml:space="preserve">Figure 3 — </w:t>
+      </w:r>
+      <w:commentRangeStart w:id="168"/>
+      <w:r>
+        <w:rPr>
+          <w:i/>
+          <w:iCs/>
+          <w:color w:val="555555"/>
+          <w:sz w:val="16"/>
+          <w:szCs w:val="16"/>
+        </w:rPr>
+        <w:t>Distribution de la profondeur de plongée</w:t>
+      </w:r>
+      <w:commentRangeEnd w:id="168"/>
+      <w:r>
+        <w:rPr>
+          <w:rStyle w:val="CommentReference"/>
+          <w:i/>
+          <w:iCs/>
+          <w:color w:val="555555"/>
+        </w:rPr>
+        <w:commentReference w:id="168"/>
+      </w:r>
+      <w:r>
+        <w:rPr>
+          <w:i/>
+          <w:iCs/>
+          <w:color w:val="555555"/>
+          <w:sz w:val="16"/>
+          <w:szCs w:val="16"/>
+        </w:rPr>
+        <w:t xml:space="preserve"> du panache du Rhône, utilisée pour </w:t>
+      </w:r>
+      <w:del w:id="169" w:author="Tomy Doda" w:date="2026-08-10T19:43:00Z" w16du:dateUtc="2026-08-10T17:43:00Z">
         <w:r>
           <w:rPr>
             <w:i/>
@@ -1885,7 +2295,7 @@
           <w:delText>répartir Q_epi/Q_hypo</w:delText>
         </w:r>
       </w:del>
-      <w:ins w:id="118" w:author="Tomy Doda" w:date="2026-08-10T19:43:00Z" w16du:dateUtc="2026-08-10T17:43:00Z">
+      <w:ins w:id="170" w:author="Tomy Doda" w:date="2026-08-10T19:43:00Z" w16du:dateUtc="2026-08-10T17:43:00Z">
         <w:r>
           <w:rPr>
             <w:i/>
@@ -1899,7 +2309,7 @@
       </w:ins>
       <m:oMath>
         <m:r>
-          <w:ins w:id="119" w:author="Tomy Doda" w:date="2026-08-10T19:44:00Z" w16du:dateUtc="2026-08-10T17:44:00Z">
+          <w:ins w:id="171" w:author="Tomy Doda" w:date="2026-08-10T19:44:00Z" w16du:dateUtc="2026-08-10T17:44:00Z">
             <w:rPr>
               <w:rFonts w:ascii="Cambria Math" w:hAnsi="Cambria Math"/>
               <w:color w:val="555555"/>
@@ -1912,7 +2322,7 @@
         <m:sSub>
           <m:sSubPr>
             <m:ctrlPr>
-              <w:ins w:id="120" w:author="Tomy Doda" w:date="2026-08-10T19:44:00Z" w16du:dateUtc="2026-08-10T17:44:00Z">
+              <w:ins w:id="172" w:author="Tomy Doda" w:date="2026-08-10T19:44:00Z" w16du:dateUtc="2026-08-10T17:44:00Z">
                 <w:rPr>
                   <w:rFonts w:ascii="Cambria Math" w:hAnsi="Cambria Math"/>
                   <w:i/>
@@ -1926,7 +2336,7 @@
           </m:sSubPr>
           <m:e>
             <m:r>
-              <w:ins w:id="121" w:author="Tomy Doda" w:date="2026-08-10T19:44:00Z" w16du:dateUtc="2026-08-10T17:44:00Z">
+              <w:ins w:id="173" w:author="Tomy Doda" w:date="2026-08-10T19:44:00Z" w16du:dateUtc="2026-08-10T17:44:00Z">
                 <w:rPr>
                   <w:rFonts w:ascii="Cambria Math" w:hAnsi="Cambria Math"/>
                   <w:color w:val="555555"/>
@@ -1939,7 +2349,7 @@
           </m:e>
           <m:sub>
             <m:r>
-              <w:ins w:id="122" w:author="Tomy Doda" w:date="2026-08-10T19:44:00Z" w16du:dateUtc="2026-08-10T17:44:00Z">
+              <w:ins w:id="174" w:author="Tomy Doda" w:date="2026-08-10T19:44:00Z" w16du:dateUtc="2026-08-10T17:44:00Z">
                 <w:rPr>
                   <w:rFonts w:ascii="Cambria Math" w:hAnsi="Cambria Math"/>
                   <w:color w:val="555555"/>
@@ -1952,7 +2362,7 @@
           </m:sub>
         </m:sSub>
         <m:r>
-          <w:ins w:id="123" w:author="Tomy Doda" w:date="2026-08-10T19:44:00Z" w16du:dateUtc="2026-08-10T17:44:00Z">
+          <w:ins w:id="175" w:author="Tomy Doda" w:date="2026-08-10T19:44:00Z" w16du:dateUtc="2026-08-10T17:44:00Z">
             <w:rPr>
               <w:rFonts w:ascii="Cambria Math" w:hAnsi="Cambria Math"/>
               <w:color w:val="555555"/>
@@ -1965,7 +2375,7 @@
         <m:sSub>
           <m:sSubPr>
             <m:ctrlPr>
-              <w:ins w:id="124" w:author="Tomy Doda" w:date="2026-08-10T19:44:00Z" w16du:dateUtc="2026-08-10T17:44:00Z">
+              <w:ins w:id="176" w:author="Tomy Doda" w:date="2026-08-10T19:44:00Z" w16du:dateUtc="2026-08-10T17:44:00Z">
                 <w:rPr>
                   <w:rFonts w:ascii="Cambria Math" w:hAnsi="Cambria Math"/>
                   <w:i/>
@@ -1979,7 +2389,7 @@
           </m:sSubPr>
           <m:e>
             <m:r>
-              <w:ins w:id="125" w:author="Tomy Doda" w:date="2026-08-10T19:44:00Z" w16du:dateUtc="2026-08-10T17:44:00Z">
+              <w:ins w:id="177" w:author="Tomy Doda" w:date="2026-08-10T19:44:00Z" w16du:dateUtc="2026-08-10T17:44:00Z">
                 <w:rPr>
                   <w:rFonts w:ascii="Cambria Math" w:hAnsi="Cambria Math"/>
                   <w:color w:val="555555"/>
@@ -1992,7 +2402,7 @@
           </m:e>
           <m:sub>
             <m:r>
-              <w:ins w:id="126" w:author="Tomy Doda" w:date="2026-08-10T19:44:00Z" w16du:dateUtc="2026-08-10T17:44:00Z">
+              <w:ins w:id="178" w:author="Tomy Doda" w:date="2026-08-10T19:44:00Z" w16du:dateUtc="2026-08-10T17:44:00Z">
                 <w:rPr>
                   <w:rFonts w:ascii="Cambria Math" w:hAnsi="Cambria Math"/>
                   <w:color w:val="555555"/>
@@ -2020,18 +2430,610 @@
       <w:pPr>
         <w:spacing w:after="100"/>
         <w:jc w:val="both"/>
-      </w:pPr>
-      <w:r>
-        <w:t>Trois scénarios de h_epi(t) sont possibles : profondeur constante (aucun brassage), brassage périodique, ou brassage stochastique tiré de la statistique historique. Les deux derniers sont présentés ci-dessous.</w:t>
-      </w:r>
+        <w:rPr>
+          <w:ins w:id="179" w:author="Tomy Doda" w:date="2026-08-11T16:50:00Z" w16du:dateUtc="2026-08-11T14:50:00Z"/>
+        </w:rPr>
+      </w:pPr>
+      <w:ins w:id="180" w:author="Tomy Doda" w:date="2026-08-11T16:31:00Z" w16du:dateUtc="2026-08-11T14:31:00Z">
+        <w:r>
+          <w:t xml:space="preserve">L’évolution de </w:t>
+        </w:r>
+      </w:ins>
+      <m:oMath>
+        <m:sSub>
+          <m:sSubPr>
+            <m:ctrlPr>
+              <w:ins w:id="181" w:author="Tomy Doda" w:date="2026-08-11T16:31:00Z" w16du:dateUtc="2026-08-11T14:31:00Z">
+                <w:rPr>
+                  <w:rFonts w:ascii="Cambria Math" w:hAnsi="Cambria Math"/>
+                  <w:i/>
+                </w:rPr>
+              </w:ins>
+            </m:ctrlPr>
+          </m:sSubPr>
+          <m:e>
+            <m:r>
+              <w:ins w:id="182" w:author="Tomy Doda" w:date="2026-08-11T16:31:00Z" w16du:dateUtc="2026-08-11T14:31:00Z">
+                <w:rPr>
+                  <w:rFonts w:ascii="Cambria Math" w:hAnsi="Cambria Math"/>
+                </w:rPr>
+                <m:t>h</m:t>
+              </w:ins>
+            </m:r>
+          </m:e>
+          <m:sub>
+            <m:r>
+              <w:ins w:id="183" w:author="Tomy Doda" w:date="2026-08-11T16:31:00Z" w16du:dateUtc="2026-08-11T14:31:00Z">
+                <w:rPr>
+                  <w:rFonts w:ascii="Cambria Math" w:hAnsi="Cambria Math"/>
+                </w:rPr>
+                <m:t>epi</m:t>
+              </w:ins>
+            </m:r>
+          </m:sub>
+        </m:sSub>
+        <m:r>
+          <w:ins w:id="184" w:author="Tomy Doda" w:date="2026-08-11T16:31:00Z" w16du:dateUtc="2026-08-11T14:31:00Z">
+            <w:rPr>
+              <w:rFonts w:ascii="Cambria Math" w:hAnsi="Cambria Math"/>
+            </w:rPr>
+            <m:t>(t)</m:t>
+          </w:ins>
+        </m:r>
+      </m:oMath>
+      <w:ins w:id="185" w:author="Tomy Doda" w:date="2026-08-11T16:31:00Z" w16du:dateUtc="2026-08-11T14:31:00Z">
+        <w:r>
+          <w:t xml:space="preserve"> est simulée avec </w:t>
+        </w:r>
+      </w:ins>
+      <w:del w:id="186" w:author="Tomy Doda" w:date="2026-08-11T16:31:00Z" w16du:dateUtc="2026-08-11T14:31:00Z">
+        <w:r>
+          <w:delText>T</w:delText>
+        </w:r>
+      </w:del>
+      <w:ins w:id="187" w:author="Tomy Doda" w:date="2026-08-11T16:31:00Z" w16du:dateUtc="2026-08-11T14:31:00Z">
+        <w:r>
+          <w:t>t</w:t>
+        </w:r>
+      </w:ins>
+      <w:r>
+        <w:t xml:space="preserve">rois scénarios de </w:t>
+      </w:r>
+      <w:del w:id="188" w:author="Tomy Doda" w:date="2026-08-11T11:17:00Z" w16du:dateUtc="2026-08-11T09:17:00Z">
+        <w:r>
+          <w:delText>h_epi(t)</w:delText>
+        </w:r>
+      </w:del>
+      <w:ins w:id="189" w:author="Tomy Doda" w:date="2026-08-11T11:17:00Z" w16du:dateUtc="2026-08-11T09:17:00Z">
+        <w:r>
+          <w:t>brassage</w:t>
+        </w:r>
+      </w:ins>
+      <w:ins w:id="190" w:author="Tomy Doda" w:date="2026-08-11T16:32:00Z" w16du:dateUtc="2026-08-11T14:32:00Z">
+        <w:r>
+          <w:t xml:space="preserve"> </w:t>
+        </w:r>
+      </w:ins>
+      <w:del w:id="191" w:author="Tomy Doda" w:date="2026-08-11T16:31:00Z" w16du:dateUtc="2026-08-11T14:31:00Z">
+        <w:r>
+          <w:delText xml:space="preserve"> sont </w:delText>
+        </w:r>
+      </w:del>
+      <w:del w:id="192" w:author="Tomy Doda" w:date="2026-08-11T11:17:00Z" w16du:dateUtc="2026-08-11T09:17:00Z">
+        <w:r>
+          <w:delText xml:space="preserve">possibles </w:delText>
+        </w:r>
+      </w:del>
+      <w:r>
+        <w:t xml:space="preserve">: </w:t>
+      </w:r>
+      <w:ins w:id="193" w:author="Tomy Doda" w:date="2026-08-11T11:17:00Z" w16du:dateUtc="2026-08-11T09:17:00Z">
+        <w:r>
+          <w:t xml:space="preserve">aucun brassage </w:t>
+        </w:r>
+      </w:ins>
+      <w:del w:id="194" w:author="Tomy Doda" w:date="2026-08-11T11:18:00Z" w16du:dateUtc="2026-08-11T09:18:00Z">
+        <w:r>
+          <w:delText>profondeur constante (aucun brassage)</w:delText>
+        </w:r>
+      </w:del>
+      <w:r>
+        <w:t>, brassage périodique</w:t>
+      </w:r>
+      <w:ins w:id="195" w:author="Tomy Doda" w:date="2026-08-11T11:18:00Z" w16du:dateUtc="2026-08-11T09:18:00Z">
+        <w:r>
+          <w:t xml:space="preserve"> tous les 10 ans</w:t>
+        </w:r>
+      </w:ins>
+      <w:r>
+        <w:t xml:space="preserve">, ou brassage stochastique tiré de la statistique historique. </w:t>
+      </w:r>
+      <w:del w:id="196" w:author="Tomy Doda" w:date="2026-08-11T11:18:00Z" w16du:dateUtc="2026-08-11T09:18:00Z">
+        <w:r>
+          <w:delText>Les deux derniers sont présentés ci-dessous.</w:delText>
+        </w:r>
+      </w:del>
+      <w:ins w:id="197" w:author="Tomy Doda" w:date="2026-08-11T16:26:00Z" w16du:dateUtc="2026-08-11T14:26:00Z">
+        <w:r>
+          <w:t xml:space="preserve"> Ces scénarios sont générés à partir de la s</w:t>
+        </w:r>
+        <w:r>
+          <w:t xml:space="preserve">érie observée des profondeurs annuelles de brassage profond du Léman sur la période 1994–2024 (n = 31 ans, </w:t>
+        </w:r>
+        <w:commentRangeStart w:id="198"/>
+        <w:r>
+          <w:t>source CIPE</w:t>
+        </w:r>
+        <w:commentRangeEnd w:id="198"/>
+        <w:r>
+          <w:rPr>
+            <w:rStyle w:val="CommentReference"/>
+            <w:sz w:val="20"/>
+            <w:szCs w:val="20"/>
+          </w:rPr>
+          <w:commentReference w:id="198"/>
+        </w:r>
+        <w:r>
+          <w:t>L)</w:t>
+        </w:r>
+      </w:ins>
+      <w:ins w:id="199" w:author="Tomy Doda" w:date="2026-08-11T16:27:00Z" w16du:dateUtc="2026-08-11T14:27:00Z">
+        <w:r>
+          <w:t xml:space="preserve">. </w:t>
+        </w:r>
+      </w:ins>
     </w:p>
     <w:p>
       <w:pPr>
         <w:spacing w:after="100"/>
         <w:jc w:val="both"/>
-      </w:pPr>
-      <w:r>
-        <w:t>Génération du scénario stochastique : les 1000 réalisations de h_epi(t) sont obtenues en ajustant une estimation par noyau gaussien (KDE) à la série observée des profondeurs annuelles de brassage profond du Léman sur la période 1994–2024 (n = 31 ans, source CIPEL), puis en tirant des échantillons de cette distribution pour chaque année de chaque réalisation, avec rejet des tirages hors de la plage physique [</w:t>
+        <w:rPr>
+          <w:ins w:id="200" w:author="Tomy Doda" w:date="2026-08-11T16:50:00Z" w16du:dateUtc="2026-08-11T14:50:00Z"/>
+        </w:rPr>
+      </w:pPr>
+      <w:ins w:id="201" w:author="Tomy Doda" w:date="2026-08-11T16:30:00Z" w16du:dateUtc="2026-08-11T14:30:00Z">
+        <w:r>
+          <w:t>Dans le</w:t>
+        </w:r>
+      </w:ins>
+      <w:ins w:id="202" w:author="Tomy Doda" w:date="2026-08-11T16:27:00Z" w16du:dateUtc="2026-08-11T14:27:00Z">
+        <w:r>
+          <w:t xml:space="preserve"> scénario</w:t>
+        </w:r>
+      </w:ins>
+      <w:ins w:id="203" w:author="Tomy Doda" w:date="2026-08-11T16:28:00Z" w16du:dateUtc="2026-08-11T14:28:00Z">
+        <w:r>
+          <w:t xml:space="preserve"> sans brassage</w:t>
+        </w:r>
+      </w:ins>
+      <w:ins w:id="204" w:author="Tomy Doda" w:date="2026-08-11T16:30:00Z" w16du:dateUtc="2026-08-11T14:30:00Z">
+        <w:r>
+          <w:t>,</w:t>
+        </w:r>
+      </w:ins>
+      <w:ins w:id="205" w:author="Tomy Doda" w:date="2026-08-11T16:28:00Z" w16du:dateUtc="2026-08-11T14:28:00Z">
+        <w:r>
+          <w:t xml:space="preserve"> </w:t>
+        </w:r>
+      </w:ins>
+      <m:oMath>
+        <m:sSub>
+          <m:sSubPr>
+            <m:ctrlPr>
+              <w:ins w:id="206" w:author="Tomy Doda" w:date="2026-08-11T16:30:00Z" w16du:dateUtc="2026-08-11T14:30:00Z">
+                <w:rPr>
+                  <w:rFonts w:ascii="Cambria Math" w:hAnsi="Cambria Math"/>
+                  <w:i/>
+                </w:rPr>
+              </w:ins>
+            </m:ctrlPr>
+          </m:sSubPr>
+          <m:e>
+            <m:r>
+              <w:ins w:id="207" w:author="Tomy Doda" w:date="2026-08-11T16:30:00Z" w16du:dateUtc="2026-08-11T14:30:00Z">
+                <w:rPr>
+                  <w:rFonts w:ascii="Cambria Math" w:hAnsi="Cambria Math"/>
+                </w:rPr>
+                <m:t>h</m:t>
+              </w:ins>
+            </m:r>
+          </m:e>
+          <m:sub>
+            <m:r>
+              <w:ins w:id="208" w:author="Tomy Doda" w:date="2026-08-11T16:30:00Z" w16du:dateUtc="2026-08-11T14:30:00Z">
+                <w:rPr>
+                  <w:rFonts w:ascii="Cambria Math" w:hAnsi="Cambria Math"/>
+                </w:rPr>
+                <m:t>epi</m:t>
+              </w:ins>
+            </m:r>
+          </m:sub>
+        </m:sSub>
+      </m:oMath>
+      <w:ins w:id="209" w:author="Tomy Doda" w:date="2026-08-11T16:30:00Z" w16du:dateUtc="2026-08-11T14:30:00Z">
+        <w:r>
+          <w:t xml:space="preserve"> est constant et</w:t>
+        </w:r>
+      </w:ins>
+      <w:ins w:id="210" w:author="Tomy Doda" w:date="2026-08-11T16:31:00Z" w16du:dateUtc="2026-08-11T14:31:00Z">
+        <w:r>
+          <w:t xml:space="preserve"> égal à </w:t>
+        </w:r>
+      </w:ins>
+      <w:ins w:id="211" w:author="Tomy Doda" w:date="2026-08-11T16:28:00Z" w16du:dateUtc="2026-08-11T14:28:00Z">
+        <w:r>
+          <w:t>la profondeur de brassage moyenne</w:t>
+        </w:r>
+      </w:ins>
+      <w:ins w:id="212" w:author="Tomy Doda" w:date="2026-08-11T16:32:00Z" w16du:dateUtc="2026-08-11T14:32:00Z">
+        <w:r>
+          <w:t xml:space="preserve"> de la série d’observations</w:t>
+        </w:r>
+      </w:ins>
+      <w:ins w:id="213" w:author="Tomy Doda" w:date="2026-08-11T16:28:00Z" w16du:dateUtc="2026-08-11T14:28:00Z">
+        <w:r>
+          <w:t xml:space="preserve"> </w:t>
+        </w:r>
+      </w:ins>
+      <m:oMath>
+        <m:sSub>
+          <m:sSubPr>
+            <m:ctrlPr>
+              <w:ins w:id="214" w:author="Tomy Doda" w:date="2026-08-11T16:29:00Z" w16du:dateUtc="2026-08-11T14:29:00Z">
+                <w:rPr>
+                  <w:rFonts w:ascii="Cambria Math" w:hAnsi="Cambria Math"/>
+                  <w:i/>
+                </w:rPr>
+              </w:ins>
+            </m:ctrlPr>
+          </m:sSubPr>
+          <m:e>
+            <m:r>
+              <w:ins w:id="215" w:author="Tomy Doda" w:date="2026-08-11T16:29:00Z" w16du:dateUtc="2026-08-11T14:29:00Z">
+                <w:rPr>
+                  <w:rFonts w:ascii="Cambria Math" w:hAnsi="Cambria Math"/>
+                </w:rPr>
+                <m:t>h</m:t>
+              </w:ins>
+            </m:r>
+          </m:e>
+          <m:sub>
+            <m:r>
+              <w:ins w:id="216" w:author="Tomy Doda" w:date="2026-08-11T16:29:00Z" w16du:dateUtc="2026-08-11T14:29:00Z">
+                <w:rPr>
+                  <w:rFonts w:ascii="Cambria Math" w:hAnsi="Cambria Math"/>
+                </w:rPr>
+                <m:t>epi</m:t>
+              </w:ins>
+            </m:r>
+          </m:sub>
+        </m:sSub>
+        <m:r>
+          <w:ins w:id="217" w:author="Tomy Doda" w:date="2026-08-11T16:29:00Z" w16du:dateUtc="2026-08-11T14:29:00Z">
+            <w:rPr>
+              <w:rFonts w:ascii="Cambria Math" w:hAnsi="Cambria Math"/>
+            </w:rPr>
+            <m:t>≈</m:t>
+          </w:ins>
+        </m:r>
+        <m:r>
+          <w:ins w:id="218" w:author="Tomy Doda" w:date="2026-08-11T16:29:00Z" w16du:dateUtc="2026-08-11T14:29:00Z">
+            <w:rPr>
+              <w:rFonts w:ascii="Cambria Math" w:hAnsi="Cambria Math"/>
+            </w:rPr>
+            <m:t>16</m:t>
+          </w:ins>
+        </m:r>
+        <m:r>
+          <w:ins w:id="219" w:author="Tomy Doda" w:date="2026-08-11T16:29:00Z" w16du:dateUtc="2026-08-11T14:29:00Z">
+            <w:rPr>
+              <w:rFonts w:ascii="Cambria Math" w:hAnsi="Cambria Math"/>
+            </w:rPr>
+            <m:t>1</m:t>
+          </w:ins>
+        </m:r>
+      </m:oMath>
+      <w:ins w:id="220" w:author="Tomy Doda" w:date="2026-08-11T16:29:00Z" w16du:dateUtc="2026-08-11T14:29:00Z">
+        <w:r>
+          <w:t xml:space="preserve"> m</w:t>
+        </w:r>
+      </w:ins>
+      <w:ins w:id="221" w:author="Tomy Doda" w:date="2026-08-11T16:30:00Z" w16du:dateUtc="2026-08-11T14:30:00Z">
+        <w:r>
+          <w:t>.</w:t>
+        </w:r>
+      </w:ins>
+      <w:ins w:id="222" w:author="Tomy Doda" w:date="2026-08-11T16:32:00Z" w16du:dateUtc="2026-08-11T14:32:00Z">
+        <w:r>
+          <w:t xml:space="preserve"> </w:t>
+        </w:r>
+      </w:ins>
+    </w:p>
+    <w:p>
+      <w:pPr>
+        <w:spacing w:after="100"/>
+        <w:jc w:val="both"/>
+      </w:pPr>
+      <w:ins w:id="223" w:author="Tomy Doda" w:date="2026-08-11T16:32:00Z" w16du:dateUtc="2026-08-11T14:32:00Z">
+        <w:r>
+          <w:t>Dans le scénario</w:t>
+        </w:r>
+        <w:r>
+          <w:t xml:space="preserve"> de brassage périodique, </w:t>
+        </w:r>
+      </w:ins>
+      <m:oMath>
+        <m:sSub>
+          <m:sSubPr>
+            <m:ctrlPr>
+              <w:ins w:id="224" w:author="Tomy Doda" w:date="2026-08-11T16:46:00Z" w16du:dateUtc="2026-08-11T14:46:00Z">
+                <w:rPr>
+                  <w:rFonts w:ascii="Cambria Math" w:hAnsi="Cambria Math"/>
+                  <w:i/>
+                </w:rPr>
+              </w:ins>
+            </m:ctrlPr>
+          </m:sSubPr>
+          <m:e>
+            <m:r>
+              <w:ins w:id="225" w:author="Tomy Doda" w:date="2026-08-11T16:46:00Z" w16du:dateUtc="2026-08-11T14:46:00Z">
+                <w:rPr>
+                  <w:rFonts w:ascii="Cambria Math" w:hAnsi="Cambria Math"/>
+                </w:rPr>
+                <m:t>h</m:t>
+              </w:ins>
+            </m:r>
+          </m:e>
+          <m:sub>
+            <m:r>
+              <w:ins w:id="226" w:author="Tomy Doda" w:date="2026-08-11T16:46:00Z" w16du:dateUtc="2026-08-11T14:46:00Z">
+                <w:rPr>
+                  <w:rFonts w:ascii="Cambria Math" w:hAnsi="Cambria Math"/>
+                </w:rPr>
+                <m:t>epi</m:t>
+              </w:ins>
+            </m:r>
+          </m:sub>
+        </m:sSub>
+      </m:oMath>
+      <w:ins w:id="227" w:author="Tomy Doda" w:date="2026-08-11T16:46:00Z" w16du:dateUtc="2026-08-11T14:46:00Z">
+        <w:r>
+          <w:t xml:space="preserve"> passe de </w:t>
+        </w:r>
+      </w:ins>
+      <m:oMath>
+        <m:sSub>
+          <m:sSubPr>
+            <m:ctrlPr>
+              <w:ins w:id="228" w:author="Tomy Doda" w:date="2026-08-11T16:49:00Z" w16du:dateUtc="2026-08-11T14:49:00Z">
+                <w:rPr>
+                  <w:rFonts w:ascii="Cambria Math" w:hAnsi="Cambria Math"/>
+                  <w:i/>
+                </w:rPr>
+              </w:ins>
+            </m:ctrlPr>
+          </m:sSubPr>
+          <m:e>
+            <m:r>
+              <w:ins w:id="229" w:author="Tomy Doda" w:date="2026-08-11T16:49:00Z" w16du:dateUtc="2026-08-11T14:49:00Z">
+                <w:rPr>
+                  <w:rFonts w:ascii="Cambria Math" w:hAnsi="Cambria Math"/>
+                </w:rPr>
+                <m:t>h</m:t>
+              </w:ins>
+            </m:r>
+          </m:e>
+          <m:sub>
+            <m:r>
+              <w:ins w:id="230" w:author="Tomy Doda" w:date="2026-08-11T16:49:00Z" w16du:dateUtc="2026-08-11T14:49:00Z">
+                <w:rPr>
+                  <w:rFonts w:ascii="Cambria Math" w:hAnsi="Cambria Math"/>
+                </w:rPr>
+                <m:t>epi</m:t>
+              </w:ins>
+            </m:r>
+          </m:sub>
+        </m:sSub>
+        <m:r>
+          <w:ins w:id="231" w:author="Tomy Doda" w:date="2026-08-11T16:46:00Z" w16du:dateUtc="2026-08-11T14:46:00Z">
+            <w:rPr>
+              <w:rFonts w:ascii="Cambria Math" w:hAnsi="Cambria Math"/>
+            </w:rPr>
+            <m:t>≈161</m:t>
+          </w:ins>
+        </m:r>
+      </m:oMath>
+      <w:ins w:id="232" w:author="Tomy Doda" w:date="2026-08-11T16:46:00Z" w16du:dateUtc="2026-08-11T14:46:00Z">
+        <w:r>
+          <w:t xml:space="preserve"> m</w:t>
+        </w:r>
+        <w:r>
+          <w:t xml:space="preserve"> pour les années sans brassage </w:t>
+        </w:r>
+      </w:ins>
+      <w:ins w:id="233" w:author="Tomy Doda" w:date="2026-08-11T16:47:00Z" w16du:dateUtc="2026-08-11T14:47:00Z">
+        <w:r>
+          <w:t xml:space="preserve">à </w:t>
+        </w:r>
+      </w:ins>
+      <m:oMath>
+        <m:sSub>
+          <m:sSubPr>
+            <m:ctrlPr>
+              <w:ins w:id="234" w:author="Tomy Doda" w:date="2026-08-11T16:49:00Z" w16du:dateUtc="2026-08-11T14:49:00Z">
+                <w:rPr>
+                  <w:rFonts w:ascii="Cambria Math" w:hAnsi="Cambria Math"/>
+                  <w:i/>
+                </w:rPr>
+              </w:ins>
+            </m:ctrlPr>
+          </m:sSubPr>
+          <m:e>
+            <m:r>
+              <w:ins w:id="235" w:author="Tomy Doda" w:date="2026-08-11T16:49:00Z" w16du:dateUtc="2026-08-11T14:49:00Z">
+                <w:rPr>
+                  <w:rFonts w:ascii="Cambria Math" w:hAnsi="Cambria Math"/>
+                </w:rPr>
+                <m:t>h</m:t>
+              </w:ins>
+            </m:r>
+          </m:e>
+          <m:sub>
+            <m:r>
+              <w:ins w:id="236" w:author="Tomy Doda" w:date="2026-08-11T16:49:00Z" w16du:dateUtc="2026-08-11T14:49:00Z">
+                <w:rPr>
+                  <w:rFonts w:ascii="Cambria Math" w:hAnsi="Cambria Math"/>
+                </w:rPr>
+                <m:t>epi</m:t>
+              </w:ins>
+            </m:r>
+          </m:sub>
+        </m:sSub>
+        <m:r>
+          <w:ins w:id="237" w:author="Tomy Doda" w:date="2026-08-11T16:46:00Z" w16du:dateUtc="2026-08-11T14:46:00Z">
+            <w:rPr>
+              <w:rFonts w:ascii="Cambria Math" w:hAnsi="Cambria Math"/>
+            </w:rPr>
+            <m:t>≈</m:t>
+          </w:ins>
+        </m:r>
+        <m:r>
+          <w:ins w:id="238" w:author="Tomy Doda" w:date="2026-08-11T16:47:00Z" w16du:dateUtc="2026-08-11T14:47:00Z">
+            <w:rPr>
+              <w:rFonts w:ascii="Cambria Math" w:hAnsi="Cambria Math"/>
+            </w:rPr>
+            <m:t>303</m:t>
+          </w:ins>
+        </m:r>
+      </m:oMath>
+      <w:ins w:id="239" w:author="Tomy Doda" w:date="2026-08-11T16:46:00Z" w16du:dateUtc="2026-08-11T14:46:00Z">
+        <w:r>
+          <w:t xml:space="preserve"> m</w:t>
+        </w:r>
+      </w:ins>
+      <w:ins w:id="240" w:author="Tomy Doda" w:date="2026-08-11T16:47:00Z" w16du:dateUtc="2026-08-11T14:47:00Z">
+        <w:r>
+          <w:t xml:space="preserve"> </w:t>
+        </w:r>
+      </w:ins>
+      <w:ins w:id="241" w:author="Tomy Doda" w:date="2026-08-11T16:50:00Z" w16du:dateUtc="2026-08-11T14:50:00Z">
+        <w:r>
+          <w:t>(</w:t>
+        </w:r>
+        <w:r>
+          <w:t>moyenne des profondeurs de brassage dépassant 90% de la profondeur totale du lac)</w:t>
+        </w:r>
+        <w:r>
+          <w:t xml:space="preserve"> </w:t>
+        </w:r>
+      </w:ins>
+      <w:ins w:id="242" w:author="Tomy Doda" w:date="2026-08-11T16:47:00Z" w16du:dateUtc="2026-08-11T14:47:00Z">
+        <w:r>
+          <w:t>pour les années 10</w:t>
+        </w:r>
+        <w:r>
+          <w:t>, 20, 30, etc</w:t>
+        </w:r>
+      </w:ins>
+      <w:ins w:id="243" w:author="Tomy Doda" w:date="2026-08-11T16:49:00Z" w16du:dateUtc="2026-08-11T14:49:00Z">
+        <w:r>
+          <w:t>.</w:t>
+        </w:r>
+      </w:ins>
+    </w:p>
+    <w:p>
+      <w:pPr>
+        <w:spacing w:after="100"/>
+        <w:jc w:val="both"/>
+      </w:pPr>
+      <w:del w:id="244" w:author="Tomy Doda" w:date="2026-08-11T11:18:00Z" w16du:dateUtc="2026-08-11T09:18:00Z">
+        <w:r>
+          <w:delText>Génération du</w:delText>
+        </w:r>
+      </w:del>
+      <w:ins w:id="245" w:author="Tomy Doda" w:date="2026-08-11T11:18:00Z" w16du:dateUtc="2026-08-11T09:18:00Z">
+        <w:r>
+          <w:t>Le</w:t>
+        </w:r>
+      </w:ins>
+      <w:r>
+        <w:t xml:space="preserve"> scénario stochastique </w:t>
+      </w:r>
+      <w:ins w:id="246" w:author="Tomy Doda" w:date="2026-08-11T11:19:00Z" w16du:dateUtc="2026-08-11T09:19:00Z">
+        <w:r>
+          <w:t>correspond à</w:t>
+        </w:r>
+      </w:ins>
+      <w:del w:id="247" w:author="Tomy Doda" w:date="2026-08-11T11:19:00Z" w16du:dateUtc="2026-08-11T09:19:00Z">
+        <w:r>
+          <w:delText>: les</w:delText>
+        </w:r>
+      </w:del>
+      <w:r>
+        <w:t xml:space="preserve"> 1000 réalisations de </w:t>
+      </w:r>
+      <m:oMath>
+        <m:sSub>
+          <m:sSubPr>
+            <m:ctrlPr>
+              <w:ins w:id="248" w:author="Tomy Doda" w:date="2026-08-11T11:19:00Z" w16du:dateUtc="2026-08-11T09:19:00Z">
+                <w:rPr>
+                  <w:rFonts w:ascii="Cambria Math" w:hAnsi="Cambria Math"/>
+                  <w:i/>
+                </w:rPr>
+              </w:ins>
+            </m:ctrlPr>
+          </m:sSubPr>
+          <m:e>
+            <m:r>
+              <w:ins w:id="249" w:author="Tomy Doda" w:date="2026-08-11T11:19:00Z" w16du:dateUtc="2026-08-11T09:19:00Z">
+                <w:rPr>
+                  <w:rFonts w:ascii="Cambria Math" w:hAnsi="Cambria Math"/>
+                </w:rPr>
+                <m:t>h</m:t>
+              </w:ins>
+            </m:r>
+          </m:e>
+          <m:sub>
+            <m:r>
+              <w:ins w:id="250" w:author="Tomy Doda" w:date="2026-08-11T11:19:00Z" w16du:dateUtc="2026-08-11T09:19:00Z">
+                <w:rPr>
+                  <w:rFonts w:ascii="Cambria Math" w:hAnsi="Cambria Math"/>
+                </w:rPr>
+                <m:t>epi</m:t>
+              </w:ins>
+            </m:r>
+          </m:sub>
+        </m:sSub>
+        <m:r>
+          <w:ins w:id="251" w:author="Tomy Doda" w:date="2026-08-11T11:19:00Z" w16du:dateUtc="2026-08-11T09:19:00Z">
+            <w:rPr>
+              <w:rFonts w:ascii="Cambria Math" w:hAnsi="Cambria Math"/>
+            </w:rPr>
+            <m:t>(t)</m:t>
+          </w:ins>
+        </m:r>
+      </m:oMath>
+      <w:del w:id="252" w:author="Tomy Doda" w:date="2026-08-11T11:19:00Z" w16du:dateUtc="2026-08-11T09:19:00Z">
+        <w:r>
+          <w:delText xml:space="preserve">h_epi(t) sont </w:delText>
+        </w:r>
+      </w:del>
+      <w:ins w:id="253" w:author="Tomy Doda" w:date="2026-08-11T11:19:00Z" w16du:dateUtc="2026-08-11T09:19:00Z">
+        <w:r>
+          <w:t xml:space="preserve"> </w:t>
+        </w:r>
+      </w:ins>
+      <w:r>
+        <w:t>obtenues en ajustant une estimation par noyau gaussien (KDE) à la série observée des profondeurs annuelles de brassage</w:t>
+      </w:r>
+      <w:del w:id="254" w:author="Tomy Doda" w:date="2026-08-11T16:27:00Z" w16du:dateUtc="2026-08-11T14:27:00Z">
+        <w:r>
+          <w:delText xml:space="preserve"> profond du Léman sur la période 1994–2024 (n = 31 ans, source CIPEL)</w:delText>
+        </w:r>
+      </w:del>
+      <w:r>
+        <w:t>, puis en tirant des échantillons de cette distribution pour chaque année de chaque réalisation, avec rejet des tirages hors de la plage physique [</w:t>
       </w:r>
       <w:r>
         <w:t>7</w:t>
@@ -2051,6 +3053,7 @@
         <w:spacing w:before="70" w:after="35"/>
         <w:jc w:val="center"/>
       </w:pPr>
+      <w:commentRangeStart w:id="255"/>
       <w:r>
         <w:rPr>
           <w:noProof/>
@@ -2094,6 +3097,15 @@
           </wp:inline>
         </w:drawing>
       </w:r>
+      <w:commentRangeEnd w:id="255"/>
+      <w:r>
+        <w:rPr>
+          <w:rStyle w:val="CommentReference"/>
+          <w:sz w:val="20"/>
+          <w:szCs w:val="20"/>
+        </w:rPr>
+        <w:commentReference w:id="255"/>
+      </w:r>
     </w:p>
     <w:p>
       <w:pPr>
@@ -2116,7 +3128,115 @@
         <w:spacing w:after="100"/>
         <w:jc w:val="both"/>
         <w:rPr>
-          <w:ins w:id="127" w:author="Tomy Doda" w:date="2026-08-10T19:35:00Z" w16du:dateUtc="2026-08-10T17:35:00Z"/>
+          <w:ins w:id="256" w:author="Tomy Doda" w:date="2026-08-11T11:38:00Z" w16du:dateUtc="2026-08-11T09:38:00Z"/>
+        </w:rPr>
+      </w:pPr>
+      <w:ins w:id="257" w:author="Tomy Doda" w:date="2026-08-11T11:53:00Z" w16du:dateUtc="2026-08-11T09:53:00Z">
+        <w:r>
+          <w:t>Le débit d’entrée du Rhône est réparti entre les deux couches e</w:t>
+        </w:r>
+      </w:ins>
+      <w:ins w:id="258" w:author="Tomy Doda" w:date="2026-08-11T11:51:00Z" w16du:dateUtc="2026-08-11T09:51:00Z">
+        <w:r>
+          <w:t xml:space="preserve">n combinant les valeurs de </w:t>
+        </w:r>
+      </w:ins>
+      <m:oMath>
+        <m:sSub>
+          <m:sSubPr>
+            <m:ctrlPr>
+              <w:ins w:id="259" w:author="Tomy Doda" w:date="2026-08-11T11:51:00Z" w16du:dateUtc="2026-08-11T09:51:00Z">
+                <w:rPr>
+                  <w:rFonts w:ascii="Cambria Math" w:hAnsi="Cambria Math"/>
+                  <w:i/>
+                </w:rPr>
+              </w:ins>
+            </m:ctrlPr>
+          </m:sSubPr>
+          <m:e>
+            <m:r>
+              <w:ins w:id="260" w:author="Tomy Doda" w:date="2026-08-11T11:51:00Z" w16du:dateUtc="2026-08-11T09:51:00Z">
+                <w:rPr>
+                  <w:rFonts w:ascii="Cambria Math" w:hAnsi="Cambria Math"/>
+                </w:rPr>
+                <m:t>h</m:t>
+              </w:ins>
+            </m:r>
+          </m:e>
+          <m:sub>
+            <m:r>
+              <w:ins w:id="261" w:author="Tomy Doda" w:date="2026-08-11T11:51:00Z" w16du:dateUtc="2026-08-11T09:51:00Z">
+                <w:rPr>
+                  <w:rFonts w:ascii="Cambria Math" w:hAnsi="Cambria Math"/>
+                </w:rPr>
+                <m:t>epi</m:t>
+              </w:ins>
+            </m:r>
+          </m:sub>
+        </m:sSub>
+        <m:r>
+          <w:ins w:id="262" w:author="Tomy Doda" w:date="2026-08-11T11:51:00Z" w16du:dateUtc="2026-08-11T09:51:00Z">
+            <w:rPr>
+              <w:rFonts w:ascii="Cambria Math" w:hAnsi="Cambria Math"/>
+            </w:rPr>
+            <m:t>(t)</m:t>
+          </w:ins>
+        </m:r>
+      </m:oMath>
+      <w:ins w:id="263" w:author="Tomy Doda" w:date="2026-08-11T11:51:00Z" w16du:dateUtc="2026-08-11T09:51:00Z">
+        <w:r>
+          <w:t xml:space="preserve"> </w:t>
+        </w:r>
+        <w:r>
+          <w:t>avec</w:t>
+        </w:r>
+        <w:r>
+          <w:t xml:space="preserve"> la distribution de la profondeur de plongée du Rhône (Fig. 3)</w:t>
+        </w:r>
+      </w:ins>
+      <w:ins w:id="264" w:author="Tomy Doda" w:date="2026-08-11T11:53:00Z" w16du:dateUtc="2026-08-11T09:53:00Z">
+        <w:r>
+          <w:t xml:space="preserve">. Le Rhône </w:t>
+        </w:r>
+        <w:r>
+          <w:t>s’in</w:t>
+        </w:r>
+      </w:ins>
+      <w:ins w:id="265" w:author="Tomy Doda" w:date="2026-08-11T11:54:00Z" w16du:dateUtc="2026-08-11T09:54:00Z">
+        <w:r>
+          <w:t>troduit dans l’épilimnion pour 80-90 % du temps</w:t>
+        </w:r>
+        <w:r>
+          <w:t>, causant un temps de renouvellement d’environ 10 ans</w:t>
+        </w:r>
+        <w:r>
+          <w:t xml:space="preserve">, </w:t>
+        </w:r>
+      </w:ins>
+      <w:ins w:id="266" w:author="Tomy Doda" w:date="2026-08-11T11:55:00Z" w16du:dateUtc="2026-08-11T09:55:00Z">
+        <w:r>
+          <w:t xml:space="preserve">ce qui est </w:t>
+        </w:r>
+        <w:r>
+          <w:t>la moitié</w:t>
+        </w:r>
+        <w:r>
+          <w:t xml:space="preserve"> </w:t>
+        </w:r>
+        <w:r>
+          <w:t>d</w:t>
+        </w:r>
+        <w:r>
+          <w:t>u temps de renouvellement de l’hypolimnion (Fig. 5).</w:t>
+        </w:r>
+      </w:ins>
+    </w:p>
+    <w:p>
+      <w:pPr>
+        <w:spacing w:after="100"/>
+        <w:jc w:val="both"/>
+        <w:rPr>
+          <w:ins w:id="267" w:author="Tomy Doda" w:date="2026-08-10T19:35:00Z" w16du:dateUtc="2026-08-10T17:35:00Z"/>
         </w:rPr>
       </w:pPr>
     </w:p>
@@ -2124,14 +3244,11 @@
       <w:pPr>
         <w:spacing w:after="100"/>
         <w:jc w:val="center"/>
-        <w:pPrChange w:id="128" w:author="Tomy Doda" w:date="2026-08-10T19:35:00Z" w16du:dateUtc="2026-08-10T17:35:00Z">
-          <w:pPr>
-            <w:spacing w:after="100"/>
-            <w:jc w:val="both"/>
-          </w:pPr>
-        </w:pPrChange>
-      </w:pPr>
-      <w:ins w:id="129" w:author="Tomy Doda" w:date="2026-08-10T19:35:00Z" w16du:dateUtc="2026-08-10T17:35:00Z">
+        <w:rPr>
+          <w:ins w:id="268" w:author="Tomy Doda" w:date="2026-08-11T11:40:00Z" w16du:dateUtc="2026-08-11T09:40:00Z"/>
+        </w:rPr>
+      </w:pPr>
+      <w:ins w:id="269" w:author="Tomy Doda" w:date="2026-08-10T19:35:00Z" w16du:dateUtc="2026-08-10T17:35:00Z">
         <w:r>
           <w:rPr>
             <w:noProof/>
@@ -2189,136 +3306,866 @@
     </w:p>
     <w:p>
       <w:pPr>
-        <w:pStyle w:val="Heading1"/>
-      </w:pPr>
-      <w:r>
-        <w:t>4. Résultats</w:t>
-      </w:r>
-    </w:p>
-    <w:p>
-      <w:pPr>
-        <w:pStyle w:val="Heading2"/>
-      </w:pPr>
-      <w:r>
-        <w:t>4.1 Brassage profond périodique (tous les 10 ans)</w:t>
-      </w:r>
-    </w:p>
-    <w:p>
-      <w:pPr>
-        <w:spacing w:after="100"/>
-        <w:jc w:val="both"/>
-      </w:pPr>
-      <w:r>
-        <w:t xml:space="preserve">Un brassage complet est imposé tous les 10 ans (h_epi passe de ~161 m à </w:t>
-      </w:r>
-      <w:commentRangeStart w:id="130"/>
-      <w:r>
-        <w:t>~310 m</w:t>
-      </w:r>
-      <w:commentRangeEnd w:id="130"/>
-      <w:r>
-        <w:rPr>
-          <w:rStyle w:val="CommentReference"/>
-          <w:sz w:val="20"/>
-          <w:szCs w:val="20"/>
-        </w:rPr>
-        <w:commentReference w:id="130"/>
-      </w:r>
-      <w:r>
-        <w:t xml:space="preserve"> aux années 10, 20, 30). La décroissance initiale est portée par la dilution advective ; chaque brassage homogénéise brutalement les deux compartiments (à-coups visibles aux années 10 et 20).</w:t>
-      </w:r>
-    </w:p>
-    <w:p>
-      <w:pPr>
-        <w:spacing w:before="70" w:after="35"/>
-        <w:jc w:val="center"/>
-      </w:pPr>
-      <w:r>
-        <w:rPr>
-          <w:noProof/>
-        </w:rPr>
-        <w:drawing>
-          <wp:inline distT="0" distB="0" distL="0" distR="0" wp14:anchorId="000B7631" wp14:editId="52C1E933">
-            <wp:extent cx="3429000" cy="2238375"/>
-            <wp:effectExtent l="0" t="0" r="0" b="0"/>
-            <wp:docPr id="399602428" name="Picture 399602428"/>
-            <wp:cNvGraphicFramePr>
-              <a:graphicFrameLocks xmlns:a="http://schemas.openxmlformats.org/drawingml/2006/main" noChangeAspect="1"/>
-            </wp:cNvGraphicFramePr>
-            <a:graphic xmlns:a="http://schemas.openxmlformats.org/drawingml/2006/main">
-              <a:graphicData uri="http://schemas.openxmlformats.org/drawingml/2006/picture">
-                <pic:pic xmlns:pic="http://schemas.openxmlformats.org/drawingml/2006/picture">
-                  <pic:nvPicPr>
-                    <pic:cNvPr id="0" name=""/>
-                    <pic:cNvPicPr>
-                      <a:picLocks noChangeAspect="1" noChangeArrowheads="1"/>
-                    </pic:cNvPicPr>
-                  </pic:nvPicPr>
-                  <pic:blipFill>
-                    <a:blip r:embed="rId18"/>
-                    <a:srcRect/>
-                    <a:stretch>
-                      <a:fillRect/>
-                    </a:stretch>
-                  </pic:blipFill>
-                  <pic:spPr bwMode="auto">
-                    <a:xfrm>
-                      <a:off x="0" y="0"/>
-                      <a:ext cx="3429000" cy="2238375"/>
-                    </a:xfrm>
-                    <a:prstGeom prst="rect">
-                      <a:avLst/>
-                    </a:prstGeom>
-                  </pic:spPr>
-                </pic:pic>
-              </a:graphicData>
-            </a:graphic>
-          </wp:inline>
-        </w:drawing>
-      </w:r>
-    </w:p>
-    <w:p>
-      <w:pPr>
         <w:spacing w:after="140"/>
         <w:jc w:val="center"/>
-      </w:pPr>
-      <w:r>
-        <w:rPr>
+        <w:rPr>
+          <w:ins w:id="270" w:author="Tomy Doda" w:date="2026-08-11T11:40:00Z" w16du:dateUtc="2026-08-11T09:40:00Z"/>
+        </w:rPr>
+      </w:pPr>
+      <w:ins w:id="271" w:author="Tomy Doda" w:date="2026-08-11T11:40:00Z" w16du:dateUtc="2026-08-11T09:40:00Z">
+        <w:r>
+          <w:rPr>
+            <w:i/>
+            <w:iCs/>
+            <w:color w:val="555555"/>
+            <w:sz w:val="16"/>
+            <w:szCs w:val="16"/>
+          </w:rPr>
+          <w:t xml:space="preserve">Figure </w:t>
+        </w:r>
+        <w:r>
+          <w:rPr>
+            <w:i/>
+            <w:iCs/>
+            <w:color w:val="555555"/>
+            <w:sz w:val="16"/>
+            <w:szCs w:val="16"/>
+          </w:rPr>
+          <w:t>5</w:t>
+        </w:r>
+        <w:r>
+          <w:rPr>
+            <w:i/>
+            <w:iCs/>
+            <w:color w:val="555555"/>
+            <w:sz w:val="16"/>
+            <w:szCs w:val="16"/>
+          </w:rPr>
+          <w:t xml:space="preserve"> — </w:t>
+        </w:r>
+      </w:ins>
+      <w:ins w:id="272" w:author="Tomy Doda" w:date="2026-08-11T11:41:00Z" w16du:dateUtc="2026-08-11T09:41:00Z">
+        <w:r>
+          <w:rPr>
+            <w:i/>
+            <w:iCs/>
+            <w:color w:val="555555"/>
+            <w:sz w:val="16"/>
+            <w:szCs w:val="16"/>
+          </w:rPr>
+          <w:t>Distribution</w:t>
+        </w:r>
+      </w:ins>
+      <w:ins w:id="273" w:author="Tomy Doda" w:date="2026-08-11T16:21:00Z" w16du:dateUtc="2026-08-11T14:21:00Z">
+        <w:r>
+          <w:rPr>
+            <w:i/>
+            <w:iCs/>
+            <w:color w:val="555555"/>
+            <w:sz w:val="16"/>
+            <w:szCs w:val="16"/>
+          </w:rPr>
+          <w:t xml:space="preserve"> </w:t>
+        </w:r>
+      </w:ins>
+      <w:ins w:id="274" w:author="Tomy Doda" w:date="2026-08-11T11:45:00Z" w16du:dateUtc="2026-08-11T09:45:00Z">
+        <w:r>
+          <w:rPr>
+            <w:i/>
+            <w:iCs/>
+            <w:color w:val="555555"/>
+            <w:sz w:val="16"/>
+            <w:szCs w:val="16"/>
+          </w:rPr>
+          <w:t xml:space="preserve"> statistique</w:t>
+        </w:r>
+      </w:ins>
+      <w:ins w:id="275" w:author="Tomy Doda" w:date="2026-08-11T11:41:00Z" w16du:dateUtc="2026-08-11T09:41:00Z">
+        <w:r>
+          <w:rPr>
+            <w:i/>
+            <w:iCs/>
+            <w:color w:val="555555"/>
+            <w:sz w:val="16"/>
+            <w:szCs w:val="16"/>
+          </w:rPr>
+          <w:t xml:space="preserve"> </w:t>
+        </w:r>
+        <w:r>
+          <w:rPr>
+            <w:i/>
+            <w:iCs/>
+            <w:color w:val="555555"/>
+            <w:sz w:val="16"/>
+            <w:szCs w:val="16"/>
+          </w:rPr>
+          <w:t>de</w:t>
+        </w:r>
+      </w:ins>
+      <w:ins w:id="276" w:author="Tomy Doda" w:date="2026-08-11T11:42:00Z" w16du:dateUtc="2026-08-11T09:42:00Z">
+        <w:r>
+          <w:rPr>
+            <w:i/>
+            <w:iCs/>
+            <w:color w:val="555555"/>
+            <w:sz w:val="16"/>
+            <w:szCs w:val="16"/>
+          </w:rPr>
+          <w:t xml:space="preserve"> la</w:t>
+        </w:r>
+      </w:ins>
+      <w:ins w:id="277" w:author="Tomy Doda" w:date="2026-08-11T16:20:00Z" w16du:dateUtc="2026-08-11T14:20:00Z">
+        <w:r>
+          <w:rPr>
+            <w:i/>
+            <w:iCs/>
+            <w:color w:val="555555"/>
+            <w:sz w:val="16"/>
+            <w:szCs w:val="16"/>
+          </w:rPr>
+          <w:t xml:space="preserve"> dilution par le Rhône pour les trois scénarios de brassage:</w:t>
+        </w:r>
+      </w:ins>
+      <w:ins w:id="278" w:author="Tomy Doda" w:date="2026-08-11T11:42:00Z" w16du:dateUtc="2026-08-11T09:42:00Z">
+        <w:r>
+          <w:rPr>
+            <w:i/>
+            <w:iCs/>
+            <w:color w:val="555555"/>
+            <w:sz w:val="16"/>
+            <w:szCs w:val="16"/>
+          </w:rPr>
+          <w:t xml:space="preserve"> répartition </w:t>
+        </w:r>
+      </w:ins>
+      <w:ins w:id="279" w:author="Tomy Doda" w:date="2026-08-11T11:50:00Z" w16du:dateUtc="2026-08-11T09:50:00Z">
+        <w:r>
+          <w:rPr>
+            <w:i/>
+            <w:iCs/>
+            <w:color w:val="555555"/>
+            <w:sz w:val="16"/>
+            <w:szCs w:val="16"/>
+          </w:rPr>
+          <w:t xml:space="preserve">des débits d’entrée </w:t>
+        </w:r>
+      </w:ins>
+      <w:ins w:id="280" w:author="Tomy Doda" w:date="2026-08-11T11:42:00Z" w16du:dateUtc="2026-08-11T09:42:00Z">
+        <w:r>
+          <w:rPr>
+            <w:i/>
+            <w:iCs/>
+            <w:color w:val="555555"/>
+            <w:sz w:val="16"/>
+            <w:szCs w:val="16"/>
+          </w:rPr>
+          <w:t xml:space="preserve">du Rhône </w:t>
+        </w:r>
+      </w:ins>
+      <w:ins w:id="281" w:author="Tomy Doda" w:date="2026-08-11T16:20:00Z" w16du:dateUtc="2026-08-11T14:20:00Z">
+        <w:r>
+          <w:rPr>
+            <w:i/>
+            <w:iCs/>
+            <w:color w:val="555555"/>
+            <w:sz w:val="16"/>
+            <w:szCs w:val="16"/>
+          </w:rPr>
+          <w:t xml:space="preserve">entre les deux couches </w:t>
+        </w:r>
+      </w:ins>
+      <w:ins w:id="282" w:author="Tomy Doda" w:date="2026-08-11T11:42:00Z" w16du:dateUtc="2026-08-11T09:42:00Z">
+        <w:r>
+          <w:rPr>
+            <w:i/>
+            <w:iCs/>
+            <w:color w:val="555555"/>
+            <w:sz w:val="16"/>
+            <w:szCs w:val="16"/>
+          </w:rPr>
+          <w:t>(gauche)</w:t>
+        </w:r>
+        <w:r>
+          <w:rPr>
+            <w:i/>
+            <w:iCs/>
+            <w:color w:val="555555"/>
+            <w:sz w:val="16"/>
+            <w:szCs w:val="16"/>
+          </w:rPr>
+          <w:t xml:space="preserve"> et temps de renouvellement de l’eau </w:t>
+        </w:r>
+      </w:ins>
+      <w:ins w:id="283" w:author="Tomy Doda" w:date="2026-08-11T16:20:00Z" w16du:dateUtc="2026-08-11T14:20:00Z">
+        <w:r>
+          <w:rPr>
+            <w:i/>
+            <w:iCs/>
+            <w:color w:val="555555"/>
+            <w:sz w:val="16"/>
+            <w:szCs w:val="16"/>
+          </w:rPr>
+          <w:t>de l’</w:t>
+        </w:r>
+      </w:ins>
+      <w:ins w:id="284" w:author="Tomy Doda" w:date="2026-08-11T11:46:00Z" w16du:dateUtc="2026-08-11T09:46:00Z">
+        <w:r>
+          <w:rPr>
+            <w:i/>
+            <w:iCs/>
+            <w:color w:val="555555"/>
+            <w:sz w:val="16"/>
+            <w:szCs w:val="16"/>
+          </w:rPr>
+          <w:t>épilimnion</w:t>
+        </w:r>
+      </w:ins>
+      <w:ins w:id="285" w:author="Tomy Doda" w:date="2026-08-11T16:21:00Z" w16du:dateUtc="2026-08-11T14:21:00Z">
+        <w:r>
+          <w:rPr>
+            <w:i/>
+            <w:iCs/>
+            <w:color w:val="555555"/>
+            <w:sz w:val="16"/>
+            <w:szCs w:val="16"/>
+          </w:rPr>
+          <w:t xml:space="preserve"> (</w:t>
+        </w:r>
+      </w:ins>
+      <w:ins w:id="286" w:author="Tomy Doda" w:date="2026-08-11T11:43:00Z" w16du:dateUtc="2026-08-11T09:43:00Z">
+        <w:r>
+          <w:rPr>
+            <w:i/>
+            <w:iCs/>
+            <w:color w:val="555555"/>
+            <w:sz w:val="16"/>
+            <w:szCs w:val="16"/>
+          </w:rPr>
+          <w:t>centre</w:t>
+        </w:r>
+      </w:ins>
+      <w:ins w:id="287" w:author="Tomy Doda" w:date="2026-08-11T16:21:00Z" w16du:dateUtc="2026-08-11T14:21:00Z">
+        <w:r>
+          <w:rPr>
+            <w:i/>
+            <w:iCs/>
+            <w:color w:val="555555"/>
+            <w:sz w:val="16"/>
+            <w:szCs w:val="16"/>
+          </w:rPr>
+          <w:t>) et de l’</w:t>
+        </w:r>
+      </w:ins>
+      <w:ins w:id="288" w:author="Tomy Doda" w:date="2026-08-11T11:43:00Z" w16du:dateUtc="2026-08-11T09:43:00Z">
+        <w:r>
+          <w:rPr>
+            <w:i/>
+            <w:iCs/>
+            <w:color w:val="555555"/>
+            <w:sz w:val="16"/>
+            <w:szCs w:val="16"/>
+          </w:rPr>
+          <w:t xml:space="preserve"> hypolimnion </w:t>
+        </w:r>
+      </w:ins>
+      <w:ins w:id="289" w:author="Tomy Doda" w:date="2026-08-11T16:21:00Z" w16du:dateUtc="2026-08-11T14:21:00Z">
+        <w:r>
+          <w:rPr>
+            <w:i/>
+            <w:iCs/>
+            <w:color w:val="555555"/>
+            <w:sz w:val="16"/>
+            <w:szCs w:val="16"/>
+          </w:rPr>
+          <w:t>(droite)</w:t>
+        </w:r>
+      </w:ins>
+    </w:p>
+    <w:p>
+      <w:pPr>
+        <w:spacing w:after="100"/>
+        <w:jc w:val="center"/>
+        <w:pPrChange w:id="290" w:author="Tomy Doda" w:date="2026-08-10T19:35:00Z" w16du:dateUtc="2026-08-10T17:35:00Z">
+          <w:pPr>
+            <w:spacing w:after="100"/>
+            <w:jc w:val="both"/>
+          </w:pPr>
+        </w:pPrChange>
+      </w:pPr>
+    </w:p>
+    <w:p>
+      <w:pPr>
+        <w:pStyle w:val="Heading1"/>
+        <w:rPr>
+          <w:ins w:id="291" w:author="Tomy Doda" w:date="2026-08-11T16:08:00Z" w16du:dateUtc="2026-08-11T14:08:00Z"/>
+        </w:rPr>
+      </w:pPr>
+      <w:r>
+        <w:t>4. Résultats</w:t>
+      </w:r>
+    </w:p>
+    <w:p>
+      <w:pPr>
+        <w:rPr>
+          <w:del w:id="292" w:author="Tomy Doda" w:date="2026-08-11T16:08:00Z" w16du:dateUtc="2026-08-11T14:08:00Z"/>
+        </w:rPr>
+      </w:pPr>
+      <w:ins w:id="293" w:author="Tomy Doda" w:date="2026-08-11T16:08:00Z" w16du:dateUtc="2026-08-11T14:08:00Z">
+        <w:r>
+          <w:lastRenderedPageBreak/>
+          <w:t>L</w:t>
+        </w:r>
+      </w:ins>
+      <w:ins w:id="294" w:author="Tomy Doda" w:date="2026-08-11T16:10:00Z" w16du:dateUtc="2026-08-11T14:10:00Z">
+        <w:r>
+          <w:t xml:space="preserve">es </w:t>
+        </w:r>
+      </w:ins>
+      <w:ins w:id="295" w:author="Tomy Doda" w:date="2026-08-11T16:08:00Z" w16du:dateUtc="2026-08-11T14:08:00Z">
+        <w:r>
+          <w:t>évolution</w:t>
+        </w:r>
+      </w:ins>
+      <w:ins w:id="296" w:author="Tomy Doda" w:date="2026-08-11T16:10:00Z" w16du:dateUtc="2026-08-11T14:10:00Z">
+        <w:r>
+          <w:t>s</w:t>
+        </w:r>
+      </w:ins>
+      <w:ins w:id="297" w:author="Tomy Doda" w:date="2026-08-11T16:08:00Z" w16du:dateUtc="2026-08-11T14:08:00Z">
+        <w:r>
+          <w:t xml:space="preserve"> de</w:t>
+        </w:r>
+      </w:ins>
+      <w:ins w:id="298" w:author="Tomy Doda" w:date="2026-08-11T16:10:00Z" w16du:dateUtc="2026-08-11T14:10:00Z">
+        <w:r>
+          <w:t>s</w:t>
+        </w:r>
+      </w:ins>
+      <w:ins w:id="299" w:author="Tomy Doda" w:date="2026-08-11T16:09:00Z" w16du:dateUtc="2026-08-11T14:09:00Z">
+        <w:r>
+          <w:t xml:space="preserve"> concentration</w:t>
+        </w:r>
+      </w:ins>
+      <w:ins w:id="300" w:author="Tomy Doda" w:date="2026-08-11T16:10:00Z" w16du:dateUtc="2026-08-11T14:10:00Z">
+        <w:r>
+          <w:t>s</w:t>
+        </w:r>
+      </w:ins>
+      <w:ins w:id="301" w:author="Tomy Doda" w:date="2026-08-11T16:09:00Z" w16du:dateUtc="2026-08-11T14:09:00Z">
+        <w:r>
+          <w:t xml:space="preserve"> en triazole dans l’épilimnion et l’hypolimnion </w:t>
+        </w:r>
+        <w:r>
+          <w:t>pour les trois scénarios de brassage</w:t>
+        </w:r>
+      </w:ins>
+      <w:ins w:id="302" w:author="Tomy Doda" w:date="2026-08-11T16:10:00Z" w16du:dateUtc="2026-08-11T14:10:00Z">
+        <w:r>
+          <w:t xml:space="preserve"> </w:t>
+        </w:r>
+      </w:ins>
+      <w:ins w:id="303" w:author="Tomy Doda" w:date="2026-08-11T16:11:00Z" w16du:dateUtc="2026-08-11T14:11:00Z">
+        <w:r>
+          <w:t>son</w:t>
+        </w:r>
+      </w:ins>
+      <w:ins w:id="304" w:author="Tomy Doda" w:date="2026-08-11T16:10:00Z" w16du:dateUtc="2026-08-11T14:10:00Z">
+        <w:r>
+          <w:t>t présent</w:t>
+        </w:r>
+        <w:r>
+          <w:t>ée</w:t>
+        </w:r>
+      </w:ins>
+      <w:ins w:id="305" w:author="Tomy Doda" w:date="2026-08-11T16:11:00Z" w16du:dateUtc="2026-08-11T14:11:00Z">
+        <w:r>
+          <w:t>s</w:t>
+        </w:r>
+      </w:ins>
+      <w:ins w:id="306" w:author="Tomy Doda" w:date="2026-08-11T16:10:00Z" w16du:dateUtc="2026-08-11T14:10:00Z">
+        <w:r>
+          <w:t xml:space="preserve"> sur </w:t>
+        </w:r>
+        <w:r>
+          <w:t xml:space="preserve">la Figure 6 </w:t>
+        </w:r>
+      </w:ins>
+      <w:ins w:id="307" w:author="Tomy Doda" w:date="2026-08-11T16:11:00Z" w16du:dateUtc="2026-08-11T14:11:00Z">
+        <w:r>
+          <w:t xml:space="preserve">et décrites </w:t>
+        </w:r>
+        <w:r>
+          <w:t>séparément pour chaque scénario ci-dessous.</w:t>
+        </w:r>
+      </w:ins>
+    </w:p>
+    <w:p>
+      <w:pPr>
+        <w:rPr>
+          <w:ins w:id="308" w:author="Tomy Doda" w:date="2026-08-11T16:12:00Z" w16du:dateUtc="2026-08-11T14:12:00Z"/>
+        </w:rPr>
+      </w:pPr>
+    </w:p>
+    <w:p>
+      <w:pPr>
+        <w:spacing w:after="100"/>
+        <w:jc w:val="center"/>
+        <w:rPr>
+          <w:ins w:id="309" w:author="Tomy Doda" w:date="2026-08-11T16:12:00Z" w16du:dateUtc="2026-08-11T14:12:00Z"/>
+        </w:rPr>
+      </w:pPr>
+      <w:ins w:id="310" w:author="Tomy Doda" w:date="2026-08-11T17:36:00Z" w16du:dateUtc="2026-08-11T15:36:00Z">
+        <w:r>
+          <w:rPr>
+            <w:noProof/>
+          </w:rPr>
+          <w:drawing>
+            <wp:inline distT="0" distB="0" distL="0" distR="0" wp14:anchorId="179FD5B6" wp14:editId="0B74B2F1">
+              <wp:extent cx="4801870" cy="4285168"/>
+              <wp:effectExtent l="0" t="0" r="0" b="1270"/>
+              <wp:docPr id="135156269" name="Picture 3"/>
+              <wp:cNvGraphicFramePr>
+                <a:graphicFrameLocks xmlns:a="http://schemas.openxmlformats.org/drawingml/2006/main" noChangeAspect="1"/>
+              </wp:cNvGraphicFramePr>
+              <a:graphic xmlns:a="http://schemas.openxmlformats.org/drawingml/2006/main">
+                <a:graphicData uri="http://schemas.openxmlformats.org/drawingml/2006/picture">
+                  <pic:pic xmlns:pic="http://schemas.openxmlformats.org/drawingml/2006/picture">
+                    <pic:nvPicPr>
+                      <pic:cNvPr id="0" name="Picture 5"/>
+                      <pic:cNvPicPr>
+                        <a:picLocks noChangeAspect="1" noChangeArrowheads="1"/>
+                      </pic:cNvPicPr>
+                    </pic:nvPicPr>
+                    <pic:blipFill rotWithShape="1">
+                      <a:blip r:embed="rId18" cstate="print">
+                        <a:extLst>
+                          <a:ext uri="{28A0092B-C50C-407E-A947-70E740481C1C}">
+                            <a14:useLocalDpi xmlns:a14="http://schemas.microsoft.com/office/drawing/2010/main" val="0"/>
+                          </a:ext>
+                        </a:extLst>
+                      </a:blip>
+                      <a:srcRect t="5795" b="4965"/>
+                      <a:stretch>
+                        <a:fillRect/>
+                      </a:stretch>
+                    </pic:blipFill>
+                    <pic:spPr bwMode="auto">
+                      <a:xfrm>
+                        <a:off x="0" y="0"/>
+                        <a:ext cx="4806381" cy="4289193"/>
+                      </a:xfrm>
+                      <a:prstGeom prst="rect">
+                        <a:avLst/>
+                      </a:prstGeom>
+                      <a:noFill/>
+                      <a:ln>
+                        <a:noFill/>
+                      </a:ln>
+                      <a:extLst>
+                        <a:ext uri="{53640926-AAD7-44D8-BBD7-CCE9431645EC}">
+                          <a14:shadowObscured xmlns:a14="http://schemas.microsoft.com/office/drawing/2010/main"/>
+                        </a:ext>
+                      </a:extLst>
+                    </pic:spPr>
+                  </pic:pic>
+                </a:graphicData>
+              </a:graphic>
+            </wp:inline>
+          </w:drawing>
+        </w:r>
+      </w:ins>
+    </w:p>
+    <w:p>
+      <w:pPr>
+        <w:spacing w:after="140"/>
+        <w:jc w:val="center"/>
+        <w:rPr>
+          <w:ins w:id="311" w:author="Tomy Doda" w:date="2026-08-11T16:12:00Z" w16du:dateUtc="2026-08-11T14:12:00Z"/>
           <w:i/>
           <w:iCs/>
           <w:color w:val="555555"/>
           <w:sz w:val="16"/>
           <w:szCs w:val="16"/>
-        </w:rPr>
-        <w:t xml:space="preserve">Figure </w:t>
-      </w:r>
-      <w:r>
-        <w:rPr>
-          <w:i/>
-          <w:iCs/>
-          <w:color w:val="555555"/>
-          <w:sz w:val="16"/>
-          <w:szCs w:val="16"/>
-        </w:rPr>
-        <w:t>5</w:t>
-      </w:r>
-      <w:r>
-        <w:rPr>
-          <w:i/>
-          <w:iCs/>
-          <w:color w:val="555555"/>
-          <w:sz w:val="16"/>
-          <w:szCs w:val="16"/>
-        </w:rPr>
-        <w:t xml:space="preserve"> — Concentrations pour un brassage profond tous les 10 ans. Seuil atteint vers l'année 22–23.</w:t>
-      </w:r>
+          <w:rPrChange w:id="312" w:author="Tomy Doda" w:date="2026-08-11T17:38:00Z" w16du:dateUtc="2026-08-11T15:38:00Z">
+            <w:rPr>
+              <w:ins w:id="313" w:author="Tomy Doda" w:date="2026-08-11T16:12:00Z" w16du:dateUtc="2026-08-11T14:12:00Z"/>
+            </w:rPr>
+          </w:rPrChange>
+        </w:rPr>
+        <w:pPrChange w:id="314" w:author="Tomy Doda" w:date="2026-08-11T17:38:00Z" w16du:dateUtc="2026-08-11T15:38:00Z">
+          <w:pPr/>
+        </w:pPrChange>
+      </w:pPr>
+      <w:ins w:id="315" w:author="Tomy Doda" w:date="2026-08-11T16:12:00Z" w16du:dateUtc="2026-08-11T14:12:00Z">
+        <w:r>
+          <w:rPr>
+            <w:i/>
+            <w:iCs/>
+            <w:color w:val="555555"/>
+            <w:sz w:val="16"/>
+            <w:szCs w:val="16"/>
+          </w:rPr>
+          <w:t xml:space="preserve">Figure 6 — Evolution de la profondeur de l’épilimnion (haut) et des concentrations en triazole dans l’épilimnion (centre) et dans l’hypolimnion (bas) pour les trois scénarios de brassage. Le scénario stochastique est représenté par les valeurs moyennes des 1000 réalisations (ligne violette) ± 1 écart-type (zone ombrée violette). La zone ombrée grise sur les graphiques du centre et du bas indique les valeurs recommandées inférieures à </w:t>
+        </w:r>
+      </w:ins>
+      <m:oMath>
+        <m:sSub>
+          <m:sSubPr>
+            <m:ctrlPr>
+              <w:ins w:id="316" w:author="Tomy Doda" w:date="2026-08-11T16:12:00Z" w16du:dateUtc="2026-08-11T14:12:00Z">
+                <w:rPr>
+                  <w:rFonts w:ascii="Cambria Math" w:hAnsi="Cambria Math"/>
+                  <w:i/>
+                  <w:iCs/>
+                  <w:color w:val="555555"/>
+                  <w:sz w:val="16"/>
+                  <w:szCs w:val="16"/>
+                </w:rPr>
+              </w:ins>
+            </m:ctrlPr>
+          </m:sSubPr>
+          <m:e>
+            <m:r>
+              <w:ins w:id="317" w:author="Tomy Doda" w:date="2026-08-11T16:12:00Z" w16du:dateUtc="2026-08-11T14:12:00Z">
+                <w:rPr>
+                  <w:rFonts w:ascii="Cambria Math" w:hAnsi="Cambria Math"/>
+                  <w:color w:val="555555"/>
+                  <w:sz w:val="16"/>
+                  <w:szCs w:val="16"/>
+                </w:rPr>
+                <m:t>C</m:t>
+              </w:ins>
+            </m:r>
+          </m:e>
+          <m:sub>
+            <m:r>
+              <w:ins w:id="318" w:author="Tomy Doda" w:date="2026-08-11T16:12:00Z" w16du:dateUtc="2026-08-11T14:12:00Z">
+                <w:rPr>
+                  <w:rFonts w:ascii="Cambria Math" w:hAnsi="Cambria Math"/>
+                  <w:color w:val="555555"/>
+                  <w:sz w:val="16"/>
+                  <w:szCs w:val="16"/>
+                </w:rPr>
+                <m:t>crit</m:t>
+              </w:ins>
+            </m:r>
+          </m:sub>
+        </m:sSub>
+        <m:r>
+          <w:ins w:id="319" w:author="Tomy Doda" w:date="2026-08-11T16:12:00Z" w16du:dateUtc="2026-08-11T14:12:00Z">
+            <w:rPr>
+              <w:rFonts w:ascii="Cambria Math" w:hAnsi="Cambria Math"/>
+              <w:color w:val="555555"/>
+              <w:sz w:val="16"/>
+              <w:szCs w:val="16"/>
+            </w:rPr>
+            <m:t xml:space="preserve">= </m:t>
+          </w:ins>
+        </m:r>
+      </m:oMath>
+      <w:ins w:id="320" w:author="Tomy Doda" w:date="2026-08-11T16:12:00Z" w16du:dateUtc="2026-08-11T14:12:00Z">
+        <w:r>
+          <w:rPr>
+            <w:i/>
+            <w:iCs/>
+            <w:color w:val="555555"/>
+            <w:sz w:val="16"/>
+            <w:szCs w:val="16"/>
+          </w:rPr>
+          <w:t>0.1 µg/l. Les flèches indique</w:t>
+        </w:r>
+      </w:ins>
+      <w:ins w:id="321" w:author="Tomy Doda" w:date="2026-08-11T17:30:00Z" w16du:dateUtc="2026-08-11T15:30:00Z">
+        <w:r>
+          <w:rPr>
+            <w:i/>
+            <w:iCs/>
+            <w:color w:val="555555"/>
+            <w:sz w:val="16"/>
+            <w:szCs w:val="16"/>
+          </w:rPr>
+          <w:t>nt</w:t>
+        </w:r>
+      </w:ins>
+      <w:ins w:id="322" w:author="Tomy Doda" w:date="2026-08-11T16:12:00Z" w16du:dateUtc="2026-08-11T14:12:00Z">
+        <w:r>
+          <w:rPr>
+            <w:i/>
+            <w:iCs/>
+            <w:color w:val="555555"/>
+            <w:sz w:val="16"/>
+            <w:szCs w:val="16"/>
+          </w:rPr>
+          <w:t xml:space="preserve"> le temps de résorption du triazole à partir d</w:t>
+        </w:r>
+      </w:ins>
+      <w:ins w:id="323" w:author="Tomy Doda" w:date="2026-08-11T17:30:00Z" w16du:dateUtc="2026-08-11T15:30:00Z">
+        <w:r>
+          <w:rPr>
+            <w:i/>
+            <w:iCs/>
+            <w:color w:val="555555"/>
+            <w:sz w:val="16"/>
+            <w:szCs w:val="16"/>
+          </w:rPr>
+          <w:t>u</w:t>
+        </w:r>
+      </w:ins>
+      <w:ins w:id="324" w:author="Tomy Doda" w:date="2026-08-11T16:12:00Z" w16du:dateUtc="2026-08-11T14:12:00Z">
+        <w:r>
+          <w:rPr>
+            <w:i/>
+            <w:iCs/>
+            <w:color w:val="555555"/>
+            <w:sz w:val="16"/>
+            <w:szCs w:val="16"/>
+          </w:rPr>
+          <w:t xml:space="preserve">quel </w:t>
+        </w:r>
+      </w:ins>
+      <m:oMath>
+        <m:r>
+          <w:ins w:id="325" w:author="Tomy Doda" w:date="2026-08-11T16:12:00Z" w16du:dateUtc="2026-08-11T14:12:00Z">
+            <w:rPr>
+              <w:rFonts w:ascii="Cambria Math" w:hAnsi="Cambria Math"/>
+              <w:color w:val="555555"/>
+              <w:sz w:val="16"/>
+              <w:szCs w:val="16"/>
+            </w:rPr>
+            <m:t>C&lt;</m:t>
+          </w:ins>
+        </m:r>
+        <m:sSub>
+          <m:sSubPr>
+            <m:ctrlPr>
+              <w:ins w:id="326" w:author="Tomy Doda" w:date="2026-08-11T16:12:00Z" w16du:dateUtc="2026-08-11T14:12:00Z">
+                <w:rPr>
+                  <w:rFonts w:ascii="Cambria Math" w:hAnsi="Cambria Math"/>
+                  <w:i/>
+                  <w:iCs/>
+                  <w:color w:val="555555"/>
+                  <w:sz w:val="16"/>
+                  <w:szCs w:val="16"/>
+                </w:rPr>
+              </w:ins>
+            </m:ctrlPr>
+          </m:sSubPr>
+          <m:e>
+            <m:r>
+              <w:ins w:id="327" w:author="Tomy Doda" w:date="2026-08-11T16:12:00Z" w16du:dateUtc="2026-08-11T14:12:00Z">
+                <w:rPr>
+                  <w:rFonts w:ascii="Cambria Math" w:hAnsi="Cambria Math"/>
+                  <w:color w:val="555555"/>
+                  <w:sz w:val="16"/>
+                  <w:szCs w:val="16"/>
+                </w:rPr>
+                <m:t>C</m:t>
+              </w:ins>
+            </m:r>
+          </m:e>
+          <m:sub>
+            <m:r>
+              <w:ins w:id="328" w:author="Tomy Doda" w:date="2026-08-11T16:12:00Z" w16du:dateUtc="2026-08-11T14:12:00Z">
+                <w:rPr>
+                  <w:rFonts w:ascii="Cambria Math" w:hAnsi="Cambria Math"/>
+                  <w:color w:val="555555"/>
+                  <w:sz w:val="16"/>
+                  <w:szCs w:val="16"/>
+                </w:rPr>
+                <m:t>crit</m:t>
+              </w:ins>
+            </m:r>
+          </m:sub>
+        </m:sSub>
+      </m:oMath>
+      <w:ins w:id="329" w:author="Tomy Doda" w:date="2026-08-11T16:12:00Z" w16du:dateUtc="2026-08-11T14:12:00Z">
+        <w:r>
+          <w:rPr>
+            <w:i/>
+            <w:iCs/>
+            <w:color w:val="555555"/>
+            <w:sz w:val="16"/>
+            <w:szCs w:val="16"/>
+          </w:rPr>
+          <w:t xml:space="preserve"> pour chaque couche et chaque scénario.</w:t>
+        </w:r>
+      </w:ins>
     </w:p>
     <w:p>
       <w:pPr>
         <w:pStyle w:val="Heading2"/>
-      </w:pPr>
-      <w:r>
-        <w:t>4.2 Brassage stochastique</w:t>
+        <w:rPr>
+          <w:ins w:id="330" w:author="Tomy Doda" w:date="2026-08-11T16:13:00Z" w16du:dateUtc="2026-08-11T14:13:00Z"/>
+        </w:rPr>
+      </w:pPr>
+      <w:ins w:id="331" w:author="Tomy Doda" w:date="2026-08-11T16:12:00Z" w16du:dateUtc="2026-08-11T14:12:00Z">
+        <w:r>
+          <w:t>Aucun brassage</w:t>
+        </w:r>
+      </w:ins>
+    </w:p>
+    <w:p>
+      <w:pPr>
+        <w:rPr>
+          <w:ins w:id="332" w:author="Tomy Doda" w:date="2026-08-11T16:11:00Z" w16du:dateUtc="2026-08-11T14:11:00Z"/>
+        </w:rPr>
+        <w:pPrChange w:id="333" w:author="Tomy Doda" w:date="2026-08-11T16:13:00Z" w16du:dateUtc="2026-08-11T14:13:00Z">
+          <w:pPr>
+            <w:pStyle w:val="Heading1"/>
+          </w:pPr>
+        </w:pPrChange>
+      </w:pPr>
+      <w:ins w:id="334" w:author="Tomy Doda" w:date="2026-08-11T16:15:00Z" w16du:dateUtc="2026-08-11T14:15:00Z">
+        <w:r>
+          <w:t>En l’</w:t>
+        </w:r>
+      </w:ins>
+      <w:ins w:id="335" w:author="Tomy Doda" w:date="2026-08-11T16:13:00Z" w16du:dateUtc="2026-08-11T14:13:00Z">
+        <w:r>
+          <w:t>absence de brassage</w:t>
+        </w:r>
+      </w:ins>
+      <w:ins w:id="336" w:author="Tomy Doda" w:date="2026-08-11T16:15:00Z" w16du:dateUtc="2026-08-11T14:15:00Z">
+        <w:r>
+          <w:t xml:space="preserve">, </w:t>
+        </w:r>
+        <w:r>
+          <w:t xml:space="preserve">la </w:t>
+        </w:r>
+      </w:ins>
+      <w:ins w:id="337" w:author="Tomy Doda" w:date="2026-08-11T16:16:00Z" w16du:dateUtc="2026-08-11T14:16:00Z">
+        <w:r>
+          <w:t xml:space="preserve">baisse des concentrations en triazole est uniquement gouvernée par </w:t>
+        </w:r>
+        <w:r>
+          <w:t xml:space="preserve">la dilution due au Rhône </w:t>
+        </w:r>
+      </w:ins>
+      <w:ins w:id="338" w:author="Tomy Doda" w:date="2026-08-11T16:17:00Z" w16du:dateUtc="2026-08-11T14:17:00Z">
+        <w:r>
+          <w:t>(</w:t>
+        </w:r>
+      </w:ins>
+      <m:oMath>
+        <m:sSub>
+          <m:sSubPr>
+            <m:ctrlPr>
+              <w:ins w:id="339" w:author="Tomy Doda" w:date="2026-08-11T16:17:00Z" w16du:dateUtc="2026-08-11T14:17:00Z">
+                <w:rPr>
+                  <w:rFonts w:ascii="Cambria Math" w:hAnsi="Cambria Math"/>
+                  <w:i/>
+                </w:rPr>
+              </w:ins>
+            </m:ctrlPr>
+          </m:sSubPr>
+          <m:e>
+            <m:r>
+              <w:ins w:id="340" w:author="Tomy Doda" w:date="2026-08-11T16:17:00Z" w16du:dateUtc="2026-08-11T14:17:00Z">
+                <w:rPr>
+                  <w:rFonts w:ascii="Cambria Math" w:hAnsi="Cambria Math"/>
+                </w:rPr>
+                <m:t>M</m:t>
+              </w:ins>
+            </m:r>
+          </m:e>
+          <m:sub>
+            <m:r>
+              <w:ins w:id="341" w:author="Tomy Doda" w:date="2026-08-11T16:52:00Z" w16du:dateUtc="2026-08-11T14:52:00Z">
+                <w:rPr>
+                  <w:rFonts w:ascii="Cambria Math" w:hAnsi="Cambria Math"/>
+                </w:rPr>
+                <m:t>mix</m:t>
+              </w:ins>
+            </m:r>
+          </m:sub>
+        </m:sSub>
+        <m:r>
+          <w:ins w:id="342" w:author="Tomy Doda" w:date="2026-08-11T16:17:00Z" w16du:dateUtc="2026-08-11T14:17:00Z">
+            <w:rPr>
+              <w:rFonts w:ascii="Cambria Math" w:hAnsi="Cambria Math"/>
+            </w:rPr>
+            <m:t>=0</m:t>
+          </w:ins>
+        </m:r>
+      </m:oMath>
+      <w:ins w:id="343" w:author="Tomy Doda" w:date="2026-08-11T16:17:00Z" w16du:dateUtc="2026-08-11T14:17:00Z">
+        <w:r>
+          <w:t>)</w:t>
+        </w:r>
+      </w:ins>
+      <w:ins w:id="344" w:author="Tomy Doda" w:date="2026-08-11T16:18:00Z" w16du:dateUtc="2026-08-11T14:18:00Z">
+        <w:r>
+          <w:t xml:space="preserve">, </w:t>
+        </w:r>
+      </w:ins>
+      <w:ins w:id="345" w:author="Tomy Doda" w:date="2026-08-11T16:19:00Z" w16du:dateUtc="2026-08-11T14:19:00Z">
+        <w:r>
+          <w:t xml:space="preserve">qui est </w:t>
+        </w:r>
+      </w:ins>
+      <w:ins w:id="346" w:author="Tomy Doda" w:date="2026-08-11T16:21:00Z" w16du:dateUtc="2026-08-11T14:21:00Z">
+        <w:r>
+          <w:t xml:space="preserve">plus rapide pour l’épilimnion que pour l’hypolimnion (Fig. </w:t>
+        </w:r>
+      </w:ins>
+      <w:ins w:id="347" w:author="Tomy Doda" w:date="2026-08-11T16:22:00Z" w16du:dateUtc="2026-08-11T14:22:00Z">
+        <w:r>
+          <w:t>5).</w:t>
+        </w:r>
+        <w:r>
+          <w:t xml:space="preserve"> Le triazole persiste donc dans l’hypolimnion deux fois plus longtemps</w:t>
+        </w:r>
+        <w:r>
+          <w:t xml:space="preserve"> (</w:t>
+        </w:r>
+      </w:ins>
+      <m:oMath>
+        <m:r>
+          <w:ins w:id="348" w:author="Tomy Doda" w:date="2026-08-11T16:23:00Z" w16du:dateUtc="2026-08-11T14:23:00Z">
+            <w:rPr>
+              <w:rFonts w:ascii="Cambria Math" w:hAnsi="Cambria Math"/>
+            </w:rPr>
+            <m:t>∼</m:t>
+          </w:ins>
+        </m:r>
+      </m:oMath>
+      <w:ins w:id="349" w:author="Tomy Doda" w:date="2026-08-11T16:23:00Z" w16du:dateUtc="2026-08-11T14:23:00Z">
+        <w:r>
+          <w:t>40 ans)</w:t>
+        </w:r>
+      </w:ins>
+      <w:ins w:id="350" w:author="Tomy Doda" w:date="2026-08-11T16:22:00Z" w16du:dateUtc="2026-08-11T14:22:00Z">
+        <w:r>
+          <w:t xml:space="preserve"> que dans l’épilimnion (</w:t>
+        </w:r>
+      </w:ins>
+      <m:oMath>
+        <m:r>
+          <w:ins w:id="351" w:author="Tomy Doda" w:date="2026-08-11T16:23:00Z" w16du:dateUtc="2026-08-11T14:23:00Z">
+            <w:rPr>
+              <w:rFonts w:ascii="Cambria Math" w:hAnsi="Cambria Math"/>
+            </w:rPr>
+            <m:t>∼</m:t>
+          </w:ins>
+        </m:r>
+      </m:oMath>
+      <w:ins w:id="352" w:author="Tomy Doda" w:date="2026-08-11T16:23:00Z" w16du:dateUtc="2026-08-11T14:23:00Z">
+        <w:r>
+          <w:t>20 ans).</w:t>
+        </w:r>
+      </w:ins>
+    </w:p>
+    <w:p>
+      <w:pPr>
+        <w:pStyle w:val="Heading2"/>
+      </w:pPr>
+      <w:del w:id="353" w:author="Tomy Doda" w:date="2026-08-11T16:13:00Z" w16du:dateUtc="2026-08-11T14:13:00Z">
+        <w:r>
+          <w:delText xml:space="preserve">4.1 </w:delText>
+        </w:r>
+      </w:del>
+      <w:r>
+        <w:t>Brassage profond périodique (tous les 10 ans)</w:t>
       </w:r>
     </w:p>
     <w:p>
@@ -2327,110 +4174,520 @@
         <w:jc w:val="both"/>
       </w:pPr>
       <w:r>
-        <w:lastRenderedPageBreak/>
-        <w:t>1000 réalisations de h_epi(t), tirées de la distribution probabiliste historique des brassages (données extraites des rapports CIPEL pour la période 1994–2024), donnent une moyenne (ligne) et un écart-type (bande colorée) de C_epi et C_hypo à chaque pas de temps.</w:t>
-      </w:r>
+        <w:t xml:space="preserve">Un brassage complet </w:t>
+      </w:r>
+      <w:del w:id="354" w:author="Tomy Doda" w:date="2026-08-11T16:24:00Z" w16du:dateUtc="2026-08-11T14:24:00Z">
+        <w:r>
+          <w:delText xml:space="preserve">est imposé </w:delText>
+        </w:r>
+      </w:del>
+      <w:r>
+        <w:t xml:space="preserve">tous les 10 ans </w:t>
+      </w:r>
+      <w:del w:id="355" w:author="Tomy Doda" w:date="2026-08-11T16:52:00Z" w16du:dateUtc="2026-08-11T14:52:00Z">
+        <w:r>
+          <w:delText>(</w:delText>
+        </w:r>
+      </w:del>
+      <w:del w:id="356" w:author="Tomy Doda" w:date="2026-08-11T16:24:00Z" w16du:dateUtc="2026-08-11T14:24:00Z">
+        <w:r>
+          <w:delText xml:space="preserve">h_epi </w:delText>
+        </w:r>
+      </w:del>
+      <w:del w:id="357" w:author="Tomy Doda" w:date="2026-08-11T16:52:00Z" w16du:dateUtc="2026-08-11T14:52:00Z">
+        <w:r>
+          <w:delText xml:space="preserve">passe de ~161 m à ~310 m aux années 10, 20, 30). La décroissance initiale est portée par la dilution advective ; chaque brassage </w:delText>
+        </w:r>
+      </w:del>
+      <w:r>
+        <w:t xml:space="preserve">homogénéise brutalement les deux </w:t>
+      </w:r>
+      <w:del w:id="358" w:author="Tomy Doda" w:date="2026-08-11T16:53:00Z" w16du:dateUtc="2026-08-11T14:53:00Z">
+        <w:r>
+          <w:delText xml:space="preserve">compartiments </w:delText>
+        </w:r>
+      </w:del>
+      <w:ins w:id="359" w:author="Tomy Doda" w:date="2026-08-11T16:53:00Z" w16du:dateUtc="2026-08-11T14:53:00Z">
+        <w:r>
+          <w:t>couches</w:t>
+        </w:r>
+        <w:r>
+          <w:t xml:space="preserve"> </w:t>
+        </w:r>
+      </w:ins>
+      <w:r>
+        <w:t>(</w:t>
+      </w:r>
+      <w:del w:id="360" w:author="Tomy Doda" w:date="2026-08-11T16:53:00Z" w16du:dateUtc="2026-08-11T14:53:00Z">
+        <w:r>
+          <w:delText>à-coups visibles aux années 10 et 20</w:delText>
+        </w:r>
+      </w:del>
+      <w:ins w:id="361" w:author="Tomy Doda" w:date="2026-08-11T16:53:00Z" w16du:dateUtc="2026-08-11T14:53:00Z">
+        <w:r>
+          <w:t xml:space="preserve">augmentation </w:t>
+        </w:r>
+      </w:ins>
+      <w:ins w:id="362" w:author="Tomy Doda" w:date="2026-08-11T16:54:00Z" w16du:dateUtc="2026-08-11T14:54:00Z">
+        <w:r>
+          <w:t>des concentrations</w:t>
+        </w:r>
+      </w:ins>
+      <w:ins w:id="363" w:author="Tomy Doda" w:date="2026-08-11T17:24:00Z" w16du:dateUtc="2026-08-11T15:24:00Z">
+        <w:r>
+          <w:t xml:space="preserve"> dans l’épilimnion et baisse dans l’hypolimnion</w:t>
+        </w:r>
+        <w:r>
+          <w:t xml:space="preserve"> visibles aux années 10, 20, etc.</w:t>
+        </w:r>
+      </w:ins>
+      <w:r>
+        <w:t>).</w:t>
+      </w:r>
+      <w:ins w:id="364" w:author="Tomy Doda" w:date="2026-08-11T17:25:00Z" w16du:dateUtc="2026-08-11T15:25:00Z">
+        <w:r>
+          <w:t xml:space="preserve"> L’évolution des concentrations entre chaque brassage est </w:t>
+        </w:r>
+      </w:ins>
+      <w:ins w:id="365" w:author="Tomy Doda" w:date="2026-08-11T17:26:00Z" w16du:dateUtc="2026-08-11T15:26:00Z">
+        <w:r>
+          <w:t>uniquement due à la dilution advective comme dans le</w:t>
+        </w:r>
+      </w:ins>
+      <w:ins w:id="366" w:author="Tomy Doda" w:date="2026-08-11T17:25:00Z" w16du:dateUtc="2026-08-11T15:25:00Z">
+        <w:r>
+          <w:t xml:space="preserve"> scénario</w:t>
+        </w:r>
+        <w:r>
+          <w:t xml:space="preserve"> précédent</w:t>
+        </w:r>
+      </w:ins>
+      <w:ins w:id="367" w:author="Tomy Doda" w:date="2026-08-11T17:26:00Z" w16du:dateUtc="2026-08-11T15:26:00Z">
+        <w:r>
+          <w:t xml:space="preserve">. </w:t>
+        </w:r>
+        <w:r>
+          <w:t xml:space="preserve">Le temps de résorption du triazole </w:t>
+        </w:r>
+        <w:r>
+          <w:t>est</w:t>
+        </w:r>
+      </w:ins>
+      <w:ins w:id="368" w:author="Tomy Doda" w:date="2026-08-11T17:28:00Z" w16du:dateUtc="2026-08-11T15:28:00Z">
+        <w:r>
+          <w:t xml:space="preserve"> similaire dans les deux couches et</w:t>
+        </w:r>
+      </w:ins>
+      <w:ins w:id="369" w:author="Tomy Doda" w:date="2026-08-11T17:27:00Z" w16du:dateUtc="2026-08-11T15:27:00Z">
+        <w:r>
+          <w:t xml:space="preserve"> d’environ 25 ans</w:t>
+        </w:r>
+      </w:ins>
+      <w:ins w:id="370" w:author="Tomy Doda" w:date="2026-08-11T17:28:00Z" w16du:dateUtc="2026-08-11T15:28:00Z">
+        <w:r>
+          <w:t>.</w:t>
+        </w:r>
+      </w:ins>
+      <w:ins w:id="371" w:author="Tomy Doda" w:date="2026-08-11T17:27:00Z" w16du:dateUtc="2026-08-11T15:27:00Z">
+        <w:r>
+          <w:t xml:space="preserve"> </w:t>
+        </w:r>
+      </w:ins>
     </w:p>
     <w:p>
       <w:pPr>
         <w:spacing w:before="70" w:after="35"/>
         <w:jc w:val="center"/>
-      </w:pPr>
-      <w:r>
-        <w:rPr>
-          <w:noProof/>
-        </w:rPr>
-        <w:drawing>
-          <wp:inline distT="0" distB="0" distL="0" distR="0" wp14:anchorId="741C3A98" wp14:editId="7A00C45D">
-            <wp:extent cx="3429000" cy="2238375"/>
-            <wp:effectExtent l="0" t="0" r="0" b="0"/>
-            <wp:docPr id="1405086158" name="Picture 1405086158"/>
-            <wp:cNvGraphicFramePr>
-              <a:graphicFrameLocks xmlns:a="http://schemas.openxmlformats.org/drawingml/2006/main" noChangeAspect="1"/>
-            </wp:cNvGraphicFramePr>
-            <a:graphic xmlns:a="http://schemas.openxmlformats.org/drawingml/2006/main">
-              <a:graphicData uri="http://schemas.openxmlformats.org/drawingml/2006/picture">
-                <pic:pic xmlns:pic="http://schemas.openxmlformats.org/drawingml/2006/picture">
-                  <pic:nvPicPr>
-                    <pic:cNvPr id="0" name=""/>
-                    <pic:cNvPicPr>
-                      <a:picLocks noChangeAspect="1" noChangeArrowheads="1"/>
-                    </pic:cNvPicPr>
-                  </pic:nvPicPr>
-                  <pic:blipFill>
-                    <a:blip r:embed="rId19"/>
-                    <a:srcRect/>
-                    <a:stretch>
-                      <a:fillRect/>
-                    </a:stretch>
-                  </pic:blipFill>
-                  <pic:spPr bwMode="auto">
-                    <a:xfrm>
-                      <a:off x="0" y="0"/>
-                      <a:ext cx="3429000" cy="2238375"/>
-                    </a:xfrm>
-                    <a:prstGeom prst="rect">
-                      <a:avLst/>
-                    </a:prstGeom>
-                  </pic:spPr>
-                </pic:pic>
-              </a:graphicData>
-            </a:graphic>
-          </wp:inline>
-        </w:drawing>
-      </w:r>
+        <w:rPr>
+          <w:del w:id="372" w:author="Tomy Doda" w:date="2026-08-11T16:51:00Z" w16du:dateUtc="2026-08-11T14:51:00Z"/>
+        </w:rPr>
+      </w:pPr>
+      <w:del w:id="373" w:author="Tomy Doda" w:date="2026-08-11T16:51:00Z" w16du:dateUtc="2026-08-11T14:51:00Z">
+        <w:r>
+          <w:rPr>
+            <w:noProof/>
+          </w:rPr>
+          <w:lastRenderedPageBreak/>
+          <w:drawing>
+            <wp:inline distT="0" distB="0" distL="0" distR="0" wp14:anchorId="000B7631" wp14:editId="52C1E933">
+              <wp:extent cx="3429000" cy="2238375"/>
+              <wp:effectExtent l="0" t="0" r="0" b="0"/>
+              <wp:docPr id="399602428" name="Picture 399602428"/>
+              <wp:cNvGraphicFramePr>
+                <a:graphicFrameLocks xmlns:a="http://schemas.openxmlformats.org/drawingml/2006/main" noChangeAspect="1"/>
+              </wp:cNvGraphicFramePr>
+              <a:graphic xmlns:a="http://schemas.openxmlformats.org/drawingml/2006/main">
+                <a:graphicData uri="http://schemas.openxmlformats.org/drawingml/2006/picture">
+                  <pic:pic xmlns:pic="http://schemas.openxmlformats.org/drawingml/2006/picture">
+                    <pic:nvPicPr>
+                      <pic:cNvPr id="0" name=""/>
+                      <pic:cNvPicPr>
+                        <a:picLocks noChangeAspect="1" noChangeArrowheads="1"/>
+                      </pic:cNvPicPr>
+                    </pic:nvPicPr>
+                    <pic:blipFill>
+                      <a:blip r:embed="rId19"/>
+                      <a:srcRect/>
+                      <a:stretch>
+                        <a:fillRect/>
+                      </a:stretch>
+                    </pic:blipFill>
+                    <pic:spPr bwMode="auto">
+                      <a:xfrm>
+                        <a:off x="0" y="0"/>
+                        <a:ext cx="3429000" cy="2238375"/>
+                      </a:xfrm>
+                      <a:prstGeom prst="rect">
+                        <a:avLst/>
+                      </a:prstGeom>
+                    </pic:spPr>
+                  </pic:pic>
+                </a:graphicData>
+              </a:graphic>
+            </wp:inline>
+          </w:drawing>
+        </w:r>
+      </w:del>
     </w:p>
     <w:p>
       <w:pPr>
         <w:spacing w:after="140"/>
         <w:jc w:val="center"/>
-      </w:pPr>
-      <w:r>
-        <w:rPr>
-          <w:i/>
-          <w:iCs/>
-          <w:color w:val="555555"/>
-          <w:sz w:val="16"/>
-          <w:szCs w:val="16"/>
-        </w:rPr>
-        <w:t xml:space="preserve">Figure </w:t>
-      </w:r>
-      <w:r>
-        <w:rPr>
-          <w:i/>
-          <w:iCs/>
-          <w:color w:val="555555"/>
-          <w:sz w:val="16"/>
-          <w:szCs w:val="16"/>
-        </w:rPr>
-        <w:t>6</w:t>
-      </w:r>
-      <w:r>
-        <w:rPr>
-          <w:i/>
-          <w:iCs/>
-          <w:color w:val="555555"/>
-          <w:sz w:val="16"/>
-          <w:szCs w:val="16"/>
-        </w:rPr>
-        <w:t xml:space="preserve"> — Concentration moyenne ± 1 écart-type sur 1000 réalisations stochastiques.</w:t>
+        <w:rPr>
+          <w:del w:id="374" w:author="Tomy Doda" w:date="2026-08-11T16:51:00Z" w16du:dateUtc="2026-08-11T14:51:00Z"/>
+        </w:rPr>
+      </w:pPr>
+      <w:del w:id="375" w:author="Tomy Doda" w:date="2026-08-11T16:51:00Z" w16du:dateUtc="2026-08-11T14:51:00Z">
+        <w:r>
+          <w:rPr>
+            <w:i/>
+            <w:iCs/>
+            <w:color w:val="555555"/>
+            <w:sz w:val="16"/>
+            <w:szCs w:val="16"/>
+          </w:rPr>
+          <w:delText xml:space="preserve">Figure </w:delText>
+        </w:r>
+        <w:r>
+          <w:rPr>
+            <w:i/>
+            <w:iCs/>
+            <w:color w:val="555555"/>
+            <w:sz w:val="16"/>
+            <w:szCs w:val="16"/>
+          </w:rPr>
+          <w:delText>5</w:delText>
+        </w:r>
+        <w:r>
+          <w:rPr>
+            <w:i/>
+            <w:iCs/>
+            <w:color w:val="555555"/>
+            <w:sz w:val="16"/>
+            <w:szCs w:val="16"/>
+          </w:rPr>
+          <w:delText xml:space="preserve"> — Concentrations pour un brassage profond tous les 10 ans. Seuil atteint vers l'année 22–23.</w:delText>
+        </w:r>
+      </w:del>
+    </w:p>
+    <w:p>
+      <w:pPr>
+        <w:pStyle w:val="Heading2"/>
+      </w:pPr>
+      <w:del w:id="376" w:author="Tomy Doda" w:date="2026-08-11T16:13:00Z" w16du:dateUtc="2026-08-11T14:13:00Z">
+        <w:r>
+          <w:delText xml:space="preserve">4.2 </w:delText>
+        </w:r>
+      </w:del>
+      <w:r>
+        <w:t>Brassage stochastique</w:t>
       </w:r>
     </w:p>
     <w:p>
       <w:pPr>
         <w:spacing w:after="100"/>
         <w:jc w:val="both"/>
-      </w:pPr>
-      <w:r>
-        <w:t>La moyenne franchit 0,1 µg/l vers l'année 20–22, avec une dispersion modérée qui croît légèrement dans le temps — résultat cohérent avec le scénario périodique à 10 ans, proche de la fréquence historique de brassage du Léman.</w:t>
-      </w:r>
+        <w:rPr>
+          <w:del w:id="377" w:author="Tomy Doda" w:date="2026-08-11T17:29:00Z" w16du:dateUtc="2026-08-11T15:29:00Z"/>
+        </w:rPr>
+      </w:pPr>
+      <w:del w:id="378" w:author="Tomy Doda" w:date="2026-08-11T17:29:00Z" w16du:dateUtc="2026-08-11T15:29:00Z">
+        <w:r>
+          <w:delText>1000 réalisations de h_epi(t), tirées de la distribution probabiliste historique des brassages (données extraites des rapports CIPEL pour la période 1994–2024), donnent une moyenne (ligne) et un écart-type (bande colorée) de C_epi et C_hypo à chaque pas de temps.</w:delText>
+        </w:r>
+      </w:del>
+    </w:p>
+    <w:p>
+      <w:pPr>
+        <w:spacing w:before="70" w:after="35"/>
+        <w:jc w:val="center"/>
+        <w:rPr>
+          <w:del w:id="379" w:author="Tomy Doda" w:date="2026-08-11T16:51:00Z" w16du:dateUtc="2026-08-11T14:51:00Z"/>
+        </w:rPr>
+      </w:pPr>
+      <w:del w:id="380" w:author="Tomy Doda" w:date="2026-08-11T16:51:00Z" w16du:dateUtc="2026-08-11T14:51:00Z">
+        <w:r>
+          <w:rPr>
+            <w:noProof/>
+          </w:rPr>
+          <w:drawing>
+            <wp:inline distT="0" distB="0" distL="0" distR="0" wp14:anchorId="741C3A98" wp14:editId="7A00C45D">
+              <wp:extent cx="3429000" cy="2238375"/>
+              <wp:effectExtent l="0" t="0" r="0" b="0"/>
+              <wp:docPr id="1405086158" name="Picture 1405086158"/>
+              <wp:cNvGraphicFramePr>
+                <a:graphicFrameLocks xmlns:a="http://schemas.openxmlformats.org/drawingml/2006/main" noChangeAspect="1"/>
+              </wp:cNvGraphicFramePr>
+              <a:graphic xmlns:a="http://schemas.openxmlformats.org/drawingml/2006/main">
+                <a:graphicData uri="http://schemas.openxmlformats.org/drawingml/2006/picture">
+                  <pic:pic xmlns:pic="http://schemas.openxmlformats.org/drawingml/2006/picture">
+                    <pic:nvPicPr>
+                      <pic:cNvPr id="0" name=""/>
+                      <pic:cNvPicPr>
+                        <a:picLocks noChangeAspect="1" noChangeArrowheads="1"/>
+                      </pic:cNvPicPr>
+                    </pic:nvPicPr>
+                    <pic:blipFill>
+                      <a:blip r:embed="rId20"/>
+                      <a:srcRect/>
+                      <a:stretch>
+                        <a:fillRect/>
+                      </a:stretch>
+                    </pic:blipFill>
+                    <pic:spPr bwMode="auto">
+                      <a:xfrm>
+                        <a:off x="0" y="0"/>
+                        <a:ext cx="3429000" cy="2238375"/>
+                      </a:xfrm>
+                      <a:prstGeom prst="rect">
+                        <a:avLst/>
+                      </a:prstGeom>
+                    </pic:spPr>
+                  </pic:pic>
+                </a:graphicData>
+              </a:graphic>
+            </wp:inline>
+          </w:drawing>
+        </w:r>
+      </w:del>
+    </w:p>
+    <w:p>
+      <w:pPr>
+        <w:spacing w:after="140"/>
+        <w:jc w:val="center"/>
+        <w:rPr>
+          <w:del w:id="381" w:author="Tomy Doda" w:date="2026-08-11T16:51:00Z" w16du:dateUtc="2026-08-11T14:51:00Z"/>
+        </w:rPr>
+      </w:pPr>
+      <w:del w:id="382" w:author="Tomy Doda" w:date="2026-08-11T16:51:00Z" w16du:dateUtc="2026-08-11T14:51:00Z">
+        <w:r>
+          <w:rPr>
+            <w:i/>
+            <w:iCs/>
+            <w:color w:val="555555"/>
+            <w:sz w:val="16"/>
+            <w:szCs w:val="16"/>
+          </w:rPr>
+          <w:delText xml:space="preserve">Figure </w:delText>
+        </w:r>
+        <w:r>
+          <w:rPr>
+            <w:i/>
+            <w:iCs/>
+            <w:color w:val="555555"/>
+            <w:sz w:val="16"/>
+            <w:szCs w:val="16"/>
+          </w:rPr>
+          <w:delText>6</w:delText>
+        </w:r>
+        <w:r>
+          <w:rPr>
+            <w:i/>
+            <w:iCs/>
+            <w:color w:val="555555"/>
+            <w:sz w:val="16"/>
+            <w:szCs w:val="16"/>
+          </w:rPr>
+          <w:delText xml:space="preserve"> — Concentration moyenne ± 1 écart-type sur 1000 réalisations stochastiques.</w:delText>
+        </w:r>
+      </w:del>
+    </w:p>
+    <w:p>
+      <w:pPr>
+        <w:spacing w:after="100"/>
+        <w:jc w:val="both"/>
+        <w:rPr>
+          <w:ins w:id="383" w:author="Tomy Doda" w:date="2026-08-11T11:58:00Z" w16du:dateUtc="2026-08-11T09:58:00Z"/>
+        </w:rPr>
+      </w:pPr>
+      <w:r>
+        <w:t xml:space="preserve">La </w:t>
+      </w:r>
+      <w:ins w:id="384" w:author="Tomy Doda" w:date="2026-08-11T17:29:00Z" w16du:dateUtc="2026-08-11T15:29:00Z">
+        <w:r>
+          <w:t xml:space="preserve">concentration </w:t>
+        </w:r>
+      </w:ins>
+      <w:r>
+        <w:t>moyenne</w:t>
+      </w:r>
+      <w:ins w:id="385" w:author="Tomy Doda" w:date="2026-08-11T17:29:00Z" w16du:dateUtc="2026-08-11T15:29:00Z">
+        <w:r>
+          <w:t xml:space="preserve"> du scénario stochastique</w:t>
+        </w:r>
+      </w:ins>
+      <w:r>
+        <w:t xml:space="preserve"> franchit 0,1 µg/l </w:t>
+      </w:r>
+      <w:del w:id="386" w:author="Tomy Doda" w:date="2026-08-11T17:32:00Z" w16du:dateUtc="2026-08-11T15:32:00Z">
+        <w:r>
+          <w:delText>vers l'année 20–22</w:delText>
+        </w:r>
+      </w:del>
+      <w:ins w:id="387" w:author="Tomy Doda" w:date="2026-08-11T17:32:00Z" w16du:dateUtc="2026-08-11T15:32:00Z">
+        <w:r>
+          <w:t>après</w:t>
+        </w:r>
+      </w:ins>
+      <w:ins w:id="388" w:author="Tomy Doda" w:date="2026-08-11T17:41:00Z" w16du:dateUtc="2026-08-11T15:41:00Z">
+        <w:r>
+          <w:t xml:space="preserve"> un temps de résorption de</w:t>
+        </w:r>
+      </w:ins>
+      <w:ins w:id="389" w:author="Tomy Doda" w:date="2026-08-11T17:32:00Z" w16du:dateUtc="2026-08-11T15:32:00Z">
+        <w:r>
+          <w:t xml:space="preserve"> 22-23 ans</w:t>
+        </w:r>
+        <w:r>
+          <w:t xml:space="preserve"> pour les deux couches</w:t>
+        </w:r>
+      </w:ins>
+      <w:ins w:id="390" w:author="Tomy Doda" w:date="2026-08-11T17:33:00Z" w16du:dateUtc="2026-08-11T15:33:00Z">
+        <w:r>
+          <w:t xml:space="preserve"> </w:t>
+        </w:r>
+      </w:ins>
+      <w:del w:id="391" w:author="Tomy Doda" w:date="2026-08-11T17:33:00Z" w16du:dateUtc="2026-08-11T15:33:00Z">
+        <w:r>
+          <w:delText xml:space="preserve">, </w:delText>
+        </w:r>
+      </w:del>
+      <w:r>
+        <w:t xml:space="preserve">avec </w:t>
+      </w:r>
+      <w:del w:id="392" w:author="Tomy Doda" w:date="2026-08-11T17:40:00Z" w16du:dateUtc="2026-08-11T15:40:00Z">
+        <w:r>
+          <w:delText xml:space="preserve">une </w:delText>
+        </w:r>
+      </w:del>
+      <w:del w:id="393" w:author="Tomy Doda" w:date="2026-08-11T17:39:00Z" w16du:dateUtc="2026-08-11T15:39:00Z">
+        <w:r>
+          <w:delText>dispersion modérée qui croît légèrement dans le temps —</w:delText>
+        </w:r>
+      </w:del>
+      <w:ins w:id="394" w:author="Tomy Doda" w:date="2026-08-11T17:40:00Z" w16du:dateUtc="2026-08-11T15:40:00Z">
+        <w:r>
+          <w:t xml:space="preserve">peu de </w:t>
+        </w:r>
+      </w:ins>
+      <w:ins w:id="395" w:author="Tomy Doda" w:date="2026-08-11T17:39:00Z" w16du:dateUtc="2026-08-11T15:39:00Z">
+        <w:r>
+          <w:t>variabilité entre les réalisations</w:t>
+        </w:r>
+      </w:ins>
+      <w:ins w:id="396" w:author="Tomy Doda" w:date="2026-08-11T17:40:00Z" w16du:dateUtc="2026-08-11T15:40:00Z">
+        <w:r>
+          <w:t xml:space="preserve">. Le temps de résorption </w:t>
+        </w:r>
+      </w:ins>
+      <w:ins w:id="397" w:author="Tomy Doda" w:date="2026-08-11T17:42:00Z" w16du:dateUtc="2026-08-11T15:42:00Z">
+        <w:r>
+          <w:t xml:space="preserve">est </w:t>
+        </w:r>
+      </w:ins>
+      <w:ins w:id="398" w:author="Tomy Doda" w:date="2026-08-11T17:41:00Z" w16du:dateUtc="2026-08-11T15:41:00Z">
+        <w:r>
+          <w:t>similaire au scénario périodique</w:t>
+        </w:r>
+      </w:ins>
+      <w:ins w:id="399" w:author="Tomy Doda" w:date="2026-08-11T17:42:00Z" w16du:dateUtc="2026-08-11T15:42:00Z">
+        <w:r>
+          <w:t>, ce qui</w:t>
+        </w:r>
+      </w:ins>
+      <w:ins w:id="400" w:author="Tomy Doda" w:date="2026-08-11T17:41:00Z" w16du:dateUtc="2026-08-11T15:41:00Z">
+        <w:r>
+          <w:t xml:space="preserve"> est</w:t>
+        </w:r>
+      </w:ins>
+      <w:r>
+        <w:t xml:space="preserve"> </w:t>
+      </w:r>
+      <w:del w:id="401" w:author="Tomy Doda" w:date="2026-08-11T17:41:00Z" w16du:dateUtc="2026-08-11T15:41:00Z">
+        <w:r>
+          <w:delText xml:space="preserve">résultat </w:delText>
+        </w:r>
+      </w:del>
+      <w:r>
+        <w:t xml:space="preserve">cohérent avec </w:t>
+      </w:r>
+      <w:del w:id="402" w:author="Tomy Doda" w:date="2026-08-11T17:41:00Z" w16du:dateUtc="2026-08-11T15:41:00Z">
+        <w:r>
+          <w:delText xml:space="preserve">le scénario périodique à 10 ans, proche de </w:delText>
+        </w:r>
+      </w:del>
+      <w:r>
+        <w:t>la fréquence historique de brassage du Léman</w:t>
+      </w:r>
+      <w:ins w:id="403" w:author="Tomy Doda" w:date="2026-08-11T17:42:00Z" w16du:dateUtc="2026-08-11T15:42:00Z">
+        <w:r>
+          <w:t xml:space="preserve"> proche de 10 ans</w:t>
+        </w:r>
+      </w:ins>
+      <w:r>
+        <w:t>.</w:t>
+      </w:r>
+    </w:p>
+    <w:p>
+      <w:pPr>
+        <w:spacing w:after="100"/>
+        <w:jc w:val="both"/>
+        <w:rPr>
+          <w:ins w:id="404" w:author="Tomy Doda" w:date="2026-08-11T11:58:00Z" w16du:dateUtc="2026-08-11T09:58:00Z"/>
+        </w:rPr>
+      </w:pPr>
+    </w:p>
+    <w:p>
+      <w:pPr>
+        <w:spacing w:after="100"/>
+        <w:jc w:val="center"/>
+        <w:pPrChange w:id="405" w:author="Tomy Doda" w:date="2026-08-11T11:58:00Z" w16du:dateUtc="2026-08-11T09:58:00Z">
+          <w:pPr>
+            <w:spacing w:after="100"/>
+            <w:jc w:val="both"/>
+          </w:pPr>
+        </w:pPrChange>
+      </w:pPr>
     </w:p>
     <w:p>
       <w:pPr>
         <w:pStyle w:val="Heading1"/>
       </w:pPr>
       <w:r>
-        <w:t xml:space="preserve">5. Limites </w:t>
+        <w:t xml:space="preserve">5. </w:t>
+      </w:r>
+      <w:commentRangeStart w:id="406"/>
+      <w:r>
+        <w:t xml:space="preserve">Limites </w:t>
+      </w:r>
+      <w:commentRangeEnd w:id="406"/>
+      <w:r>
+        <w:rPr>
+          <w:rStyle w:val="CommentReference"/>
+          <w:sz w:val="26"/>
+          <w:szCs w:val="26"/>
+        </w:rPr>
+        <w:commentReference w:id="406"/>
       </w:r>
     </w:p>
     <w:p>
@@ -2442,11 +4699,24 @@
         </w:numPr>
         <w:spacing w:after="45"/>
         <w:rPr>
-          <w:ins w:id="131" w:author="Tomy Doda" w:date="2026-08-11T09:55:00Z" w16du:dateUtc="2026-08-11T07:55:00Z"/>
-        </w:rPr>
-      </w:pPr>
-      <w:r>
-        <w:t>Le Triazole est traité comme traceur conservatif.</w:t>
+          <w:ins w:id="407" w:author="Tomy Doda" w:date="2026-08-11T09:55:00Z" w16du:dateUtc="2026-08-11T07:55:00Z"/>
+        </w:rPr>
+      </w:pPr>
+      <w:r>
+        <w:t xml:space="preserve">Le </w:t>
+      </w:r>
+      <w:ins w:id="408" w:author="Tomy Doda" w:date="2026-08-11T10:47:00Z" w16du:dateUtc="2026-08-11T08:47:00Z">
+        <w:r>
+          <w:t>t</w:t>
+        </w:r>
+      </w:ins>
+      <w:del w:id="409" w:author="Tomy Doda" w:date="2026-08-11T10:47:00Z" w16du:dateUtc="2026-08-11T08:47:00Z">
+        <w:r>
+          <w:delText>T</w:delText>
+        </w:r>
+      </w:del>
+      <w:r>
+        <w:t>riazole est traité comme traceur conservatif.</w:t>
       </w:r>
     </w:p>
     <w:p>
@@ -2458,21 +4728,100 @@
         </w:numPr>
         <w:spacing w:after="45"/>
       </w:pPr>
-      <w:commentRangeStart w:id="132"/>
-      <w:ins w:id="133" w:author="Tomy Doda" w:date="2026-08-11T09:55:00Z" w16du:dateUtc="2026-08-11T07:55:00Z">
-        <w:r>
-          <w:t>Le flux diffusive turbulent est négligé</w:t>
-        </w:r>
-      </w:ins>
-      <w:commentRangeEnd w:id="132"/>
-      <w:r>
-        <w:rPr>
-          <w:rStyle w:val="CommentReference"/>
-          <w:sz w:val="20"/>
-          <w:szCs w:val="20"/>
-        </w:rPr>
-        <w:commentReference w:id="132"/>
-      </w:r>
+      <w:ins w:id="410" w:author="Tomy Doda" w:date="2026-08-11T10:38:00Z" w16du:dateUtc="2026-08-11T08:38:00Z">
+        <w:r>
+          <w:t xml:space="preserve">L’apport du Rhône dans les deux couches </w:t>
+        </w:r>
+        <w:r>
+          <w:t xml:space="preserve">et donc la dilution du triazole est approximé </w:t>
+        </w:r>
+      </w:ins>
+      <w:ins w:id="411" w:author="Tomy Doda" w:date="2026-08-11T10:41:00Z" w16du:dateUtc="2026-08-11T08:41:00Z">
+        <w:r>
+          <w:t>à partir</w:t>
+        </w:r>
+      </w:ins>
+      <w:ins w:id="412" w:author="Tomy Doda" w:date="2026-08-11T10:42:00Z" w16du:dateUtc="2026-08-11T08:42:00Z">
+        <w:r>
+          <w:t xml:space="preserve"> de</w:t>
+        </w:r>
+      </w:ins>
+      <w:ins w:id="413" w:author="Tomy Doda" w:date="2026-08-11T10:41:00Z" w16du:dateUtc="2026-08-11T08:41:00Z">
+        <w:r>
+          <w:t xml:space="preserve"> </w:t>
+        </w:r>
+        <w:r>
+          <w:t>la profondeur maximale annuelle de l’épilimnion</w:t>
+        </w:r>
+      </w:ins>
+      <w:ins w:id="414" w:author="Tomy Doda" w:date="2026-08-11T10:42:00Z" w16du:dateUtc="2026-08-11T08:42:00Z">
+        <w:r>
+          <w:t xml:space="preserve">, ce qui peut </w:t>
+        </w:r>
+      </w:ins>
+      <w:ins w:id="415" w:author="Tomy Doda" w:date="2026-08-11T10:44:00Z" w16du:dateUtc="2026-08-11T08:44:00Z">
+        <w:r>
+          <w:t xml:space="preserve">surestimer </w:t>
+        </w:r>
+      </w:ins>
+      <m:oMath>
+        <m:r>
+          <w:ins w:id="416" w:author="Tomy Doda" w:date="2026-08-11T10:45:00Z" w16du:dateUtc="2026-08-11T08:45:00Z">
+            <w:rPr>
+              <w:rFonts w:ascii="Cambria Math" w:hAnsi="Cambria Math"/>
+            </w:rPr>
+            <m:t>α</m:t>
+          </w:ins>
+        </m:r>
+      </m:oMath>
+      <w:ins w:id="417" w:author="Tomy Doda" w:date="2026-08-11T10:45:00Z" w16du:dateUtc="2026-08-11T08:45:00Z">
+        <w:r>
+          <w:t xml:space="preserve"> par rapport à </w:t>
+        </w:r>
+      </w:ins>
+      <w:ins w:id="418" w:author="Tomy Doda" w:date="2026-08-11T10:42:00Z" w16du:dateUtc="2026-08-11T08:42:00Z">
+        <w:r>
+          <w:t xml:space="preserve">une analyse saisonnière. </w:t>
+        </w:r>
+      </w:ins>
+      <w:ins w:id="419" w:author="Tomy Doda" w:date="2026-08-11T10:43:00Z" w16du:dateUtc="2026-08-11T08:43:00Z">
+        <w:r>
+          <w:t xml:space="preserve">Un apport </w:t>
+        </w:r>
+        <w:r>
+          <w:t>complet dans l’hypolimnion</w:t>
+        </w:r>
+      </w:ins>
+      <w:ins w:id="420" w:author="Tomy Doda" w:date="2026-08-11T10:45:00Z" w16du:dateUtc="2026-08-11T08:45:00Z">
+        <w:r>
+          <w:t xml:space="preserve"> (</w:t>
+        </w:r>
+      </w:ins>
+      <m:oMath>
+        <m:r>
+          <w:ins w:id="421" w:author="Tomy Doda" w:date="2026-08-11T10:46:00Z" w16du:dateUtc="2026-08-11T08:46:00Z">
+            <w:rPr>
+              <w:rFonts w:ascii="Cambria Math" w:hAnsi="Cambria Math"/>
+            </w:rPr>
+            <m:t>α=0)</m:t>
+          </w:ins>
+        </m:r>
+      </m:oMath>
+      <w:ins w:id="422" w:author="Tomy Doda" w:date="2026-08-11T10:46:00Z" w16du:dateUtc="2026-08-11T08:46:00Z">
+        <w:r>
+          <w:t xml:space="preserve"> réduirait le temps de r</w:t>
+        </w:r>
+      </w:ins>
+      <w:ins w:id="423" w:author="Tomy Doda" w:date="2026-08-11T17:51:00Z" w16du:dateUtc="2026-08-11T15:51:00Z">
+        <w:r>
+          <w:t>é</w:t>
+        </w:r>
+      </w:ins>
+      <w:ins w:id="424" w:author="Tomy Doda" w:date="2026-08-11T10:46:00Z" w16du:dateUtc="2026-08-11T08:46:00Z">
+        <w:r>
+          <w:t xml:space="preserve">sorption à 19 ans pour les 3 scénarios. </w:t>
+        </w:r>
+      </w:ins>
     </w:p>
     <w:p>
       <w:pPr>
@@ -2483,8 +4832,81 @@
         </w:numPr>
         <w:spacing w:after="45"/>
       </w:pPr>
-      <w:r>
-        <w:t>Arrêt total et instantané supposé (C_in = 0) : pas de source résiduelle ni de relargage différé (sédiments, eaux souterraines de Monthey).</w:t>
+      <w:ins w:id="425" w:author="Tomy Doda" w:date="2026-08-11T17:51:00Z" w16du:dateUtc="2026-08-11T15:51:00Z">
+        <w:r>
+          <w:t>L</w:t>
+        </w:r>
+      </w:ins>
+      <w:ins w:id="426" w:author="Tomy Doda" w:date="2026-08-11T17:52:00Z" w16du:dateUtc="2026-08-11T15:52:00Z">
+        <w:r>
+          <w:t>’a</w:t>
+        </w:r>
+      </w:ins>
+      <w:del w:id="427" w:author="Tomy Doda" w:date="2026-08-11T17:51:00Z" w16du:dateUtc="2026-08-11T15:51:00Z">
+        <w:r>
+          <w:delText>A</w:delText>
+        </w:r>
+      </w:del>
+      <w:r>
+        <w:t>rrêt total et instantané</w:t>
+      </w:r>
+      <w:ins w:id="428" w:author="Tomy Doda" w:date="2026-08-11T17:52:00Z" w16du:dateUtc="2026-08-11T15:52:00Z">
+        <w:r>
+          <w:t xml:space="preserve"> des apports de triazole par le Rhône est</w:t>
+        </w:r>
+      </w:ins>
+      <w:r>
+        <w:t xml:space="preserve"> supposé (</w:t>
+      </w:r>
+      <m:oMath>
+        <m:sSub>
+          <m:sSubPr>
+            <m:ctrlPr>
+              <w:ins w:id="429" w:author="Tomy Doda" w:date="2026-08-11T17:52:00Z" w16du:dateUtc="2026-08-11T15:52:00Z">
+                <w:rPr>
+                  <w:rFonts w:ascii="Cambria Math" w:hAnsi="Cambria Math"/>
+                  <w:i/>
+                </w:rPr>
+              </w:ins>
+            </m:ctrlPr>
+          </m:sSubPr>
+          <m:e>
+            <m:r>
+              <w:ins w:id="430" w:author="Tomy Doda" w:date="2026-08-11T17:52:00Z" w16du:dateUtc="2026-08-11T15:52:00Z">
+                <w:rPr>
+                  <w:rFonts w:ascii="Cambria Math" w:hAnsi="Cambria Math"/>
+                </w:rPr>
+                <m:t>C</m:t>
+              </w:ins>
+            </m:r>
+          </m:e>
+          <m:sub>
+            <m:r>
+              <w:ins w:id="431" w:author="Tomy Doda" w:date="2026-08-11T17:52:00Z" w16du:dateUtc="2026-08-11T15:52:00Z">
+                <w:rPr>
+                  <w:rFonts w:ascii="Cambria Math" w:hAnsi="Cambria Math"/>
+                </w:rPr>
+                <m:t>in</m:t>
+              </w:ins>
+            </m:r>
+          </m:sub>
+        </m:sSub>
+        <m:r>
+          <w:ins w:id="432" w:author="Tomy Doda" w:date="2026-08-11T17:52:00Z" w16du:dateUtc="2026-08-11T15:52:00Z">
+            <w:rPr>
+              <w:rFonts w:ascii="Cambria Math" w:hAnsi="Cambria Math"/>
+            </w:rPr>
+            <m:t>=0</m:t>
+          </w:ins>
+        </m:r>
+      </m:oMath>
+      <w:del w:id="433" w:author="Tomy Doda" w:date="2026-08-11T17:52:00Z" w16du:dateUtc="2026-08-11T15:52:00Z">
+        <w:r>
+          <w:delText>C_in = 0</w:delText>
+        </w:r>
+      </w:del>
+      <w:r>
+        <w:t>) : pas de source résiduelle ni de relargage différé (sédiments, eaux souterraines de Monthey).</w:t>
       </w:r>
     </w:p>
     <w:p>
@@ -2497,8 +4919,18 @@
         <w:spacing w:after="45"/>
       </w:pPr>
       <w:r>
-        <w:t xml:space="preserve">Pas de données de calibration/validation </w:t>
-      </w:r>
+        <w:t>Pas de données de calibration/validation</w:t>
+      </w:r>
+      <w:ins w:id="434" w:author="Tomy Doda" w:date="2026-08-11T17:52:00Z" w16du:dateUtc="2026-08-11T15:52:00Z">
+        <w:r>
+          <w:t>.</w:t>
+        </w:r>
+      </w:ins>
+      <w:del w:id="435" w:author="Tomy Doda" w:date="2026-08-11T17:52:00Z" w16du:dateUtc="2026-08-11T15:52:00Z">
+        <w:r>
+          <w:delText xml:space="preserve"> </w:delText>
+        </w:r>
+      </w:del>
     </w:p>
     <w:p>
       <w:pPr>
@@ -2519,17 +4951,64 @@
         <w:jc w:val="both"/>
       </w:pPr>
       <w:r>
-        <w:t>En admettant un arrêt complet depuis 2025, le modèle indique un temps de résorption de l'ordre de 20 à 23 ans pour repasser sous 0,1 µg/l, aussi bien pour un brassage périodique à 10 ans que pour le scénario stochastique</w:t>
-      </w:r>
-      <w:r>
-        <w:t>;</w:t>
-      </w:r>
-      <w:r>
-        <w:t xml:space="preserve"> une convergence qui renforce la robustesse qualitative du résultat, dans les limites du cadre simplifié adopté.</w:t>
-      </w:r>
+        <w:t xml:space="preserve">En admettant un arrêt complet depuis 2025, le modèle indique un temps de résorption de l'ordre de 20 à </w:t>
+      </w:r>
+      <w:del w:id="436" w:author="Tomy Doda" w:date="2026-08-11T17:52:00Z" w16du:dateUtc="2026-08-11T15:52:00Z">
+        <w:r>
+          <w:delText xml:space="preserve">23 </w:delText>
+        </w:r>
+      </w:del>
+      <w:ins w:id="437" w:author="Tomy Doda" w:date="2026-08-11T17:52:00Z" w16du:dateUtc="2026-08-11T15:52:00Z">
+        <w:r>
+          <w:t>2</w:t>
+        </w:r>
+        <w:r>
+          <w:t>5</w:t>
+        </w:r>
+        <w:r>
+          <w:t xml:space="preserve"> </w:t>
+        </w:r>
+      </w:ins>
+      <w:r>
+        <w:t>ans pour repasser sous 0,1 µg/l, aussi bien pour un brassage périodique à 10 ans que pour le scénario stochastique</w:t>
+      </w:r>
+      <w:ins w:id="438" w:author="Tomy Doda" w:date="2026-08-11T17:53:00Z" w16du:dateUtc="2026-08-11T15:53:00Z">
+        <w:r>
+          <w:t>.</w:t>
+        </w:r>
+      </w:ins>
+      <w:del w:id="439" w:author="Tomy Doda" w:date="2026-08-11T17:53:00Z" w16du:dateUtc="2026-08-11T15:53:00Z">
+        <w:r>
+          <w:delText>;</w:delText>
+        </w:r>
+      </w:del>
       <w:r>
         <w:t xml:space="preserve"> </w:t>
       </w:r>
+      <w:ins w:id="440" w:author="Tomy Doda" w:date="2026-08-11T17:53:00Z" w16du:dateUtc="2026-08-11T15:53:00Z">
+        <w:r>
+          <w:t>Cette</w:t>
+        </w:r>
+      </w:ins>
+      <w:del w:id="441" w:author="Tomy Doda" w:date="2026-08-11T17:53:00Z" w16du:dateUtc="2026-08-11T15:53:00Z">
+        <w:r>
+          <w:delText>une</w:delText>
+        </w:r>
+      </w:del>
+      <w:r>
+        <w:t xml:space="preserve"> convergence </w:t>
+      </w:r>
+      <w:del w:id="442" w:author="Tomy Doda" w:date="2026-08-11T17:53:00Z" w16du:dateUtc="2026-08-11T15:53:00Z">
+        <w:r>
+          <w:delText xml:space="preserve">qui </w:delText>
+        </w:r>
+      </w:del>
+      <w:r>
+        <w:t>renforce la robustesse qualitative du résultat, dans les limites du cadre simplifié adopté.</w:t>
+      </w:r>
+      <w:r>
+        <w:t xml:space="preserve"> </w:t>
+      </w:r>
       <w:r>
         <w:t>Cet horizon de deux décennies</w:t>
       </w:r>
@@ -2537,27 +5016,49 @@
         <w:t xml:space="preserve"> est</w:t>
       </w:r>
       <w:r>
-        <w:t xml:space="preserve"> cohérent avec le temps de résidence théorique du Léman (~11 ans).</w:t>
+        <w:t xml:space="preserve"> cohérent avec le temps de résidence théorique du Léman </w:t>
+      </w:r>
+      <w:ins w:id="443" w:author="Tomy Doda" w:date="2026-08-11T17:53:00Z" w16du:dateUtc="2026-08-11T15:53:00Z">
+        <w:r>
+          <w:t xml:space="preserve">d’environ </w:t>
+        </w:r>
+      </w:ins>
+      <w:del w:id="444" w:author="Tomy Doda" w:date="2026-08-11T17:53:00Z" w16du:dateUtc="2026-08-11T15:53:00Z">
+        <w:r>
+          <w:delText>(~</w:delText>
+        </w:r>
+      </w:del>
+      <w:r>
+        <w:t>11 ans</w:t>
+      </w:r>
+      <w:del w:id="445" w:author="Tomy Doda" w:date="2026-08-11T17:53:00Z" w16du:dateUtc="2026-08-11T15:53:00Z">
+        <w:r>
+          <w:delText>)</w:delText>
+        </w:r>
+      </w:del>
+      <w:r>
+        <w:t>.</w:t>
       </w:r>
     </w:p>
     <w:p>
       <w:pPr>
         <w:pStyle w:val="Heading1"/>
         <w:rPr>
-          <w:ins w:id="134" w:author="Tomy Doda" w:date="2026-08-10T11:36:00Z" w16du:dateUtc="2026-08-10T09:36:00Z"/>
-        </w:rPr>
-      </w:pPr>
-      <w:r>
+          <w:ins w:id="446" w:author="Tomy Doda" w:date="2026-08-10T11:36:00Z" w16du:dateUtc="2026-08-10T09:36:00Z"/>
+        </w:rPr>
+      </w:pPr>
+      <w:r>
+        <w:lastRenderedPageBreak/>
         <w:t>Références</w:t>
       </w:r>
     </w:p>
     <w:p>
       <w:pPr>
         <w:rPr>
-          <w:ins w:id="135" w:author="Tomy Doda" w:date="2026-08-10T11:49:00Z" w16du:dateUtc="2026-08-10T09:49:00Z"/>
-        </w:rPr>
-      </w:pPr>
-      <w:ins w:id="136" w:author="Tomy Doda" w:date="2026-08-10T11:36:00Z" w16du:dateUtc="2026-08-10T09:36:00Z">
+          <w:ins w:id="447" w:author="Tomy Doda" w:date="2026-08-10T11:49:00Z" w16du:dateUtc="2026-08-10T09:49:00Z"/>
+        </w:rPr>
+      </w:pPr>
+      <w:ins w:id="448" w:author="Tomy Doda" w:date="2026-08-10T11:36:00Z" w16du:dateUtc="2026-08-10T09:36:00Z">
         <w:r>
           <w:t>Département</w:t>
         </w:r>
@@ -2593,36 +5094,16 @@
     </w:p>
     <w:p>
       <w:pPr>
-        <w:rPr>
-          <w:ins w:id="137" w:author="Tomy Doda" w:date="2026-08-10T11:49:00Z" w16du:dateUtc="2026-08-10T09:49:00Z"/>
-        </w:rPr>
-      </w:pPr>
-    </w:p>
-    <w:p>
-      <w:pPr>
-        <w:rPr>
-          <w:ins w:id="138" w:author="Tomy Doda" w:date="2026-08-10T11:36:00Z" w16du:dateUtc="2026-08-10T09:36:00Z"/>
-        </w:rPr>
-      </w:pPr>
-      <w:commentRangeStart w:id="139"/>
-      <w:ins w:id="140" w:author="Tomy Doda" w:date="2026-08-10T11:49:00Z" w16du:dateUtc="2026-08-10T09:49:00Z">
-        <w:r>
-          <w:t xml:space="preserve"> </w:t>
-        </w:r>
-      </w:ins>
-      <w:commentRangeEnd w:id="139"/>
-      <w:r>
-        <w:rPr>
-          <w:rStyle w:val="CommentReference"/>
-          <w:sz w:val="20"/>
-          <w:szCs w:val="20"/>
-        </w:rPr>
-        <w:commentReference w:id="139"/>
-      </w:r>
-    </w:p>
-    <w:p>
-      <w:pPr>
         <w:pStyle w:val="Heading1"/>
+        <w:numPr>
+          <w:ilvl w:val="0"/>
+          <w:numId w:val="0"/>
+        </w:numPr>
+        <w:pPrChange w:id="449" w:author="Tomy Doda" w:date="2026-08-11T17:53:00Z" w16du:dateUtc="2026-08-11T15:53:00Z">
+          <w:pPr>
+            <w:pStyle w:val="Heading1"/>
+          </w:pPr>
+        </w:pPrChange>
       </w:pPr>
     </w:p>
     <w:sectPr>
@@ -2678,7 +5159,15 @@
         <w:pStyle w:val="CommentText"/>
       </w:pPr>
       <w:r>
-        <w:t xml:space="preserve">Est-ce que Chypo&gt;Cepi peut être expliqué par le fait que hepi est en réalité beaucoup moins profond que nos valeurs durant la majorité de l'année puisqu'on utilise hepi_max (brassage hivernal), et donc que alpha=Qepi/Qtot est plus faible si on le calcule sur l'année? Dans le cas où Cin=0, la dilution de l'hypolimnion serait donc plus rapide avec un pas de temps mensuel qu'avec notre approche. </w:t>
+        <w:t>Est-ce que Chypo&gt;Cepi peut être expliqué par le fait que hepi est en réalité beaucoup moins profond que nos valeurs durant la majorité de l'année puisqu'on utilise hepi_max (brassage hivernal), et donc que l'apport du Rhône dans l'hypolimnion serait plus important (alpha=Qepi/Qtot plus faible) si on le calcule sur l'année? On sous-estimerait donc la dilution de l'hypolimnion ce qui est conservatif (i.e., temps de résorption du triazole plus grand que si le Rhône va plus en profondeur).</w:t>
+      </w:r>
+    </w:p>
+    <w:p>
+      <w:pPr>
+        <w:pStyle w:val="CommentText"/>
+      </w:pPr>
+      <w:r>
+        <w:t>Le temps de résorption du triazole avec un apport du Rhône que dans l'hypolimnion est de 19 ans pour les 3 scénarios donc on reste autour des 20 ans. J'ai ajouté cette info dans les limites.</w:t>
       </w:r>
     </w:p>
   </w:comment>
@@ -2698,7 +5187,7 @@
       </w:r>
     </w:p>
   </w:comment>
-  <w:comment w:id="130" w:author="Tomy Doda" w:date="2026-08-10T17:55:00Z" w:initials="TD">
+  <w:comment w:id="168" w:author="Tomy Doda" w:date="2026-08-11T11:13:00Z" w:initials="TD">
     <w:p>
       <w:pPr>
         <w:pStyle w:val="CommentText"/>
@@ -2710,11 +5199,11 @@
         <w:annotationRef/>
       </w:r>
       <w:r>
-        <w:t>302.5 m</w:t>
+        <w:t>Estimée sur une année ou sur une plus longue période?</w:t>
       </w:r>
     </w:p>
   </w:comment>
-  <w:comment w:id="132" w:author="Tomy Doda" w:date="2026-08-11T09:56:00Z" w:initials="TD">
+  <w:comment w:id="198" w:author="Tomy Doda" w:date="2026-08-11T11:19:00Z" w:initials="TD">
     <w:p>
       <w:pPr>
         <w:pStyle w:val="CommentText"/>
@@ -2726,11 +5215,11 @@
         <w:annotationRef/>
       </w:r>
       <w:r>
-        <w:t>Ex: si aucun apport du Rhône dans l’hypolimnion, aucun échange entre les 2 couches. Flux négligeable si Kz=10^(-6)-10^(-5) m2/s.</w:t>
+        <w:t>A préciser</w:t>
       </w:r>
     </w:p>
   </w:comment>
-  <w:comment w:id="139" w:author="Tomy Doda" w:date="2026-08-10T11:50:00Z" w:initials="TD">
+  <w:comment w:id="255" w:author="Tomy Doda" w:date="2026-08-11T11:26:00Z" w:initials="TD">
     <w:p>
       <w:pPr>
         <w:pStyle w:val="CommentText"/>
@@ -2742,7 +5231,23 @@
         <w:annotationRef/>
       </w:r>
       <w:r>
-        <w:t>Lien vers le repository (avec README)</w:t>
+        <w:t xml:space="preserve">Mettre à jour le notebook lake_geneva_deep_mixing_simulation pour obtenir cette figure. </w:t>
+      </w:r>
+    </w:p>
+  </w:comment>
+  <w:comment w:id="406" w:author="Tomy Doda" w:date="2026-08-11T17:50:00Z" w:initials="TD">
+    <w:p>
+      <w:pPr>
+        <w:pStyle w:val="CommentText"/>
+      </w:pPr>
+      <w:r>
+        <w:rPr>
+          <w:rStyle w:val="CommentReference"/>
+        </w:rPr>
+        <w:annotationRef/>
+      </w:r>
+      <w:r>
+        <w:t>Je ne sais pas s’il faut mentionner qu’on néglige le flux diffusif turbulent, basé sur la différence de concentration entre Cepi et Chypo. Il affecterait surtout les résultats lors des années sans brassage (différences de concentrations entre epi et hypo de ~0.5 ug/l) et seulement si on utilise un Kz&gt;10^(-5) m2/s (flux diffusif ~30 % de Madv). J’ai du mal à voir si Madv prend en compte ce flux diffusif d’une certaine manière… Si tout le Rhône allait dans l’épilimnion, Madv=0 alors qu’il devrait bien y avoir un échange entre les deux couches mêmes sans brassage.</w:t>
       </w:r>
     </w:p>
   </w:comment>
@@ -2754,9 +5259,10 @@
   <w15:commentEx w15:paraId="2C3CF3D8" w15:done="0"/>
   <w15:commentEx w15:paraId="7B8DB8CC" w15:done="0"/>
   <w15:commentEx w15:paraId="521ADD7D" w15:done="0"/>
-  <w15:commentEx w15:paraId="46EFD354" w15:done="0"/>
-  <w15:commentEx w15:paraId="686777BC" w15:done="0"/>
-  <w15:commentEx w15:paraId="5EE273D0" w15:done="0"/>
+  <w15:commentEx w15:paraId="32FF6BF4" w15:done="0"/>
+  <w15:commentEx w15:paraId="3311CCC1" w15:done="0"/>
+  <w15:commentEx w15:paraId="272294BA" w15:done="0"/>
+  <w15:commentEx w15:paraId="5639784B" w15:done="0"/>
 </w15:commentsEx>
 </file>
 
@@ -2765,9 +5271,10 @@
   <w16cex:commentExtensible w16cex:durableId="3B684FBB" w16cex:dateUtc="2026-08-10T09:42:00Z"/>
   <w16cex:commentExtensible w16cex:durableId="3D1E1306" w16cex:dateUtc="2026-08-11T07:24:00Z"/>
   <w16cex:commentExtensible w16cex:durableId="61ED0AEE" w16cex:dateUtc="2026-08-11T07:31:00Z"/>
-  <w16cex:commentExtensible w16cex:durableId="26AF5F5D" w16cex:dateUtc="2026-08-10T15:55:00Z"/>
-  <w16cex:commentExtensible w16cex:durableId="6C830E1A" w16cex:dateUtc="2026-08-11T07:56:00Z"/>
-  <w16cex:commentExtensible w16cex:durableId="1508C9FC" w16cex:dateUtc="2026-08-10T09:50:00Z"/>
+  <w16cex:commentExtensible w16cex:durableId="61C16E78" w16cex:dateUtc="2026-08-11T09:13:00Z"/>
+  <w16cex:commentExtensible w16cex:durableId="3BCD7A56" w16cex:dateUtc="2026-08-11T09:19:00Z"/>
+  <w16cex:commentExtensible w16cex:durableId="778B6DBA" w16cex:dateUtc="2026-08-11T09:26:00Z"/>
+  <w16cex:commentExtensible w16cex:durableId="5CCD3CAE" w16cex:dateUtc="2026-08-11T15:50:00Z"/>
 </w16cex:commentsExtensible>
 </file>
 
@@ -2776,9 +5283,10 @@
   <w16cid:commentId w16cid:paraId="2C3CF3D8" w16cid:durableId="3B684FBB"/>
   <w16cid:commentId w16cid:paraId="7B8DB8CC" w16cid:durableId="3D1E1306"/>
   <w16cid:commentId w16cid:paraId="521ADD7D" w16cid:durableId="61ED0AEE"/>
-  <w16cid:commentId w16cid:paraId="46EFD354" w16cid:durableId="26AF5F5D"/>
-  <w16cid:commentId w16cid:paraId="686777BC" w16cid:durableId="6C830E1A"/>
-  <w16cid:commentId w16cid:paraId="5EE273D0" w16cid:durableId="1508C9FC"/>
+  <w16cid:commentId w16cid:paraId="32FF6BF4" w16cid:durableId="61C16E78"/>
+  <w16cid:commentId w16cid:paraId="3311CCC1" w16cid:durableId="3BCD7A56"/>
+  <w16cid:commentId w16cid:paraId="272294BA" w16cid:durableId="778B6DBA"/>
+  <w16cid:commentId w16cid:paraId="5639784B" w16cid:durableId="5CCD3CAE"/>
 </w16cid:commentsIds>
 </file>
 
@@ -2959,6 +5467,101 @@
       </w:pPr>
     </w:lvl>
   </w:abstractNum>
+  <w:abstractNum w:abstractNumId="2" w15:restartNumberingAfterBreak="0">
+    <w:nsid w:val="626E669C"/>
+    <w:multiLevelType w:val="multilevel"/>
+    <w:tmpl w:val="04090025"/>
+    <w:lvl w:ilvl="0">
+      <w:start w:val="1"/>
+      <w:numFmt w:val="decimal"/>
+      <w:pStyle w:val="Heading1"/>
+      <w:lvlText w:val="%1"/>
+      <w:lvlJc w:val="left"/>
+      <w:pPr>
+        <w:ind w:left="432" w:hanging="432"/>
+      </w:pPr>
+    </w:lvl>
+    <w:lvl w:ilvl="1">
+      <w:start w:val="1"/>
+      <w:numFmt w:val="decimal"/>
+      <w:pStyle w:val="Heading2"/>
+      <w:lvlText w:val="%1.%2"/>
+      <w:lvlJc w:val="left"/>
+      <w:pPr>
+        <w:ind w:left="576" w:hanging="576"/>
+      </w:pPr>
+    </w:lvl>
+    <w:lvl w:ilvl="2">
+      <w:start w:val="1"/>
+      <w:numFmt w:val="decimal"/>
+      <w:pStyle w:val="Heading3"/>
+      <w:lvlText w:val="%1.%2.%3"/>
+      <w:lvlJc w:val="left"/>
+      <w:pPr>
+        <w:ind w:left="720" w:hanging="720"/>
+      </w:pPr>
+    </w:lvl>
+    <w:lvl w:ilvl="3">
+      <w:start w:val="1"/>
+      <w:numFmt w:val="decimal"/>
+      <w:pStyle w:val="Heading4"/>
+      <w:lvlText w:val="%1.%2.%3.%4"/>
+      <w:lvlJc w:val="left"/>
+      <w:pPr>
+        <w:ind w:left="864" w:hanging="864"/>
+      </w:pPr>
+    </w:lvl>
+    <w:lvl w:ilvl="4">
+      <w:start w:val="1"/>
+      <w:numFmt w:val="decimal"/>
+      <w:pStyle w:val="Heading5"/>
+      <w:lvlText w:val="%1.%2.%3.%4.%5"/>
+      <w:lvlJc w:val="left"/>
+      <w:pPr>
+        <w:ind w:left="1008" w:hanging="1008"/>
+      </w:pPr>
+    </w:lvl>
+    <w:lvl w:ilvl="5">
+      <w:start w:val="1"/>
+      <w:numFmt w:val="decimal"/>
+      <w:pStyle w:val="Heading6"/>
+      <w:lvlText w:val="%1.%2.%3.%4.%5.%6"/>
+      <w:lvlJc w:val="left"/>
+      <w:pPr>
+        <w:ind w:left="1152" w:hanging="1152"/>
+      </w:pPr>
+    </w:lvl>
+    <w:lvl w:ilvl="6">
+      <w:start w:val="1"/>
+      <w:numFmt w:val="decimal"/>
+      <w:pStyle w:val="Heading7"/>
+      <w:lvlText w:val="%1.%2.%3.%4.%5.%6.%7"/>
+      <w:lvlJc w:val="left"/>
+      <w:pPr>
+        <w:ind w:left="1296" w:hanging="1296"/>
+      </w:pPr>
+    </w:lvl>
+    <w:lvl w:ilvl="7">
+      <w:start w:val="1"/>
+      <w:numFmt w:val="decimal"/>
+      <w:pStyle w:val="Heading8"/>
+      <w:lvlText w:val="%1.%2.%3.%4.%5.%6.%7.%8"/>
+      <w:lvlJc w:val="left"/>
+      <w:pPr>
+        <w:ind w:left="1440" w:hanging="1440"/>
+      </w:pPr>
+    </w:lvl>
+    <w:lvl w:ilvl="8">
+      <w:start w:val="1"/>
+      <w:numFmt w:val="decimal"/>
+      <w:pStyle w:val="Heading9"/>
+      <w:lvlText w:val="%1.%2.%3.%4.%5.%6.%7.%8.%9"/>
+      <w:lvlJc w:val="left"/>
+      <w:pPr>
+        <w:ind w:left="1584" w:hanging="1584"/>
+      </w:pPr>
+    </w:lvl>
+  </w:abstractNum>
   <w:num w:numId="1" w16cid:durableId="1675455293">
     <w:abstractNumId w:val="0"/>
     <w:lvlOverride w:ilvl="0">
@@ -2967,6 +5570,9 @@
   </w:num>
   <w:num w:numId="2" w16cid:durableId="163054634">
     <w:abstractNumId w:val="1"/>
+  </w:num>
+  <w:num w:numId="3" w16cid:durableId="1280800080">
+    <w:abstractNumId w:val="2"/>
   </w:num>
 </w:numbering>
 </file>
@@ -3377,6 +5983,9 @@
     <w:uiPriority w:val="9"/>
     <w:qFormat/>
     <w:pPr>
+      <w:numPr>
+        <w:numId w:val="3"/>
+      </w:numPr>
       <w:spacing w:before="200" w:after="90"/>
       <w:outlineLvl w:val="0"/>
     </w:pPr>
@@ -3394,6 +6003,10 @@
     <w:unhideWhenUsed/>
     <w:qFormat/>
     <w:pPr>
+      <w:numPr>
+        <w:ilvl w:val="1"/>
+        <w:numId w:val="3"/>
+      </w:numPr>
       <w:spacing w:before="140" w:after="70"/>
       <w:outlineLvl w:val="1"/>
     </w:pPr>
@@ -3412,6 +6025,10 @@
     <w:unhideWhenUsed/>
     <w:qFormat/>
     <w:pPr>
+      <w:numPr>
+        <w:ilvl w:val="2"/>
+        <w:numId w:val="3"/>
+      </w:numPr>
       <w:outlineLvl w:val="2"/>
     </w:pPr>
     <w:rPr>
@@ -3427,6 +6044,10 @@
     <w:unhideWhenUsed/>
     <w:qFormat/>
     <w:pPr>
+      <w:numPr>
+        <w:ilvl w:val="3"/>
+        <w:numId w:val="3"/>
+      </w:numPr>
       <w:outlineLvl w:val="3"/>
     </w:pPr>
     <w:rPr>
@@ -3442,6 +6063,10 @@
     <w:unhideWhenUsed/>
     <w:qFormat/>
     <w:pPr>
+      <w:numPr>
+        <w:ilvl w:val="4"/>
+        <w:numId w:val="3"/>
+      </w:numPr>
       <w:outlineLvl w:val="4"/>
     </w:pPr>
     <w:rPr>
@@ -3455,10 +6080,97 @@
     <w:unhideWhenUsed/>
     <w:qFormat/>
     <w:pPr>
+      <w:numPr>
+        <w:ilvl w:val="5"/>
+        <w:numId w:val="3"/>
+      </w:numPr>
       <w:outlineLvl w:val="5"/>
     </w:pPr>
     <w:rPr>
       <w:color w:val="1F4D78"/>
+    </w:rPr>
+  </w:style>
+  <w:style w:type="paragraph" w:styleId="Heading7">
+    <w:name w:val="heading 7"/>
+    <w:basedOn w:val="Normal"/>
+    <w:next w:val="Normal"/>
+    <w:link w:val="Heading7Char"/>
+    <w:uiPriority w:val="9"/>
+    <w:semiHidden/>
+    <w:unhideWhenUsed/>
+    <w:qFormat/>
+    <w:rsid w:val="00F017A3"/>
+    <w:pPr>
+      <w:keepNext/>
+      <w:keepLines/>
+      <w:numPr>
+        <w:ilvl w:val="6"/>
+        <w:numId w:val="3"/>
+      </w:numPr>
+      <w:spacing w:before="40"/>
+      <w:outlineLvl w:val="6"/>
+    </w:pPr>
+    <w:rPr>
+      <w:rFonts w:asciiTheme="majorHAnsi" w:eastAsiaTheme="majorEastAsia" w:hAnsiTheme="majorHAnsi" w:cstheme="majorBidi"/>
+      <w:i/>
+      <w:iCs/>
+      <w:color w:val="0A2F40" w:themeColor="accent1" w:themeShade="7F"/>
+    </w:rPr>
+  </w:style>
+  <w:style w:type="paragraph" w:styleId="Heading8">
+    <w:name w:val="heading 8"/>
+    <w:basedOn w:val="Normal"/>
+    <w:next w:val="Normal"/>
+    <w:link w:val="Heading8Char"/>
+    <w:uiPriority w:val="9"/>
+    <w:semiHidden/>
+    <w:unhideWhenUsed/>
+    <w:qFormat/>
+    <w:rsid w:val="00F017A3"/>
+    <w:pPr>
+      <w:keepNext/>
+      <w:keepLines/>
+      <w:numPr>
+        <w:ilvl w:val="7"/>
+        <w:numId w:val="3"/>
+      </w:numPr>
+      <w:spacing w:before="40"/>
+      <w:outlineLvl w:val="7"/>
+    </w:pPr>
+    <w:rPr>
+      <w:rFonts w:asciiTheme="majorHAnsi" w:eastAsiaTheme="majorEastAsia" w:hAnsiTheme="majorHAnsi" w:cstheme="majorBidi"/>
+      <w:color w:val="272727" w:themeColor="text1" w:themeTint="D8"/>
+      <w:sz w:val="21"/>
+      <w:szCs w:val="21"/>
+    </w:rPr>
+  </w:style>
+  <w:style w:type="paragraph" w:styleId="Heading9">
+    <w:name w:val="heading 9"/>
+    <w:basedOn w:val="Normal"/>
+    <w:next w:val="Normal"/>
+    <w:link w:val="Heading9Char"/>
+    <w:uiPriority w:val="9"/>
+    <w:semiHidden/>
+    <w:unhideWhenUsed/>
+    <w:qFormat/>
+    <w:rsid w:val="00F017A3"/>
+    <w:pPr>
+      <w:keepNext/>
+      <w:keepLines/>
+      <w:numPr>
+        <w:ilvl w:val="8"/>
+        <w:numId w:val="3"/>
+      </w:numPr>
+      <w:spacing w:before="40"/>
+      <w:outlineLvl w:val="8"/>
+    </w:pPr>
+    <w:rPr>
+      <w:rFonts w:asciiTheme="majorHAnsi" w:eastAsiaTheme="majorEastAsia" w:hAnsiTheme="majorHAnsi" w:cstheme="majorBidi"/>
+      <w:i/>
+      <w:iCs/>
+      <w:color w:val="272727" w:themeColor="text1" w:themeTint="D8"/>
+      <w:sz w:val="21"/>
+      <w:szCs w:val="21"/>
     </w:rPr>
   </w:style>
   <w:style w:type="character" w:default="1" w:styleId="DefaultParagraphFont">
@@ -3640,6 +6352,50 @@
     <w:rsid w:val="001139A7"/>
     <w:rPr>
       <w:color w:val="666666"/>
+    </w:rPr>
+  </w:style>
+  <w:style w:type="character" w:customStyle="1" w:styleId="Heading7Char">
+    <w:name w:val="Heading 7 Char"/>
+    <w:basedOn w:val="DefaultParagraphFont"/>
+    <w:link w:val="Heading7"/>
+    <w:uiPriority w:val="9"/>
+    <w:semiHidden/>
+    <w:rsid w:val="00F017A3"/>
+    <w:rPr>
+      <w:rFonts w:asciiTheme="majorHAnsi" w:eastAsiaTheme="majorEastAsia" w:hAnsiTheme="majorHAnsi" w:cstheme="majorBidi"/>
+      <w:i/>
+      <w:iCs/>
+      <w:color w:val="0A2F40" w:themeColor="accent1" w:themeShade="7F"/>
+    </w:rPr>
+  </w:style>
+  <w:style w:type="character" w:customStyle="1" w:styleId="Heading8Char">
+    <w:name w:val="Heading 8 Char"/>
+    <w:basedOn w:val="DefaultParagraphFont"/>
+    <w:link w:val="Heading8"/>
+    <w:uiPriority w:val="9"/>
+    <w:semiHidden/>
+    <w:rsid w:val="00F017A3"/>
+    <w:rPr>
+      <w:rFonts w:asciiTheme="majorHAnsi" w:eastAsiaTheme="majorEastAsia" w:hAnsiTheme="majorHAnsi" w:cstheme="majorBidi"/>
+      <w:color w:val="272727" w:themeColor="text1" w:themeTint="D8"/>
+      <w:sz w:val="21"/>
+      <w:szCs w:val="21"/>
+    </w:rPr>
+  </w:style>
+  <w:style w:type="character" w:customStyle="1" w:styleId="Heading9Char">
+    <w:name w:val="Heading 9 Char"/>
+    <w:basedOn w:val="DefaultParagraphFont"/>
+    <w:link w:val="Heading9"/>
+    <w:uiPriority w:val="9"/>
+    <w:semiHidden/>
+    <w:rsid w:val="00F017A3"/>
+    <w:rPr>
+      <w:rFonts w:asciiTheme="majorHAnsi" w:eastAsiaTheme="majorEastAsia" w:hAnsiTheme="majorHAnsi" w:cstheme="majorBidi"/>
+      <w:i/>
+      <w:iCs/>
+      <w:color w:val="272727" w:themeColor="text1" w:themeTint="D8"/>
+      <w:sz w:val="21"/>
+      <w:szCs w:val="21"/>
     </w:rPr>
   </w:style>
 </w:styles>

--- a/report/Rapport_triazole_Leman_TD.docx
+++ b/report/Rapport_triazole_Leman_TD.docx
@@ -200,8 +200,13 @@
       <w:pPr>
         <w:pStyle w:val="Heading1"/>
       </w:pPr>
-      <w:r>
-        <w:t>1. Contexte et problématique</w:t>
+      <w:del w:id="0" w:author="Tomy Doda" w:date="2026-08-11T18:00:00Z" w16du:dateUtc="2026-08-11T16:00:00Z">
+        <w:r>
+          <w:delText xml:space="preserve">1. </w:delText>
+        </w:r>
+      </w:del>
+      <w:r>
+        <w:t>Contexte et problématique</w:t>
       </w:r>
     </w:p>
     <w:p>
@@ -218,32 +223,32 @@
       <w:r>
         <w:t>(</w:t>
       </w:r>
-      <w:ins w:id="0" w:author="Tomy Doda" w:date="2026-08-10T11:38:00Z" w16du:dateUtc="2026-08-10T09:38:00Z">
+      <w:ins w:id="1" w:author="Tomy Doda" w:date="2026-08-10T11:38:00Z" w16du:dateUtc="2026-08-10T09:38:00Z">
         <w:r>
           <w:t>D</w:t>
         </w:r>
       </w:ins>
-      <w:ins w:id="1" w:author="Tomy Doda" w:date="2026-08-10T11:36:00Z">
+      <w:ins w:id="2" w:author="Tomy Doda" w:date="2026-08-10T11:36:00Z">
         <w:r>
           <w:t xml:space="preserve">FI, 2016, annexe </w:t>
         </w:r>
       </w:ins>
-      <w:ins w:id="2" w:author="Tomy Doda" w:date="2026-08-10T11:37:00Z" w16du:dateUtc="2026-08-10T09:37:00Z">
+      <w:ins w:id="3" w:author="Tomy Doda" w:date="2026-08-10T11:37:00Z" w16du:dateUtc="2026-08-10T09:37:00Z">
         <w:r>
           <w:t>1</w:t>
         </w:r>
       </w:ins>
-      <w:ins w:id="3" w:author="Tomy Doda" w:date="2026-08-10T11:38:00Z" w16du:dateUtc="2026-08-10T09:38:00Z">
+      <w:ins w:id="4" w:author="Tomy Doda" w:date="2026-08-10T11:38:00Z" w16du:dateUtc="2026-08-10T09:38:00Z">
         <w:r>
           <w:t xml:space="preserve"> pour les </w:t>
         </w:r>
       </w:ins>
-      <w:ins w:id="4" w:author="Tomy Doda" w:date="2026-08-10T11:39:00Z" w16du:dateUtc="2026-08-10T09:39:00Z">
+      <w:ins w:id="5" w:author="Tomy Doda" w:date="2026-08-10T11:39:00Z" w16du:dateUtc="2026-08-10T09:39:00Z">
         <w:r>
           <w:t>pesticides</w:t>
         </w:r>
       </w:ins>
-      <w:del w:id="5" w:author="Tomy Doda" w:date="2026-08-10T11:36:00Z" w16du:dateUtc="2026-08-10T09:36:00Z">
+      <w:del w:id="6" w:author="Tomy Doda" w:date="2026-08-10T11:36:00Z" w16du:dateUtc="2026-08-10T09:36:00Z">
         <w:r>
           <w:rPr>
             <w:highlight w:val="yellow"/>
@@ -284,22 +289,22 @@
       <w:r>
         <w:t>-il pour que la concentration dans le lac repasse sous 0,1 µg/l ? La réponse dépend surtout de la fréquence des brassages profonds qui homogénéisent surface et profondeur, et de la distribution en profondeur d'équilibrage des eaux entrant dans le Léman. Pour cela, nous utilisons un modèle simplifié à deux compartiments</w:t>
       </w:r>
-      <w:ins w:id="6" w:author="Tomy Doda" w:date="2026-08-10T11:40:00Z" w16du:dateUtc="2026-08-10T09:40:00Z">
+      <w:ins w:id="7" w:author="Tomy Doda" w:date="2026-08-10T11:40:00Z" w16du:dateUtc="2026-08-10T09:40:00Z">
         <w:r>
           <w:t xml:space="preserve"> (</w:t>
         </w:r>
       </w:ins>
-      <w:ins w:id="7" w:author="Tomy Doda" w:date="2026-08-10T11:50:00Z" w16du:dateUtc="2026-08-10T09:50:00Z">
+      <w:ins w:id="8" w:author="Tomy Doda" w:date="2026-08-10T11:50:00Z" w16du:dateUtc="2026-08-10T09:50:00Z">
         <w:r>
           <w:t>é</w:t>
         </w:r>
       </w:ins>
-      <w:ins w:id="8" w:author="Tomy Doda" w:date="2026-08-10T11:40:00Z" w16du:dateUtc="2026-08-10T09:40:00Z">
+      <w:ins w:id="9" w:author="Tomy Doda" w:date="2026-08-10T11:40:00Z" w16du:dateUtc="2026-08-10T09:40:00Z">
         <w:r>
           <w:t>pilimnion / hypolimnion)</w:t>
         </w:r>
       </w:ins>
-      <w:del w:id="9" w:author="Tomy Doda" w:date="2026-08-10T11:40:00Z" w16du:dateUtc="2026-08-10T09:40:00Z">
+      <w:del w:id="10" w:author="Tomy Doda" w:date="2026-08-10T11:40:00Z" w16du:dateUtc="2026-08-10T09:40:00Z">
         <w:r>
           <w:delText>.</w:delText>
         </w:r>
@@ -309,8 +314,13 @@
       <w:pPr>
         <w:pStyle w:val="Heading1"/>
       </w:pPr>
-      <w:r>
-        <w:t>2. Conditions initiales</w:t>
+      <w:del w:id="11" w:author="Tomy Doda" w:date="2026-08-11T18:00:00Z" w16du:dateUtc="2026-08-11T16:00:00Z">
+        <w:r>
+          <w:delText xml:space="preserve">2. </w:delText>
+        </w:r>
+      </w:del>
+      <w:r>
+        <w:t>Conditions initiales</w:t>
       </w:r>
     </w:p>
     <w:p>
@@ -321,28 +331,28 @@
       <w:r>
         <w:t xml:space="preserve">Le </w:t>
       </w:r>
-      <w:commentRangeStart w:id="10"/>
+      <w:commentRangeStart w:id="12"/>
       <w:r>
         <w:t>profil vertical mesuré à la station SHL2 (centre du Grand Lac)</w:t>
       </w:r>
-      <w:commentRangeEnd w:id="10"/>
+      <w:commentRangeEnd w:id="12"/>
       <w:r>
         <w:rPr>
           <w:rStyle w:val="CommentReference"/>
           <w:sz w:val="20"/>
           <w:szCs w:val="20"/>
         </w:rPr>
-        <w:commentReference w:id="10"/>
+        <w:commentReference w:id="12"/>
       </w:r>
       <w:r>
         <w:t xml:space="preserve"> sert de condition initiale : 5 points de 1 à 305 m, de 0,35 à 0,94 µg/l</w:t>
       </w:r>
-      <w:ins w:id="11" w:author="Tomy Doda" w:date="2026-08-10T17:22:00Z" w16du:dateUtc="2026-08-10T15:22:00Z">
+      <w:ins w:id="13" w:author="Tomy Doda" w:date="2026-08-10T17:22:00Z" w16du:dateUtc="2026-08-10T15:22:00Z">
         <w:r>
           <w:t xml:space="preserve"> (Fig. 1)</w:t>
         </w:r>
       </w:ins>
-      <w:ins w:id="12" w:author="Tomy Doda" w:date="2026-08-10T11:41:00Z" w16du:dateUtc="2026-08-10T09:41:00Z">
+      <w:ins w:id="14" w:author="Tomy Doda" w:date="2026-08-10T11:41:00Z" w16du:dateUtc="2026-08-10T09:41:00Z">
         <w:r>
           <w:t xml:space="preserve">. </w:t>
         </w:r>
@@ -350,7 +360,7 @@
           <w:t xml:space="preserve">L’augmentation de concentration avec la profondeur </w:t>
         </w:r>
       </w:ins>
-      <w:del w:id="13" w:author="Tomy Doda" w:date="2026-08-10T11:41:00Z" w16du:dateUtc="2026-08-10T09:41:00Z">
+      <w:del w:id="15" w:author="Tomy Doda" w:date="2026-08-10T11:41:00Z" w16du:dateUtc="2026-08-10T09:41:00Z">
         <w:r>
           <w:delText xml:space="preserve">, </w:delText>
         </w:r>
@@ -358,7 +368,7 @@
           <w:delText>stratification</w:delText>
         </w:r>
       </w:del>
-      <w:ins w:id="14" w:author="Tomy Doda" w:date="2026-08-10T11:41:00Z" w16du:dateUtc="2026-08-10T09:41:00Z">
+      <w:ins w:id="16" w:author="Tomy Doda" w:date="2026-08-10T11:41:00Z" w16du:dateUtc="2026-08-10T09:41:00Z">
         <w:r>
           <w:t>est</w:t>
         </w:r>
@@ -366,18 +376,18 @@
       <w:r>
         <w:t xml:space="preserve"> </w:t>
       </w:r>
-      <w:commentRangeStart w:id="15"/>
+      <w:commentRangeStart w:id="17"/>
       <w:r>
         <w:t>cohérente avec un apport du Rhône qui plonge en profondeur.</w:t>
       </w:r>
-      <w:commentRangeEnd w:id="15"/>
+      <w:commentRangeEnd w:id="17"/>
       <w:r>
         <w:rPr>
           <w:rStyle w:val="CommentReference"/>
           <w:sz w:val="20"/>
           <w:szCs w:val="20"/>
         </w:rPr>
-        <w:commentReference w:id="15"/>
+        <w:commentReference w:id="17"/>
       </w:r>
     </w:p>
     <w:p>
@@ -385,10 +395,10 @@
         <w:spacing w:before="70" w:after="35"/>
         <w:jc w:val="center"/>
         <w:rPr>
-          <w:ins w:id="16" w:author="Tomy Doda" w:date="2026-08-10T17:16:00Z" w16du:dateUtc="2026-08-10T15:16:00Z"/>
-        </w:rPr>
-      </w:pPr>
-      <w:del w:id="17" w:author="Tomy Doda" w:date="2026-08-10T17:16:00Z" w16du:dateUtc="2026-08-10T15:16:00Z">
+          <w:ins w:id="18" w:author="Tomy Doda" w:date="2026-08-10T17:16:00Z" w16du:dateUtc="2026-08-10T15:16:00Z"/>
+        </w:rPr>
+      </w:pPr>
+      <w:del w:id="19" w:author="Tomy Doda" w:date="2026-08-10T17:16:00Z" w16du:dateUtc="2026-08-10T15:16:00Z">
         <w:r>
           <w:rPr>
             <w:noProof/>
@@ -439,7 +449,7 @@
         <w:spacing w:before="70" w:after="35"/>
         <w:jc w:val="center"/>
       </w:pPr>
-      <w:ins w:id="18" w:author="Tomy Doda" w:date="2026-08-10T17:16:00Z" w16du:dateUtc="2026-08-10T15:16:00Z">
+      <w:ins w:id="20" w:author="Tomy Doda" w:date="2026-08-10T17:16:00Z" w16du:dateUtc="2026-08-10T15:16:00Z">
         <w:r>
           <w:rPr>
             <w:noProof/>
@@ -510,7 +520,7 @@
         </w:rPr>
         <w:t xml:space="preserve">Figure 1 — Profil de concentration </w:t>
       </w:r>
-      <w:commentRangeStart w:id="19"/>
+      <w:commentRangeStart w:id="21"/>
       <w:r>
         <w:rPr>
           <w:i/>
@@ -521,7 +531,7 @@
         </w:rPr>
         <w:t xml:space="preserve">mesuré à SHL2 (points) </w:t>
       </w:r>
-      <w:commentRangeEnd w:id="19"/>
+      <w:commentRangeEnd w:id="21"/>
       <w:r>
         <w:rPr>
           <w:rStyle w:val="CommentReference"/>
@@ -529,7 +539,7 @@
           <w:iCs/>
           <w:color w:val="555555"/>
         </w:rPr>
-        <w:commentReference w:id="19"/>
+        <w:commentReference w:id="21"/>
       </w:r>
       <w:r>
         <w:rPr>
@@ -546,8 +556,13 @@
       <w:pPr>
         <w:pStyle w:val="Heading1"/>
       </w:pPr>
-      <w:r>
-        <w:t>3. Méthode : modèle à deux compartiments</w:t>
+      <w:del w:id="22" w:author="Tomy Doda" w:date="2026-08-11T18:00:00Z" w16du:dateUtc="2026-08-11T16:00:00Z">
+        <w:r>
+          <w:delText xml:space="preserve">3. </w:delText>
+        </w:r>
+      </w:del>
+      <w:r>
+        <w:t>Méthode : modèle à deux compartiments</w:t>
       </w:r>
     </w:p>
     <w:p>
@@ -558,7 +573,7 @@
       <w:r>
         <w:t xml:space="preserve">Le lac est représenté par deux </w:t>
       </w:r>
-      <w:ins w:id="20" w:author="Tomy Doda" w:date="2026-08-11T11:02:00Z" w16du:dateUtc="2026-08-11T09:02:00Z">
+      <w:ins w:id="23" w:author="Tomy Doda" w:date="2026-08-11T11:02:00Z" w16du:dateUtc="2026-08-11T09:02:00Z">
         <w:r>
           <w:t xml:space="preserve">couches (ou </w:t>
         </w:r>
@@ -566,7 +581,7 @@
       <w:r>
         <w:t>boîtes</w:t>
       </w:r>
-      <w:ins w:id="21" w:author="Tomy Doda" w:date="2026-08-11T11:02:00Z" w16du:dateUtc="2026-08-11T09:02:00Z">
+      <w:ins w:id="24" w:author="Tomy Doda" w:date="2026-08-11T11:02:00Z" w16du:dateUtc="2026-08-11T09:02:00Z">
         <w:r>
           <w:t>)</w:t>
         </w:r>
@@ -574,12 +589,12 @@
       <w:r>
         <w:t xml:space="preserve"> homogènes, épilimnion (</w:t>
       </w:r>
-      <w:ins w:id="22" w:author="Tomy Doda" w:date="2026-08-10T17:17:00Z" w16du:dateUtc="2026-08-10T15:17:00Z">
+      <w:ins w:id="25" w:author="Tomy Doda" w:date="2026-08-10T17:17:00Z" w16du:dateUtc="2026-08-10T15:17:00Z">
         <w:r>
           <w:t>concentrat</w:t>
         </w:r>
       </w:ins>
-      <w:ins w:id="23" w:author="Tomy Doda" w:date="2026-08-10T17:18:00Z" w16du:dateUtc="2026-08-10T15:18:00Z">
+      <w:ins w:id="26" w:author="Tomy Doda" w:date="2026-08-10T17:18:00Z" w16du:dateUtc="2026-08-10T15:18:00Z">
         <w:r>
           <w:t>ion</w:t>
         </w:r>
@@ -591,7 +606,7 @@
         <m:sSub>
           <m:sSubPr>
             <m:ctrlPr>
-              <w:ins w:id="24" w:author="Tomy Doda" w:date="2026-08-10T17:18:00Z" w16du:dateUtc="2026-08-10T15:18:00Z">
+              <w:ins w:id="27" w:author="Tomy Doda" w:date="2026-08-10T17:18:00Z" w16du:dateUtc="2026-08-10T15:18:00Z">
                 <w:rPr>
                   <w:rFonts w:ascii="Cambria Math" w:hAnsi="Cambria Math"/>
                   <w:i/>
@@ -601,7 +616,7 @@
           </m:sSubPr>
           <m:e>
             <m:r>
-              <w:ins w:id="25" w:author="Tomy Doda" w:date="2026-08-10T17:18:00Z" w16du:dateUtc="2026-08-10T15:18:00Z">
+              <w:ins w:id="28" w:author="Tomy Doda" w:date="2026-08-10T17:18:00Z" w16du:dateUtc="2026-08-10T15:18:00Z">
                 <w:rPr>
                   <w:rFonts w:ascii="Cambria Math" w:hAnsi="Cambria Math"/>
                 </w:rPr>
@@ -611,7 +626,7 @@
           </m:e>
           <m:sub>
             <m:r>
-              <w:ins w:id="26" w:author="Tomy Doda" w:date="2026-08-10T17:18:00Z" w16du:dateUtc="2026-08-10T15:18:00Z">
+              <w:ins w:id="29" w:author="Tomy Doda" w:date="2026-08-10T17:18:00Z" w16du:dateUtc="2026-08-10T15:18:00Z">
                 <w:rPr>
                   <w:rFonts w:ascii="Cambria Math" w:hAnsi="Cambria Math"/>
                 </w:rPr>
@@ -621,7 +636,7 @@
           </m:sub>
         </m:sSub>
       </m:oMath>
-      <w:del w:id="27" w:author="Tomy Doda" w:date="2026-08-10T17:18:00Z" w16du:dateUtc="2026-08-10T15:18:00Z">
+      <w:del w:id="30" w:author="Tomy Doda" w:date="2026-08-10T17:18:00Z" w16du:dateUtc="2026-08-10T15:18:00Z">
         <w:r>
           <w:delText>C_epi</w:delText>
         </w:r>
@@ -629,7 +644,7 @@
       <w:r>
         <w:t>) et hypolimnion (</w:t>
       </w:r>
-      <w:ins w:id="28" w:author="Tomy Doda" w:date="2026-08-10T17:18:00Z" w16du:dateUtc="2026-08-10T15:18:00Z">
+      <w:ins w:id="31" w:author="Tomy Doda" w:date="2026-08-10T17:18:00Z" w16du:dateUtc="2026-08-10T15:18:00Z">
         <w:r>
           <w:t xml:space="preserve">concentration </w:t>
         </w:r>
@@ -638,7 +653,7 @@
         <m:sSub>
           <m:sSubPr>
             <m:ctrlPr>
-              <w:ins w:id="29" w:author="Tomy Doda" w:date="2026-08-10T17:19:00Z" w16du:dateUtc="2026-08-10T15:19:00Z">
+              <w:ins w:id="32" w:author="Tomy Doda" w:date="2026-08-10T17:19:00Z" w16du:dateUtc="2026-08-10T15:19:00Z">
                 <w:rPr>
                   <w:rFonts w:ascii="Cambria Math" w:hAnsi="Cambria Math"/>
                   <w:i/>
@@ -648,7 +663,7 @@
           </m:sSubPr>
           <m:e>
             <m:r>
-              <w:ins w:id="30" w:author="Tomy Doda" w:date="2026-08-10T17:19:00Z" w16du:dateUtc="2026-08-10T15:19:00Z">
+              <w:ins w:id="33" w:author="Tomy Doda" w:date="2026-08-10T17:19:00Z" w16du:dateUtc="2026-08-10T15:19:00Z">
                 <w:rPr>
                   <w:rFonts w:ascii="Cambria Math" w:hAnsi="Cambria Math"/>
                 </w:rPr>
@@ -658,7 +673,7 @@
           </m:e>
           <m:sub>
             <m:r>
-              <w:ins w:id="31" w:author="Tomy Doda" w:date="2026-08-10T17:19:00Z" w16du:dateUtc="2026-08-10T15:19:00Z">
+              <w:ins w:id="34" w:author="Tomy Doda" w:date="2026-08-10T17:19:00Z" w16du:dateUtc="2026-08-10T15:19:00Z">
                 <w:rPr>
                   <w:rFonts w:ascii="Cambria Math" w:hAnsi="Cambria Math"/>
                 </w:rPr>
@@ -668,7 +683,7 @@
           </m:sub>
         </m:sSub>
       </m:oMath>
-      <w:del w:id="32" w:author="Tomy Doda" w:date="2026-08-10T17:19:00Z" w16du:dateUtc="2026-08-10T15:19:00Z">
+      <w:del w:id="35" w:author="Tomy Doda" w:date="2026-08-10T17:19:00Z" w16du:dateUtc="2026-08-10T15:19:00Z">
         <w:r>
           <w:delText>C_hypo</w:delText>
         </w:r>
@@ -676,17 +691,17 @@
       <w:r>
         <w:t>)</w:t>
       </w:r>
-      <w:ins w:id="33" w:author="Tomy Doda" w:date="2026-08-10T17:22:00Z" w16du:dateUtc="2026-08-10T15:22:00Z">
+      <w:ins w:id="36" w:author="Tomy Doda" w:date="2026-08-10T17:22:00Z" w16du:dateUtc="2026-08-10T15:22:00Z">
         <w:r>
           <w:t xml:space="preserve"> (Fig. 2)</w:t>
         </w:r>
       </w:ins>
-      <w:ins w:id="34" w:author="Tomy Doda" w:date="2026-08-11T11:10:00Z" w16du:dateUtc="2026-08-11T09:10:00Z">
+      <w:ins w:id="37" w:author="Tomy Doda" w:date="2026-08-11T11:10:00Z" w16du:dateUtc="2026-08-11T09:10:00Z">
         <w:r>
           <w:t xml:space="preserve"> et le modèle est </w:t>
         </w:r>
       </w:ins>
-      <w:ins w:id="35" w:author="Tomy Doda" w:date="2026-08-11T11:11:00Z" w16du:dateUtc="2026-08-11T09:11:00Z">
+      <w:ins w:id="38" w:author="Tomy Doda" w:date="2026-08-11T11:11:00Z" w16du:dateUtc="2026-08-11T09:11:00Z">
         <w:r>
           <w:t xml:space="preserve">exécuté </w:t>
         </w:r>
@@ -694,7 +709,7 @@
           <w:t>au pas de temps annuel</w:t>
         </w:r>
       </w:ins>
-      <w:ins w:id="36" w:author="Tomy Doda" w:date="2026-08-11T11:40:00Z" w16du:dateUtc="2026-08-11T09:40:00Z">
+      <w:ins w:id="39" w:author="Tomy Doda" w:date="2026-08-11T11:40:00Z" w16du:dateUtc="2026-08-11T09:40:00Z">
         <w:r>
           <w:t xml:space="preserve"> sur</w:t>
         </w:r>
@@ -702,23 +717,19 @@
           <w:t xml:space="preserve"> une période de 50 ans</w:t>
         </w:r>
       </w:ins>
-      <w:del w:id="37" w:author="Tomy Doda" w:date="2026-08-11T11:10:00Z" w16du:dateUtc="2026-08-11T09:10:00Z">
+      <w:del w:id="40" w:author="Tomy Doda" w:date="2026-08-11T11:10:00Z" w16du:dateUtc="2026-08-11T09:10:00Z">
         <w:r>
           <w:delText>.</w:delText>
         </w:r>
       </w:del>
       <w:r>
-        <w:t xml:space="preserve"> Le débit </w:t>
-      </w:r>
-      <w:r>
-        <w:lastRenderedPageBreak/>
-        <w:t>du Rhône est supposé constant (</w:t>
+        <w:t xml:space="preserve"> Le débit du Rhône est supposé constant (</w:t>
       </w:r>
       <m:oMath>
         <m:sSub>
           <m:sSubPr>
             <m:ctrlPr>
-              <w:ins w:id="38" w:author="Tomy Doda" w:date="2026-08-10T17:19:00Z" w16du:dateUtc="2026-08-10T15:19:00Z">
+              <w:ins w:id="41" w:author="Tomy Doda" w:date="2026-08-10T17:19:00Z" w16du:dateUtc="2026-08-10T15:19:00Z">
                 <w:rPr>
                   <w:rFonts w:ascii="Cambria Math" w:hAnsi="Cambria Math"/>
                   <w:i/>
@@ -728,7 +739,7 @@
           </m:sSubPr>
           <m:e>
             <m:r>
-              <w:ins w:id="39" w:author="Tomy Doda" w:date="2026-08-10T17:19:00Z" w16du:dateUtc="2026-08-10T15:19:00Z">
+              <w:ins w:id="42" w:author="Tomy Doda" w:date="2026-08-10T17:19:00Z" w16du:dateUtc="2026-08-10T15:19:00Z">
                 <w:rPr>
                   <w:rFonts w:ascii="Cambria Math" w:hAnsi="Cambria Math"/>
                 </w:rPr>
@@ -738,7 +749,7 @@
           </m:e>
           <m:sub>
             <m:r>
-              <w:ins w:id="40" w:author="Tomy Doda" w:date="2026-08-10T17:19:00Z" w16du:dateUtc="2026-08-10T15:19:00Z">
+              <w:ins w:id="43" w:author="Tomy Doda" w:date="2026-08-10T17:19:00Z" w16du:dateUtc="2026-08-10T15:19:00Z">
                 <w:rPr>
                   <w:rFonts w:ascii="Cambria Math" w:hAnsi="Cambria Math"/>
                 </w:rPr>
@@ -748,7 +759,7 @@
           </m:sub>
         </m:sSub>
       </m:oMath>
-      <w:del w:id="41" w:author="Tomy Doda" w:date="2026-08-10T17:19:00Z" w16du:dateUtc="2026-08-10T15:19:00Z">
+      <w:del w:id="44" w:author="Tomy Doda" w:date="2026-08-10T17:19:00Z" w16du:dateUtc="2026-08-10T15:19:00Z">
         <w:r>
           <w:delText xml:space="preserve">Q_tot </w:delText>
         </w:r>
@@ -756,7 +767,7 @@
       <w:r>
         <w:t>= 250 m³/s) et, hypothèse centrale, la source est arrêtée (</w:t>
       </w:r>
-      <w:del w:id="42" w:author="Tomy Doda" w:date="2026-08-10T17:21:00Z" w16du:dateUtc="2026-08-10T15:21:00Z">
+      <w:del w:id="45" w:author="Tomy Doda" w:date="2026-08-10T17:21:00Z" w16du:dateUtc="2026-08-10T15:21:00Z">
         <w:r>
           <w:delText>C_in</w:delText>
         </w:r>
@@ -765,7 +776,7 @@
         <m:sSub>
           <m:sSubPr>
             <m:ctrlPr>
-              <w:ins w:id="43" w:author="Tomy Doda" w:date="2026-08-10T17:21:00Z" w16du:dateUtc="2026-08-10T15:21:00Z">
+              <w:ins w:id="46" w:author="Tomy Doda" w:date="2026-08-10T17:21:00Z" w16du:dateUtc="2026-08-10T15:21:00Z">
                 <w:rPr>
                   <w:rFonts w:ascii="Cambria Math" w:hAnsi="Cambria Math"/>
                   <w:i/>
@@ -775,7 +786,7 @@
           </m:sSubPr>
           <m:e>
             <m:r>
-              <w:ins w:id="44" w:author="Tomy Doda" w:date="2026-08-10T17:21:00Z" w16du:dateUtc="2026-08-10T15:21:00Z">
+              <w:ins w:id="47" w:author="Tomy Doda" w:date="2026-08-10T17:21:00Z" w16du:dateUtc="2026-08-10T15:21:00Z">
                 <w:rPr>
                   <w:rFonts w:ascii="Cambria Math" w:hAnsi="Cambria Math"/>
                 </w:rPr>
@@ -785,7 +796,7 @@
           </m:e>
           <m:sub>
             <m:r>
-              <w:ins w:id="45" w:author="Tomy Doda" w:date="2026-08-10T17:21:00Z" w16du:dateUtc="2026-08-10T15:21:00Z">
+              <w:ins w:id="48" w:author="Tomy Doda" w:date="2026-08-10T17:21:00Z" w16du:dateUtc="2026-08-10T15:21:00Z">
                 <w:rPr>
                   <w:rFonts w:ascii="Cambria Math" w:hAnsi="Cambria Math"/>
                 </w:rPr>
@@ -795,12 +806,12 @@
           </m:sub>
         </m:sSub>
       </m:oMath>
-      <w:del w:id="46" w:author="Tomy Doda" w:date="2026-08-10T17:21:00Z" w16du:dateUtc="2026-08-10T15:21:00Z">
+      <w:del w:id="49" w:author="Tomy Doda" w:date="2026-08-10T17:21:00Z" w16du:dateUtc="2026-08-10T15:21:00Z">
         <w:r>
           <w:delText xml:space="preserve"> </w:delText>
         </w:r>
       </w:del>
-      <w:ins w:id="47" w:author="Tomy Doda" w:date="2026-08-10T17:21:00Z" w16du:dateUtc="2026-08-10T15:21:00Z">
+      <w:ins w:id="50" w:author="Tomy Doda" w:date="2026-08-10T17:21:00Z" w16du:dateUtc="2026-08-10T15:21:00Z">
         <w:r>
           <w:t xml:space="preserve"> </w:t>
         </w:r>
@@ -814,11 +825,12 @@
         <w:spacing w:before="70" w:after="35"/>
         <w:jc w:val="center"/>
       </w:pPr>
-      <w:del w:id="48" w:author="Tomy Doda" w:date="2026-08-10T17:33:00Z" w16du:dateUtc="2026-08-10T15:33:00Z">
+      <w:del w:id="51" w:author="Tomy Doda" w:date="2026-08-10T17:33:00Z" w16du:dateUtc="2026-08-10T15:33:00Z">
         <w:r>
           <w:rPr>
             <w:noProof/>
           </w:rPr>
+          <w:lastRenderedPageBreak/>
           <w:drawing>
             <wp:inline distT="0" distB="0" distL="0" distR="0" wp14:anchorId="37732C38" wp14:editId="7D9E879F">
               <wp:extent cx="3619500" cy="1895475"/>
@@ -859,20 +871,20 @@
           </w:drawing>
         </w:r>
       </w:del>
-      <w:ins w:id="49" w:author="Tomy Doda" w:date="2026-08-10T17:33:00Z" w16du:dateUtc="2026-08-10T15:33:00Z">
+      <w:ins w:id="52" w:author="Tomy Doda" w:date="2026-08-10T17:33:00Z" w16du:dateUtc="2026-08-10T15:33:00Z">
         <w:r>
           <w:t xml:space="preserve"> </w:t>
         </w:r>
       </w:ins>
-      <w:ins w:id="50" w:author="Tomy Doda" w:date="2026-08-11T10:59:00Z" w16du:dateUtc="2026-08-11T08:59:00Z">
+      <w:ins w:id="53" w:author="Tomy Doda" w:date="2026-08-11T10:59:00Z" w16du:dateUtc="2026-08-11T08:59:00Z">
         <w:r>
           <w:rPr>
             <w:noProof/>
           </w:rPr>
           <w:drawing>
-            <wp:inline distT="0" distB="0" distL="0" distR="0" wp14:anchorId="0D0C7B3D" wp14:editId="22E53715">
-              <wp:extent cx="4763659" cy="2420300"/>
-              <wp:effectExtent l="0" t="0" r="0" b="0"/>
+            <wp:inline distT="0" distB="0" distL="0" distR="0" wp14:anchorId="0D0C7B3D" wp14:editId="570743AE">
+              <wp:extent cx="4166690" cy="2116995"/>
+              <wp:effectExtent l="0" t="0" r="5715" b="0"/>
               <wp:docPr id="35654785" name="Picture 1"/>
               <wp:cNvGraphicFramePr>
                 <a:graphicFrameLocks xmlns:a="http://schemas.openxmlformats.org/drawingml/2006/main" noChangeAspect="1"/>
@@ -902,7 +914,7 @@
                     <pic:spPr bwMode="auto">
                       <a:xfrm>
                         <a:off x="0" y="0"/>
-                        <a:ext cx="4772600" cy="2424843"/>
+                        <a:ext cx="4182343" cy="2124948"/>
                       </a:xfrm>
                       <a:prstGeom prst="rect">
                         <a:avLst/>
@@ -935,7 +947,7 @@
         </w:rPr>
         <w:t xml:space="preserve">Figure 2 — Schéma conceptuel : </w:t>
       </w:r>
-      <w:ins w:id="51" w:author="Tomy Doda" w:date="2026-08-10T19:56:00Z" w16du:dateUtc="2026-08-10T17:56:00Z">
+      <w:ins w:id="54" w:author="Tomy Doda" w:date="2026-08-10T19:56:00Z" w16du:dateUtc="2026-08-10T17:56:00Z">
         <w:r>
           <w:rPr>
             <w:i/>
@@ -951,7 +963,7 @@
         <m:sSub>
           <m:sSubPr>
             <m:ctrlPr>
-              <w:ins w:id="52" w:author="Tomy Doda" w:date="2026-08-10T19:56:00Z" w16du:dateUtc="2026-08-10T17:56:00Z">
+              <w:ins w:id="55" w:author="Tomy Doda" w:date="2026-08-10T19:56:00Z" w16du:dateUtc="2026-08-10T17:56:00Z">
                 <w:rPr>
                   <w:rFonts w:ascii="Cambria Math" w:hAnsi="Cambria Math"/>
                   <w:i/>
@@ -965,7 +977,7 @@
           </m:sSubPr>
           <m:e>
             <m:r>
-              <w:ins w:id="53" w:author="Tomy Doda" w:date="2026-08-10T19:56:00Z" w16du:dateUtc="2026-08-10T17:56:00Z">
+              <w:ins w:id="56" w:author="Tomy Doda" w:date="2026-08-10T19:56:00Z" w16du:dateUtc="2026-08-10T17:56:00Z">
                 <w:rPr>
                   <w:rFonts w:ascii="Cambria Math" w:hAnsi="Cambria Math"/>
                   <w:color w:val="555555"/>
@@ -978,7 +990,7 @@
           </m:e>
           <m:sub>
             <m:r>
-              <w:ins w:id="54" w:author="Tomy Doda" w:date="2026-08-10T19:56:00Z" w16du:dateUtc="2026-08-10T17:56:00Z">
+              <w:ins w:id="57" w:author="Tomy Doda" w:date="2026-08-10T19:56:00Z" w16du:dateUtc="2026-08-10T17:56:00Z">
                 <w:rPr>
                   <w:rFonts w:ascii="Cambria Math" w:hAnsi="Cambria Math"/>
                   <w:color w:val="555555"/>
@@ -991,7 +1003,7 @@
           </m:sub>
         </m:sSub>
       </m:oMath>
-      <w:ins w:id="55" w:author="Tomy Doda" w:date="2026-08-10T19:56:00Z" w16du:dateUtc="2026-08-10T17:56:00Z">
+      <w:ins w:id="58" w:author="Tomy Doda" w:date="2026-08-10T19:56:00Z" w16du:dateUtc="2026-08-10T17:56:00Z">
         <w:r>
           <w:rPr>
             <w:i/>
@@ -1007,7 +1019,7 @@
         <m:sSub>
           <m:sSubPr>
             <m:ctrlPr>
-              <w:ins w:id="56" w:author="Tomy Doda" w:date="2026-08-10T19:56:00Z" w16du:dateUtc="2026-08-10T17:56:00Z">
+              <w:ins w:id="59" w:author="Tomy Doda" w:date="2026-08-10T19:56:00Z" w16du:dateUtc="2026-08-10T17:56:00Z">
                 <w:rPr>
                   <w:rFonts w:ascii="Cambria Math" w:hAnsi="Cambria Math"/>
                   <w:i/>
@@ -1021,7 +1033,7 @@
           </m:sSubPr>
           <m:e>
             <m:r>
-              <w:ins w:id="57" w:author="Tomy Doda" w:date="2026-08-10T19:56:00Z" w16du:dateUtc="2026-08-10T17:56:00Z">
+              <w:ins w:id="60" w:author="Tomy Doda" w:date="2026-08-10T19:56:00Z" w16du:dateUtc="2026-08-10T17:56:00Z">
                 <w:rPr>
                   <w:rFonts w:ascii="Cambria Math" w:hAnsi="Cambria Math"/>
                   <w:color w:val="555555"/>
@@ -1034,7 +1046,7 @@
           </m:e>
           <m:sub>
             <m:r>
-              <w:ins w:id="58" w:author="Tomy Doda" w:date="2026-08-10T19:56:00Z" w16du:dateUtc="2026-08-10T17:56:00Z">
+              <w:ins w:id="61" w:author="Tomy Doda" w:date="2026-08-10T19:56:00Z" w16du:dateUtc="2026-08-10T17:56:00Z">
                 <w:rPr>
                   <w:rFonts w:ascii="Cambria Math" w:hAnsi="Cambria Math"/>
                   <w:color w:val="555555"/>
@@ -1047,7 +1059,7 @@
           </m:sub>
         </m:sSub>
         <m:r>
-          <w:ins w:id="59" w:author="Tomy Doda" w:date="2026-08-10T19:56:00Z" w16du:dateUtc="2026-08-10T17:56:00Z">
+          <w:ins w:id="62" w:author="Tomy Doda" w:date="2026-08-10T19:56:00Z" w16du:dateUtc="2026-08-10T17:56:00Z">
             <w:rPr>
               <w:rFonts w:ascii="Cambria Math" w:hAnsi="Cambria Math"/>
               <w:color w:val="555555"/>
@@ -1058,7 +1070,7 @@
           </w:ins>
         </m:r>
       </m:oMath>
-      <w:ins w:id="60" w:author="Tomy Doda" w:date="2026-08-10T19:56:00Z" w16du:dateUtc="2026-08-10T17:56:00Z">
+      <w:ins w:id="63" w:author="Tomy Doda" w:date="2026-08-10T19:56:00Z" w16du:dateUtc="2026-08-10T17:56:00Z">
         <w:r>
           <w:rPr>
             <w:i/>
@@ -1080,7 +1092,7 @@
         </w:rPr>
         <w:t>flux</w:t>
       </w:r>
-      <w:ins w:id="61" w:author="Tomy Doda" w:date="2026-08-10T19:54:00Z" w16du:dateUtc="2026-08-10T17:54:00Z">
+      <w:ins w:id="64" w:author="Tomy Doda" w:date="2026-08-10T19:54:00Z" w16du:dateUtc="2026-08-10T17:54:00Z">
         <w:r>
           <w:rPr>
             <w:i/>
@@ -1102,7 +1114,7 @@
         </w:rPr>
         <w:t xml:space="preserve"> </w:t>
       </w:r>
-      <w:ins w:id="62" w:author="Tomy Doda" w:date="2026-08-10T19:53:00Z" w16du:dateUtc="2026-08-10T17:53:00Z">
+      <w:ins w:id="65" w:author="Tomy Doda" w:date="2026-08-10T19:53:00Z" w16du:dateUtc="2026-08-10T17:53:00Z">
         <w:r>
           <w:rPr>
             <w:i/>
@@ -1114,7 +1126,7 @@
           <w:t xml:space="preserve">massiques </w:t>
         </w:r>
       </w:ins>
-      <w:del w:id="63" w:author="Tomy Doda" w:date="2026-08-10T19:53:00Z" w16du:dateUtc="2026-08-10T17:53:00Z">
+      <w:del w:id="66" w:author="Tomy Doda" w:date="2026-08-10T19:53:00Z" w16du:dateUtc="2026-08-10T17:53:00Z">
         <w:r>
           <w:rPr>
             <w:i/>
@@ -1126,7 +1138,7 @@
           <w:delText xml:space="preserve">advectifs (Q_epi, Q_hypo), </w:delText>
         </w:r>
       </w:del>
-      <w:ins w:id="64" w:author="Tomy Doda" w:date="2026-08-10T19:57:00Z" w16du:dateUtc="2026-08-10T17:57:00Z">
+      <w:ins w:id="67" w:author="Tomy Doda" w:date="2026-08-10T19:57:00Z" w16du:dateUtc="2026-08-10T17:57:00Z">
         <w:r>
           <w:rPr>
             <w:i/>
@@ -1138,7 +1150,7 @@
           <w:t xml:space="preserve">associés </w:t>
         </w:r>
       </w:ins>
-      <w:ins w:id="65" w:author="Tomy Doda" w:date="2026-08-11T11:00:00Z" w16du:dateUtc="2026-08-11T09:00:00Z">
+      <w:ins w:id="68" w:author="Tomy Doda" w:date="2026-08-11T11:00:00Z" w16du:dateUtc="2026-08-11T09:00:00Z">
         <w:r>
           <w:rPr>
             <w:i/>
@@ -1160,7 +1172,7 @@
           <w:t xml:space="preserve">uvellement de l’hypolimnion </w:t>
         </w:r>
       </w:ins>
-      <w:del w:id="66" w:author="Tomy Doda" w:date="2026-08-11T11:00:00Z" w16du:dateUtc="2026-08-11T09:00:00Z">
+      <w:del w:id="69" w:author="Tomy Doda" w:date="2026-08-11T11:00:00Z" w16du:dateUtc="2026-08-11T09:00:00Z">
         <w:r>
           <w:rPr>
             <w:i/>
@@ -1172,7 +1184,7 @@
           <w:delText>diffusi</w:delText>
         </w:r>
       </w:del>
-      <w:del w:id="67" w:author="Tomy Doda" w:date="2026-08-10T19:57:00Z" w16du:dateUtc="2026-08-10T17:57:00Z">
+      <w:del w:id="70" w:author="Tomy Doda" w:date="2026-08-10T19:57:00Z" w16du:dateUtc="2026-08-10T17:57:00Z">
         <w:r>
           <w:rPr>
             <w:i/>
@@ -1184,7 +1196,7 @@
           <w:delText>f</w:delText>
         </w:r>
       </w:del>
-      <w:del w:id="68" w:author="Tomy Doda" w:date="2026-08-11T11:00:00Z" w16du:dateUtc="2026-08-11T09:00:00Z">
+      <w:del w:id="71" w:author="Tomy Doda" w:date="2026-08-11T11:00:00Z" w16du:dateUtc="2026-08-11T09:00:00Z">
         <w:r>
           <w:rPr>
             <w:i/>
@@ -1210,7 +1222,7 @@
         <m:sSub>
           <m:sSubPr>
             <m:ctrlPr>
-              <w:ins w:id="69" w:author="Tomy Doda" w:date="2026-08-10T19:53:00Z" w16du:dateUtc="2026-08-10T17:53:00Z">
+              <w:ins w:id="72" w:author="Tomy Doda" w:date="2026-08-10T19:53:00Z" w16du:dateUtc="2026-08-10T17:53:00Z">
                 <w:rPr>
                   <w:rFonts w:ascii="Cambria Math" w:hAnsi="Cambria Math"/>
                   <w:i/>
@@ -1224,7 +1236,7 @@
           </m:sSubPr>
           <m:e>
             <m:r>
-              <w:ins w:id="70" w:author="Tomy Doda" w:date="2026-08-10T19:53:00Z" w16du:dateUtc="2026-08-10T17:53:00Z">
+              <w:ins w:id="73" w:author="Tomy Doda" w:date="2026-08-10T19:53:00Z" w16du:dateUtc="2026-08-10T17:53:00Z">
                 <w:rPr>
                   <w:rFonts w:ascii="Cambria Math" w:hAnsi="Cambria Math"/>
                   <w:color w:val="555555"/>
@@ -1237,7 +1249,7 @@
           </m:e>
           <m:sub>
             <m:r>
-              <w:ins w:id="71" w:author="Tomy Doda" w:date="2026-08-11T10:59:00Z" w16du:dateUtc="2026-08-11T08:59:00Z">
+              <w:ins w:id="74" w:author="Tomy Doda" w:date="2026-08-11T10:59:00Z" w16du:dateUtc="2026-08-11T08:59:00Z">
                 <w:rPr>
                   <w:rFonts w:ascii="Cambria Math" w:hAnsi="Cambria Math"/>
                   <w:color w:val="555555"/>
@@ -1250,7 +1262,7 @@
           </m:sub>
         </m:sSub>
       </m:oMath>
-      <w:del w:id="72" w:author="Tomy Doda" w:date="2026-08-10T19:53:00Z" w16du:dateUtc="2026-08-10T17:53:00Z">
+      <w:del w:id="75" w:author="Tomy Doda" w:date="2026-08-10T19:53:00Z" w16du:dateUtc="2026-08-10T17:53:00Z">
         <w:r>
           <w:rPr>
             <w:i/>
@@ -1272,7 +1284,7 @@
         </w:rPr>
         <w:t>)</w:t>
       </w:r>
-      <w:ins w:id="73" w:author="Tomy Doda" w:date="2026-08-10T19:54:00Z" w16du:dateUtc="2026-08-10T17:54:00Z">
+      <w:ins w:id="76" w:author="Tomy Doda" w:date="2026-08-10T19:54:00Z" w16du:dateUtc="2026-08-10T17:54:00Z">
         <w:r>
           <w:rPr>
             <w:i/>
@@ -1284,7 +1296,7 @@
           <w:t xml:space="preserve">, </w:t>
         </w:r>
       </w:ins>
-      <w:del w:id="74" w:author="Tomy Doda" w:date="2026-08-10T19:54:00Z" w16du:dateUtc="2026-08-10T17:54:00Z">
+      <w:del w:id="77" w:author="Tomy Doda" w:date="2026-08-10T19:54:00Z" w16du:dateUtc="2026-08-10T17:54:00Z">
         <w:r>
           <w:rPr>
             <w:i/>
@@ -1306,7 +1318,7 @@
         </w:rPr>
         <w:t xml:space="preserve"> </w:t>
       </w:r>
-      <w:del w:id="75" w:author="Tomy Doda" w:date="2026-08-10T19:57:00Z" w16du:dateUtc="2026-08-10T17:57:00Z">
+      <w:del w:id="78" w:author="Tomy Doda" w:date="2026-08-10T19:57:00Z" w16du:dateUtc="2026-08-10T17:57:00Z">
         <w:r>
           <w:rPr>
             <w:i/>
@@ -1318,7 +1330,7 @@
           <w:delText xml:space="preserve">de </w:delText>
         </w:r>
       </w:del>
-      <w:ins w:id="76" w:author="Tomy Doda" w:date="2026-08-10T19:57:00Z" w16du:dateUtc="2026-08-10T17:57:00Z">
+      <w:ins w:id="79" w:author="Tomy Doda" w:date="2026-08-10T19:57:00Z" w16du:dateUtc="2026-08-10T17:57:00Z">
         <w:r>
           <w:rPr>
             <w:i/>
@@ -1344,7 +1356,7 @@
         <m:sSub>
           <m:sSubPr>
             <m:ctrlPr>
-              <w:ins w:id="77" w:author="Tomy Doda" w:date="2026-08-10T19:53:00Z" w16du:dateUtc="2026-08-10T17:53:00Z">
+              <w:ins w:id="80" w:author="Tomy Doda" w:date="2026-08-10T19:53:00Z" w16du:dateUtc="2026-08-10T17:53:00Z">
                 <w:rPr>
                   <w:rFonts w:ascii="Cambria Math" w:hAnsi="Cambria Math"/>
                   <w:i/>
@@ -1358,7 +1370,7 @@
           </m:sSubPr>
           <m:e>
             <m:r>
-              <w:ins w:id="78" w:author="Tomy Doda" w:date="2026-08-10T19:53:00Z" w16du:dateUtc="2026-08-10T17:53:00Z">
+              <w:ins w:id="81" w:author="Tomy Doda" w:date="2026-08-10T19:53:00Z" w16du:dateUtc="2026-08-10T17:53:00Z">
                 <w:rPr>
                   <w:rFonts w:ascii="Cambria Math" w:hAnsi="Cambria Math"/>
                   <w:color w:val="555555"/>
@@ -1371,7 +1383,7 @@
           </m:e>
           <m:sub>
             <m:r>
-              <w:ins w:id="79" w:author="Tomy Doda" w:date="2026-08-10T19:53:00Z" w16du:dateUtc="2026-08-10T17:53:00Z">
+              <w:ins w:id="82" w:author="Tomy Doda" w:date="2026-08-10T19:53:00Z" w16du:dateUtc="2026-08-10T17:53:00Z">
                 <w:rPr>
                   <w:rFonts w:ascii="Cambria Math" w:hAnsi="Cambria Math"/>
                   <w:color w:val="555555"/>
@@ -1384,7 +1396,7 @@
           </m:sub>
         </m:sSub>
         <m:r>
-          <w:del w:id="80" w:author="Tomy Doda" w:date="2026-08-10T19:53:00Z" w16du:dateUtc="2026-08-10T17:53:00Z">
+          <w:del w:id="83" w:author="Tomy Doda" w:date="2026-08-10T19:53:00Z" w16du:dateUtc="2026-08-10T17:53:00Z">
             <w:rPr>
               <w:rFonts w:ascii="Cambria Math" w:hAnsi="Cambria Math"/>
               <w:color w:val="555555"/>
@@ -1395,7 +1407,7 @@
           </w:del>
         </m:r>
       </m:oMath>
-      <w:ins w:id="81" w:author="Tomy Doda" w:date="2026-08-10T19:54:00Z" w16du:dateUtc="2026-08-10T17:54:00Z">
+      <w:ins w:id="84" w:author="Tomy Doda" w:date="2026-08-10T19:54:00Z" w16du:dateUtc="2026-08-10T17:54:00Z">
         <w:r>
           <w:rPr>
             <w:i/>
@@ -1407,7 +1419,7 @@
           <w:t xml:space="preserve"> et </w:t>
         </w:r>
       </w:ins>
-      <w:ins w:id="82" w:author="Tomy Doda" w:date="2026-08-10T19:57:00Z" w16du:dateUtc="2026-08-10T17:57:00Z">
+      <w:ins w:id="85" w:author="Tomy Doda" w:date="2026-08-10T19:57:00Z" w16du:dateUtc="2026-08-10T17:57:00Z">
         <w:r>
           <w:rPr>
             <w:i/>
@@ -1419,7 +1431,7 @@
           <w:t>au déversoir du lac</w:t>
         </w:r>
       </w:ins>
-      <w:ins w:id="83" w:author="Tomy Doda" w:date="2026-08-10T19:54:00Z" w16du:dateUtc="2026-08-10T17:54:00Z">
+      <w:ins w:id="86" w:author="Tomy Doda" w:date="2026-08-10T19:54:00Z" w16du:dateUtc="2026-08-10T17:54:00Z">
         <w:r>
           <w:rPr>
             <w:i/>
@@ -1435,7 +1447,7 @@
         <m:sSub>
           <m:sSubPr>
             <m:ctrlPr>
-              <w:ins w:id="84" w:author="Tomy Doda" w:date="2026-08-10T19:54:00Z" w16du:dateUtc="2026-08-10T17:54:00Z">
+              <w:ins w:id="87" w:author="Tomy Doda" w:date="2026-08-10T19:54:00Z" w16du:dateUtc="2026-08-10T17:54:00Z">
                 <w:rPr>
                   <w:rFonts w:ascii="Cambria Math" w:hAnsi="Cambria Math"/>
                   <w:i/>
@@ -1449,7 +1461,7 @@
           </m:sSubPr>
           <m:e>
             <m:r>
-              <w:ins w:id="85" w:author="Tomy Doda" w:date="2026-08-10T19:54:00Z" w16du:dateUtc="2026-08-10T17:54:00Z">
+              <w:ins w:id="88" w:author="Tomy Doda" w:date="2026-08-10T19:54:00Z" w16du:dateUtc="2026-08-10T17:54:00Z">
                 <w:rPr>
                   <w:rFonts w:ascii="Cambria Math" w:hAnsi="Cambria Math"/>
                   <w:color w:val="555555"/>
@@ -1462,7 +1474,7 @@
           </m:e>
           <m:sub>
             <m:r>
-              <w:ins w:id="86" w:author="Tomy Doda" w:date="2026-08-10T19:54:00Z" w16du:dateUtc="2026-08-10T17:54:00Z">
+              <w:ins w:id="89" w:author="Tomy Doda" w:date="2026-08-10T19:54:00Z" w16du:dateUtc="2026-08-10T17:54:00Z">
                 <w:rPr>
                   <w:rFonts w:ascii="Cambria Math" w:hAnsi="Cambria Math"/>
                   <w:color w:val="555555"/>
@@ -1475,7 +1487,7 @@
           </m:sub>
         </m:sSub>
         <m:r>
-          <w:ins w:id="87" w:author="Tomy Doda" w:date="2026-08-10T19:54:00Z" w16du:dateUtc="2026-08-10T17:54:00Z">
+          <w:ins w:id="90" w:author="Tomy Doda" w:date="2026-08-10T19:54:00Z" w16du:dateUtc="2026-08-10T17:54:00Z">
             <w:rPr>
               <w:rFonts w:ascii="Cambria Math" w:hAnsi="Cambria Math"/>
               <w:color w:val="555555"/>
@@ -1486,7 +1498,7 @@
           </w:ins>
         </m:r>
       </m:oMath>
-      <w:ins w:id="88" w:author="Tomy Doda" w:date="2026-08-10T19:55:00Z" w16du:dateUtc="2026-08-10T17:55:00Z">
+      <w:ins w:id="91" w:author="Tomy Doda" w:date="2026-08-10T19:55:00Z" w16du:dateUtc="2026-08-10T17:55:00Z">
         <w:r>
           <w:rPr>
             <w:i/>
@@ -1498,7 +1510,7 @@
           <w:t xml:space="preserve"> </w:t>
         </w:r>
       </w:ins>
-      <w:del w:id="89" w:author="Tomy Doda" w:date="2026-08-10T19:54:00Z" w16du:dateUtc="2026-08-10T17:54:00Z">
+      <w:del w:id="92" w:author="Tomy Doda" w:date="2026-08-10T19:54:00Z" w16du:dateUtc="2026-08-10T17:54:00Z">
         <w:r>
           <w:rPr>
             <w:i/>
@@ -1529,32 +1541,29 @@
       <w:r>
         <w:t xml:space="preserve">Le débit entrant est réparti entre les deux </w:t>
       </w:r>
-      <w:del w:id="90" w:author="Tomy Doda" w:date="2026-08-11T11:02:00Z" w16du:dateUtc="2026-08-11T09:02:00Z">
+      <w:del w:id="93" w:author="Tomy Doda" w:date="2026-08-11T11:02:00Z" w16du:dateUtc="2026-08-11T09:02:00Z">
         <w:r>
           <w:delText>boîtes</w:delText>
         </w:r>
       </w:del>
-      <w:ins w:id="91" w:author="Tomy Doda" w:date="2026-08-11T11:02:00Z" w16du:dateUtc="2026-08-11T09:02:00Z">
-        <w:r>
-          <w:t>couches</w:t>
-        </w:r>
-        <w:r>
-          <w:t xml:space="preserve"> </w:t>
-        </w:r>
-      </w:ins>
-      <w:ins w:id="92" w:author="Tomy Doda" w:date="2026-08-11T11:44:00Z" w16du:dateUtc="2026-08-11T09:44:00Z">
+      <w:ins w:id="94" w:author="Tomy Doda" w:date="2026-08-11T11:02:00Z" w16du:dateUtc="2026-08-11T09:02:00Z">
+        <w:r>
+          <w:t xml:space="preserve">couches </w:t>
+        </w:r>
+      </w:ins>
+      <w:ins w:id="95" w:author="Tomy Doda" w:date="2026-08-11T11:44:00Z" w16du:dateUtc="2026-08-11T09:44:00Z">
         <w:r>
           <w:t>selon</w:t>
         </w:r>
       </w:ins>
-      <w:ins w:id="93" w:author="Tomy Doda" w:date="2026-08-10T19:51:00Z" w16du:dateUtc="2026-08-10T17:51:00Z">
+      <w:ins w:id="96" w:author="Tomy Doda" w:date="2026-08-10T19:51:00Z" w16du:dateUtc="2026-08-10T17:51:00Z">
         <w:r>
           <w:t xml:space="preserve"> le coefficient </w:t>
         </w:r>
       </w:ins>
       <m:oMath>
         <m:r>
-          <w:ins w:id="94" w:author="Tomy Doda" w:date="2026-08-10T19:51:00Z" w16du:dateUtc="2026-08-10T17:51:00Z">
+          <w:ins w:id="97" w:author="Tomy Doda" w:date="2026-08-10T19:51:00Z" w16du:dateUtc="2026-08-10T17:51:00Z">
             <w:rPr>
               <w:rFonts w:ascii="Cambria Math" w:hAnsi="Cambria Math"/>
             </w:rPr>
@@ -1564,7 +1573,7 @@
         <m:sSub>
           <m:sSubPr>
             <m:ctrlPr>
-              <w:ins w:id="95" w:author="Tomy Doda" w:date="2026-08-10T19:51:00Z" w16du:dateUtc="2026-08-10T17:51:00Z">
+              <w:ins w:id="98" w:author="Tomy Doda" w:date="2026-08-10T19:51:00Z" w16du:dateUtc="2026-08-10T17:51:00Z">
                 <w:rPr>
                   <w:rFonts w:ascii="Cambria Math" w:hAnsi="Cambria Math"/>
                   <w:i/>
@@ -1574,7 +1583,7 @@
           </m:sSubPr>
           <m:e>
             <m:r>
-              <w:ins w:id="96" w:author="Tomy Doda" w:date="2026-08-10T19:51:00Z" w16du:dateUtc="2026-08-10T17:51:00Z">
+              <w:ins w:id="99" w:author="Tomy Doda" w:date="2026-08-10T19:51:00Z" w16du:dateUtc="2026-08-10T17:51:00Z">
                 <w:rPr>
                   <w:rFonts w:ascii="Cambria Math" w:hAnsi="Cambria Math"/>
                 </w:rPr>
@@ -1584,7 +1593,7 @@
           </m:e>
           <m:sub>
             <m:r>
-              <w:ins w:id="97" w:author="Tomy Doda" w:date="2026-08-10T19:51:00Z" w16du:dateUtc="2026-08-10T17:51:00Z">
+              <w:ins w:id="100" w:author="Tomy Doda" w:date="2026-08-10T19:51:00Z" w16du:dateUtc="2026-08-10T17:51:00Z">
                 <w:rPr>
                   <w:rFonts w:ascii="Cambria Math" w:hAnsi="Cambria Math"/>
                 </w:rPr>
@@ -1594,7 +1603,7 @@
           </m:sub>
         </m:sSub>
         <m:r>
-          <w:ins w:id="98" w:author="Tomy Doda" w:date="2026-08-10T19:51:00Z" w16du:dateUtc="2026-08-10T17:51:00Z">
+          <w:ins w:id="101" w:author="Tomy Doda" w:date="2026-08-10T19:51:00Z" w16du:dateUtc="2026-08-10T17:51:00Z">
             <w:rPr>
               <w:rFonts w:ascii="Cambria Math" w:hAnsi="Cambria Math"/>
             </w:rPr>
@@ -1604,7 +1613,7 @@
         <m:sSub>
           <m:sSubPr>
             <m:ctrlPr>
-              <w:ins w:id="99" w:author="Tomy Doda" w:date="2026-08-10T19:51:00Z" w16du:dateUtc="2026-08-10T17:51:00Z">
+              <w:ins w:id="102" w:author="Tomy Doda" w:date="2026-08-10T19:51:00Z" w16du:dateUtc="2026-08-10T17:51:00Z">
                 <w:rPr>
                   <w:rFonts w:ascii="Cambria Math" w:hAnsi="Cambria Math"/>
                   <w:i/>
@@ -1614,7 +1623,7 @@
           </m:sSubPr>
           <m:e>
             <m:r>
-              <w:ins w:id="100" w:author="Tomy Doda" w:date="2026-08-10T19:51:00Z" w16du:dateUtc="2026-08-10T17:51:00Z">
+              <w:ins w:id="103" w:author="Tomy Doda" w:date="2026-08-10T19:51:00Z" w16du:dateUtc="2026-08-10T17:51:00Z">
                 <w:rPr>
                   <w:rFonts w:ascii="Cambria Math" w:hAnsi="Cambria Math"/>
                 </w:rPr>
@@ -1624,7 +1633,7 @@
           </m:e>
           <m:sub>
             <m:r>
-              <w:ins w:id="101" w:author="Tomy Doda" w:date="2026-08-10T19:51:00Z" w16du:dateUtc="2026-08-10T17:51:00Z">
+              <w:ins w:id="104" w:author="Tomy Doda" w:date="2026-08-10T19:51:00Z" w16du:dateUtc="2026-08-10T17:51:00Z">
                 <w:rPr>
                   <w:rFonts w:ascii="Cambria Math" w:hAnsi="Cambria Math"/>
                 </w:rPr>
@@ -1634,7 +1643,7 @@
           </m:sub>
         </m:sSub>
       </m:oMath>
-      <w:ins w:id="102" w:author="Tomy Doda" w:date="2026-08-10T19:51:00Z" w16du:dateUtc="2026-08-10T17:51:00Z">
+      <w:ins w:id="105" w:author="Tomy Doda" w:date="2026-08-10T19:51:00Z" w16du:dateUtc="2026-08-10T17:51:00Z">
         <w:r>
           <w:t>,</w:t>
         </w:r>
@@ -1642,12 +1651,12 @@
       <w:r>
         <w:t xml:space="preserve"> </w:t>
       </w:r>
-      <w:del w:id="103" w:author="Tomy Doda" w:date="2026-08-11T11:45:00Z" w16du:dateUtc="2026-08-11T09:45:00Z">
+      <w:del w:id="106" w:author="Tomy Doda" w:date="2026-08-11T11:45:00Z" w16du:dateUtc="2026-08-11T09:45:00Z">
         <w:r>
           <w:delText xml:space="preserve">selon </w:delText>
         </w:r>
       </w:del>
-      <w:ins w:id="104" w:author="Tomy Doda" w:date="2026-08-11T11:45:00Z" w16du:dateUtc="2026-08-11T09:45:00Z">
+      <w:ins w:id="107" w:author="Tomy Doda" w:date="2026-08-11T11:45:00Z" w16du:dateUtc="2026-08-11T09:45:00Z">
         <w:r>
           <w:t>en se basant</w:t>
         </w:r>
@@ -1661,19 +1670,19 @@
       <w:r>
         <w:t>la distribution statistique historique de la profondeur de plongée du panache du Rhône (</w:t>
       </w:r>
-      <w:del w:id="105" w:author="Tomy Doda" w:date="2026-08-10T17:22:00Z" w16du:dateUtc="2026-08-10T15:22:00Z">
+      <w:del w:id="108" w:author="Tomy Doda" w:date="2026-08-10T17:22:00Z" w16du:dateUtc="2026-08-10T15:22:00Z">
         <w:r>
           <w:delText>~</w:delText>
         </w:r>
       </w:del>
-      <w:del w:id="106" w:author="Tomy Doda" w:date="2026-08-10T19:47:00Z" w16du:dateUtc="2026-08-10T17:47:00Z">
+      <w:del w:id="109" w:author="Tomy Doda" w:date="2026-08-10T19:47:00Z" w16du:dateUtc="2026-08-10T17:47:00Z">
         <w:r>
           <w:delText>53 % du temps entre 0–20 m, +15 % entre 20–40 m</w:delText>
         </w:r>
       </w:del>
       <m:oMath>
         <m:r>
-          <w:ins w:id="107" w:author="Tomy Doda" w:date="2026-08-10T19:48:00Z" w16du:dateUtc="2026-08-10T17:48:00Z">
+          <w:ins w:id="110" w:author="Tomy Doda" w:date="2026-08-10T19:48:00Z" w16du:dateUtc="2026-08-10T17:48:00Z">
             <w:rPr>
               <w:rFonts w:ascii="Cambria Math" w:hAnsi="Cambria Math"/>
             </w:rPr>
@@ -1681,22 +1690,22 @@
           </w:ins>
         </m:r>
       </m:oMath>
-      <w:ins w:id="108" w:author="Tomy Doda" w:date="2026-08-10T19:49:00Z" w16du:dateUtc="2026-08-10T17:49:00Z">
+      <w:ins w:id="111" w:author="Tomy Doda" w:date="2026-08-10T19:49:00Z" w16du:dateUtc="2026-08-10T17:49:00Z">
         <w:r>
           <w:t>75</w:t>
         </w:r>
       </w:ins>
-      <w:ins w:id="109" w:author="Tomy Doda" w:date="2026-08-10T19:47:00Z" w16du:dateUtc="2026-08-10T17:47:00Z">
+      <w:ins w:id="112" w:author="Tomy Doda" w:date="2026-08-10T19:47:00Z" w16du:dateUtc="2026-08-10T17:47:00Z">
         <w:r>
           <w:t xml:space="preserve"> % du temps</w:t>
         </w:r>
       </w:ins>
-      <w:ins w:id="110" w:author="Tomy Doda" w:date="2026-08-10T19:48:00Z" w16du:dateUtc="2026-08-10T17:48:00Z">
+      <w:ins w:id="113" w:author="Tomy Doda" w:date="2026-08-10T19:48:00Z" w16du:dateUtc="2026-08-10T17:48:00Z">
         <w:r>
           <w:t xml:space="preserve"> au-dessus de 100 m de profondeur</w:t>
         </w:r>
       </w:ins>
-      <w:ins w:id="111" w:author="Tomy Doda" w:date="2026-08-10T19:50:00Z" w16du:dateUtc="2026-08-10T17:50:00Z">
+      <w:ins w:id="114" w:author="Tomy Doda" w:date="2026-08-10T19:50:00Z" w16du:dateUtc="2026-08-10T17:50:00Z">
         <w:r>
           <w:t>, Fig. 3</w:t>
         </w:r>
@@ -1704,22 +1713,22 @@
       <w:r>
         <w:t xml:space="preserve">). Un flux </w:t>
       </w:r>
-      <w:ins w:id="112" w:author="Tomy Doda" w:date="2026-08-10T19:57:00Z" w16du:dateUtc="2026-08-10T17:57:00Z">
+      <w:ins w:id="115" w:author="Tomy Doda" w:date="2026-08-10T19:57:00Z" w16du:dateUtc="2026-08-10T17:57:00Z">
         <w:r>
           <w:t xml:space="preserve">massique </w:t>
         </w:r>
       </w:ins>
-      <w:del w:id="113" w:author="Tomy Doda" w:date="2026-08-10T19:58:00Z" w16du:dateUtc="2026-08-10T17:58:00Z">
+      <w:del w:id="116" w:author="Tomy Doda" w:date="2026-08-10T19:58:00Z" w16du:dateUtc="2026-08-10T17:58:00Z">
         <w:r>
           <w:delText>diffusif</w:delText>
         </w:r>
       </w:del>
-      <w:ins w:id="114" w:author="Tomy Doda" w:date="2026-08-11T11:01:00Z" w16du:dateUtc="2026-08-11T09:01:00Z">
+      <w:ins w:id="117" w:author="Tomy Doda" w:date="2026-08-11T11:01:00Z" w16du:dateUtc="2026-08-11T09:01:00Z">
         <w:r>
           <w:t>advectif</w:t>
         </w:r>
       </w:ins>
-      <w:ins w:id="115" w:author="Tomy Doda" w:date="2026-08-10T19:58:00Z" w16du:dateUtc="2026-08-10T17:58:00Z">
+      <w:ins w:id="118" w:author="Tomy Doda" w:date="2026-08-10T19:58:00Z" w16du:dateUtc="2026-08-10T17:58:00Z">
         <w:r>
           <w:t xml:space="preserve"> de l’hypolimnion vers l’épilimnion</w:t>
         </w:r>
@@ -1731,7 +1740,7 @@
         <m:sSub>
           <m:sSubPr>
             <m:ctrlPr>
-              <w:ins w:id="116" w:author="Tomy Doda" w:date="2026-08-10T19:56:00Z" w16du:dateUtc="2026-08-10T17:56:00Z">
+              <w:ins w:id="119" w:author="Tomy Doda" w:date="2026-08-10T19:56:00Z" w16du:dateUtc="2026-08-10T17:56:00Z">
                 <w:rPr>
                   <w:rFonts w:ascii="Cambria Math" w:hAnsi="Cambria Math"/>
                   <w:i/>
@@ -1741,7 +1750,7 @@
           </m:sSubPr>
           <m:e>
             <m:r>
-              <w:ins w:id="117" w:author="Tomy Doda" w:date="2026-08-10T19:56:00Z" w16du:dateUtc="2026-08-10T17:56:00Z">
+              <w:ins w:id="120" w:author="Tomy Doda" w:date="2026-08-10T19:56:00Z" w16du:dateUtc="2026-08-10T17:56:00Z">
                 <w:rPr>
                   <w:rFonts w:ascii="Cambria Math" w:hAnsi="Cambria Math"/>
                 </w:rPr>
@@ -1751,7 +1760,7 @@
           </m:e>
           <m:sub>
             <m:r>
-              <w:ins w:id="118" w:author="Tomy Doda" w:date="2026-08-11T11:01:00Z" w16du:dateUtc="2026-08-11T09:01:00Z">
+              <w:ins w:id="121" w:author="Tomy Doda" w:date="2026-08-11T11:01:00Z" w16du:dateUtc="2026-08-11T09:01:00Z">
                 <w:rPr>
                   <w:rFonts w:ascii="Cambria Math" w:hAnsi="Cambria Math"/>
                 </w:rPr>
@@ -1761,7 +1770,7 @@
           </m:sub>
         </m:sSub>
         <m:r>
-          <w:ins w:id="119" w:author="Tomy Doda" w:date="2026-08-10T19:58:00Z" w16du:dateUtc="2026-08-10T17:58:00Z">
+          <w:ins w:id="122" w:author="Tomy Doda" w:date="2026-08-10T19:58:00Z" w16du:dateUtc="2026-08-10T17:58:00Z">
             <w:rPr>
               <w:rFonts w:ascii="Cambria Math" w:hAnsi="Cambria Math"/>
             </w:rPr>
@@ -1771,7 +1780,7 @@
         <m:sSub>
           <m:sSubPr>
             <m:ctrlPr>
-              <w:ins w:id="120" w:author="Tomy Doda" w:date="2026-08-10T19:58:00Z" w16du:dateUtc="2026-08-10T17:58:00Z">
+              <w:ins w:id="123" w:author="Tomy Doda" w:date="2026-08-10T19:58:00Z" w16du:dateUtc="2026-08-10T17:58:00Z">
                 <w:rPr>
                   <w:rFonts w:ascii="Cambria Math" w:hAnsi="Cambria Math"/>
                   <w:i/>
@@ -1781,7 +1790,7 @@
           </m:sSubPr>
           <m:e>
             <m:r>
-              <w:ins w:id="121" w:author="Tomy Doda" w:date="2026-08-10T19:58:00Z" w16du:dateUtc="2026-08-10T17:58:00Z">
+              <w:ins w:id="124" w:author="Tomy Doda" w:date="2026-08-10T19:58:00Z" w16du:dateUtc="2026-08-10T17:58:00Z">
                 <w:rPr>
                   <w:rFonts w:ascii="Cambria Math" w:hAnsi="Cambria Math"/>
                 </w:rPr>
@@ -1791,7 +1800,7 @@
           </m:e>
           <m:sub>
             <m:r>
-              <w:ins w:id="122" w:author="Tomy Doda" w:date="2026-08-10T19:58:00Z" w16du:dateUtc="2026-08-10T17:58:00Z">
+              <w:ins w:id="125" w:author="Tomy Doda" w:date="2026-08-10T19:58:00Z" w16du:dateUtc="2026-08-10T17:58:00Z">
                 <w:rPr>
                   <w:rFonts w:ascii="Cambria Math" w:hAnsi="Cambria Math"/>
                 </w:rPr>
@@ -1803,7 +1812,7 @@
         <m:sSub>
           <m:sSubPr>
             <m:ctrlPr>
-              <w:ins w:id="123" w:author="Tomy Doda" w:date="2026-08-10T19:58:00Z" w16du:dateUtc="2026-08-10T17:58:00Z">
+              <w:ins w:id="126" w:author="Tomy Doda" w:date="2026-08-10T19:58:00Z" w16du:dateUtc="2026-08-10T17:58:00Z">
                 <w:rPr>
                   <w:rFonts w:ascii="Cambria Math" w:hAnsi="Cambria Math"/>
                   <w:i/>
@@ -1813,7 +1822,7 @@
           </m:sSubPr>
           <m:e>
             <m:r>
-              <w:ins w:id="124" w:author="Tomy Doda" w:date="2026-08-10T19:58:00Z" w16du:dateUtc="2026-08-10T17:58:00Z">
+              <w:ins w:id="127" w:author="Tomy Doda" w:date="2026-08-10T19:58:00Z" w16du:dateUtc="2026-08-10T17:58:00Z">
                 <w:rPr>
                   <w:rFonts w:ascii="Cambria Math" w:hAnsi="Cambria Math"/>
                 </w:rPr>
@@ -1823,7 +1832,7 @@
           </m:e>
           <m:sub>
             <m:r>
-              <w:ins w:id="125" w:author="Tomy Doda" w:date="2026-08-10T19:58:00Z" w16du:dateUtc="2026-08-10T17:58:00Z">
+              <w:ins w:id="128" w:author="Tomy Doda" w:date="2026-08-10T19:58:00Z" w16du:dateUtc="2026-08-10T17:58:00Z">
                 <w:rPr>
                   <w:rFonts w:ascii="Cambria Math" w:hAnsi="Cambria Math"/>
                 </w:rPr>
@@ -1833,12 +1842,12 @@
           </m:sub>
         </m:sSub>
       </m:oMath>
-      <w:del w:id="126" w:author="Tomy Doda" w:date="2026-08-10T19:56:00Z" w16du:dateUtc="2026-08-10T17:56:00Z">
+      <w:del w:id="129" w:author="Tomy Doda" w:date="2026-08-10T19:56:00Z" w16du:dateUtc="2026-08-10T17:56:00Z">
         <w:r>
           <w:delText xml:space="preserve">M_diff </w:delText>
         </w:r>
       </w:del>
-      <w:del w:id="127" w:author="Tomy Doda" w:date="2026-08-10T19:58:00Z" w16du:dateUtc="2026-08-10T17:58:00Z">
+      <w:del w:id="130" w:author="Tomy Doda" w:date="2026-08-10T19:58:00Z" w16du:dateUtc="2026-08-10T17:58:00Z">
         <w:r>
           <w:delText>(∝ Q_hypo·C_hypo)</w:delText>
         </w:r>
@@ -1846,7 +1855,7 @@
       <w:r>
         <w:t xml:space="preserve"> assure la conservation du volume</w:t>
       </w:r>
-      <w:ins w:id="128" w:author="Tomy Doda" w:date="2026-08-10T19:58:00Z" w16du:dateUtc="2026-08-10T17:58:00Z">
+      <w:ins w:id="131" w:author="Tomy Doda" w:date="2026-08-10T19:58:00Z" w16du:dateUtc="2026-08-10T17:58:00Z">
         <w:r>
           <w:t xml:space="preserve"> de l’hypolimnion</w:t>
         </w:r>
@@ -1854,7 +1863,7 @@
       <w:r>
         <w:t xml:space="preserve">. Les volumes </w:t>
       </w:r>
-      <w:ins w:id="129" w:author="Tomy Doda" w:date="2026-08-11T11:02:00Z" w16du:dateUtc="2026-08-11T09:02:00Z">
+      <w:ins w:id="132" w:author="Tomy Doda" w:date="2026-08-11T11:02:00Z" w16du:dateUtc="2026-08-11T09:02:00Z">
         <w:r>
           <w:t xml:space="preserve">des deux couches </w:t>
         </w:r>
@@ -1862,23 +1871,20 @@
       <w:r>
         <w:t xml:space="preserve">évoluent </w:t>
       </w:r>
-      <w:del w:id="130" w:author="Tomy Doda" w:date="2026-08-11T11:08:00Z" w16du:dateUtc="2026-08-11T09:08:00Z">
+      <w:del w:id="133" w:author="Tomy Doda" w:date="2026-08-11T11:08:00Z" w16du:dateUtc="2026-08-11T09:08:00Z">
         <w:r>
           <w:delText xml:space="preserve">avec </w:delText>
         </w:r>
       </w:del>
-      <w:ins w:id="131" w:author="Tomy Doda" w:date="2026-08-11T11:08:00Z" w16du:dateUtc="2026-08-11T09:08:00Z">
-        <w:r>
-          <w:t>en fonction de</w:t>
-        </w:r>
-        <w:r>
-          <w:t xml:space="preserve"> </w:t>
+      <w:ins w:id="134" w:author="Tomy Doda" w:date="2026-08-11T11:08:00Z" w16du:dateUtc="2026-08-11T09:08:00Z">
+        <w:r>
+          <w:t xml:space="preserve">en fonction de </w:t>
         </w:r>
       </w:ins>
       <w:r>
         <w:t xml:space="preserve">la profondeur </w:t>
       </w:r>
-      <w:ins w:id="132" w:author="Tomy Doda" w:date="2026-08-11T11:13:00Z" w16du:dateUtc="2026-08-11T09:13:00Z">
+      <w:ins w:id="135" w:author="Tomy Doda" w:date="2026-08-11T11:13:00Z" w16du:dateUtc="2026-08-11T09:13:00Z">
         <w:r>
           <w:t xml:space="preserve">annuelle maximale </w:t>
         </w:r>
@@ -1886,12 +1892,12 @@
       <w:r>
         <w:t>d</w:t>
       </w:r>
-      <w:ins w:id="133" w:author="Tomy Doda" w:date="2026-08-11T11:03:00Z" w16du:dateUtc="2026-08-11T09:03:00Z">
+      <w:ins w:id="136" w:author="Tomy Doda" w:date="2026-08-11T11:03:00Z" w16du:dateUtc="2026-08-11T09:03:00Z">
         <w:r>
           <w:t>e l’</w:t>
         </w:r>
       </w:ins>
-      <w:del w:id="134" w:author="Tomy Doda" w:date="2026-08-11T11:03:00Z" w16du:dateUtc="2026-08-11T09:03:00Z">
+      <w:del w:id="137" w:author="Tomy Doda" w:date="2026-08-11T11:03:00Z" w16du:dateUtc="2026-08-11T09:03:00Z">
         <w:r>
           <w:delText>'</w:delText>
         </w:r>
@@ -1899,7 +1905,7 @@
       <w:r>
         <w:t>épilimnion</w:t>
       </w:r>
-      <w:ins w:id="135" w:author="Tomy Doda" w:date="2026-08-11T11:01:00Z" w16du:dateUtc="2026-08-11T09:01:00Z">
+      <w:ins w:id="138" w:author="Tomy Doda" w:date="2026-08-11T11:01:00Z" w16du:dateUtc="2026-08-11T09:01:00Z">
         <w:r>
           <w:t xml:space="preserve"> </w:t>
         </w:r>
@@ -1908,7 +1914,7 @@
         <m:sSub>
           <m:sSubPr>
             <m:ctrlPr>
-              <w:ins w:id="136" w:author="Tomy Doda" w:date="2026-08-11T11:01:00Z" w16du:dateUtc="2026-08-11T09:01:00Z">
+              <w:ins w:id="139" w:author="Tomy Doda" w:date="2026-08-11T11:01:00Z" w16du:dateUtc="2026-08-11T09:01:00Z">
                 <w:rPr>
                   <w:rFonts w:ascii="Cambria Math" w:hAnsi="Cambria Math"/>
                   <w:i/>
@@ -1918,7 +1924,7 @@
           </m:sSubPr>
           <m:e>
             <m:r>
-              <w:ins w:id="137" w:author="Tomy Doda" w:date="2026-08-11T11:01:00Z" w16du:dateUtc="2026-08-11T09:01:00Z">
+              <w:ins w:id="140" w:author="Tomy Doda" w:date="2026-08-11T11:01:00Z" w16du:dateUtc="2026-08-11T09:01:00Z">
                 <w:rPr>
                   <w:rFonts w:ascii="Cambria Math" w:hAnsi="Cambria Math"/>
                 </w:rPr>
@@ -1928,7 +1934,7 @@
           </m:e>
           <m:sub>
             <m:r>
-              <w:ins w:id="138" w:author="Tomy Doda" w:date="2026-08-11T11:01:00Z" w16du:dateUtc="2026-08-11T09:01:00Z">
+              <w:ins w:id="141" w:author="Tomy Doda" w:date="2026-08-11T11:01:00Z" w16du:dateUtc="2026-08-11T09:01:00Z">
                 <w:rPr>
                   <w:rFonts w:ascii="Cambria Math" w:hAnsi="Cambria Math"/>
                 </w:rPr>
@@ -1938,7 +1944,7 @@
           </m:sub>
         </m:sSub>
         <m:r>
-          <w:ins w:id="139" w:author="Tomy Doda" w:date="2026-08-11T11:01:00Z" w16du:dateUtc="2026-08-11T09:01:00Z">
+          <w:ins w:id="142" w:author="Tomy Doda" w:date="2026-08-11T11:01:00Z" w16du:dateUtc="2026-08-11T09:01:00Z">
             <w:rPr>
               <w:rFonts w:ascii="Cambria Math" w:hAnsi="Cambria Math"/>
             </w:rPr>
@@ -1946,12 +1952,12 @@
           </w:ins>
         </m:r>
       </m:oMath>
-      <w:ins w:id="140" w:author="Tomy Doda" w:date="2026-08-11T11:01:00Z" w16du:dateUtc="2026-08-11T09:01:00Z">
+      <w:ins w:id="143" w:author="Tomy Doda" w:date="2026-08-11T11:01:00Z" w16du:dateUtc="2026-08-11T09:01:00Z">
         <w:r>
           <w:t xml:space="preserve"> </w:t>
         </w:r>
       </w:ins>
-      <w:del w:id="141" w:author="Tomy Doda" w:date="2026-08-11T11:01:00Z" w16du:dateUtc="2026-08-11T09:01:00Z">
+      <w:del w:id="144" w:author="Tomy Doda" w:date="2026-08-11T11:01:00Z" w16du:dateUtc="2026-08-11T09:01:00Z">
         <w:r>
           <w:delText xml:space="preserve"> h_epi(t)</w:delText>
         </w:r>
@@ -1959,12 +1965,12 @@
       <w:r>
         <w:t xml:space="preserve"> </w:t>
       </w:r>
-      <w:ins w:id="142" w:author="Tomy Doda" w:date="2026-08-11T11:08:00Z" w16du:dateUtc="2026-08-11T09:08:00Z">
+      <w:ins w:id="145" w:author="Tomy Doda" w:date="2026-08-11T11:08:00Z" w16du:dateUtc="2026-08-11T09:08:00Z">
         <w:r>
           <w:t>selon les</w:t>
         </w:r>
       </w:ins>
-      <w:ins w:id="143" w:author="Tomy Doda" w:date="2026-08-11T11:04:00Z" w16du:dateUtc="2026-08-11T09:04:00Z">
+      <w:ins w:id="146" w:author="Tomy Doda" w:date="2026-08-11T11:04:00Z" w16du:dateUtc="2026-08-11T09:04:00Z">
         <w:r>
           <w:t xml:space="preserve"> </w:t>
         </w:r>
@@ -1972,32 +1978,32 @@
           <w:t xml:space="preserve">trois scenarios de </w:t>
         </w:r>
       </w:ins>
-      <w:ins w:id="144" w:author="Tomy Doda" w:date="2026-08-11T11:17:00Z" w16du:dateUtc="2026-08-11T09:17:00Z">
+      <w:ins w:id="147" w:author="Tomy Doda" w:date="2026-08-11T11:17:00Z" w16du:dateUtc="2026-08-11T09:17:00Z">
         <w:r>
           <w:t>brassage</w:t>
         </w:r>
       </w:ins>
-      <w:ins w:id="145" w:author="Tomy Doda" w:date="2026-08-11T11:04:00Z" w16du:dateUtc="2026-08-11T09:04:00Z">
+      <w:ins w:id="148" w:author="Tomy Doda" w:date="2026-08-11T11:04:00Z" w16du:dateUtc="2026-08-11T09:04:00Z">
         <w:r>
           <w:t xml:space="preserve"> décrits </w:t>
         </w:r>
       </w:ins>
-      <w:ins w:id="146" w:author="Tomy Doda" w:date="2026-08-11T11:08:00Z" w16du:dateUtc="2026-08-11T09:08:00Z">
+      <w:ins w:id="149" w:author="Tomy Doda" w:date="2026-08-11T11:08:00Z" w16du:dateUtc="2026-08-11T09:08:00Z">
         <w:r>
           <w:t xml:space="preserve">ci-dessous. Les volumes correspondants sont calculés </w:t>
         </w:r>
       </w:ins>
-      <w:ins w:id="147" w:author="Tomy Doda" w:date="2026-08-11T11:04:00Z" w16du:dateUtc="2026-08-11T09:04:00Z">
+      <w:ins w:id="150" w:author="Tomy Doda" w:date="2026-08-11T11:04:00Z" w16du:dateUtc="2026-08-11T09:04:00Z">
         <w:r>
           <w:t xml:space="preserve"> </w:t>
         </w:r>
       </w:ins>
-      <w:ins w:id="148" w:author="Tomy Doda" w:date="2026-08-11T11:08:00Z" w16du:dateUtc="2026-08-11T09:08:00Z">
+      <w:ins w:id="151" w:author="Tomy Doda" w:date="2026-08-11T11:08:00Z" w16du:dateUtc="2026-08-11T09:08:00Z">
         <w:r>
           <w:t xml:space="preserve">à partir de </w:t>
         </w:r>
       </w:ins>
-      <w:del w:id="149" w:author="Tomy Doda" w:date="2026-08-11T11:08:00Z" w16du:dateUtc="2026-08-11T09:08:00Z">
+      <w:del w:id="152" w:author="Tomy Doda" w:date="2026-08-11T11:08:00Z" w16du:dateUtc="2026-08-11T09:08:00Z">
         <w:r>
           <w:delText xml:space="preserve">et </w:delText>
         </w:r>
@@ -2005,12 +2011,12 @@
       <w:r>
         <w:t>la courbe hypsométrique du lac</w:t>
       </w:r>
-      <w:ins w:id="150" w:author="Tomy Doda" w:date="2026-08-11T11:03:00Z" w16du:dateUtc="2026-08-11T09:03:00Z">
+      <w:ins w:id="153" w:author="Tomy Doda" w:date="2026-08-11T11:03:00Z" w16du:dateUtc="2026-08-11T09:03:00Z">
         <w:r>
           <w:t>.</w:t>
         </w:r>
       </w:ins>
-      <w:del w:id="151" w:author="Tomy Doda" w:date="2026-08-11T11:03:00Z" w16du:dateUtc="2026-08-11T09:03:00Z">
+      <w:del w:id="154" w:author="Tomy Doda" w:date="2026-08-11T11:03:00Z" w16du:dateUtc="2026-08-11T09:03:00Z">
         <w:r>
           <w:delText xml:space="preserve"> ;</w:delText>
         </w:r>
@@ -2018,12 +2024,12 @@
       <w:r>
         <w:t xml:space="preserve"> </w:t>
       </w:r>
-      <w:ins w:id="152" w:author="Tomy Doda" w:date="2026-08-11T11:09:00Z" w16du:dateUtc="2026-08-11T09:09:00Z">
+      <w:ins w:id="155" w:author="Tomy Doda" w:date="2026-08-11T11:09:00Z" w16du:dateUtc="2026-08-11T09:09:00Z">
         <w:r>
           <w:t>U</w:t>
         </w:r>
       </w:ins>
-      <w:del w:id="153" w:author="Tomy Doda" w:date="2026-08-11T11:09:00Z" w16du:dateUtc="2026-08-11T09:09:00Z">
+      <w:del w:id="156" w:author="Tomy Doda" w:date="2026-08-11T11:09:00Z" w16du:dateUtc="2026-08-11T09:09:00Z">
         <w:r>
           <w:delText>u</w:delText>
         </w:r>
@@ -2031,7 +2037,7 @@
       <w:r>
         <w:t xml:space="preserve">n approfondissement </w:t>
       </w:r>
-      <w:ins w:id="154" w:author="Tomy Doda" w:date="2026-08-11T11:09:00Z" w16du:dateUtc="2026-08-11T09:09:00Z">
+      <w:ins w:id="157" w:author="Tomy Doda" w:date="2026-08-11T11:09:00Z" w16du:dateUtc="2026-08-11T09:09:00Z">
         <w:r>
           <w:t xml:space="preserve">de l’épilimnion </w:t>
         </w:r>
@@ -2043,7 +2049,7 @@
         <m:sSub>
           <m:sSubPr>
             <m:ctrlPr>
-              <w:ins w:id="155" w:author="Tomy Doda" w:date="2026-08-11T11:13:00Z" w16du:dateUtc="2026-08-11T09:13:00Z">
+              <w:ins w:id="158" w:author="Tomy Doda" w:date="2026-08-11T11:13:00Z" w16du:dateUtc="2026-08-11T09:13:00Z">
                 <w:rPr>
                   <w:rFonts w:ascii="Cambria Math" w:hAnsi="Cambria Math"/>
                   <w:i/>
@@ -2053,7 +2059,7 @@
           </m:sSubPr>
           <m:e>
             <m:r>
-              <w:ins w:id="156" w:author="Tomy Doda" w:date="2026-08-11T11:13:00Z" w16du:dateUtc="2026-08-11T09:13:00Z">
+              <w:ins w:id="159" w:author="Tomy Doda" w:date="2026-08-11T11:13:00Z" w16du:dateUtc="2026-08-11T09:13:00Z">
                 <w:rPr>
                   <w:rFonts w:ascii="Cambria Math" w:hAnsi="Cambria Math"/>
                 </w:rPr>
@@ -2063,7 +2069,7 @@
           </m:e>
           <m:sub>
             <m:r>
-              <w:ins w:id="157" w:author="Tomy Doda" w:date="2026-08-11T11:13:00Z" w16du:dateUtc="2026-08-11T09:13:00Z">
+              <w:ins w:id="160" w:author="Tomy Doda" w:date="2026-08-11T11:13:00Z" w16du:dateUtc="2026-08-11T09:13:00Z">
                 <w:rPr>
                   <w:rFonts w:ascii="Cambria Math" w:hAnsi="Cambria Math"/>
                 </w:rPr>
@@ -2073,7 +2079,7 @@
           </m:sub>
         </m:sSub>
       </m:oMath>
-      <w:del w:id="158" w:author="Tomy Doda" w:date="2026-08-11T11:13:00Z" w16du:dateUtc="2026-08-11T09:13:00Z">
+      <w:del w:id="161" w:author="Tomy Doda" w:date="2026-08-11T11:13:00Z" w16du:dateUtc="2026-08-11T09:13:00Z">
         <w:r>
           <w:delText xml:space="preserve">M_mix,epi </w:delText>
         </w:r>
@@ -2081,12 +2087,12 @@
       <w:r>
         <w:t>de l'hypolimnion vers l'épilimnion (et inversement)</w:t>
       </w:r>
-      <w:ins w:id="159" w:author="Tomy Doda" w:date="2026-08-11T11:14:00Z" w16du:dateUtc="2026-08-11T09:14:00Z">
+      <w:ins w:id="162" w:author="Tomy Doda" w:date="2026-08-11T11:14:00Z" w16du:dateUtc="2026-08-11T09:14:00Z">
         <w:r>
           <w:t>.</w:t>
         </w:r>
       </w:ins>
-      <w:del w:id="160" w:author="Tomy Doda" w:date="2026-08-11T11:14:00Z" w16du:dateUtc="2026-08-11T09:14:00Z">
+      <w:del w:id="163" w:author="Tomy Doda" w:date="2026-08-11T11:14:00Z" w16du:dateUtc="2026-08-11T09:14:00Z">
         <w:r>
           <w:delText>,</w:delText>
         </w:r>
@@ -2094,7 +2100,7 @@
       <w:r>
         <w:t xml:space="preserve"> </w:t>
       </w:r>
-      <w:ins w:id="161" w:author="Tomy Doda" w:date="2026-08-11T11:14:00Z" w16du:dateUtc="2026-08-11T09:14:00Z">
+      <w:ins w:id="164" w:author="Tomy Doda" w:date="2026-08-11T11:14:00Z" w16du:dateUtc="2026-08-11T09:14:00Z">
         <w:r>
           <w:t xml:space="preserve">Ce flux de mélange est appliqué après </w:t>
         </w:r>
@@ -2102,17 +2108,17 @@
       <w:r>
         <w:t xml:space="preserve">la </w:t>
       </w:r>
-      <w:del w:id="162" w:author="Tomy Doda" w:date="2026-08-11T11:15:00Z" w16du:dateUtc="2026-08-11T09:15:00Z">
+      <w:del w:id="165" w:author="Tomy Doda" w:date="2026-08-11T11:15:00Z" w16du:dateUtc="2026-08-11T09:15:00Z">
         <w:r>
           <w:delText>diffusion étant appliquée avant le mélange</w:delText>
         </w:r>
       </w:del>
-      <w:ins w:id="163" w:author="Tomy Doda" w:date="2026-08-11T11:15:00Z" w16du:dateUtc="2026-08-11T09:15:00Z">
+      <w:ins w:id="166" w:author="Tomy Doda" w:date="2026-08-11T11:15:00Z" w16du:dateUtc="2026-08-11T09:15:00Z">
         <w:r>
           <w:t>dilution des couches</w:t>
         </w:r>
       </w:ins>
-      <w:ins w:id="164" w:author="Tomy Doda" w:date="2026-08-11T11:16:00Z" w16du:dateUtc="2026-08-11T09:16:00Z">
+      <w:ins w:id="167" w:author="Tomy Doda" w:date="2026-08-11T11:16:00Z" w16du:dateUtc="2026-08-11T09:16:00Z">
         <w:r>
           <w:t xml:space="preserve"> par les flux advectifs</w:t>
         </w:r>
@@ -2126,10 +2132,10 @@
         <w:spacing w:before="70" w:after="35"/>
         <w:jc w:val="center"/>
         <w:rPr>
-          <w:ins w:id="165" w:author="Tomy Doda" w:date="2026-08-10T19:33:00Z" w16du:dateUtc="2026-08-10T17:33:00Z"/>
-        </w:rPr>
-      </w:pPr>
-      <w:del w:id="166" w:author="Tomy Doda" w:date="2026-08-10T19:33:00Z" w16du:dateUtc="2026-08-10T17:33:00Z">
+          <w:ins w:id="168" w:author="Tomy Doda" w:date="2026-08-10T19:33:00Z" w16du:dateUtc="2026-08-10T17:33:00Z"/>
+        </w:rPr>
+      </w:pPr>
+      <w:del w:id="169" w:author="Tomy Doda" w:date="2026-08-10T19:33:00Z" w16du:dateUtc="2026-08-10T17:33:00Z">
         <w:r>
           <w:rPr>
             <w:noProof/>
@@ -2180,12 +2186,11 @@
         <w:spacing w:before="70" w:after="35"/>
         <w:jc w:val="center"/>
       </w:pPr>
-      <w:ins w:id="167" w:author="Tomy Doda" w:date="2026-08-10T19:33:00Z" w16du:dateUtc="2026-08-10T17:33:00Z">
+      <w:ins w:id="170" w:author="Tomy Doda" w:date="2026-08-10T19:33:00Z" w16du:dateUtc="2026-08-10T17:33:00Z">
         <w:r>
           <w:rPr>
             <w:noProof/>
           </w:rPr>
-          <w:lastRenderedPageBreak/>
           <w:drawing>
             <wp:inline distT="0" distB="0" distL="0" distR="0" wp14:anchorId="39494BD3" wp14:editId="7FAEBC96">
               <wp:extent cx="3953786" cy="1314736"/>
@@ -2252,7 +2257,7 @@
         </w:rPr>
         <w:t xml:space="preserve">Figure 3 — </w:t>
       </w:r>
-      <w:commentRangeStart w:id="168"/>
+      <w:commentRangeStart w:id="171"/>
       <w:r>
         <w:rPr>
           <w:i/>
@@ -2263,7 +2268,7 @@
         </w:rPr>
         <w:t>Distribution de la profondeur de plongée</w:t>
       </w:r>
-      <w:commentRangeEnd w:id="168"/>
+      <w:commentRangeEnd w:id="171"/>
       <w:r>
         <w:rPr>
           <w:rStyle w:val="CommentReference"/>
@@ -2271,7 +2276,7 @@
           <w:iCs/>
           <w:color w:val="555555"/>
         </w:rPr>
-        <w:commentReference w:id="168"/>
+        <w:commentReference w:id="171"/>
       </w:r>
       <w:r>
         <w:rPr>
@@ -2283,7 +2288,7 @@
         </w:rPr>
         <w:t xml:space="preserve"> du panache du Rhône, utilisée pour </w:t>
       </w:r>
-      <w:del w:id="169" w:author="Tomy Doda" w:date="2026-08-10T19:43:00Z" w16du:dateUtc="2026-08-10T17:43:00Z">
+      <w:del w:id="172" w:author="Tomy Doda" w:date="2026-08-10T19:43:00Z" w16du:dateUtc="2026-08-10T17:43:00Z">
         <w:r>
           <w:rPr>
             <w:i/>
@@ -2295,7 +2300,7 @@
           <w:delText>répartir Q_epi/Q_hypo</w:delText>
         </w:r>
       </w:del>
-      <w:ins w:id="170" w:author="Tomy Doda" w:date="2026-08-10T19:43:00Z" w16du:dateUtc="2026-08-10T17:43:00Z">
+      <w:ins w:id="173" w:author="Tomy Doda" w:date="2026-08-10T19:43:00Z" w16du:dateUtc="2026-08-10T17:43:00Z">
         <w:r>
           <w:rPr>
             <w:i/>
@@ -2309,7 +2314,7 @@
       </w:ins>
       <m:oMath>
         <m:r>
-          <w:ins w:id="171" w:author="Tomy Doda" w:date="2026-08-10T19:44:00Z" w16du:dateUtc="2026-08-10T17:44:00Z">
+          <w:ins w:id="174" w:author="Tomy Doda" w:date="2026-08-10T19:44:00Z" w16du:dateUtc="2026-08-10T17:44:00Z">
             <w:rPr>
               <w:rFonts w:ascii="Cambria Math" w:hAnsi="Cambria Math"/>
               <w:color w:val="555555"/>
@@ -2322,7 +2327,7 @@
         <m:sSub>
           <m:sSubPr>
             <m:ctrlPr>
-              <w:ins w:id="172" w:author="Tomy Doda" w:date="2026-08-10T19:44:00Z" w16du:dateUtc="2026-08-10T17:44:00Z">
+              <w:ins w:id="175" w:author="Tomy Doda" w:date="2026-08-10T19:44:00Z" w16du:dateUtc="2026-08-10T17:44:00Z">
                 <w:rPr>
                   <w:rFonts w:ascii="Cambria Math" w:hAnsi="Cambria Math"/>
                   <w:i/>
@@ -2336,7 +2341,7 @@
           </m:sSubPr>
           <m:e>
             <m:r>
-              <w:ins w:id="173" w:author="Tomy Doda" w:date="2026-08-10T19:44:00Z" w16du:dateUtc="2026-08-10T17:44:00Z">
+              <w:ins w:id="176" w:author="Tomy Doda" w:date="2026-08-10T19:44:00Z" w16du:dateUtc="2026-08-10T17:44:00Z">
                 <w:rPr>
                   <w:rFonts w:ascii="Cambria Math" w:hAnsi="Cambria Math"/>
                   <w:color w:val="555555"/>
@@ -2349,7 +2354,7 @@
           </m:e>
           <m:sub>
             <m:r>
-              <w:ins w:id="174" w:author="Tomy Doda" w:date="2026-08-10T19:44:00Z" w16du:dateUtc="2026-08-10T17:44:00Z">
+              <w:ins w:id="177" w:author="Tomy Doda" w:date="2026-08-10T19:44:00Z" w16du:dateUtc="2026-08-10T17:44:00Z">
                 <w:rPr>
                   <w:rFonts w:ascii="Cambria Math" w:hAnsi="Cambria Math"/>
                   <w:color w:val="555555"/>
@@ -2362,7 +2367,7 @@
           </m:sub>
         </m:sSub>
         <m:r>
-          <w:ins w:id="175" w:author="Tomy Doda" w:date="2026-08-10T19:44:00Z" w16du:dateUtc="2026-08-10T17:44:00Z">
+          <w:ins w:id="178" w:author="Tomy Doda" w:date="2026-08-10T19:44:00Z" w16du:dateUtc="2026-08-10T17:44:00Z">
             <w:rPr>
               <w:rFonts w:ascii="Cambria Math" w:hAnsi="Cambria Math"/>
               <w:color w:val="555555"/>
@@ -2375,7 +2380,7 @@
         <m:sSub>
           <m:sSubPr>
             <m:ctrlPr>
-              <w:ins w:id="176" w:author="Tomy Doda" w:date="2026-08-10T19:44:00Z" w16du:dateUtc="2026-08-10T17:44:00Z">
+              <w:ins w:id="179" w:author="Tomy Doda" w:date="2026-08-10T19:44:00Z" w16du:dateUtc="2026-08-10T17:44:00Z">
                 <w:rPr>
                   <w:rFonts w:ascii="Cambria Math" w:hAnsi="Cambria Math"/>
                   <w:i/>
@@ -2389,7 +2394,7 @@
           </m:sSubPr>
           <m:e>
             <m:r>
-              <w:ins w:id="177" w:author="Tomy Doda" w:date="2026-08-10T19:44:00Z" w16du:dateUtc="2026-08-10T17:44:00Z">
+              <w:ins w:id="180" w:author="Tomy Doda" w:date="2026-08-10T19:44:00Z" w16du:dateUtc="2026-08-10T17:44:00Z">
                 <w:rPr>
                   <w:rFonts w:ascii="Cambria Math" w:hAnsi="Cambria Math"/>
                   <w:color w:val="555555"/>
@@ -2402,7 +2407,7 @@
           </m:e>
           <m:sub>
             <m:r>
-              <w:ins w:id="178" w:author="Tomy Doda" w:date="2026-08-10T19:44:00Z" w16du:dateUtc="2026-08-10T17:44:00Z">
+              <w:ins w:id="181" w:author="Tomy Doda" w:date="2026-08-10T19:44:00Z" w16du:dateUtc="2026-08-10T17:44:00Z">
                 <w:rPr>
                   <w:rFonts w:ascii="Cambria Math" w:hAnsi="Cambria Math"/>
                   <w:color w:val="555555"/>
@@ -2431,10 +2436,10 @@
         <w:spacing w:after="100"/>
         <w:jc w:val="both"/>
         <w:rPr>
-          <w:ins w:id="179" w:author="Tomy Doda" w:date="2026-08-11T16:50:00Z" w16du:dateUtc="2026-08-11T14:50:00Z"/>
-        </w:rPr>
-      </w:pPr>
-      <w:ins w:id="180" w:author="Tomy Doda" w:date="2026-08-11T16:31:00Z" w16du:dateUtc="2026-08-11T14:31:00Z">
+          <w:ins w:id="182" w:author="Tomy Doda" w:date="2026-08-11T16:50:00Z" w16du:dateUtc="2026-08-11T14:50:00Z"/>
+        </w:rPr>
+      </w:pPr>
+      <w:ins w:id="183" w:author="Tomy Doda" w:date="2026-08-11T16:31:00Z" w16du:dateUtc="2026-08-11T14:31:00Z">
         <w:r>
           <w:t xml:space="preserve">L’évolution de </w:t>
         </w:r>
@@ -2443,7 +2448,7 @@
         <m:sSub>
           <m:sSubPr>
             <m:ctrlPr>
-              <w:ins w:id="181" w:author="Tomy Doda" w:date="2026-08-11T16:31:00Z" w16du:dateUtc="2026-08-11T14:31:00Z">
+              <w:ins w:id="184" w:author="Tomy Doda" w:date="2026-08-11T16:31:00Z" w16du:dateUtc="2026-08-11T14:31:00Z">
                 <w:rPr>
                   <w:rFonts w:ascii="Cambria Math" w:hAnsi="Cambria Math"/>
                   <w:i/>
@@ -2453,7 +2458,7 @@
           </m:sSubPr>
           <m:e>
             <m:r>
-              <w:ins w:id="182" w:author="Tomy Doda" w:date="2026-08-11T16:31:00Z" w16du:dateUtc="2026-08-11T14:31:00Z">
+              <w:ins w:id="185" w:author="Tomy Doda" w:date="2026-08-11T16:31:00Z" w16du:dateUtc="2026-08-11T14:31:00Z">
                 <w:rPr>
                   <w:rFonts w:ascii="Cambria Math" w:hAnsi="Cambria Math"/>
                 </w:rPr>
@@ -2463,7 +2468,7 @@
           </m:e>
           <m:sub>
             <m:r>
-              <w:ins w:id="183" w:author="Tomy Doda" w:date="2026-08-11T16:31:00Z" w16du:dateUtc="2026-08-11T14:31:00Z">
+              <w:ins w:id="186" w:author="Tomy Doda" w:date="2026-08-11T16:31:00Z" w16du:dateUtc="2026-08-11T14:31:00Z">
                 <w:rPr>
                   <w:rFonts w:ascii="Cambria Math" w:hAnsi="Cambria Math"/>
                 </w:rPr>
@@ -2473,7 +2478,7 @@
           </m:sub>
         </m:sSub>
         <m:r>
-          <w:ins w:id="184" w:author="Tomy Doda" w:date="2026-08-11T16:31:00Z" w16du:dateUtc="2026-08-11T14:31:00Z">
+          <w:ins w:id="187" w:author="Tomy Doda" w:date="2026-08-11T16:31:00Z" w16du:dateUtc="2026-08-11T14:31:00Z">
             <w:rPr>
               <w:rFonts w:ascii="Cambria Math" w:hAnsi="Cambria Math"/>
             </w:rPr>
@@ -2481,17 +2486,17 @@
           </w:ins>
         </m:r>
       </m:oMath>
-      <w:ins w:id="185" w:author="Tomy Doda" w:date="2026-08-11T16:31:00Z" w16du:dateUtc="2026-08-11T14:31:00Z">
+      <w:ins w:id="188" w:author="Tomy Doda" w:date="2026-08-11T16:31:00Z" w16du:dateUtc="2026-08-11T14:31:00Z">
         <w:r>
           <w:t xml:space="preserve"> est simulée avec </w:t>
         </w:r>
       </w:ins>
-      <w:del w:id="186" w:author="Tomy Doda" w:date="2026-08-11T16:31:00Z" w16du:dateUtc="2026-08-11T14:31:00Z">
+      <w:del w:id="189" w:author="Tomy Doda" w:date="2026-08-11T16:31:00Z" w16du:dateUtc="2026-08-11T14:31:00Z">
         <w:r>
           <w:delText>T</w:delText>
         </w:r>
       </w:del>
-      <w:ins w:id="187" w:author="Tomy Doda" w:date="2026-08-11T16:31:00Z" w16du:dateUtc="2026-08-11T14:31:00Z">
+      <w:ins w:id="190" w:author="Tomy Doda" w:date="2026-08-11T16:31:00Z" w16du:dateUtc="2026-08-11T14:31:00Z">
         <w:r>
           <w:t>t</w:t>
         </w:r>
@@ -2499,27 +2504,27 @@
       <w:r>
         <w:t xml:space="preserve">rois scénarios de </w:t>
       </w:r>
-      <w:del w:id="188" w:author="Tomy Doda" w:date="2026-08-11T11:17:00Z" w16du:dateUtc="2026-08-11T09:17:00Z">
+      <w:del w:id="191" w:author="Tomy Doda" w:date="2026-08-11T11:17:00Z" w16du:dateUtc="2026-08-11T09:17:00Z">
         <w:r>
           <w:delText>h_epi(t)</w:delText>
         </w:r>
       </w:del>
-      <w:ins w:id="189" w:author="Tomy Doda" w:date="2026-08-11T11:17:00Z" w16du:dateUtc="2026-08-11T09:17:00Z">
+      <w:ins w:id="192" w:author="Tomy Doda" w:date="2026-08-11T11:17:00Z" w16du:dateUtc="2026-08-11T09:17:00Z">
         <w:r>
           <w:t>brassage</w:t>
         </w:r>
       </w:ins>
-      <w:ins w:id="190" w:author="Tomy Doda" w:date="2026-08-11T16:32:00Z" w16du:dateUtc="2026-08-11T14:32:00Z">
+      <w:ins w:id="193" w:author="Tomy Doda" w:date="2026-08-11T16:32:00Z" w16du:dateUtc="2026-08-11T14:32:00Z">
         <w:r>
           <w:t xml:space="preserve"> </w:t>
         </w:r>
       </w:ins>
-      <w:del w:id="191" w:author="Tomy Doda" w:date="2026-08-11T16:31:00Z" w16du:dateUtc="2026-08-11T14:31:00Z">
+      <w:del w:id="194" w:author="Tomy Doda" w:date="2026-08-11T16:31:00Z" w16du:dateUtc="2026-08-11T14:31:00Z">
         <w:r>
           <w:delText xml:space="preserve"> sont </w:delText>
         </w:r>
       </w:del>
-      <w:del w:id="192" w:author="Tomy Doda" w:date="2026-08-11T11:17:00Z" w16du:dateUtc="2026-08-11T09:17:00Z">
+      <w:del w:id="195" w:author="Tomy Doda" w:date="2026-08-11T11:17:00Z" w16du:dateUtc="2026-08-11T09:17:00Z">
         <w:r>
           <w:delText xml:space="preserve">possibles </w:delText>
         </w:r>
@@ -2527,12 +2532,12 @@
       <w:r>
         <w:t xml:space="preserve">: </w:t>
       </w:r>
-      <w:ins w:id="193" w:author="Tomy Doda" w:date="2026-08-11T11:17:00Z" w16du:dateUtc="2026-08-11T09:17:00Z">
+      <w:ins w:id="196" w:author="Tomy Doda" w:date="2026-08-11T11:17:00Z" w16du:dateUtc="2026-08-11T09:17:00Z">
         <w:r>
           <w:t xml:space="preserve">aucun brassage </w:t>
         </w:r>
       </w:ins>
-      <w:del w:id="194" w:author="Tomy Doda" w:date="2026-08-11T11:18:00Z" w16du:dateUtc="2026-08-11T09:18:00Z">
+      <w:del w:id="197" w:author="Tomy Doda" w:date="2026-08-11T11:18:00Z" w16du:dateUtc="2026-08-11T09:18:00Z">
         <w:r>
           <w:delText>profondeur constante (aucun brassage)</w:delText>
         </w:r>
@@ -2540,7 +2545,7 @@
       <w:r>
         <w:t>, brassage périodique</w:t>
       </w:r>
-      <w:ins w:id="195" w:author="Tomy Doda" w:date="2026-08-11T11:18:00Z" w16du:dateUtc="2026-08-11T09:18:00Z">
+      <w:ins w:id="198" w:author="Tomy Doda" w:date="2026-08-11T11:18:00Z" w16du:dateUtc="2026-08-11T09:18:00Z">
         <w:r>
           <w:t xml:space="preserve"> tous les 10 ans</w:t>
         </w:r>
@@ -2548,36 +2553,33 @@
       <w:r>
         <w:t xml:space="preserve">, ou brassage stochastique tiré de la statistique historique. </w:t>
       </w:r>
-      <w:del w:id="196" w:author="Tomy Doda" w:date="2026-08-11T11:18:00Z" w16du:dateUtc="2026-08-11T09:18:00Z">
+      <w:del w:id="199" w:author="Tomy Doda" w:date="2026-08-11T11:18:00Z" w16du:dateUtc="2026-08-11T09:18:00Z">
         <w:r>
           <w:delText>Les deux derniers sont présentés ci-dessous.</w:delText>
         </w:r>
       </w:del>
-      <w:ins w:id="197" w:author="Tomy Doda" w:date="2026-08-11T16:26:00Z" w16du:dateUtc="2026-08-11T14:26:00Z">
-        <w:r>
-          <w:t xml:space="preserve"> Ces scénarios sont générés à partir de la s</w:t>
-        </w:r>
-        <w:r>
-          <w:t xml:space="preserve">érie observée des profondeurs annuelles de brassage profond du Léman sur la période 1994–2024 (n = 31 ans, </w:t>
-        </w:r>
-        <w:commentRangeStart w:id="198"/>
+      <w:ins w:id="200" w:author="Tomy Doda" w:date="2026-08-11T16:26:00Z" w16du:dateUtc="2026-08-11T14:26:00Z">
+        <w:r>
+          <w:t xml:space="preserve"> Ces scénarios sont générés à partir de la série observée des profondeurs annuelles de brassage profond du Léman sur la période 1994–2024 (n = 31 ans, </w:t>
+        </w:r>
+        <w:commentRangeStart w:id="201"/>
         <w:r>
           <w:t>source CIPE</w:t>
         </w:r>
-        <w:commentRangeEnd w:id="198"/>
+        <w:commentRangeEnd w:id="201"/>
         <w:r>
           <w:rPr>
             <w:rStyle w:val="CommentReference"/>
             <w:sz w:val="20"/>
             <w:szCs w:val="20"/>
           </w:rPr>
-          <w:commentReference w:id="198"/>
+          <w:commentReference w:id="201"/>
         </w:r>
         <w:r>
           <w:t>L)</w:t>
         </w:r>
       </w:ins>
-      <w:ins w:id="199" w:author="Tomy Doda" w:date="2026-08-11T16:27:00Z" w16du:dateUtc="2026-08-11T14:27:00Z">
+      <w:ins w:id="202" w:author="Tomy Doda" w:date="2026-08-11T16:27:00Z" w16du:dateUtc="2026-08-11T14:27:00Z">
         <w:r>
           <w:t xml:space="preserve">. </w:t>
         </w:r>
@@ -2588,30 +2590,30 @@
         <w:spacing w:after="100"/>
         <w:jc w:val="both"/>
         <w:rPr>
-          <w:ins w:id="200" w:author="Tomy Doda" w:date="2026-08-11T16:50:00Z" w16du:dateUtc="2026-08-11T14:50:00Z"/>
-        </w:rPr>
-      </w:pPr>
-      <w:ins w:id="201" w:author="Tomy Doda" w:date="2026-08-11T16:30:00Z" w16du:dateUtc="2026-08-11T14:30:00Z">
+          <w:ins w:id="203" w:author="Tomy Doda" w:date="2026-08-11T16:50:00Z" w16du:dateUtc="2026-08-11T14:50:00Z"/>
+        </w:rPr>
+      </w:pPr>
+      <w:ins w:id="204" w:author="Tomy Doda" w:date="2026-08-11T16:30:00Z" w16du:dateUtc="2026-08-11T14:30:00Z">
         <w:r>
           <w:t>Dans le</w:t>
         </w:r>
       </w:ins>
-      <w:ins w:id="202" w:author="Tomy Doda" w:date="2026-08-11T16:27:00Z" w16du:dateUtc="2026-08-11T14:27:00Z">
+      <w:ins w:id="205" w:author="Tomy Doda" w:date="2026-08-11T16:27:00Z" w16du:dateUtc="2026-08-11T14:27:00Z">
         <w:r>
           <w:t xml:space="preserve"> scénario</w:t>
         </w:r>
       </w:ins>
-      <w:ins w:id="203" w:author="Tomy Doda" w:date="2026-08-11T16:28:00Z" w16du:dateUtc="2026-08-11T14:28:00Z">
+      <w:ins w:id="206" w:author="Tomy Doda" w:date="2026-08-11T16:28:00Z" w16du:dateUtc="2026-08-11T14:28:00Z">
         <w:r>
           <w:t xml:space="preserve"> sans brassage</w:t>
         </w:r>
       </w:ins>
-      <w:ins w:id="204" w:author="Tomy Doda" w:date="2026-08-11T16:30:00Z" w16du:dateUtc="2026-08-11T14:30:00Z">
+      <w:ins w:id="207" w:author="Tomy Doda" w:date="2026-08-11T16:30:00Z" w16du:dateUtc="2026-08-11T14:30:00Z">
         <w:r>
           <w:t>,</w:t>
         </w:r>
       </w:ins>
-      <w:ins w:id="205" w:author="Tomy Doda" w:date="2026-08-11T16:28:00Z" w16du:dateUtc="2026-08-11T14:28:00Z">
+      <w:ins w:id="208" w:author="Tomy Doda" w:date="2026-08-11T16:28:00Z" w16du:dateUtc="2026-08-11T14:28:00Z">
         <w:r>
           <w:t xml:space="preserve"> </w:t>
         </w:r>
@@ -2620,7 +2622,7 @@
         <m:sSub>
           <m:sSubPr>
             <m:ctrlPr>
-              <w:ins w:id="206" w:author="Tomy Doda" w:date="2026-08-11T16:30:00Z" w16du:dateUtc="2026-08-11T14:30:00Z">
+              <w:ins w:id="209" w:author="Tomy Doda" w:date="2026-08-11T16:30:00Z" w16du:dateUtc="2026-08-11T14:30:00Z">
                 <w:rPr>
                   <w:rFonts w:ascii="Cambria Math" w:hAnsi="Cambria Math"/>
                   <w:i/>
@@ -2630,7 +2632,7 @@
           </m:sSubPr>
           <m:e>
             <m:r>
-              <w:ins w:id="207" w:author="Tomy Doda" w:date="2026-08-11T16:30:00Z" w16du:dateUtc="2026-08-11T14:30:00Z">
+              <w:ins w:id="210" w:author="Tomy Doda" w:date="2026-08-11T16:30:00Z" w16du:dateUtc="2026-08-11T14:30:00Z">
                 <w:rPr>
                   <w:rFonts w:ascii="Cambria Math" w:hAnsi="Cambria Math"/>
                 </w:rPr>
@@ -2640,7 +2642,7 @@
           </m:e>
           <m:sub>
             <m:r>
-              <w:ins w:id="208" w:author="Tomy Doda" w:date="2026-08-11T16:30:00Z" w16du:dateUtc="2026-08-11T14:30:00Z">
+              <w:ins w:id="211" w:author="Tomy Doda" w:date="2026-08-11T16:30:00Z" w16du:dateUtc="2026-08-11T14:30:00Z">
                 <w:rPr>
                   <w:rFonts w:ascii="Cambria Math" w:hAnsi="Cambria Math"/>
                 </w:rPr>
@@ -2650,27 +2652,27 @@
           </m:sub>
         </m:sSub>
       </m:oMath>
-      <w:ins w:id="209" w:author="Tomy Doda" w:date="2026-08-11T16:30:00Z" w16du:dateUtc="2026-08-11T14:30:00Z">
+      <w:ins w:id="212" w:author="Tomy Doda" w:date="2026-08-11T16:30:00Z" w16du:dateUtc="2026-08-11T14:30:00Z">
         <w:r>
           <w:t xml:space="preserve"> est constant et</w:t>
         </w:r>
       </w:ins>
-      <w:ins w:id="210" w:author="Tomy Doda" w:date="2026-08-11T16:31:00Z" w16du:dateUtc="2026-08-11T14:31:00Z">
+      <w:ins w:id="213" w:author="Tomy Doda" w:date="2026-08-11T16:31:00Z" w16du:dateUtc="2026-08-11T14:31:00Z">
         <w:r>
           <w:t xml:space="preserve"> égal à </w:t>
         </w:r>
       </w:ins>
-      <w:ins w:id="211" w:author="Tomy Doda" w:date="2026-08-11T16:28:00Z" w16du:dateUtc="2026-08-11T14:28:00Z">
+      <w:ins w:id="214" w:author="Tomy Doda" w:date="2026-08-11T16:28:00Z" w16du:dateUtc="2026-08-11T14:28:00Z">
         <w:r>
           <w:t>la profondeur de brassage moyenne</w:t>
         </w:r>
       </w:ins>
-      <w:ins w:id="212" w:author="Tomy Doda" w:date="2026-08-11T16:32:00Z" w16du:dateUtc="2026-08-11T14:32:00Z">
+      <w:ins w:id="215" w:author="Tomy Doda" w:date="2026-08-11T16:32:00Z" w16du:dateUtc="2026-08-11T14:32:00Z">
         <w:r>
           <w:t xml:space="preserve"> de la série d’observations</w:t>
         </w:r>
       </w:ins>
-      <w:ins w:id="213" w:author="Tomy Doda" w:date="2026-08-11T16:28:00Z" w16du:dateUtc="2026-08-11T14:28:00Z">
+      <w:ins w:id="216" w:author="Tomy Doda" w:date="2026-08-11T16:28:00Z" w16du:dateUtc="2026-08-11T14:28:00Z">
         <w:r>
           <w:t xml:space="preserve"> </w:t>
         </w:r>
@@ -2679,7 +2681,7 @@
         <m:sSub>
           <m:sSubPr>
             <m:ctrlPr>
-              <w:ins w:id="214" w:author="Tomy Doda" w:date="2026-08-11T16:29:00Z" w16du:dateUtc="2026-08-11T14:29:00Z">
+              <w:ins w:id="217" w:author="Tomy Doda" w:date="2026-08-11T16:29:00Z" w16du:dateUtc="2026-08-11T14:29:00Z">
                 <w:rPr>
                   <w:rFonts w:ascii="Cambria Math" w:hAnsi="Cambria Math"/>
                   <w:i/>
@@ -2689,7 +2691,7 @@
           </m:sSubPr>
           <m:e>
             <m:r>
-              <w:ins w:id="215" w:author="Tomy Doda" w:date="2026-08-11T16:29:00Z" w16du:dateUtc="2026-08-11T14:29:00Z">
+              <w:ins w:id="218" w:author="Tomy Doda" w:date="2026-08-11T16:29:00Z" w16du:dateUtc="2026-08-11T14:29:00Z">
                 <w:rPr>
                   <w:rFonts w:ascii="Cambria Math" w:hAnsi="Cambria Math"/>
                 </w:rPr>
@@ -2699,7 +2701,7 @@
           </m:e>
           <m:sub>
             <m:r>
-              <w:ins w:id="216" w:author="Tomy Doda" w:date="2026-08-11T16:29:00Z" w16du:dateUtc="2026-08-11T14:29:00Z">
+              <w:ins w:id="219" w:author="Tomy Doda" w:date="2026-08-11T16:29:00Z" w16du:dateUtc="2026-08-11T14:29:00Z">
                 <w:rPr>
                   <w:rFonts w:ascii="Cambria Math" w:hAnsi="Cambria Math"/>
                 </w:rPr>
@@ -2709,7 +2711,169 @@
           </m:sub>
         </m:sSub>
         <m:r>
-          <w:ins w:id="217" w:author="Tomy Doda" w:date="2026-08-11T16:29:00Z" w16du:dateUtc="2026-08-11T14:29:00Z">
+          <w:ins w:id="220" w:author="Tomy Doda" w:date="2026-08-11T16:29:00Z" w16du:dateUtc="2026-08-11T14:29:00Z">
+            <w:rPr>
+              <w:rFonts w:ascii="Cambria Math" w:hAnsi="Cambria Math"/>
+            </w:rPr>
+            <m:t>≈161</m:t>
+          </w:ins>
+        </m:r>
+      </m:oMath>
+      <w:ins w:id="221" w:author="Tomy Doda" w:date="2026-08-11T16:29:00Z" w16du:dateUtc="2026-08-11T14:29:00Z">
+        <w:r>
+          <w:t xml:space="preserve"> m</w:t>
+        </w:r>
+      </w:ins>
+      <w:ins w:id="222" w:author="Tomy Doda" w:date="2026-08-11T16:30:00Z" w16du:dateUtc="2026-08-11T14:30:00Z">
+        <w:r>
+          <w:t>.</w:t>
+        </w:r>
+      </w:ins>
+      <w:ins w:id="223" w:author="Tomy Doda" w:date="2026-08-11T16:32:00Z" w16du:dateUtc="2026-08-11T14:32:00Z">
+        <w:r>
+          <w:t xml:space="preserve"> </w:t>
+        </w:r>
+      </w:ins>
+    </w:p>
+    <w:p>
+      <w:pPr>
+        <w:spacing w:after="100"/>
+        <w:jc w:val="both"/>
+      </w:pPr>
+      <w:ins w:id="224" w:author="Tomy Doda" w:date="2026-08-11T16:32:00Z" w16du:dateUtc="2026-08-11T14:32:00Z">
+        <w:r>
+          <w:t>Dans le scénario</w:t>
+        </w:r>
+        <w:r>
+          <w:t xml:space="preserve"> de brassage périodique, </w:t>
+        </w:r>
+      </w:ins>
+      <m:oMath>
+        <m:sSub>
+          <m:sSubPr>
+            <m:ctrlPr>
+              <w:ins w:id="225" w:author="Tomy Doda" w:date="2026-08-11T16:46:00Z" w16du:dateUtc="2026-08-11T14:46:00Z">
+                <w:rPr>
+                  <w:rFonts w:ascii="Cambria Math" w:hAnsi="Cambria Math"/>
+                  <w:i/>
+                </w:rPr>
+              </w:ins>
+            </m:ctrlPr>
+          </m:sSubPr>
+          <m:e>
+            <m:r>
+              <w:ins w:id="226" w:author="Tomy Doda" w:date="2026-08-11T16:46:00Z" w16du:dateUtc="2026-08-11T14:46:00Z">
+                <w:rPr>
+                  <w:rFonts w:ascii="Cambria Math" w:hAnsi="Cambria Math"/>
+                </w:rPr>
+                <m:t>h</m:t>
+              </w:ins>
+            </m:r>
+          </m:e>
+          <m:sub>
+            <m:r>
+              <w:ins w:id="227" w:author="Tomy Doda" w:date="2026-08-11T16:46:00Z" w16du:dateUtc="2026-08-11T14:46:00Z">
+                <w:rPr>
+                  <w:rFonts w:ascii="Cambria Math" w:hAnsi="Cambria Math"/>
+                </w:rPr>
+                <m:t>epi</m:t>
+              </w:ins>
+            </m:r>
+          </m:sub>
+        </m:sSub>
+      </m:oMath>
+      <w:ins w:id="228" w:author="Tomy Doda" w:date="2026-08-11T16:46:00Z" w16du:dateUtc="2026-08-11T14:46:00Z">
+        <w:r>
+          <w:t xml:space="preserve"> passe de </w:t>
+        </w:r>
+      </w:ins>
+      <m:oMath>
+        <m:sSub>
+          <m:sSubPr>
+            <m:ctrlPr>
+              <w:ins w:id="229" w:author="Tomy Doda" w:date="2026-08-11T16:49:00Z" w16du:dateUtc="2026-08-11T14:49:00Z">
+                <w:rPr>
+                  <w:rFonts w:ascii="Cambria Math" w:hAnsi="Cambria Math"/>
+                  <w:i/>
+                </w:rPr>
+              </w:ins>
+            </m:ctrlPr>
+          </m:sSubPr>
+          <m:e>
+            <m:r>
+              <w:ins w:id="230" w:author="Tomy Doda" w:date="2026-08-11T16:49:00Z" w16du:dateUtc="2026-08-11T14:49:00Z">
+                <w:rPr>
+                  <w:rFonts w:ascii="Cambria Math" w:hAnsi="Cambria Math"/>
+                </w:rPr>
+                <m:t>h</m:t>
+              </w:ins>
+            </m:r>
+          </m:e>
+          <m:sub>
+            <m:r>
+              <w:ins w:id="231" w:author="Tomy Doda" w:date="2026-08-11T16:49:00Z" w16du:dateUtc="2026-08-11T14:49:00Z">
+                <w:rPr>
+                  <w:rFonts w:ascii="Cambria Math" w:hAnsi="Cambria Math"/>
+                </w:rPr>
+                <m:t>epi</m:t>
+              </w:ins>
+            </m:r>
+          </m:sub>
+        </m:sSub>
+        <m:r>
+          <w:ins w:id="232" w:author="Tomy Doda" w:date="2026-08-11T16:46:00Z" w16du:dateUtc="2026-08-11T14:46:00Z">
+            <w:rPr>
+              <w:rFonts w:ascii="Cambria Math" w:hAnsi="Cambria Math"/>
+            </w:rPr>
+            <m:t>≈161</m:t>
+          </w:ins>
+        </m:r>
+      </m:oMath>
+      <w:ins w:id="233" w:author="Tomy Doda" w:date="2026-08-11T16:46:00Z" w16du:dateUtc="2026-08-11T14:46:00Z">
+        <w:r>
+          <w:t xml:space="preserve"> m pour les années sans brassage </w:t>
+        </w:r>
+      </w:ins>
+      <w:ins w:id="234" w:author="Tomy Doda" w:date="2026-08-11T16:47:00Z" w16du:dateUtc="2026-08-11T14:47:00Z">
+        <w:r>
+          <w:t xml:space="preserve">à </w:t>
+        </w:r>
+      </w:ins>
+      <m:oMath>
+        <m:sSub>
+          <m:sSubPr>
+            <m:ctrlPr>
+              <w:ins w:id="235" w:author="Tomy Doda" w:date="2026-08-11T16:49:00Z" w16du:dateUtc="2026-08-11T14:49:00Z">
+                <w:rPr>
+                  <w:rFonts w:ascii="Cambria Math" w:hAnsi="Cambria Math"/>
+                  <w:i/>
+                </w:rPr>
+              </w:ins>
+            </m:ctrlPr>
+          </m:sSubPr>
+          <m:e>
+            <m:r>
+              <w:ins w:id="236" w:author="Tomy Doda" w:date="2026-08-11T16:49:00Z" w16du:dateUtc="2026-08-11T14:49:00Z">
+                <w:rPr>
+                  <w:rFonts w:ascii="Cambria Math" w:hAnsi="Cambria Math"/>
+                </w:rPr>
+                <m:t>h</m:t>
+              </w:ins>
+            </m:r>
+          </m:e>
+          <m:sub>
+            <m:r>
+              <w:ins w:id="237" w:author="Tomy Doda" w:date="2026-08-11T16:49:00Z" w16du:dateUtc="2026-08-11T14:49:00Z">
+                <w:rPr>
+                  <w:rFonts w:ascii="Cambria Math" w:hAnsi="Cambria Math"/>
+                </w:rPr>
+                <m:t>epi</m:t>
+              </w:ins>
+            </m:r>
+          </m:sub>
+        </m:sSub>
+        <m:r>
+          <w:ins w:id="238" w:author="Tomy Doda" w:date="2026-08-11T16:46:00Z" w16du:dateUtc="2026-08-11T14:46:00Z">
             <w:rPr>
               <w:rFonts w:ascii="Cambria Math" w:hAnsi="Cambria Math"/>
             </w:rPr>
@@ -2717,188 +2881,7 @@
           </w:ins>
         </m:r>
         <m:r>
-          <w:ins w:id="218" w:author="Tomy Doda" w:date="2026-08-11T16:29:00Z" w16du:dateUtc="2026-08-11T14:29:00Z">
-            <w:rPr>
-              <w:rFonts w:ascii="Cambria Math" w:hAnsi="Cambria Math"/>
-            </w:rPr>
-            <m:t>16</m:t>
-          </w:ins>
-        </m:r>
-        <m:r>
-          <w:ins w:id="219" w:author="Tomy Doda" w:date="2026-08-11T16:29:00Z" w16du:dateUtc="2026-08-11T14:29:00Z">
-            <w:rPr>
-              <w:rFonts w:ascii="Cambria Math" w:hAnsi="Cambria Math"/>
-            </w:rPr>
-            <m:t>1</m:t>
-          </w:ins>
-        </m:r>
-      </m:oMath>
-      <w:ins w:id="220" w:author="Tomy Doda" w:date="2026-08-11T16:29:00Z" w16du:dateUtc="2026-08-11T14:29:00Z">
-        <w:r>
-          <w:t xml:space="preserve"> m</w:t>
-        </w:r>
-      </w:ins>
-      <w:ins w:id="221" w:author="Tomy Doda" w:date="2026-08-11T16:30:00Z" w16du:dateUtc="2026-08-11T14:30:00Z">
-        <w:r>
-          <w:t>.</w:t>
-        </w:r>
-      </w:ins>
-      <w:ins w:id="222" w:author="Tomy Doda" w:date="2026-08-11T16:32:00Z" w16du:dateUtc="2026-08-11T14:32:00Z">
-        <w:r>
-          <w:t xml:space="preserve"> </w:t>
-        </w:r>
-      </w:ins>
-    </w:p>
-    <w:p>
-      <w:pPr>
-        <w:spacing w:after="100"/>
-        <w:jc w:val="both"/>
-      </w:pPr>
-      <w:ins w:id="223" w:author="Tomy Doda" w:date="2026-08-11T16:32:00Z" w16du:dateUtc="2026-08-11T14:32:00Z">
-        <w:r>
-          <w:t>Dans le scénario</w:t>
-        </w:r>
-        <w:r>
-          <w:t xml:space="preserve"> de brassage périodique, </w:t>
-        </w:r>
-      </w:ins>
-      <m:oMath>
-        <m:sSub>
-          <m:sSubPr>
-            <m:ctrlPr>
-              <w:ins w:id="224" w:author="Tomy Doda" w:date="2026-08-11T16:46:00Z" w16du:dateUtc="2026-08-11T14:46:00Z">
-                <w:rPr>
-                  <w:rFonts w:ascii="Cambria Math" w:hAnsi="Cambria Math"/>
-                  <w:i/>
-                </w:rPr>
-              </w:ins>
-            </m:ctrlPr>
-          </m:sSubPr>
-          <m:e>
-            <m:r>
-              <w:ins w:id="225" w:author="Tomy Doda" w:date="2026-08-11T16:46:00Z" w16du:dateUtc="2026-08-11T14:46:00Z">
-                <w:rPr>
-                  <w:rFonts w:ascii="Cambria Math" w:hAnsi="Cambria Math"/>
-                </w:rPr>
-                <m:t>h</m:t>
-              </w:ins>
-            </m:r>
-          </m:e>
-          <m:sub>
-            <m:r>
-              <w:ins w:id="226" w:author="Tomy Doda" w:date="2026-08-11T16:46:00Z" w16du:dateUtc="2026-08-11T14:46:00Z">
-                <w:rPr>
-                  <w:rFonts w:ascii="Cambria Math" w:hAnsi="Cambria Math"/>
-                </w:rPr>
-                <m:t>epi</m:t>
-              </w:ins>
-            </m:r>
-          </m:sub>
-        </m:sSub>
-      </m:oMath>
-      <w:ins w:id="227" w:author="Tomy Doda" w:date="2026-08-11T16:46:00Z" w16du:dateUtc="2026-08-11T14:46:00Z">
-        <w:r>
-          <w:t xml:space="preserve"> passe de </w:t>
-        </w:r>
-      </w:ins>
-      <m:oMath>
-        <m:sSub>
-          <m:sSubPr>
-            <m:ctrlPr>
-              <w:ins w:id="228" w:author="Tomy Doda" w:date="2026-08-11T16:49:00Z" w16du:dateUtc="2026-08-11T14:49:00Z">
-                <w:rPr>
-                  <w:rFonts w:ascii="Cambria Math" w:hAnsi="Cambria Math"/>
-                  <w:i/>
-                </w:rPr>
-              </w:ins>
-            </m:ctrlPr>
-          </m:sSubPr>
-          <m:e>
-            <m:r>
-              <w:ins w:id="229" w:author="Tomy Doda" w:date="2026-08-11T16:49:00Z" w16du:dateUtc="2026-08-11T14:49:00Z">
-                <w:rPr>
-                  <w:rFonts w:ascii="Cambria Math" w:hAnsi="Cambria Math"/>
-                </w:rPr>
-                <m:t>h</m:t>
-              </w:ins>
-            </m:r>
-          </m:e>
-          <m:sub>
-            <m:r>
-              <w:ins w:id="230" w:author="Tomy Doda" w:date="2026-08-11T16:49:00Z" w16du:dateUtc="2026-08-11T14:49:00Z">
-                <w:rPr>
-                  <w:rFonts w:ascii="Cambria Math" w:hAnsi="Cambria Math"/>
-                </w:rPr>
-                <m:t>epi</m:t>
-              </w:ins>
-            </m:r>
-          </m:sub>
-        </m:sSub>
-        <m:r>
-          <w:ins w:id="231" w:author="Tomy Doda" w:date="2026-08-11T16:46:00Z" w16du:dateUtc="2026-08-11T14:46:00Z">
-            <w:rPr>
-              <w:rFonts w:ascii="Cambria Math" w:hAnsi="Cambria Math"/>
-            </w:rPr>
-            <m:t>≈161</m:t>
-          </w:ins>
-        </m:r>
-      </m:oMath>
-      <w:ins w:id="232" w:author="Tomy Doda" w:date="2026-08-11T16:46:00Z" w16du:dateUtc="2026-08-11T14:46:00Z">
-        <w:r>
-          <w:t xml:space="preserve"> m</w:t>
-        </w:r>
-        <w:r>
-          <w:t xml:space="preserve"> pour les années sans brassage </w:t>
-        </w:r>
-      </w:ins>
-      <w:ins w:id="233" w:author="Tomy Doda" w:date="2026-08-11T16:47:00Z" w16du:dateUtc="2026-08-11T14:47:00Z">
-        <w:r>
-          <w:t xml:space="preserve">à </w:t>
-        </w:r>
-      </w:ins>
-      <m:oMath>
-        <m:sSub>
-          <m:sSubPr>
-            <m:ctrlPr>
-              <w:ins w:id="234" w:author="Tomy Doda" w:date="2026-08-11T16:49:00Z" w16du:dateUtc="2026-08-11T14:49:00Z">
-                <w:rPr>
-                  <w:rFonts w:ascii="Cambria Math" w:hAnsi="Cambria Math"/>
-                  <w:i/>
-                </w:rPr>
-              </w:ins>
-            </m:ctrlPr>
-          </m:sSubPr>
-          <m:e>
-            <m:r>
-              <w:ins w:id="235" w:author="Tomy Doda" w:date="2026-08-11T16:49:00Z" w16du:dateUtc="2026-08-11T14:49:00Z">
-                <w:rPr>
-                  <w:rFonts w:ascii="Cambria Math" w:hAnsi="Cambria Math"/>
-                </w:rPr>
-                <m:t>h</m:t>
-              </w:ins>
-            </m:r>
-          </m:e>
-          <m:sub>
-            <m:r>
-              <w:ins w:id="236" w:author="Tomy Doda" w:date="2026-08-11T16:49:00Z" w16du:dateUtc="2026-08-11T14:49:00Z">
-                <w:rPr>
-                  <w:rFonts w:ascii="Cambria Math" w:hAnsi="Cambria Math"/>
-                </w:rPr>
-                <m:t>epi</m:t>
-              </w:ins>
-            </m:r>
-          </m:sub>
-        </m:sSub>
-        <m:r>
-          <w:ins w:id="237" w:author="Tomy Doda" w:date="2026-08-11T16:46:00Z" w16du:dateUtc="2026-08-11T14:46:00Z">
-            <w:rPr>
-              <w:rFonts w:ascii="Cambria Math" w:hAnsi="Cambria Math"/>
-            </w:rPr>
-            <m:t>≈</m:t>
-          </w:ins>
-        </m:r>
-        <m:r>
-          <w:ins w:id="238" w:author="Tomy Doda" w:date="2026-08-11T16:47:00Z" w16du:dateUtc="2026-08-11T14:47:00Z">
+          <w:ins w:id="239" w:author="Tomy Doda" w:date="2026-08-11T16:47:00Z" w16du:dateUtc="2026-08-11T14:47:00Z">
             <w:rPr>
               <w:rFonts w:ascii="Cambria Math" w:hAnsi="Cambria Math"/>
             </w:rPr>
@@ -2906,28 +2889,22 @@
           </w:ins>
         </m:r>
       </m:oMath>
-      <w:ins w:id="239" w:author="Tomy Doda" w:date="2026-08-11T16:46:00Z" w16du:dateUtc="2026-08-11T14:46:00Z">
+      <w:ins w:id="240" w:author="Tomy Doda" w:date="2026-08-11T16:46:00Z" w16du:dateUtc="2026-08-11T14:46:00Z">
         <w:r>
           <w:t xml:space="preserve"> m</w:t>
         </w:r>
       </w:ins>
-      <w:ins w:id="240" w:author="Tomy Doda" w:date="2026-08-11T16:47:00Z" w16du:dateUtc="2026-08-11T14:47:00Z">
+      <w:ins w:id="241" w:author="Tomy Doda" w:date="2026-08-11T16:47:00Z" w16du:dateUtc="2026-08-11T14:47:00Z">
         <w:r>
           <w:t xml:space="preserve"> </w:t>
         </w:r>
       </w:ins>
-      <w:ins w:id="241" w:author="Tomy Doda" w:date="2026-08-11T16:50:00Z" w16du:dateUtc="2026-08-11T14:50:00Z">
-        <w:r>
-          <w:t>(</w:t>
-        </w:r>
-        <w:r>
-          <w:t>moyenne des profondeurs de brassage dépassant 90% de la profondeur totale du lac)</w:t>
-        </w:r>
-        <w:r>
-          <w:t xml:space="preserve"> </w:t>
-        </w:r>
-      </w:ins>
-      <w:ins w:id="242" w:author="Tomy Doda" w:date="2026-08-11T16:47:00Z" w16du:dateUtc="2026-08-11T14:47:00Z">
+      <w:ins w:id="242" w:author="Tomy Doda" w:date="2026-08-11T16:50:00Z" w16du:dateUtc="2026-08-11T14:50:00Z">
+        <w:r>
+          <w:t xml:space="preserve">(moyenne des profondeurs de brassage dépassant 90% de la profondeur totale du lac) </w:t>
+        </w:r>
+      </w:ins>
+      <w:ins w:id="243" w:author="Tomy Doda" w:date="2026-08-11T16:47:00Z" w16du:dateUtc="2026-08-11T14:47:00Z">
         <w:r>
           <w:t>pour les années 10</w:t>
         </w:r>
@@ -2935,7 +2912,7 @@
           <w:t>, 20, 30, etc</w:t>
         </w:r>
       </w:ins>
-      <w:ins w:id="243" w:author="Tomy Doda" w:date="2026-08-11T16:49:00Z" w16du:dateUtc="2026-08-11T14:49:00Z">
+      <w:ins w:id="244" w:author="Tomy Doda" w:date="2026-08-11T16:49:00Z" w16du:dateUtc="2026-08-11T14:49:00Z">
         <w:r>
           <w:t>.</w:t>
         </w:r>
@@ -2946,12 +2923,12 @@
         <w:spacing w:after="100"/>
         <w:jc w:val="both"/>
       </w:pPr>
-      <w:del w:id="244" w:author="Tomy Doda" w:date="2026-08-11T11:18:00Z" w16du:dateUtc="2026-08-11T09:18:00Z">
+      <w:del w:id="245" w:author="Tomy Doda" w:date="2026-08-11T11:18:00Z" w16du:dateUtc="2026-08-11T09:18:00Z">
         <w:r>
           <w:delText>Génération du</w:delText>
         </w:r>
       </w:del>
-      <w:ins w:id="245" w:author="Tomy Doda" w:date="2026-08-11T11:18:00Z" w16du:dateUtc="2026-08-11T09:18:00Z">
+      <w:ins w:id="246" w:author="Tomy Doda" w:date="2026-08-11T11:18:00Z" w16du:dateUtc="2026-08-11T09:18:00Z">
         <w:r>
           <w:t>Le</w:t>
         </w:r>
@@ -2959,12 +2936,12 @@
       <w:r>
         <w:t xml:space="preserve"> scénario stochastique </w:t>
       </w:r>
-      <w:ins w:id="246" w:author="Tomy Doda" w:date="2026-08-11T11:19:00Z" w16du:dateUtc="2026-08-11T09:19:00Z">
+      <w:ins w:id="247" w:author="Tomy Doda" w:date="2026-08-11T11:19:00Z" w16du:dateUtc="2026-08-11T09:19:00Z">
         <w:r>
           <w:t>correspond à</w:t>
         </w:r>
       </w:ins>
-      <w:del w:id="247" w:author="Tomy Doda" w:date="2026-08-11T11:19:00Z" w16du:dateUtc="2026-08-11T09:19:00Z">
+      <w:del w:id="248" w:author="Tomy Doda" w:date="2026-08-11T11:19:00Z" w16du:dateUtc="2026-08-11T09:19:00Z">
         <w:r>
           <w:delText>: les</w:delText>
         </w:r>
@@ -2976,7 +2953,7 @@
         <m:sSub>
           <m:sSubPr>
             <m:ctrlPr>
-              <w:ins w:id="248" w:author="Tomy Doda" w:date="2026-08-11T11:19:00Z" w16du:dateUtc="2026-08-11T09:19:00Z">
+              <w:ins w:id="249" w:author="Tomy Doda" w:date="2026-08-11T11:19:00Z" w16du:dateUtc="2026-08-11T09:19:00Z">
                 <w:rPr>
                   <w:rFonts w:ascii="Cambria Math" w:hAnsi="Cambria Math"/>
                   <w:i/>
@@ -2986,7 +2963,7 @@
           </m:sSubPr>
           <m:e>
             <m:r>
-              <w:ins w:id="249" w:author="Tomy Doda" w:date="2026-08-11T11:19:00Z" w16du:dateUtc="2026-08-11T09:19:00Z">
+              <w:ins w:id="250" w:author="Tomy Doda" w:date="2026-08-11T11:19:00Z" w16du:dateUtc="2026-08-11T09:19:00Z">
                 <w:rPr>
                   <w:rFonts w:ascii="Cambria Math" w:hAnsi="Cambria Math"/>
                 </w:rPr>
@@ -2996,7 +2973,7 @@
           </m:e>
           <m:sub>
             <m:r>
-              <w:ins w:id="250" w:author="Tomy Doda" w:date="2026-08-11T11:19:00Z" w16du:dateUtc="2026-08-11T09:19:00Z">
+              <w:ins w:id="251" w:author="Tomy Doda" w:date="2026-08-11T11:19:00Z" w16du:dateUtc="2026-08-11T09:19:00Z">
                 <w:rPr>
                   <w:rFonts w:ascii="Cambria Math" w:hAnsi="Cambria Math"/>
                 </w:rPr>
@@ -3006,7 +2983,7 @@
           </m:sub>
         </m:sSub>
         <m:r>
-          <w:ins w:id="251" w:author="Tomy Doda" w:date="2026-08-11T11:19:00Z" w16du:dateUtc="2026-08-11T09:19:00Z">
+          <w:ins w:id="252" w:author="Tomy Doda" w:date="2026-08-11T11:19:00Z" w16du:dateUtc="2026-08-11T09:19:00Z">
             <w:rPr>
               <w:rFonts w:ascii="Cambria Math" w:hAnsi="Cambria Math"/>
             </w:rPr>
@@ -3014,12 +2991,12 @@
           </w:ins>
         </m:r>
       </m:oMath>
-      <w:del w:id="252" w:author="Tomy Doda" w:date="2026-08-11T11:19:00Z" w16du:dateUtc="2026-08-11T09:19:00Z">
+      <w:del w:id="253" w:author="Tomy Doda" w:date="2026-08-11T11:19:00Z" w16du:dateUtc="2026-08-11T09:19:00Z">
         <w:r>
           <w:delText xml:space="preserve">h_epi(t) sont </w:delText>
         </w:r>
       </w:del>
-      <w:ins w:id="253" w:author="Tomy Doda" w:date="2026-08-11T11:19:00Z" w16du:dateUtc="2026-08-11T09:19:00Z">
+      <w:ins w:id="254" w:author="Tomy Doda" w:date="2026-08-11T11:19:00Z" w16du:dateUtc="2026-08-11T09:19:00Z">
         <w:r>
           <w:t xml:space="preserve"> </w:t>
         </w:r>
@@ -3027,7 +3004,7 @@
       <w:r>
         <w:t>obtenues en ajustant une estimation par noyau gaussien (KDE) à la série observée des profondeurs annuelles de brassage</w:t>
       </w:r>
-      <w:del w:id="254" w:author="Tomy Doda" w:date="2026-08-11T16:27:00Z" w16du:dateUtc="2026-08-11T14:27:00Z">
+      <w:del w:id="255" w:author="Tomy Doda" w:date="2026-08-11T16:27:00Z" w16du:dateUtc="2026-08-11T14:27:00Z">
         <w:r>
           <w:delText xml:space="preserve"> profond du Léman sur la période 1994–2024 (n = 31 ans, source CIPEL)</w:delText>
         </w:r>
@@ -3053,7 +3030,7 @@
         <w:spacing w:before="70" w:after="35"/>
         <w:jc w:val="center"/>
       </w:pPr>
-      <w:commentRangeStart w:id="255"/>
+      <w:commentRangeStart w:id="256"/>
       <w:r>
         <w:rPr>
           <w:noProof/>
@@ -3097,14 +3074,14 @@
           </wp:inline>
         </w:drawing>
       </w:r>
-      <w:commentRangeEnd w:id="255"/>
+      <w:commentRangeEnd w:id="256"/>
       <w:r>
         <w:rPr>
           <w:rStyle w:val="CommentReference"/>
           <w:sz w:val="20"/>
           <w:szCs w:val="20"/>
         </w:rPr>
-        <w:commentReference w:id="255"/>
+        <w:commentReference w:id="256"/>
       </w:r>
     </w:p>
     <w:p>
@@ -3120,6 +3097,7 @@
           <w:sz w:val="16"/>
           <w:szCs w:val="16"/>
         </w:rPr>
+        <w:lastRenderedPageBreak/>
         <w:t>Figure 4 — Diagnostic du modèle stochastique de brassage profond : distribution historique (reconstruite) vs. simulée (gauche) et exemples de trajectoires individuelles (droite).</w:t>
       </w:r>
     </w:p>
@@ -3128,15 +3106,15 @@
         <w:spacing w:after="100"/>
         <w:jc w:val="both"/>
         <w:rPr>
-          <w:ins w:id="256" w:author="Tomy Doda" w:date="2026-08-11T11:38:00Z" w16du:dateUtc="2026-08-11T09:38:00Z"/>
-        </w:rPr>
-      </w:pPr>
-      <w:ins w:id="257" w:author="Tomy Doda" w:date="2026-08-11T11:53:00Z" w16du:dateUtc="2026-08-11T09:53:00Z">
+          <w:ins w:id="257" w:author="Tomy Doda" w:date="2026-08-11T11:38:00Z" w16du:dateUtc="2026-08-11T09:38:00Z"/>
+        </w:rPr>
+      </w:pPr>
+      <w:ins w:id="258" w:author="Tomy Doda" w:date="2026-08-11T11:53:00Z" w16du:dateUtc="2026-08-11T09:53:00Z">
         <w:r>
           <w:t>Le débit d’entrée du Rhône est réparti entre les deux couches e</w:t>
         </w:r>
       </w:ins>
-      <w:ins w:id="258" w:author="Tomy Doda" w:date="2026-08-11T11:51:00Z" w16du:dateUtc="2026-08-11T09:51:00Z">
+      <w:ins w:id="259" w:author="Tomy Doda" w:date="2026-08-11T11:51:00Z" w16du:dateUtc="2026-08-11T09:51:00Z">
         <w:r>
           <w:t xml:space="preserve">n combinant les valeurs de </w:t>
         </w:r>
@@ -3145,7 +3123,7 @@
         <m:sSub>
           <m:sSubPr>
             <m:ctrlPr>
-              <w:ins w:id="259" w:author="Tomy Doda" w:date="2026-08-11T11:51:00Z" w16du:dateUtc="2026-08-11T09:51:00Z">
+              <w:ins w:id="260" w:author="Tomy Doda" w:date="2026-08-11T11:51:00Z" w16du:dateUtc="2026-08-11T09:51:00Z">
                 <w:rPr>
                   <w:rFonts w:ascii="Cambria Math" w:hAnsi="Cambria Math"/>
                   <w:i/>
@@ -3155,7 +3133,7 @@
           </m:sSubPr>
           <m:e>
             <m:r>
-              <w:ins w:id="260" w:author="Tomy Doda" w:date="2026-08-11T11:51:00Z" w16du:dateUtc="2026-08-11T09:51:00Z">
+              <w:ins w:id="261" w:author="Tomy Doda" w:date="2026-08-11T11:51:00Z" w16du:dateUtc="2026-08-11T09:51:00Z">
                 <w:rPr>
                   <w:rFonts w:ascii="Cambria Math" w:hAnsi="Cambria Math"/>
                 </w:rPr>
@@ -3165,7 +3143,7 @@
           </m:e>
           <m:sub>
             <m:r>
-              <w:ins w:id="261" w:author="Tomy Doda" w:date="2026-08-11T11:51:00Z" w16du:dateUtc="2026-08-11T09:51:00Z">
+              <w:ins w:id="262" w:author="Tomy Doda" w:date="2026-08-11T11:51:00Z" w16du:dateUtc="2026-08-11T09:51:00Z">
                 <w:rPr>
                   <w:rFonts w:ascii="Cambria Math" w:hAnsi="Cambria Math"/>
                 </w:rPr>
@@ -3175,7 +3153,7 @@
           </m:sub>
         </m:sSub>
         <m:r>
-          <w:ins w:id="262" w:author="Tomy Doda" w:date="2026-08-11T11:51:00Z" w16du:dateUtc="2026-08-11T09:51:00Z">
+          <w:ins w:id="263" w:author="Tomy Doda" w:date="2026-08-11T11:51:00Z" w16du:dateUtc="2026-08-11T09:51:00Z">
             <w:rPr>
               <w:rFonts w:ascii="Cambria Math" w:hAnsi="Cambria Math"/>
             </w:rPr>
@@ -3183,7 +3161,7 @@
           </w:ins>
         </m:r>
       </m:oMath>
-      <w:ins w:id="263" w:author="Tomy Doda" w:date="2026-08-11T11:51:00Z" w16du:dateUtc="2026-08-11T09:51:00Z">
+      <w:ins w:id="264" w:author="Tomy Doda" w:date="2026-08-11T11:51:00Z" w16du:dateUtc="2026-08-11T09:51:00Z">
         <w:r>
           <w:t xml:space="preserve"> </w:t>
         </w:r>
@@ -3194,7 +3172,7 @@
           <w:t xml:space="preserve"> la distribution de la profondeur de plongée du Rhône (Fig. 3)</w:t>
         </w:r>
       </w:ins>
-      <w:ins w:id="264" w:author="Tomy Doda" w:date="2026-08-11T11:53:00Z" w16du:dateUtc="2026-08-11T09:53:00Z">
+      <w:ins w:id="265" w:author="Tomy Doda" w:date="2026-08-11T11:53:00Z" w16du:dateUtc="2026-08-11T09:53:00Z">
         <w:r>
           <w:t xml:space="preserve">. Le Rhône </w:t>
         </w:r>
@@ -3202,7 +3180,7 @@
           <w:t>s’in</w:t>
         </w:r>
       </w:ins>
-      <w:ins w:id="265" w:author="Tomy Doda" w:date="2026-08-11T11:54:00Z" w16du:dateUtc="2026-08-11T09:54:00Z">
+      <w:ins w:id="266" w:author="Tomy Doda" w:date="2026-08-11T11:54:00Z" w16du:dateUtc="2026-08-11T09:54:00Z">
         <w:r>
           <w:t>troduit dans l’épilimnion pour 80-90 % du temps</w:t>
         </w:r>
@@ -3213,7 +3191,7 @@
           <w:t xml:space="preserve">, </w:t>
         </w:r>
       </w:ins>
-      <w:ins w:id="266" w:author="Tomy Doda" w:date="2026-08-11T11:55:00Z" w16du:dateUtc="2026-08-11T09:55:00Z">
+      <w:ins w:id="267" w:author="Tomy Doda" w:date="2026-08-11T11:55:00Z" w16du:dateUtc="2026-08-11T09:55:00Z">
         <w:r>
           <w:t xml:space="preserve">ce qui est </w:t>
         </w:r>
@@ -3236,7 +3214,7 @@
         <w:spacing w:after="100"/>
         <w:jc w:val="both"/>
         <w:rPr>
-          <w:ins w:id="267" w:author="Tomy Doda" w:date="2026-08-10T19:35:00Z" w16du:dateUtc="2026-08-10T17:35:00Z"/>
+          <w:ins w:id="268" w:author="Tomy Doda" w:date="2026-08-10T19:35:00Z" w16du:dateUtc="2026-08-10T17:35:00Z"/>
         </w:rPr>
       </w:pPr>
     </w:p>
@@ -3245,10 +3223,10 @@
         <w:spacing w:after="100"/>
         <w:jc w:val="center"/>
         <w:rPr>
-          <w:ins w:id="268" w:author="Tomy Doda" w:date="2026-08-11T11:40:00Z" w16du:dateUtc="2026-08-11T09:40:00Z"/>
-        </w:rPr>
-      </w:pPr>
-      <w:ins w:id="269" w:author="Tomy Doda" w:date="2026-08-10T19:35:00Z" w16du:dateUtc="2026-08-10T17:35:00Z">
+          <w:ins w:id="269" w:author="Tomy Doda" w:date="2026-08-11T11:40:00Z" w16du:dateUtc="2026-08-11T09:40:00Z"/>
+        </w:rPr>
+      </w:pPr>
+      <w:ins w:id="270" w:author="Tomy Doda" w:date="2026-08-10T19:35:00Z" w16du:dateUtc="2026-08-10T17:35:00Z">
         <w:r>
           <w:rPr>
             <w:noProof/>
@@ -3309,10 +3287,10 @@
         <w:spacing w:after="140"/>
         <w:jc w:val="center"/>
         <w:rPr>
-          <w:ins w:id="270" w:author="Tomy Doda" w:date="2026-08-11T11:40:00Z" w16du:dateUtc="2026-08-11T09:40:00Z"/>
-        </w:rPr>
-      </w:pPr>
-      <w:ins w:id="271" w:author="Tomy Doda" w:date="2026-08-11T11:40:00Z" w16du:dateUtc="2026-08-11T09:40:00Z">
+          <w:ins w:id="271" w:author="Tomy Doda" w:date="2026-08-11T11:40:00Z" w16du:dateUtc="2026-08-11T09:40:00Z"/>
+        </w:rPr>
+      </w:pPr>
+      <w:ins w:id="272" w:author="Tomy Doda" w:date="2026-08-11T11:40:00Z" w16du:dateUtc="2026-08-11T09:40:00Z">
         <w:r>
           <w:rPr>
             <w:i/>
@@ -3321,8 +3299,10 @@
             <w:sz w:val="16"/>
             <w:szCs w:val="16"/>
           </w:rPr>
-          <w:t xml:space="preserve">Figure </w:t>
-        </w:r>
+          <w:t xml:space="preserve">Figure 5 — </w:t>
+        </w:r>
+      </w:ins>
+      <w:ins w:id="273" w:author="Tomy Doda" w:date="2026-08-11T11:41:00Z" w16du:dateUtc="2026-08-11T09:41:00Z">
         <w:r>
           <w:rPr>
             <w:i/>
@@ -3331,8 +3311,10 @@
             <w:sz w:val="16"/>
             <w:szCs w:val="16"/>
           </w:rPr>
-          <w:t>5</w:t>
-        </w:r>
+          <w:t>Distribution</w:t>
+        </w:r>
+      </w:ins>
+      <w:ins w:id="274" w:author="Tomy Doda" w:date="2026-08-11T16:21:00Z" w16du:dateUtc="2026-08-11T14:21:00Z">
         <w:r>
           <w:rPr>
             <w:i/>
@@ -3341,10 +3323,10 @@
             <w:sz w:val="16"/>
             <w:szCs w:val="16"/>
           </w:rPr>
-          <w:t xml:space="preserve"> — </w:t>
-        </w:r>
-      </w:ins>
-      <w:ins w:id="272" w:author="Tomy Doda" w:date="2026-08-11T11:41:00Z" w16du:dateUtc="2026-08-11T09:41:00Z">
+          <w:t xml:space="preserve"> </w:t>
+        </w:r>
+      </w:ins>
+      <w:ins w:id="275" w:author="Tomy Doda" w:date="2026-08-11T11:45:00Z" w16du:dateUtc="2026-08-11T09:45:00Z">
         <w:r>
           <w:rPr>
             <w:i/>
@@ -3353,10 +3335,10 @@
             <w:sz w:val="16"/>
             <w:szCs w:val="16"/>
           </w:rPr>
-          <w:t>Distribution</w:t>
-        </w:r>
-      </w:ins>
-      <w:ins w:id="273" w:author="Tomy Doda" w:date="2026-08-11T16:21:00Z" w16du:dateUtc="2026-08-11T14:21:00Z">
+          <w:t xml:space="preserve"> statistique</w:t>
+        </w:r>
+      </w:ins>
+      <w:ins w:id="276" w:author="Tomy Doda" w:date="2026-08-11T11:41:00Z" w16du:dateUtc="2026-08-11T09:41:00Z">
         <w:r>
           <w:rPr>
             <w:i/>
@@ -3367,8 +3349,6 @@
           </w:rPr>
           <w:t xml:space="preserve"> </w:t>
         </w:r>
-      </w:ins>
-      <w:ins w:id="274" w:author="Tomy Doda" w:date="2026-08-11T11:45:00Z" w16du:dateUtc="2026-08-11T09:45:00Z">
         <w:r>
           <w:rPr>
             <w:i/>
@@ -3377,10 +3357,10 @@
             <w:sz w:val="16"/>
             <w:szCs w:val="16"/>
           </w:rPr>
-          <w:t xml:space="preserve"> statistique</w:t>
-        </w:r>
-      </w:ins>
-      <w:ins w:id="275" w:author="Tomy Doda" w:date="2026-08-11T11:41:00Z" w16du:dateUtc="2026-08-11T09:41:00Z">
+          <w:t>de</w:t>
+        </w:r>
+      </w:ins>
+      <w:ins w:id="277" w:author="Tomy Doda" w:date="2026-08-11T11:42:00Z" w16du:dateUtc="2026-08-11T09:42:00Z">
         <w:r>
           <w:rPr>
             <w:i/>
@@ -3389,8 +3369,10 @@
             <w:sz w:val="16"/>
             <w:szCs w:val="16"/>
           </w:rPr>
-          <w:t xml:space="preserve"> </w:t>
-        </w:r>
+          <w:t xml:space="preserve"> la</w:t>
+        </w:r>
+      </w:ins>
+      <w:ins w:id="278" w:author="Tomy Doda" w:date="2026-08-11T16:20:00Z" w16du:dateUtc="2026-08-11T14:20:00Z">
         <w:r>
           <w:rPr>
             <w:i/>
@@ -3399,10 +3381,10 @@
             <w:sz w:val="16"/>
             <w:szCs w:val="16"/>
           </w:rPr>
-          <w:t>de</w:t>
-        </w:r>
-      </w:ins>
-      <w:ins w:id="276" w:author="Tomy Doda" w:date="2026-08-11T11:42:00Z" w16du:dateUtc="2026-08-11T09:42:00Z">
+          <w:t xml:space="preserve"> dilution par le Rhône pour les trois scénarios de brassage:</w:t>
+        </w:r>
+      </w:ins>
+      <w:ins w:id="279" w:author="Tomy Doda" w:date="2026-08-11T11:42:00Z" w16du:dateUtc="2026-08-11T09:42:00Z">
         <w:r>
           <w:rPr>
             <w:i/>
@@ -3411,10 +3393,10 @@
             <w:sz w:val="16"/>
             <w:szCs w:val="16"/>
           </w:rPr>
-          <w:t xml:space="preserve"> la</w:t>
-        </w:r>
-      </w:ins>
-      <w:ins w:id="277" w:author="Tomy Doda" w:date="2026-08-11T16:20:00Z" w16du:dateUtc="2026-08-11T14:20:00Z">
+          <w:t xml:space="preserve"> répartition </w:t>
+        </w:r>
+      </w:ins>
+      <w:ins w:id="280" w:author="Tomy Doda" w:date="2026-08-11T11:50:00Z" w16du:dateUtc="2026-08-11T09:50:00Z">
         <w:r>
           <w:rPr>
             <w:i/>
@@ -3423,10 +3405,10 @@
             <w:sz w:val="16"/>
             <w:szCs w:val="16"/>
           </w:rPr>
-          <w:t xml:space="preserve"> dilution par le Rhône pour les trois scénarios de brassage:</w:t>
-        </w:r>
-      </w:ins>
-      <w:ins w:id="278" w:author="Tomy Doda" w:date="2026-08-11T11:42:00Z" w16du:dateUtc="2026-08-11T09:42:00Z">
+          <w:t xml:space="preserve">des débits d’entrée </w:t>
+        </w:r>
+      </w:ins>
+      <w:ins w:id="281" w:author="Tomy Doda" w:date="2026-08-11T11:42:00Z" w16du:dateUtc="2026-08-11T09:42:00Z">
         <w:r>
           <w:rPr>
             <w:i/>
@@ -3435,10 +3417,10 @@
             <w:sz w:val="16"/>
             <w:szCs w:val="16"/>
           </w:rPr>
-          <w:t xml:space="preserve"> répartition </w:t>
-        </w:r>
-      </w:ins>
-      <w:ins w:id="279" w:author="Tomy Doda" w:date="2026-08-11T11:50:00Z" w16du:dateUtc="2026-08-11T09:50:00Z">
+          <w:t xml:space="preserve">du Rhône </w:t>
+        </w:r>
+      </w:ins>
+      <w:ins w:id="282" w:author="Tomy Doda" w:date="2026-08-11T16:20:00Z" w16du:dateUtc="2026-08-11T14:20:00Z">
         <w:r>
           <w:rPr>
             <w:i/>
@@ -3447,10 +3429,10 @@
             <w:sz w:val="16"/>
             <w:szCs w:val="16"/>
           </w:rPr>
-          <w:t xml:space="preserve">des débits d’entrée </w:t>
-        </w:r>
-      </w:ins>
-      <w:ins w:id="280" w:author="Tomy Doda" w:date="2026-08-11T11:42:00Z" w16du:dateUtc="2026-08-11T09:42:00Z">
+          <w:t xml:space="preserve">entre les deux couches </w:t>
+        </w:r>
+      </w:ins>
+      <w:ins w:id="283" w:author="Tomy Doda" w:date="2026-08-11T11:42:00Z" w16du:dateUtc="2026-08-11T09:42:00Z">
         <w:r>
           <w:rPr>
             <w:i/>
@@ -3459,10 +3441,8 @@
             <w:sz w:val="16"/>
             <w:szCs w:val="16"/>
           </w:rPr>
-          <w:t xml:space="preserve">du Rhône </w:t>
-        </w:r>
-      </w:ins>
-      <w:ins w:id="281" w:author="Tomy Doda" w:date="2026-08-11T16:20:00Z" w16du:dateUtc="2026-08-11T14:20:00Z">
+          <w:t>(gauche)</w:t>
+        </w:r>
         <w:r>
           <w:rPr>
             <w:i/>
@@ -3471,10 +3451,10 @@
             <w:sz w:val="16"/>
             <w:szCs w:val="16"/>
           </w:rPr>
-          <w:t xml:space="preserve">entre les deux couches </w:t>
-        </w:r>
-      </w:ins>
-      <w:ins w:id="282" w:author="Tomy Doda" w:date="2026-08-11T11:42:00Z" w16du:dateUtc="2026-08-11T09:42:00Z">
+          <w:t xml:space="preserve"> et temps de renouvellement de l’eau </w:t>
+        </w:r>
+      </w:ins>
+      <w:ins w:id="284" w:author="Tomy Doda" w:date="2026-08-11T16:20:00Z" w16du:dateUtc="2026-08-11T14:20:00Z">
         <w:r>
           <w:rPr>
             <w:i/>
@@ -3483,8 +3463,10 @@
             <w:sz w:val="16"/>
             <w:szCs w:val="16"/>
           </w:rPr>
-          <w:t>(gauche)</w:t>
-        </w:r>
+          <w:t>de l’</w:t>
+        </w:r>
+      </w:ins>
+      <w:ins w:id="285" w:author="Tomy Doda" w:date="2026-08-11T11:46:00Z" w16du:dateUtc="2026-08-11T09:46:00Z">
         <w:r>
           <w:rPr>
             <w:i/>
@@ -3493,10 +3475,10 @@
             <w:sz w:val="16"/>
             <w:szCs w:val="16"/>
           </w:rPr>
-          <w:t xml:space="preserve"> et temps de renouvellement de l’eau </w:t>
-        </w:r>
-      </w:ins>
-      <w:ins w:id="283" w:author="Tomy Doda" w:date="2026-08-11T16:20:00Z" w16du:dateUtc="2026-08-11T14:20:00Z">
+          <w:t>épilimnion</w:t>
+        </w:r>
+      </w:ins>
+      <w:ins w:id="286" w:author="Tomy Doda" w:date="2026-08-11T16:21:00Z" w16du:dateUtc="2026-08-11T14:21:00Z">
         <w:r>
           <w:rPr>
             <w:i/>
@@ -3505,10 +3487,10 @@
             <w:sz w:val="16"/>
             <w:szCs w:val="16"/>
           </w:rPr>
-          <w:t>de l’</w:t>
-        </w:r>
-      </w:ins>
-      <w:ins w:id="284" w:author="Tomy Doda" w:date="2026-08-11T11:46:00Z" w16du:dateUtc="2026-08-11T09:46:00Z">
+          <w:t xml:space="preserve"> (</w:t>
+        </w:r>
+      </w:ins>
+      <w:ins w:id="287" w:author="Tomy Doda" w:date="2026-08-11T11:43:00Z" w16du:dateUtc="2026-08-11T09:43:00Z">
         <w:r>
           <w:rPr>
             <w:i/>
@@ -3517,10 +3499,10 @@
             <w:sz w:val="16"/>
             <w:szCs w:val="16"/>
           </w:rPr>
-          <w:t>épilimnion</w:t>
-        </w:r>
-      </w:ins>
-      <w:ins w:id="285" w:author="Tomy Doda" w:date="2026-08-11T16:21:00Z" w16du:dateUtc="2026-08-11T14:21:00Z">
+          <w:t>centre</w:t>
+        </w:r>
+      </w:ins>
+      <w:ins w:id="288" w:author="Tomy Doda" w:date="2026-08-11T16:21:00Z" w16du:dateUtc="2026-08-11T14:21:00Z">
         <w:r>
           <w:rPr>
             <w:i/>
@@ -3529,10 +3511,10 @@
             <w:sz w:val="16"/>
             <w:szCs w:val="16"/>
           </w:rPr>
-          <w:t xml:space="preserve"> (</w:t>
-        </w:r>
-      </w:ins>
-      <w:ins w:id="286" w:author="Tomy Doda" w:date="2026-08-11T11:43:00Z" w16du:dateUtc="2026-08-11T09:43:00Z">
+          <w:t>) et de l’</w:t>
+        </w:r>
+      </w:ins>
+      <w:ins w:id="289" w:author="Tomy Doda" w:date="2026-08-11T11:43:00Z" w16du:dateUtc="2026-08-11T09:43:00Z">
         <w:r>
           <w:rPr>
             <w:i/>
@@ -3541,10 +3523,10 @@
             <w:sz w:val="16"/>
             <w:szCs w:val="16"/>
           </w:rPr>
-          <w:t>centre</w:t>
-        </w:r>
-      </w:ins>
-      <w:ins w:id="287" w:author="Tomy Doda" w:date="2026-08-11T16:21:00Z" w16du:dateUtc="2026-08-11T14:21:00Z">
+          <w:t xml:space="preserve"> hypolimnion </w:t>
+        </w:r>
+      </w:ins>
+      <w:ins w:id="290" w:author="Tomy Doda" w:date="2026-08-11T16:21:00Z" w16du:dateUtc="2026-08-11T14:21:00Z">
         <w:r>
           <w:rPr>
             <w:i/>
@@ -3553,30 +3535,6 @@
             <w:sz w:val="16"/>
             <w:szCs w:val="16"/>
           </w:rPr>
-          <w:t>) et de l’</w:t>
-        </w:r>
-      </w:ins>
-      <w:ins w:id="288" w:author="Tomy Doda" w:date="2026-08-11T11:43:00Z" w16du:dateUtc="2026-08-11T09:43:00Z">
-        <w:r>
-          <w:rPr>
-            <w:i/>
-            <w:iCs/>
-            <w:color w:val="555555"/>
-            <w:sz w:val="16"/>
-            <w:szCs w:val="16"/>
-          </w:rPr>
-          <w:t xml:space="preserve"> hypolimnion </w:t>
-        </w:r>
-      </w:ins>
-      <w:ins w:id="289" w:author="Tomy Doda" w:date="2026-08-11T16:21:00Z" w16du:dateUtc="2026-08-11T14:21:00Z">
-        <w:r>
-          <w:rPr>
-            <w:i/>
-            <w:iCs/>
-            <w:color w:val="555555"/>
-            <w:sz w:val="16"/>
-            <w:szCs w:val="16"/>
-          </w:rPr>
           <w:t>(droite)</w:t>
         </w:r>
       </w:ins>
@@ -3585,7 +3543,7 @@
       <w:pPr>
         <w:spacing w:after="100"/>
         <w:jc w:val="center"/>
-        <w:pPrChange w:id="290" w:author="Tomy Doda" w:date="2026-08-10T19:35:00Z" w16du:dateUtc="2026-08-10T17:35:00Z">
+        <w:pPrChange w:id="291" w:author="Tomy Doda" w:date="2026-08-10T19:35:00Z" w16du:dateUtc="2026-08-10T17:35:00Z">
           <w:pPr>
             <w:spacing w:after="100"/>
             <w:jc w:val="both"/>
@@ -3597,61 +3555,65 @@
       <w:pPr>
         <w:pStyle w:val="Heading1"/>
         <w:rPr>
-          <w:ins w:id="291" w:author="Tomy Doda" w:date="2026-08-11T16:08:00Z" w16du:dateUtc="2026-08-11T14:08:00Z"/>
-        </w:rPr>
-      </w:pPr>
-      <w:r>
-        <w:t>4. Résultats</w:t>
-      </w:r>
-    </w:p>
-    <w:p>
-      <w:pPr>
-        <w:rPr>
-          <w:del w:id="292" w:author="Tomy Doda" w:date="2026-08-11T16:08:00Z" w16du:dateUtc="2026-08-11T14:08:00Z"/>
-        </w:rPr>
-      </w:pPr>
-      <w:ins w:id="293" w:author="Tomy Doda" w:date="2026-08-11T16:08:00Z" w16du:dateUtc="2026-08-11T14:08:00Z">
-        <w:r>
-          <w:lastRenderedPageBreak/>
+          <w:ins w:id="292" w:author="Tomy Doda" w:date="2026-08-11T16:08:00Z" w16du:dateUtc="2026-08-11T14:08:00Z"/>
+        </w:rPr>
+      </w:pPr>
+      <w:del w:id="293" w:author="Tomy Doda" w:date="2026-08-11T18:00:00Z" w16du:dateUtc="2026-08-11T16:00:00Z">
+        <w:r>
+          <w:delText xml:space="preserve">4. </w:delText>
+        </w:r>
+      </w:del>
+      <w:r>
+        <w:t>Résultats</w:t>
+      </w:r>
+    </w:p>
+    <w:p>
+      <w:pPr>
+        <w:rPr>
+          <w:del w:id="294" w:author="Tomy Doda" w:date="2026-08-11T16:08:00Z" w16du:dateUtc="2026-08-11T14:08:00Z"/>
+        </w:rPr>
+      </w:pPr>
+      <w:ins w:id="295" w:author="Tomy Doda" w:date="2026-08-11T16:08:00Z" w16du:dateUtc="2026-08-11T14:08:00Z">
+        <w:r>
           <w:t>L</w:t>
         </w:r>
       </w:ins>
-      <w:ins w:id="294" w:author="Tomy Doda" w:date="2026-08-11T16:10:00Z" w16du:dateUtc="2026-08-11T14:10:00Z">
+      <w:ins w:id="296" w:author="Tomy Doda" w:date="2026-08-11T16:10:00Z" w16du:dateUtc="2026-08-11T14:10:00Z">
         <w:r>
           <w:t xml:space="preserve">es </w:t>
         </w:r>
       </w:ins>
-      <w:ins w:id="295" w:author="Tomy Doda" w:date="2026-08-11T16:08:00Z" w16du:dateUtc="2026-08-11T14:08:00Z">
+      <w:ins w:id="297" w:author="Tomy Doda" w:date="2026-08-11T16:08:00Z" w16du:dateUtc="2026-08-11T14:08:00Z">
         <w:r>
           <w:t>évolution</w:t>
         </w:r>
       </w:ins>
-      <w:ins w:id="296" w:author="Tomy Doda" w:date="2026-08-11T16:10:00Z" w16du:dateUtc="2026-08-11T14:10:00Z">
+      <w:ins w:id="298" w:author="Tomy Doda" w:date="2026-08-11T16:10:00Z" w16du:dateUtc="2026-08-11T14:10:00Z">
         <w:r>
           <w:t>s</w:t>
         </w:r>
       </w:ins>
-      <w:ins w:id="297" w:author="Tomy Doda" w:date="2026-08-11T16:08:00Z" w16du:dateUtc="2026-08-11T14:08:00Z">
+      <w:ins w:id="299" w:author="Tomy Doda" w:date="2026-08-11T16:08:00Z" w16du:dateUtc="2026-08-11T14:08:00Z">
         <w:r>
           <w:t xml:space="preserve"> de</w:t>
         </w:r>
       </w:ins>
-      <w:ins w:id="298" w:author="Tomy Doda" w:date="2026-08-11T16:10:00Z" w16du:dateUtc="2026-08-11T14:10:00Z">
+      <w:ins w:id="300" w:author="Tomy Doda" w:date="2026-08-11T16:10:00Z" w16du:dateUtc="2026-08-11T14:10:00Z">
         <w:r>
           <w:t>s</w:t>
         </w:r>
       </w:ins>
-      <w:ins w:id="299" w:author="Tomy Doda" w:date="2026-08-11T16:09:00Z" w16du:dateUtc="2026-08-11T14:09:00Z">
+      <w:ins w:id="301" w:author="Tomy Doda" w:date="2026-08-11T16:09:00Z" w16du:dateUtc="2026-08-11T14:09:00Z">
         <w:r>
           <w:t xml:space="preserve"> concentration</w:t>
         </w:r>
       </w:ins>
-      <w:ins w:id="300" w:author="Tomy Doda" w:date="2026-08-11T16:10:00Z" w16du:dateUtc="2026-08-11T14:10:00Z">
+      <w:ins w:id="302" w:author="Tomy Doda" w:date="2026-08-11T16:10:00Z" w16du:dateUtc="2026-08-11T14:10:00Z">
         <w:r>
           <w:t>s</w:t>
         </w:r>
       </w:ins>
-      <w:ins w:id="301" w:author="Tomy Doda" w:date="2026-08-11T16:09:00Z" w16du:dateUtc="2026-08-11T14:09:00Z">
+      <w:ins w:id="303" w:author="Tomy Doda" w:date="2026-08-11T16:09:00Z" w16du:dateUtc="2026-08-11T14:09:00Z">
         <w:r>
           <w:t xml:space="preserve"> en triazole dans l’épilimnion et l’hypolimnion </w:t>
         </w:r>
@@ -3659,17 +3621,17 @@
           <w:t>pour les trois scénarios de brassage</w:t>
         </w:r>
       </w:ins>
-      <w:ins w:id="302" w:author="Tomy Doda" w:date="2026-08-11T16:10:00Z" w16du:dateUtc="2026-08-11T14:10:00Z">
+      <w:ins w:id="304" w:author="Tomy Doda" w:date="2026-08-11T16:10:00Z" w16du:dateUtc="2026-08-11T14:10:00Z">
         <w:r>
           <w:t xml:space="preserve"> </w:t>
         </w:r>
       </w:ins>
-      <w:ins w:id="303" w:author="Tomy Doda" w:date="2026-08-11T16:11:00Z" w16du:dateUtc="2026-08-11T14:11:00Z">
+      <w:ins w:id="305" w:author="Tomy Doda" w:date="2026-08-11T16:11:00Z" w16du:dateUtc="2026-08-11T14:11:00Z">
         <w:r>
           <w:t>son</w:t>
         </w:r>
       </w:ins>
-      <w:ins w:id="304" w:author="Tomy Doda" w:date="2026-08-11T16:10:00Z" w16du:dateUtc="2026-08-11T14:10:00Z">
+      <w:ins w:id="306" w:author="Tomy Doda" w:date="2026-08-11T16:10:00Z" w16du:dateUtc="2026-08-11T14:10:00Z">
         <w:r>
           <w:t>t présent</w:t>
         </w:r>
@@ -3677,12 +3639,12 @@
           <w:t>ée</w:t>
         </w:r>
       </w:ins>
-      <w:ins w:id="305" w:author="Tomy Doda" w:date="2026-08-11T16:11:00Z" w16du:dateUtc="2026-08-11T14:11:00Z">
+      <w:ins w:id="307" w:author="Tomy Doda" w:date="2026-08-11T16:11:00Z" w16du:dateUtc="2026-08-11T14:11:00Z">
         <w:r>
           <w:t>s</w:t>
         </w:r>
       </w:ins>
-      <w:ins w:id="306" w:author="Tomy Doda" w:date="2026-08-11T16:10:00Z" w16du:dateUtc="2026-08-11T14:10:00Z">
+      <w:ins w:id="308" w:author="Tomy Doda" w:date="2026-08-11T16:10:00Z" w16du:dateUtc="2026-08-11T14:10:00Z">
         <w:r>
           <w:t xml:space="preserve"> sur </w:t>
         </w:r>
@@ -3690,7 +3652,7 @@
           <w:t xml:space="preserve">la Figure 6 </w:t>
         </w:r>
       </w:ins>
-      <w:ins w:id="307" w:author="Tomy Doda" w:date="2026-08-11T16:11:00Z" w16du:dateUtc="2026-08-11T14:11:00Z">
+      <w:ins w:id="309" w:author="Tomy Doda" w:date="2026-08-11T16:11:00Z" w16du:dateUtc="2026-08-11T14:11:00Z">
         <w:r>
           <w:t xml:space="preserve">et décrites </w:t>
         </w:r>
@@ -3702,7 +3664,7 @@
     <w:p>
       <w:pPr>
         <w:rPr>
-          <w:ins w:id="308" w:author="Tomy Doda" w:date="2026-08-11T16:12:00Z" w16du:dateUtc="2026-08-11T14:12:00Z"/>
+          <w:ins w:id="310" w:author="Tomy Doda" w:date="2026-08-11T16:12:00Z" w16du:dateUtc="2026-08-11T14:12:00Z"/>
         </w:rPr>
       </w:pPr>
     </w:p>
@@ -3711,10 +3673,10 @@
         <w:spacing w:after="100"/>
         <w:jc w:val="center"/>
         <w:rPr>
-          <w:ins w:id="309" w:author="Tomy Doda" w:date="2026-08-11T16:12:00Z" w16du:dateUtc="2026-08-11T14:12:00Z"/>
-        </w:rPr>
-      </w:pPr>
-      <w:ins w:id="310" w:author="Tomy Doda" w:date="2026-08-11T17:36:00Z" w16du:dateUtc="2026-08-11T15:36:00Z">
+          <w:ins w:id="311" w:author="Tomy Doda" w:date="2026-08-11T16:12:00Z" w16du:dateUtc="2026-08-11T14:12:00Z"/>
+        </w:rPr>
+      </w:pPr>
+      <w:ins w:id="312" w:author="Tomy Doda" w:date="2026-08-11T17:36:00Z" w16du:dateUtc="2026-08-11T15:36:00Z">
         <w:r>
           <w:rPr>
             <w:noProof/>
@@ -3780,23 +3742,23 @@
         <w:spacing w:after="140"/>
         <w:jc w:val="center"/>
         <w:rPr>
-          <w:ins w:id="311" w:author="Tomy Doda" w:date="2026-08-11T16:12:00Z" w16du:dateUtc="2026-08-11T14:12:00Z"/>
+          <w:ins w:id="313" w:author="Tomy Doda" w:date="2026-08-11T16:12:00Z" w16du:dateUtc="2026-08-11T14:12:00Z"/>
           <w:i/>
           <w:iCs/>
           <w:color w:val="555555"/>
           <w:sz w:val="16"/>
           <w:szCs w:val="16"/>
-          <w:rPrChange w:id="312" w:author="Tomy Doda" w:date="2026-08-11T17:38:00Z" w16du:dateUtc="2026-08-11T15:38:00Z">
+          <w:rPrChange w:id="314" w:author="Tomy Doda" w:date="2026-08-11T17:38:00Z" w16du:dateUtc="2026-08-11T15:38:00Z">
             <w:rPr>
-              <w:ins w:id="313" w:author="Tomy Doda" w:date="2026-08-11T16:12:00Z" w16du:dateUtc="2026-08-11T14:12:00Z"/>
+              <w:ins w:id="315" w:author="Tomy Doda" w:date="2026-08-11T16:12:00Z" w16du:dateUtc="2026-08-11T14:12:00Z"/>
             </w:rPr>
           </w:rPrChange>
         </w:rPr>
-        <w:pPrChange w:id="314" w:author="Tomy Doda" w:date="2026-08-11T17:38:00Z" w16du:dateUtc="2026-08-11T15:38:00Z">
+        <w:pPrChange w:id="316" w:author="Tomy Doda" w:date="2026-08-11T17:38:00Z" w16du:dateUtc="2026-08-11T15:38:00Z">
           <w:pPr/>
         </w:pPrChange>
       </w:pPr>
-      <w:ins w:id="315" w:author="Tomy Doda" w:date="2026-08-11T16:12:00Z" w16du:dateUtc="2026-08-11T14:12:00Z">
+      <w:ins w:id="317" w:author="Tomy Doda" w:date="2026-08-11T16:12:00Z" w16du:dateUtc="2026-08-11T14:12:00Z">
         <w:r>
           <w:rPr>
             <w:i/>
@@ -3812,7 +3774,7 @@
         <m:sSub>
           <m:sSubPr>
             <m:ctrlPr>
-              <w:ins w:id="316" w:author="Tomy Doda" w:date="2026-08-11T16:12:00Z" w16du:dateUtc="2026-08-11T14:12:00Z">
+              <w:ins w:id="318" w:author="Tomy Doda" w:date="2026-08-11T16:12:00Z" w16du:dateUtc="2026-08-11T14:12:00Z">
                 <w:rPr>
                   <w:rFonts w:ascii="Cambria Math" w:hAnsi="Cambria Math"/>
                   <w:i/>
@@ -3826,7 +3788,7 @@
           </m:sSubPr>
           <m:e>
             <m:r>
-              <w:ins w:id="317" w:author="Tomy Doda" w:date="2026-08-11T16:12:00Z" w16du:dateUtc="2026-08-11T14:12:00Z">
+              <w:ins w:id="319" w:author="Tomy Doda" w:date="2026-08-11T16:12:00Z" w16du:dateUtc="2026-08-11T14:12:00Z">
                 <w:rPr>
                   <w:rFonts w:ascii="Cambria Math" w:hAnsi="Cambria Math"/>
                   <w:color w:val="555555"/>
@@ -3839,7 +3801,7 @@
           </m:e>
           <m:sub>
             <m:r>
-              <w:ins w:id="318" w:author="Tomy Doda" w:date="2026-08-11T16:12:00Z" w16du:dateUtc="2026-08-11T14:12:00Z">
+              <w:ins w:id="320" w:author="Tomy Doda" w:date="2026-08-11T16:12:00Z" w16du:dateUtc="2026-08-11T14:12:00Z">
                 <w:rPr>
                   <w:rFonts w:ascii="Cambria Math" w:hAnsi="Cambria Math"/>
                   <w:color w:val="555555"/>
@@ -3852,7 +3814,7 @@
           </m:sub>
         </m:sSub>
         <m:r>
-          <w:ins w:id="319" w:author="Tomy Doda" w:date="2026-08-11T16:12:00Z" w16du:dateUtc="2026-08-11T14:12:00Z">
+          <w:ins w:id="321" w:author="Tomy Doda" w:date="2026-08-11T16:12:00Z" w16du:dateUtc="2026-08-11T14:12:00Z">
             <w:rPr>
               <w:rFonts w:ascii="Cambria Math" w:hAnsi="Cambria Math"/>
               <w:color w:val="555555"/>
@@ -3863,7 +3825,7 @@
           </w:ins>
         </m:r>
       </m:oMath>
-      <w:ins w:id="320" w:author="Tomy Doda" w:date="2026-08-11T16:12:00Z" w16du:dateUtc="2026-08-11T14:12:00Z">
+      <w:ins w:id="322" w:author="Tomy Doda" w:date="2026-08-11T16:12:00Z" w16du:dateUtc="2026-08-11T14:12:00Z">
         <w:r>
           <w:rPr>
             <w:i/>
@@ -3875,7 +3837,7 @@
           <w:t>0.1 µg/l. Les flèches indique</w:t>
         </w:r>
       </w:ins>
-      <w:ins w:id="321" w:author="Tomy Doda" w:date="2026-08-11T17:30:00Z" w16du:dateUtc="2026-08-11T15:30:00Z">
+      <w:ins w:id="323" w:author="Tomy Doda" w:date="2026-08-11T17:30:00Z" w16du:dateUtc="2026-08-11T15:30:00Z">
         <w:r>
           <w:rPr>
             <w:i/>
@@ -3887,7 +3849,7 @@
           <w:t>nt</w:t>
         </w:r>
       </w:ins>
-      <w:ins w:id="322" w:author="Tomy Doda" w:date="2026-08-11T16:12:00Z" w16du:dateUtc="2026-08-11T14:12:00Z">
+      <w:ins w:id="324" w:author="Tomy Doda" w:date="2026-08-11T16:12:00Z" w16du:dateUtc="2026-08-11T14:12:00Z">
         <w:r>
           <w:rPr>
             <w:i/>
@@ -3899,7 +3861,7 @@
           <w:t xml:space="preserve"> le temps de résorption du triazole à partir d</w:t>
         </w:r>
       </w:ins>
-      <w:ins w:id="323" w:author="Tomy Doda" w:date="2026-08-11T17:30:00Z" w16du:dateUtc="2026-08-11T15:30:00Z">
+      <w:ins w:id="325" w:author="Tomy Doda" w:date="2026-08-11T17:30:00Z" w16du:dateUtc="2026-08-11T15:30:00Z">
         <w:r>
           <w:rPr>
             <w:i/>
@@ -3911,7 +3873,7 @@
           <w:t>u</w:t>
         </w:r>
       </w:ins>
-      <w:ins w:id="324" w:author="Tomy Doda" w:date="2026-08-11T16:12:00Z" w16du:dateUtc="2026-08-11T14:12:00Z">
+      <w:ins w:id="326" w:author="Tomy Doda" w:date="2026-08-11T16:12:00Z" w16du:dateUtc="2026-08-11T14:12:00Z">
         <w:r>
           <w:rPr>
             <w:i/>
@@ -3925,7 +3887,7 @@
       </w:ins>
       <m:oMath>
         <m:r>
-          <w:ins w:id="325" w:author="Tomy Doda" w:date="2026-08-11T16:12:00Z" w16du:dateUtc="2026-08-11T14:12:00Z">
+          <w:ins w:id="327" w:author="Tomy Doda" w:date="2026-08-11T16:12:00Z" w16du:dateUtc="2026-08-11T14:12:00Z">
             <w:rPr>
               <w:rFonts w:ascii="Cambria Math" w:hAnsi="Cambria Math"/>
               <w:color w:val="555555"/>
@@ -3938,7 +3900,7 @@
         <m:sSub>
           <m:sSubPr>
             <m:ctrlPr>
-              <w:ins w:id="326" w:author="Tomy Doda" w:date="2026-08-11T16:12:00Z" w16du:dateUtc="2026-08-11T14:12:00Z">
+              <w:ins w:id="328" w:author="Tomy Doda" w:date="2026-08-11T16:12:00Z" w16du:dateUtc="2026-08-11T14:12:00Z">
                 <w:rPr>
                   <w:rFonts w:ascii="Cambria Math" w:hAnsi="Cambria Math"/>
                   <w:i/>
@@ -3952,7 +3914,7 @@
           </m:sSubPr>
           <m:e>
             <m:r>
-              <w:ins w:id="327" w:author="Tomy Doda" w:date="2026-08-11T16:12:00Z" w16du:dateUtc="2026-08-11T14:12:00Z">
+              <w:ins w:id="329" w:author="Tomy Doda" w:date="2026-08-11T16:12:00Z" w16du:dateUtc="2026-08-11T14:12:00Z">
                 <w:rPr>
                   <w:rFonts w:ascii="Cambria Math" w:hAnsi="Cambria Math"/>
                   <w:color w:val="555555"/>
@@ -3965,7 +3927,7 @@
           </m:e>
           <m:sub>
             <m:r>
-              <w:ins w:id="328" w:author="Tomy Doda" w:date="2026-08-11T16:12:00Z" w16du:dateUtc="2026-08-11T14:12:00Z">
+              <w:ins w:id="330" w:author="Tomy Doda" w:date="2026-08-11T16:12:00Z" w16du:dateUtc="2026-08-11T14:12:00Z">
                 <w:rPr>
                   <w:rFonts w:ascii="Cambria Math" w:hAnsi="Cambria Math"/>
                   <w:color w:val="555555"/>
@@ -3978,7 +3940,7 @@
           </m:sub>
         </m:sSub>
       </m:oMath>
-      <w:ins w:id="329" w:author="Tomy Doda" w:date="2026-08-11T16:12:00Z" w16du:dateUtc="2026-08-11T14:12:00Z">
+      <w:ins w:id="331" w:author="Tomy Doda" w:date="2026-08-11T16:12:00Z" w16du:dateUtc="2026-08-11T14:12:00Z">
         <w:r>
           <w:rPr>
             <w:i/>
@@ -3995,10 +3957,10 @@
       <w:pPr>
         <w:pStyle w:val="Heading2"/>
         <w:rPr>
-          <w:ins w:id="330" w:author="Tomy Doda" w:date="2026-08-11T16:13:00Z" w16du:dateUtc="2026-08-11T14:13:00Z"/>
-        </w:rPr>
-      </w:pPr>
-      <w:ins w:id="331" w:author="Tomy Doda" w:date="2026-08-11T16:12:00Z" w16du:dateUtc="2026-08-11T14:12:00Z">
+          <w:ins w:id="332" w:author="Tomy Doda" w:date="2026-08-11T16:13:00Z" w16du:dateUtc="2026-08-11T14:13:00Z"/>
+        </w:rPr>
+      </w:pPr>
+      <w:ins w:id="333" w:author="Tomy Doda" w:date="2026-08-11T16:12:00Z" w16du:dateUtc="2026-08-11T14:12:00Z">
         <w:r>
           <w:t>Aucun brassage</w:t>
         </w:r>
@@ -4007,25 +3969,25 @@
     <w:p>
       <w:pPr>
         <w:rPr>
-          <w:ins w:id="332" w:author="Tomy Doda" w:date="2026-08-11T16:11:00Z" w16du:dateUtc="2026-08-11T14:11:00Z"/>
-        </w:rPr>
-        <w:pPrChange w:id="333" w:author="Tomy Doda" w:date="2026-08-11T16:13:00Z" w16du:dateUtc="2026-08-11T14:13:00Z">
+          <w:ins w:id="334" w:author="Tomy Doda" w:date="2026-08-11T16:11:00Z" w16du:dateUtc="2026-08-11T14:11:00Z"/>
+        </w:rPr>
+        <w:pPrChange w:id="335" w:author="Tomy Doda" w:date="2026-08-11T16:13:00Z" w16du:dateUtc="2026-08-11T14:13:00Z">
           <w:pPr>
             <w:pStyle w:val="Heading1"/>
           </w:pPr>
         </w:pPrChange>
       </w:pPr>
-      <w:ins w:id="334" w:author="Tomy Doda" w:date="2026-08-11T16:15:00Z" w16du:dateUtc="2026-08-11T14:15:00Z">
+      <w:ins w:id="336" w:author="Tomy Doda" w:date="2026-08-11T16:15:00Z" w16du:dateUtc="2026-08-11T14:15:00Z">
         <w:r>
           <w:t>En l’</w:t>
         </w:r>
       </w:ins>
-      <w:ins w:id="335" w:author="Tomy Doda" w:date="2026-08-11T16:13:00Z" w16du:dateUtc="2026-08-11T14:13:00Z">
+      <w:ins w:id="337" w:author="Tomy Doda" w:date="2026-08-11T16:13:00Z" w16du:dateUtc="2026-08-11T14:13:00Z">
         <w:r>
           <w:t>absence de brassage</w:t>
         </w:r>
       </w:ins>
-      <w:ins w:id="336" w:author="Tomy Doda" w:date="2026-08-11T16:15:00Z" w16du:dateUtc="2026-08-11T14:15:00Z">
+      <w:ins w:id="338" w:author="Tomy Doda" w:date="2026-08-11T16:15:00Z" w16du:dateUtc="2026-08-11T14:15:00Z">
         <w:r>
           <w:t xml:space="preserve">, </w:t>
         </w:r>
@@ -4033,7 +3995,7 @@
           <w:t xml:space="preserve">la </w:t>
         </w:r>
       </w:ins>
-      <w:ins w:id="337" w:author="Tomy Doda" w:date="2026-08-11T16:16:00Z" w16du:dateUtc="2026-08-11T14:16:00Z">
+      <w:ins w:id="339" w:author="Tomy Doda" w:date="2026-08-11T16:16:00Z" w16du:dateUtc="2026-08-11T14:16:00Z">
         <w:r>
           <w:t xml:space="preserve">baisse des concentrations en triazole est uniquement gouvernée par </w:t>
         </w:r>
@@ -4041,7 +4003,7 @@
           <w:t xml:space="preserve">la dilution due au Rhône </w:t>
         </w:r>
       </w:ins>
-      <w:ins w:id="338" w:author="Tomy Doda" w:date="2026-08-11T16:17:00Z" w16du:dateUtc="2026-08-11T14:17:00Z">
+      <w:ins w:id="340" w:author="Tomy Doda" w:date="2026-08-11T16:17:00Z" w16du:dateUtc="2026-08-11T14:17:00Z">
         <w:r>
           <w:t>(</w:t>
         </w:r>
@@ -4050,7 +4012,7 @@
         <m:sSub>
           <m:sSubPr>
             <m:ctrlPr>
-              <w:ins w:id="339" w:author="Tomy Doda" w:date="2026-08-11T16:17:00Z" w16du:dateUtc="2026-08-11T14:17:00Z">
+              <w:ins w:id="341" w:author="Tomy Doda" w:date="2026-08-11T16:17:00Z" w16du:dateUtc="2026-08-11T14:17:00Z">
                 <w:rPr>
                   <w:rFonts w:ascii="Cambria Math" w:hAnsi="Cambria Math"/>
                   <w:i/>
@@ -4060,7 +4022,7 @@
           </m:sSubPr>
           <m:e>
             <m:r>
-              <w:ins w:id="340" w:author="Tomy Doda" w:date="2026-08-11T16:17:00Z" w16du:dateUtc="2026-08-11T14:17:00Z">
+              <w:ins w:id="342" w:author="Tomy Doda" w:date="2026-08-11T16:17:00Z" w16du:dateUtc="2026-08-11T14:17:00Z">
                 <w:rPr>
                   <w:rFonts w:ascii="Cambria Math" w:hAnsi="Cambria Math"/>
                 </w:rPr>
@@ -4070,7 +4032,7 @@
           </m:e>
           <m:sub>
             <m:r>
-              <w:ins w:id="341" w:author="Tomy Doda" w:date="2026-08-11T16:52:00Z" w16du:dateUtc="2026-08-11T14:52:00Z">
+              <w:ins w:id="343" w:author="Tomy Doda" w:date="2026-08-11T16:52:00Z" w16du:dateUtc="2026-08-11T14:52:00Z">
                 <w:rPr>
                   <w:rFonts w:ascii="Cambria Math" w:hAnsi="Cambria Math"/>
                 </w:rPr>
@@ -4080,7 +4042,7 @@
           </m:sub>
         </m:sSub>
         <m:r>
-          <w:ins w:id="342" w:author="Tomy Doda" w:date="2026-08-11T16:17:00Z" w16du:dateUtc="2026-08-11T14:17:00Z">
+          <w:ins w:id="344" w:author="Tomy Doda" w:date="2026-08-11T16:17:00Z" w16du:dateUtc="2026-08-11T14:17:00Z">
             <w:rPr>
               <w:rFonts w:ascii="Cambria Math" w:hAnsi="Cambria Math"/>
             </w:rPr>
@@ -4088,27 +4050,27 @@
           </w:ins>
         </m:r>
       </m:oMath>
-      <w:ins w:id="343" w:author="Tomy Doda" w:date="2026-08-11T16:17:00Z" w16du:dateUtc="2026-08-11T14:17:00Z">
+      <w:ins w:id="345" w:author="Tomy Doda" w:date="2026-08-11T16:17:00Z" w16du:dateUtc="2026-08-11T14:17:00Z">
         <w:r>
           <w:t>)</w:t>
         </w:r>
       </w:ins>
-      <w:ins w:id="344" w:author="Tomy Doda" w:date="2026-08-11T16:18:00Z" w16du:dateUtc="2026-08-11T14:18:00Z">
+      <w:ins w:id="346" w:author="Tomy Doda" w:date="2026-08-11T16:18:00Z" w16du:dateUtc="2026-08-11T14:18:00Z">
         <w:r>
           <w:t xml:space="preserve">, </w:t>
         </w:r>
       </w:ins>
-      <w:ins w:id="345" w:author="Tomy Doda" w:date="2026-08-11T16:19:00Z" w16du:dateUtc="2026-08-11T14:19:00Z">
+      <w:ins w:id="347" w:author="Tomy Doda" w:date="2026-08-11T16:19:00Z" w16du:dateUtc="2026-08-11T14:19:00Z">
         <w:r>
           <w:t xml:space="preserve">qui est </w:t>
         </w:r>
       </w:ins>
-      <w:ins w:id="346" w:author="Tomy Doda" w:date="2026-08-11T16:21:00Z" w16du:dateUtc="2026-08-11T14:21:00Z">
+      <w:ins w:id="348" w:author="Tomy Doda" w:date="2026-08-11T16:21:00Z" w16du:dateUtc="2026-08-11T14:21:00Z">
         <w:r>
           <w:t xml:space="preserve">plus rapide pour l’épilimnion que pour l’hypolimnion (Fig. </w:t>
         </w:r>
       </w:ins>
-      <w:ins w:id="347" w:author="Tomy Doda" w:date="2026-08-11T16:22:00Z" w16du:dateUtc="2026-08-11T14:22:00Z">
+      <w:ins w:id="349" w:author="Tomy Doda" w:date="2026-08-11T16:22:00Z" w16du:dateUtc="2026-08-11T14:22:00Z">
         <w:r>
           <w:t>5).</w:t>
         </w:r>
@@ -4121,7 +4083,7 @@
       </w:ins>
       <m:oMath>
         <m:r>
-          <w:ins w:id="348" w:author="Tomy Doda" w:date="2026-08-11T16:23:00Z" w16du:dateUtc="2026-08-11T14:23:00Z">
+          <w:ins w:id="350" w:author="Tomy Doda" w:date="2026-08-11T16:23:00Z" w16du:dateUtc="2026-08-11T14:23:00Z">
             <w:rPr>
               <w:rFonts w:ascii="Cambria Math" w:hAnsi="Cambria Math"/>
             </w:rPr>
@@ -4129,19 +4091,19 @@
           </w:ins>
         </m:r>
       </m:oMath>
-      <w:ins w:id="349" w:author="Tomy Doda" w:date="2026-08-11T16:23:00Z" w16du:dateUtc="2026-08-11T14:23:00Z">
+      <w:ins w:id="351" w:author="Tomy Doda" w:date="2026-08-11T16:23:00Z" w16du:dateUtc="2026-08-11T14:23:00Z">
         <w:r>
           <w:t>40 ans)</w:t>
         </w:r>
       </w:ins>
-      <w:ins w:id="350" w:author="Tomy Doda" w:date="2026-08-11T16:22:00Z" w16du:dateUtc="2026-08-11T14:22:00Z">
+      <w:ins w:id="352" w:author="Tomy Doda" w:date="2026-08-11T16:22:00Z" w16du:dateUtc="2026-08-11T14:22:00Z">
         <w:r>
           <w:t xml:space="preserve"> que dans l’épilimnion (</w:t>
         </w:r>
       </w:ins>
       <m:oMath>
         <m:r>
-          <w:ins w:id="351" w:author="Tomy Doda" w:date="2026-08-11T16:23:00Z" w16du:dateUtc="2026-08-11T14:23:00Z">
+          <w:ins w:id="353" w:author="Tomy Doda" w:date="2026-08-11T16:23:00Z" w16du:dateUtc="2026-08-11T14:23:00Z">
             <w:rPr>
               <w:rFonts w:ascii="Cambria Math" w:hAnsi="Cambria Math"/>
             </w:rPr>
@@ -4149,7 +4111,7 @@
           </w:ins>
         </m:r>
       </m:oMath>
-      <w:ins w:id="352" w:author="Tomy Doda" w:date="2026-08-11T16:23:00Z" w16du:dateUtc="2026-08-11T14:23:00Z">
+      <w:ins w:id="354" w:author="Tomy Doda" w:date="2026-08-11T16:23:00Z" w16du:dateUtc="2026-08-11T14:23:00Z">
         <w:r>
           <w:t>20 ans).</w:t>
         </w:r>
@@ -4159,8 +4121,9 @@
       <w:pPr>
         <w:pStyle w:val="Heading2"/>
       </w:pPr>
-      <w:del w:id="353" w:author="Tomy Doda" w:date="2026-08-11T16:13:00Z" w16du:dateUtc="2026-08-11T14:13:00Z">
-        <w:r>
+      <w:del w:id="355" w:author="Tomy Doda" w:date="2026-08-11T16:13:00Z" w16du:dateUtc="2026-08-11T14:13:00Z">
+        <w:r>
+          <w:lastRenderedPageBreak/>
           <w:delText xml:space="preserve">4.1 </w:delText>
         </w:r>
       </w:del>
@@ -4176,7 +4139,7 @@
       <w:r>
         <w:t xml:space="preserve">Un brassage complet </w:t>
       </w:r>
-      <w:del w:id="354" w:author="Tomy Doda" w:date="2026-08-11T16:24:00Z" w16du:dateUtc="2026-08-11T14:24:00Z">
+      <w:del w:id="356" w:author="Tomy Doda" w:date="2026-08-11T16:24:00Z" w16du:dateUtc="2026-08-11T14:24:00Z">
         <w:r>
           <w:delText xml:space="preserve">est imposé </w:delText>
         </w:r>
@@ -4184,17 +4147,17 @@
       <w:r>
         <w:t xml:space="preserve">tous les 10 ans </w:t>
       </w:r>
-      <w:del w:id="355" w:author="Tomy Doda" w:date="2026-08-11T16:52:00Z" w16du:dateUtc="2026-08-11T14:52:00Z">
+      <w:del w:id="357" w:author="Tomy Doda" w:date="2026-08-11T16:52:00Z" w16du:dateUtc="2026-08-11T14:52:00Z">
         <w:r>
           <w:delText>(</w:delText>
         </w:r>
       </w:del>
-      <w:del w:id="356" w:author="Tomy Doda" w:date="2026-08-11T16:24:00Z" w16du:dateUtc="2026-08-11T14:24:00Z">
+      <w:del w:id="358" w:author="Tomy Doda" w:date="2026-08-11T16:24:00Z" w16du:dateUtc="2026-08-11T14:24:00Z">
         <w:r>
           <w:delText xml:space="preserve">h_epi </w:delText>
         </w:r>
       </w:del>
-      <w:del w:id="357" w:author="Tomy Doda" w:date="2026-08-11T16:52:00Z" w16du:dateUtc="2026-08-11T14:52:00Z">
+      <w:del w:id="359" w:author="Tomy Doda" w:date="2026-08-11T16:52:00Z" w16du:dateUtc="2026-08-11T14:52:00Z">
         <w:r>
           <w:delText xml:space="preserve">passe de ~161 m à ~310 m aux années 10, 20, 30). La décroissance initiale est portée par la dilution advective ; chaque brassage </w:delText>
         </w:r>
@@ -4202,38 +4165,35 @@
       <w:r>
         <w:t xml:space="preserve">homogénéise brutalement les deux </w:t>
       </w:r>
-      <w:del w:id="358" w:author="Tomy Doda" w:date="2026-08-11T16:53:00Z" w16du:dateUtc="2026-08-11T14:53:00Z">
+      <w:del w:id="360" w:author="Tomy Doda" w:date="2026-08-11T16:53:00Z" w16du:dateUtc="2026-08-11T14:53:00Z">
         <w:r>
           <w:delText xml:space="preserve">compartiments </w:delText>
         </w:r>
       </w:del>
-      <w:ins w:id="359" w:author="Tomy Doda" w:date="2026-08-11T16:53:00Z" w16du:dateUtc="2026-08-11T14:53:00Z">
-        <w:r>
-          <w:t>couches</w:t>
-        </w:r>
-        <w:r>
-          <w:t xml:space="preserve"> </w:t>
+      <w:ins w:id="361" w:author="Tomy Doda" w:date="2026-08-11T16:53:00Z" w16du:dateUtc="2026-08-11T14:53:00Z">
+        <w:r>
+          <w:t xml:space="preserve">couches </w:t>
         </w:r>
       </w:ins>
       <w:r>
         <w:t>(</w:t>
       </w:r>
-      <w:del w:id="360" w:author="Tomy Doda" w:date="2026-08-11T16:53:00Z" w16du:dateUtc="2026-08-11T14:53:00Z">
+      <w:del w:id="362" w:author="Tomy Doda" w:date="2026-08-11T16:53:00Z" w16du:dateUtc="2026-08-11T14:53:00Z">
         <w:r>
           <w:delText>à-coups visibles aux années 10 et 20</w:delText>
         </w:r>
       </w:del>
-      <w:ins w:id="361" w:author="Tomy Doda" w:date="2026-08-11T16:53:00Z" w16du:dateUtc="2026-08-11T14:53:00Z">
+      <w:ins w:id="363" w:author="Tomy Doda" w:date="2026-08-11T16:53:00Z" w16du:dateUtc="2026-08-11T14:53:00Z">
         <w:r>
           <w:t xml:space="preserve">augmentation </w:t>
         </w:r>
       </w:ins>
-      <w:ins w:id="362" w:author="Tomy Doda" w:date="2026-08-11T16:54:00Z" w16du:dateUtc="2026-08-11T14:54:00Z">
+      <w:ins w:id="364" w:author="Tomy Doda" w:date="2026-08-11T16:54:00Z" w16du:dateUtc="2026-08-11T14:54:00Z">
         <w:r>
           <w:t>des concentrations</w:t>
         </w:r>
       </w:ins>
-      <w:ins w:id="363" w:author="Tomy Doda" w:date="2026-08-11T17:24:00Z" w16du:dateUtc="2026-08-11T15:24:00Z">
+      <w:ins w:id="365" w:author="Tomy Doda" w:date="2026-08-11T17:24:00Z" w16du:dateUtc="2026-08-11T15:24:00Z">
         <w:r>
           <w:t xml:space="preserve"> dans l’épilimnion et baisse dans l’hypolimnion</w:t>
         </w:r>
@@ -4244,17 +4204,17 @@
       <w:r>
         <w:t>).</w:t>
       </w:r>
-      <w:ins w:id="364" w:author="Tomy Doda" w:date="2026-08-11T17:25:00Z" w16du:dateUtc="2026-08-11T15:25:00Z">
+      <w:ins w:id="366" w:author="Tomy Doda" w:date="2026-08-11T17:25:00Z" w16du:dateUtc="2026-08-11T15:25:00Z">
         <w:r>
           <w:t xml:space="preserve"> L’évolution des concentrations entre chaque brassage est </w:t>
         </w:r>
       </w:ins>
-      <w:ins w:id="365" w:author="Tomy Doda" w:date="2026-08-11T17:26:00Z" w16du:dateUtc="2026-08-11T15:26:00Z">
+      <w:ins w:id="367" w:author="Tomy Doda" w:date="2026-08-11T17:26:00Z" w16du:dateUtc="2026-08-11T15:26:00Z">
         <w:r>
           <w:t>uniquement due à la dilution advective comme dans le</w:t>
         </w:r>
       </w:ins>
-      <w:ins w:id="366" w:author="Tomy Doda" w:date="2026-08-11T17:25:00Z" w16du:dateUtc="2026-08-11T15:25:00Z">
+      <w:ins w:id="368" w:author="Tomy Doda" w:date="2026-08-11T17:25:00Z" w16du:dateUtc="2026-08-11T15:25:00Z">
         <w:r>
           <w:t xml:space="preserve"> scénario</w:t>
         </w:r>
@@ -4262,7 +4222,7 @@
           <w:t xml:space="preserve"> précédent</w:t>
         </w:r>
       </w:ins>
-      <w:ins w:id="367" w:author="Tomy Doda" w:date="2026-08-11T17:26:00Z" w16du:dateUtc="2026-08-11T15:26:00Z">
+      <w:ins w:id="369" w:author="Tomy Doda" w:date="2026-08-11T17:26:00Z" w16du:dateUtc="2026-08-11T15:26:00Z">
         <w:r>
           <w:t xml:space="preserve">. </w:t>
         </w:r>
@@ -4273,22 +4233,22 @@
           <w:t>est</w:t>
         </w:r>
       </w:ins>
-      <w:ins w:id="368" w:author="Tomy Doda" w:date="2026-08-11T17:28:00Z" w16du:dateUtc="2026-08-11T15:28:00Z">
+      <w:ins w:id="370" w:author="Tomy Doda" w:date="2026-08-11T17:28:00Z" w16du:dateUtc="2026-08-11T15:28:00Z">
         <w:r>
           <w:t xml:space="preserve"> similaire dans les deux couches et</w:t>
         </w:r>
       </w:ins>
-      <w:ins w:id="369" w:author="Tomy Doda" w:date="2026-08-11T17:27:00Z" w16du:dateUtc="2026-08-11T15:27:00Z">
+      <w:ins w:id="371" w:author="Tomy Doda" w:date="2026-08-11T17:27:00Z" w16du:dateUtc="2026-08-11T15:27:00Z">
         <w:r>
           <w:t xml:space="preserve"> d’environ 25 ans</w:t>
         </w:r>
       </w:ins>
-      <w:ins w:id="370" w:author="Tomy Doda" w:date="2026-08-11T17:28:00Z" w16du:dateUtc="2026-08-11T15:28:00Z">
+      <w:ins w:id="372" w:author="Tomy Doda" w:date="2026-08-11T17:28:00Z" w16du:dateUtc="2026-08-11T15:28:00Z">
         <w:r>
           <w:t>.</w:t>
         </w:r>
       </w:ins>
-      <w:ins w:id="371" w:author="Tomy Doda" w:date="2026-08-11T17:27:00Z" w16du:dateUtc="2026-08-11T15:27:00Z">
+      <w:ins w:id="373" w:author="Tomy Doda" w:date="2026-08-11T17:27:00Z" w16du:dateUtc="2026-08-11T15:27:00Z">
         <w:r>
           <w:t xml:space="preserve"> </w:t>
         </w:r>
@@ -4299,15 +4259,14 @@
         <w:spacing w:before="70" w:after="35"/>
         <w:jc w:val="center"/>
         <w:rPr>
-          <w:del w:id="372" w:author="Tomy Doda" w:date="2026-08-11T16:51:00Z" w16du:dateUtc="2026-08-11T14:51:00Z"/>
-        </w:rPr>
-      </w:pPr>
-      <w:del w:id="373" w:author="Tomy Doda" w:date="2026-08-11T16:51:00Z" w16du:dateUtc="2026-08-11T14:51:00Z">
+          <w:del w:id="374" w:author="Tomy Doda" w:date="2026-08-11T16:51:00Z" w16du:dateUtc="2026-08-11T14:51:00Z"/>
+        </w:rPr>
+      </w:pPr>
+      <w:del w:id="375" w:author="Tomy Doda" w:date="2026-08-11T16:51:00Z" w16du:dateUtc="2026-08-11T14:51:00Z">
         <w:r>
           <w:rPr>
             <w:noProof/>
           </w:rPr>
-          <w:lastRenderedPageBreak/>
           <w:drawing>
             <wp:inline distT="0" distB="0" distL="0" distR="0" wp14:anchorId="000B7631" wp14:editId="52C1E933">
               <wp:extent cx="3429000" cy="2238375"/>
@@ -4354,10 +4313,10 @@
         <w:spacing w:after="140"/>
         <w:jc w:val="center"/>
         <w:rPr>
-          <w:del w:id="374" w:author="Tomy Doda" w:date="2026-08-11T16:51:00Z" w16du:dateUtc="2026-08-11T14:51:00Z"/>
-        </w:rPr>
-      </w:pPr>
-      <w:del w:id="375" w:author="Tomy Doda" w:date="2026-08-11T16:51:00Z" w16du:dateUtc="2026-08-11T14:51:00Z">
+          <w:del w:id="376" w:author="Tomy Doda" w:date="2026-08-11T16:51:00Z" w16du:dateUtc="2026-08-11T14:51:00Z"/>
+        </w:rPr>
+      </w:pPr>
+      <w:del w:id="377" w:author="Tomy Doda" w:date="2026-08-11T16:51:00Z" w16du:dateUtc="2026-08-11T14:51:00Z">
         <w:r>
           <w:rPr>
             <w:i/>
@@ -4394,7 +4353,7 @@
       <w:pPr>
         <w:pStyle w:val="Heading2"/>
       </w:pPr>
-      <w:del w:id="376" w:author="Tomy Doda" w:date="2026-08-11T16:13:00Z" w16du:dateUtc="2026-08-11T14:13:00Z">
+      <w:del w:id="378" w:author="Tomy Doda" w:date="2026-08-11T16:13:00Z" w16du:dateUtc="2026-08-11T14:13:00Z">
         <w:r>
           <w:delText xml:space="preserve">4.2 </w:delText>
         </w:r>
@@ -4408,10 +4367,10 @@
         <w:spacing w:after="100"/>
         <w:jc w:val="both"/>
         <w:rPr>
-          <w:del w:id="377" w:author="Tomy Doda" w:date="2026-08-11T17:29:00Z" w16du:dateUtc="2026-08-11T15:29:00Z"/>
-        </w:rPr>
-      </w:pPr>
-      <w:del w:id="378" w:author="Tomy Doda" w:date="2026-08-11T17:29:00Z" w16du:dateUtc="2026-08-11T15:29:00Z">
+          <w:del w:id="379" w:author="Tomy Doda" w:date="2026-08-11T17:29:00Z" w16du:dateUtc="2026-08-11T15:29:00Z"/>
+        </w:rPr>
+      </w:pPr>
+      <w:del w:id="380" w:author="Tomy Doda" w:date="2026-08-11T17:29:00Z" w16du:dateUtc="2026-08-11T15:29:00Z">
         <w:r>
           <w:delText>1000 réalisations de h_epi(t), tirées de la distribution probabiliste historique des brassages (données extraites des rapports CIPEL pour la période 1994–2024), donnent une moyenne (ligne) et un écart-type (bande colorée) de C_epi et C_hypo à chaque pas de temps.</w:delText>
         </w:r>
@@ -4422,10 +4381,10 @@
         <w:spacing w:before="70" w:after="35"/>
         <w:jc w:val="center"/>
         <w:rPr>
-          <w:del w:id="379" w:author="Tomy Doda" w:date="2026-08-11T16:51:00Z" w16du:dateUtc="2026-08-11T14:51:00Z"/>
-        </w:rPr>
-      </w:pPr>
-      <w:del w:id="380" w:author="Tomy Doda" w:date="2026-08-11T16:51:00Z" w16du:dateUtc="2026-08-11T14:51:00Z">
+          <w:del w:id="381" w:author="Tomy Doda" w:date="2026-08-11T16:51:00Z" w16du:dateUtc="2026-08-11T14:51:00Z"/>
+        </w:rPr>
+      </w:pPr>
+      <w:del w:id="382" w:author="Tomy Doda" w:date="2026-08-11T16:51:00Z" w16du:dateUtc="2026-08-11T14:51:00Z">
         <w:r>
           <w:rPr>
             <w:noProof/>
@@ -4476,10 +4435,10 @@
         <w:spacing w:after="140"/>
         <w:jc w:val="center"/>
         <w:rPr>
-          <w:del w:id="381" w:author="Tomy Doda" w:date="2026-08-11T16:51:00Z" w16du:dateUtc="2026-08-11T14:51:00Z"/>
-        </w:rPr>
-      </w:pPr>
-      <w:del w:id="382" w:author="Tomy Doda" w:date="2026-08-11T16:51:00Z" w16du:dateUtc="2026-08-11T14:51:00Z">
+          <w:del w:id="383" w:author="Tomy Doda" w:date="2026-08-11T16:51:00Z" w16du:dateUtc="2026-08-11T14:51:00Z"/>
+        </w:rPr>
+      </w:pPr>
+      <w:del w:id="384" w:author="Tomy Doda" w:date="2026-08-11T16:51:00Z" w16du:dateUtc="2026-08-11T14:51:00Z">
         <w:r>
           <w:rPr>
             <w:i/>
@@ -4517,13 +4476,13 @@
         <w:spacing w:after="100"/>
         <w:jc w:val="both"/>
         <w:rPr>
-          <w:ins w:id="383" w:author="Tomy Doda" w:date="2026-08-11T11:58:00Z" w16du:dateUtc="2026-08-11T09:58:00Z"/>
+          <w:ins w:id="385" w:author="Tomy Doda" w:date="2026-08-11T11:58:00Z" w16du:dateUtc="2026-08-11T09:58:00Z"/>
         </w:rPr>
       </w:pPr>
       <w:r>
         <w:t xml:space="preserve">La </w:t>
       </w:r>
-      <w:ins w:id="384" w:author="Tomy Doda" w:date="2026-08-11T17:29:00Z" w16du:dateUtc="2026-08-11T15:29:00Z">
+      <w:ins w:id="386" w:author="Tomy Doda" w:date="2026-08-11T17:29:00Z" w16du:dateUtc="2026-08-11T15:29:00Z">
         <w:r>
           <w:t xml:space="preserve">concentration </w:t>
         </w:r>
@@ -4531,7 +4490,7 @@
       <w:r>
         <w:t>moyenne</w:t>
       </w:r>
-      <w:ins w:id="385" w:author="Tomy Doda" w:date="2026-08-11T17:29:00Z" w16du:dateUtc="2026-08-11T15:29:00Z">
+      <w:ins w:id="387" w:author="Tomy Doda" w:date="2026-08-11T17:29:00Z" w16du:dateUtc="2026-08-11T15:29:00Z">
         <w:r>
           <w:t xml:space="preserve"> du scénario stochastique</w:t>
         </w:r>
@@ -4539,22 +4498,22 @@
       <w:r>
         <w:t xml:space="preserve"> franchit 0,1 µg/l </w:t>
       </w:r>
-      <w:del w:id="386" w:author="Tomy Doda" w:date="2026-08-11T17:32:00Z" w16du:dateUtc="2026-08-11T15:32:00Z">
+      <w:del w:id="388" w:author="Tomy Doda" w:date="2026-08-11T17:32:00Z" w16du:dateUtc="2026-08-11T15:32:00Z">
         <w:r>
           <w:delText>vers l'année 20–22</w:delText>
         </w:r>
       </w:del>
-      <w:ins w:id="387" w:author="Tomy Doda" w:date="2026-08-11T17:32:00Z" w16du:dateUtc="2026-08-11T15:32:00Z">
+      <w:ins w:id="389" w:author="Tomy Doda" w:date="2026-08-11T17:32:00Z" w16du:dateUtc="2026-08-11T15:32:00Z">
         <w:r>
           <w:t>après</w:t>
         </w:r>
       </w:ins>
-      <w:ins w:id="388" w:author="Tomy Doda" w:date="2026-08-11T17:41:00Z" w16du:dateUtc="2026-08-11T15:41:00Z">
+      <w:ins w:id="390" w:author="Tomy Doda" w:date="2026-08-11T17:41:00Z" w16du:dateUtc="2026-08-11T15:41:00Z">
         <w:r>
           <w:t xml:space="preserve"> un temps de résorption de</w:t>
         </w:r>
       </w:ins>
-      <w:ins w:id="389" w:author="Tomy Doda" w:date="2026-08-11T17:32:00Z" w16du:dateUtc="2026-08-11T15:32:00Z">
+      <w:ins w:id="391" w:author="Tomy Doda" w:date="2026-08-11T17:32:00Z" w16du:dateUtc="2026-08-11T15:32:00Z">
         <w:r>
           <w:t xml:space="preserve"> 22-23 ans</w:t>
         </w:r>
@@ -4562,12 +4521,12 @@
           <w:t xml:space="preserve"> pour les deux couches</w:t>
         </w:r>
       </w:ins>
-      <w:ins w:id="390" w:author="Tomy Doda" w:date="2026-08-11T17:33:00Z" w16du:dateUtc="2026-08-11T15:33:00Z">
+      <w:ins w:id="392" w:author="Tomy Doda" w:date="2026-08-11T17:33:00Z" w16du:dateUtc="2026-08-11T15:33:00Z">
         <w:r>
           <w:t xml:space="preserve"> </w:t>
         </w:r>
       </w:ins>
-      <w:del w:id="391" w:author="Tomy Doda" w:date="2026-08-11T17:33:00Z" w16du:dateUtc="2026-08-11T15:33:00Z">
+      <w:del w:id="393" w:author="Tomy Doda" w:date="2026-08-11T17:33:00Z" w16du:dateUtc="2026-08-11T15:33:00Z">
         <w:r>
           <w:delText xml:space="preserve">, </w:delText>
         </w:r>
@@ -4575,47 +4534,47 @@
       <w:r>
         <w:t xml:space="preserve">avec </w:t>
       </w:r>
-      <w:del w:id="392" w:author="Tomy Doda" w:date="2026-08-11T17:40:00Z" w16du:dateUtc="2026-08-11T15:40:00Z">
+      <w:del w:id="394" w:author="Tomy Doda" w:date="2026-08-11T17:40:00Z" w16du:dateUtc="2026-08-11T15:40:00Z">
         <w:r>
           <w:delText xml:space="preserve">une </w:delText>
         </w:r>
       </w:del>
-      <w:del w:id="393" w:author="Tomy Doda" w:date="2026-08-11T17:39:00Z" w16du:dateUtc="2026-08-11T15:39:00Z">
+      <w:del w:id="395" w:author="Tomy Doda" w:date="2026-08-11T17:39:00Z" w16du:dateUtc="2026-08-11T15:39:00Z">
         <w:r>
           <w:delText>dispersion modérée qui croît légèrement dans le temps —</w:delText>
         </w:r>
       </w:del>
-      <w:ins w:id="394" w:author="Tomy Doda" w:date="2026-08-11T17:40:00Z" w16du:dateUtc="2026-08-11T15:40:00Z">
+      <w:ins w:id="396" w:author="Tomy Doda" w:date="2026-08-11T17:40:00Z" w16du:dateUtc="2026-08-11T15:40:00Z">
         <w:r>
           <w:t xml:space="preserve">peu de </w:t>
         </w:r>
       </w:ins>
-      <w:ins w:id="395" w:author="Tomy Doda" w:date="2026-08-11T17:39:00Z" w16du:dateUtc="2026-08-11T15:39:00Z">
+      <w:ins w:id="397" w:author="Tomy Doda" w:date="2026-08-11T17:39:00Z" w16du:dateUtc="2026-08-11T15:39:00Z">
         <w:r>
           <w:t>variabilité entre les réalisations</w:t>
         </w:r>
       </w:ins>
-      <w:ins w:id="396" w:author="Tomy Doda" w:date="2026-08-11T17:40:00Z" w16du:dateUtc="2026-08-11T15:40:00Z">
+      <w:ins w:id="398" w:author="Tomy Doda" w:date="2026-08-11T17:40:00Z" w16du:dateUtc="2026-08-11T15:40:00Z">
         <w:r>
           <w:t xml:space="preserve">. Le temps de résorption </w:t>
         </w:r>
       </w:ins>
-      <w:ins w:id="397" w:author="Tomy Doda" w:date="2026-08-11T17:42:00Z" w16du:dateUtc="2026-08-11T15:42:00Z">
+      <w:ins w:id="399" w:author="Tomy Doda" w:date="2026-08-11T17:42:00Z" w16du:dateUtc="2026-08-11T15:42:00Z">
         <w:r>
           <w:t xml:space="preserve">est </w:t>
         </w:r>
       </w:ins>
-      <w:ins w:id="398" w:author="Tomy Doda" w:date="2026-08-11T17:41:00Z" w16du:dateUtc="2026-08-11T15:41:00Z">
+      <w:ins w:id="400" w:author="Tomy Doda" w:date="2026-08-11T17:41:00Z" w16du:dateUtc="2026-08-11T15:41:00Z">
         <w:r>
           <w:t>similaire au scénario périodique</w:t>
         </w:r>
       </w:ins>
-      <w:ins w:id="399" w:author="Tomy Doda" w:date="2026-08-11T17:42:00Z" w16du:dateUtc="2026-08-11T15:42:00Z">
+      <w:ins w:id="401" w:author="Tomy Doda" w:date="2026-08-11T17:42:00Z" w16du:dateUtc="2026-08-11T15:42:00Z">
         <w:r>
           <w:t>, ce qui</w:t>
         </w:r>
       </w:ins>
-      <w:ins w:id="400" w:author="Tomy Doda" w:date="2026-08-11T17:41:00Z" w16du:dateUtc="2026-08-11T15:41:00Z">
+      <w:ins w:id="402" w:author="Tomy Doda" w:date="2026-08-11T17:41:00Z" w16du:dateUtc="2026-08-11T15:41:00Z">
         <w:r>
           <w:t xml:space="preserve"> est</w:t>
         </w:r>
@@ -4623,7 +4582,7 @@
       <w:r>
         <w:t xml:space="preserve"> </w:t>
       </w:r>
-      <w:del w:id="401" w:author="Tomy Doda" w:date="2026-08-11T17:41:00Z" w16du:dateUtc="2026-08-11T15:41:00Z">
+      <w:del w:id="403" w:author="Tomy Doda" w:date="2026-08-11T17:41:00Z" w16du:dateUtc="2026-08-11T15:41:00Z">
         <w:r>
           <w:delText xml:space="preserve">résultat </w:delText>
         </w:r>
@@ -4631,7 +4590,7 @@
       <w:r>
         <w:t xml:space="preserve">cohérent avec </w:t>
       </w:r>
-      <w:del w:id="402" w:author="Tomy Doda" w:date="2026-08-11T17:41:00Z" w16du:dateUtc="2026-08-11T15:41:00Z">
+      <w:del w:id="404" w:author="Tomy Doda" w:date="2026-08-11T17:41:00Z" w16du:dateUtc="2026-08-11T15:41:00Z">
         <w:r>
           <w:delText xml:space="preserve">le scénario périodique à 10 ans, proche de </w:delText>
         </w:r>
@@ -4639,7 +4598,7 @@
       <w:r>
         <w:t>la fréquence historique de brassage du Léman</w:t>
       </w:r>
-      <w:ins w:id="403" w:author="Tomy Doda" w:date="2026-08-11T17:42:00Z" w16du:dateUtc="2026-08-11T15:42:00Z">
+      <w:ins w:id="405" w:author="Tomy Doda" w:date="2026-08-11T17:42:00Z" w16du:dateUtc="2026-08-11T15:42:00Z">
         <w:r>
           <w:t xml:space="preserve"> proche de 10 ans</w:t>
         </w:r>
@@ -4653,7 +4612,7 @@
         <w:spacing w:after="100"/>
         <w:jc w:val="both"/>
         <w:rPr>
-          <w:ins w:id="404" w:author="Tomy Doda" w:date="2026-08-11T11:58:00Z" w16du:dateUtc="2026-08-11T09:58:00Z"/>
+          <w:ins w:id="406" w:author="Tomy Doda" w:date="2026-08-11T11:58:00Z" w16du:dateUtc="2026-08-11T09:58:00Z"/>
         </w:rPr>
       </w:pPr>
     </w:p>
@@ -4661,7 +4620,7 @@
       <w:pPr>
         <w:spacing w:after="100"/>
         <w:jc w:val="center"/>
-        <w:pPrChange w:id="405" w:author="Tomy Doda" w:date="2026-08-11T11:58:00Z" w16du:dateUtc="2026-08-11T09:58:00Z">
+        <w:pPrChange w:id="407" w:author="Tomy Doda" w:date="2026-08-11T11:58:00Z" w16du:dateUtc="2026-08-11T09:58:00Z">
           <w:pPr>
             <w:spacing w:after="100"/>
             <w:jc w:val="both"/>
@@ -4673,21 +4632,23 @@
       <w:pPr>
         <w:pStyle w:val="Heading1"/>
       </w:pPr>
-      <w:r>
-        <w:t xml:space="preserve">5. </w:t>
-      </w:r>
-      <w:commentRangeStart w:id="406"/>
+      <w:del w:id="408" w:author="Tomy Doda" w:date="2026-08-11T18:00:00Z" w16du:dateUtc="2026-08-11T16:00:00Z">
+        <w:r>
+          <w:delText xml:space="preserve">5. </w:delText>
+        </w:r>
+      </w:del>
+      <w:commentRangeStart w:id="409"/>
       <w:r>
         <w:t xml:space="preserve">Limites </w:t>
       </w:r>
-      <w:commentRangeEnd w:id="406"/>
+      <w:commentRangeEnd w:id="409"/>
       <w:r>
         <w:rPr>
           <w:rStyle w:val="CommentReference"/>
           <w:sz w:val="26"/>
           <w:szCs w:val="26"/>
         </w:rPr>
-        <w:commentReference w:id="406"/>
+        <w:commentReference w:id="409"/>
       </w:r>
     </w:p>
     <w:p>
@@ -4699,18 +4660,18 @@
         </w:numPr>
         <w:spacing w:after="45"/>
         <w:rPr>
-          <w:ins w:id="407" w:author="Tomy Doda" w:date="2026-08-11T09:55:00Z" w16du:dateUtc="2026-08-11T07:55:00Z"/>
+          <w:ins w:id="410" w:author="Tomy Doda" w:date="2026-08-11T09:55:00Z" w16du:dateUtc="2026-08-11T07:55:00Z"/>
         </w:rPr>
       </w:pPr>
       <w:r>
         <w:t xml:space="preserve">Le </w:t>
       </w:r>
-      <w:ins w:id="408" w:author="Tomy Doda" w:date="2026-08-11T10:47:00Z" w16du:dateUtc="2026-08-11T08:47:00Z">
+      <w:ins w:id="411" w:author="Tomy Doda" w:date="2026-08-11T10:47:00Z" w16du:dateUtc="2026-08-11T08:47:00Z">
         <w:r>
           <w:t>t</w:t>
         </w:r>
       </w:ins>
-      <w:del w:id="409" w:author="Tomy Doda" w:date="2026-08-11T10:47:00Z" w16du:dateUtc="2026-08-11T08:47:00Z">
+      <w:del w:id="412" w:author="Tomy Doda" w:date="2026-08-11T10:47:00Z" w16du:dateUtc="2026-08-11T08:47:00Z">
         <w:r>
           <w:delText>T</w:delText>
         </w:r>
@@ -4728,7 +4689,7 @@
         </w:numPr>
         <w:spacing w:after="45"/>
       </w:pPr>
-      <w:ins w:id="410" w:author="Tomy Doda" w:date="2026-08-11T10:38:00Z" w16du:dateUtc="2026-08-11T08:38:00Z">
+      <w:ins w:id="413" w:author="Tomy Doda" w:date="2026-08-11T10:38:00Z" w16du:dateUtc="2026-08-11T08:38:00Z">
         <w:r>
           <w:t xml:space="preserve">L’apport du Rhône dans les deux couches </w:t>
         </w:r>
@@ -4736,17 +4697,17 @@
           <w:t xml:space="preserve">et donc la dilution du triazole est approximé </w:t>
         </w:r>
       </w:ins>
-      <w:ins w:id="411" w:author="Tomy Doda" w:date="2026-08-11T10:41:00Z" w16du:dateUtc="2026-08-11T08:41:00Z">
+      <w:ins w:id="414" w:author="Tomy Doda" w:date="2026-08-11T10:41:00Z" w16du:dateUtc="2026-08-11T08:41:00Z">
         <w:r>
           <w:t>à partir</w:t>
         </w:r>
       </w:ins>
-      <w:ins w:id="412" w:author="Tomy Doda" w:date="2026-08-11T10:42:00Z" w16du:dateUtc="2026-08-11T08:42:00Z">
+      <w:ins w:id="415" w:author="Tomy Doda" w:date="2026-08-11T10:42:00Z" w16du:dateUtc="2026-08-11T08:42:00Z">
         <w:r>
           <w:t xml:space="preserve"> de</w:t>
         </w:r>
       </w:ins>
-      <w:ins w:id="413" w:author="Tomy Doda" w:date="2026-08-11T10:41:00Z" w16du:dateUtc="2026-08-11T08:41:00Z">
+      <w:ins w:id="416" w:author="Tomy Doda" w:date="2026-08-11T10:41:00Z" w16du:dateUtc="2026-08-11T08:41:00Z">
         <w:r>
           <w:t xml:space="preserve"> </w:t>
         </w:r>
@@ -4754,19 +4715,19 @@
           <w:t>la profondeur maximale annuelle de l’épilimnion</w:t>
         </w:r>
       </w:ins>
-      <w:ins w:id="414" w:author="Tomy Doda" w:date="2026-08-11T10:42:00Z" w16du:dateUtc="2026-08-11T08:42:00Z">
+      <w:ins w:id="417" w:author="Tomy Doda" w:date="2026-08-11T10:42:00Z" w16du:dateUtc="2026-08-11T08:42:00Z">
         <w:r>
           <w:t xml:space="preserve">, ce qui peut </w:t>
         </w:r>
       </w:ins>
-      <w:ins w:id="415" w:author="Tomy Doda" w:date="2026-08-11T10:44:00Z" w16du:dateUtc="2026-08-11T08:44:00Z">
+      <w:ins w:id="418" w:author="Tomy Doda" w:date="2026-08-11T10:44:00Z" w16du:dateUtc="2026-08-11T08:44:00Z">
         <w:r>
           <w:t xml:space="preserve">surestimer </w:t>
         </w:r>
       </w:ins>
       <m:oMath>
         <m:r>
-          <w:ins w:id="416" w:author="Tomy Doda" w:date="2026-08-11T10:45:00Z" w16du:dateUtc="2026-08-11T08:45:00Z">
+          <w:ins w:id="419" w:author="Tomy Doda" w:date="2026-08-11T10:45:00Z" w16du:dateUtc="2026-08-11T08:45:00Z">
             <w:rPr>
               <w:rFonts w:ascii="Cambria Math" w:hAnsi="Cambria Math"/>
             </w:rPr>
@@ -4774,17 +4735,17 @@
           </w:ins>
         </m:r>
       </m:oMath>
-      <w:ins w:id="417" w:author="Tomy Doda" w:date="2026-08-11T10:45:00Z" w16du:dateUtc="2026-08-11T08:45:00Z">
+      <w:ins w:id="420" w:author="Tomy Doda" w:date="2026-08-11T10:45:00Z" w16du:dateUtc="2026-08-11T08:45:00Z">
         <w:r>
           <w:t xml:space="preserve"> par rapport à </w:t>
         </w:r>
       </w:ins>
-      <w:ins w:id="418" w:author="Tomy Doda" w:date="2026-08-11T10:42:00Z" w16du:dateUtc="2026-08-11T08:42:00Z">
+      <w:ins w:id="421" w:author="Tomy Doda" w:date="2026-08-11T10:42:00Z" w16du:dateUtc="2026-08-11T08:42:00Z">
         <w:r>
           <w:t xml:space="preserve">une analyse saisonnière. </w:t>
         </w:r>
       </w:ins>
-      <w:ins w:id="419" w:author="Tomy Doda" w:date="2026-08-11T10:43:00Z" w16du:dateUtc="2026-08-11T08:43:00Z">
+      <w:ins w:id="422" w:author="Tomy Doda" w:date="2026-08-11T10:43:00Z" w16du:dateUtc="2026-08-11T08:43:00Z">
         <w:r>
           <w:t xml:space="preserve">Un apport </w:t>
         </w:r>
@@ -4792,14 +4753,14 @@
           <w:t>complet dans l’hypolimnion</w:t>
         </w:r>
       </w:ins>
-      <w:ins w:id="420" w:author="Tomy Doda" w:date="2026-08-11T10:45:00Z" w16du:dateUtc="2026-08-11T08:45:00Z">
+      <w:ins w:id="423" w:author="Tomy Doda" w:date="2026-08-11T10:45:00Z" w16du:dateUtc="2026-08-11T08:45:00Z">
         <w:r>
           <w:t xml:space="preserve"> (</w:t>
         </w:r>
       </w:ins>
       <m:oMath>
         <m:r>
-          <w:ins w:id="421" w:author="Tomy Doda" w:date="2026-08-11T10:46:00Z" w16du:dateUtc="2026-08-11T08:46:00Z">
+          <w:ins w:id="424" w:author="Tomy Doda" w:date="2026-08-11T10:46:00Z" w16du:dateUtc="2026-08-11T08:46:00Z">
             <w:rPr>
               <w:rFonts w:ascii="Cambria Math" w:hAnsi="Cambria Math"/>
             </w:rPr>
@@ -4807,17 +4768,17 @@
           </w:ins>
         </m:r>
       </m:oMath>
-      <w:ins w:id="422" w:author="Tomy Doda" w:date="2026-08-11T10:46:00Z" w16du:dateUtc="2026-08-11T08:46:00Z">
+      <w:ins w:id="425" w:author="Tomy Doda" w:date="2026-08-11T10:46:00Z" w16du:dateUtc="2026-08-11T08:46:00Z">
         <w:r>
           <w:t xml:space="preserve"> réduirait le temps de r</w:t>
         </w:r>
       </w:ins>
-      <w:ins w:id="423" w:author="Tomy Doda" w:date="2026-08-11T17:51:00Z" w16du:dateUtc="2026-08-11T15:51:00Z">
+      <w:ins w:id="426" w:author="Tomy Doda" w:date="2026-08-11T17:51:00Z" w16du:dateUtc="2026-08-11T15:51:00Z">
         <w:r>
           <w:t>é</w:t>
         </w:r>
       </w:ins>
-      <w:ins w:id="424" w:author="Tomy Doda" w:date="2026-08-11T10:46:00Z" w16du:dateUtc="2026-08-11T08:46:00Z">
+      <w:ins w:id="427" w:author="Tomy Doda" w:date="2026-08-11T10:46:00Z" w16du:dateUtc="2026-08-11T08:46:00Z">
         <w:r>
           <w:t xml:space="preserve">sorption à 19 ans pour les 3 scénarios. </w:t>
         </w:r>
@@ -4832,17 +4793,17 @@
         </w:numPr>
         <w:spacing w:after="45"/>
       </w:pPr>
-      <w:ins w:id="425" w:author="Tomy Doda" w:date="2026-08-11T17:51:00Z" w16du:dateUtc="2026-08-11T15:51:00Z">
+      <w:ins w:id="428" w:author="Tomy Doda" w:date="2026-08-11T17:51:00Z" w16du:dateUtc="2026-08-11T15:51:00Z">
         <w:r>
           <w:t>L</w:t>
         </w:r>
       </w:ins>
-      <w:ins w:id="426" w:author="Tomy Doda" w:date="2026-08-11T17:52:00Z" w16du:dateUtc="2026-08-11T15:52:00Z">
+      <w:ins w:id="429" w:author="Tomy Doda" w:date="2026-08-11T17:52:00Z" w16du:dateUtc="2026-08-11T15:52:00Z">
         <w:r>
           <w:t>’a</w:t>
         </w:r>
       </w:ins>
-      <w:del w:id="427" w:author="Tomy Doda" w:date="2026-08-11T17:51:00Z" w16du:dateUtc="2026-08-11T15:51:00Z">
+      <w:del w:id="430" w:author="Tomy Doda" w:date="2026-08-11T17:51:00Z" w16du:dateUtc="2026-08-11T15:51:00Z">
         <w:r>
           <w:delText>A</w:delText>
         </w:r>
@@ -4850,7 +4811,7 @@
       <w:r>
         <w:t>rrêt total et instantané</w:t>
       </w:r>
-      <w:ins w:id="428" w:author="Tomy Doda" w:date="2026-08-11T17:52:00Z" w16du:dateUtc="2026-08-11T15:52:00Z">
+      <w:ins w:id="431" w:author="Tomy Doda" w:date="2026-08-11T17:52:00Z" w16du:dateUtc="2026-08-11T15:52:00Z">
         <w:r>
           <w:t xml:space="preserve"> des apports de triazole par le Rhône est</w:t>
         </w:r>
@@ -4862,7 +4823,7 @@
         <m:sSub>
           <m:sSubPr>
             <m:ctrlPr>
-              <w:ins w:id="429" w:author="Tomy Doda" w:date="2026-08-11T17:52:00Z" w16du:dateUtc="2026-08-11T15:52:00Z">
+              <w:ins w:id="432" w:author="Tomy Doda" w:date="2026-08-11T17:52:00Z" w16du:dateUtc="2026-08-11T15:52:00Z">
                 <w:rPr>
                   <w:rFonts w:ascii="Cambria Math" w:hAnsi="Cambria Math"/>
                   <w:i/>
@@ -4872,7 +4833,7 @@
           </m:sSubPr>
           <m:e>
             <m:r>
-              <w:ins w:id="430" w:author="Tomy Doda" w:date="2026-08-11T17:52:00Z" w16du:dateUtc="2026-08-11T15:52:00Z">
+              <w:ins w:id="433" w:author="Tomy Doda" w:date="2026-08-11T17:52:00Z" w16du:dateUtc="2026-08-11T15:52:00Z">
                 <w:rPr>
                   <w:rFonts w:ascii="Cambria Math" w:hAnsi="Cambria Math"/>
                 </w:rPr>
@@ -4882,7 +4843,7 @@
           </m:e>
           <m:sub>
             <m:r>
-              <w:ins w:id="431" w:author="Tomy Doda" w:date="2026-08-11T17:52:00Z" w16du:dateUtc="2026-08-11T15:52:00Z">
+              <w:ins w:id="434" w:author="Tomy Doda" w:date="2026-08-11T17:52:00Z" w16du:dateUtc="2026-08-11T15:52:00Z">
                 <w:rPr>
                   <w:rFonts w:ascii="Cambria Math" w:hAnsi="Cambria Math"/>
                 </w:rPr>
@@ -4892,7 +4853,7 @@
           </m:sub>
         </m:sSub>
         <m:r>
-          <w:ins w:id="432" w:author="Tomy Doda" w:date="2026-08-11T17:52:00Z" w16du:dateUtc="2026-08-11T15:52:00Z">
+          <w:ins w:id="435" w:author="Tomy Doda" w:date="2026-08-11T17:52:00Z" w16du:dateUtc="2026-08-11T15:52:00Z">
             <w:rPr>
               <w:rFonts w:ascii="Cambria Math" w:hAnsi="Cambria Math"/>
             </w:rPr>
@@ -4900,7 +4861,7 @@
           </w:ins>
         </m:r>
       </m:oMath>
-      <w:del w:id="433" w:author="Tomy Doda" w:date="2026-08-11T17:52:00Z" w16du:dateUtc="2026-08-11T15:52:00Z">
+      <w:del w:id="436" w:author="Tomy Doda" w:date="2026-08-11T17:52:00Z" w16du:dateUtc="2026-08-11T15:52:00Z">
         <w:r>
           <w:delText>C_in = 0</w:delText>
         </w:r>
@@ -4921,12 +4882,12 @@
       <w:r>
         <w:t>Pas de données de calibration/validation</w:t>
       </w:r>
-      <w:ins w:id="434" w:author="Tomy Doda" w:date="2026-08-11T17:52:00Z" w16du:dateUtc="2026-08-11T15:52:00Z">
+      <w:ins w:id="437" w:author="Tomy Doda" w:date="2026-08-11T17:52:00Z" w16du:dateUtc="2026-08-11T15:52:00Z">
         <w:r>
           <w:t>.</w:t>
         </w:r>
       </w:ins>
-      <w:del w:id="435" w:author="Tomy Doda" w:date="2026-08-11T17:52:00Z" w16du:dateUtc="2026-08-11T15:52:00Z">
+      <w:del w:id="438" w:author="Tomy Doda" w:date="2026-08-11T17:52:00Z" w16du:dateUtc="2026-08-11T15:52:00Z">
         <w:r>
           <w:delText xml:space="preserve"> </w:delText>
         </w:r>
@@ -4941,8 +4902,13 @@
       <w:pPr>
         <w:pStyle w:val="Heading1"/>
       </w:pPr>
-      <w:r>
-        <w:t>6. Conclusion</w:t>
+      <w:del w:id="439" w:author="Tomy Doda" w:date="2026-08-11T18:00:00Z" w16du:dateUtc="2026-08-11T16:00:00Z">
+        <w:r>
+          <w:delText xml:space="preserve">6. </w:delText>
+        </w:r>
+      </w:del>
+      <w:r>
+        <w:t>Conclusion</w:t>
       </w:r>
     </w:p>
     <w:p>
@@ -4953,31 +4919,25 @@
       <w:r>
         <w:t xml:space="preserve">En admettant un arrêt complet depuis 2025, le modèle indique un temps de résorption de l'ordre de 20 à </w:t>
       </w:r>
-      <w:del w:id="436" w:author="Tomy Doda" w:date="2026-08-11T17:52:00Z" w16du:dateUtc="2026-08-11T15:52:00Z">
+      <w:del w:id="440" w:author="Tomy Doda" w:date="2026-08-11T17:52:00Z" w16du:dateUtc="2026-08-11T15:52:00Z">
         <w:r>
           <w:delText xml:space="preserve">23 </w:delText>
         </w:r>
       </w:del>
-      <w:ins w:id="437" w:author="Tomy Doda" w:date="2026-08-11T17:52:00Z" w16du:dateUtc="2026-08-11T15:52:00Z">
-        <w:r>
-          <w:t>2</w:t>
-        </w:r>
-        <w:r>
-          <w:t>5</w:t>
-        </w:r>
-        <w:r>
-          <w:t xml:space="preserve"> </w:t>
+      <w:ins w:id="441" w:author="Tomy Doda" w:date="2026-08-11T17:52:00Z" w16du:dateUtc="2026-08-11T15:52:00Z">
+        <w:r>
+          <w:t xml:space="preserve">25 </w:t>
         </w:r>
       </w:ins>
       <w:r>
         <w:t>ans pour repasser sous 0,1 µg/l, aussi bien pour un brassage périodique à 10 ans que pour le scénario stochastique</w:t>
       </w:r>
-      <w:ins w:id="438" w:author="Tomy Doda" w:date="2026-08-11T17:53:00Z" w16du:dateUtc="2026-08-11T15:53:00Z">
+      <w:ins w:id="442" w:author="Tomy Doda" w:date="2026-08-11T17:53:00Z" w16du:dateUtc="2026-08-11T15:53:00Z">
         <w:r>
           <w:t>.</w:t>
         </w:r>
       </w:ins>
-      <w:del w:id="439" w:author="Tomy Doda" w:date="2026-08-11T17:53:00Z" w16du:dateUtc="2026-08-11T15:53:00Z">
+      <w:del w:id="443" w:author="Tomy Doda" w:date="2026-08-11T17:53:00Z" w16du:dateUtc="2026-08-11T15:53:00Z">
         <w:r>
           <w:delText>;</w:delText>
         </w:r>
@@ -4985,12 +4945,12 @@
       <w:r>
         <w:t xml:space="preserve"> </w:t>
       </w:r>
-      <w:ins w:id="440" w:author="Tomy Doda" w:date="2026-08-11T17:53:00Z" w16du:dateUtc="2026-08-11T15:53:00Z">
+      <w:ins w:id="444" w:author="Tomy Doda" w:date="2026-08-11T17:53:00Z" w16du:dateUtc="2026-08-11T15:53:00Z">
         <w:r>
           <w:t>Cette</w:t>
         </w:r>
       </w:ins>
-      <w:del w:id="441" w:author="Tomy Doda" w:date="2026-08-11T17:53:00Z" w16du:dateUtc="2026-08-11T15:53:00Z">
+      <w:del w:id="445" w:author="Tomy Doda" w:date="2026-08-11T17:53:00Z" w16du:dateUtc="2026-08-11T15:53:00Z">
         <w:r>
           <w:delText>une</w:delText>
         </w:r>
@@ -4998,7 +4958,7 @@
       <w:r>
         <w:t xml:space="preserve"> convergence </w:t>
       </w:r>
-      <w:del w:id="442" w:author="Tomy Doda" w:date="2026-08-11T17:53:00Z" w16du:dateUtc="2026-08-11T15:53:00Z">
+      <w:del w:id="446" w:author="Tomy Doda" w:date="2026-08-11T17:53:00Z" w16du:dateUtc="2026-08-11T15:53:00Z">
         <w:r>
           <w:delText xml:space="preserve">qui </w:delText>
         </w:r>
@@ -5018,12 +4978,12 @@
       <w:r>
         <w:t xml:space="preserve"> cohérent avec le temps de résidence théorique du Léman </w:t>
       </w:r>
-      <w:ins w:id="443" w:author="Tomy Doda" w:date="2026-08-11T17:53:00Z" w16du:dateUtc="2026-08-11T15:53:00Z">
+      <w:ins w:id="447" w:author="Tomy Doda" w:date="2026-08-11T17:53:00Z" w16du:dateUtc="2026-08-11T15:53:00Z">
         <w:r>
           <w:t xml:space="preserve">d’environ </w:t>
         </w:r>
       </w:ins>
-      <w:del w:id="444" w:author="Tomy Doda" w:date="2026-08-11T17:53:00Z" w16du:dateUtc="2026-08-11T15:53:00Z">
+      <w:del w:id="448" w:author="Tomy Doda" w:date="2026-08-11T17:53:00Z" w16du:dateUtc="2026-08-11T15:53:00Z">
         <w:r>
           <w:delText>(~</w:delText>
         </w:r>
@@ -5031,7 +4991,7 @@
       <w:r>
         <w:t>11 ans</w:t>
       </w:r>
-      <w:del w:id="445" w:author="Tomy Doda" w:date="2026-08-11T17:53:00Z" w16du:dateUtc="2026-08-11T15:53:00Z">
+      <w:del w:id="449" w:author="Tomy Doda" w:date="2026-08-11T17:53:00Z" w16du:dateUtc="2026-08-11T15:53:00Z">
         <w:r>
           <w:delText>)</w:delText>
         </w:r>
@@ -5044,21 +5004,20 @@
       <w:pPr>
         <w:pStyle w:val="Heading1"/>
         <w:rPr>
-          <w:ins w:id="446" w:author="Tomy Doda" w:date="2026-08-10T11:36:00Z" w16du:dateUtc="2026-08-10T09:36:00Z"/>
-        </w:rPr>
-      </w:pPr>
-      <w:r>
-        <w:lastRenderedPageBreak/>
+          <w:ins w:id="450" w:author="Tomy Doda" w:date="2026-08-10T11:36:00Z" w16du:dateUtc="2026-08-10T09:36:00Z"/>
+        </w:rPr>
+      </w:pPr>
+      <w:r>
         <w:t>Références</w:t>
       </w:r>
     </w:p>
     <w:p>
       <w:pPr>
         <w:rPr>
-          <w:ins w:id="447" w:author="Tomy Doda" w:date="2026-08-10T11:49:00Z" w16du:dateUtc="2026-08-10T09:49:00Z"/>
-        </w:rPr>
-      </w:pPr>
-      <w:ins w:id="448" w:author="Tomy Doda" w:date="2026-08-10T11:36:00Z" w16du:dateUtc="2026-08-10T09:36:00Z">
+          <w:ins w:id="451" w:author="Tomy Doda" w:date="2026-08-10T11:49:00Z" w16du:dateUtc="2026-08-10T09:49:00Z"/>
+        </w:rPr>
+      </w:pPr>
+      <w:ins w:id="452" w:author="Tomy Doda" w:date="2026-08-10T11:36:00Z" w16du:dateUtc="2026-08-10T09:36:00Z">
         <w:r>
           <w:t>Département</w:t>
         </w:r>
@@ -5099,7 +5058,7 @@
           <w:ilvl w:val="0"/>
           <w:numId w:val="0"/>
         </w:numPr>
-        <w:pPrChange w:id="449" w:author="Tomy Doda" w:date="2026-08-11T17:53:00Z" w16du:dateUtc="2026-08-11T15:53:00Z">
+        <w:pPrChange w:id="453" w:author="Tomy Doda" w:date="2026-08-11T17:53:00Z" w16du:dateUtc="2026-08-11T15:53:00Z">
           <w:pPr>
             <w:pStyle w:val="Heading1"/>
           </w:pPr>
@@ -5118,7 +5077,7 @@
 
 <file path=word/comments.xml><?xml version="1.0" encoding="utf-8"?>
 <w:comments xmlns:wpc="http://schemas.microsoft.com/office/word/2010/wordprocessingCanvas" xmlns:cx="http://schemas.microsoft.com/office/drawing/2014/chartex" xmlns:cx1="http://schemas.microsoft.com/office/drawing/2015/9/8/chartex" xmlns:cx2="http://schemas.microsoft.com/office/drawing/2015/10/21/chartex" xmlns:cx3="http://schemas.microsoft.com/office/drawing/2016/5/9/chartex" xmlns:cx4="http://schemas.microsoft.com/office/drawing/2016/5/10/chartex" xmlns:cx5="http://schemas.microsoft.com/office/drawing/2016/5/11/chartex" xmlns:cx6="http://schemas.microsoft.com/office/drawing/2016/5/12/chartex" xmlns:cx7="http://schemas.microsoft.com/office/drawing/2016/5/13/chartex" xmlns:cx8="http://schemas.microsoft.com/office/drawing/2016/5/14/chartex" xmlns:mc="http://schemas.openxmlformats.org/markup-compatibility/2006" xmlns:aink="http://schemas.microsoft.com/office/drawing/2016/ink" xmlns:am3d="http://schemas.microsoft.com/office/drawing/2017/model3d" xmlns:o="urn:schemas-microsoft-com:office:office" xmlns:oel="http://schemas.microsoft.com/office/2019/extlst" xmlns:r="http://schemas.openxmlformats.org/officeDocument/2006/relationships" xmlns:m="http://schemas.openxmlformats.org/officeDocument/2006/math" xmlns:v="urn:schemas-microsoft-com:vml" xmlns:wp14="http://schemas.microsoft.com/office/word/2010/wordprocessingDrawing" xmlns:wp="http://schemas.openxmlformats.org/drawingml/2006/wordprocessingDrawing" xmlns:w10="urn:schemas-microsoft-com:office:word" xmlns:w="http://schemas.openxmlformats.org/wordprocessingml/2006/main" xmlns:w14="http://schemas.microsoft.com/office/word/2010/wordml" xmlns:w15="http://schemas.microsoft.com/office/word/2012/wordml" xmlns:w16cei="http://schemas.microsoft.com/office/word/2026/wordml/cei" xmlns:w16cex="http://schemas.microsoft.com/office/word/2018/wordml/cex" xmlns:w16cid="http://schemas.microsoft.com/office/word/2016/wordml/cid" xmlns:w16="http://schemas.microsoft.com/office/word/2018/wordml" xmlns:w16du="http://schemas.microsoft.com/office/word/2023/wordml/word16du" xmlns:w16sdtdh="http://schemas.microsoft.com/office/word/2020/wordml/sdtdatahash" xmlns:w16sdtfl="http://schemas.microsoft.com/office/word/2024/wordml/sdtformatlock" xmlns:w16se="http://schemas.microsoft.com/office/word/2015/wordml/symex" xmlns:wpg="http://schemas.microsoft.com/office/word/2010/wordprocessingGroup" xmlns:wpi="http://schemas.microsoft.com/office/word/2010/wordprocessingInk" xmlns:wne="http://schemas.microsoft.com/office/word/2006/wordml" xmlns:wps="http://schemas.microsoft.com/office/word/2010/wordprocessingShape" mc:Ignorable="w14 w15 w16se w16cid w16 w16cex w16sdtdh w16sdtfl w16du wp14">
-  <w:comment w:id="10" w:author="Tomy Doda" w:date="2026-08-10T11:42:00Z" w:initials="TD">
+  <w:comment w:id="12" w:author="Tomy Doda" w:date="2026-08-10T11:42:00Z" w:initials="TD">
     <w:p>
       <w:pPr>
         <w:pStyle w:val="CommentText"/>
@@ -5134,7 +5093,7 @@
       </w:r>
     </w:p>
   </w:comment>
-  <w:comment w:id="15" w:author="Tomy Doda" w:date="2026-08-11T09:24:00Z" w:initials="TD">
+  <w:comment w:id="17" w:author="Tomy Doda" w:date="2026-08-11T09:24:00Z" w:initials="TD">
     <w:p>
       <w:pPr>
         <w:pStyle w:val="CommentText"/>
@@ -5171,7 +5130,7 @@
       </w:r>
     </w:p>
   </w:comment>
-  <w:comment w:id="19" w:author="Tomy Doda" w:date="2026-08-11T09:31:00Z" w:initials="TD">
+  <w:comment w:id="21" w:author="Tomy Doda" w:date="2026-08-11T09:31:00Z" w:initials="TD">
     <w:p>
       <w:pPr>
         <w:pStyle w:val="CommentText"/>
@@ -5187,7 +5146,7 @@
       </w:r>
     </w:p>
   </w:comment>
-  <w:comment w:id="168" w:author="Tomy Doda" w:date="2026-08-11T11:13:00Z" w:initials="TD">
+  <w:comment w:id="171" w:author="Tomy Doda" w:date="2026-08-11T11:13:00Z" w:initials="TD">
     <w:p>
       <w:pPr>
         <w:pStyle w:val="CommentText"/>
@@ -5203,7 +5162,7 @@
       </w:r>
     </w:p>
   </w:comment>
-  <w:comment w:id="198" w:author="Tomy Doda" w:date="2026-08-11T11:19:00Z" w:initials="TD">
+  <w:comment w:id="201" w:author="Tomy Doda" w:date="2026-08-11T11:19:00Z" w:initials="TD">
     <w:p>
       <w:pPr>
         <w:pStyle w:val="CommentText"/>
@@ -5219,7 +5178,7 @@
       </w:r>
     </w:p>
   </w:comment>
-  <w:comment w:id="255" w:author="Tomy Doda" w:date="2026-08-11T11:26:00Z" w:initials="TD">
+  <w:comment w:id="256" w:author="Tomy Doda" w:date="2026-08-11T11:26:00Z" w:initials="TD">
     <w:p>
       <w:pPr>
         <w:pStyle w:val="CommentText"/>
@@ -5235,7 +5194,7 @@
       </w:r>
     </w:p>
   </w:comment>
-  <w:comment w:id="406" w:author="Tomy Doda" w:date="2026-08-11T17:50:00Z" w:initials="TD">
+  <w:comment w:id="409" w:author="Tomy Doda" w:date="2026-08-11T17:50:00Z" w:initials="TD">
     <w:p>
       <w:pPr>
         <w:pStyle w:val="CommentText"/>
@@ -5470,46 +5429,58 @@
   <w:abstractNum w:abstractNumId="2" w15:restartNumberingAfterBreak="0">
     <w:nsid w:val="626E669C"/>
     <w:multiLevelType w:val="multilevel"/>
-    <w:tmpl w:val="04090025"/>
+    <w:tmpl w:val="F198D940"/>
     <w:lvl w:ilvl="0">
       <w:start w:val="1"/>
       <w:numFmt w:val="decimal"/>
       <w:pStyle w:val="Heading1"/>
-      <w:lvlText w:val="%1"/>
+      <w:lvlText w:val="%1."/>
       <w:lvlJc w:val="left"/>
       <w:pPr>
         <w:ind w:left="432" w:hanging="432"/>
       </w:pPr>
+      <w:rPr>
+        <w:rFonts w:hint="default"/>
+      </w:rPr>
     </w:lvl>
     <w:lvl w:ilvl="1">
       <w:start w:val="1"/>
       <w:numFmt w:val="decimal"/>
       <w:pStyle w:val="Heading2"/>
-      <w:lvlText w:val="%1.%2"/>
+      <w:lvlText w:val="%1.%2."/>
       <w:lvlJc w:val="left"/>
       <w:pPr>
         <w:ind w:left="576" w:hanging="576"/>
       </w:pPr>
+      <w:rPr>
+        <w:rFonts w:hint="default"/>
+      </w:rPr>
     </w:lvl>
     <w:lvl w:ilvl="2">
       <w:start w:val="1"/>
       <w:numFmt w:val="decimal"/>
       <w:pStyle w:val="Heading3"/>
-      <w:lvlText w:val="%1.%2.%3"/>
+      <w:lvlText w:val="%1.%2.%3."/>
       <w:lvlJc w:val="left"/>
       <w:pPr>
         <w:ind w:left="720" w:hanging="720"/>
       </w:pPr>
+      <w:rPr>
+        <w:rFonts w:hint="default"/>
+      </w:rPr>
     </w:lvl>
     <w:lvl w:ilvl="3">
       <w:start w:val="1"/>
       <w:numFmt w:val="decimal"/>
       <w:pStyle w:val="Heading4"/>
-      <w:lvlText w:val="%1.%2.%3.%4"/>
+      <w:lvlText w:val="%1.%2.%3.%4."/>
       <w:lvlJc w:val="left"/>
       <w:pPr>
         <w:ind w:left="864" w:hanging="864"/>
       </w:pPr>
+      <w:rPr>
+        <w:rFonts w:hint="default"/>
+      </w:rPr>
     </w:lvl>
     <w:lvl w:ilvl="4">
       <w:start w:val="1"/>
@@ -5520,6 +5491,9 @@
       <w:pPr>
         <w:ind w:left="1008" w:hanging="1008"/>
       </w:pPr>
+      <w:rPr>
+        <w:rFonts w:hint="default"/>
+      </w:rPr>
     </w:lvl>
     <w:lvl w:ilvl="5">
       <w:start w:val="1"/>
@@ -5530,6 +5504,9 @@
       <w:pPr>
         <w:ind w:left="1152" w:hanging="1152"/>
       </w:pPr>
+      <w:rPr>
+        <w:rFonts w:hint="default"/>
+      </w:rPr>
     </w:lvl>
     <w:lvl w:ilvl="6">
       <w:start w:val="1"/>
@@ -5540,6 +5517,9 @@
       <w:pPr>
         <w:ind w:left="1296" w:hanging="1296"/>
       </w:pPr>
+      <w:rPr>
+        <w:rFonts w:hint="default"/>
+      </w:rPr>
     </w:lvl>
     <w:lvl w:ilvl="7">
       <w:start w:val="1"/>
@@ -5550,6 +5530,9 @@
       <w:pPr>
         <w:ind w:left="1440" w:hanging="1440"/>
       </w:pPr>
+      <w:rPr>
+        <w:rFonts w:hint="default"/>
+      </w:rPr>
     </w:lvl>
     <w:lvl w:ilvl="8">
       <w:start w:val="1"/>
@@ -5560,6 +5543,9 @@
       <w:pPr>
         <w:ind w:left="1584" w:hanging="1584"/>
       </w:pPr>
+      <w:rPr>
+        <w:rFonts w:hint="default"/>
+      </w:rPr>
     </w:lvl>
   </w:abstractNum>
   <w:num w:numId="1" w16cid:durableId="1675455293">

--- a/report/Rapport_triazole_Leman_TD.docx
+++ b/report/Rapport_triazole_Leman_TD.docx
@@ -200,11 +200,6 @@
       <w:pPr>
         <w:pStyle w:val="Heading1"/>
       </w:pPr>
-      <w:del w:id="0" w:author="Tomy Doda" w:date="2026-08-11T18:00:00Z" w16du:dateUtc="2026-08-11T16:00:00Z">
-        <w:r>
-          <w:delText xml:space="preserve">1. </w:delText>
-        </w:r>
-      </w:del>
       <w:r>
         <w:t>Contexte et problématique</w:t>
       </w:r>
@@ -221,49 +216,25 @@
         <w:t xml:space="preserve"> </w:t>
       </w:r>
       <w:r>
-        <w:t>(</w:t>
-      </w:r>
-      <w:ins w:id="1" w:author="Tomy Doda" w:date="2026-08-10T11:38:00Z" w16du:dateUtc="2026-08-10T09:38:00Z">
-        <w:r>
-          <w:t>D</w:t>
-        </w:r>
-      </w:ins>
-      <w:ins w:id="2" w:author="Tomy Doda" w:date="2026-08-10T11:36:00Z">
-        <w:r>
-          <w:t xml:space="preserve">FI, 2016, annexe </w:t>
-        </w:r>
-      </w:ins>
-      <w:ins w:id="3" w:author="Tomy Doda" w:date="2026-08-10T11:37:00Z" w16du:dateUtc="2026-08-10T09:37:00Z">
-        <w:r>
-          <w:t>1</w:t>
-        </w:r>
-      </w:ins>
-      <w:ins w:id="4" w:author="Tomy Doda" w:date="2026-08-10T11:38:00Z" w16du:dateUtc="2026-08-10T09:38:00Z">
-        <w:r>
-          <w:t xml:space="preserve"> pour les </w:t>
-        </w:r>
-      </w:ins>
-      <w:ins w:id="5" w:author="Tomy Doda" w:date="2026-08-10T11:39:00Z" w16du:dateUtc="2026-08-10T09:39:00Z">
-        <w:r>
-          <w:t>pesticides</w:t>
-        </w:r>
-      </w:ins>
-      <w:del w:id="6" w:author="Tomy Doda" w:date="2026-08-10T11:36:00Z" w16du:dateUtc="2026-08-10T09:36:00Z">
-        <w:r>
-          <w:rPr>
-            <w:highlight w:val="yellow"/>
-          </w:rPr>
-          <w:delText>SOURCE</w:delText>
-        </w:r>
-      </w:del>
-      <w:r>
-        <w:rPr>
-          <w:highlight w:val="yellow"/>
-        </w:rPr>
-        <w:t>)</w:t>
-      </w:r>
-      <w:r>
-        <w:t>. Les analyses désignent le site chimique de Monthey (Syngenta) comme source principale, via un rejet probablement ancien dans le Rhône plutôt qu'un événement ponctuel</w:t>
+        <w:t>(D</w:t>
+      </w:r>
+      <w:r>
+        <w:t xml:space="preserve">FI, 2016, annexe </w:t>
+      </w:r>
+      <w:r>
+        <w:t>1</w:t>
+      </w:r>
+      <w:r>
+        <w:t xml:space="preserve"> pour les pesticide</w:t>
+      </w:r>
+      <w:r>
+        <w:t>s</w:t>
+      </w:r>
+      <w:r>
+        <w:t>).</w:t>
+      </w:r>
+      <w:r>
+        <w:t xml:space="preserve"> Les analyses désignent le site chimique de Monthey (Syngenta) comme source principale, via un rejet probablement ancien dans le Rhône plutôt qu'un événement ponctuel</w:t>
       </w:r>
       <w:r>
         <w:t>.</w:t>
@@ -287,38 +258,25 @@
         <w:t>faut</w:t>
       </w:r>
       <w:r>
-        <w:t>-il pour que la concentration dans le lac repasse sous 0,1 µg/l ? La réponse dépend surtout de la fréquence des brassages profonds qui homogénéisent surface et profondeur, et de la distribution en profondeur d'équilibrage des eaux entrant dans le Léman. Pour cela, nous utilisons un modèle simplifié à deux compartiments</w:t>
-      </w:r>
-      <w:ins w:id="7" w:author="Tomy Doda" w:date="2026-08-10T11:40:00Z" w16du:dateUtc="2026-08-10T09:40:00Z">
-        <w:r>
-          <w:t xml:space="preserve"> (</w:t>
-        </w:r>
-      </w:ins>
-      <w:ins w:id="8" w:author="Tomy Doda" w:date="2026-08-10T11:50:00Z" w16du:dateUtc="2026-08-10T09:50:00Z">
-        <w:r>
-          <w:t>é</w:t>
-        </w:r>
-      </w:ins>
-      <w:ins w:id="9" w:author="Tomy Doda" w:date="2026-08-10T11:40:00Z" w16du:dateUtc="2026-08-10T09:40:00Z">
-        <w:r>
-          <w:t>pilimnion / hypolimnion)</w:t>
-        </w:r>
-      </w:ins>
-      <w:del w:id="10" w:author="Tomy Doda" w:date="2026-08-10T11:40:00Z" w16du:dateUtc="2026-08-10T09:40:00Z">
-        <w:r>
-          <w:delText>.</w:delText>
-        </w:r>
-      </w:del>
+        <w:t>-il pour que la concentration dans le lac repasse sous 0,1 µg/l ? La réponse dépend surtout de la fréquence des brassages profonds qui homogénéisent surface et profondeur, et de la distribution en profondeur d'équilibrage des eaux entrant dans le Léman. Pour cela, nous utilisons un modèle simplifié à deux compartimen</w:t>
+      </w:r>
+      <w:r>
+        <w:t>ts</w:t>
+      </w:r>
+      <w:r>
+        <w:t xml:space="preserve"> (</w:t>
+      </w:r>
+      <w:r>
+        <w:t>é</w:t>
+      </w:r>
+      <w:r>
+        <w:t>pilimnion / hypolimnion)</w:t>
+      </w:r>
     </w:p>
     <w:p>
       <w:pPr>
         <w:pStyle w:val="Heading1"/>
       </w:pPr>
-      <w:del w:id="11" w:author="Tomy Doda" w:date="2026-08-11T18:00:00Z" w16du:dateUtc="2026-08-11T16:00:00Z">
-        <w:r>
-          <w:delText xml:space="preserve">2. </w:delText>
-        </w:r>
-      </w:del>
       <w:r>
         <w:t>Conditions initiales</w:t>
       </w:r>
@@ -329,65 +287,38 @@
         <w:jc w:val="both"/>
       </w:pPr>
       <w:r>
-        <w:t xml:space="preserve">Le </w:t>
-      </w:r>
-      <w:commentRangeStart w:id="12"/>
-      <w:r>
-        <w:t>profil vertical mesuré à la station SHL2 (centre du Grand Lac)</w:t>
-      </w:r>
-      <w:commentRangeEnd w:id="12"/>
+        <w:t>Le profil vertical mesuré à la station SHL2 (centre du Grand Lac) sert de condition initiale : 5 points de 1 à 305 m, de 0,35 à 0,94 µg/</w:t>
+      </w:r>
+      <w:r>
+        <w:t>l</w:t>
+      </w:r>
+      <w:r>
+        <w:t xml:space="preserve"> (Fig. 1)</w:t>
+      </w:r>
+      <w:r>
+        <w:t xml:space="preserve">. </w:t>
+      </w:r>
+      <w:r>
+        <w:t>L’augmentation de concentration avec la profondeur est</w:t>
+      </w:r>
+      <w:r>
+        <w:t xml:space="preserve"> </w:t>
+      </w:r>
+      <w:commentRangeStart w:id="0"/>
+      <w:r>
+        <w:t>cohére</w:t>
+      </w:r>
+      <w:r>
+        <w:t>nte avec un apport du Rhône qui plonge en profondeur.</w:t>
+      </w:r>
+      <w:commentRangeEnd w:id="0"/>
       <w:r>
         <w:rPr>
           <w:rStyle w:val="CommentReference"/>
           <w:sz w:val="20"/>
           <w:szCs w:val="20"/>
         </w:rPr>
-        <w:commentReference w:id="12"/>
-      </w:r>
-      <w:r>
-        <w:t xml:space="preserve"> sert de condition initiale : 5 points de 1 à 305 m, de 0,35 à 0,94 µg/l</w:t>
-      </w:r>
-      <w:ins w:id="13" w:author="Tomy Doda" w:date="2026-08-10T17:22:00Z" w16du:dateUtc="2026-08-10T15:22:00Z">
-        <w:r>
-          <w:t xml:space="preserve"> (Fig. 1)</w:t>
-        </w:r>
-      </w:ins>
-      <w:ins w:id="14" w:author="Tomy Doda" w:date="2026-08-10T11:41:00Z" w16du:dateUtc="2026-08-10T09:41:00Z">
-        <w:r>
-          <w:t xml:space="preserve">. </w:t>
-        </w:r>
-        <w:r>
-          <w:t xml:space="preserve">L’augmentation de concentration avec la profondeur </w:t>
-        </w:r>
-      </w:ins>
-      <w:del w:id="15" w:author="Tomy Doda" w:date="2026-08-10T11:41:00Z" w16du:dateUtc="2026-08-10T09:41:00Z">
-        <w:r>
-          <w:delText xml:space="preserve">, </w:delText>
-        </w:r>
-        <w:r>
-          <w:delText>stratification</w:delText>
-        </w:r>
-      </w:del>
-      <w:ins w:id="16" w:author="Tomy Doda" w:date="2026-08-10T11:41:00Z" w16du:dateUtc="2026-08-10T09:41:00Z">
-        <w:r>
-          <w:t>est</w:t>
-        </w:r>
-      </w:ins>
-      <w:r>
-        <w:t xml:space="preserve"> </w:t>
-      </w:r>
-      <w:commentRangeStart w:id="17"/>
-      <w:r>
-        <w:t>cohérente avec un apport du Rhône qui plonge en profondeur.</w:t>
-      </w:r>
-      <w:commentRangeEnd w:id="17"/>
-      <w:r>
-        <w:rPr>
-          <w:rStyle w:val="CommentReference"/>
-          <w:sz w:val="20"/>
-          <w:szCs w:val="20"/>
-        </w:rPr>
-        <w:commentReference w:id="17"/>
+        <w:commentReference w:id="0"/>
       </w:r>
     </w:p>
     <w:p>
@@ -395,10 +326,10 @@
         <w:spacing w:before="70" w:after="35"/>
         <w:jc w:val="center"/>
         <w:rPr>
-          <w:ins w:id="18" w:author="Tomy Doda" w:date="2026-08-10T17:16:00Z" w16du:dateUtc="2026-08-10T15:16:00Z"/>
-        </w:rPr>
-      </w:pPr>
-      <w:del w:id="19" w:author="Tomy Doda" w:date="2026-08-10T17:16:00Z" w16du:dateUtc="2026-08-10T15:16:00Z">
+          <w:ins w:id="1" w:author="Tomy Doda" w:date="2026-08-10T17:16:00Z" w16du:dateUtc="2026-08-10T15:16:00Z"/>
+        </w:rPr>
+      </w:pPr>
+      <w:del w:id="2" w:author="Tomy Doda" w:date="2026-08-10T17:16:00Z" w16du:dateUtc="2026-08-10T15:16:00Z">
         <w:r>
           <w:rPr>
             <w:noProof/>
@@ -449,7 +380,7 @@
         <w:spacing w:before="70" w:after="35"/>
         <w:jc w:val="center"/>
       </w:pPr>
-      <w:ins w:id="20" w:author="Tomy Doda" w:date="2026-08-10T17:16:00Z" w16du:dateUtc="2026-08-10T15:16:00Z">
+      <w:ins w:id="3" w:author="Tomy Doda" w:date="2026-08-10T17:16:00Z" w16du:dateUtc="2026-08-10T15:16:00Z">
         <w:r>
           <w:rPr>
             <w:noProof/>
@@ -520,7 +451,7 @@
         </w:rPr>
         <w:t xml:space="preserve">Figure 1 — Profil de concentration </w:t>
       </w:r>
-      <w:commentRangeStart w:id="21"/>
+      <w:commentRangeStart w:id="4"/>
       <w:r>
         <w:rPr>
           <w:i/>
@@ -529,17 +460,7 @@
           <w:sz w:val="16"/>
           <w:szCs w:val="16"/>
         </w:rPr>
-        <w:t xml:space="preserve">mesuré à SHL2 (points) </w:t>
-      </w:r>
-      <w:commentRangeEnd w:id="21"/>
-      <w:r>
-        <w:rPr>
-          <w:rStyle w:val="CommentReference"/>
-          <w:i/>
-          <w:iCs/>
-          <w:color w:val="555555"/>
-        </w:rPr>
-        <w:commentReference w:id="21"/>
+        <w:t>mesuré à SHL2</w:t>
       </w:r>
       <w:r>
         <w:rPr>
@@ -549,14 +470,85 @@
           <w:sz w:val="16"/>
           <w:szCs w:val="16"/>
         </w:rPr>
+        <w:t xml:space="preserve"> en sep</w:t>
+      </w:r>
+      <w:r>
+        <w:rPr>
+          <w:i/>
+          <w:iCs/>
+          <w:color w:val="555555"/>
+          <w:sz w:val="16"/>
+          <w:szCs w:val="16"/>
+        </w:rPr>
+        <w:t>t</w:t>
+      </w:r>
+      <w:r>
+        <w:rPr>
+          <w:i/>
+          <w:iCs/>
+          <w:color w:val="555555"/>
+          <w:sz w:val="16"/>
+          <w:szCs w:val="16"/>
+        </w:rPr>
+        <w:t>embre 2025</w:t>
+      </w:r>
+      <w:r>
+        <w:rPr>
+          <w:i/>
+          <w:iCs/>
+          <w:color w:val="555555"/>
+          <w:sz w:val="16"/>
+          <w:szCs w:val="16"/>
+        </w:rPr>
+        <w:t xml:space="preserve"> (points) </w:t>
+      </w:r>
+      <w:commentRangeEnd w:id="4"/>
+      <w:r>
+        <w:rPr>
+          <w:rStyle w:val="CommentReference"/>
+          <w:i/>
+          <w:iCs/>
+          <w:color w:val="555555"/>
+        </w:rPr>
+        <w:commentReference w:id="4"/>
+      </w:r>
+      <w:r>
+        <w:rPr>
+          <w:i/>
+          <w:iCs/>
+          <w:color w:val="555555"/>
+          <w:sz w:val="16"/>
+          <w:szCs w:val="16"/>
+        </w:rPr>
         <w:t>et profil interpolé (ligne).</w:t>
       </w:r>
+      <w:r>
+        <w:rPr>
+          <w:i/>
+          <w:iCs/>
+          <w:color w:val="555555"/>
+          <w:sz w:val="16"/>
+          <w:szCs w:val="16"/>
+        </w:rPr>
+        <w:t xml:space="preserve"> </w:t>
+      </w:r>
+      <w:r>
+        <w:rPr>
+          <w:i/>
+          <w:iCs/>
+          <w:color w:val="555555"/>
+          <w:sz w:val="16"/>
+          <w:szCs w:val="16"/>
+          <w:highlight w:val="yellow"/>
+        </w:rPr>
+        <w:t>Source: CIPEL.</w:t>
+      </w:r>
     </w:p>
     <w:p>
       <w:pPr>
         <w:pStyle w:val="Heading1"/>
       </w:pPr>
-      <w:del w:id="22" w:author="Tomy Doda" w:date="2026-08-11T18:00:00Z" w16du:dateUtc="2026-08-11T16:00:00Z">
+      <w:del w:id="5" w:author="Tomy Doda" w:date="2026-08-11T18:00:00Z" w16du:dateUtc="2026-08-11T16:00:00Z">
         <w:r>
           <w:delText xml:space="preserve">3. </w:delText>
         </w:r>
@@ -573,7 +565,7 @@
       <w:r>
         <w:t xml:space="preserve">Le lac est représenté par deux </w:t>
       </w:r>
-      <w:ins w:id="23" w:author="Tomy Doda" w:date="2026-08-11T11:02:00Z" w16du:dateUtc="2026-08-11T09:02:00Z">
+      <w:ins w:id="6" w:author="Tomy Doda" w:date="2026-08-11T11:02:00Z" w16du:dateUtc="2026-08-11T09:02:00Z">
         <w:r>
           <w:t xml:space="preserve">couches (ou </w:t>
         </w:r>
@@ -581,7 +573,7 @@
       <w:r>
         <w:t>boîtes</w:t>
       </w:r>
-      <w:ins w:id="24" w:author="Tomy Doda" w:date="2026-08-11T11:02:00Z" w16du:dateUtc="2026-08-11T09:02:00Z">
+      <w:ins w:id="7" w:author="Tomy Doda" w:date="2026-08-11T11:02:00Z" w16du:dateUtc="2026-08-11T09:02:00Z">
         <w:r>
           <w:t>)</w:t>
         </w:r>
@@ -589,12 +581,12 @@
       <w:r>
         <w:t xml:space="preserve"> homogènes, épilimnion (</w:t>
       </w:r>
-      <w:ins w:id="25" w:author="Tomy Doda" w:date="2026-08-10T17:17:00Z" w16du:dateUtc="2026-08-10T15:17:00Z">
+      <w:ins w:id="8" w:author="Tomy Doda" w:date="2026-08-10T17:17:00Z" w16du:dateUtc="2026-08-10T15:17:00Z">
         <w:r>
           <w:t>concentrat</w:t>
         </w:r>
       </w:ins>
-      <w:ins w:id="26" w:author="Tomy Doda" w:date="2026-08-10T17:18:00Z" w16du:dateUtc="2026-08-10T15:18:00Z">
+      <w:ins w:id="9" w:author="Tomy Doda" w:date="2026-08-10T17:18:00Z" w16du:dateUtc="2026-08-10T15:18:00Z">
         <w:r>
           <w:t>ion</w:t>
         </w:r>
@@ -606,7 +598,7 @@
         <m:sSub>
           <m:sSubPr>
             <m:ctrlPr>
-              <w:ins w:id="27" w:author="Tomy Doda" w:date="2026-08-10T17:18:00Z" w16du:dateUtc="2026-08-10T15:18:00Z">
+              <w:ins w:id="10" w:author="Tomy Doda" w:date="2026-08-10T17:18:00Z" w16du:dateUtc="2026-08-10T15:18:00Z">
                 <w:rPr>
                   <w:rFonts w:ascii="Cambria Math" w:hAnsi="Cambria Math"/>
                   <w:i/>
@@ -616,7 +608,7 @@
           </m:sSubPr>
           <m:e>
             <m:r>
-              <w:ins w:id="28" w:author="Tomy Doda" w:date="2026-08-10T17:18:00Z" w16du:dateUtc="2026-08-10T15:18:00Z">
+              <w:ins w:id="11" w:author="Tomy Doda" w:date="2026-08-10T17:18:00Z" w16du:dateUtc="2026-08-10T15:18:00Z">
                 <w:rPr>
                   <w:rFonts w:ascii="Cambria Math" w:hAnsi="Cambria Math"/>
                 </w:rPr>
@@ -626,7 +618,7 @@
           </m:e>
           <m:sub>
             <m:r>
-              <w:ins w:id="29" w:author="Tomy Doda" w:date="2026-08-10T17:18:00Z" w16du:dateUtc="2026-08-10T15:18:00Z">
+              <w:ins w:id="12" w:author="Tomy Doda" w:date="2026-08-10T17:18:00Z" w16du:dateUtc="2026-08-10T15:18:00Z">
                 <w:rPr>
                   <w:rFonts w:ascii="Cambria Math" w:hAnsi="Cambria Math"/>
                 </w:rPr>
@@ -636,7 +628,7 @@
           </m:sub>
         </m:sSub>
       </m:oMath>
-      <w:del w:id="30" w:author="Tomy Doda" w:date="2026-08-10T17:18:00Z" w16du:dateUtc="2026-08-10T15:18:00Z">
+      <w:del w:id="13" w:author="Tomy Doda" w:date="2026-08-10T17:18:00Z" w16du:dateUtc="2026-08-10T15:18:00Z">
         <w:r>
           <w:delText>C_epi</w:delText>
         </w:r>
@@ -644,7 +636,7 @@
       <w:r>
         <w:t>) et hypolimnion (</w:t>
       </w:r>
-      <w:ins w:id="31" w:author="Tomy Doda" w:date="2026-08-10T17:18:00Z" w16du:dateUtc="2026-08-10T15:18:00Z">
+      <w:ins w:id="14" w:author="Tomy Doda" w:date="2026-08-10T17:18:00Z" w16du:dateUtc="2026-08-10T15:18:00Z">
         <w:r>
           <w:t xml:space="preserve">concentration </w:t>
         </w:r>
@@ -653,7 +645,7 @@
         <m:sSub>
           <m:sSubPr>
             <m:ctrlPr>
-              <w:ins w:id="32" w:author="Tomy Doda" w:date="2026-08-10T17:19:00Z" w16du:dateUtc="2026-08-10T15:19:00Z">
+              <w:ins w:id="15" w:author="Tomy Doda" w:date="2026-08-10T17:19:00Z" w16du:dateUtc="2026-08-10T15:19:00Z">
                 <w:rPr>
                   <w:rFonts w:ascii="Cambria Math" w:hAnsi="Cambria Math"/>
                   <w:i/>
@@ -663,7 +655,7 @@
           </m:sSubPr>
           <m:e>
             <m:r>
-              <w:ins w:id="33" w:author="Tomy Doda" w:date="2026-08-10T17:19:00Z" w16du:dateUtc="2026-08-10T15:19:00Z">
+              <w:ins w:id="16" w:author="Tomy Doda" w:date="2026-08-10T17:19:00Z" w16du:dateUtc="2026-08-10T15:19:00Z">
                 <w:rPr>
                   <w:rFonts w:ascii="Cambria Math" w:hAnsi="Cambria Math"/>
                 </w:rPr>
@@ -673,7 +665,7 @@
           </m:e>
           <m:sub>
             <m:r>
-              <w:ins w:id="34" w:author="Tomy Doda" w:date="2026-08-10T17:19:00Z" w16du:dateUtc="2026-08-10T15:19:00Z">
+              <w:ins w:id="17" w:author="Tomy Doda" w:date="2026-08-10T17:19:00Z" w16du:dateUtc="2026-08-10T15:19:00Z">
                 <w:rPr>
                   <w:rFonts w:ascii="Cambria Math" w:hAnsi="Cambria Math"/>
                 </w:rPr>
@@ -683,7 +675,7 @@
           </m:sub>
         </m:sSub>
       </m:oMath>
-      <w:del w:id="35" w:author="Tomy Doda" w:date="2026-08-10T17:19:00Z" w16du:dateUtc="2026-08-10T15:19:00Z">
+      <w:del w:id="18" w:author="Tomy Doda" w:date="2026-08-10T17:19:00Z" w16du:dateUtc="2026-08-10T15:19:00Z">
         <w:r>
           <w:delText>C_hypo</w:delText>
         </w:r>
@@ -691,17 +683,17 @@
       <w:r>
         <w:t>)</w:t>
       </w:r>
-      <w:ins w:id="36" w:author="Tomy Doda" w:date="2026-08-10T17:22:00Z" w16du:dateUtc="2026-08-10T15:22:00Z">
+      <w:ins w:id="19" w:author="Tomy Doda" w:date="2026-08-10T17:22:00Z" w16du:dateUtc="2026-08-10T15:22:00Z">
         <w:r>
           <w:t xml:space="preserve"> (Fig. 2)</w:t>
         </w:r>
       </w:ins>
-      <w:ins w:id="37" w:author="Tomy Doda" w:date="2026-08-11T11:10:00Z" w16du:dateUtc="2026-08-11T09:10:00Z">
+      <w:ins w:id="20" w:author="Tomy Doda" w:date="2026-08-11T11:10:00Z" w16du:dateUtc="2026-08-11T09:10:00Z">
         <w:r>
           <w:t xml:space="preserve"> et le modèle est </w:t>
         </w:r>
       </w:ins>
-      <w:ins w:id="38" w:author="Tomy Doda" w:date="2026-08-11T11:11:00Z" w16du:dateUtc="2026-08-11T09:11:00Z">
+      <w:ins w:id="21" w:author="Tomy Doda" w:date="2026-08-11T11:11:00Z" w16du:dateUtc="2026-08-11T09:11:00Z">
         <w:r>
           <w:t xml:space="preserve">exécuté </w:t>
         </w:r>
@@ -709,7 +701,7 @@
           <w:t>au pas de temps annuel</w:t>
         </w:r>
       </w:ins>
-      <w:ins w:id="39" w:author="Tomy Doda" w:date="2026-08-11T11:40:00Z" w16du:dateUtc="2026-08-11T09:40:00Z">
+      <w:ins w:id="22" w:author="Tomy Doda" w:date="2026-08-11T11:40:00Z" w16du:dateUtc="2026-08-11T09:40:00Z">
         <w:r>
           <w:t xml:space="preserve"> sur</w:t>
         </w:r>
@@ -717,19 +709,23 @@
           <w:t xml:space="preserve"> une période de 50 ans</w:t>
         </w:r>
       </w:ins>
-      <w:del w:id="40" w:author="Tomy Doda" w:date="2026-08-11T11:10:00Z" w16du:dateUtc="2026-08-11T09:10:00Z">
+      <w:del w:id="23" w:author="Tomy Doda" w:date="2026-08-11T11:10:00Z" w16du:dateUtc="2026-08-11T09:10:00Z">
         <w:r>
           <w:delText>.</w:delText>
         </w:r>
       </w:del>
       <w:r>
-        <w:t xml:space="preserve"> Le débit du Rhône est supposé constant (</w:t>
+        <w:t xml:space="preserve"> Le débit </w:t>
+      </w:r>
+      <w:r>
+        <w:lastRenderedPageBreak/>
+        <w:t>du Rhône est supposé constant (</w:t>
       </w:r>
       <m:oMath>
         <m:sSub>
           <m:sSubPr>
             <m:ctrlPr>
-              <w:ins w:id="41" w:author="Tomy Doda" w:date="2026-08-10T17:19:00Z" w16du:dateUtc="2026-08-10T15:19:00Z">
+              <w:ins w:id="24" w:author="Tomy Doda" w:date="2026-08-10T17:19:00Z" w16du:dateUtc="2026-08-10T15:19:00Z">
                 <w:rPr>
                   <w:rFonts w:ascii="Cambria Math" w:hAnsi="Cambria Math"/>
                   <w:i/>
@@ -739,7 +735,7 @@
           </m:sSubPr>
           <m:e>
             <m:r>
-              <w:ins w:id="42" w:author="Tomy Doda" w:date="2026-08-10T17:19:00Z" w16du:dateUtc="2026-08-10T15:19:00Z">
+              <w:ins w:id="25" w:author="Tomy Doda" w:date="2026-08-10T17:19:00Z" w16du:dateUtc="2026-08-10T15:19:00Z">
                 <w:rPr>
                   <w:rFonts w:ascii="Cambria Math" w:hAnsi="Cambria Math"/>
                 </w:rPr>
@@ -749,7 +745,7 @@
           </m:e>
           <m:sub>
             <m:r>
-              <w:ins w:id="43" w:author="Tomy Doda" w:date="2026-08-10T17:19:00Z" w16du:dateUtc="2026-08-10T15:19:00Z">
+              <w:ins w:id="26" w:author="Tomy Doda" w:date="2026-08-10T17:19:00Z" w16du:dateUtc="2026-08-10T15:19:00Z">
                 <w:rPr>
                   <w:rFonts w:ascii="Cambria Math" w:hAnsi="Cambria Math"/>
                 </w:rPr>
@@ -759,7 +755,7 @@
           </m:sub>
         </m:sSub>
       </m:oMath>
-      <w:del w:id="44" w:author="Tomy Doda" w:date="2026-08-10T17:19:00Z" w16du:dateUtc="2026-08-10T15:19:00Z">
+      <w:del w:id="27" w:author="Tomy Doda" w:date="2026-08-10T17:19:00Z" w16du:dateUtc="2026-08-10T15:19:00Z">
         <w:r>
           <w:delText xml:space="preserve">Q_tot </w:delText>
         </w:r>
@@ -767,7 +763,7 @@
       <w:r>
         <w:t>= 250 m³/s) et, hypothèse centrale, la source est arrêtée (</w:t>
       </w:r>
-      <w:del w:id="45" w:author="Tomy Doda" w:date="2026-08-10T17:21:00Z" w16du:dateUtc="2026-08-10T15:21:00Z">
+      <w:del w:id="28" w:author="Tomy Doda" w:date="2026-08-10T17:21:00Z" w16du:dateUtc="2026-08-10T15:21:00Z">
         <w:r>
           <w:delText>C_in</w:delText>
         </w:r>
@@ -776,7 +772,7 @@
         <m:sSub>
           <m:sSubPr>
             <m:ctrlPr>
-              <w:ins w:id="46" w:author="Tomy Doda" w:date="2026-08-10T17:21:00Z" w16du:dateUtc="2026-08-10T15:21:00Z">
+              <w:ins w:id="29" w:author="Tomy Doda" w:date="2026-08-10T17:21:00Z" w16du:dateUtc="2026-08-10T15:21:00Z">
                 <w:rPr>
                   <w:rFonts w:ascii="Cambria Math" w:hAnsi="Cambria Math"/>
                   <w:i/>
@@ -786,7 +782,7 @@
           </m:sSubPr>
           <m:e>
             <m:r>
-              <w:ins w:id="47" w:author="Tomy Doda" w:date="2026-08-10T17:21:00Z" w16du:dateUtc="2026-08-10T15:21:00Z">
+              <w:ins w:id="30" w:author="Tomy Doda" w:date="2026-08-10T17:21:00Z" w16du:dateUtc="2026-08-10T15:21:00Z">
                 <w:rPr>
                   <w:rFonts w:ascii="Cambria Math" w:hAnsi="Cambria Math"/>
                 </w:rPr>
@@ -796,7 +792,7 @@
           </m:e>
           <m:sub>
             <m:r>
-              <w:ins w:id="48" w:author="Tomy Doda" w:date="2026-08-10T17:21:00Z" w16du:dateUtc="2026-08-10T15:21:00Z">
+              <w:ins w:id="31" w:author="Tomy Doda" w:date="2026-08-10T17:21:00Z" w16du:dateUtc="2026-08-10T15:21:00Z">
                 <w:rPr>
                   <w:rFonts w:ascii="Cambria Math" w:hAnsi="Cambria Math"/>
                 </w:rPr>
@@ -806,12 +802,12 @@
           </m:sub>
         </m:sSub>
       </m:oMath>
-      <w:del w:id="49" w:author="Tomy Doda" w:date="2026-08-10T17:21:00Z" w16du:dateUtc="2026-08-10T15:21:00Z">
+      <w:del w:id="32" w:author="Tomy Doda" w:date="2026-08-10T17:21:00Z" w16du:dateUtc="2026-08-10T15:21:00Z">
         <w:r>
           <w:delText xml:space="preserve"> </w:delText>
         </w:r>
       </w:del>
-      <w:ins w:id="50" w:author="Tomy Doda" w:date="2026-08-10T17:21:00Z" w16du:dateUtc="2026-08-10T15:21:00Z">
+      <w:ins w:id="33" w:author="Tomy Doda" w:date="2026-08-10T17:21:00Z" w16du:dateUtc="2026-08-10T15:21:00Z">
         <w:r>
           <w:t xml:space="preserve"> </w:t>
         </w:r>
@@ -825,12 +821,11 @@
         <w:spacing w:before="70" w:after="35"/>
         <w:jc w:val="center"/>
       </w:pPr>
-      <w:del w:id="51" w:author="Tomy Doda" w:date="2026-08-10T17:33:00Z" w16du:dateUtc="2026-08-10T15:33:00Z">
+      <w:del w:id="34" w:author="Tomy Doda" w:date="2026-08-10T17:33:00Z" w16du:dateUtc="2026-08-10T15:33:00Z">
         <w:r>
           <w:rPr>
             <w:noProof/>
           </w:rPr>
-          <w:lastRenderedPageBreak/>
           <w:drawing>
             <wp:inline distT="0" distB="0" distL="0" distR="0" wp14:anchorId="37732C38" wp14:editId="7D9E879F">
               <wp:extent cx="3619500" cy="1895475"/>
@@ -871,18 +866,18 @@
           </w:drawing>
         </w:r>
       </w:del>
-      <w:ins w:id="52" w:author="Tomy Doda" w:date="2026-08-10T17:33:00Z" w16du:dateUtc="2026-08-10T15:33:00Z">
+      <w:ins w:id="35" w:author="Tomy Doda" w:date="2026-08-10T17:33:00Z" w16du:dateUtc="2026-08-10T15:33:00Z">
         <w:r>
           <w:t xml:space="preserve"> </w:t>
         </w:r>
       </w:ins>
-      <w:ins w:id="53" w:author="Tomy Doda" w:date="2026-08-11T10:59:00Z" w16du:dateUtc="2026-08-11T08:59:00Z">
+      <w:ins w:id="36" w:author="Tomy Doda" w:date="2026-08-11T10:59:00Z" w16du:dateUtc="2026-08-11T08:59:00Z">
         <w:r>
           <w:rPr>
             <w:noProof/>
           </w:rPr>
           <w:drawing>
-            <wp:inline distT="0" distB="0" distL="0" distR="0" wp14:anchorId="0D0C7B3D" wp14:editId="570743AE">
+            <wp:inline distT="0" distB="0" distL="0" distR="0" wp14:anchorId="0D0C7B3D" wp14:editId="7DC97587">
               <wp:extent cx="4166690" cy="2116995"/>
               <wp:effectExtent l="0" t="0" r="5715" b="0"/>
               <wp:docPr id="35654785" name="Picture 1"/>
@@ -947,7 +942,7 @@
         </w:rPr>
         <w:t xml:space="preserve">Figure 2 — Schéma conceptuel : </w:t>
       </w:r>
-      <w:ins w:id="54" w:author="Tomy Doda" w:date="2026-08-10T19:56:00Z" w16du:dateUtc="2026-08-10T17:56:00Z">
+      <w:ins w:id="37" w:author="Tomy Doda" w:date="2026-08-10T19:56:00Z" w16du:dateUtc="2026-08-10T17:56:00Z">
         <w:r>
           <w:rPr>
             <w:i/>
@@ -963,7 +958,7 @@
         <m:sSub>
           <m:sSubPr>
             <m:ctrlPr>
-              <w:ins w:id="55" w:author="Tomy Doda" w:date="2026-08-10T19:56:00Z" w16du:dateUtc="2026-08-10T17:56:00Z">
+              <w:ins w:id="38" w:author="Tomy Doda" w:date="2026-08-10T19:56:00Z" w16du:dateUtc="2026-08-10T17:56:00Z">
                 <w:rPr>
                   <w:rFonts w:ascii="Cambria Math" w:hAnsi="Cambria Math"/>
                   <w:i/>
@@ -977,7 +972,7 @@
           </m:sSubPr>
           <m:e>
             <m:r>
-              <w:ins w:id="56" w:author="Tomy Doda" w:date="2026-08-10T19:56:00Z" w16du:dateUtc="2026-08-10T17:56:00Z">
+              <w:ins w:id="39" w:author="Tomy Doda" w:date="2026-08-10T19:56:00Z" w16du:dateUtc="2026-08-10T17:56:00Z">
                 <w:rPr>
                   <w:rFonts w:ascii="Cambria Math" w:hAnsi="Cambria Math"/>
                   <w:color w:val="555555"/>
@@ -990,7 +985,7 @@
           </m:e>
           <m:sub>
             <m:r>
-              <w:ins w:id="57" w:author="Tomy Doda" w:date="2026-08-10T19:56:00Z" w16du:dateUtc="2026-08-10T17:56:00Z">
+              <w:ins w:id="40" w:author="Tomy Doda" w:date="2026-08-10T19:56:00Z" w16du:dateUtc="2026-08-10T17:56:00Z">
                 <w:rPr>
                   <w:rFonts w:ascii="Cambria Math" w:hAnsi="Cambria Math"/>
                   <w:color w:val="555555"/>
@@ -1003,7 +998,7 @@
           </m:sub>
         </m:sSub>
       </m:oMath>
-      <w:ins w:id="58" w:author="Tomy Doda" w:date="2026-08-10T19:56:00Z" w16du:dateUtc="2026-08-10T17:56:00Z">
+      <w:ins w:id="41" w:author="Tomy Doda" w:date="2026-08-10T19:56:00Z" w16du:dateUtc="2026-08-10T17:56:00Z">
         <w:r>
           <w:rPr>
             <w:i/>
@@ -1019,7 +1014,7 @@
         <m:sSub>
           <m:sSubPr>
             <m:ctrlPr>
-              <w:ins w:id="59" w:author="Tomy Doda" w:date="2026-08-10T19:56:00Z" w16du:dateUtc="2026-08-10T17:56:00Z">
+              <w:ins w:id="42" w:author="Tomy Doda" w:date="2026-08-10T19:56:00Z" w16du:dateUtc="2026-08-10T17:56:00Z">
                 <w:rPr>
                   <w:rFonts w:ascii="Cambria Math" w:hAnsi="Cambria Math"/>
                   <w:i/>
@@ -1033,7 +1028,7 @@
           </m:sSubPr>
           <m:e>
             <m:r>
-              <w:ins w:id="60" w:author="Tomy Doda" w:date="2026-08-10T19:56:00Z" w16du:dateUtc="2026-08-10T17:56:00Z">
+              <w:ins w:id="43" w:author="Tomy Doda" w:date="2026-08-10T19:56:00Z" w16du:dateUtc="2026-08-10T17:56:00Z">
                 <w:rPr>
                   <w:rFonts w:ascii="Cambria Math" w:hAnsi="Cambria Math"/>
                   <w:color w:val="555555"/>
@@ -1046,7 +1041,7 @@
           </m:e>
           <m:sub>
             <m:r>
-              <w:ins w:id="61" w:author="Tomy Doda" w:date="2026-08-10T19:56:00Z" w16du:dateUtc="2026-08-10T17:56:00Z">
+              <w:ins w:id="44" w:author="Tomy Doda" w:date="2026-08-10T19:56:00Z" w16du:dateUtc="2026-08-10T17:56:00Z">
                 <w:rPr>
                   <w:rFonts w:ascii="Cambria Math" w:hAnsi="Cambria Math"/>
                   <w:color w:val="555555"/>
@@ -1059,7 +1054,7 @@
           </m:sub>
         </m:sSub>
         <m:r>
-          <w:ins w:id="62" w:author="Tomy Doda" w:date="2026-08-10T19:56:00Z" w16du:dateUtc="2026-08-10T17:56:00Z">
+          <w:ins w:id="45" w:author="Tomy Doda" w:date="2026-08-10T19:56:00Z" w16du:dateUtc="2026-08-10T17:56:00Z">
             <w:rPr>
               <w:rFonts w:ascii="Cambria Math" w:hAnsi="Cambria Math"/>
               <w:color w:val="555555"/>
@@ -1070,7 +1065,7 @@
           </w:ins>
         </m:r>
       </m:oMath>
-      <w:ins w:id="63" w:author="Tomy Doda" w:date="2026-08-10T19:56:00Z" w16du:dateUtc="2026-08-10T17:56:00Z">
+      <w:ins w:id="46" w:author="Tomy Doda" w:date="2026-08-10T19:56:00Z" w16du:dateUtc="2026-08-10T17:56:00Z">
         <w:r>
           <w:rPr>
             <w:i/>
@@ -1092,7 +1087,7 @@
         </w:rPr>
         <w:t>flux</w:t>
       </w:r>
-      <w:ins w:id="64" w:author="Tomy Doda" w:date="2026-08-10T19:54:00Z" w16du:dateUtc="2026-08-10T17:54:00Z">
+      <w:ins w:id="47" w:author="Tomy Doda" w:date="2026-08-10T19:54:00Z" w16du:dateUtc="2026-08-10T17:54:00Z">
         <w:r>
           <w:rPr>
             <w:i/>
@@ -1114,7 +1109,7 @@
         </w:rPr>
         <w:t xml:space="preserve"> </w:t>
       </w:r>
-      <w:ins w:id="65" w:author="Tomy Doda" w:date="2026-08-10T19:53:00Z" w16du:dateUtc="2026-08-10T17:53:00Z">
+      <w:ins w:id="48" w:author="Tomy Doda" w:date="2026-08-10T19:53:00Z" w16du:dateUtc="2026-08-10T17:53:00Z">
         <w:r>
           <w:rPr>
             <w:i/>
@@ -1126,7 +1121,7 @@
           <w:t xml:space="preserve">massiques </w:t>
         </w:r>
       </w:ins>
-      <w:del w:id="66" w:author="Tomy Doda" w:date="2026-08-10T19:53:00Z" w16du:dateUtc="2026-08-10T17:53:00Z">
+      <w:del w:id="49" w:author="Tomy Doda" w:date="2026-08-10T19:53:00Z" w16du:dateUtc="2026-08-10T17:53:00Z">
         <w:r>
           <w:rPr>
             <w:i/>
@@ -1138,7 +1133,7 @@
           <w:delText xml:space="preserve">advectifs (Q_epi, Q_hypo), </w:delText>
         </w:r>
       </w:del>
-      <w:ins w:id="67" w:author="Tomy Doda" w:date="2026-08-10T19:57:00Z" w16du:dateUtc="2026-08-10T17:57:00Z">
+      <w:ins w:id="50" w:author="Tomy Doda" w:date="2026-08-10T19:57:00Z" w16du:dateUtc="2026-08-10T17:57:00Z">
         <w:r>
           <w:rPr>
             <w:i/>
@@ -1150,7 +1145,7 @@
           <w:t xml:space="preserve">associés </w:t>
         </w:r>
       </w:ins>
-      <w:ins w:id="68" w:author="Tomy Doda" w:date="2026-08-11T11:00:00Z" w16du:dateUtc="2026-08-11T09:00:00Z">
+      <w:ins w:id="51" w:author="Tomy Doda" w:date="2026-08-11T11:00:00Z" w16du:dateUtc="2026-08-11T09:00:00Z">
         <w:r>
           <w:rPr>
             <w:i/>
@@ -1172,7 +1167,7 @@
           <w:t xml:space="preserve">uvellement de l’hypolimnion </w:t>
         </w:r>
       </w:ins>
-      <w:del w:id="69" w:author="Tomy Doda" w:date="2026-08-11T11:00:00Z" w16du:dateUtc="2026-08-11T09:00:00Z">
+      <w:del w:id="52" w:author="Tomy Doda" w:date="2026-08-11T11:00:00Z" w16du:dateUtc="2026-08-11T09:00:00Z">
         <w:r>
           <w:rPr>
             <w:i/>
@@ -1184,7 +1179,7 @@
           <w:delText>diffusi</w:delText>
         </w:r>
       </w:del>
-      <w:del w:id="70" w:author="Tomy Doda" w:date="2026-08-10T19:57:00Z" w16du:dateUtc="2026-08-10T17:57:00Z">
+      <w:del w:id="53" w:author="Tomy Doda" w:date="2026-08-10T19:57:00Z" w16du:dateUtc="2026-08-10T17:57:00Z">
         <w:r>
           <w:rPr>
             <w:i/>
@@ -1196,7 +1191,7 @@
           <w:delText>f</w:delText>
         </w:r>
       </w:del>
-      <w:del w:id="71" w:author="Tomy Doda" w:date="2026-08-11T11:00:00Z" w16du:dateUtc="2026-08-11T09:00:00Z">
+      <w:del w:id="54" w:author="Tomy Doda" w:date="2026-08-11T11:00:00Z" w16du:dateUtc="2026-08-11T09:00:00Z">
         <w:r>
           <w:rPr>
             <w:i/>
@@ -1222,7 +1217,7 @@
         <m:sSub>
           <m:sSubPr>
             <m:ctrlPr>
-              <w:ins w:id="72" w:author="Tomy Doda" w:date="2026-08-10T19:53:00Z" w16du:dateUtc="2026-08-10T17:53:00Z">
+              <w:ins w:id="55" w:author="Tomy Doda" w:date="2026-08-10T19:53:00Z" w16du:dateUtc="2026-08-10T17:53:00Z">
                 <w:rPr>
                   <w:rFonts w:ascii="Cambria Math" w:hAnsi="Cambria Math"/>
                   <w:i/>
@@ -1236,7 +1231,7 @@
           </m:sSubPr>
           <m:e>
             <m:r>
-              <w:ins w:id="73" w:author="Tomy Doda" w:date="2026-08-10T19:53:00Z" w16du:dateUtc="2026-08-10T17:53:00Z">
+              <w:ins w:id="56" w:author="Tomy Doda" w:date="2026-08-10T19:53:00Z" w16du:dateUtc="2026-08-10T17:53:00Z">
                 <w:rPr>
                   <w:rFonts w:ascii="Cambria Math" w:hAnsi="Cambria Math"/>
                   <w:color w:val="555555"/>
@@ -1249,7 +1244,7 @@
           </m:e>
           <m:sub>
             <m:r>
-              <w:ins w:id="74" w:author="Tomy Doda" w:date="2026-08-11T10:59:00Z" w16du:dateUtc="2026-08-11T08:59:00Z">
+              <w:ins w:id="57" w:author="Tomy Doda" w:date="2026-08-11T10:59:00Z" w16du:dateUtc="2026-08-11T08:59:00Z">
                 <w:rPr>
                   <w:rFonts w:ascii="Cambria Math" w:hAnsi="Cambria Math"/>
                   <w:color w:val="555555"/>
@@ -1262,7 +1257,7 @@
           </m:sub>
         </m:sSub>
       </m:oMath>
-      <w:del w:id="75" w:author="Tomy Doda" w:date="2026-08-10T19:53:00Z" w16du:dateUtc="2026-08-10T17:53:00Z">
+      <w:del w:id="58" w:author="Tomy Doda" w:date="2026-08-10T19:53:00Z" w16du:dateUtc="2026-08-10T17:53:00Z">
         <w:r>
           <w:rPr>
             <w:i/>
@@ -1284,7 +1279,7 @@
         </w:rPr>
         <w:t>)</w:t>
       </w:r>
-      <w:ins w:id="76" w:author="Tomy Doda" w:date="2026-08-10T19:54:00Z" w16du:dateUtc="2026-08-10T17:54:00Z">
+      <w:ins w:id="59" w:author="Tomy Doda" w:date="2026-08-10T19:54:00Z" w16du:dateUtc="2026-08-10T17:54:00Z">
         <w:r>
           <w:rPr>
             <w:i/>
@@ -1296,7 +1291,7 @@
           <w:t xml:space="preserve">, </w:t>
         </w:r>
       </w:ins>
-      <w:del w:id="77" w:author="Tomy Doda" w:date="2026-08-10T19:54:00Z" w16du:dateUtc="2026-08-10T17:54:00Z">
+      <w:del w:id="60" w:author="Tomy Doda" w:date="2026-08-10T19:54:00Z" w16du:dateUtc="2026-08-10T17:54:00Z">
         <w:r>
           <w:rPr>
             <w:i/>
@@ -1318,7 +1313,7 @@
         </w:rPr>
         <w:t xml:space="preserve"> </w:t>
       </w:r>
-      <w:del w:id="78" w:author="Tomy Doda" w:date="2026-08-10T19:57:00Z" w16du:dateUtc="2026-08-10T17:57:00Z">
+      <w:del w:id="61" w:author="Tomy Doda" w:date="2026-08-10T19:57:00Z" w16du:dateUtc="2026-08-10T17:57:00Z">
         <w:r>
           <w:rPr>
             <w:i/>
@@ -1330,7 +1325,7 @@
           <w:delText xml:space="preserve">de </w:delText>
         </w:r>
       </w:del>
-      <w:ins w:id="79" w:author="Tomy Doda" w:date="2026-08-10T19:57:00Z" w16du:dateUtc="2026-08-10T17:57:00Z">
+      <w:ins w:id="62" w:author="Tomy Doda" w:date="2026-08-10T19:57:00Z" w16du:dateUtc="2026-08-10T17:57:00Z">
         <w:r>
           <w:rPr>
             <w:i/>
@@ -1356,7 +1351,7 @@
         <m:sSub>
           <m:sSubPr>
             <m:ctrlPr>
-              <w:ins w:id="80" w:author="Tomy Doda" w:date="2026-08-10T19:53:00Z" w16du:dateUtc="2026-08-10T17:53:00Z">
+              <w:ins w:id="63" w:author="Tomy Doda" w:date="2026-08-10T19:53:00Z" w16du:dateUtc="2026-08-10T17:53:00Z">
                 <w:rPr>
                   <w:rFonts w:ascii="Cambria Math" w:hAnsi="Cambria Math"/>
                   <w:i/>
@@ -1370,7 +1365,7 @@
           </m:sSubPr>
           <m:e>
             <m:r>
-              <w:ins w:id="81" w:author="Tomy Doda" w:date="2026-08-10T19:53:00Z" w16du:dateUtc="2026-08-10T17:53:00Z">
+              <w:ins w:id="64" w:author="Tomy Doda" w:date="2026-08-10T19:53:00Z" w16du:dateUtc="2026-08-10T17:53:00Z">
                 <w:rPr>
                   <w:rFonts w:ascii="Cambria Math" w:hAnsi="Cambria Math"/>
                   <w:color w:val="555555"/>
@@ -1383,7 +1378,7 @@
           </m:e>
           <m:sub>
             <m:r>
-              <w:ins w:id="82" w:author="Tomy Doda" w:date="2026-08-10T19:53:00Z" w16du:dateUtc="2026-08-10T17:53:00Z">
+              <w:ins w:id="65" w:author="Tomy Doda" w:date="2026-08-10T19:53:00Z" w16du:dateUtc="2026-08-10T17:53:00Z">
                 <w:rPr>
                   <w:rFonts w:ascii="Cambria Math" w:hAnsi="Cambria Math"/>
                   <w:color w:val="555555"/>
@@ -1396,7 +1391,7 @@
           </m:sub>
         </m:sSub>
         <m:r>
-          <w:del w:id="83" w:author="Tomy Doda" w:date="2026-08-10T19:53:00Z" w16du:dateUtc="2026-08-10T17:53:00Z">
+          <w:del w:id="66" w:author="Tomy Doda" w:date="2026-08-10T19:53:00Z" w16du:dateUtc="2026-08-10T17:53:00Z">
             <w:rPr>
               <w:rFonts w:ascii="Cambria Math" w:hAnsi="Cambria Math"/>
               <w:color w:val="555555"/>
@@ -1407,7 +1402,7 @@
           </w:del>
         </m:r>
       </m:oMath>
-      <w:ins w:id="84" w:author="Tomy Doda" w:date="2026-08-10T19:54:00Z" w16du:dateUtc="2026-08-10T17:54:00Z">
+      <w:ins w:id="67" w:author="Tomy Doda" w:date="2026-08-10T19:54:00Z" w16du:dateUtc="2026-08-10T17:54:00Z">
         <w:r>
           <w:rPr>
             <w:i/>
@@ -1419,7 +1414,7 @@
           <w:t xml:space="preserve"> et </w:t>
         </w:r>
       </w:ins>
-      <w:ins w:id="85" w:author="Tomy Doda" w:date="2026-08-10T19:57:00Z" w16du:dateUtc="2026-08-10T17:57:00Z">
+      <w:ins w:id="68" w:author="Tomy Doda" w:date="2026-08-10T19:57:00Z" w16du:dateUtc="2026-08-10T17:57:00Z">
         <w:r>
           <w:rPr>
             <w:i/>
@@ -1431,7 +1426,7 @@
           <w:t>au déversoir du lac</w:t>
         </w:r>
       </w:ins>
-      <w:ins w:id="86" w:author="Tomy Doda" w:date="2026-08-10T19:54:00Z" w16du:dateUtc="2026-08-10T17:54:00Z">
+      <w:ins w:id="69" w:author="Tomy Doda" w:date="2026-08-10T19:54:00Z" w16du:dateUtc="2026-08-10T17:54:00Z">
         <w:r>
           <w:rPr>
             <w:i/>
@@ -1447,7 +1442,7 @@
         <m:sSub>
           <m:sSubPr>
             <m:ctrlPr>
-              <w:ins w:id="87" w:author="Tomy Doda" w:date="2026-08-10T19:54:00Z" w16du:dateUtc="2026-08-10T17:54:00Z">
+              <w:ins w:id="70" w:author="Tomy Doda" w:date="2026-08-10T19:54:00Z" w16du:dateUtc="2026-08-10T17:54:00Z">
                 <w:rPr>
                   <w:rFonts w:ascii="Cambria Math" w:hAnsi="Cambria Math"/>
                   <w:i/>
@@ -1461,7 +1456,7 @@
           </m:sSubPr>
           <m:e>
             <m:r>
-              <w:ins w:id="88" w:author="Tomy Doda" w:date="2026-08-10T19:54:00Z" w16du:dateUtc="2026-08-10T17:54:00Z">
+              <w:ins w:id="71" w:author="Tomy Doda" w:date="2026-08-10T19:54:00Z" w16du:dateUtc="2026-08-10T17:54:00Z">
                 <w:rPr>
                   <w:rFonts w:ascii="Cambria Math" w:hAnsi="Cambria Math"/>
                   <w:color w:val="555555"/>
@@ -1474,7 +1469,7 @@
           </m:e>
           <m:sub>
             <m:r>
-              <w:ins w:id="89" w:author="Tomy Doda" w:date="2026-08-10T19:54:00Z" w16du:dateUtc="2026-08-10T17:54:00Z">
+              <w:ins w:id="72" w:author="Tomy Doda" w:date="2026-08-10T19:54:00Z" w16du:dateUtc="2026-08-10T17:54:00Z">
                 <w:rPr>
                   <w:rFonts w:ascii="Cambria Math" w:hAnsi="Cambria Math"/>
                   <w:color w:val="555555"/>
@@ -1487,7 +1482,7 @@
           </m:sub>
         </m:sSub>
         <m:r>
-          <w:ins w:id="90" w:author="Tomy Doda" w:date="2026-08-10T19:54:00Z" w16du:dateUtc="2026-08-10T17:54:00Z">
+          <w:ins w:id="73" w:author="Tomy Doda" w:date="2026-08-10T19:54:00Z" w16du:dateUtc="2026-08-10T17:54:00Z">
             <w:rPr>
               <w:rFonts w:ascii="Cambria Math" w:hAnsi="Cambria Math"/>
               <w:color w:val="555555"/>
@@ -1498,7 +1493,7 @@
           </w:ins>
         </m:r>
       </m:oMath>
-      <w:ins w:id="91" w:author="Tomy Doda" w:date="2026-08-10T19:55:00Z" w16du:dateUtc="2026-08-10T17:55:00Z">
+      <w:ins w:id="74" w:author="Tomy Doda" w:date="2026-08-10T19:55:00Z" w16du:dateUtc="2026-08-10T17:55:00Z">
         <w:r>
           <w:rPr>
             <w:i/>
@@ -1510,7 +1505,7 @@
           <w:t xml:space="preserve"> </w:t>
         </w:r>
       </w:ins>
-      <w:del w:id="92" w:author="Tomy Doda" w:date="2026-08-10T19:54:00Z" w16du:dateUtc="2026-08-10T17:54:00Z">
+      <w:del w:id="75" w:author="Tomy Doda" w:date="2026-08-10T19:54:00Z" w16du:dateUtc="2026-08-10T17:54:00Z">
         <w:r>
           <w:rPr>
             <w:i/>
@@ -1541,29 +1536,29 @@
       <w:r>
         <w:t xml:space="preserve">Le débit entrant est réparti entre les deux </w:t>
       </w:r>
-      <w:del w:id="93" w:author="Tomy Doda" w:date="2026-08-11T11:02:00Z" w16du:dateUtc="2026-08-11T09:02:00Z">
+      <w:del w:id="76" w:author="Tomy Doda" w:date="2026-08-11T11:02:00Z" w16du:dateUtc="2026-08-11T09:02:00Z">
         <w:r>
           <w:delText>boîtes</w:delText>
         </w:r>
       </w:del>
-      <w:ins w:id="94" w:author="Tomy Doda" w:date="2026-08-11T11:02:00Z" w16du:dateUtc="2026-08-11T09:02:00Z">
+      <w:ins w:id="77" w:author="Tomy Doda" w:date="2026-08-11T11:02:00Z" w16du:dateUtc="2026-08-11T09:02:00Z">
         <w:r>
           <w:t xml:space="preserve">couches </w:t>
         </w:r>
       </w:ins>
-      <w:ins w:id="95" w:author="Tomy Doda" w:date="2026-08-11T11:44:00Z" w16du:dateUtc="2026-08-11T09:44:00Z">
+      <w:ins w:id="78" w:author="Tomy Doda" w:date="2026-08-11T11:44:00Z" w16du:dateUtc="2026-08-11T09:44:00Z">
         <w:r>
           <w:t>selon</w:t>
         </w:r>
       </w:ins>
-      <w:ins w:id="96" w:author="Tomy Doda" w:date="2026-08-10T19:51:00Z" w16du:dateUtc="2026-08-10T17:51:00Z">
+      <w:ins w:id="79" w:author="Tomy Doda" w:date="2026-08-10T19:51:00Z" w16du:dateUtc="2026-08-10T17:51:00Z">
         <w:r>
           <w:t xml:space="preserve"> le coefficient </w:t>
         </w:r>
       </w:ins>
       <m:oMath>
         <m:r>
-          <w:ins w:id="97" w:author="Tomy Doda" w:date="2026-08-10T19:51:00Z" w16du:dateUtc="2026-08-10T17:51:00Z">
+          <w:ins w:id="80" w:author="Tomy Doda" w:date="2026-08-10T19:51:00Z" w16du:dateUtc="2026-08-10T17:51:00Z">
             <w:rPr>
               <w:rFonts w:ascii="Cambria Math" w:hAnsi="Cambria Math"/>
             </w:rPr>
@@ -1573,7 +1568,7 @@
         <m:sSub>
           <m:sSubPr>
             <m:ctrlPr>
-              <w:ins w:id="98" w:author="Tomy Doda" w:date="2026-08-10T19:51:00Z" w16du:dateUtc="2026-08-10T17:51:00Z">
+              <w:ins w:id="81" w:author="Tomy Doda" w:date="2026-08-10T19:51:00Z" w16du:dateUtc="2026-08-10T17:51:00Z">
                 <w:rPr>
                   <w:rFonts w:ascii="Cambria Math" w:hAnsi="Cambria Math"/>
                   <w:i/>
@@ -1583,7 +1578,7 @@
           </m:sSubPr>
           <m:e>
             <m:r>
-              <w:ins w:id="99" w:author="Tomy Doda" w:date="2026-08-10T19:51:00Z" w16du:dateUtc="2026-08-10T17:51:00Z">
+              <w:ins w:id="82" w:author="Tomy Doda" w:date="2026-08-10T19:51:00Z" w16du:dateUtc="2026-08-10T17:51:00Z">
                 <w:rPr>
                   <w:rFonts w:ascii="Cambria Math" w:hAnsi="Cambria Math"/>
                 </w:rPr>
@@ -1593,7 +1588,7 @@
           </m:e>
           <m:sub>
             <m:r>
-              <w:ins w:id="100" w:author="Tomy Doda" w:date="2026-08-10T19:51:00Z" w16du:dateUtc="2026-08-10T17:51:00Z">
+              <w:ins w:id="83" w:author="Tomy Doda" w:date="2026-08-10T19:51:00Z" w16du:dateUtc="2026-08-10T17:51:00Z">
                 <w:rPr>
                   <w:rFonts w:ascii="Cambria Math" w:hAnsi="Cambria Math"/>
                 </w:rPr>
@@ -1603,7 +1598,7 @@
           </m:sub>
         </m:sSub>
         <m:r>
-          <w:ins w:id="101" w:author="Tomy Doda" w:date="2026-08-10T19:51:00Z" w16du:dateUtc="2026-08-10T17:51:00Z">
+          <w:ins w:id="84" w:author="Tomy Doda" w:date="2026-08-10T19:51:00Z" w16du:dateUtc="2026-08-10T17:51:00Z">
             <w:rPr>
               <w:rFonts w:ascii="Cambria Math" w:hAnsi="Cambria Math"/>
             </w:rPr>
@@ -1613,7 +1608,7 @@
         <m:sSub>
           <m:sSubPr>
             <m:ctrlPr>
-              <w:ins w:id="102" w:author="Tomy Doda" w:date="2026-08-10T19:51:00Z" w16du:dateUtc="2026-08-10T17:51:00Z">
+              <w:ins w:id="85" w:author="Tomy Doda" w:date="2026-08-10T19:51:00Z" w16du:dateUtc="2026-08-10T17:51:00Z">
                 <w:rPr>
                   <w:rFonts w:ascii="Cambria Math" w:hAnsi="Cambria Math"/>
                   <w:i/>
@@ -1623,7 +1618,7 @@
           </m:sSubPr>
           <m:e>
             <m:r>
-              <w:ins w:id="103" w:author="Tomy Doda" w:date="2026-08-10T19:51:00Z" w16du:dateUtc="2026-08-10T17:51:00Z">
+              <w:ins w:id="86" w:author="Tomy Doda" w:date="2026-08-10T19:51:00Z" w16du:dateUtc="2026-08-10T17:51:00Z">
                 <w:rPr>
                   <w:rFonts w:ascii="Cambria Math" w:hAnsi="Cambria Math"/>
                 </w:rPr>
@@ -1633,7 +1628,7 @@
           </m:e>
           <m:sub>
             <m:r>
-              <w:ins w:id="104" w:author="Tomy Doda" w:date="2026-08-10T19:51:00Z" w16du:dateUtc="2026-08-10T17:51:00Z">
+              <w:ins w:id="87" w:author="Tomy Doda" w:date="2026-08-10T19:51:00Z" w16du:dateUtc="2026-08-10T17:51:00Z">
                 <w:rPr>
                   <w:rFonts w:ascii="Cambria Math" w:hAnsi="Cambria Math"/>
                 </w:rPr>
@@ -1643,7 +1638,7 @@
           </m:sub>
         </m:sSub>
       </m:oMath>
-      <w:ins w:id="105" w:author="Tomy Doda" w:date="2026-08-10T19:51:00Z" w16du:dateUtc="2026-08-10T17:51:00Z">
+      <w:ins w:id="88" w:author="Tomy Doda" w:date="2026-08-10T19:51:00Z" w16du:dateUtc="2026-08-10T17:51:00Z">
         <w:r>
           <w:t>,</w:t>
         </w:r>
@@ -1651,12 +1646,12 @@
       <w:r>
         <w:t xml:space="preserve"> </w:t>
       </w:r>
-      <w:del w:id="106" w:author="Tomy Doda" w:date="2026-08-11T11:45:00Z" w16du:dateUtc="2026-08-11T09:45:00Z">
+      <w:del w:id="89" w:author="Tomy Doda" w:date="2026-08-11T11:45:00Z" w16du:dateUtc="2026-08-11T09:45:00Z">
         <w:r>
           <w:delText xml:space="preserve">selon </w:delText>
         </w:r>
       </w:del>
-      <w:ins w:id="107" w:author="Tomy Doda" w:date="2026-08-11T11:45:00Z" w16du:dateUtc="2026-08-11T09:45:00Z">
+      <w:ins w:id="90" w:author="Tomy Doda" w:date="2026-08-11T11:45:00Z" w16du:dateUtc="2026-08-11T09:45:00Z">
         <w:r>
           <w:t>en se basant</w:t>
         </w:r>
@@ -1670,19 +1665,19 @@
       <w:r>
         <w:t>la distribution statistique historique de la profondeur de plongée du panache du Rhône (</w:t>
       </w:r>
-      <w:del w:id="108" w:author="Tomy Doda" w:date="2026-08-10T17:22:00Z" w16du:dateUtc="2026-08-10T15:22:00Z">
+      <w:del w:id="91" w:author="Tomy Doda" w:date="2026-08-10T17:22:00Z" w16du:dateUtc="2026-08-10T15:22:00Z">
         <w:r>
           <w:delText>~</w:delText>
         </w:r>
       </w:del>
-      <w:del w:id="109" w:author="Tomy Doda" w:date="2026-08-10T19:47:00Z" w16du:dateUtc="2026-08-10T17:47:00Z">
+      <w:del w:id="92" w:author="Tomy Doda" w:date="2026-08-10T19:47:00Z" w16du:dateUtc="2026-08-10T17:47:00Z">
         <w:r>
           <w:delText>53 % du temps entre 0–20 m, +15 % entre 20–40 m</w:delText>
         </w:r>
       </w:del>
       <m:oMath>
         <m:r>
-          <w:ins w:id="110" w:author="Tomy Doda" w:date="2026-08-10T19:48:00Z" w16du:dateUtc="2026-08-10T17:48:00Z">
+          <w:ins w:id="93" w:author="Tomy Doda" w:date="2026-08-10T19:48:00Z" w16du:dateUtc="2026-08-10T17:48:00Z">
             <w:rPr>
               <w:rFonts w:ascii="Cambria Math" w:hAnsi="Cambria Math"/>
             </w:rPr>
@@ -1690,22 +1685,22 @@
           </w:ins>
         </m:r>
       </m:oMath>
-      <w:ins w:id="111" w:author="Tomy Doda" w:date="2026-08-10T19:49:00Z" w16du:dateUtc="2026-08-10T17:49:00Z">
+      <w:ins w:id="94" w:author="Tomy Doda" w:date="2026-08-10T19:49:00Z" w16du:dateUtc="2026-08-10T17:49:00Z">
         <w:r>
           <w:t>75</w:t>
         </w:r>
       </w:ins>
-      <w:ins w:id="112" w:author="Tomy Doda" w:date="2026-08-10T19:47:00Z" w16du:dateUtc="2026-08-10T17:47:00Z">
+      <w:ins w:id="95" w:author="Tomy Doda" w:date="2026-08-10T19:47:00Z" w16du:dateUtc="2026-08-10T17:47:00Z">
         <w:r>
           <w:t xml:space="preserve"> % du temps</w:t>
         </w:r>
       </w:ins>
-      <w:ins w:id="113" w:author="Tomy Doda" w:date="2026-08-10T19:48:00Z" w16du:dateUtc="2026-08-10T17:48:00Z">
+      <w:ins w:id="96" w:author="Tomy Doda" w:date="2026-08-10T19:48:00Z" w16du:dateUtc="2026-08-10T17:48:00Z">
         <w:r>
           <w:t xml:space="preserve"> au-dessus de 100 m de profondeur</w:t>
         </w:r>
       </w:ins>
-      <w:ins w:id="114" w:author="Tomy Doda" w:date="2026-08-10T19:50:00Z" w16du:dateUtc="2026-08-10T17:50:00Z">
+      <w:ins w:id="97" w:author="Tomy Doda" w:date="2026-08-10T19:50:00Z" w16du:dateUtc="2026-08-10T17:50:00Z">
         <w:r>
           <w:t>, Fig. 3</w:t>
         </w:r>
@@ -1713,22 +1708,22 @@
       <w:r>
         <w:t xml:space="preserve">). Un flux </w:t>
       </w:r>
-      <w:ins w:id="115" w:author="Tomy Doda" w:date="2026-08-10T19:57:00Z" w16du:dateUtc="2026-08-10T17:57:00Z">
+      <w:ins w:id="98" w:author="Tomy Doda" w:date="2026-08-10T19:57:00Z" w16du:dateUtc="2026-08-10T17:57:00Z">
         <w:r>
           <w:t xml:space="preserve">massique </w:t>
         </w:r>
       </w:ins>
-      <w:del w:id="116" w:author="Tomy Doda" w:date="2026-08-10T19:58:00Z" w16du:dateUtc="2026-08-10T17:58:00Z">
+      <w:del w:id="99" w:author="Tomy Doda" w:date="2026-08-10T19:58:00Z" w16du:dateUtc="2026-08-10T17:58:00Z">
         <w:r>
           <w:delText>diffusif</w:delText>
         </w:r>
       </w:del>
-      <w:ins w:id="117" w:author="Tomy Doda" w:date="2026-08-11T11:01:00Z" w16du:dateUtc="2026-08-11T09:01:00Z">
+      <w:ins w:id="100" w:author="Tomy Doda" w:date="2026-08-11T11:01:00Z" w16du:dateUtc="2026-08-11T09:01:00Z">
         <w:r>
           <w:t>advectif</w:t>
         </w:r>
       </w:ins>
-      <w:ins w:id="118" w:author="Tomy Doda" w:date="2026-08-10T19:58:00Z" w16du:dateUtc="2026-08-10T17:58:00Z">
+      <w:ins w:id="101" w:author="Tomy Doda" w:date="2026-08-10T19:58:00Z" w16du:dateUtc="2026-08-10T17:58:00Z">
         <w:r>
           <w:t xml:space="preserve"> de l’hypolimnion vers l’épilimnion</w:t>
         </w:r>
@@ -1740,7 +1735,7 @@
         <m:sSub>
           <m:sSubPr>
             <m:ctrlPr>
-              <w:ins w:id="119" w:author="Tomy Doda" w:date="2026-08-10T19:56:00Z" w16du:dateUtc="2026-08-10T17:56:00Z">
+              <w:ins w:id="102" w:author="Tomy Doda" w:date="2026-08-10T19:56:00Z" w16du:dateUtc="2026-08-10T17:56:00Z">
                 <w:rPr>
                   <w:rFonts w:ascii="Cambria Math" w:hAnsi="Cambria Math"/>
                   <w:i/>
@@ -1750,7 +1745,7 @@
           </m:sSubPr>
           <m:e>
             <m:r>
-              <w:ins w:id="120" w:author="Tomy Doda" w:date="2026-08-10T19:56:00Z" w16du:dateUtc="2026-08-10T17:56:00Z">
+              <w:ins w:id="103" w:author="Tomy Doda" w:date="2026-08-10T19:56:00Z" w16du:dateUtc="2026-08-10T17:56:00Z">
                 <w:rPr>
                   <w:rFonts w:ascii="Cambria Math" w:hAnsi="Cambria Math"/>
                 </w:rPr>
@@ -1760,7 +1755,7 @@
           </m:e>
           <m:sub>
             <m:r>
-              <w:ins w:id="121" w:author="Tomy Doda" w:date="2026-08-11T11:01:00Z" w16du:dateUtc="2026-08-11T09:01:00Z">
+              <w:ins w:id="104" w:author="Tomy Doda" w:date="2026-08-11T11:01:00Z" w16du:dateUtc="2026-08-11T09:01:00Z">
                 <w:rPr>
                   <w:rFonts w:ascii="Cambria Math" w:hAnsi="Cambria Math"/>
                 </w:rPr>
@@ -1770,7 +1765,7 @@
           </m:sub>
         </m:sSub>
         <m:r>
-          <w:ins w:id="122" w:author="Tomy Doda" w:date="2026-08-10T19:58:00Z" w16du:dateUtc="2026-08-10T17:58:00Z">
+          <w:ins w:id="105" w:author="Tomy Doda" w:date="2026-08-10T19:58:00Z" w16du:dateUtc="2026-08-10T17:58:00Z">
             <w:rPr>
               <w:rFonts w:ascii="Cambria Math" w:hAnsi="Cambria Math"/>
             </w:rPr>
@@ -1780,7 +1775,7 @@
         <m:sSub>
           <m:sSubPr>
             <m:ctrlPr>
-              <w:ins w:id="123" w:author="Tomy Doda" w:date="2026-08-10T19:58:00Z" w16du:dateUtc="2026-08-10T17:58:00Z">
+              <w:ins w:id="106" w:author="Tomy Doda" w:date="2026-08-10T19:58:00Z" w16du:dateUtc="2026-08-10T17:58:00Z">
                 <w:rPr>
                   <w:rFonts w:ascii="Cambria Math" w:hAnsi="Cambria Math"/>
                   <w:i/>
@@ -1790,7 +1785,7 @@
           </m:sSubPr>
           <m:e>
             <m:r>
-              <w:ins w:id="124" w:author="Tomy Doda" w:date="2026-08-10T19:58:00Z" w16du:dateUtc="2026-08-10T17:58:00Z">
+              <w:ins w:id="107" w:author="Tomy Doda" w:date="2026-08-10T19:58:00Z" w16du:dateUtc="2026-08-10T17:58:00Z">
                 <w:rPr>
                   <w:rFonts w:ascii="Cambria Math" w:hAnsi="Cambria Math"/>
                 </w:rPr>
@@ -1800,7 +1795,7 @@
           </m:e>
           <m:sub>
             <m:r>
-              <w:ins w:id="125" w:author="Tomy Doda" w:date="2026-08-10T19:58:00Z" w16du:dateUtc="2026-08-10T17:58:00Z">
+              <w:ins w:id="108" w:author="Tomy Doda" w:date="2026-08-10T19:58:00Z" w16du:dateUtc="2026-08-10T17:58:00Z">
                 <w:rPr>
                   <w:rFonts w:ascii="Cambria Math" w:hAnsi="Cambria Math"/>
                 </w:rPr>
@@ -1812,7 +1807,7 @@
         <m:sSub>
           <m:sSubPr>
             <m:ctrlPr>
-              <w:ins w:id="126" w:author="Tomy Doda" w:date="2026-08-10T19:58:00Z" w16du:dateUtc="2026-08-10T17:58:00Z">
+              <w:ins w:id="109" w:author="Tomy Doda" w:date="2026-08-10T19:58:00Z" w16du:dateUtc="2026-08-10T17:58:00Z">
                 <w:rPr>
                   <w:rFonts w:ascii="Cambria Math" w:hAnsi="Cambria Math"/>
                   <w:i/>
@@ -1822,7 +1817,7 @@
           </m:sSubPr>
           <m:e>
             <m:r>
-              <w:ins w:id="127" w:author="Tomy Doda" w:date="2026-08-10T19:58:00Z" w16du:dateUtc="2026-08-10T17:58:00Z">
+              <w:ins w:id="110" w:author="Tomy Doda" w:date="2026-08-10T19:58:00Z" w16du:dateUtc="2026-08-10T17:58:00Z">
                 <w:rPr>
                   <w:rFonts w:ascii="Cambria Math" w:hAnsi="Cambria Math"/>
                 </w:rPr>
@@ -1832,7 +1827,7 @@
           </m:e>
           <m:sub>
             <m:r>
-              <w:ins w:id="128" w:author="Tomy Doda" w:date="2026-08-10T19:58:00Z" w16du:dateUtc="2026-08-10T17:58:00Z">
+              <w:ins w:id="111" w:author="Tomy Doda" w:date="2026-08-10T19:58:00Z" w16du:dateUtc="2026-08-10T17:58:00Z">
                 <w:rPr>
                   <w:rFonts w:ascii="Cambria Math" w:hAnsi="Cambria Math"/>
                 </w:rPr>
@@ -1842,12 +1837,12 @@
           </m:sub>
         </m:sSub>
       </m:oMath>
-      <w:del w:id="129" w:author="Tomy Doda" w:date="2026-08-10T19:56:00Z" w16du:dateUtc="2026-08-10T17:56:00Z">
+      <w:del w:id="112" w:author="Tomy Doda" w:date="2026-08-10T19:56:00Z" w16du:dateUtc="2026-08-10T17:56:00Z">
         <w:r>
           <w:delText xml:space="preserve">M_diff </w:delText>
         </w:r>
       </w:del>
-      <w:del w:id="130" w:author="Tomy Doda" w:date="2026-08-10T19:58:00Z" w16du:dateUtc="2026-08-10T17:58:00Z">
+      <w:del w:id="113" w:author="Tomy Doda" w:date="2026-08-10T19:58:00Z" w16du:dateUtc="2026-08-10T17:58:00Z">
         <w:r>
           <w:delText>(∝ Q_hypo·C_hypo)</w:delText>
         </w:r>
@@ -1855,7 +1850,7 @@
       <w:r>
         <w:t xml:space="preserve"> assure la conservation du volume</w:t>
       </w:r>
-      <w:ins w:id="131" w:author="Tomy Doda" w:date="2026-08-10T19:58:00Z" w16du:dateUtc="2026-08-10T17:58:00Z">
+      <w:ins w:id="114" w:author="Tomy Doda" w:date="2026-08-10T19:58:00Z" w16du:dateUtc="2026-08-10T17:58:00Z">
         <w:r>
           <w:t xml:space="preserve"> de l’hypolimnion</w:t>
         </w:r>
@@ -1863,7 +1858,7 @@
       <w:r>
         <w:t xml:space="preserve">. Les volumes </w:t>
       </w:r>
-      <w:ins w:id="132" w:author="Tomy Doda" w:date="2026-08-11T11:02:00Z" w16du:dateUtc="2026-08-11T09:02:00Z">
+      <w:ins w:id="115" w:author="Tomy Doda" w:date="2026-08-11T11:02:00Z" w16du:dateUtc="2026-08-11T09:02:00Z">
         <w:r>
           <w:t xml:space="preserve">des deux couches </w:t>
         </w:r>
@@ -1871,12 +1866,12 @@
       <w:r>
         <w:t xml:space="preserve">évoluent </w:t>
       </w:r>
-      <w:del w:id="133" w:author="Tomy Doda" w:date="2026-08-11T11:08:00Z" w16du:dateUtc="2026-08-11T09:08:00Z">
+      <w:del w:id="116" w:author="Tomy Doda" w:date="2026-08-11T11:08:00Z" w16du:dateUtc="2026-08-11T09:08:00Z">
         <w:r>
           <w:delText xml:space="preserve">avec </w:delText>
         </w:r>
       </w:del>
-      <w:ins w:id="134" w:author="Tomy Doda" w:date="2026-08-11T11:08:00Z" w16du:dateUtc="2026-08-11T09:08:00Z">
+      <w:ins w:id="117" w:author="Tomy Doda" w:date="2026-08-11T11:08:00Z" w16du:dateUtc="2026-08-11T09:08:00Z">
         <w:r>
           <w:t xml:space="preserve">en fonction de </w:t>
         </w:r>
@@ -1884,7 +1879,7 @@
       <w:r>
         <w:t xml:space="preserve">la profondeur </w:t>
       </w:r>
-      <w:ins w:id="135" w:author="Tomy Doda" w:date="2026-08-11T11:13:00Z" w16du:dateUtc="2026-08-11T09:13:00Z">
+      <w:ins w:id="118" w:author="Tomy Doda" w:date="2026-08-11T11:13:00Z" w16du:dateUtc="2026-08-11T09:13:00Z">
         <w:r>
           <w:t xml:space="preserve">annuelle maximale </w:t>
         </w:r>
@@ -1892,12 +1887,12 @@
       <w:r>
         <w:t>d</w:t>
       </w:r>
-      <w:ins w:id="136" w:author="Tomy Doda" w:date="2026-08-11T11:03:00Z" w16du:dateUtc="2026-08-11T09:03:00Z">
+      <w:ins w:id="119" w:author="Tomy Doda" w:date="2026-08-11T11:03:00Z" w16du:dateUtc="2026-08-11T09:03:00Z">
         <w:r>
           <w:t>e l’</w:t>
         </w:r>
       </w:ins>
-      <w:del w:id="137" w:author="Tomy Doda" w:date="2026-08-11T11:03:00Z" w16du:dateUtc="2026-08-11T09:03:00Z">
+      <w:del w:id="120" w:author="Tomy Doda" w:date="2026-08-11T11:03:00Z" w16du:dateUtc="2026-08-11T09:03:00Z">
         <w:r>
           <w:delText>'</w:delText>
         </w:r>
@@ -1905,7 +1900,7 @@
       <w:r>
         <w:t>épilimnion</w:t>
       </w:r>
-      <w:ins w:id="138" w:author="Tomy Doda" w:date="2026-08-11T11:01:00Z" w16du:dateUtc="2026-08-11T09:01:00Z">
+      <w:ins w:id="121" w:author="Tomy Doda" w:date="2026-08-11T11:01:00Z" w16du:dateUtc="2026-08-11T09:01:00Z">
         <w:r>
           <w:t xml:space="preserve"> </w:t>
         </w:r>
@@ -1914,7 +1909,7 @@
         <m:sSub>
           <m:sSubPr>
             <m:ctrlPr>
-              <w:ins w:id="139" w:author="Tomy Doda" w:date="2026-08-11T11:01:00Z" w16du:dateUtc="2026-08-11T09:01:00Z">
+              <w:ins w:id="122" w:author="Tomy Doda" w:date="2026-08-11T11:01:00Z" w16du:dateUtc="2026-08-11T09:01:00Z">
                 <w:rPr>
                   <w:rFonts w:ascii="Cambria Math" w:hAnsi="Cambria Math"/>
                   <w:i/>
@@ -1924,7 +1919,7 @@
           </m:sSubPr>
           <m:e>
             <m:r>
-              <w:ins w:id="140" w:author="Tomy Doda" w:date="2026-08-11T11:01:00Z" w16du:dateUtc="2026-08-11T09:01:00Z">
+              <w:ins w:id="123" w:author="Tomy Doda" w:date="2026-08-11T11:01:00Z" w16du:dateUtc="2026-08-11T09:01:00Z">
                 <w:rPr>
                   <w:rFonts w:ascii="Cambria Math" w:hAnsi="Cambria Math"/>
                 </w:rPr>
@@ -1934,7 +1929,7 @@
           </m:e>
           <m:sub>
             <m:r>
-              <w:ins w:id="141" w:author="Tomy Doda" w:date="2026-08-11T11:01:00Z" w16du:dateUtc="2026-08-11T09:01:00Z">
+              <w:ins w:id="124" w:author="Tomy Doda" w:date="2026-08-11T11:01:00Z" w16du:dateUtc="2026-08-11T09:01:00Z">
                 <w:rPr>
                   <w:rFonts w:ascii="Cambria Math" w:hAnsi="Cambria Math"/>
                 </w:rPr>
@@ -1944,7 +1939,7 @@
           </m:sub>
         </m:sSub>
         <m:r>
-          <w:ins w:id="142" w:author="Tomy Doda" w:date="2026-08-11T11:01:00Z" w16du:dateUtc="2026-08-11T09:01:00Z">
+          <w:ins w:id="125" w:author="Tomy Doda" w:date="2026-08-11T11:01:00Z" w16du:dateUtc="2026-08-11T09:01:00Z">
             <w:rPr>
               <w:rFonts w:ascii="Cambria Math" w:hAnsi="Cambria Math"/>
             </w:rPr>
@@ -1952,12 +1947,12 @@
           </w:ins>
         </m:r>
       </m:oMath>
-      <w:ins w:id="143" w:author="Tomy Doda" w:date="2026-08-11T11:01:00Z" w16du:dateUtc="2026-08-11T09:01:00Z">
+      <w:ins w:id="126" w:author="Tomy Doda" w:date="2026-08-11T11:01:00Z" w16du:dateUtc="2026-08-11T09:01:00Z">
         <w:r>
           <w:t xml:space="preserve"> </w:t>
         </w:r>
       </w:ins>
-      <w:del w:id="144" w:author="Tomy Doda" w:date="2026-08-11T11:01:00Z" w16du:dateUtc="2026-08-11T09:01:00Z">
+      <w:del w:id="127" w:author="Tomy Doda" w:date="2026-08-11T11:01:00Z" w16du:dateUtc="2026-08-11T09:01:00Z">
         <w:r>
           <w:delText xml:space="preserve"> h_epi(t)</w:delText>
         </w:r>
@@ -1965,12 +1960,12 @@
       <w:r>
         <w:t xml:space="preserve"> </w:t>
       </w:r>
-      <w:ins w:id="145" w:author="Tomy Doda" w:date="2026-08-11T11:08:00Z" w16du:dateUtc="2026-08-11T09:08:00Z">
+      <w:ins w:id="128" w:author="Tomy Doda" w:date="2026-08-11T11:08:00Z" w16du:dateUtc="2026-08-11T09:08:00Z">
         <w:r>
           <w:t>selon les</w:t>
         </w:r>
       </w:ins>
-      <w:ins w:id="146" w:author="Tomy Doda" w:date="2026-08-11T11:04:00Z" w16du:dateUtc="2026-08-11T09:04:00Z">
+      <w:ins w:id="129" w:author="Tomy Doda" w:date="2026-08-11T11:04:00Z" w16du:dateUtc="2026-08-11T09:04:00Z">
         <w:r>
           <w:t xml:space="preserve"> </w:t>
         </w:r>
@@ -1978,32 +1973,32 @@
           <w:t xml:space="preserve">trois scenarios de </w:t>
         </w:r>
       </w:ins>
-      <w:ins w:id="147" w:author="Tomy Doda" w:date="2026-08-11T11:17:00Z" w16du:dateUtc="2026-08-11T09:17:00Z">
+      <w:ins w:id="130" w:author="Tomy Doda" w:date="2026-08-11T11:17:00Z" w16du:dateUtc="2026-08-11T09:17:00Z">
         <w:r>
           <w:t>brassage</w:t>
         </w:r>
       </w:ins>
-      <w:ins w:id="148" w:author="Tomy Doda" w:date="2026-08-11T11:04:00Z" w16du:dateUtc="2026-08-11T09:04:00Z">
+      <w:ins w:id="131" w:author="Tomy Doda" w:date="2026-08-11T11:04:00Z" w16du:dateUtc="2026-08-11T09:04:00Z">
         <w:r>
           <w:t xml:space="preserve"> décrits </w:t>
         </w:r>
       </w:ins>
-      <w:ins w:id="149" w:author="Tomy Doda" w:date="2026-08-11T11:08:00Z" w16du:dateUtc="2026-08-11T09:08:00Z">
+      <w:ins w:id="132" w:author="Tomy Doda" w:date="2026-08-11T11:08:00Z" w16du:dateUtc="2026-08-11T09:08:00Z">
         <w:r>
           <w:t xml:space="preserve">ci-dessous. Les volumes correspondants sont calculés </w:t>
         </w:r>
       </w:ins>
-      <w:ins w:id="150" w:author="Tomy Doda" w:date="2026-08-11T11:04:00Z" w16du:dateUtc="2026-08-11T09:04:00Z">
+      <w:ins w:id="133" w:author="Tomy Doda" w:date="2026-08-11T11:04:00Z" w16du:dateUtc="2026-08-11T09:04:00Z">
         <w:r>
           <w:t xml:space="preserve"> </w:t>
         </w:r>
       </w:ins>
-      <w:ins w:id="151" w:author="Tomy Doda" w:date="2026-08-11T11:08:00Z" w16du:dateUtc="2026-08-11T09:08:00Z">
+      <w:ins w:id="134" w:author="Tomy Doda" w:date="2026-08-11T11:08:00Z" w16du:dateUtc="2026-08-11T09:08:00Z">
         <w:r>
           <w:t xml:space="preserve">à partir de </w:t>
         </w:r>
       </w:ins>
-      <w:del w:id="152" w:author="Tomy Doda" w:date="2026-08-11T11:08:00Z" w16du:dateUtc="2026-08-11T09:08:00Z">
+      <w:del w:id="135" w:author="Tomy Doda" w:date="2026-08-11T11:08:00Z" w16du:dateUtc="2026-08-11T09:08:00Z">
         <w:r>
           <w:delText xml:space="preserve">et </w:delText>
         </w:r>
@@ -2011,12 +2006,12 @@
       <w:r>
         <w:t>la courbe hypsométrique du lac</w:t>
       </w:r>
-      <w:ins w:id="153" w:author="Tomy Doda" w:date="2026-08-11T11:03:00Z" w16du:dateUtc="2026-08-11T09:03:00Z">
+      <w:ins w:id="136" w:author="Tomy Doda" w:date="2026-08-11T11:03:00Z" w16du:dateUtc="2026-08-11T09:03:00Z">
         <w:r>
           <w:t>.</w:t>
         </w:r>
       </w:ins>
-      <w:del w:id="154" w:author="Tomy Doda" w:date="2026-08-11T11:03:00Z" w16du:dateUtc="2026-08-11T09:03:00Z">
+      <w:del w:id="137" w:author="Tomy Doda" w:date="2026-08-11T11:03:00Z" w16du:dateUtc="2026-08-11T09:03:00Z">
         <w:r>
           <w:delText xml:space="preserve"> ;</w:delText>
         </w:r>
@@ -2024,12 +2019,12 @@
       <w:r>
         <w:t xml:space="preserve"> </w:t>
       </w:r>
-      <w:ins w:id="155" w:author="Tomy Doda" w:date="2026-08-11T11:09:00Z" w16du:dateUtc="2026-08-11T09:09:00Z">
+      <w:ins w:id="138" w:author="Tomy Doda" w:date="2026-08-11T11:09:00Z" w16du:dateUtc="2026-08-11T09:09:00Z">
         <w:r>
           <w:t>U</w:t>
         </w:r>
       </w:ins>
-      <w:del w:id="156" w:author="Tomy Doda" w:date="2026-08-11T11:09:00Z" w16du:dateUtc="2026-08-11T09:09:00Z">
+      <w:del w:id="139" w:author="Tomy Doda" w:date="2026-08-11T11:09:00Z" w16du:dateUtc="2026-08-11T09:09:00Z">
         <w:r>
           <w:delText>u</w:delText>
         </w:r>
@@ -2037,7 +2032,7 @@
       <w:r>
         <w:t xml:space="preserve">n approfondissement </w:t>
       </w:r>
-      <w:ins w:id="157" w:author="Tomy Doda" w:date="2026-08-11T11:09:00Z" w16du:dateUtc="2026-08-11T09:09:00Z">
+      <w:ins w:id="140" w:author="Tomy Doda" w:date="2026-08-11T11:09:00Z" w16du:dateUtc="2026-08-11T09:09:00Z">
         <w:r>
           <w:t xml:space="preserve">de l’épilimnion </w:t>
         </w:r>
@@ -2049,7 +2044,7 @@
         <m:sSub>
           <m:sSubPr>
             <m:ctrlPr>
-              <w:ins w:id="158" w:author="Tomy Doda" w:date="2026-08-11T11:13:00Z" w16du:dateUtc="2026-08-11T09:13:00Z">
+              <w:ins w:id="141" w:author="Tomy Doda" w:date="2026-08-11T11:13:00Z" w16du:dateUtc="2026-08-11T09:13:00Z">
                 <w:rPr>
                   <w:rFonts w:ascii="Cambria Math" w:hAnsi="Cambria Math"/>
                   <w:i/>
@@ -2059,7 +2054,7 @@
           </m:sSubPr>
           <m:e>
             <m:r>
-              <w:ins w:id="159" w:author="Tomy Doda" w:date="2026-08-11T11:13:00Z" w16du:dateUtc="2026-08-11T09:13:00Z">
+              <w:ins w:id="142" w:author="Tomy Doda" w:date="2026-08-11T11:13:00Z" w16du:dateUtc="2026-08-11T09:13:00Z">
                 <w:rPr>
                   <w:rFonts w:ascii="Cambria Math" w:hAnsi="Cambria Math"/>
                 </w:rPr>
@@ -2069,7 +2064,7 @@
           </m:e>
           <m:sub>
             <m:r>
-              <w:ins w:id="160" w:author="Tomy Doda" w:date="2026-08-11T11:13:00Z" w16du:dateUtc="2026-08-11T09:13:00Z">
+              <w:ins w:id="143" w:author="Tomy Doda" w:date="2026-08-11T11:13:00Z" w16du:dateUtc="2026-08-11T09:13:00Z">
                 <w:rPr>
                   <w:rFonts w:ascii="Cambria Math" w:hAnsi="Cambria Math"/>
                 </w:rPr>
@@ -2079,7 +2074,7 @@
           </m:sub>
         </m:sSub>
       </m:oMath>
-      <w:del w:id="161" w:author="Tomy Doda" w:date="2026-08-11T11:13:00Z" w16du:dateUtc="2026-08-11T09:13:00Z">
+      <w:del w:id="144" w:author="Tomy Doda" w:date="2026-08-11T11:13:00Z" w16du:dateUtc="2026-08-11T09:13:00Z">
         <w:r>
           <w:delText xml:space="preserve">M_mix,epi </w:delText>
         </w:r>
@@ -2087,12 +2082,12 @@
       <w:r>
         <w:t>de l'hypolimnion vers l'épilimnion (et inversement)</w:t>
       </w:r>
-      <w:ins w:id="162" w:author="Tomy Doda" w:date="2026-08-11T11:14:00Z" w16du:dateUtc="2026-08-11T09:14:00Z">
+      <w:ins w:id="145" w:author="Tomy Doda" w:date="2026-08-11T11:14:00Z" w16du:dateUtc="2026-08-11T09:14:00Z">
         <w:r>
           <w:t>.</w:t>
         </w:r>
       </w:ins>
-      <w:del w:id="163" w:author="Tomy Doda" w:date="2026-08-11T11:14:00Z" w16du:dateUtc="2026-08-11T09:14:00Z">
+      <w:del w:id="146" w:author="Tomy Doda" w:date="2026-08-11T11:14:00Z" w16du:dateUtc="2026-08-11T09:14:00Z">
         <w:r>
           <w:delText>,</w:delText>
         </w:r>
@@ -2100,7 +2095,7 @@
       <w:r>
         <w:t xml:space="preserve"> </w:t>
       </w:r>
-      <w:ins w:id="164" w:author="Tomy Doda" w:date="2026-08-11T11:14:00Z" w16du:dateUtc="2026-08-11T09:14:00Z">
+      <w:ins w:id="147" w:author="Tomy Doda" w:date="2026-08-11T11:14:00Z" w16du:dateUtc="2026-08-11T09:14:00Z">
         <w:r>
           <w:t xml:space="preserve">Ce flux de mélange est appliqué après </w:t>
         </w:r>
@@ -2108,17 +2103,17 @@
       <w:r>
         <w:t xml:space="preserve">la </w:t>
       </w:r>
-      <w:del w:id="165" w:author="Tomy Doda" w:date="2026-08-11T11:15:00Z" w16du:dateUtc="2026-08-11T09:15:00Z">
+      <w:del w:id="148" w:author="Tomy Doda" w:date="2026-08-11T11:15:00Z" w16du:dateUtc="2026-08-11T09:15:00Z">
         <w:r>
           <w:delText>diffusion étant appliquée avant le mélange</w:delText>
         </w:r>
       </w:del>
-      <w:ins w:id="166" w:author="Tomy Doda" w:date="2026-08-11T11:15:00Z" w16du:dateUtc="2026-08-11T09:15:00Z">
+      <w:ins w:id="149" w:author="Tomy Doda" w:date="2026-08-11T11:15:00Z" w16du:dateUtc="2026-08-11T09:15:00Z">
         <w:r>
           <w:t>dilution des couches</w:t>
         </w:r>
       </w:ins>
-      <w:ins w:id="167" w:author="Tomy Doda" w:date="2026-08-11T11:16:00Z" w16du:dateUtc="2026-08-11T09:16:00Z">
+      <w:ins w:id="150" w:author="Tomy Doda" w:date="2026-08-11T11:16:00Z" w16du:dateUtc="2026-08-11T09:16:00Z">
         <w:r>
           <w:t xml:space="preserve"> par les flux advectifs</w:t>
         </w:r>
@@ -2132,10 +2127,10 @@
         <w:spacing w:before="70" w:after="35"/>
         <w:jc w:val="center"/>
         <w:rPr>
-          <w:ins w:id="168" w:author="Tomy Doda" w:date="2026-08-10T19:33:00Z" w16du:dateUtc="2026-08-10T17:33:00Z"/>
-        </w:rPr>
-      </w:pPr>
-      <w:del w:id="169" w:author="Tomy Doda" w:date="2026-08-10T19:33:00Z" w16du:dateUtc="2026-08-10T17:33:00Z">
+          <w:ins w:id="151" w:author="Tomy Doda" w:date="2026-08-10T19:33:00Z" w16du:dateUtc="2026-08-10T17:33:00Z"/>
+        </w:rPr>
+      </w:pPr>
+      <w:del w:id="152" w:author="Tomy Doda" w:date="2026-08-10T19:33:00Z" w16du:dateUtc="2026-08-10T17:33:00Z">
         <w:r>
           <w:rPr>
             <w:noProof/>
@@ -2186,11 +2181,12 @@
         <w:spacing w:before="70" w:after="35"/>
         <w:jc w:val="center"/>
       </w:pPr>
-      <w:ins w:id="170" w:author="Tomy Doda" w:date="2026-08-10T19:33:00Z" w16du:dateUtc="2026-08-10T17:33:00Z">
+      <w:ins w:id="153" w:author="Tomy Doda" w:date="2026-08-10T19:33:00Z" w16du:dateUtc="2026-08-10T17:33:00Z">
         <w:r>
           <w:rPr>
             <w:noProof/>
           </w:rPr>
+          <w:lastRenderedPageBreak/>
           <w:drawing>
             <wp:inline distT="0" distB="0" distL="0" distR="0" wp14:anchorId="39494BD3" wp14:editId="7FAEBC96">
               <wp:extent cx="3953786" cy="1314736"/>
@@ -2257,7 +2253,8 @@
         </w:rPr>
         <w:t xml:space="preserve">Figure 3 — </w:t>
       </w:r>
-      <w:commentRangeStart w:id="171"/>
+      <w:commentRangeStart w:id="154"/>
+      <w:commentRangeStart w:id="155"/>
       <w:r>
         <w:rPr>
           <w:i/>
@@ -2268,7 +2265,7 @@
         </w:rPr>
         <w:t>Distribution de la profondeur de plongée</w:t>
       </w:r>
-      <w:commentRangeEnd w:id="171"/>
+      <w:commentRangeEnd w:id="154"/>
       <w:r>
         <w:rPr>
           <w:rStyle w:val="CommentReference"/>
@@ -2276,7 +2273,17 @@
           <w:iCs/>
           <w:color w:val="555555"/>
         </w:rPr>
-        <w:commentReference w:id="171"/>
+        <w:commentReference w:id="154"/>
+      </w:r>
+      <w:commentRangeEnd w:id="155"/>
+      <w:r>
+        <w:rPr>
+          <w:rStyle w:val="CommentReference"/>
+          <w:i/>
+          <w:iCs/>
+          <w:color w:val="555555"/>
+        </w:rPr>
+        <w:commentReference w:id="155"/>
       </w:r>
       <w:r>
         <w:rPr>
@@ -2288,7 +2295,7 @@
         </w:rPr>
         <w:t xml:space="preserve"> du panache du Rhône, utilisée pour </w:t>
       </w:r>
-      <w:del w:id="172" w:author="Tomy Doda" w:date="2026-08-10T19:43:00Z" w16du:dateUtc="2026-08-10T17:43:00Z">
+      <w:del w:id="156" w:author="Tomy Doda" w:date="2026-08-10T19:43:00Z" w16du:dateUtc="2026-08-10T17:43:00Z">
         <w:r>
           <w:rPr>
             <w:i/>
@@ -2300,7 +2307,7 @@
           <w:delText>répartir Q_epi/Q_hypo</w:delText>
         </w:r>
       </w:del>
-      <w:ins w:id="173" w:author="Tomy Doda" w:date="2026-08-10T19:43:00Z" w16du:dateUtc="2026-08-10T17:43:00Z">
+      <w:ins w:id="157" w:author="Tomy Doda" w:date="2026-08-10T19:43:00Z" w16du:dateUtc="2026-08-10T17:43:00Z">
         <w:r>
           <w:rPr>
             <w:i/>
@@ -2314,7 +2321,7 @@
       </w:ins>
       <m:oMath>
         <m:r>
-          <w:ins w:id="174" w:author="Tomy Doda" w:date="2026-08-10T19:44:00Z" w16du:dateUtc="2026-08-10T17:44:00Z">
+          <w:ins w:id="158" w:author="Tomy Doda" w:date="2026-08-10T19:44:00Z" w16du:dateUtc="2026-08-10T17:44:00Z">
             <w:rPr>
               <w:rFonts w:ascii="Cambria Math" w:hAnsi="Cambria Math"/>
               <w:color w:val="555555"/>
@@ -2327,7 +2334,7 @@
         <m:sSub>
           <m:sSubPr>
             <m:ctrlPr>
-              <w:ins w:id="175" w:author="Tomy Doda" w:date="2026-08-10T19:44:00Z" w16du:dateUtc="2026-08-10T17:44:00Z">
+              <w:ins w:id="159" w:author="Tomy Doda" w:date="2026-08-10T19:44:00Z" w16du:dateUtc="2026-08-10T17:44:00Z">
                 <w:rPr>
                   <w:rFonts w:ascii="Cambria Math" w:hAnsi="Cambria Math"/>
                   <w:i/>
@@ -2341,7 +2348,7 @@
           </m:sSubPr>
           <m:e>
             <m:r>
-              <w:ins w:id="176" w:author="Tomy Doda" w:date="2026-08-10T19:44:00Z" w16du:dateUtc="2026-08-10T17:44:00Z">
+              <w:ins w:id="160" w:author="Tomy Doda" w:date="2026-08-10T19:44:00Z" w16du:dateUtc="2026-08-10T17:44:00Z">
                 <w:rPr>
                   <w:rFonts w:ascii="Cambria Math" w:hAnsi="Cambria Math"/>
                   <w:color w:val="555555"/>
@@ -2354,7 +2361,7 @@
           </m:e>
           <m:sub>
             <m:r>
-              <w:ins w:id="177" w:author="Tomy Doda" w:date="2026-08-10T19:44:00Z" w16du:dateUtc="2026-08-10T17:44:00Z">
+              <w:ins w:id="161" w:author="Tomy Doda" w:date="2026-08-10T19:44:00Z" w16du:dateUtc="2026-08-10T17:44:00Z">
                 <w:rPr>
                   <w:rFonts w:ascii="Cambria Math" w:hAnsi="Cambria Math"/>
                   <w:color w:val="555555"/>
@@ -2367,7 +2374,7 @@
           </m:sub>
         </m:sSub>
         <m:r>
-          <w:ins w:id="178" w:author="Tomy Doda" w:date="2026-08-10T19:44:00Z" w16du:dateUtc="2026-08-10T17:44:00Z">
+          <w:ins w:id="162" w:author="Tomy Doda" w:date="2026-08-10T19:44:00Z" w16du:dateUtc="2026-08-10T17:44:00Z">
             <w:rPr>
               <w:rFonts w:ascii="Cambria Math" w:hAnsi="Cambria Math"/>
               <w:color w:val="555555"/>
@@ -2380,7 +2387,7 @@
         <m:sSub>
           <m:sSubPr>
             <m:ctrlPr>
-              <w:ins w:id="179" w:author="Tomy Doda" w:date="2026-08-10T19:44:00Z" w16du:dateUtc="2026-08-10T17:44:00Z">
+              <w:ins w:id="163" w:author="Tomy Doda" w:date="2026-08-10T19:44:00Z" w16du:dateUtc="2026-08-10T17:44:00Z">
                 <w:rPr>
                   <w:rFonts w:ascii="Cambria Math" w:hAnsi="Cambria Math"/>
                   <w:i/>
@@ -2394,7 +2401,7 @@
           </m:sSubPr>
           <m:e>
             <m:r>
-              <w:ins w:id="180" w:author="Tomy Doda" w:date="2026-08-10T19:44:00Z" w16du:dateUtc="2026-08-10T17:44:00Z">
+              <w:ins w:id="164" w:author="Tomy Doda" w:date="2026-08-10T19:44:00Z" w16du:dateUtc="2026-08-10T17:44:00Z">
                 <w:rPr>
                   <w:rFonts w:ascii="Cambria Math" w:hAnsi="Cambria Math"/>
                   <w:color w:val="555555"/>
@@ -2407,7 +2414,7 @@
           </m:e>
           <m:sub>
             <m:r>
-              <w:ins w:id="181" w:author="Tomy Doda" w:date="2026-08-10T19:44:00Z" w16du:dateUtc="2026-08-10T17:44:00Z">
+              <w:ins w:id="165" w:author="Tomy Doda" w:date="2026-08-10T19:44:00Z" w16du:dateUtc="2026-08-10T17:44:00Z">
                 <w:rPr>
                   <w:rFonts w:ascii="Cambria Math" w:hAnsi="Cambria Math"/>
                   <w:color w:val="555555"/>
@@ -2436,10 +2443,10 @@
         <w:spacing w:after="100"/>
         <w:jc w:val="both"/>
         <w:rPr>
-          <w:ins w:id="182" w:author="Tomy Doda" w:date="2026-08-11T16:50:00Z" w16du:dateUtc="2026-08-11T14:50:00Z"/>
-        </w:rPr>
-      </w:pPr>
-      <w:ins w:id="183" w:author="Tomy Doda" w:date="2026-08-11T16:31:00Z" w16du:dateUtc="2026-08-11T14:31:00Z">
+          <w:ins w:id="166" w:author="Tomy Doda" w:date="2026-08-11T16:50:00Z" w16du:dateUtc="2026-08-11T14:50:00Z"/>
+        </w:rPr>
+      </w:pPr>
+      <w:ins w:id="167" w:author="Tomy Doda" w:date="2026-08-11T16:31:00Z" w16du:dateUtc="2026-08-11T14:31:00Z">
         <w:r>
           <w:t xml:space="preserve">L’évolution de </w:t>
         </w:r>
@@ -2448,7 +2455,7 @@
         <m:sSub>
           <m:sSubPr>
             <m:ctrlPr>
-              <w:ins w:id="184" w:author="Tomy Doda" w:date="2026-08-11T16:31:00Z" w16du:dateUtc="2026-08-11T14:31:00Z">
+              <w:ins w:id="168" w:author="Tomy Doda" w:date="2026-08-11T16:31:00Z" w16du:dateUtc="2026-08-11T14:31:00Z">
                 <w:rPr>
                   <w:rFonts w:ascii="Cambria Math" w:hAnsi="Cambria Math"/>
                   <w:i/>
@@ -2458,7 +2465,7 @@
           </m:sSubPr>
           <m:e>
             <m:r>
-              <w:ins w:id="185" w:author="Tomy Doda" w:date="2026-08-11T16:31:00Z" w16du:dateUtc="2026-08-11T14:31:00Z">
+              <w:ins w:id="169" w:author="Tomy Doda" w:date="2026-08-11T16:31:00Z" w16du:dateUtc="2026-08-11T14:31:00Z">
                 <w:rPr>
                   <w:rFonts w:ascii="Cambria Math" w:hAnsi="Cambria Math"/>
                 </w:rPr>
@@ -2468,7 +2475,7 @@
           </m:e>
           <m:sub>
             <m:r>
-              <w:ins w:id="186" w:author="Tomy Doda" w:date="2026-08-11T16:31:00Z" w16du:dateUtc="2026-08-11T14:31:00Z">
+              <w:ins w:id="170" w:author="Tomy Doda" w:date="2026-08-11T16:31:00Z" w16du:dateUtc="2026-08-11T14:31:00Z">
                 <w:rPr>
                   <w:rFonts w:ascii="Cambria Math" w:hAnsi="Cambria Math"/>
                 </w:rPr>
@@ -2478,7 +2485,7 @@
           </m:sub>
         </m:sSub>
         <m:r>
-          <w:ins w:id="187" w:author="Tomy Doda" w:date="2026-08-11T16:31:00Z" w16du:dateUtc="2026-08-11T14:31:00Z">
+          <w:ins w:id="171" w:author="Tomy Doda" w:date="2026-08-11T16:31:00Z" w16du:dateUtc="2026-08-11T14:31:00Z">
             <w:rPr>
               <w:rFonts w:ascii="Cambria Math" w:hAnsi="Cambria Math"/>
             </w:rPr>
@@ -2486,17 +2493,17 @@
           </w:ins>
         </m:r>
       </m:oMath>
-      <w:ins w:id="188" w:author="Tomy Doda" w:date="2026-08-11T16:31:00Z" w16du:dateUtc="2026-08-11T14:31:00Z">
+      <w:ins w:id="172" w:author="Tomy Doda" w:date="2026-08-11T16:31:00Z" w16du:dateUtc="2026-08-11T14:31:00Z">
         <w:r>
           <w:t xml:space="preserve"> est simulée avec </w:t>
         </w:r>
       </w:ins>
-      <w:del w:id="189" w:author="Tomy Doda" w:date="2026-08-11T16:31:00Z" w16du:dateUtc="2026-08-11T14:31:00Z">
+      <w:del w:id="173" w:author="Tomy Doda" w:date="2026-08-11T16:31:00Z" w16du:dateUtc="2026-08-11T14:31:00Z">
         <w:r>
           <w:delText>T</w:delText>
         </w:r>
       </w:del>
-      <w:ins w:id="190" w:author="Tomy Doda" w:date="2026-08-11T16:31:00Z" w16du:dateUtc="2026-08-11T14:31:00Z">
+      <w:ins w:id="174" w:author="Tomy Doda" w:date="2026-08-11T16:31:00Z" w16du:dateUtc="2026-08-11T14:31:00Z">
         <w:r>
           <w:t>t</w:t>
         </w:r>
@@ -2504,27 +2511,27 @@
       <w:r>
         <w:t xml:space="preserve">rois scénarios de </w:t>
       </w:r>
-      <w:del w:id="191" w:author="Tomy Doda" w:date="2026-08-11T11:17:00Z" w16du:dateUtc="2026-08-11T09:17:00Z">
+      <w:del w:id="175" w:author="Tomy Doda" w:date="2026-08-11T11:17:00Z" w16du:dateUtc="2026-08-11T09:17:00Z">
         <w:r>
           <w:delText>h_epi(t)</w:delText>
         </w:r>
       </w:del>
-      <w:ins w:id="192" w:author="Tomy Doda" w:date="2026-08-11T11:17:00Z" w16du:dateUtc="2026-08-11T09:17:00Z">
+      <w:ins w:id="176" w:author="Tomy Doda" w:date="2026-08-11T11:17:00Z" w16du:dateUtc="2026-08-11T09:17:00Z">
         <w:r>
           <w:t>brassage</w:t>
         </w:r>
       </w:ins>
-      <w:ins w:id="193" w:author="Tomy Doda" w:date="2026-08-11T16:32:00Z" w16du:dateUtc="2026-08-11T14:32:00Z">
+      <w:ins w:id="177" w:author="Tomy Doda" w:date="2026-08-11T16:32:00Z" w16du:dateUtc="2026-08-11T14:32:00Z">
         <w:r>
           <w:t xml:space="preserve"> </w:t>
         </w:r>
       </w:ins>
-      <w:del w:id="194" w:author="Tomy Doda" w:date="2026-08-11T16:31:00Z" w16du:dateUtc="2026-08-11T14:31:00Z">
+      <w:del w:id="178" w:author="Tomy Doda" w:date="2026-08-11T16:31:00Z" w16du:dateUtc="2026-08-11T14:31:00Z">
         <w:r>
           <w:delText xml:space="preserve"> sont </w:delText>
         </w:r>
       </w:del>
-      <w:del w:id="195" w:author="Tomy Doda" w:date="2026-08-11T11:17:00Z" w16du:dateUtc="2026-08-11T09:17:00Z">
+      <w:del w:id="179" w:author="Tomy Doda" w:date="2026-08-11T11:17:00Z" w16du:dateUtc="2026-08-11T09:17:00Z">
         <w:r>
           <w:delText xml:space="preserve">possibles </w:delText>
         </w:r>
@@ -2532,12 +2539,12 @@
       <w:r>
         <w:t xml:space="preserve">: </w:t>
       </w:r>
-      <w:ins w:id="196" w:author="Tomy Doda" w:date="2026-08-11T11:17:00Z" w16du:dateUtc="2026-08-11T09:17:00Z">
+      <w:ins w:id="180" w:author="Tomy Doda" w:date="2026-08-11T11:17:00Z" w16du:dateUtc="2026-08-11T09:17:00Z">
         <w:r>
           <w:t xml:space="preserve">aucun brassage </w:t>
         </w:r>
       </w:ins>
-      <w:del w:id="197" w:author="Tomy Doda" w:date="2026-08-11T11:18:00Z" w16du:dateUtc="2026-08-11T09:18:00Z">
+      <w:del w:id="181" w:author="Tomy Doda" w:date="2026-08-11T11:18:00Z" w16du:dateUtc="2026-08-11T09:18:00Z">
         <w:r>
           <w:delText>profondeur constante (aucun brassage)</w:delText>
         </w:r>
@@ -2545,7 +2552,7 @@
       <w:r>
         <w:t>, brassage périodique</w:t>
       </w:r>
-      <w:ins w:id="198" w:author="Tomy Doda" w:date="2026-08-11T11:18:00Z" w16du:dateUtc="2026-08-11T09:18:00Z">
+      <w:ins w:id="182" w:author="Tomy Doda" w:date="2026-08-11T11:18:00Z" w16du:dateUtc="2026-08-11T09:18:00Z">
         <w:r>
           <w:t xml:space="preserve"> tous les 10 ans</w:t>
         </w:r>
@@ -2553,33 +2560,45 @@
       <w:r>
         <w:t xml:space="preserve">, ou brassage stochastique tiré de la statistique historique. </w:t>
       </w:r>
-      <w:del w:id="199" w:author="Tomy Doda" w:date="2026-08-11T11:18:00Z" w16du:dateUtc="2026-08-11T09:18:00Z">
+      <w:del w:id="183" w:author="Tomy Doda" w:date="2026-08-11T11:18:00Z" w16du:dateUtc="2026-08-11T09:18:00Z">
         <w:r>
           <w:delText>Les deux derniers sont présentés ci-dessous.</w:delText>
         </w:r>
       </w:del>
-      <w:ins w:id="200" w:author="Tomy Doda" w:date="2026-08-11T16:26:00Z" w16du:dateUtc="2026-08-11T14:26:00Z">
+      <w:ins w:id="184" w:author="Tomy Doda" w:date="2026-08-11T16:26:00Z" w16du:dateUtc="2026-08-11T14:26:00Z">
         <w:r>
           <w:t xml:space="preserve"> Ces scénarios sont générés à partir de la série observée des profondeurs annuelles de brassage profond du Léman sur la période 1994–2024 (n = 31 ans, </w:t>
         </w:r>
-        <w:commentRangeStart w:id="201"/>
+        <w:commentRangeStart w:id="185"/>
+        <w:commentRangeStart w:id="186"/>
         <w:r>
           <w:t>source CIPE</w:t>
         </w:r>
-        <w:commentRangeEnd w:id="201"/>
+        <w:commentRangeEnd w:id="185"/>
         <w:r>
           <w:rPr>
             <w:rStyle w:val="CommentReference"/>
             <w:sz w:val="20"/>
             <w:szCs w:val="20"/>
           </w:rPr>
-          <w:commentReference w:id="201"/>
-        </w:r>
+          <w:commentReference w:id="185"/>
+        </w:r>
+      </w:ins>
+      <w:commentRangeEnd w:id="186"/>
+      <w:r>
+        <w:rPr>
+          <w:rStyle w:val="CommentReference"/>
+          <w:sz w:val="20"/>
+          <w:szCs w:val="20"/>
+        </w:rPr>
+        <w:commentReference w:id="186"/>
+      </w:r>
+      <w:ins w:id="187" w:author="Tomy Doda" w:date="2026-08-11T16:26:00Z" w16du:dateUtc="2026-08-11T14:26:00Z">
         <w:r>
           <w:t>L)</w:t>
         </w:r>
       </w:ins>
-      <w:ins w:id="202" w:author="Tomy Doda" w:date="2026-08-11T16:27:00Z" w16du:dateUtc="2026-08-11T14:27:00Z">
+      <w:ins w:id="188" w:author="Tomy Doda" w:date="2026-08-11T16:27:00Z" w16du:dateUtc="2026-08-11T14:27:00Z">
         <w:r>
           <w:t xml:space="preserve">. </w:t>
         </w:r>
@@ -2590,30 +2609,30 @@
         <w:spacing w:after="100"/>
         <w:jc w:val="both"/>
         <w:rPr>
-          <w:ins w:id="203" w:author="Tomy Doda" w:date="2026-08-11T16:50:00Z" w16du:dateUtc="2026-08-11T14:50:00Z"/>
-        </w:rPr>
-      </w:pPr>
-      <w:ins w:id="204" w:author="Tomy Doda" w:date="2026-08-11T16:30:00Z" w16du:dateUtc="2026-08-11T14:30:00Z">
+          <w:ins w:id="189" w:author="Tomy Doda" w:date="2026-08-11T16:50:00Z" w16du:dateUtc="2026-08-11T14:50:00Z"/>
+        </w:rPr>
+      </w:pPr>
+      <w:ins w:id="190" w:author="Tomy Doda" w:date="2026-08-11T16:30:00Z" w16du:dateUtc="2026-08-11T14:30:00Z">
         <w:r>
           <w:t>Dans le</w:t>
         </w:r>
       </w:ins>
-      <w:ins w:id="205" w:author="Tomy Doda" w:date="2026-08-11T16:27:00Z" w16du:dateUtc="2026-08-11T14:27:00Z">
+      <w:ins w:id="191" w:author="Tomy Doda" w:date="2026-08-11T16:27:00Z" w16du:dateUtc="2026-08-11T14:27:00Z">
         <w:r>
           <w:t xml:space="preserve"> scénario</w:t>
         </w:r>
       </w:ins>
-      <w:ins w:id="206" w:author="Tomy Doda" w:date="2026-08-11T16:28:00Z" w16du:dateUtc="2026-08-11T14:28:00Z">
+      <w:ins w:id="192" w:author="Tomy Doda" w:date="2026-08-11T16:28:00Z" w16du:dateUtc="2026-08-11T14:28:00Z">
         <w:r>
           <w:t xml:space="preserve"> sans brassage</w:t>
         </w:r>
       </w:ins>
-      <w:ins w:id="207" w:author="Tomy Doda" w:date="2026-08-11T16:30:00Z" w16du:dateUtc="2026-08-11T14:30:00Z">
+      <w:ins w:id="193" w:author="Tomy Doda" w:date="2026-08-11T16:30:00Z" w16du:dateUtc="2026-08-11T14:30:00Z">
         <w:r>
           <w:t>,</w:t>
         </w:r>
       </w:ins>
-      <w:ins w:id="208" w:author="Tomy Doda" w:date="2026-08-11T16:28:00Z" w16du:dateUtc="2026-08-11T14:28:00Z">
+      <w:ins w:id="194" w:author="Tomy Doda" w:date="2026-08-11T16:28:00Z" w16du:dateUtc="2026-08-11T14:28:00Z">
         <w:r>
           <w:t xml:space="preserve"> </w:t>
         </w:r>
@@ -2622,7 +2641,7 @@
         <m:sSub>
           <m:sSubPr>
             <m:ctrlPr>
-              <w:ins w:id="209" w:author="Tomy Doda" w:date="2026-08-11T16:30:00Z" w16du:dateUtc="2026-08-11T14:30:00Z">
+              <w:ins w:id="195" w:author="Tomy Doda" w:date="2026-08-11T16:30:00Z" w16du:dateUtc="2026-08-11T14:30:00Z">
                 <w:rPr>
                   <w:rFonts w:ascii="Cambria Math" w:hAnsi="Cambria Math"/>
                   <w:i/>
@@ -2632,7 +2651,7 @@
           </m:sSubPr>
           <m:e>
             <m:r>
-              <w:ins w:id="210" w:author="Tomy Doda" w:date="2026-08-11T16:30:00Z" w16du:dateUtc="2026-08-11T14:30:00Z">
+              <w:ins w:id="196" w:author="Tomy Doda" w:date="2026-08-11T16:30:00Z" w16du:dateUtc="2026-08-11T14:30:00Z">
                 <w:rPr>
                   <w:rFonts w:ascii="Cambria Math" w:hAnsi="Cambria Math"/>
                 </w:rPr>
@@ -2642,7 +2661,7 @@
           </m:e>
           <m:sub>
             <m:r>
-              <w:ins w:id="211" w:author="Tomy Doda" w:date="2026-08-11T16:30:00Z" w16du:dateUtc="2026-08-11T14:30:00Z">
+              <w:ins w:id="197" w:author="Tomy Doda" w:date="2026-08-11T16:30:00Z" w16du:dateUtc="2026-08-11T14:30:00Z">
                 <w:rPr>
                   <w:rFonts w:ascii="Cambria Math" w:hAnsi="Cambria Math"/>
                 </w:rPr>
@@ -2652,27 +2671,27 @@
           </m:sub>
         </m:sSub>
       </m:oMath>
-      <w:ins w:id="212" w:author="Tomy Doda" w:date="2026-08-11T16:30:00Z" w16du:dateUtc="2026-08-11T14:30:00Z">
+      <w:ins w:id="198" w:author="Tomy Doda" w:date="2026-08-11T16:30:00Z" w16du:dateUtc="2026-08-11T14:30:00Z">
         <w:r>
           <w:t xml:space="preserve"> est constant et</w:t>
         </w:r>
       </w:ins>
-      <w:ins w:id="213" w:author="Tomy Doda" w:date="2026-08-11T16:31:00Z" w16du:dateUtc="2026-08-11T14:31:00Z">
+      <w:ins w:id="199" w:author="Tomy Doda" w:date="2026-08-11T16:31:00Z" w16du:dateUtc="2026-08-11T14:31:00Z">
         <w:r>
           <w:t xml:space="preserve"> égal à </w:t>
         </w:r>
       </w:ins>
-      <w:ins w:id="214" w:author="Tomy Doda" w:date="2026-08-11T16:28:00Z" w16du:dateUtc="2026-08-11T14:28:00Z">
+      <w:ins w:id="200" w:author="Tomy Doda" w:date="2026-08-11T16:28:00Z" w16du:dateUtc="2026-08-11T14:28:00Z">
         <w:r>
           <w:t>la profondeur de brassage moyenne</w:t>
         </w:r>
       </w:ins>
-      <w:ins w:id="215" w:author="Tomy Doda" w:date="2026-08-11T16:32:00Z" w16du:dateUtc="2026-08-11T14:32:00Z">
+      <w:ins w:id="201" w:author="Tomy Doda" w:date="2026-08-11T16:32:00Z" w16du:dateUtc="2026-08-11T14:32:00Z">
         <w:r>
           <w:t xml:space="preserve"> de la série d’observations</w:t>
         </w:r>
       </w:ins>
-      <w:ins w:id="216" w:author="Tomy Doda" w:date="2026-08-11T16:28:00Z" w16du:dateUtc="2026-08-11T14:28:00Z">
+      <w:ins w:id="202" w:author="Tomy Doda" w:date="2026-08-11T16:28:00Z" w16du:dateUtc="2026-08-11T14:28:00Z">
         <w:r>
           <w:t xml:space="preserve"> </w:t>
         </w:r>
@@ -2681,7 +2700,7 @@
         <m:sSub>
           <m:sSubPr>
             <m:ctrlPr>
-              <w:ins w:id="217" w:author="Tomy Doda" w:date="2026-08-11T16:29:00Z" w16du:dateUtc="2026-08-11T14:29:00Z">
+              <w:ins w:id="203" w:author="Tomy Doda" w:date="2026-08-11T16:29:00Z" w16du:dateUtc="2026-08-11T14:29:00Z">
                 <w:rPr>
                   <w:rFonts w:ascii="Cambria Math" w:hAnsi="Cambria Math"/>
                   <w:i/>
@@ -2691,7 +2710,7 @@
           </m:sSubPr>
           <m:e>
             <m:r>
-              <w:ins w:id="218" w:author="Tomy Doda" w:date="2026-08-11T16:29:00Z" w16du:dateUtc="2026-08-11T14:29:00Z">
+              <w:ins w:id="204" w:author="Tomy Doda" w:date="2026-08-11T16:29:00Z" w16du:dateUtc="2026-08-11T14:29:00Z">
                 <w:rPr>
                   <w:rFonts w:ascii="Cambria Math" w:hAnsi="Cambria Math"/>
                 </w:rPr>
@@ -2701,7 +2720,7 @@
           </m:e>
           <m:sub>
             <m:r>
-              <w:ins w:id="219" w:author="Tomy Doda" w:date="2026-08-11T16:29:00Z" w16du:dateUtc="2026-08-11T14:29:00Z">
+              <w:ins w:id="205" w:author="Tomy Doda" w:date="2026-08-11T16:29:00Z" w16du:dateUtc="2026-08-11T14:29:00Z">
                 <w:rPr>
                   <w:rFonts w:ascii="Cambria Math" w:hAnsi="Cambria Math"/>
                 </w:rPr>
@@ -2711,7 +2730,7 @@
           </m:sub>
         </m:sSub>
         <m:r>
-          <w:ins w:id="220" w:author="Tomy Doda" w:date="2026-08-11T16:29:00Z" w16du:dateUtc="2026-08-11T14:29:00Z">
+          <w:ins w:id="206" w:author="Tomy Doda" w:date="2026-08-11T16:29:00Z" w16du:dateUtc="2026-08-11T14:29:00Z">
             <w:rPr>
               <w:rFonts w:ascii="Cambria Math" w:hAnsi="Cambria Math"/>
             </w:rPr>
@@ -2719,17 +2738,17 @@
           </w:ins>
         </m:r>
       </m:oMath>
-      <w:ins w:id="221" w:author="Tomy Doda" w:date="2026-08-11T16:29:00Z" w16du:dateUtc="2026-08-11T14:29:00Z">
+      <w:ins w:id="207" w:author="Tomy Doda" w:date="2026-08-11T16:29:00Z" w16du:dateUtc="2026-08-11T14:29:00Z">
         <w:r>
           <w:t xml:space="preserve"> m</w:t>
         </w:r>
       </w:ins>
-      <w:ins w:id="222" w:author="Tomy Doda" w:date="2026-08-11T16:30:00Z" w16du:dateUtc="2026-08-11T14:30:00Z">
+      <w:ins w:id="208" w:author="Tomy Doda" w:date="2026-08-11T16:30:00Z" w16du:dateUtc="2026-08-11T14:30:00Z">
         <w:r>
           <w:t>.</w:t>
         </w:r>
       </w:ins>
-      <w:ins w:id="223" w:author="Tomy Doda" w:date="2026-08-11T16:32:00Z" w16du:dateUtc="2026-08-11T14:32:00Z">
+      <w:ins w:id="209" w:author="Tomy Doda" w:date="2026-08-11T16:32:00Z" w16du:dateUtc="2026-08-11T14:32:00Z">
         <w:r>
           <w:t xml:space="preserve"> </w:t>
         </w:r>
@@ -2740,7 +2759,7 @@
         <w:spacing w:after="100"/>
         <w:jc w:val="both"/>
       </w:pPr>
-      <w:ins w:id="224" w:author="Tomy Doda" w:date="2026-08-11T16:32:00Z" w16du:dateUtc="2026-08-11T14:32:00Z">
+      <w:ins w:id="210" w:author="Tomy Doda" w:date="2026-08-11T16:32:00Z" w16du:dateUtc="2026-08-11T14:32:00Z">
         <w:r>
           <w:t>Dans le scénario</w:t>
         </w:r>
@@ -2752,7 +2771,7 @@
         <m:sSub>
           <m:sSubPr>
             <m:ctrlPr>
-              <w:ins w:id="225" w:author="Tomy Doda" w:date="2026-08-11T16:46:00Z" w16du:dateUtc="2026-08-11T14:46:00Z">
+              <w:ins w:id="211" w:author="Tomy Doda" w:date="2026-08-11T16:46:00Z" w16du:dateUtc="2026-08-11T14:46:00Z">
                 <w:rPr>
                   <w:rFonts w:ascii="Cambria Math" w:hAnsi="Cambria Math"/>
                   <w:i/>
@@ -2762,7 +2781,7 @@
           </m:sSubPr>
           <m:e>
             <m:r>
-              <w:ins w:id="226" w:author="Tomy Doda" w:date="2026-08-11T16:46:00Z" w16du:dateUtc="2026-08-11T14:46:00Z">
+              <w:ins w:id="212" w:author="Tomy Doda" w:date="2026-08-11T16:46:00Z" w16du:dateUtc="2026-08-11T14:46:00Z">
                 <w:rPr>
                   <w:rFonts w:ascii="Cambria Math" w:hAnsi="Cambria Math"/>
                 </w:rPr>
@@ -2772,7 +2791,7 @@
           </m:e>
           <m:sub>
             <m:r>
-              <w:ins w:id="227" w:author="Tomy Doda" w:date="2026-08-11T16:46:00Z" w16du:dateUtc="2026-08-11T14:46:00Z">
+              <w:ins w:id="213" w:author="Tomy Doda" w:date="2026-08-11T16:46:00Z" w16du:dateUtc="2026-08-11T14:46:00Z">
                 <w:rPr>
                   <w:rFonts w:ascii="Cambria Math" w:hAnsi="Cambria Math"/>
                 </w:rPr>
@@ -2782,7 +2801,7 @@
           </m:sub>
         </m:sSub>
       </m:oMath>
-      <w:ins w:id="228" w:author="Tomy Doda" w:date="2026-08-11T16:46:00Z" w16du:dateUtc="2026-08-11T14:46:00Z">
+      <w:ins w:id="214" w:author="Tomy Doda" w:date="2026-08-11T16:46:00Z" w16du:dateUtc="2026-08-11T14:46:00Z">
         <w:r>
           <w:t xml:space="preserve"> passe de </w:t>
         </w:r>
@@ -2791,7 +2810,7 @@
         <m:sSub>
           <m:sSubPr>
             <m:ctrlPr>
-              <w:ins w:id="229" w:author="Tomy Doda" w:date="2026-08-11T16:49:00Z" w16du:dateUtc="2026-08-11T14:49:00Z">
+              <w:ins w:id="215" w:author="Tomy Doda" w:date="2026-08-11T16:49:00Z" w16du:dateUtc="2026-08-11T14:49:00Z">
                 <w:rPr>
                   <w:rFonts w:ascii="Cambria Math" w:hAnsi="Cambria Math"/>
                   <w:i/>
@@ -2801,7 +2820,7 @@
           </m:sSubPr>
           <m:e>
             <m:r>
-              <w:ins w:id="230" w:author="Tomy Doda" w:date="2026-08-11T16:49:00Z" w16du:dateUtc="2026-08-11T14:49:00Z">
+              <w:ins w:id="216" w:author="Tomy Doda" w:date="2026-08-11T16:49:00Z" w16du:dateUtc="2026-08-11T14:49:00Z">
                 <w:rPr>
                   <w:rFonts w:ascii="Cambria Math" w:hAnsi="Cambria Math"/>
                 </w:rPr>
@@ -2811,7 +2830,7 @@
           </m:e>
           <m:sub>
             <m:r>
-              <w:ins w:id="231" w:author="Tomy Doda" w:date="2026-08-11T16:49:00Z" w16du:dateUtc="2026-08-11T14:49:00Z">
+              <w:ins w:id="217" w:author="Tomy Doda" w:date="2026-08-11T16:49:00Z" w16du:dateUtc="2026-08-11T14:49:00Z">
                 <w:rPr>
                   <w:rFonts w:ascii="Cambria Math" w:hAnsi="Cambria Math"/>
                 </w:rPr>
@@ -2821,7 +2840,7 @@
           </m:sub>
         </m:sSub>
         <m:r>
-          <w:ins w:id="232" w:author="Tomy Doda" w:date="2026-08-11T16:46:00Z" w16du:dateUtc="2026-08-11T14:46:00Z">
+          <w:ins w:id="218" w:author="Tomy Doda" w:date="2026-08-11T16:46:00Z" w16du:dateUtc="2026-08-11T14:46:00Z">
             <w:rPr>
               <w:rFonts w:ascii="Cambria Math" w:hAnsi="Cambria Math"/>
             </w:rPr>
@@ -2829,12 +2848,12 @@
           </w:ins>
         </m:r>
       </m:oMath>
-      <w:ins w:id="233" w:author="Tomy Doda" w:date="2026-08-11T16:46:00Z" w16du:dateUtc="2026-08-11T14:46:00Z">
+      <w:ins w:id="219" w:author="Tomy Doda" w:date="2026-08-11T16:46:00Z" w16du:dateUtc="2026-08-11T14:46:00Z">
         <w:r>
           <w:t xml:space="preserve"> m pour les années sans brassage </w:t>
         </w:r>
       </w:ins>
-      <w:ins w:id="234" w:author="Tomy Doda" w:date="2026-08-11T16:47:00Z" w16du:dateUtc="2026-08-11T14:47:00Z">
+      <w:ins w:id="220" w:author="Tomy Doda" w:date="2026-08-11T16:47:00Z" w16du:dateUtc="2026-08-11T14:47:00Z">
         <w:r>
           <w:t xml:space="preserve">à </w:t>
         </w:r>
@@ -2843,7 +2862,7 @@
         <m:sSub>
           <m:sSubPr>
             <m:ctrlPr>
-              <w:ins w:id="235" w:author="Tomy Doda" w:date="2026-08-11T16:49:00Z" w16du:dateUtc="2026-08-11T14:49:00Z">
+              <w:ins w:id="221" w:author="Tomy Doda" w:date="2026-08-11T16:49:00Z" w16du:dateUtc="2026-08-11T14:49:00Z">
                 <w:rPr>
                   <w:rFonts w:ascii="Cambria Math" w:hAnsi="Cambria Math"/>
                   <w:i/>
@@ -2853,7 +2872,7 @@
           </m:sSubPr>
           <m:e>
             <m:r>
-              <w:ins w:id="236" w:author="Tomy Doda" w:date="2026-08-11T16:49:00Z" w16du:dateUtc="2026-08-11T14:49:00Z">
+              <w:ins w:id="222" w:author="Tomy Doda" w:date="2026-08-11T16:49:00Z" w16du:dateUtc="2026-08-11T14:49:00Z">
                 <w:rPr>
                   <w:rFonts w:ascii="Cambria Math" w:hAnsi="Cambria Math"/>
                 </w:rPr>
@@ -2863,7 +2882,7 @@
           </m:e>
           <m:sub>
             <m:r>
-              <w:ins w:id="237" w:author="Tomy Doda" w:date="2026-08-11T16:49:00Z" w16du:dateUtc="2026-08-11T14:49:00Z">
+              <w:ins w:id="223" w:author="Tomy Doda" w:date="2026-08-11T16:49:00Z" w16du:dateUtc="2026-08-11T14:49:00Z">
                 <w:rPr>
                   <w:rFonts w:ascii="Cambria Math" w:hAnsi="Cambria Math"/>
                 </w:rPr>
@@ -2873,7 +2892,7 @@
           </m:sub>
         </m:sSub>
         <m:r>
-          <w:ins w:id="238" w:author="Tomy Doda" w:date="2026-08-11T16:46:00Z" w16du:dateUtc="2026-08-11T14:46:00Z">
+          <w:ins w:id="224" w:author="Tomy Doda" w:date="2026-08-11T16:46:00Z" w16du:dateUtc="2026-08-11T14:46:00Z">
             <w:rPr>
               <w:rFonts w:ascii="Cambria Math" w:hAnsi="Cambria Math"/>
             </w:rPr>
@@ -2881,7 +2900,7 @@
           </w:ins>
         </m:r>
         <m:r>
-          <w:ins w:id="239" w:author="Tomy Doda" w:date="2026-08-11T16:47:00Z" w16du:dateUtc="2026-08-11T14:47:00Z">
+          <w:ins w:id="225" w:author="Tomy Doda" w:date="2026-08-11T16:47:00Z" w16du:dateUtc="2026-08-11T14:47:00Z">
             <w:rPr>
               <w:rFonts w:ascii="Cambria Math" w:hAnsi="Cambria Math"/>
             </w:rPr>
@@ -2889,22 +2908,22 @@
           </w:ins>
         </m:r>
       </m:oMath>
-      <w:ins w:id="240" w:author="Tomy Doda" w:date="2026-08-11T16:46:00Z" w16du:dateUtc="2026-08-11T14:46:00Z">
+      <w:ins w:id="226" w:author="Tomy Doda" w:date="2026-08-11T16:46:00Z" w16du:dateUtc="2026-08-11T14:46:00Z">
         <w:r>
           <w:t xml:space="preserve"> m</w:t>
         </w:r>
       </w:ins>
-      <w:ins w:id="241" w:author="Tomy Doda" w:date="2026-08-11T16:47:00Z" w16du:dateUtc="2026-08-11T14:47:00Z">
+      <w:ins w:id="227" w:author="Tomy Doda" w:date="2026-08-11T16:47:00Z" w16du:dateUtc="2026-08-11T14:47:00Z">
         <w:r>
           <w:t xml:space="preserve"> </w:t>
         </w:r>
       </w:ins>
-      <w:ins w:id="242" w:author="Tomy Doda" w:date="2026-08-11T16:50:00Z" w16du:dateUtc="2026-08-11T14:50:00Z">
+      <w:ins w:id="228" w:author="Tomy Doda" w:date="2026-08-11T16:50:00Z" w16du:dateUtc="2026-08-11T14:50:00Z">
         <w:r>
           <w:t xml:space="preserve">(moyenne des profondeurs de brassage dépassant 90% de la profondeur totale du lac) </w:t>
         </w:r>
       </w:ins>
-      <w:ins w:id="243" w:author="Tomy Doda" w:date="2026-08-11T16:47:00Z" w16du:dateUtc="2026-08-11T14:47:00Z">
+      <w:ins w:id="229" w:author="Tomy Doda" w:date="2026-08-11T16:47:00Z" w16du:dateUtc="2026-08-11T14:47:00Z">
         <w:r>
           <w:t>pour les années 10</w:t>
         </w:r>
@@ -2912,7 +2931,7 @@
           <w:t>, 20, 30, etc</w:t>
         </w:r>
       </w:ins>
-      <w:ins w:id="244" w:author="Tomy Doda" w:date="2026-08-11T16:49:00Z" w16du:dateUtc="2026-08-11T14:49:00Z">
+      <w:ins w:id="230" w:author="Tomy Doda" w:date="2026-08-11T16:49:00Z" w16du:dateUtc="2026-08-11T14:49:00Z">
         <w:r>
           <w:t>.</w:t>
         </w:r>
@@ -2923,12 +2942,12 @@
         <w:spacing w:after="100"/>
         <w:jc w:val="both"/>
       </w:pPr>
-      <w:del w:id="245" w:author="Tomy Doda" w:date="2026-08-11T11:18:00Z" w16du:dateUtc="2026-08-11T09:18:00Z">
+      <w:del w:id="231" w:author="Tomy Doda" w:date="2026-08-11T11:18:00Z" w16du:dateUtc="2026-08-11T09:18:00Z">
         <w:r>
           <w:delText>Génération du</w:delText>
         </w:r>
       </w:del>
-      <w:ins w:id="246" w:author="Tomy Doda" w:date="2026-08-11T11:18:00Z" w16du:dateUtc="2026-08-11T09:18:00Z">
+      <w:ins w:id="232" w:author="Tomy Doda" w:date="2026-08-11T11:18:00Z" w16du:dateUtc="2026-08-11T09:18:00Z">
         <w:r>
           <w:t>Le</w:t>
         </w:r>
@@ -2936,12 +2955,12 @@
       <w:r>
         <w:t xml:space="preserve"> scénario stochastique </w:t>
       </w:r>
-      <w:ins w:id="247" w:author="Tomy Doda" w:date="2026-08-11T11:19:00Z" w16du:dateUtc="2026-08-11T09:19:00Z">
+      <w:ins w:id="233" w:author="Tomy Doda" w:date="2026-08-11T11:19:00Z" w16du:dateUtc="2026-08-11T09:19:00Z">
         <w:r>
           <w:t>correspond à</w:t>
         </w:r>
       </w:ins>
-      <w:del w:id="248" w:author="Tomy Doda" w:date="2026-08-11T11:19:00Z" w16du:dateUtc="2026-08-11T09:19:00Z">
+      <w:del w:id="234" w:author="Tomy Doda" w:date="2026-08-11T11:19:00Z" w16du:dateUtc="2026-08-11T09:19:00Z">
         <w:r>
           <w:delText>: les</w:delText>
         </w:r>
@@ -2953,7 +2972,7 @@
         <m:sSub>
           <m:sSubPr>
             <m:ctrlPr>
-              <w:ins w:id="249" w:author="Tomy Doda" w:date="2026-08-11T11:19:00Z" w16du:dateUtc="2026-08-11T09:19:00Z">
+              <w:ins w:id="235" w:author="Tomy Doda" w:date="2026-08-11T11:19:00Z" w16du:dateUtc="2026-08-11T09:19:00Z">
                 <w:rPr>
                   <w:rFonts w:ascii="Cambria Math" w:hAnsi="Cambria Math"/>
                   <w:i/>
@@ -2963,7 +2982,7 @@
           </m:sSubPr>
           <m:e>
             <m:r>
-              <w:ins w:id="250" w:author="Tomy Doda" w:date="2026-08-11T11:19:00Z" w16du:dateUtc="2026-08-11T09:19:00Z">
+              <w:ins w:id="236" w:author="Tomy Doda" w:date="2026-08-11T11:19:00Z" w16du:dateUtc="2026-08-11T09:19:00Z">
                 <w:rPr>
                   <w:rFonts w:ascii="Cambria Math" w:hAnsi="Cambria Math"/>
                 </w:rPr>
@@ -2973,7 +2992,7 @@
           </m:e>
           <m:sub>
             <m:r>
-              <w:ins w:id="251" w:author="Tomy Doda" w:date="2026-08-11T11:19:00Z" w16du:dateUtc="2026-08-11T09:19:00Z">
+              <w:ins w:id="237" w:author="Tomy Doda" w:date="2026-08-11T11:19:00Z" w16du:dateUtc="2026-08-11T09:19:00Z">
                 <w:rPr>
                   <w:rFonts w:ascii="Cambria Math" w:hAnsi="Cambria Math"/>
                 </w:rPr>
@@ -2983,7 +3002,7 @@
           </m:sub>
         </m:sSub>
         <m:r>
-          <w:ins w:id="252" w:author="Tomy Doda" w:date="2026-08-11T11:19:00Z" w16du:dateUtc="2026-08-11T09:19:00Z">
+          <w:ins w:id="238" w:author="Tomy Doda" w:date="2026-08-11T11:19:00Z" w16du:dateUtc="2026-08-11T09:19:00Z">
             <w:rPr>
               <w:rFonts w:ascii="Cambria Math" w:hAnsi="Cambria Math"/>
             </w:rPr>
@@ -2991,12 +3010,12 @@
           </w:ins>
         </m:r>
       </m:oMath>
-      <w:del w:id="253" w:author="Tomy Doda" w:date="2026-08-11T11:19:00Z" w16du:dateUtc="2026-08-11T09:19:00Z">
+      <w:del w:id="239" w:author="Tomy Doda" w:date="2026-08-11T11:19:00Z" w16du:dateUtc="2026-08-11T09:19:00Z">
         <w:r>
           <w:delText xml:space="preserve">h_epi(t) sont </w:delText>
         </w:r>
       </w:del>
-      <w:ins w:id="254" w:author="Tomy Doda" w:date="2026-08-11T11:19:00Z" w16du:dateUtc="2026-08-11T09:19:00Z">
+      <w:ins w:id="240" w:author="Tomy Doda" w:date="2026-08-11T11:19:00Z" w16du:dateUtc="2026-08-11T09:19:00Z">
         <w:r>
           <w:t xml:space="preserve"> </w:t>
         </w:r>
@@ -3004,7 +3023,7 @@
       <w:r>
         <w:t>obtenues en ajustant une estimation par noyau gaussien (KDE) à la série observée des profondeurs annuelles de brassage</w:t>
       </w:r>
-      <w:del w:id="255" w:author="Tomy Doda" w:date="2026-08-11T16:27:00Z" w16du:dateUtc="2026-08-11T14:27:00Z">
+      <w:del w:id="241" w:author="Tomy Doda" w:date="2026-08-11T16:27:00Z" w16du:dateUtc="2026-08-11T14:27:00Z">
         <w:r>
           <w:delText xml:space="preserve"> profond du Léman sur la période 1994–2024 (n = 31 ans, source CIPEL)</w:delText>
         </w:r>
@@ -3030,7 +3049,6 @@
         <w:spacing w:before="70" w:after="35"/>
         <w:jc w:val="center"/>
       </w:pPr>
-      <w:commentRangeStart w:id="256"/>
       <w:r>
         <w:rPr>
           <w:noProof/>
@@ -3074,15 +3092,6 @@
           </wp:inline>
         </w:drawing>
       </w:r>
-      <w:commentRangeEnd w:id="256"/>
-      <w:r>
-        <w:rPr>
-          <w:rStyle w:val="CommentReference"/>
-          <w:sz w:val="20"/>
-          <w:szCs w:val="20"/>
-        </w:rPr>
-        <w:commentReference w:id="256"/>
-      </w:r>
     </w:p>
     <w:p>
       <w:pPr>
@@ -3097,7 +3106,6 @@
           <w:sz w:val="16"/>
           <w:szCs w:val="16"/>
         </w:rPr>
-        <w:lastRenderedPageBreak/>
         <w:t>Figure 4 — Diagnostic du modèle stochastique de brassage profond : distribution historique (reconstruite) vs. simulée (gauche) et exemples de trajectoires individuelles (droite).</w:t>
       </w:r>
     </w:p>
@@ -3106,15 +3114,15 @@
         <w:spacing w:after="100"/>
         <w:jc w:val="both"/>
         <w:rPr>
-          <w:ins w:id="257" w:author="Tomy Doda" w:date="2026-08-11T11:38:00Z" w16du:dateUtc="2026-08-11T09:38:00Z"/>
-        </w:rPr>
-      </w:pPr>
-      <w:ins w:id="258" w:author="Tomy Doda" w:date="2026-08-11T11:53:00Z" w16du:dateUtc="2026-08-11T09:53:00Z">
+          <w:ins w:id="242" w:author="Tomy Doda" w:date="2026-08-11T11:38:00Z" w16du:dateUtc="2026-08-11T09:38:00Z"/>
+        </w:rPr>
+      </w:pPr>
+      <w:ins w:id="243" w:author="Tomy Doda" w:date="2026-08-11T11:53:00Z" w16du:dateUtc="2026-08-11T09:53:00Z">
         <w:r>
           <w:t>Le débit d’entrée du Rhône est réparti entre les deux couches e</w:t>
         </w:r>
       </w:ins>
-      <w:ins w:id="259" w:author="Tomy Doda" w:date="2026-08-11T11:51:00Z" w16du:dateUtc="2026-08-11T09:51:00Z">
+      <w:ins w:id="244" w:author="Tomy Doda" w:date="2026-08-11T11:51:00Z" w16du:dateUtc="2026-08-11T09:51:00Z">
         <w:r>
           <w:t xml:space="preserve">n combinant les valeurs de </w:t>
         </w:r>
@@ -3123,7 +3131,7 @@
         <m:sSub>
           <m:sSubPr>
             <m:ctrlPr>
-              <w:ins w:id="260" w:author="Tomy Doda" w:date="2026-08-11T11:51:00Z" w16du:dateUtc="2026-08-11T09:51:00Z">
+              <w:ins w:id="245" w:author="Tomy Doda" w:date="2026-08-11T11:51:00Z" w16du:dateUtc="2026-08-11T09:51:00Z">
                 <w:rPr>
                   <w:rFonts w:ascii="Cambria Math" w:hAnsi="Cambria Math"/>
                   <w:i/>
@@ -3133,7 +3141,7 @@
           </m:sSubPr>
           <m:e>
             <m:r>
-              <w:ins w:id="261" w:author="Tomy Doda" w:date="2026-08-11T11:51:00Z" w16du:dateUtc="2026-08-11T09:51:00Z">
+              <w:ins w:id="246" w:author="Tomy Doda" w:date="2026-08-11T11:51:00Z" w16du:dateUtc="2026-08-11T09:51:00Z">
                 <w:rPr>
                   <w:rFonts w:ascii="Cambria Math" w:hAnsi="Cambria Math"/>
                 </w:rPr>
@@ -3143,7 +3151,7 @@
           </m:e>
           <m:sub>
             <m:r>
-              <w:ins w:id="262" w:author="Tomy Doda" w:date="2026-08-11T11:51:00Z" w16du:dateUtc="2026-08-11T09:51:00Z">
+              <w:ins w:id="247" w:author="Tomy Doda" w:date="2026-08-11T11:51:00Z" w16du:dateUtc="2026-08-11T09:51:00Z">
                 <w:rPr>
                   <w:rFonts w:ascii="Cambria Math" w:hAnsi="Cambria Math"/>
                 </w:rPr>
@@ -3153,7 +3161,7 @@
           </m:sub>
         </m:sSub>
         <m:r>
-          <w:ins w:id="263" w:author="Tomy Doda" w:date="2026-08-11T11:51:00Z" w16du:dateUtc="2026-08-11T09:51:00Z">
+          <w:ins w:id="248" w:author="Tomy Doda" w:date="2026-08-11T11:51:00Z" w16du:dateUtc="2026-08-11T09:51:00Z">
             <w:rPr>
               <w:rFonts w:ascii="Cambria Math" w:hAnsi="Cambria Math"/>
             </w:rPr>
@@ -3161,7 +3169,7 @@
           </w:ins>
         </m:r>
       </m:oMath>
-      <w:ins w:id="264" w:author="Tomy Doda" w:date="2026-08-11T11:51:00Z" w16du:dateUtc="2026-08-11T09:51:00Z">
+      <w:ins w:id="249" w:author="Tomy Doda" w:date="2026-08-11T11:51:00Z" w16du:dateUtc="2026-08-11T09:51:00Z">
         <w:r>
           <w:t xml:space="preserve"> </w:t>
         </w:r>
@@ -3172,7 +3180,7 @@
           <w:t xml:space="preserve"> la distribution de la profondeur de plongée du Rhône (Fig. 3)</w:t>
         </w:r>
       </w:ins>
-      <w:ins w:id="265" w:author="Tomy Doda" w:date="2026-08-11T11:53:00Z" w16du:dateUtc="2026-08-11T09:53:00Z">
+      <w:ins w:id="250" w:author="Tomy Doda" w:date="2026-08-11T11:53:00Z" w16du:dateUtc="2026-08-11T09:53:00Z">
         <w:r>
           <w:t xml:space="preserve">. Le Rhône </w:t>
         </w:r>
@@ -3180,7 +3188,7 @@
           <w:t>s’in</w:t>
         </w:r>
       </w:ins>
-      <w:ins w:id="266" w:author="Tomy Doda" w:date="2026-08-11T11:54:00Z" w16du:dateUtc="2026-08-11T09:54:00Z">
+      <w:ins w:id="251" w:author="Tomy Doda" w:date="2026-08-11T11:54:00Z" w16du:dateUtc="2026-08-11T09:54:00Z">
         <w:r>
           <w:t>troduit dans l’épilimnion pour 80-90 % du temps</w:t>
         </w:r>
@@ -3191,7 +3199,7 @@
           <w:t xml:space="preserve">, </w:t>
         </w:r>
       </w:ins>
-      <w:ins w:id="267" w:author="Tomy Doda" w:date="2026-08-11T11:55:00Z" w16du:dateUtc="2026-08-11T09:55:00Z">
+      <w:ins w:id="252" w:author="Tomy Doda" w:date="2026-08-11T11:55:00Z" w16du:dateUtc="2026-08-11T09:55:00Z">
         <w:r>
           <w:t xml:space="preserve">ce qui est </w:t>
         </w:r>
@@ -3214,7 +3222,7 @@
         <w:spacing w:after="100"/>
         <w:jc w:val="both"/>
         <w:rPr>
-          <w:ins w:id="268" w:author="Tomy Doda" w:date="2026-08-10T19:35:00Z" w16du:dateUtc="2026-08-10T17:35:00Z"/>
+          <w:ins w:id="253" w:author="Tomy Doda" w:date="2026-08-10T19:35:00Z" w16du:dateUtc="2026-08-10T17:35:00Z"/>
         </w:rPr>
       </w:pPr>
     </w:p>
@@ -3223,10 +3231,10 @@
         <w:spacing w:after="100"/>
         <w:jc w:val="center"/>
         <w:rPr>
-          <w:ins w:id="269" w:author="Tomy Doda" w:date="2026-08-11T11:40:00Z" w16du:dateUtc="2026-08-11T09:40:00Z"/>
-        </w:rPr>
-      </w:pPr>
-      <w:ins w:id="270" w:author="Tomy Doda" w:date="2026-08-10T19:35:00Z" w16du:dateUtc="2026-08-10T17:35:00Z">
+          <w:ins w:id="254" w:author="Tomy Doda" w:date="2026-08-11T11:40:00Z" w16du:dateUtc="2026-08-11T09:40:00Z"/>
+        </w:rPr>
+      </w:pPr>
+      <w:ins w:id="255" w:author="Tomy Doda" w:date="2026-08-10T19:35:00Z" w16du:dateUtc="2026-08-10T17:35:00Z">
         <w:r>
           <w:rPr>
             <w:noProof/>
@@ -3287,10 +3295,10 @@
         <w:spacing w:after="140"/>
         <w:jc w:val="center"/>
         <w:rPr>
-          <w:ins w:id="271" w:author="Tomy Doda" w:date="2026-08-11T11:40:00Z" w16du:dateUtc="2026-08-11T09:40:00Z"/>
-        </w:rPr>
-      </w:pPr>
-      <w:ins w:id="272" w:author="Tomy Doda" w:date="2026-08-11T11:40:00Z" w16du:dateUtc="2026-08-11T09:40:00Z">
+          <w:ins w:id="256" w:author="Tomy Doda" w:date="2026-08-11T11:40:00Z" w16du:dateUtc="2026-08-11T09:40:00Z"/>
+        </w:rPr>
+      </w:pPr>
+      <w:ins w:id="257" w:author="Tomy Doda" w:date="2026-08-11T11:40:00Z" w16du:dateUtc="2026-08-11T09:40:00Z">
         <w:r>
           <w:rPr>
             <w:i/>
@@ -3302,7 +3310,7 @@
           <w:t xml:space="preserve">Figure 5 — </w:t>
         </w:r>
       </w:ins>
-      <w:ins w:id="273" w:author="Tomy Doda" w:date="2026-08-11T11:41:00Z" w16du:dateUtc="2026-08-11T09:41:00Z">
+      <w:ins w:id="258" w:author="Tomy Doda" w:date="2026-08-11T11:41:00Z" w16du:dateUtc="2026-08-11T09:41:00Z">
         <w:r>
           <w:rPr>
             <w:i/>
@@ -3314,7 +3322,7 @@
           <w:t>Distribution</w:t>
         </w:r>
       </w:ins>
-      <w:ins w:id="274" w:author="Tomy Doda" w:date="2026-08-11T16:21:00Z" w16du:dateUtc="2026-08-11T14:21:00Z">
+      <w:ins w:id="259" w:author="Tomy Doda" w:date="2026-08-11T16:21:00Z" w16du:dateUtc="2026-08-11T14:21:00Z">
         <w:r>
           <w:rPr>
             <w:i/>
@@ -3326,7 +3334,7 @@
           <w:t xml:space="preserve"> </w:t>
         </w:r>
       </w:ins>
-      <w:ins w:id="275" w:author="Tomy Doda" w:date="2026-08-11T11:45:00Z" w16du:dateUtc="2026-08-11T09:45:00Z">
+      <w:ins w:id="260" w:author="Tomy Doda" w:date="2026-08-11T11:45:00Z" w16du:dateUtc="2026-08-11T09:45:00Z">
         <w:r>
           <w:rPr>
             <w:i/>
@@ -3338,7 +3346,7 @@
           <w:t xml:space="preserve"> statistique</w:t>
         </w:r>
       </w:ins>
-      <w:ins w:id="276" w:author="Tomy Doda" w:date="2026-08-11T11:41:00Z" w16du:dateUtc="2026-08-11T09:41:00Z">
+      <w:ins w:id="261" w:author="Tomy Doda" w:date="2026-08-11T11:41:00Z" w16du:dateUtc="2026-08-11T09:41:00Z">
         <w:r>
           <w:rPr>
             <w:i/>
@@ -3360,7 +3368,7 @@
           <w:t>de</w:t>
         </w:r>
       </w:ins>
-      <w:ins w:id="277" w:author="Tomy Doda" w:date="2026-08-11T11:42:00Z" w16du:dateUtc="2026-08-11T09:42:00Z">
+      <w:ins w:id="262" w:author="Tomy Doda" w:date="2026-08-11T11:42:00Z" w16du:dateUtc="2026-08-11T09:42:00Z">
         <w:r>
           <w:rPr>
             <w:i/>
@@ -3372,7 +3380,7 @@
           <w:t xml:space="preserve"> la</w:t>
         </w:r>
       </w:ins>
-      <w:ins w:id="278" w:author="Tomy Doda" w:date="2026-08-11T16:20:00Z" w16du:dateUtc="2026-08-11T14:20:00Z">
+      <w:ins w:id="263" w:author="Tomy Doda" w:date="2026-08-11T16:20:00Z" w16du:dateUtc="2026-08-11T14:20:00Z">
         <w:r>
           <w:rPr>
             <w:i/>
@@ -3384,7 +3392,7 @@
           <w:t xml:space="preserve"> dilution par le Rhône pour les trois scénarios de brassage:</w:t>
         </w:r>
       </w:ins>
-      <w:ins w:id="279" w:author="Tomy Doda" w:date="2026-08-11T11:42:00Z" w16du:dateUtc="2026-08-11T09:42:00Z">
+      <w:ins w:id="264" w:author="Tomy Doda" w:date="2026-08-11T11:42:00Z" w16du:dateUtc="2026-08-11T09:42:00Z">
         <w:r>
           <w:rPr>
             <w:i/>
@@ -3396,7 +3404,7 @@
           <w:t xml:space="preserve"> répartition </w:t>
         </w:r>
       </w:ins>
-      <w:ins w:id="280" w:author="Tomy Doda" w:date="2026-08-11T11:50:00Z" w16du:dateUtc="2026-08-11T09:50:00Z">
+      <w:ins w:id="265" w:author="Tomy Doda" w:date="2026-08-11T11:50:00Z" w16du:dateUtc="2026-08-11T09:50:00Z">
         <w:r>
           <w:rPr>
             <w:i/>
@@ -3408,7 +3416,7 @@
           <w:t xml:space="preserve">des débits d’entrée </w:t>
         </w:r>
       </w:ins>
-      <w:ins w:id="281" w:author="Tomy Doda" w:date="2026-08-11T11:42:00Z" w16du:dateUtc="2026-08-11T09:42:00Z">
+      <w:ins w:id="266" w:author="Tomy Doda" w:date="2026-08-11T11:42:00Z" w16du:dateUtc="2026-08-11T09:42:00Z">
         <w:r>
           <w:rPr>
             <w:i/>
@@ -3420,7 +3428,7 @@
           <w:t xml:space="preserve">du Rhône </w:t>
         </w:r>
       </w:ins>
-      <w:ins w:id="282" w:author="Tomy Doda" w:date="2026-08-11T16:20:00Z" w16du:dateUtc="2026-08-11T14:20:00Z">
+      <w:ins w:id="267" w:author="Tomy Doda" w:date="2026-08-11T16:20:00Z" w16du:dateUtc="2026-08-11T14:20:00Z">
         <w:r>
           <w:rPr>
             <w:i/>
@@ -3432,7 +3440,7 @@
           <w:t xml:space="preserve">entre les deux couches </w:t>
         </w:r>
       </w:ins>
-      <w:ins w:id="283" w:author="Tomy Doda" w:date="2026-08-11T11:42:00Z" w16du:dateUtc="2026-08-11T09:42:00Z">
+      <w:ins w:id="268" w:author="Tomy Doda" w:date="2026-08-11T11:42:00Z" w16du:dateUtc="2026-08-11T09:42:00Z">
         <w:r>
           <w:rPr>
             <w:i/>
@@ -3454,7 +3462,7 @@
           <w:t xml:space="preserve"> et temps de renouvellement de l’eau </w:t>
         </w:r>
       </w:ins>
-      <w:ins w:id="284" w:author="Tomy Doda" w:date="2026-08-11T16:20:00Z" w16du:dateUtc="2026-08-11T14:20:00Z">
+      <w:ins w:id="269" w:author="Tomy Doda" w:date="2026-08-11T16:20:00Z" w16du:dateUtc="2026-08-11T14:20:00Z">
         <w:r>
           <w:rPr>
             <w:i/>
@@ -3466,7 +3474,7 @@
           <w:t>de l’</w:t>
         </w:r>
       </w:ins>
-      <w:ins w:id="285" w:author="Tomy Doda" w:date="2026-08-11T11:46:00Z" w16du:dateUtc="2026-08-11T09:46:00Z">
+      <w:ins w:id="270" w:author="Tomy Doda" w:date="2026-08-11T11:46:00Z" w16du:dateUtc="2026-08-11T09:46:00Z">
         <w:r>
           <w:rPr>
             <w:i/>
@@ -3478,7 +3486,7 @@
           <w:t>épilimnion</w:t>
         </w:r>
       </w:ins>
-      <w:ins w:id="286" w:author="Tomy Doda" w:date="2026-08-11T16:21:00Z" w16du:dateUtc="2026-08-11T14:21:00Z">
+      <w:ins w:id="271" w:author="Tomy Doda" w:date="2026-08-11T16:21:00Z" w16du:dateUtc="2026-08-11T14:21:00Z">
         <w:r>
           <w:rPr>
             <w:i/>
@@ -3490,7 +3498,7 @@
           <w:t xml:space="preserve"> (</w:t>
         </w:r>
       </w:ins>
-      <w:ins w:id="287" w:author="Tomy Doda" w:date="2026-08-11T11:43:00Z" w16du:dateUtc="2026-08-11T09:43:00Z">
+      <w:ins w:id="272" w:author="Tomy Doda" w:date="2026-08-11T11:43:00Z" w16du:dateUtc="2026-08-11T09:43:00Z">
         <w:r>
           <w:rPr>
             <w:i/>
@@ -3502,7 +3510,7 @@
           <w:t>centre</w:t>
         </w:r>
       </w:ins>
-      <w:ins w:id="288" w:author="Tomy Doda" w:date="2026-08-11T16:21:00Z" w16du:dateUtc="2026-08-11T14:21:00Z">
+      <w:ins w:id="273" w:author="Tomy Doda" w:date="2026-08-11T16:21:00Z" w16du:dateUtc="2026-08-11T14:21:00Z">
         <w:r>
           <w:rPr>
             <w:i/>
@@ -3514,7 +3522,7 @@
           <w:t>) et de l’</w:t>
         </w:r>
       </w:ins>
-      <w:ins w:id="289" w:author="Tomy Doda" w:date="2026-08-11T11:43:00Z" w16du:dateUtc="2026-08-11T09:43:00Z">
+      <w:ins w:id="274" w:author="Tomy Doda" w:date="2026-08-11T11:43:00Z" w16du:dateUtc="2026-08-11T09:43:00Z">
         <w:r>
           <w:rPr>
             <w:i/>
@@ -3526,7 +3534,7 @@
           <w:t xml:space="preserve"> hypolimnion </w:t>
         </w:r>
       </w:ins>
-      <w:ins w:id="290" w:author="Tomy Doda" w:date="2026-08-11T16:21:00Z" w16du:dateUtc="2026-08-11T14:21:00Z">
+      <w:ins w:id="275" w:author="Tomy Doda" w:date="2026-08-11T16:21:00Z" w16du:dateUtc="2026-08-11T14:21:00Z">
         <w:r>
           <w:rPr>
             <w:i/>
@@ -3543,7 +3551,7 @@
       <w:pPr>
         <w:spacing w:after="100"/>
         <w:jc w:val="center"/>
-        <w:pPrChange w:id="291" w:author="Tomy Doda" w:date="2026-08-10T19:35:00Z" w16du:dateUtc="2026-08-10T17:35:00Z">
+        <w:pPrChange w:id="276" w:author="Tomy Doda" w:date="2026-08-10T19:35:00Z" w16du:dateUtc="2026-08-10T17:35:00Z">
           <w:pPr>
             <w:spacing w:after="100"/>
             <w:jc w:val="both"/>
@@ -3555,10 +3563,10 @@
       <w:pPr>
         <w:pStyle w:val="Heading1"/>
         <w:rPr>
-          <w:ins w:id="292" w:author="Tomy Doda" w:date="2026-08-11T16:08:00Z" w16du:dateUtc="2026-08-11T14:08:00Z"/>
-        </w:rPr>
-      </w:pPr>
-      <w:del w:id="293" w:author="Tomy Doda" w:date="2026-08-11T18:00:00Z" w16du:dateUtc="2026-08-11T16:00:00Z">
+          <w:ins w:id="277" w:author="Tomy Doda" w:date="2026-08-11T16:08:00Z" w16du:dateUtc="2026-08-11T14:08:00Z"/>
+        </w:rPr>
+      </w:pPr>
+      <w:del w:id="278" w:author="Tomy Doda" w:date="2026-08-11T18:00:00Z" w16du:dateUtc="2026-08-11T16:00:00Z">
         <w:r>
           <w:delText xml:space="preserve">4. </w:delText>
         </w:r>
@@ -3570,50 +3578,51 @@
     <w:p>
       <w:pPr>
         <w:rPr>
-          <w:del w:id="294" w:author="Tomy Doda" w:date="2026-08-11T16:08:00Z" w16du:dateUtc="2026-08-11T14:08:00Z"/>
-        </w:rPr>
-      </w:pPr>
-      <w:ins w:id="295" w:author="Tomy Doda" w:date="2026-08-11T16:08:00Z" w16du:dateUtc="2026-08-11T14:08:00Z">
-        <w:r>
+          <w:del w:id="279" w:author="Tomy Doda" w:date="2026-08-11T16:08:00Z" w16du:dateUtc="2026-08-11T14:08:00Z"/>
+        </w:rPr>
+      </w:pPr>
+      <w:ins w:id="280" w:author="Tomy Doda" w:date="2026-08-11T16:08:00Z" w16du:dateUtc="2026-08-11T14:08:00Z">
+        <w:r>
+          <w:lastRenderedPageBreak/>
           <w:t>L</w:t>
         </w:r>
       </w:ins>
-      <w:ins w:id="296" w:author="Tomy Doda" w:date="2026-08-11T16:10:00Z" w16du:dateUtc="2026-08-11T14:10:00Z">
+      <w:ins w:id="281" w:author="Tomy Doda" w:date="2026-08-11T16:10:00Z" w16du:dateUtc="2026-08-11T14:10:00Z">
         <w:r>
           <w:t xml:space="preserve">es </w:t>
         </w:r>
       </w:ins>
-      <w:ins w:id="297" w:author="Tomy Doda" w:date="2026-08-11T16:08:00Z" w16du:dateUtc="2026-08-11T14:08:00Z">
+      <w:ins w:id="282" w:author="Tomy Doda" w:date="2026-08-11T16:08:00Z" w16du:dateUtc="2026-08-11T14:08:00Z">
         <w:r>
           <w:t>évolution</w:t>
         </w:r>
       </w:ins>
-      <w:ins w:id="298" w:author="Tomy Doda" w:date="2026-08-11T16:10:00Z" w16du:dateUtc="2026-08-11T14:10:00Z">
+      <w:ins w:id="283" w:author="Tomy Doda" w:date="2026-08-11T16:10:00Z" w16du:dateUtc="2026-08-11T14:10:00Z">
         <w:r>
           <w:t>s</w:t>
         </w:r>
       </w:ins>
-      <w:ins w:id="299" w:author="Tomy Doda" w:date="2026-08-11T16:08:00Z" w16du:dateUtc="2026-08-11T14:08:00Z">
+      <w:ins w:id="284" w:author="Tomy Doda" w:date="2026-08-11T16:08:00Z" w16du:dateUtc="2026-08-11T14:08:00Z">
         <w:r>
           <w:t xml:space="preserve"> de</w:t>
         </w:r>
       </w:ins>
-      <w:ins w:id="300" w:author="Tomy Doda" w:date="2026-08-11T16:10:00Z" w16du:dateUtc="2026-08-11T14:10:00Z">
+      <w:ins w:id="285" w:author="Tomy Doda" w:date="2026-08-11T16:10:00Z" w16du:dateUtc="2026-08-11T14:10:00Z">
         <w:r>
           <w:t>s</w:t>
         </w:r>
       </w:ins>
-      <w:ins w:id="301" w:author="Tomy Doda" w:date="2026-08-11T16:09:00Z" w16du:dateUtc="2026-08-11T14:09:00Z">
+      <w:ins w:id="286" w:author="Tomy Doda" w:date="2026-08-11T16:09:00Z" w16du:dateUtc="2026-08-11T14:09:00Z">
         <w:r>
           <w:t xml:space="preserve"> concentration</w:t>
         </w:r>
       </w:ins>
-      <w:ins w:id="302" w:author="Tomy Doda" w:date="2026-08-11T16:10:00Z" w16du:dateUtc="2026-08-11T14:10:00Z">
+      <w:ins w:id="287" w:author="Tomy Doda" w:date="2026-08-11T16:10:00Z" w16du:dateUtc="2026-08-11T14:10:00Z">
         <w:r>
           <w:t>s</w:t>
         </w:r>
       </w:ins>
-      <w:ins w:id="303" w:author="Tomy Doda" w:date="2026-08-11T16:09:00Z" w16du:dateUtc="2026-08-11T14:09:00Z">
+      <w:ins w:id="288" w:author="Tomy Doda" w:date="2026-08-11T16:09:00Z" w16du:dateUtc="2026-08-11T14:09:00Z">
         <w:r>
           <w:t xml:space="preserve"> en triazole dans l’épilimnion et l’hypolimnion </w:t>
         </w:r>
@@ -3621,17 +3630,17 @@
           <w:t>pour les trois scénarios de brassage</w:t>
         </w:r>
       </w:ins>
-      <w:ins w:id="304" w:author="Tomy Doda" w:date="2026-08-11T16:10:00Z" w16du:dateUtc="2026-08-11T14:10:00Z">
+      <w:ins w:id="289" w:author="Tomy Doda" w:date="2026-08-11T16:10:00Z" w16du:dateUtc="2026-08-11T14:10:00Z">
         <w:r>
           <w:t xml:space="preserve"> </w:t>
         </w:r>
       </w:ins>
-      <w:ins w:id="305" w:author="Tomy Doda" w:date="2026-08-11T16:11:00Z" w16du:dateUtc="2026-08-11T14:11:00Z">
+      <w:ins w:id="290" w:author="Tomy Doda" w:date="2026-08-11T16:11:00Z" w16du:dateUtc="2026-08-11T14:11:00Z">
         <w:r>
           <w:t>son</w:t>
         </w:r>
       </w:ins>
-      <w:ins w:id="306" w:author="Tomy Doda" w:date="2026-08-11T16:10:00Z" w16du:dateUtc="2026-08-11T14:10:00Z">
+      <w:ins w:id="291" w:author="Tomy Doda" w:date="2026-08-11T16:10:00Z" w16du:dateUtc="2026-08-11T14:10:00Z">
         <w:r>
           <w:t>t présent</w:t>
         </w:r>
@@ -3639,12 +3648,12 @@
           <w:t>ée</w:t>
         </w:r>
       </w:ins>
-      <w:ins w:id="307" w:author="Tomy Doda" w:date="2026-08-11T16:11:00Z" w16du:dateUtc="2026-08-11T14:11:00Z">
+      <w:ins w:id="292" w:author="Tomy Doda" w:date="2026-08-11T16:11:00Z" w16du:dateUtc="2026-08-11T14:11:00Z">
         <w:r>
           <w:t>s</w:t>
         </w:r>
       </w:ins>
-      <w:ins w:id="308" w:author="Tomy Doda" w:date="2026-08-11T16:10:00Z" w16du:dateUtc="2026-08-11T14:10:00Z">
+      <w:ins w:id="293" w:author="Tomy Doda" w:date="2026-08-11T16:10:00Z" w16du:dateUtc="2026-08-11T14:10:00Z">
         <w:r>
           <w:t xml:space="preserve"> sur </w:t>
         </w:r>
@@ -3652,7 +3661,7 @@
           <w:t xml:space="preserve">la Figure 6 </w:t>
         </w:r>
       </w:ins>
-      <w:ins w:id="309" w:author="Tomy Doda" w:date="2026-08-11T16:11:00Z" w16du:dateUtc="2026-08-11T14:11:00Z">
+      <w:ins w:id="294" w:author="Tomy Doda" w:date="2026-08-11T16:11:00Z" w16du:dateUtc="2026-08-11T14:11:00Z">
         <w:r>
           <w:t xml:space="preserve">et décrites </w:t>
         </w:r>
@@ -3664,7 +3673,7 @@
     <w:p>
       <w:pPr>
         <w:rPr>
-          <w:ins w:id="310" w:author="Tomy Doda" w:date="2026-08-11T16:12:00Z" w16du:dateUtc="2026-08-11T14:12:00Z"/>
+          <w:ins w:id="295" w:author="Tomy Doda" w:date="2026-08-11T16:12:00Z" w16du:dateUtc="2026-08-11T14:12:00Z"/>
         </w:rPr>
       </w:pPr>
     </w:p>
@@ -3673,10 +3682,10 @@
         <w:spacing w:after="100"/>
         <w:jc w:val="center"/>
         <w:rPr>
-          <w:ins w:id="311" w:author="Tomy Doda" w:date="2026-08-11T16:12:00Z" w16du:dateUtc="2026-08-11T14:12:00Z"/>
-        </w:rPr>
-      </w:pPr>
-      <w:ins w:id="312" w:author="Tomy Doda" w:date="2026-08-11T17:36:00Z" w16du:dateUtc="2026-08-11T15:36:00Z">
+          <w:ins w:id="296" w:author="Tomy Doda" w:date="2026-08-11T16:12:00Z" w16du:dateUtc="2026-08-11T14:12:00Z"/>
+        </w:rPr>
+      </w:pPr>
+      <w:ins w:id="297" w:author="Tomy Doda" w:date="2026-08-11T17:36:00Z" w16du:dateUtc="2026-08-11T15:36:00Z">
         <w:r>
           <w:rPr>
             <w:noProof/>
@@ -3742,23 +3751,23 @@
         <w:spacing w:after="140"/>
         <w:jc w:val="center"/>
         <w:rPr>
-          <w:ins w:id="313" w:author="Tomy Doda" w:date="2026-08-11T16:12:00Z" w16du:dateUtc="2026-08-11T14:12:00Z"/>
+          <w:ins w:id="298" w:author="Tomy Doda" w:date="2026-08-11T16:12:00Z" w16du:dateUtc="2026-08-11T14:12:00Z"/>
           <w:i/>
           <w:iCs/>
           <w:color w:val="555555"/>
           <w:sz w:val="16"/>
           <w:szCs w:val="16"/>
-          <w:rPrChange w:id="314" w:author="Tomy Doda" w:date="2026-08-11T17:38:00Z" w16du:dateUtc="2026-08-11T15:38:00Z">
+          <w:rPrChange w:id="299" w:author="Tomy Doda" w:date="2026-08-11T17:38:00Z" w16du:dateUtc="2026-08-11T15:38:00Z">
             <w:rPr>
-              <w:ins w:id="315" w:author="Tomy Doda" w:date="2026-08-11T16:12:00Z" w16du:dateUtc="2026-08-11T14:12:00Z"/>
+              <w:ins w:id="300" w:author="Tomy Doda" w:date="2026-08-11T16:12:00Z" w16du:dateUtc="2026-08-11T14:12:00Z"/>
             </w:rPr>
           </w:rPrChange>
         </w:rPr>
-        <w:pPrChange w:id="316" w:author="Tomy Doda" w:date="2026-08-11T17:38:00Z" w16du:dateUtc="2026-08-11T15:38:00Z">
+        <w:pPrChange w:id="301" w:author="Tomy Doda" w:date="2026-08-11T17:38:00Z" w16du:dateUtc="2026-08-11T15:38:00Z">
           <w:pPr/>
         </w:pPrChange>
       </w:pPr>
-      <w:ins w:id="317" w:author="Tomy Doda" w:date="2026-08-11T16:12:00Z" w16du:dateUtc="2026-08-11T14:12:00Z">
+      <w:ins w:id="302" w:author="Tomy Doda" w:date="2026-08-11T16:12:00Z" w16du:dateUtc="2026-08-11T14:12:00Z">
         <w:r>
           <w:rPr>
             <w:i/>
@@ -3774,7 +3783,7 @@
         <m:sSub>
           <m:sSubPr>
             <m:ctrlPr>
-              <w:ins w:id="318" w:author="Tomy Doda" w:date="2026-08-11T16:12:00Z" w16du:dateUtc="2026-08-11T14:12:00Z">
+              <w:ins w:id="303" w:author="Tomy Doda" w:date="2026-08-11T16:12:00Z" w16du:dateUtc="2026-08-11T14:12:00Z">
                 <w:rPr>
                   <w:rFonts w:ascii="Cambria Math" w:hAnsi="Cambria Math"/>
                   <w:i/>
@@ -3788,7 +3797,7 @@
           </m:sSubPr>
           <m:e>
             <m:r>
-              <w:ins w:id="319" w:author="Tomy Doda" w:date="2026-08-11T16:12:00Z" w16du:dateUtc="2026-08-11T14:12:00Z">
+              <w:ins w:id="304" w:author="Tomy Doda" w:date="2026-08-11T16:12:00Z" w16du:dateUtc="2026-08-11T14:12:00Z">
                 <w:rPr>
                   <w:rFonts w:ascii="Cambria Math" w:hAnsi="Cambria Math"/>
                   <w:color w:val="555555"/>
@@ -3801,7 +3810,7 @@
           </m:e>
           <m:sub>
             <m:r>
-              <w:ins w:id="320" w:author="Tomy Doda" w:date="2026-08-11T16:12:00Z" w16du:dateUtc="2026-08-11T14:12:00Z">
+              <w:ins w:id="305" w:author="Tomy Doda" w:date="2026-08-11T16:12:00Z" w16du:dateUtc="2026-08-11T14:12:00Z">
                 <w:rPr>
                   <w:rFonts w:ascii="Cambria Math" w:hAnsi="Cambria Math"/>
                   <w:color w:val="555555"/>
@@ -3814,7 +3823,7 @@
           </m:sub>
         </m:sSub>
         <m:r>
-          <w:ins w:id="321" w:author="Tomy Doda" w:date="2026-08-11T16:12:00Z" w16du:dateUtc="2026-08-11T14:12:00Z">
+          <w:ins w:id="306" w:author="Tomy Doda" w:date="2026-08-11T16:12:00Z" w16du:dateUtc="2026-08-11T14:12:00Z">
             <w:rPr>
               <w:rFonts w:ascii="Cambria Math" w:hAnsi="Cambria Math"/>
               <w:color w:val="555555"/>
@@ -3825,7 +3834,7 @@
           </w:ins>
         </m:r>
       </m:oMath>
-      <w:ins w:id="322" w:author="Tomy Doda" w:date="2026-08-11T16:12:00Z" w16du:dateUtc="2026-08-11T14:12:00Z">
+      <w:ins w:id="307" w:author="Tomy Doda" w:date="2026-08-11T16:12:00Z" w16du:dateUtc="2026-08-11T14:12:00Z">
         <w:r>
           <w:rPr>
             <w:i/>
@@ -3837,7 +3846,7 @@
           <w:t>0.1 µg/l. Les flèches indique</w:t>
         </w:r>
       </w:ins>
-      <w:ins w:id="323" w:author="Tomy Doda" w:date="2026-08-11T17:30:00Z" w16du:dateUtc="2026-08-11T15:30:00Z">
+      <w:ins w:id="308" w:author="Tomy Doda" w:date="2026-08-11T17:30:00Z" w16du:dateUtc="2026-08-11T15:30:00Z">
         <w:r>
           <w:rPr>
             <w:i/>
@@ -3849,7 +3858,7 @@
           <w:t>nt</w:t>
         </w:r>
       </w:ins>
-      <w:ins w:id="324" w:author="Tomy Doda" w:date="2026-08-11T16:12:00Z" w16du:dateUtc="2026-08-11T14:12:00Z">
+      <w:ins w:id="309" w:author="Tomy Doda" w:date="2026-08-11T16:12:00Z" w16du:dateUtc="2026-08-11T14:12:00Z">
         <w:r>
           <w:rPr>
             <w:i/>
@@ -3861,7 +3870,7 @@
           <w:t xml:space="preserve"> le temps de résorption du triazole à partir d</w:t>
         </w:r>
       </w:ins>
-      <w:ins w:id="325" w:author="Tomy Doda" w:date="2026-08-11T17:30:00Z" w16du:dateUtc="2026-08-11T15:30:00Z">
+      <w:ins w:id="310" w:author="Tomy Doda" w:date="2026-08-11T17:30:00Z" w16du:dateUtc="2026-08-11T15:30:00Z">
         <w:r>
           <w:rPr>
             <w:i/>
@@ -3873,7 +3882,7 @@
           <w:t>u</w:t>
         </w:r>
       </w:ins>
-      <w:ins w:id="326" w:author="Tomy Doda" w:date="2026-08-11T16:12:00Z" w16du:dateUtc="2026-08-11T14:12:00Z">
+      <w:ins w:id="311" w:author="Tomy Doda" w:date="2026-08-11T16:12:00Z" w16du:dateUtc="2026-08-11T14:12:00Z">
         <w:r>
           <w:rPr>
             <w:i/>
@@ -3887,7 +3896,7 @@
       </w:ins>
       <m:oMath>
         <m:r>
-          <w:ins w:id="327" w:author="Tomy Doda" w:date="2026-08-11T16:12:00Z" w16du:dateUtc="2026-08-11T14:12:00Z">
+          <w:ins w:id="312" w:author="Tomy Doda" w:date="2026-08-11T16:12:00Z" w16du:dateUtc="2026-08-11T14:12:00Z">
             <w:rPr>
               <w:rFonts w:ascii="Cambria Math" w:hAnsi="Cambria Math"/>
               <w:color w:val="555555"/>
@@ -3900,7 +3909,7 @@
         <m:sSub>
           <m:sSubPr>
             <m:ctrlPr>
-              <w:ins w:id="328" w:author="Tomy Doda" w:date="2026-08-11T16:12:00Z" w16du:dateUtc="2026-08-11T14:12:00Z">
+              <w:ins w:id="313" w:author="Tomy Doda" w:date="2026-08-11T16:12:00Z" w16du:dateUtc="2026-08-11T14:12:00Z">
                 <w:rPr>
                   <w:rFonts w:ascii="Cambria Math" w:hAnsi="Cambria Math"/>
                   <w:i/>
@@ -3914,7 +3923,7 @@
           </m:sSubPr>
           <m:e>
             <m:r>
-              <w:ins w:id="329" w:author="Tomy Doda" w:date="2026-08-11T16:12:00Z" w16du:dateUtc="2026-08-11T14:12:00Z">
+              <w:ins w:id="314" w:author="Tomy Doda" w:date="2026-08-11T16:12:00Z" w16du:dateUtc="2026-08-11T14:12:00Z">
                 <w:rPr>
                   <w:rFonts w:ascii="Cambria Math" w:hAnsi="Cambria Math"/>
                   <w:color w:val="555555"/>
@@ -3927,7 +3936,7 @@
           </m:e>
           <m:sub>
             <m:r>
-              <w:ins w:id="330" w:author="Tomy Doda" w:date="2026-08-11T16:12:00Z" w16du:dateUtc="2026-08-11T14:12:00Z">
+              <w:ins w:id="315" w:author="Tomy Doda" w:date="2026-08-11T16:12:00Z" w16du:dateUtc="2026-08-11T14:12:00Z">
                 <w:rPr>
                   <w:rFonts w:ascii="Cambria Math" w:hAnsi="Cambria Math"/>
                   <w:color w:val="555555"/>
@@ -3940,7 +3949,7 @@
           </m:sub>
         </m:sSub>
       </m:oMath>
-      <w:ins w:id="331" w:author="Tomy Doda" w:date="2026-08-11T16:12:00Z" w16du:dateUtc="2026-08-11T14:12:00Z">
+      <w:ins w:id="316" w:author="Tomy Doda" w:date="2026-08-11T16:12:00Z" w16du:dateUtc="2026-08-11T14:12:00Z">
         <w:r>
           <w:rPr>
             <w:i/>
@@ -3957,10 +3966,10 @@
       <w:pPr>
         <w:pStyle w:val="Heading2"/>
         <w:rPr>
-          <w:ins w:id="332" w:author="Tomy Doda" w:date="2026-08-11T16:13:00Z" w16du:dateUtc="2026-08-11T14:13:00Z"/>
-        </w:rPr>
-      </w:pPr>
-      <w:ins w:id="333" w:author="Tomy Doda" w:date="2026-08-11T16:12:00Z" w16du:dateUtc="2026-08-11T14:12:00Z">
+          <w:ins w:id="317" w:author="Tomy Doda" w:date="2026-08-11T16:13:00Z" w16du:dateUtc="2026-08-11T14:13:00Z"/>
+        </w:rPr>
+      </w:pPr>
+      <w:ins w:id="318" w:author="Tomy Doda" w:date="2026-08-11T16:12:00Z" w16du:dateUtc="2026-08-11T14:12:00Z">
         <w:r>
           <w:t>Aucun brassage</w:t>
         </w:r>
@@ -3969,25 +3978,25 @@
     <w:p>
       <w:pPr>
         <w:rPr>
-          <w:ins w:id="334" w:author="Tomy Doda" w:date="2026-08-11T16:11:00Z" w16du:dateUtc="2026-08-11T14:11:00Z"/>
-        </w:rPr>
-        <w:pPrChange w:id="335" w:author="Tomy Doda" w:date="2026-08-11T16:13:00Z" w16du:dateUtc="2026-08-11T14:13:00Z">
+          <w:ins w:id="319" w:author="Tomy Doda" w:date="2026-08-11T16:11:00Z" w16du:dateUtc="2026-08-11T14:11:00Z"/>
+        </w:rPr>
+        <w:pPrChange w:id="320" w:author="Tomy Doda" w:date="2026-08-11T16:13:00Z" w16du:dateUtc="2026-08-11T14:13:00Z">
           <w:pPr>
             <w:pStyle w:val="Heading1"/>
           </w:pPr>
         </w:pPrChange>
       </w:pPr>
-      <w:ins w:id="336" w:author="Tomy Doda" w:date="2026-08-11T16:15:00Z" w16du:dateUtc="2026-08-11T14:15:00Z">
+      <w:ins w:id="321" w:author="Tomy Doda" w:date="2026-08-11T16:15:00Z" w16du:dateUtc="2026-08-11T14:15:00Z">
         <w:r>
           <w:t>En l’</w:t>
         </w:r>
       </w:ins>
-      <w:ins w:id="337" w:author="Tomy Doda" w:date="2026-08-11T16:13:00Z" w16du:dateUtc="2026-08-11T14:13:00Z">
+      <w:ins w:id="322" w:author="Tomy Doda" w:date="2026-08-11T16:13:00Z" w16du:dateUtc="2026-08-11T14:13:00Z">
         <w:r>
           <w:t>absence de brassage</w:t>
         </w:r>
       </w:ins>
-      <w:ins w:id="338" w:author="Tomy Doda" w:date="2026-08-11T16:15:00Z" w16du:dateUtc="2026-08-11T14:15:00Z">
+      <w:ins w:id="323" w:author="Tomy Doda" w:date="2026-08-11T16:15:00Z" w16du:dateUtc="2026-08-11T14:15:00Z">
         <w:r>
           <w:t xml:space="preserve">, </w:t>
         </w:r>
@@ -3995,7 +4004,7 @@
           <w:t xml:space="preserve">la </w:t>
         </w:r>
       </w:ins>
-      <w:ins w:id="339" w:author="Tomy Doda" w:date="2026-08-11T16:16:00Z" w16du:dateUtc="2026-08-11T14:16:00Z">
+      <w:ins w:id="324" w:author="Tomy Doda" w:date="2026-08-11T16:16:00Z" w16du:dateUtc="2026-08-11T14:16:00Z">
         <w:r>
           <w:t xml:space="preserve">baisse des concentrations en triazole est uniquement gouvernée par </w:t>
         </w:r>
@@ -4003,7 +4012,7 @@
           <w:t xml:space="preserve">la dilution due au Rhône </w:t>
         </w:r>
       </w:ins>
-      <w:ins w:id="340" w:author="Tomy Doda" w:date="2026-08-11T16:17:00Z" w16du:dateUtc="2026-08-11T14:17:00Z">
+      <w:ins w:id="325" w:author="Tomy Doda" w:date="2026-08-11T16:17:00Z" w16du:dateUtc="2026-08-11T14:17:00Z">
         <w:r>
           <w:t>(</w:t>
         </w:r>
@@ -4012,7 +4021,7 @@
         <m:sSub>
           <m:sSubPr>
             <m:ctrlPr>
-              <w:ins w:id="341" w:author="Tomy Doda" w:date="2026-08-11T16:17:00Z" w16du:dateUtc="2026-08-11T14:17:00Z">
+              <w:ins w:id="326" w:author="Tomy Doda" w:date="2026-08-11T16:17:00Z" w16du:dateUtc="2026-08-11T14:17:00Z">
                 <w:rPr>
                   <w:rFonts w:ascii="Cambria Math" w:hAnsi="Cambria Math"/>
                   <w:i/>
@@ -4022,7 +4031,7 @@
           </m:sSubPr>
           <m:e>
             <m:r>
-              <w:ins w:id="342" w:author="Tomy Doda" w:date="2026-08-11T16:17:00Z" w16du:dateUtc="2026-08-11T14:17:00Z">
+              <w:ins w:id="327" w:author="Tomy Doda" w:date="2026-08-11T16:17:00Z" w16du:dateUtc="2026-08-11T14:17:00Z">
                 <w:rPr>
                   <w:rFonts w:ascii="Cambria Math" w:hAnsi="Cambria Math"/>
                 </w:rPr>
@@ -4032,7 +4041,7 @@
           </m:e>
           <m:sub>
             <m:r>
-              <w:ins w:id="343" w:author="Tomy Doda" w:date="2026-08-11T16:52:00Z" w16du:dateUtc="2026-08-11T14:52:00Z">
+              <w:ins w:id="328" w:author="Tomy Doda" w:date="2026-08-11T16:52:00Z" w16du:dateUtc="2026-08-11T14:52:00Z">
                 <w:rPr>
                   <w:rFonts w:ascii="Cambria Math" w:hAnsi="Cambria Math"/>
                 </w:rPr>
@@ -4042,7 +4051,7 @@
           </m:sub>
         </m:sSub>
         <m:r>
-          <w:ins w:id="344" w:author="Tomy Doda" w:date="2026-08-11T16:17:00Z" w16du:dateUtc="2026-08-11T14:17:00Z">
+          <w:ins w:id="329" w:author="Tomy Doda" w:date="2026-08-11T16:17:00Z" w16du:dateUtc="2026-08-11T14:17:00Z">
             <w:rPr>
               <w:rFonts w:ascii="Cambria Math" w:hAnsi="Cambria Math"/>
             </w:rPr>
@@ -4050,27 +4059,27 @@
           </w:ins>
         </m:r>
       </m:oMath>
-      <w:ins w:id="345" w:author="Tomy Doda" w:date="2026-08-11T16:17:00Z" w16du:dateUtc="2026-08-11T14:17:00Z">
+      <w:ins w:id="330" w:author="Tomy Doda" w:date="2026-08-11T16:17:00Z" w16du:dateUtc="2026-08-11T14:17:00Z">
         <w:r>
           <w:t>)</w:t>
         </w:r>
       </w:ins>
-      <w:ins w:id="346" w:author="Tomy Doda" w:date="2026-08-11T16:18:00Z" w16du:dateUtc="2026-08-11T14:18:00Z">
+      <w:ins w:id="331" w:author="Tomy Doda" w:date="2026-08-11T16:18:00Z" w16du:dateUtc="2026-08-11T14:18:00Z">
         <w:r>
           <w:t xml:space="preserve">, </w:t>
         </w:r>
       </w:ins>
-      <w:ins w:id="347" w:author="Tomy Doda" w:date="2026-08-11T16:19:00Z" w16du:dateUtc="2026-08-11T14:19:00Z">
+      <w:ins w:id="332" w:author="Tomy Doda" w:date="2026-08-11T16:19:00Z" w16du:dateUtc="2026-08-11T14:19:00Z">
         <w:r>
           <w:t xml:space="preserve">qui est </w:t>
         </w:r>
       </w:ins>
-      <w:ins w:id="348" w:author="Tomy Doda" w:date="2026-08-11T16:21:00Z" w16du:dateUtc="2026-08-11T14:21:00Z">
+      <w:ins w:id="333" w:author="Tomy Doda" w:date="2026-08-11T16:21:00Z" w16du:dateUtc="2026-08-11T14:21:00Z">
         <w:r>
           <w:t xml:space="preserve">plus rapide pour l’épilimnion que pour l’hypolimnion (Fig. </w:t>
         </w:r>
       </w:ins>
-      <w:ins w:id="349" w:author="Tomy Doda" w:date="2026-08-11T16:22:00Z" w16du:dateUtc="2026-08-11T14:22:00Z">
+      <w:ins w:id="334" w:author="Tomy Doda" w:date="2026-08-11T16:22:00Z" w16du:dateUtc="2026-08-11T14:22:00Z">
         <w:r>
           <w:t>5).</w:t>
         </w:r>
@@ -4083,7 +4092,7 @@
       </w:ins>
       <m:oMath>
         <m:r>
-          <w:ins w:id="350" w:author="Tomy Doda" w:date="2026-08-11T16:23:00Z" w16du:dateUtc="2026-08-11T14:23:00Z">
+          <w:ins w:id="335" w:author="Tomy Doda" w:date="2026-08-11T16:23:00Z" w16du:dateUtc="2026-08-11T14:23:00Z">
             <w:rPr>
               <w:rFonts w:ascii="Cambria Math" w:hAnsi="Cambria Math"/>
             </w:rPr>
@@ -4091,19 +4100,19 @@
           </w:ins>
         </m:r>
       </m:oMath>
-      <w:ins w:id="351" w:author="Tomy Doda" w:date="2026-08-11T16:23:00Z" w16du:dateUtc="2026-08-11T14:23:00Z">
+      <w:ins w:id="336" w:author="Tomy Doda" w:date="2026-08-11T16:23:00Z" w16du:dateUtc="2026-08-11T14:23:00Z">
         <w:r>
           <w:t>40 ans)</w:t>
         </w:r>
       </w:ins>
-      <w:ins w:id="352" w:author="Tomy Doda" w:date="2026-08-11T16:22:00Z" w16du:dateUtc="2026-08-11T14:22:00Z">
+      <w:ins w:id="337" w:author="Tomy Doda" w:date="2026-08-11T16:22:00Z" w16du:dateUtc="2026-08-11T14:22:00Z">
         <w:r>
           <w:t xml:space="preserve"> que dans l’épilimnion (</w:t>
         </w:r>
       </w:ins>
       <m:oMath>
         <m:r>
-          <w:ins w:id="353" w:author="Tomy Doda" w:date="2026-08-11T16:23:00Z" w16du:dateUtc="2026-08-11T14:23:00Z">
+          <w:ins w:id="338" w:author="Tomy Doda" w:date="2026-08-11T16:23:00Z" w16du:dateUtc="2026-08-11T14:23:00Z">
             <w:rPr>
               <w:rFonts w:ascii="Cambria Math" w:hAnsi="Cambria Math"/>
             </w:rPr>
@@ -4111,7 +4120,7 @@
           </w:ins>
         </m:r>
       </m:oMath>
-      <w:ins w:id="354" w:author="Tomy Doda" w:date="2026-08-11T16:23:00Z" w16du:dateUtc="2026-08-11T14:23:00Z">
+      <w:ins w:id="339" w:author="Tomy Doda" w:date="2026-08-11T16:23:00Z" w16du:dateUtc="2026-08-11T14:23:00Z">
         <w:r>
           <w:t>20 ans).</w:t>
         </w:r>
@@ -4121,9 +4130,8 @@
       <w:pPr>
         <w:pStyle w:val="Heading2"/>
       </w:pPr>
-      <w:del w:id="355" w:author="Tomy Doda" w:date="2026-08-11T16:13:00Z" w16du:dateUtc="2026-08-11T14:13:00Z">
-        <w:r>
-          <w:lastRenderedPageBreak/>
+      <w:del w:id="340" w:author="Tomy Doda" w:date="2026-08-11T16:13:00Z" w16du:dateUtc="2026-08-11T14:13:00Z">
+        <w:r>
           <w:delText xml:space="preserve">4.1 </w:delText>
         </w:r>
       </w:del>
@@ -4139,7 +4147,7 @@
       <w:r>
         <w:t xml:space="preserve">Un brassage complet </w:t>
       </w:r>
-      <w:del w:id="356" w:author="Tomy Doda" w:date="2026-08-11T16:24:00Z" w16du:dateUtc="2026-08-11T14:24:00Z">
+      <w:del w:id="341" w:author="Tomy Doda" w:date="2026-08-11T16:24:00Z" w16du:dateUtc="2026-08-11T14:24:00Z">
         <w:r>
           <w:delText xml:space="preserve">est imposé </w:delText>
         </w:r>
@@ -4147,17 +4155,17 @@
       <w:r>
         <w:t xml:space="preserve">tous les 10 ans </w:t>
       </w:r>
-      <w:del w:id="357" w:author="Tomy Doda" w:date="2026-08-11T16:52:00Z" w16du:dateUtc="2026-08-11T14:52:00Z">
+      <w:del w:id="342" w:author="Tomy Doda" w:date="2026-08-11T16:52:00Z" w16du:dateUtc="2026-08-11T14:52:00Z">
         <w:r>
           <w:delText>(</w:delText>
         </w:r>
       </w:del>
-      <w:del w:id="358" w:author="Tomy Doda" w:date="2026-08-11T16:24:00Z" w16du:dateUtc="2026-08-11T14:24:00Z">
+      <w:del w:id="343" w:author="Tomy Doda" w:date="2026-08-11T16:24:00Z" w16du:dateUtc="2026-08-11T14:24:00Z">
         <w:r>
           <w:delText xml:space="preserve">h_epi </w:delText>
         </w:r>
       </w:del>
-      <w:del w:id="359" w:author="Tomy Doda" w:date="2026-08-11T16:52:00Z" w16du:dateUtc="2026-08-11T14:52:00Z">
+      <w:del w:id="344" w:author="Tomy Doda" w:date="2026-08-11T16:52:00Z" w16du:dateUtc="2026-08-11T14:52:00Z">
         <w:r>
           <w:delText xml:space="preserve">passe de ~161 m à ~310 m aux années 10, 20, 30). La décroissance initiale est portée par la dilution advective ; chaque brassage </w:delText>
         </w:r>
@@ -4165,12 +4173,12 @@
       <w:r>
         <w:t xml:space="preserve">homogénéise brutalement les deux </w:t>
       </w:r>
-      <w:del w:id="360" w:author="Tomy Doda" w:date="2026-08-11T16:53:00Z" w16du:dateUtc="2026-08-11T14:53:00Z">
+      <w:del w:id="345" w:author="Tomy Doda" w:date="2026-08-11T16:53:00Z" w16du:dateUtc="2026-08-11T14:53:00Z">
         <w:r>
           <w:delText xml:space="preserve">compartiments </w:delText>
         </w:r>
       </w:del>
-      <w:ins w:id="361" w:author="Tomy Doda" w:date="2026-08-11T16:53:00Z" w16du:dateUtc="2026-08-11T14:53:00Z">
+      <w:ins w:id="346" w:author="Tomy Doda" w:date="2026-08-11T16:53:00Z" w16du:dateUtc="2026-08-11T14:53:00Z">
         <w:r>
           <w:t xml:space="preserve">couches </w:t>
         </w:r>
@@ -4178,22 +4186,22 @@
       <w:r>
         <w:t>(</w:t>
       </w:r>
-      <w:del w:id="362" w:author="Tomy Doda" w:date="2026-08-11T16:53:00Z" w16du:dateUtc="2026-08-11T14:53:00Z">
+      <w:del w:id="347" w:author="Tomy Doda" w:date="2026-08-11T16:53:00Z" w16du:dateUtc="2026-08-11T14:53:00Z">
         <w:r>
           <w:delText>à-coups visibles aux années 10 et 20</w:delText>
         </w:r>
       </w:del>
-      <w:ins w:id="363" w:author="Tomy Doda" w:date="2026-08-11T16:53:00Z" w16du:dateUtc="2026-08-11T14:53:00Z">
+      <w:ins w:id="348" w:author="Tomy Doda" w:date="2026-08-11T16:53:00Z" w16du:dateUtc="2026-08-11T14:53:00Z">
         <w:r>
           <w:t xml:space="preserve">augmentation </w:t>
         </w:r>
       </w:ins>
-      <w:ins w:id="364" w:author="Tomy Doda" w:date="2026-08-11T16:54:00Z" w16du:dateUtc="2026-08-11T14:54:00Z">
+      <w:ins w:id="349" w:author="Tomy Doda" w:date="2026-08-11T16:54:00Z" w16du:dateUtc="2026-08-11T14:54:00Z">
         <w:r>
           <w:t>des concentrations</w:t>
         </w:r>
       </w:ins>
-      <w:ins w:id="365" w:author="Tomy Doda" w:date="2026-08-11T17:24:00Z" w16du:dateUtc="2026-08-11T15:24:00Z">
+      <w:ins w:id="350" w:author="Tomy Doda" w:date="2026-08-11T17:24:00Z" w16du:dateUtc="2026-08-11T15:24:00Z">
         <w:r>
           <w:t xml:space="preserve"> dans l’épilimnion et baisse dans l’hypolimnion</w:t>
         </w:r>
@@ -4204,17 +4212,17 @@
       <w:r>
         <w:t>).</w:t>
       </w:r>
-      <w:ins w:id="366" w:author="Tomy Doda" w:date="2026-08-11T17:25:00Z" w16du:dateUtc="2026-08-11T15:25:00Z">
+      <w:ins w:id="351" w:author="Tomy Doda" w:date="2026-08-11T17:25:00Z" w16du:dateUtc="2026-08-11T15:25:00Z">
         <w:r>
           <w:t xml:space="preserve"> L’évolution des concentrations entre chaque brassage est </w:t>
         </w:r>
       </w:ins>
-      <w:ins w:id="367" w:author="Tomy Doda" w:date="2026-08-11T17:26:00Z" w16du:dateUtc="2026-08-11T15:26:00Z">
+      <w:ins w:id="352" w:author="Tomy Doda" w:date="2026-08-11T17:26:00Z" w16du:dateUtc="2026-08-11T15:26:00Z">
         <w:r>
           <w:t>uniquement due à la dilution advective comme dans le</w:t>
         </w:r>
       </w:ins>
-      <w:ins w:id="368" w:author="Tomy Doda" w:date="2026-08-11T17:25:00Z" w16du:dateUtc="2026-08-11T15:25:00Z">
+      <w:ins w:id="353" w:author="Tomy Doda" w:date="2026-08-11T17:25:00Z" w16du:dateUtc="2026-08-11T15:25:00Z">
         <w:r>
           <w:t xml:space="preserve"> scénario</w:t>
         </w:r>
@@ -4222,7 +4230,7 @@
           <w:t xml:space="preserve"> précédent</w:t>
         </w:r>
       </w:ins>
-      <w:ins w:id="369" w:author="Tomy Doda" w:date="2026-08-11T17:26:00Z" w16du:dateUtc="2026-08-11T15:26:00Z">
+      <w:ins w:id="354" w:author="Tomy Doda" w:date="2026-08-11T17:26:00Z" w16du:dateUtc="2026-08-11T15:26:00Z">
         <w:r>
           <w:t xml:space="preserve">. </w:t>
         </w:r>
@@ -4233,22 +4241,22 @@
           <w:t>est</w:t>
         </w:r>
       </w:ins>
-      <w:ins w:id="370" w:author="Tomy Doda" w:date="2026-08-11T17:28:00Z" w16du:dateUtc="2026-08-11T15:28:00Z">
+      <w:ins w:id="355" w:author="Tomy Doda" w:date="2026-08-11T17:28:00Z" w16du:dateUtc="2026-08-11T15:28:00Z">
         <w:r>
           <w:t xml:space="preserve"> similaire dans les deux couches et</w:t>
         </w:r>
       </w:ins>
-      <w:ins w:id="371" w:author="Tomy Doda" w:date="2026-08-11T17:27:00Z" w16du:dateUtc="2026-08-11T15:27:00Z">
+      <w:ins w:id="356" w:author="Tomy Doda" w:date="2026-08-11T17:27:00Z" w16du:dateUtc="2026-08-11T15:27:00Z">
         <w:r>
           <w:t xml:space="preserve"> d’environ 25 ans</w:t>
         </w:r>
       </w:ins>
-      <w:ins w:id="372" w:author="Tomy Doda" w:date="2026-08-11T17:28:00Z" w16du:dateUtc="2026-08-11T15:28:00Z">
+      <w:ins w:id="357" w:author="Tomy Doda" w:date="2026-08-11T17:28:00Z" w16du:dateUtc="2026-08-11T15:28:00Z">
         <w:r>
           <w:t>.</w:t>
         </w:r>
       </w:ins>
-      <w:ins w:id="373" w:author="Tomy Doda" w:date="2026-08-11T17:27:00Z" w16du:dateUtc="2026-08-11T15:27:00Z">
+      <w:ins w:id="358" w:author="Tomy Doda" w:date="2026-08-11T17:27:00Z" w16du:dateUtc="2026-08-11T15:27:00Z">
         <w:r>
           <w:t xml:space="preserve"> </w:t>
         </w:r>
@@ -4259,14 +4267,15 @@
         <w:spacing w:before="70" w:after="35"/>
         <w:jc w:val="center"/>
         <w:rPr>
-          <w:del w:id="374" w:author="Tomy Doda" w:date="2026-08-11T16:51:00Z" w16du:dateUtc="2026-08-11T14:51:00Z"/>
-        </w:rPr>
-      </w:pPr>
-      <w:del w:id="375" w:author="Tomy Doda" w:date="2026-08-11T16:51:00Z" w16du:dateUtc="2026-08-11T14:51:00Z">
+          <w:del w:id="359" w:author="Tomy Doda" w:date="2026-08-11T16:51:00Z" w16du:dateUtc="2026-08-11T14:51:00Z"/>
+        </w:rPr>
+      </w:pPr>
+      <w:del w:id="360" w:author="Tomy Doda" w:date="2026-08-11T16:51:00Z" w16du:dateUtc="2026-08-11T14:51:00Z">
         <w:r>
           <w:rPr>
             <w:noProof/>
           </w:rPr>
+          <w:lastRenderedPageBreak/>
           <w:drawing>
             <wp:inline distT="0" distB="0" distL="0" distR="0" wp14:anchorId="000B7631" wp14:editId="52C1E933">
               <wp:extent cx="3429000" cy="2238375"/>
@@ -4313,10 +4322,10 @@
         <w:spacing w:after="140"/>
         <w:jc w:val="center"/>
         <w:rPr>
-          <w:del w:id="376" w:author="Tomy Doda" w:date="2026-08-11T16:51:00Z" w16du:dateUtc="2026-08-11T14:51:00Z"/>
-        </w:rPr>
-      </w:pPr>
-      <w:del w:id="377" w:author="Tomy Doda" w:date="2026-08-11T16:51:00Z" w16du:dateUtc="2026-08-11T14:51:00Z">
+          <w:del w:id="361" w:author="Tomy Doda" w:date="2026-08-11T16:51:00Z" w16du:dateUtc="2026-08-11T14:51:00Z"/>
+        </w:rPr>
+      </w:pPr>
+      <w:del w:id="362" w:author="Tomy Doda" w:date="2026-08-11T16:51:00Z" w16du:dateUtc="2026-08-11T14:51:00Z">
         <w:r>
           <w:rPr>
             <w:i/>
@@ -4353,7 +4362,7 @@
       <w:pPr>
         <w:pStyle w:val="Heading2"/>
       </w:pPr>
-      <w:del w:id="378" w:author="Tomy Doda" w:date="2026-08-11T16:13:00Z" w16du:dateUtc="2026-08-11T14:13:00Z">
+      <w:del w:id="363" w:author="Tomy Doda" w:date="2026-08-11T16:13:00Z" w16du:dateUtc="2026-08-11T14:13:00Z">
         <w:r>
           <w:delText xml:space="preserve">4.2 </w:delText>
         </w:r>
@@ -4367,10 +4376,10 @@
         <w:spacing w:after="100"/>
         <w:jc w:val="both"/>
         <w:rPr>
-          <w:del w:id="379" w:author="Tomy Doda" w:date="2026-08-11T17:29:00Z" w16du:dateUtc="2026-08-11T15:29:00Z"/>
-        </w:rPr>
-      </w:pPr>
-      <w:del w:id="380" w:author="Tomy Doda" w:date="2026-08-11T17:29:00Z" w16du:dateUtc="2026-08-11T15:29:00Z">
+          <w:del w:id="364" w:author="Tomy Doda" w:date="2026-08-11T17:29:00Z" w16du:dateUtc="2026-08-11T15:29:00Z"/>
+        </w:rPr>
+      </w:pPr>
+      <w:del w:id="365" w:author="Tomy Doda" w:date="2026-08-11T17:29:00Z" w16du:dateUtc="2026-08-11T15:29:00Z">
         <w:r>
           <w:delText>1000 réalisations de h_epi(t), tirées de la distribution probabiliste historique des brassages (données extraites des rapports CIPEL pour la période 1994–2024), donnent une moyenne (ligne) et un écart-type (bande colorée) de C_epi et C_hypo à chaque pas de temps.</w:delText>
         </w:r>
@@ -4381,10 +4390,10 @@
         <w:spacing w:before="70" w:after="35"/>
         <w:jc w:val="center"/>
         <w:rPr>
-          <w:del w:id="381" w:author="Tomy Doda" w:date="2026-08-11T16:51:00Z" w16du:dateUtc="2026-08-11T14:51:00Z"/>
-        </w:rPr>
-      </w:pPr>
-      <w:del w:id="382" w:author="Tomy Doda" w:date="2026-08-11T16:51:00Z" w16du:dateUtc="2026-08-11T14:51:00Z">
+          <w:del w:id="366" w:author="Tomy Doda" w:date="2026-08-11T16:51:00Z" w16du:dateUtc="2026-08-11T14:51:00Z"/>
+        </w:rPr>
+      </w:pPr>
+      <w:del w:id="367" w:author="Tomy Doda" w:date="2026-08-11T16:51:00Z" w16du:dateUtc="2026-08-11T14:51:00Z">
         <w:r>
           <w:rPr>
             <w:noProof/>
@@ -4435,10 +4444,10 @@
         <w:spacing w:after="140"/>
         <w:jc w:val="center"/>
         <w:rPr>
-          <w:del w:id="383" w:author="Tomy Doda" w:date="2026-08-11T16:51:00Z" w16du:dateUtc="2026-08-11T14:51:00Z"/>
-        </w:rPr>
-      </w:pPr>
-      <w:del w:id="384" w:author="Tomy Doda" w:date="2026-08-11T16:51:00Z" w16du:dateUtc="2026-08-11T14:51:00Z">
+          <w:del w:id="368" w:author="Tomy Doda" w:date="2026-08-11T16:51:00Z" w16du:dateUtc="2026-08-11T14:51:00Z"/>
+        </w:rPr>
+      </w:pPr>
+      <w:del w:id="369" w:author="Tomy Doda" w:date="2026-08-11T16:51:00Z" w16du:dateUtc="2026-08-11T14:51:00Z">
         <w:r>
           <w:rPr>
             <w:i/>
@@ -4476,13 +4485,13 @@
         <w:spacing w:after="100"/>
         <w:jc w:val="both"/>
         <w:rPr>
-          <w:ins w:id="385" w:author="Tomy Doda" w:date="2026-08-11T11:58:00Z" w16du:dateUtc="2026-08-11T09:58:00Z"/>
+          <w:ins w:id="370" w:author="Tomy Doda" w:date="2026-08-11T11:58:00Z" w16du:dateUtc="2026-08-11T09:58:00Z"/>
         </w:rPr>
       </w:pPr>
       <w:r>
         <w:t xml:space="preserve">La </w:t>
       </w:r>
-      <w:ins w:id="386" w:author="Tomy Doda" w:date="2026-08-11T17:29:00Z" w16du:dateUtc="2026-08-11T15:29:00Z">
+      <w:ins w:id="371" w:author="Tomy Doda" w:date="2026-08-11T17:29:00Z" w16du:dateUtc="2026-08-11T15:29:00Z">
         <w:r>
           <w:t xml:space="preserve">concentration </w:t>
         </w:r>
@@ -4490,7 +4499,7 @@
       <w:r>
         <w:t>moyenne</w:t>
       </w:r>
-      <w:ins w:id="387" w:author="Tomy Doda" w:date="2026-08-11T17:29:00Z" w16du:dateUtc="2026-08-11T15:29:00Z">
+      <w:ins w:id="372" w:author="Tomy Doda" w:date="2026-08-11T17:29:00Z" w16du:dateUtc="2026-08-11T15:29:00Z">
         <w:r>
           <w:t xml:space="preserve"> du scénario stochastique</w:t>
         </w:r>
@@ -4498,22 +4507,22 @@
       <w:r>
         <w:t xml:space="preserve"> franchit 0,1 µg/l </w:t>
       </w:r>
-      <w:del w:id="388" w:author="Tomy Doda" w:date="2026-08-11T17:32:00Z" w16du:dateUtc="2026-08-11T15:32:00Z">
+      <w:del w:id="373" w:author="Tomy Doda" w:date="2026-08-11T17:32:00Z" w16du:dateUtc="2026-08-11T15:32:00Z">
         <w:r>
           <w:delText>vers l'année 20–22</w:delText>
         </w:r>
       </w:del>
-      <w:ins w:id="389" w:author="Tomy Doda" w:date="2026-08-11T17:32:00Z" w16du:dateUtc="2026-08-11T15:32:00Z">
+      <w:ins w:id="374" w:author="Tomy Doda" w:date="2026-08-11T17:32:00Z" w16du:dateUtc="2026-08-11T15:32:00Z">
         <w:r>
           <w:t>après</w:t>
         </w:r>
       </w:ins>
-      <w:ins w:id="390" w:author="Tomy Doda" w:date="2026-08-11T17:41:00Z" w16du:dateUtc="2026-08-11T15:41:00Z">
+      <w:ins w:id="375" w:author="Tomy Doda" w:date="2026-08-11T17:41:00Z" w16du:dateUtc="2026-08-11T15:41:00Z">
         <w:r>
           <w:t xml:space="preserve"> un temps de résorption de</w:t>
         </w:r>
       </w:ins>
-      <w:ins w:id="391" w:author="Tomy Doda" w:date="2026-08-11T17:32:00Z" w16du:dateUtc="2026-08-11T15:32:00Z">
+      <w:ins w:id="376" w:author="Tomy Doda" w:date="2026-08-11T17:32:00Z" w16du:dateUtc="2026-08-11T15:32:00Z">
         <w:r>
           <w:t xml:space="preserve"> 22-23 ans</w:t>
         </w:r>
@@ -4521,12 +4530,12 @@
           <w:t xml:space="preserve"> pour les deux couches</w:t>
         </w:r>
       </w:ins>
-      <w:ins w:id="392" w:author="Tomy Doda" w:date="2026-08-11T17:33:00Z" w16du:dateUtc="2026-08-11T15:33:00Z">
+      <w:ins w:id="377" w:author="Tomy Doda" w:date="2026-08-11T17:33:00Z" w16du:dateUtc="2026-08-11T15:33:00Z">
         <w:r>
           <w:t xml:space="preserve"> </w:t>
         </w:r>
       </w:ins>
-      <w:del w:id="393" w:author="Tomy Doda" w:date="2026-08-11T17:33:00Z" w16du:dateUtc="2026-08-11T15:33:00Z">
+      <w:del w:id="378" w:author="Tomy Doda" w:date="2026-08-11T17:33:00Z" w16du:dateUtc="2026-08-11T15:33:00Z">
         <w:r>
           <w:delText xml:space="preserve">, </w:delText>
         </w:r>
@@ -4534,47 +4543,47 @@
       <w:r>
         <w:t xml:space="preserve">avec </w:t>
       </w:r>
-      <w:del w:id="394" w:author="Tomy Doda" w:date="2026-08-11T17:40:00Z" w16du:dateUtc="2026-08-11T15:40:00Z">
+      <w:del w:id="379" w:author="Tomy Doda" w:date="2026-08-11T17:40:00Z" w16du:dateUtc="2026-08-11T15:40:00Z">
         <w:r>
           <w:delText xml:space="preserve">une </w:delText>
         </w:r>
       </w:del>
-      <w:del w:id="395" w:author="Tomy Doda" w:date="2026-08-11T17:39:00Z" w16du:dateUtc="2026-08-11T15:39:00Z">
+      <w:del w:id="380" w:author="Tomy Doda" w:date="2026-08-11T17:39:00Z" w16du:dateUtc="2026-08-11T15:39:00Z">
         <w:r>
           <w:delText>dispersion modérée qui croît légèrement dans le temps —</w:delText>
         </w:r>
       </w:del>
-      <w:ins w:id="396" w:author="Tomy Doda" w:date="2026-08-11T17:40:00Z" w16du:dateUtc="2026-08-11T15:40:00Z">
+      <w:ins w:id="381" w:author="Tomy Doda" w:date="2026-08-11T17:40:00Z" w16du:dateUtc="2026-08-11T15:40:00Z">
         <w:r>
           <w:t xml:space="preserve">peu de </w:t>
         </w:r>
       </w:ins>
-      <w:ins w:id="397" w:author="Tomy Doda" w:date="2026-08-11T17:39:00Z" w16du:dateUtc="2026-08-11T15:39:00Z">
+      <w:ins w:id="382" w:author="Tomy Doda" w:date="2026-08-11T17:39:00Z" w16du:dateUtc="2026-08-11T15:39:00Z">
         <w:r>
           <w:t>variabilité entre les réalisations</w:t>
         </w:r>
       </w:ins>
-      <w:ins w:id="398" w:author="Tomy Doda" w:date="2026-08-11T17:40:00Z" w16du:dateUtc="2026-08-11T15:40:00Z">
+      <w:ins w:id="383" w:author="Tomy Doda" w:date="2026-08-11T17:40:00Z" w16du:dateUtc="2026-08-11T15:40:00Z">
         <w:r>
           <w:t xml:space="preserve">. Le temps de résorption </w:t>
         </w:r>
       </w:ins>
-      <w:ins w:id="399" w:author="Tomy Doda" w:date="2026-08-11T17:42:00Z" w16du:dateUtc="2026-08-11T15:42:00Z">
+      <w:ins w:id="384" w:author="Tomy Doda" w:date="2026-08-11T17:42:00Z" w16du:dateUtc="2026-08-11T15:42:00Z">
         <w:r>
           <w:t xml:space="preserve">est </w:t>
         </w:r>
       </w:ins>
-      <w:ins w:id="400" w:author="Tomy Doda" w:date="2026-08-11T17:41:00Z" w16du:dateUtc="2026-08-11T15:41:00Z">
+      <w:ins w:id="385" w:author="Tomy Doda" w:date="2026-08-11T17:41:00Z" w16du:dateUtc="2026-08-11T15:41:00Z">
         <w:r>
           <w:t>similaire au scénario périodique</w:t>
         </w:r>
       </w:ins>
-      <w:ins w:id="401" w:author="Tomy Doda" w:date="2026-08-11T17:42:00Z" w16du:dateUtc="2026-08-11T15:42:00Z">
+      <w:ins w:id="386" w:author="Tomy Doda" w:date="2026-08-11T17:42:00Z" w16du:dateUtc="2026-08-11T15:42:00Z">
         <w:r>
           <w:t>, ce qui</w:t>
         </w:r>
       </w:ins>
-      <w:ins w:id="402" w:author="Tomy Doda" w:date="2026-08-11T17:41:00Z" w16du:dateUtc="2026-08-11T15:41:00Z">
+      <w:ins w:id="387" w:author="Tomy Doda" w:date="2026-08-11T17:41:00Z" w16du:dateUtc="2026-08-11T15:41:00Z">
         <w:r>
           <w:t xml:space="preserve"> est</w:t>
         </w:r>
@@ -4582,7 +4591,7 @@
       <w:r>
         <w:t xml:space="preserve"> </w:t>
       </w:r>
-      <w:del w:id="403" w:author="Tomy Doda" w:date="2026-08-11T17:41:00Z" w16du:dateUtc="2026-08-11T15:41:00Z">
+      <w:del w:id="388" w:author="Tomy Doda" w:date="2026-08-11T17:41:00Z" w16du:dateUtc="2026-08-11T15:41:00Z">
         <w:r>
           <w:delText xml:space="preserve">résultat </w:delText>
         </w:r>
@@ -4590,7 +4599,7 @@
       <w:r>
         <w:t xml:space="preserve">cohérent avec </w:t>
       </w:r>
-      <w:del w:id="404" w:author="Tomy Doda" w:date="2026-08-11T17:41:00Z" w16du:dateUtc="2026-08-11T15:41:00Z">
+      <w:del w:id="389" w:author="Tomy Doda" w:date="2026-08-11T17:41:00Z" w16du:dateUtc="2026-08-11T15:41:00Z">
         <w:r>
           <w:delText xml:space="preserve">le scénario périodique à 10 ans, proche de </w:delText>
         </w:r>
@@ -4598,7 +4607,7 @@
       <w:r>
         <w:t>la fréquence historique de brassage du Léman</w:t>
       </w:r>
-      <w:ins w:id="405" w:author="Tomy Doda" w:date="2026-08-11T17:42:00Z" w16du:dateUtc="2026-08-11T15:42:00Z">
+      <w:ins w:id="390" w:author="Tomy Doda" w:date="2026-08-11T17:42:00Z" w16du:dateUtc="2026-08-11T15:42:00Z">
         <w:r>
           <w:t xml:space="preserve"> proche de 10 ans</w:t>
         </w:r>
@@ -4612,7 +4621,7 @@
         <w:spacing w:after="100"/>
         <w:jc w:val="both"/>
         <w:rPr>
-          <w:ins w:id="406" w:author="Tomy Doda" w:date="2026-08-11T11:58:00Z" w16du:dateUtc="2026-08-11T09:58:00Z"/>
+          <w:ins w:id="391" w:author="Tomy Doda" w:date="2026-08-11T11:58:00Z" w16du:dateUtc="2026-08-11T09:58:00Z"/>
         </w:rPr>
       </w:pPr>
     </w:p>
@@ -4620,7 +4629,7 @@
       <w:pPr>
         <w:spacing w:after="100"/>
         <w:jc w:val="center"/>
-        <w:pPrChange w:id="407" w:author="Tomy Doda" w:date="2026-08-11T11:58:00Z" w16du:dateUtc="2026-08-11T09:58:00Z">
+        <w:pPrChange w:id="392" w:author="Tomy Doda" w:date="2026-08-11T11:58:00Z" w16du:dateUtc="2026-08-11T09:58:00Z">
           <w:pPr>
             <w:spacing w:after="100"/>
             <w:jc w:val="both"/>
@@ -4632,23 +4641,23 @@
       <w:pPr>
         <w:pStyle w:val="Heading1"/>
       </w:pPr>
-      <w:del w:id="408" w:author="Tomy Doda" w:date="2026-08-11T18:00:00Z" w16du:dateUtc="2026-08-11T16:00:00Z">
+      <w:del w:id="393" w:author="Tomy Doda" w:date="2026-08-11T18:00:00Z" w16du:dateUtc="2026-08-11T16:00:00Z">
         <w:r>
           <w:delText xml:space="preserve">5. </w:delText>
         </w:r>
       </w:del>
-      <w:commentRangeStart w:id="409"/>
+      <w:commentRangeStart w:id="394"/>
       <w:r>
         <w:t xml:space="preserve">Limites </w:t>
       </w:r>
-      <w:commentRangeEnd w:id="409"/>
+      <w:commentRangeEnd w:id="394"/>
       <w:r>
         <w:rPr>
           <w:rStyle w:val="CommentReference"/>
           <w:sz w:val="26"/>
           <w:szCs w:val="26"/>
         </w:rPr>
-        <w:commentReference w:id="409"/>
+        <w:commentReference w:id="394"/>
       </w:r>
     </w:p>
     <w:p>
@@ -4660,18 +4669,18 @@
         </w:numPr>
         <w:spacing w:after="45"/>
         <w:rPr>
-          <w:ins w:id="410" w:author="Tomy Doda" w:date="2026-08-11T09:55:00Z" w16du:dateUtc="2026-08-11T07:55:00Z"/>
+          <w:ins w:id="395" w:author="Tomy Doda" w:date="2026-08-11T09:55:00Z" w16du:dateUtc="2026-08-11T07:55:00Z"/>
         </w:rPr>
       </w:pPr>
       <w:r>
         <w:t xml:space="preserve">Le </w:t>
       </w:r>
-      <w:ins w:id="411" w:author="Tomy Doda" w:date="2026-08-11T10:47:00Z" w16du:dateUtc="2026-08-11T08:47:00Z">
+      <w:ins w:id="396" w:author="Tomy Doda" w:date="2026-08-11T10:47:00Z" w16du:dateUtc="2026-08-11T08:47:00Z">
         <w:r>
           <w:t>t</w:t>
         </w:r>
       </w:ins>
-      <w:del w:id="412" w:author="Tomy Doda" w:date="2026-08-11T10:47:00Z" w16du:dateUtc="2026-08-11T08:47:00Z">
+      <w:del w:id="397" w:author="Tomy Doda" w:date="2026-08-11T10:47:00Z" w16du:dateUtc="2026-08-11T08:47:00Z">
         <w:r>
           <w:delText>T</w:delText>
         </w:r>
@@ -4689,7 +4698,7 @@
         </w:numPr>
         <w:spacing w:after="45"/>
       </w:pPr>
-      <w:ins w:id="413" w:author="Tomy Doda" w:date="2026-08-11T10:38:00Z" w16du:dateUtc="2026-08-11T08:38:00Z">
+      <w:ins w:id="398" w:author="Tomy Doda" w:date="2026-08-11T10:38:00Z" w16du:dateUtc="2026-08-11T08:38:00Z">
         <w:r>
           <w:t xml:space="preserve">L’apport du Rhône dans les deux couches </w:t>
         </w:r>
@@ -4697,17 +4706,17 @@
           <w:t xml:space="preserve">et donc la dilution du triazole est approximé </w:t>
         </w:r>
       </w:ins>
-      <w:ins w:id="414" w:author="Tomy Doda" w:date="2026-08-11T10:41:00Z" w16du:dateUtc="2026-08-11T08:41:00Z">
+      <w:ins w:id="399" w:author="Tomy Doda" w:date="2026-08-11T10:41:00Z" w16du:dateUtc="2026-08-11T08:41:00Z">
         <w:r>
           <w:t>à partir</w:t>
         </w:r>
       </w:ins>
-      <w:ins w:id="415" w:author="Tomy Doda" w:date="2026-08-11T10:42:00Z" w16du:dateUtc="2026-08-11T08:42:00Z">
+      <w:ins w:id="400" w:author="Tomy Doda" w:date="2026-08-11T10:42:00Z" w16du:dateUtc="2026-08-11T08:42:00Z">
         <w:r>
           <w:t xml:space="preserve"> de</w:t>
         </w:r>
       </w:ins>
-      <w:ins w:id="416" w:author="Tomy Doda" w:date="2026-08-11T10:41:00Z" w16du:dateUtc="2026-08-11T08:41:00Z">
+      <w:ins w:id="401" w:author="Tomy Doda" w:date="2026-08-11T10:41:00Z" w16du:dateUtc="2026-08-11T08:41:00Z">
         <w:r>
           <w:t xml:space="preserve"> </w:t>
         </w:r>
@@ -4715,19 +4724,19 @@
           <w:t>la profondeur maximale annuelle de l’épilimnion</w:t>
         </w:r>
       </w:ins>
-      <w:ins w:id="417" w:author="Tomy Doda" w:date="2026-08-11T10:42:00Z" w16du:dateUtc="2026-08-11T08:42:00Z">
+      <w:ins w:id="402" w:author="Tomy Doda" w:date="2026-08-11T10:42:00Z" w16du:dateUtc="2026-08-11T08:42:00Z">
         <w:r>
           <w:t xml:space="preserve">, ce qui peut </w:t>
         </w:r>
       </w:ins>
-      <w:ins w:id="418" w:author="Tomy Doda" w:date="2026-08-11T10:44:00Z" w16du:dateUtc="2026-08-11T08:44:00Z">
+      <w:ins w:id="403" w:author="Tomy Doda" w:date="2026-08-11T10:44:00Z" w16du:dateUtc="2026-08-11T08:44:00Z">
         <w:r>
           <w:t xml:space="preserve">surestimer </w:t>
         </w:r>
       </w:ins>
       <m:oMath>
         <m:r>
-          <w:ins w:id="419" w:author="Tomy Doda" w:date="2026-08-11T10:45:00Z" w16du:dateUtc="2026-08-11T08:45:00Z">
+          <w:ins w:id="404" w:author="Tomy Doda" w:date="2026-08-11T10:45:00Z" w16du:dateUtc="2026-08-11T08:45:00Z">
             <w:rPr>
               <w:rFonts w:ascii="Cambria Math" w:hAnsi="Cambria Math"/>
             </w:rPr>
@@ -4735,17 +4744,17 @@
           </w:ins>
         </m:r>
       </m:oMath>
-      <w:ins w:id="420" w:author="Tomy Doda" w:date="2026-08-11T10:45:00Z" w16du:dateUtc="2026-08-11T08:45:00Z">
+      <w:ins w:id="405" w:author="Tomy Doda" w:date="2026-08-11T10:45:00Z" w16du:dateUtc="2026-08-11T08:45:00Z">
         <w:r>
           <w:t xml:space="preserve"> par rapport à </w:t>
         </w:r>
       </w:ins>
-      <w:ins w:id="421" w:author="Tomy Doda" w:date="2026-08-11T10:42:00Z" w16du:dateUtc="2026-08-11T08:42:00Z">
+      <w:ins w:id="406" w:author="Tomy Doda" w:date="2026-08-11T10:42:00Z" w16du:dateUtc="2026-08-11T08:42:00Z">
         <w:r>
           <w:t xml:space="preserve">une analyse saisonnière. </w:t>
         </w:r>
       </w:ins>
-      <w:ins w:id="422" w:author="Tomy Doda" w:date="2026-08-11T10:43:00Z" w16du:dateUtc="2026-08-11T08:43:00Z">
+      <w:ins w:id="407" w:author="Tomy Doda" w:date="2026-08-11T10:43:00Z" w16du:dateUtc="2026-08-11T08:43:00Z">
         <w:r>
           <w:t xml:space="preserve">Un apport </w:t>
         </w:r>
@@ -4753,14 +4762,14 @@
           <w:t>complet dans l’hypolimnion</w:t>
         </w:r>
       </w:ins>
-      <w:ins w:id="423" w:author="Tomy Doda" w:date="2026-08-11T10:45:00Z" w16du:dateUtc="2026-08-11T08:45:00Z">
+      <w:ins w:id="408" w:author="Tomy Doda" w:date="2026-08-11T10:45:00Z" w16du:dateUtc="2026-08-11T08:45:00Z">
         <w:r>
           <w:t xml:space="preserve"> (</w:t>
         </w:r>
       </w:ins>
       <m:oMath>
         <m:r>
-          <w:ins w:id="424" w:author="Tomy Doda" w:date="2026-08-11T10:46:00Z" w16du:dateUtc="2026-08-11T08:46:00Z">
+          <w:ins w:id="409" w:author="Tomy Doda" w:date="2026-08-11T10:46:00Z" w16du:dateUtc="2026-08-11T08:46:00Z">
             <w:rPr>
               <w:rFonts w:ascii="Cambria Math" w:hAnsi="Cambria Math"/>
             </w:rPr>
@@ -4768,17 +4777,17 @@
           </w:ins>
         </m:r>
       </m:oMath>
-      <w:ins w:id="425" w:author="Tomy Doda" w:date="2026-08-11T10:46:00Z" w16du:dateUtc="2026-08-11T08:46:00Z">
+      <w:ins w:id="410" w:author="Tomy Doda" w:date="2026-08-11T10:46:00Z" w16du:dateUtc="2026-08-11T08:46:00Z">
         <w:r>
           <w:t xml:space="preserve"> réduirait le temps de r</w:t>
         </w:r>
       </w:ins>
-      <w:ins w:id="426" w:author="Tomy Doda" w:date="2026-08-11T17:51:00Z" w16du:dateUtc="2026-08-11T15:51:00Z">
+      <w:ins w:id="411" w:author="Tomy Doda" w:date="2026-08-11T17:51:00Z" w16du:dateUtc="2026-08-11T15:51:00Z">
         <w:r>
           <w:t>é</w:t>
         </w:r>
       </w:ins>
-      <w:ins w:id="427" w:author="Tomy Doda" w:date="2026-08-11T10:46:00Z" w16du:dateUtc="2026-08-11T08:46:00Z">
+      <w:ins w:id="412" w:author="Tomy Doda" w:date="2026-08-11T10:46:00Z" w16du:dateUtc="2026-08-11T08:46:00Z">
         <w:r>
           <w:t xml:space="preserve">sorption à 19 ans pour les 3 scénarios. </w:t>
         </w:r>
@@ -4793,17 +4802,17 @@
         </w:numPr>
         <w:spacing w:after="45"/>
       </w:pPr>
-      <w:ins w:id="428" w:author="Tomy Doda" w:date="2026-08-11T17:51:00Z" w16du:dateUtc="2026-08-11T15:51:00Z">
+      <w:ins w:id="413" w:author="Tomy Doda" w:date="2026-08-11T17:51:00Z" w16du:dateUtc="2026-08-11T15:51:00Z">
         <w:r>
           <w:t>L</w:t>
         </w:r>
       </w:ins>
-      <w:ins w:id="429" w:author="Tomy Doda" w:date="2026-08-11T17:52:00Z" w16du:dateUtc="2026-08-11T15:52:00Z">
+      <w:ins w:id="414" w:author="Tomy Doda" w:date="2026-08-11T17:52:00Z" w16du:dateUtc="2026-08-11T15:52:00Z">
         <w:r>
           <w:t>’a</w:t>
         </w:r>
       </w:ins>
-      <w:del w:id="430" w:author="Tomy Doda" w:date="2026-08-11T17:51:00Z" w16du:dateUtc="2026-08-11T15:51:00Z">
+      <w:del w:id="415" w:author="Tomy Doda" w:date="2026-08-11T17:51:00Z" w16du:dateUtc="2026-08-11T15:51:00Z">
         <w:r>
           <w:delText>A</w:delText>
         </w:r>
@@ -4811,7 +4820,7 @@
       <w:r>
         <w:t>rrêt total et instantané</w:t>
       </w:r>
-      <w:ins w:id="431" w:author="Tomy Doda" w:date="2026-08-11T17:52:00Z" w16du:dateUtc="2026-08-11T15:52:00Z">
+      <w:ins w:id="416" w:author="Tomy Doda" w:date="2026-08-11T17:52:00Z" w16du:dateUtc="2026-08-11T15:52:00Z">
         <w:r>
           <w:t xml:space="preserve"> des apports de triazole par le Rhône est</w:t>
         </w:r>
@@ -4823,7 +4832,7 @@
         <m:sSub>
           <m:sSubPr>
             <m:ctrlPr>
-              <w:ins w:id="432" w:author="Tomy Doda" w:date="2026-08-11T17:52:00Z" w16du:dateUtc="2026-08-11T15:52:00Z">
+              <w:ins w:id="417" w:author="Tomy Doda" w:date="2026-08-11T17:52:00Z" w16du:dateUtc="2026-08-11T15:52:00Z">
                 <w:rPr>
                   <w:rFonts w:ascii="Cambria Math" w:hAnsi="Cambria Math"/>
                   <w:i/>
@@ -4833,7 +4842,7 @@
           </m:sSubPr>
           <m:e>
             <m:r>
-              <w:ins w:id="433" w:author="Tomy Doda" w:date="2026-08-11T17:52:00Z" w16du:dateUtc="2026-08-11T15:52:00Z">
+              <w:ins w:id="418" w:author="Tomy Doda" w:date="2026-08-11T17:52:00Z" w16du:dateUtc="2026-08-11T15:52:00Z">
                 <w:rPr>
                   <w:rFonts w:ascii="Cambria Math" w:hAnsi="Cambria Math"/>
                 </w:rPr>
@@ -4843,7 +4852,7 @@
           </m:e>
           <m:sub>
             <m:r>
-              <w:ins w:id="434" w:author="Tomy Doda" w:date="2026-08-11T17:52:00Z" w16du:dateUtc="2026-08-11T15:52:00Z">
+              <w:ins w:id="419" w:author="Tomy Doda" w:date="2026-08-11T17:52:00Z" w16du:dateUtc="2026-08-11T15:52:00Z">
                 <w:rPr>
                   <w:rFonts w:ascii="Cambria Math" w:hAnsi="Cambria Math"/>
                 </w:rPr>
@@ -4853,7 +4862,7 @@
           </m:sub>
         </m:sSub>
         <m:r>
-          <w:ins w:id="435" w:author="Tomy Doda" w:date="2026-08-11T17:52:00Z" w16du:dateUtc="2026-08-11T15:52:00Z">
+          <w:ins w:id="420" w:author="Tomy Doda" w:date="2026-08-11T17:52:00Z" w16du:dateUtc="2026-08-11T15:52:00Z">
             <w:rPr>
               <w:rFonts w:ascii="Cambria Math" w:hAnsi="Cambria Math"/>
             </w:rPr>
@@ -4861,7 +4870,7 @@
           </w:ins>
         </m:r>
       </m:oMath>
-      <w:del w:id="436" w:author="Tomy Doda" w:date="2026-08-11T17:52:00Z" w16du:dateUtc="2026-08-11T15:52:00Z">
+      <w:del w:id="421" w:author="Tomy Doda" w:date="2026-08-11T17:52:00Z" w16du:dateUtc="2026-08-11T15:52:00Z">
         <w:r>
           <w:delText>C_in = 0</w:delText>
         </w:r>
@@ -4882,12 +4891,12 @@
       <w:r>
         <w:t>Pas de données de calibration/validation</w:t>
       </w:r>
-      <w:ins w:id="437" w:author="Tomy Doda" w:date="2026-08-11T17:52:00Z" w16du:dateUtc="2026-08-11T15:52:00Z">
+      <w:ins w:id="422" w:author="Tomy Doda" w:date="2026-08-11T17:52:00Z" w16du:dateUtc="2026-08-11T15:52:00Z">
         <w:r>
           <w:t>.</w:t>
         </w:r>
       </w:ins>
-      <w:del w:id="438" w:author="Tomy Doda" w:date="2026-08-11T17:52:00Z" w16du:dateUtc="2026-08-11T15:52:00Z">
+      <w:del w:id="423" w:author="Tomy Doda" w:date="2026-08-11T17:52:00Z" w16du:dateUtc="2026-08-11T15:52:00Z">
         <w:r>
           <w:delText xml:space="preserve"> </w:delText>
         </w:r>
@@ -4902,7 +4911,7 @@
       <w:pPr>
         <w:pStyle w:val="Heading1"/>
       </w:pPr>
-      <w:del w:id="439" w:author="Tomy Doda" w:date="2026-08-11T18:00:00Z" w16du:dateUtc="2026-08-11T16:00:00Z">
+      <w:del w:id="424" w:author="Tomy Doda" w:date="2026-08-11T18:00:00Z" w16du:dateUtc="2026-08-11T16:00:00Z">
         <w:r>
           <w:delText xml:space="preserve">6. </w:delText>
         </w:r>
@@ -4919,12 +4928,12 @@
       <w:r>
         <w:t xml:space="preserve">En admettant un arrêt complet depuis 2025, le modèle indique un temps de résorption de l'ordre de 20 à </w:t>
       </w:r>
-      <w:del w:id="440" w:author="Tomy Doda" w:date="2026-08-11T17:52:00Z" w16du:dateUtc="2026-08-11T15:52:00Z">
+      <w:del w:id="425" w:author="Tomy Doda" w:date="2026-08-11T17:52:00Z" w16du:dateUtc="2026-08-11T15:52:00Z">
         <w:r>
           <w:delText xml:space="preserve">23 </w:delText>
         </w:r>
       </w:del>
-      <w:ins w:id="441" w:author="Tomy Doda" w:date="2026-08-11T17:52:00Z" w16du:dateUtc="2026-08-11T15:52:00Z">
+      <w:ins w:id="426" w:author="Tomy Doda" w:date="2026-08-11T17:52:00Z" w16du:dateUtc="2026-08-11T15:52:00Z">
         <w:r>
           <w:t xml:space="preserve">25 </w:t>
         </w:r>
@@ -4932,12 +4941,12 @@
       <w:r>
         <w:t>ans pour repasser sous 0,1 µg/l, aussi bien pour un brassage périodique à 10 ans que pour le scénario stochastique</w:t>
       </w:r>
-      <w:ins w:id="442" w:author="Tomy Doda" w:date="2026-08-11T17:53:00Z" w16du:dateUtc="2026-08-11T15:53:00Z">
+      <w:ins w:id="427" w:author="Tomy Doda" w:date="2026-08-11T17:53:00Z" w16du:dateUtc="2026-08-11T15:53:00Z">
         <w:r>
           <w:t>.</w:t>
         </w:r>
       </w:ins>
-      <w:del w:id="443" w:author="Tomy Doda" w:date="2026-08-11T17:53:00Z" w16du:dateUtc="2026-08-11T15:53:00Z">
+      <w:del w:id="428" w:author="Tomy Doda" w:date="2026-08-11T17:53:00Z" w16du:dateUtc="2026-08-11T15:53:00Z">
         <w:r>
           <w:delText>;</w:delText>
         </w:r>
@@ -4945,12 +4954,12 @@
       <w:r>
         <w:t xml:space="preserve"> </w:t>
       </w:r>
-      <w:ins w:id="444" w:author="Tomy Doda" w:date="2026-08-11T17:53:00Z" w16du:dateUtc="2026-08-11T15:53:00Z">
+      <w:ins w:id="429" w:author="Tomy Doda" w:date="2026-08-11T17:53:00Z" w16du:dateUtc="2026-08-11T15:53:00Z">
         <w:r>
           <w:t>Cette</w:t>
         </w:r>
       </w:ins>
-      <w:del w:id="445" w:author="Tomy Doda" w:date="2026-08-11T17:53:00Z" w16du:dateUtc="2026-08-11T15:53:00Z">
+      <w:del w:id="430" w:author="Tomy Doda" w:date="2026-08-11T17:53:00Z" w16du:dateUtc="2026-08-11T15:53:00Z">
         <w:r>
           <w:delText>une</w:delText>
         </w:r>
@@ -4958,7 +4967,7 @@
       <w:r>
         <w:t xml:space="preserve"> convergence </w:t>
       </w:r>
-      <w:del w:id="446" w:author="Tomy Doda" w:date="2026-08-11T17:53:00Z" w16du:dateUtc="2026-08-11T15:53:00Z">
+      <w:del w:id="431" w:author="Tomy Doda" w:date="2026-08-11T17:53:00Z" w16du:dateUtc="2026-08-11T15:53:00Z">
         <w:r>
           <w:delText xml:space="preserve">qui </w:delText>
         </w:r>
@@ -4978,12 +4987,12 @@
       <w:r>
         <w:t xml:space="preserve"> cohérent avec le temps de résidence théorique du Léman </w:t>
       </w:r>
-      <w:ins w:id="447" w:author="Tomy Doda" w:date="2026-08-11T17:53:00Z" w16du:dateUtc="2026-08-11T15:53:00Z">
+      <w:ins w:id="432" w:author="Tomy Doda" w:date="2026-08-11T17:53:00Z" w16du:dateUtc="2026-08-11T15:53:00Z">
         <w:r>
           <w:t xml:space="preserve">d’environ </w:t>
         </w:r>
       </w:ins>
-      <w:del w:id="448" w:author="Tomy Doda" w:date="2026-08-11T17:53:00Z" w16du:dateUtc="2026-08-11T15:53:00Z">
+      <w:del w:id="433" w:author="Tomy Doda" w:date="2026-08-11T17:53:00Z" w16du:dateUtc="2026-08-11T15:53:00Z">
         <w:r>
           <w:delText>(~</w:delText>
         </w:r>
@@ -4991,7 +5000,7 @@
       <w:r>
         <w:t>11 ans</w:t>
       </w:r>
-      <w:del w:id="449" w:author="Tomy Doda" w:date="2026-08-11T17:53:00Z" w16du:dateUtc="2026-08-11T15:53:00Z">
+      <w:del w:id="434" w:author="Tomy Doda" w:date="2026-08-11T17:53:00Z" w16du:dateUtc="2026-08-11T15:53:00Z">
         <w:r>
           <w:delText>)</w:delText>
         </w:r>
@@ -5004,20 +5013,21 @@
       <w:pPr>
         <w:pStyle w:val="Heading1"/>
         <w:rPr>
-          <w:ins w:id="450" w:author="Tomy Doda" w:date="2026-08-10T11:36:00Z" w16du:dateUtc="2026-08-10T09:36:00Z"/>
-        </w:rPr>
-      </w:pPr>
-      <w:r>
+          <w:ins w:id="435" w:author="Tomy Doda" w:date="2026-08-10T11:36:00Z" w16du:dateUtc="2026-08-10T09:36:00Z"/>
+        </w:rPr>
+      </w:pPr>
+      <w:r>
+        <w:lastRenderedPageBreak/>
         <w:t>Références</w:t>
       </w:r>
     </w:p>
     <w:p>
       <w:pPr>
         <w:rPr>
-          <w:ins w:id="451" w:author="Tomy Doda" w:date="2026-08-10T11:49:00Z" w16du:dateUtc="2026-08-10T09:49:00Z"/>
-        </w:rPr>
-      </w:pPr>
-      <w:ins w:id="452" w:author="Tomy Doda" w:date="2026-08-10T11:36:00Z" w16du:dateUtc="2026-08-10T09:36:00Z">
+          <w:ins w:id="436" w:author="Tomy Doda" w:date="2026-08-10T11:49:00Z" w16du:dateUtc="2026-08-10T09:49:00Z"/>
+        </w:rPr>
+      </w:pPr>
+      <w:ins w:id="437" w:author="Tomy Doda" w:date="2026-08-10T11:36:00Z" w16du:dateUtc="2026-08-10T09:36:00Z">
         <w:r>
           <w:t>Département</w:t>
         </w:r>
@@ -5047,7 +5057,25 @@
           <w:t>août</w:t>
         </w:r>
         <w:r>
-          <w:t xml:space="preserve"> 2026.</w:t>
+          <w:t xml:space="preserve"> </w:t>
+        </w:r>
+        <w:commentRangeStart w:id="438"/>
+        <w:r>
+          <w:t>2026</w:t>
+        </w:r>
+      </w:ins>
+      <w:commentRangeEnd w:id="438"/>
+      <w:r>
+        <w:rPr>
+          <w:rStyle w:val="CommentReference"/>
+          <w:sz w:val="20"/>
+          <w:szCs w:val="20"/>
+        </w:rPr>
+        <w:commentReference w:id="438"/>
+      </w:r>
+      <w:ins w:id="439" w:author="Tomy Doda" w:date="2026-08-10T11:36:00Z" w16du:dateUtc="2026-08-10T09:36:00Z">
+        <w:r>
+          <w:t>.</w:t>
         </w:r>
       </w:ins>
     </w:p>
@@ -5058,7 +5086,7 @@
           <w:ilvl w:val="0"/>
           <w:numId w:val="0"/>
         </w:numPr>
-        <w:pPrChange w:id="453" w:author="Tomy Doda" w:date="2026-08-11T17:53:00Z" w16du:dateUtc="2026-08-11T15:53:00Z">
+        <w:pPrChange w:id="440" w:author="Tomy Doda" w:date="2026-08-11T17:53:00Z" w16du:dateUtc="2026-08-11T15:53:00Z">
           <w:pPr>
             <w:pStyle w:val="Heading1"/>
           </w:pPr>
@@ -5077,7 +5105,7 @@
 
 <file path=word/comments.xml><?xml version="1.0" encoding="utf-8"?>
 <w:comments xmlns:wpc="http://schemas.microsoft.com/office/word/2010/wordprocessingCanvas" xmlns:cx="http://schemas.microsoft.com/office/drawing/2014/chartex" xmlns:cx1="http://schemas.microsoft.com/office/drawing/2015/9/8/chartex" xmlns:cx2="http://schemas.microsoft.com/office/drawing/2015/10/21/chartex" xmlns:cx3="http://schemas.microsoft.com/office/drawing/2016/5/9/chartex" xmlns:cx4="http://schemas.microsoft.com/office/drawing/2016/5/10/chartex" xmlns:cx5="http://schemas.microsoft.com/office/drawing/2016/5/11/chartex" xmlns:cx6="http://schemas.microsoft.com/office/drawing/2016/5/12/chartex" xmlns:cx7="http://schemas.microsoft.com/office/drawing/2016/5/13/chartex" xmlns:cx8="http://schemas.microsoft.com/office/drawing/2016/5/14/chartex" xmlns:mc="http://schemas.openxmlformats.org/markup-compatibility/2006" xmlns:aink="http://schemas.microsoft.com/office/drawing/2016/ink" xmlns:am3d="http://schemas.microsoft.com/office/drawing/2017/model3d" xmlns:o="urn:schemas-microsoft-com:office:office" xmlns:oel="http://schemas.microsoft.com/office/2019/extlst" xmlns:r="http://schemas.openxmlformats.org/officeDocument/2006/relationships" xmlns:m="http://schemas.openxmlformats.org/officeDocument/2006/math" xmlns:v="urn:schemas-microsoft-com:vml" xmlns:wp14="http://schemas.microsoft.com/office/word/2010/wordprocessingDrawing" xmlns:wp="http://schemas.openxmlformats.org/drawingml/2006/wordprocessingDrawing" xmlns:w10="urn:schemas-microsoft-com:office:word" xmlns:w="http://schemas.openxmlformats.org/wordprocessingml/2006/main" xmlns:w14="http://schemas.microsoft.com/office/word/2010/wordml" xmlns:w15="http://schemas.microsoft.com/office/word/2012/wordml" xmlns:w16cei="http://schemas.microsoft.com/office/word/2026/wordml/cei" xmlns:w16cex="http://schemas.microsoft.com/office/word/2018/wordml/cex" xmlns:w16cid="http://schemas.microsoft.com/office/word/2016/wordml/cid" xmlns:w16="http://schemas.microsoft.com/office/word/2018/wordml" xmlns:w16du="http://schemas.microsoft.com/office/word/2023/wordml/word16du" xmlns:w16sdtdh="http://schemas.microsoft.com/office/word/2020/wordml/sdtdatahash" xmlns:w16sdtfl="http://schemas.microsoft.com/office/word/2024/wordml/sdtformatlock" xmlns:w16se="http://schemas.microsoft.com/office/word/2015/wordml/symex" xmlns:wpg="http://schemas.microsoft.com/office/word/2010/wordprocessingGroup" xmlns:wpi="http://schemas.microsoft.com/office/word/2010/wordprocessingInk" xmlns:wne="http://schemas.microsoft.com/office/word/2006/wordml" xmlns:wps="http://schemas.microsoft.com/office/word/2010/wordprocessingShape" mc:Ignorable="w14 w15 w16se w16cid w16 w16cex w16sdtdh w16sdtfl w16du wp14">
-  <w:comment w:id="12" w:author="Tomy Doda" w:date="2026-08-10T11:42:00Z" w:initials="TD">
+  <w:comment w:id="0" w:author="Tomy Doda" w:date="2026-08-11T09:24:00Z" w:initials="TD">
     <w:p>
       <w:pPr>
         <w:pStyle w:val="CommentText"/>
@@ -5089,11 +5117,32 @@
         <w:annotationRef/>
       </w:r>
       <w:r>
-        <w:t>Est-ce qu’on doit spécifier une source pour le profil?</w:t>
+        <w:t xml:space="preserve">Ca ne semble pas cohérent avec la distribution de la profondeur de plongée (Fig. 3): environ 80-90% du débit d’entrée va dans l’épilimnion ce qui cause un temps de résidence 2 fois plus court que dans l’hypolimion et donc la concentration en triazole devrait y être plus importante (si on suppose un apport constant). </w:t>
+      </w:r>
+    </w:p>
+    <w:p>
+      <w:pPr>
+        <w:pStyle w:val="CommentText"/>
+      </w:pPr>
+    </w:p>
+    <w:p>
+      <w:pPr>
+        <w:pStyle w:val="CommentText"/>
+      </w:pPr>
+      <w:r>
+        <w:t>Est-ce que Chypo&gt;Cepi peut être expliqué par le fait que hepi est en réalité beaucoup moins profond que nos valeurs durant la majorité de l'année puisqu'on utilise hepi_max (brassage hivernal), et donc que l'apport du Rhône dans l'hypolimnion serait plus important (alpha=Qepi/Qtot plus faible) si on le calcule sur l'année? On sous-estimerait donc la dilution de l'hypolimnion ce qui est conservatif (i.e., temps de résorption du triazole plus grand que si le Rhône va plus en profondeur).</w:t>
+      </w:r>
+    </w:p>
+    <w:p>
+      <w:pPr>
+        <w:pStyle w:val="CommentText"/>
+      </w:pPr>
+      <w:r>
+        <w:t>Le temps de résorption du triazole avec un apport du Rhône que dans l'hypolimnion est de 19 ans pour les 3 scénarios donc on reste autour des 20 ans. J'ai ajouté cette info dans les limites.</w:t>
       </w:r>
     </w:p>
   </w:comment>
-  <w:comment w:id="17" w:author="Tomy Doda" w:date="2026-08-11T09:24:00Z" w:initials="TD">
+  <w:comment w:id="4" w:author="Tomy Doda" w:date="2026-08-11T09:31:00Z" w:initials="TD">
     <w:p>
       <w:pPr>
         <w:pStyle w:val="CommentText"/>
@@ -5105,32 +5154,59 @@
         <w:annotationRef/>
       </w:r>
       <w:r>
-        <w:t xml:space="preserve">Ca ne semble pas cohérent avec la distribution de la profondeur de plongée (Fig. 3): environ 80-90% du débit d’entrée va dans l’épilimnion ce qui cause un temps de résidence 2 fois plus court que dans l’hypolimion et donc la concentration en triazole devrait y être plus importante (si on suppose un apport constant). </w:t>
-      </w:r>
-    </w:p>
+        <w:t>Date? On utilise ce profile pour déterminer Cepi et Chypo au moment du mélange maximal alors que j’imagine qu’il a été mesuré en été? Est-ce qu’on surestime Cepi du coup (à ajouter comme limite de notre approche)?</w:t>
+      </w:r>
+    </w:p>
+  </w:comment>
+  <w:comment w:id="154" w:author="Tomy Doda" w:date="2026-08-11T11:13:00Z" w:initials="TD">
     <w:p>
       <w:pPr>
         <w:pStyle w:val="CommentText"/>
       </w:pPr>
-    </w:p>
+      <w:r>
+        <w:rPr>
+          <w:rStyle w:val="CommentReference"/>
+        </w:rPr>
+        <w:annotationRef/>
+      </w:r>
+      <w:r>
+        <w:t>Estimée sur une année ou sur une plus longue période?</w:t>
+      </w:r>
+    </w:p>
+  </w:comment>
+  <w:comment w:id="155" w:author="Tomy Doda" w:date="2026-08-14T10:32:00Z" w:initials="TD">
     <w:p>
       <w:pPr>
         <w:pStyle w:val="CommentText"/>
       </w:pPr>
       <w:r>
-        <w:t>Est-ce que Chypo&gt;Cepi peut être expliqué par le fait que hepi est en réalité beaucoup moins profond que nos valeurs durant la majorité de l'année puisqu'on utilise hepi_max (brassage hivernal), et donc que l'apport du Rhône dans l'hypolimnion serait plus important (alpha=Qepi/Qtot plus faible) si on le calcule sur l'année? On sous-estimerait donc la dilution de l'hypolimnion ce qui est conservatif (i.e., temps de résorption du triazole plus grand que si le Rhône va plus en profondeur).</w:t>
-      </w:r>
-    </w:p>
+        <w:rPr>
+          <w:rStyle w:val="CommentReference"/>
+        </w:rPr>
+        <w:annotationRef/>
+      </w:r>
+      <w:r>
+        <w:t>Sur plusieurs années</w:t>
+      </w:r>
+    </w:p>
+  </w:comment>
+  <w:comment w:id="185" w:author="Tomy Doda" w:date="2026-08-11T11:19:00Z" w:initials="TD">
     <w:p>
       <w:pPr>
         <w:pStyle w:val="CommentText"/>
       </w:pPr>
       <w:r>
-        <w:t>Le temps de résorption du triazole avec un apport du Rhône que dans l'hypolimnion est de 19 ans pour les 3 scénarios donc on reste autour des 20 ans. J'ai ajouté cette info dans les limites.</w:t>
+        <w:rPr>
+          <w:rStyle w:val="CommentReference"/>
+        </w:rPr>
+        <w:annotationRef/>
+      </w:r>
+      <w:r>
+        <w:t>A préciser</w:t>
       </w:r>
     </w:p>
   </w:comment>
-  <w:comment w:id="21" w:author="Tomy Doda" w:date="2026-08-11T09:31:00Z" w:initials="TD">
+  <w:comment w:id="186" w:author="Tomy Doda" w:date="2026-08-14T10:33:00Z" w:initials="TD">
     <w:p>
       <w:pPr>
         <w:pStyle w:val="CommentText"/>
@@ -5142,11 +5218,11 @@
         <w:annotationRef/>
       </w:r>
       <w:r>
-        <w:t>Date? On utilise ce profile pour déterminer Cepi et Chypo au moment du mélange maximal alors que j’imagine qu’il a été mesuré en été? Est-ce qu’on surestime Cepi du coup (à ajouter comme limite de notre approche)?</w:t>
+        <w:t>Rapports annuels CIPEL</w:t>
       </w:r>
     </w:p>
   </w:comment>
-  <w:comment w:id="171" w:author="Tomy Doda" w:date="2026-08-11T11:13:00Z" w:initials="TD">
+  <w:comment w:id="394" w:author="Tomy Doda" w:date="2026-08-11T17:50:00Z" w:initials="TD">
     <w:p>
       <w:pPr>
         <w:pStyle w:val="CommentText"/>
@@ -5158,11 +5234,11 @@
         <w:annotationRef/>
       </w:r>
       <w:r>
-        <w:t>Estimée sur une année ou sur une plus longue période?</w:t>
+        <w:t>Je ne sais pas s’il faut mentionner qu’on néglige le flux diffusif turbulent, basé sur la différence de concentration entre Cepi et Chypo. Il affecterait surtout les résultats lors des années sans brassage (différences de concentrations entre epi et hypo de ~0.5 ug/l) et seulement si on utilise un Kz&gt;10^(-5) m2/s (flux diffusif ~30 % de Madv). J’ai du mal à voir si Madv prend en compte ce flux diffusif d’une certaine manière… Si tout le Rhône allait dans l’épilimnion, Madv=0 alors qu’il devrait bien y avoir un échange entre les deux couches mêmes sans brassage.</w:t>
       </w:r>
     </w:p>
   </w:comment>
-  <w:comment w:id="201" w:author="Tomy Doda" w:date="2026-08-11T11:19:00Z" w:initials="TD">
+  <w:comment w:id="438" w:author="Tomy Doda" w:date="2026-08-14T10:36:00Z" w:initials="TD">
     <w:p>
       <w:pPr>
         <w:pStyle w:val="CommentText"/>
@@ -5174,39 +5250,7 @@
         <w:annotationRef/>
       </w:r>
       <w:r>
-        <w:t>A préciser</w:t>
-      </w:r>
-    </w:p>
-  </w:comment>
-  <w:comment w:id="256" w:author="Tomy Doda" w:date="2026-08-11T11:26:00Z" w:initials="TD">
-    <w:p>
-      <w:pPr>
-        <w:pStyle w:val="CommentText"/>
-      </w:pPr>
-      <w:r>
-        <w:rPr>
-          <w:rStyle w:val="CommentReference"/>
-        </w:rPr>
-        <w:annotationRef/>
-      </w:r>
-      <w:r>
-        <w:t xml:space="preserve">Mettre à jour le notebook lake_geneva_deep_mixing_simulation pour obtenir cette figure. </w:t>
-      </w:r>
-    </w:p>
-  </w:comment>
-  <w:comment w:id="409" w:author="Tomy Doda" w:date="2026-08-11T17:50:00Z" w:initials="TD">
-    <w:p>
-      <w:pPr>
-        <w:pStyle w:val="CommentText"/>
-      </w:pPr>
-      <w:r>
-        <w:rPr>
-          <w:rStyle w:val="CommentReference"/>
-        </w:rPr>
-        <w:annotationRef/>
-      </w:r>
-      <w:r>
-        <w:t>Je ne sais pas s’il faut mentionner qu’on néglige le flux diffusif turbulent, basé sur la différence de concentration entre Cepi et Chypo. Il affecterait surtout les résultats lors des années sans brassage (différences de concentrations entre epi et hypo de ~0.5 ug/l) et seulement si on utilise un Kz&gt;10^(-5) m2/s (flux diffusif ~30 % de Madv). J’ai du mal à voir si Madv prend en compte ce flux diffusif d’une certaine manière… Si tout le Rhône allait dans l’épilimnion, Madv=0 alors qu’il devrait bien y avoir un échange entre les deux couches mêmes sans brassage.</w:t>
+        <w:t>Add link to git repo</w:t>
       </w:r>
     </w:p>
   </w:comment>
@@ -5215,37 +5259,40 @@
 
 <file path=word/commentsExtended.xml><?xml version="1.0" encoding="utf-8"?>
 <w15:commentsEx xmlns:wpc="http://schemas.microsoft.com/office/word/2010/wordprocessingCanvas" xmlns:cx="http://schemas.microsoft.com/office/drawing/2014/chartex" xmlns:cx1="http://schemas.microsoft.com/office/drawing/2015/9/8/chartex" xmlns:cx2="http://schemas.microsoft.com/office/drawing/2015/10/21/chartex" xmlns:cx3="http://schemas.microsoft.com/office/drawing/2016/5/9/chartex" xmlns:cx4="http://schemas.microsoft.com/office/drawing/2016/5/10/chartex" xmlns:cx5="http://schemas.microsoft.com/office/drawing/2016/5/11/chartex" xmlns:cx6="http://schemas.microsoft.com/office/drawing/2016/5/12/chartex" xmlns:cx7="http://schemas.microsoft.com/office/drawing/2016/5/13/chartex" xmlns:cx8="http://schemas.microsoft.com/office/drawing/2016/5/14/chartex" xmlns:mc="http://schemas.openxmlformats.org/markup-compatibility/2006" xmlns:aink="http://schemas.microsoft.com/office/drawing/2016/ink" xmlns:am3d="http://schemas.microsoft.com/office/drawing/2017/model3d" xmlns:o="urn:schemas-microsoft-com:office:office" xmlns:oel="http://schemas.microsoft.com/office/2019/extlst" xmlns:r="http://schemas.openxmlformats.org/officeDocument/2006/relationships" xmlns:m="http://schemas.openxmlformats.org/officeDocument/2006/math" xmlns:v="urn:schemas-microsoft-com:vml" xmlns:wp14="http://schemas.microsoft.com/office/word/2010/wordprocessingDrawing" xmlns:wp="http://schemas.openxmlformats.org/drawingml/2006/wordprocessingDrawing" xmlns:w10="urn:schemas-microsoft-com:office:word" xmlns:w="http://schemas.openxmlformats.org/wordprocessingml/2006/main" xmlns:w14="http://schemas.microsoft.com/office/word/2010/wordml" xmlns:w15="http://schemas.microsoft.com/office/word/2012/wordml" xmlns:w16cei="http://schemas.microsoft.com/office/word/2026/wordml/cei" xmlns:w16cex="http://schemas.microsoft.com/office/word/2018/wordml/cex" xmlns:w16cid="http://schemas.microsoft.com/office/word/2016/wordml/cid" xmlns:w16="http://schemas.microsoft.com/office/word/2018/wordml" xmlns:w16du="http://schemas.microsoft.com/office/word/2023/wordml/word16du" xmlns:w16sdtdh="http://schemas.microsoft.com/office/word/2020/wordml/sdtdatahash" xmlns:w16sdtfl="http://schemas.microsoft.com/office/word/2024/wordml/sdtformatlock" xmlns:w16se="http://schemas.microsoft.com/office/word/2015/wordml/symex" xmlns:wpg="http://schemas.microsoft.com/office/word/2010/wordprocessingGroup" xmlns:wpi="http://schemas.microsoft.com/office/word/2010/wordprocessingInk" xmlns:wne="http://schemas.microsoft.com/office/word/2006/wordml" xmlns:wps="http://schemas.microsoft.com/office/word/2010/wordprocessingShape" mc:Ignorable="w14 w15 w16se w16cid w16 w16cex w16sdtdh w16sdtfl w16du wp14">
-  <w15:commentEx w15:paraId="2C3CF3D8" w15:done="0"/>
   <w15:commentEx w15:paraId="7B8DB8CC" w15:done="0"/>
   <w15:commentEx w15:paraId="521ADD7D" w15:done="0"/>
   <w15:commentEx w15:paraId="32FF6BF4" w15:done="0"/>
+  <w15:commentEx w15:paraId="2505D8F7" w15:paraIdParent="32FF6BF4" w15:done="0"/>
   <w15:commentEx w15:paraId="3311CCC1" w15:done="0"/>
-  <w15:commentEx w15:paraId="272294BA" w15:done="0"/>
+  <w15:commentEx w15:paraId="5179BB1B" w15:paraIdParent="3311CCC1" w15:done="0"/>
   <w15:commentEx w15:paraId="5639784B" w15:done="0"/>
+  <w15:commentEx w15:paraId="365BC225" w15:done="0"/>
 </w15:commentsEx>
 </file>
 
 <file path=word/commentsExtensible.xml><?xml version="1.0" encoding="utf-8"?>
 <w16cex:commentsExtensible xmlns:wpc="http://schemas.microsoft.com/office/word/2010/wordprocessingCanvas" xmlns:cx="http://schemas.microsoft.com/office/drawing/2014/chartex" xmlns:cx1="http://schemas.microsoft.com/office/drawing/2015/9/8/chartex" xmlns:cx2="http://schemas.microsoft.com/office/drawing/2015/10/21/chartex" xmlns:cx3="http://schemas.microsoft.com/office/drawing/2016/5/9/chartex" xmlns:cx4="http://schemas.microsoft.com/office/drawing/2016/5/10/chartex" xmlns:cx5="http://schemas.microsoft.com/office/drawing/2016/5/11/chartex" xmlns:cx6="http://schemas.microsoft.com/office/drawing/2016/5/12/chartex" xmlns:cx7="http://schemas.microsoft.com/office/drawing/2016/5/13/chartex" xmlns:cx8="http://schemas.microsoft.com/office/drawing/2016/5/14/chartex" xmlns:cr="http://schemas.microsoft.com/office/comments/2020/reactions" xmlns:mc="http://schemas.openxmlformats.org/markup-compatibility/2006" xmlns:aink="http://schemas.microsoft.com/office/drawing/2016/ink" xmlns:am3d="http://schemas.microsoft.com/office/drawing/2017/model3d" xmlns:o="urn:schemas-microsoft-com:office:office" xmlns:oel="http://schemas.microsoft.com/office/2019/extlst" xmlns:r="http://schemas.openxmlformats.org/officeDocument/2006/relationships" xmlns:m="http://schemas.openxmlformats.org/officeDocument/2006/math" xmlns:v="urn:schemas-microsoft-com:vml" xmlns:wp14="http://schemas.microsoft.com/office/word/2010/wordprocessingDrawing" xmlns:wp="http://schemas.openxmlformats.org/drawingml/2006/wordprocessingDrawing" xmlns:w10="urn:schemas-microsoft-com:office:word" xmlns:w="http://schemas.openxmlformats.org/wordprocessingml/2006/main" xmlns:w14="http://schemas.microsoft.com/office/word/2010/wordml" xmlns:w15="http://schemas.microsoft.com/office/word/2012/wordml" xmlns:w16cei="http://schemas.microsoft.com/office/word/2026/wordml/cei" xmlns:w16cex="http://schemas.microsoft.com/office/word/2018/wordml/cex" xmlns:w16cid="http://schemas.microsoft.com/office/word/2016/wordml/cid" xmlns:w16="http://schemas.microsoft.com/office/word/2018/wordml" xmlns:w16du="http://schemas.microsoft.com/office/word/2023/wordml/word16du" xmlns:w16sdtdh="http://schemas.microsoft.com/office/word/2020/wordml/sdtdatahash" xmlns:w16sdtfl="http://schemas.microsoft.com/office/word/2024/wordml/sdtformatlock" xmlns:w16se="http://schemas.microsoft.com/office/word/2015/wordml/symex" xmlns:wpg="http://schemas.microsoft.com/office/word/2010/wordprocessingGroup" xmlns:wpi="http://schemas.microsoft.com/office/word/2010/wordprocessingInk" xmlns:wne="http://schemas.microsoft.com/office/word/2006/wordml" xmlns:wps="http://schemas.microsoft.com/office/word/2010/wordprocessingShape" mc:Ignorable="w14 w15 w16se w16cid w16 w16cex w16sdtdh w16sdtfl cr w16du wp14">
-  <w16cex:commentExtensible w16cex:durableId="3B684FBB" w16cex:dateUtc="2026-08-10T09:42:00Z"/>
   <w16cex:commentExtensible w16cex:durableId="3D1E1306" w16cex:dateUtc="2026-08-11T07:24:00Z"/>
   <w16cex:commentExtensible w16cex:durableId="61ED0AEE" w16cex:dateUtc="2026-08-11T07:31:00Z"/>
   <w16cex:commentExtensible w16cex:durableId="61C16E78" w16cex:dateUtc="2026-08-11T09:13:00Z"/>
+  <w16cex:commentExtensible w16cex:durableId="72B7F70D" w16cex:dateUtc="2026-08-14T08:32:00Z"/>
   <w16cex:commentExtensible w16cex:durableId="3BCD7A56" w16cex:dateUtc="2026-08-11T09:19:00Z"/>
-  <w16cex:commentExtensible w16cex:durableId="778B6DBA" w16cex:dateUtc="2026-08-11T09:26:00Z"/>
+  <w16cex:commentExtensible w16cex:durableId="1E3DCE8E" w16cex:dateUtc="2026-08-14T08:33:00Z"/>
   <w16cex:commentExtensible w16cex:durableId="5CCD3CAE" w16cex:dateUtc="2026-08-11T15:50:00Z"/>
+  <w16cex:commentExtensible w16cex:durableId="32B92798" w16cex:dateUtc="2026-08-14T08:36:00Z"/>
 </w16cex:commentsExtensible>
 </file>
 
 <file path=word/commentsIds.xml><?xml version="1.0" encoding="utf-8"?>
 <w16cid:commentsIds xmlns:wpc="http://schemas.microsoft.com/office/word/2010/wordprocessingCanvas" xmlns:cx="http://schemas.microsoft.com/office/drawing/2014/chartex" xmlns:cx1="http://schemas.microsoft.com/office/drawing/2015/9/8/chartex" xmlns:cx2="http://schemas.microsoft.com/office/drawing/2015/10/21/chartex" xmlns:cx3="http://schemas.microsoft.com/office/drawing/2016/5/9/chartex" xmlns:cx4="http://schemas.microsoft.com/office/drawing/2016/5/10/chartex" xmlns:cx5="http://schemas.microsoft.com/office/drawing/2016/5/11/chartex" xmlns:cx6="http://schemas.microsoft.com/office/drawing/2016/5/12/chartex" xmlns:cx7="http://schemas.microsoft.com/office/drawing/2016/5/13/chartex" xmlns:cx8="http://schemas.microsoft.com/office/drawing/2016/5/14/chartex" xmlns:mc="http://schemas.openxmlformats.org/markup-compatibility/2006" xmlns:aink="http://schemas.microsoft.com/office/drawing/2016/ink" xmlns:am3d="http://schemas.microsoft.com/office/drawing/2017/model3d" xmlns:o="urn:schemas-microsoft-com:office:office" xmlns:oel="http://schemas.microsoft.com/office/2019/extlst" xmlns:r="http://schemas.openxmlformats.org/officeDocument/2006/relationships" xmlns:m="http://schemas.openxmlformats.org/officeDocument/2006/math" xmlns:v="urn:schemas-microsoft-com:vml" xmlns:wp14="http://schemas.microsoft.com/office/word/2010/wordprocessingDrawing" xmlns:wp="http://schemas.openxmlformats.org/drawingml/2006/wordprocessingDrawing" xmlns:w10="urn:schemas-microsoft-com:office:word" xmlns:w="http://schemas.openxmlformats.org/wordprocessingml/2006/main" xmlns:w14="http://schemas.microsoft.com/office/word/2010/wordml" xmlns:w15="http://schemas.microsoft.com/office/word/2012/wordml" xmlns:w16cei="http://schemas.microsoft.com/office/word/2026/wordml/cei" xmlns:w16cex="http://schemas.microsoft.com/office/word/2018/wordml/cex" xmlns:w16cid="http://schemas.microsoft.com/office/word/2016/wordml/cid" xmlns:w16="http://schemas.microsoft.com/office/word/2018/wordml" xmlns:w16du="http://schemas.microsoft.com/office/word/2023/wordml/word16du" xmlns:w16sdtdh="http://schemas.microsoft.com/office/word/2020/wordml/sdtdatahash" xmlns:w16sdtfl="http://schemas.microsoft.com/office/word/2024/wordml/sdtformatlock" xmlns:w16se="http://schemas.microsoft.com/office/word/2015/wordml/symex" xmlns:wpg="http://schemas.microsoft.com/office/word/2010/wordprocessingGroup" xmlns:wpi="http://schemas.microsoft.com/office/word/2010/wordprocessingInk" xmlns:wne="http://schemas.microsoft.com/office/word/2006/wordml" xmlns:wps="http://schemas.microsoft.com/office/word/2010/wordprocessingShape" mc:Ignorable="w14 w15 w16se w16cid w16 w16cex w16sdtdh w16sdtfl w16du wp14">
-  <w16cid:commentId w16cid:paraId="2C3CF3D8" w16cid:durableId="3B684FBB"/>
   <w16cid:commentId w16cid:paraId="7B8DB8CC" w16cid:durableId="3D1E1306"/>
   <w16cid:commentId w16cid:paraId="521ADD7D" w16cid:durableId="61ED0AEE"/>
   <w16cid:commentId w16cid:paraId="32FF6BF4" w16cid:durableId="61C16E78"/>
+  <w16cid:commentId w16cid:paraId="2505D8F7" w16cid:durableId="72B7F70D"/>
   <w16cid:commentId w16cid:paraId="3311CCC1" w16cid:durableId="3BCD7A56"/>
-  <w16cid:commentId w16cid:paraId="272294BA" w16cid:durableId="778B6DBA"/>
+  <w16cid:commentId w16cid:paraId="5179BB1B" w16cid:durableId="1E3DCE8E"/>
   <w16cid:commentId w16cid:paraId="5639784B" w16cid:durableId="5CCD3CAE"/>
+  <w16cid:commentId w16cid:paraId="365BC225" w16cid:durableId="32B92798"/>
 </w16cid:commentsIds>
 </file>
 
